--- a/_downloads/bbc24ef944df04e4c81651e5e89e80b7/Final_Project_Assignment_Stage4.docx
+++ b/_downloads/bbc24ef944df04e4c81651e5e89e80b7/Final_Project_Assignment_Stage4.docx
@@ -512,29 +512,7 @@
           <w:szCs w:val="21"/>
           <w:shd w:val="clear" w:color="auto" w:fill="FFFFFF"/>
         </w:rPr>
-        <w:t xml:space="preserve">.  However, this stage does NOT have hazard detection and does NOT </w:t>
-      </w:r>
-      <w:proofErr w:type="gramStart"/>
-      <w:r>
-        <w:rPr>
-          <w:rFonts w:ascii="Helvetica" w:eastAsia="Times New Roman" w:hAnsi="Helvetica" w:cs="Helvetica"/>
-          <w:color w:val="A6A6A6" w:themeColor="background1" w:themeShade="A6"/>
-          <w:sz w:val="21"/>
-          <w:szCs w:val="21"/>
-          <w:shd w:val="clear" w:color="auto" w:fill="FFFFFF"/>
-        </w:rPr>
-        <w:t>stall to prevent</w:t>
-      </w:r>
-      <w:proofErr w:type="gramEnd"/>
-      <w:r>
-        <w:rPr>
-          <w:rFonts w:ascii="Helvetica" w:eastAsia="Times New Roman" w:hAnsi="Helvetica" w:cs="Helvetica"/>
-          <w:color w:val="A6A6A6" w:themeColor="background1" w:themeShade="A6"/>
-          <w:sz w:val="21"/>
-          <w:szCs w:val="21"/>
-          <w:shd w:val="clear" w:color="auto" w:fill="FFFFFF"/>
-        </w:rPr>
-        <w:t xml:space="preserve"> hazards.  </w:t>
+        <w:t xml:space="preserve">.  However, this stage does NOT have hazard detection and does NOT stall to prevent hazards.  </w:t>
       </w:r>
       <w:r>
         <w:rPr>
@@ -651,9 +629,8 @@
           <w:szCs w:val="21"/>
           <w:shd w:val="clear" w:color="auto" w:fill="FFFFFF"/>
         </w:rPr>
-        <w:t xml:space="preserve">: convert </w:t>
-      </w:r>
-      <w:proofErr w:type="gramStart"/>
+        <w:t xml:space="preserve">: convert the </w:t>
+      </w:r>
       <w:r>
         <w:rPr>
           <w:rFonts w:ascii="Helvetica" w:eastAsia="Times New Roman" w:hAnsi="Helvetica" w:cs="Helvetica"/>
@@ -662,7 +639,7 @@
           <w:szCs w:val="21"/>
           <w:shd w:val="clear" w:color="auto" w:fill="FFFFFF"/>
         </w:rPr>
-        <w:t xml:space="preserve">the </w:t>
+        <w:t xml:space="preserve">stage 2 architecture to a pipelined architecture </w:t>
       </w:r>
       <w:r>
         <w:rPr>
@@ -672,9 +649,8 @@
           <w:szCs w:val="21"/>
           <w:shd w:val="clear" w:color="auto" w:fill="FFFFFF"/>
         </w:rPr>
-        <w:t>stage</w:t>
-      </w:r>
-      <w:proofErr w:type="gramEnd"/>
+        <w:t xml:space="preserve">that </w:t>
+      </w:r>
       <w:r>
         <w:rPr>
           <w:rFonts w:ascii="Helvetica" w:eastAsia="Times New Roman" w:hAnsi="Helvetica" w:cs="Helvetica"/>
@@ -683,9 +659,8 @@
           <w:szCs w:val="21"/>
           <w:shd w:val="clear" w:color="auto" w:fill="FFFFFF"/>
         </w:rPr>
-        <w:t xml:space="preserve"> 2 architecture to </w:t>
-      </w:r>
-      <w:proofErr w:type="gramStart"/>
+        <w:t>has hazard detection</w:t>
+      </w:r>
       <w:r>
         <w:rPr>
           <w:rFonts w:ascii="Helvetica" w:eastAsia="Times New Roman" w:hAnsi="Helvetica" w:cs="Helvetica"/>
@@ -694,9 +669,8 @@
           <w:szCs w:val="21"/>
           <w:shd w:val="clear" w:color="auto" w:fill="FFFFFF"/>
         </w:rPr>
-        <w:t>a pipelined</w:t>
-      </w:r>
-      <w:proofErr w:type="gramEnd"/>
+        <w:t xml:space="preserve"> and stalls appropriately to ensure proper execution</w:t>
+      </w:r>
       <w:r>
         <w:rPr>
           <w:rFonts w:ascii="Helvetica" w:eastAsia="Times New Roman" w:hAnsi="Helvetica" w:cs="Helvetica"/>
@@ -705,69 +679,7 @@
           <w:szCs w:val="21"/>
           <w:shd w:val="clear" w:color="auto" w:fill="FFFFFF"/>
         </w:rPr>
-        <w:t xml:space="preserve"> architecture </w:t>
-      </w:r>
-      <w:r>
-        <w:rPr>
-          <w:rFonts w:ascii="Helvetica" w:eastAsia="Times New Roman" w:hAnsi="Helvetica" w:cs="Helvetica"/>
-          <w:color w:val="A6A6A6" w:themeColor="background1" w:themeShade="A6"/>
-          <w:sz w:val="21"/>
-          <w:szCs w:val="21"/>
-          <w:shd w:val="clear" w:color="auto" w:fill="FFFFFF"/>
-        </w:rPr>
-        <w:t xml:space="preserve">that </w:t>
-      </w:r>
-      <w:r>
-        <w:rPr>
-          <w:rFonts w:ascii="Helvetica" w:eastAsia="Times New Roman" w:hAnsi="Helvetica" w:cs="Helvetica"/>
-          <w:color w:val="A6A6A6" w:themeColor="background1" w:themeShade="A6"/>
-          <w:sz w:val="21"/>
-          <w:szCs w:val="21"/>
-          <w:shd w:val="clear" w:color="auto" w:fill="FFFFFF"/>
-        </w:rPr>
-        <w:t>has hazard detection</w:t>
-      </w:r>
-      <w:r>
-        <w:rPr>
-          <w:rFonts w:ascii="Helvetica" w:eastAsia="Times New Roman" w:hAnsi="Helvetica" w:cs="Helvetica"/>
-          <w:color w:val="A6A6A6" w:themeColor="background1" w:themeShade="A6"/>
-          <w:sz w:val="21"/>
-          <w:szCs w:val="21"/>
-          <w:shd w:val="clear" w:color="auto" w:fill="FFFFFF"/>
-        </w:rPr>
-        <w:t xml:space="preserve"> and stalls appropriately to ensure proper </w:t>
-      </w:r>
-      <w:proofErr w:type="gramStart"/>
-      <w:r>
-        <w:rPr>
-          <w:rFonts w:ascii="Helvetica" w:eastAsia="Times New Roman" w:hAnsi="Helvetica" w:cs="Helvetica"/>
-          <w:color w:val="A6A6A6" w:themeColor="background1" w:themeShade="A6"/>
-          <w:sz w:val="21"/>
-          <w:szCs w:val="21"/>
-          <w:shd w:val="clear" w:color="auto" w:fill="FFFFFF"/>
-        </w:rPr>
-        <w:t>execution</w:t>
-      </w:r>
-      <w:r>
-        <w:rPr>
-          <w:rFonts w:ascii="Helvetica" w:eastAsia="Times New Roman" w:hAnsi="Helvetica" w:cs="Helvetica"/>
-          <w:color w:val="A6A6A6" w:themeColor="background1" w:themeShade="A6"/>
-          <w:sz w:val="21"/>
-          <w:szCs w:val="21"/>
-          <w:shd w:val="clear" w:color="auto" w:fill="FFFFFF"/>
-        </w:rPr>
-        <w:t>, but</w:t>
-      </w:r>
-      <w:proofErr w:type="gramEnd"/>
-      <w:r>
-        <w:rPr>
-          <w:rFonts w:ascii="Helvetica" w:eastAsia="Times New Roman" w:hAnsi="Helvetica" w:cs="Helvetica"/>
-          <w:color w:val="A6A6A6" w:themeColor="background1" w:themeShade="A6"/>
-          <w:sz w:val="21"/>
-          <w:szCs w:val="21"/>
-          <w:shd w:val="clear" w:color="auto" w:fill="FFFFFF"/>
-        </w:rPr>
-        <w:t xml:space="preserve"> does NOT have forwarding.</w:t>
+        <w:t>, but does NOT have forwarding.</w:t>
       </w:r>
     </w:p>
     <w:p>
@@ -894,29 +806,7 @@
           <w:szCs w:val="21"/>
           <w:shd w:val="clear" w:color="auto" w:fill="FFFFFF"/>
         </w:rPr>
-        <w:t xml:space="preserve"> and branch decision moved to the ID stage, </w:t>
-      </w:r>
-      <w:proofErr w:type="gramStart"/>
-      <w:r>
-        <w:rPr>
-          <w:rFonts w:ascii="Helvetica" w:eastAsia="Times New Roman" w:hAnsi="Helvetica" w:cs="Helvetica"/>
-          <w:color w:val="000000" w:themeColor="text1"/>
-          <w:sz w:val="21"/>
-          <w:szCs w:val="21"/>
-          <w:shd w:val="clear" w:color="auto" w:fill="FFFFFF"/>
-        </w:rPr>
-        <w:t>similar to</w:t>
-      </w:r>
-      <w:proofErr w:type="gramEnd"/>
-      <w:r>
-        <w:rPr>
-          <w:rFonts w:ascii="Helvetica" w:eastAsia="Times New Roman" w:hAnsi="Helvetica" w:cs="Helvetica"/>
-          <w:color w:val="000000" w:themeColor="text1"/>
-          <w:sz w:val="21"/>
-          <w:szCs w:val="21"/>
-          <w:shd w:val="clear" w:color="auto" w:fill="FFFFFF"/>
-        </w:rPr>
-        <w:t xml:space="preserve"> Figure C.25.</w:t>
+        <w:t xml:space="preserve"> and branch decision moved to the ID stage, similar to Figure C.25.</w:t>
       </w:r>
       <w:r>
         <w:rPr>
@@ -1073,7 +963,6 @@
         </w:rPr>
         <w:t xml:space="preserve"> called </w:t>
       </w:r>
-      <w:proofErr w:type="spellStart"/>
       <w:r>
         <w:rPr>
           <w:rFonts w:ascii="Helvetica" w:eastAsia="Times New Roman" w:hAnsi="Helvetica" w:cs="Helvetica"/>
@@ -1086,38 +975,15 @@
         </w:rPr>
         <w:t>Load_Addr</w:t>
       </w:r>
-      <w:proofErr w:type="spellEnd"/>
-      <w:r>
-        <w:rPr>
-          <w:rFonts w:ascii="Helvetica" w:eastAsia="Times New Roman" w:hAnsi="Helvetica" w:cs="Helvetica"/>
-          <w:color w:val="333333"/>
-          <w:sz w:val="21"/>
-          <w:szCs w:val="21"/>
-          <w:shd w:val="clear" w:color="auto" w:fill="FFFFFF"/>
-        </w:rPr>
-        <w:t xml:space="preserve">, which is </w:t>
-      </w:r>
-      <w:proofErr w:type="gramStart"/>
-      <w:r>
-        <w:rPr>
-          <w:rFonts w:ascii="Helvetica" w:eastAsia="Times New Roman" w:hAnsi="Helvetica" w:cs="Helvetica"/>
-          <w:color w:val="333333"/>
-          <w:sz w:val="21"/>
-          <w:szCs w:val="21"/>
-          <w:shd w:val="clear" w:color="auto" w:fill="FFFFFF"/>
-        </w:rPr>
-        <w:t>similar to</w:t>
-      </w:r>
-      <w:proofErr w:type="gramEnd"/>
-      <w:r>
-        <w:rPr>
-          <w:rFonts w:ascii="Helvetica" w:eastAsia="Times New Roman" w:hAnsi="Helvetica" w:cs="Helvetica"/>
-          <w:color w:val="333333"/>
-          <w:sz w:val="21"/>
-          <w:szCs w:val="21"/>
-          <w:shd w:val="clear" w:color="auto" w:fill="FFFFFF"/>
-        </w:rPr>
-        <w:t xml:space="preserve"> LA,</w:t>
+      <w:r>
+        <w:rPr>
+          <w:rFonts w:ascii="Helvetica" w:eastAsia="Times New Roman" w:hAnsi="Helvetica" w:cs="Helvetica"/>
+          <w:color w:val="333333"/>
+          <w:sz w:val="21"/>
+          <w:szCs w:val="21"/>
+          <w:shd w:val="clear" w:color="auto" w:fill="FFFFFF"/>
+        </w:rPr>
+        <w:t>, which is similar to LA,</w:t>
       </w:r>
       <w:r>
         <w:rPr>
@@ -1290,23 +1156,21 @@
         </w:rPr>
         <w:t xml:space="preserve">                             </w:t>
       </w:r>
-      <w:proofErr w:type="spellStart"/>
       <w:r>
         <w:rPr>
           <w:rFonts w:ascii="Courier New" w:eastAsia="Times New Roman" w:hAnsi="Courier New" w:cs="Courier New"/>
           <w:sz w:val="20"/>
           <w:szCs w:val="20"/>
         </w:rPr>
-        <w:t>addi</w:t>
-      </w:r>
-      <w:proofErr w:type="spellEnd"/>
+        <w:t xml:space="preserve">addi    </w:t>
+      </w:r>
       <w:r>
         <w:rPr>
           <w:rFonts w:ascii="Courier New" w:eastAsia="Times New Roman" w:hAnsi="Courier New" w:cs="Courier New"/>
           <w:sz w:val="20"/>
           <w:szCs w:val="20"/>
         </w:rPr>
-        <w:t xml:space="preserve">    </w:t>
+        <w:t xml:space="preserve">  </w:t>
       </w:r>
       <w:r>
         <w:rPr>
@@ -1314,68 +1178,69 @@
           <w:sz w:val="20"/>
           <w:szCs w:val="20"/>
         </w:rPr>
-        <w:t xml:space="preserve">  </w:t>
-      </w:r>
-      <w:r>
+        <w:t>x5, x0, 9       # x5 = number of values in array</w:t>
+      </w:r>
+    </w:p>
+    <w:p>
+      <w:pPr>
+        <w:spacing w:after="0" w:line="240" w:lineRule="auto"/>
+        <w:ind w:left="720"/>
         <w:rPr>
           <w:rFonts w:ascii="Courier New" w:eastAsia="Times New Roman" w:hAnsi="Courier New" w:cs="Courier New"/>
           <w:sz w:val="20"/>
           <w:szCs w:val="20"/>
         </w:rPr>
-        <w:t>x5, x0, 9       # x5 = number of values in array</w:t>
-      </w:r>
-    </w:p>
-    <w:p>
-      <w:pPr>
-        <w:spacing w:after="0" w:line="240" w:lineRule="auto"/>
-        <w:ind w:left="720"/>
+      </w:pPr>
+      <w:r>
         <w:rPr>
           <w:rFonts w:ascii="Courier New" w:eastAsia="Times New Roman" w:hAnsi="Courier New" w:cs="Courier New"/>
           <w:sz w:val="20"/>
           <w:szCs w:val="20"/>
         </w:rPr>
-      </w:pPr>
+        <w:t xml:space="preserve">        load_addr x6, array     </w:t>
+      </w:r>
       <w:r>
         <w:rPr>
           <w:rFonts w:ascii="Courier New" w:eastAsia="Times New Roman" w:hAnsi="Courier New" w:cs="Courier New"/>
           <w:sz w:val="20"/>
           <w:szCs w:val="20"/>
         </w:rPr>
-        <w:t xml:space="preserve">        </w:t>
-      </w:r>
-      <w:proofErr w:type="spellStart"/>
+        <w:t xml:space="preserve">  </w:t>
+      </w:r>
       <w:r>
         <w:rPr>
           <w:rFonts w:ascii="Courier New" w:eastAsia="Times New Roman" w:hAnsi="Courier New" w:cs="Courier New"/>
           <w:sz w:val="20"/>
           <w:szCs w:val="20"/>
         </w:rPr>
-        <w:t>load_addr</w:t>
-      </w:r>
-      <w:proofErr w:type="spellEnd"/>
+        <w:t xml:space="preserve"># x6 = address of array </w:t>
+      </w:r>
       <w:r>
         <w:rPr>
           <w:rFonts w:ascii="Courier New" w:eastAsia="Times New Roman" w:hAnsi="Courier New" w:cs="Courier New"/>
           <w:sz w:val="20"/>
           <w:szCs w:val="20"/>
         </w:rPr>
-        <w:t xml:space="preserve"> x6, array     </w:t>
-      </w:r>
-      <w:r>
+        <w:t>0X10000000</w:t>
+      </w:r>
+    </w:p>
+    <w:p>
+      <w:pPr>
+        <w:spacing w:after="0" w:line="240" w:lineRule="auto"/>
+        <w:ind w:left="720"/>
         <w:rPr>
           <w:rFonts w:ascii="Courier New" w:eastAsia="Times New Roman" w:hAnsi="Courier New" w:cs="Courier New"/>
           <w:sz w:val="20"/>
           <w:szCs w:val="20"/>
         </w:rPr>
-        <w:t xml:space="preserve">  </w:t>
-      </w:r>
+      </w:pPr>
       <w:r>
         <w:rPr>
           <w:rFonts w:ascii="Courier New" w:eastAsia="Times New Roman" w:hAnsi="Courier New" w:cs="Courier New"/>
           <w:sz w:val="20"/>
           <w:szCs w:val="20"/>
         </w:rPr>
-        <w:t xml:space="preserve"># x6 = address of array </w:t>
+        <w:t xml:space="preserve">        lw      </w:t>
       </w:r>
       <w:r>
         <w:rPr>
@@ -1383,44 +1248,42 @@
           <w:sz w:val="20"/>
           <w:szCs w:val="20"/>
         </w:rPr>
-        <w:t>0X10000000</w:t>
-      </w:r>
-    </w:p>
-    <w:p>
-      <w:pPr>
-        <w:spacing w:after="0" w:line="240" w:lineRule="auto"/>
-        <w:ind w:left="720"/>
+        <w:t xml:space="preserve">  </w:t>
+      </w:r>
+      <w:r>
         <w:rPr>
           <w:rFonts w:ascii="Courier New" w:eastAsia="Times New Roman" w:hAnsi="Courier New" w:cs="Courier New"/>
           <w:sz w:val="20"/>
           <w:szCs w:val="20"/>
         </w:rPr>
-      </w:pPr>
-      <w:r>
+        <w:t>x7, 0(x6)       # x7 = initial value</w:t>
+      </w:r>
+    </w:p>
+    <w:p>
+      <w:pPr>
+        <w:spacing w:after="0" w:line="240" w:lineRule="auto"/>
+        <w:ind w:left="720"/>
         <w:rPr>
           <w:rFonts w:ascii="Courier New" w:eastAsia="Times New Roman" w:hAnsi="Courier New" w:cs="Courier New"/>
           <w:sz w:val="20"/>
           <w:szCs w:val="20"/>
         </w:rPr>
-        <w:t xml:space="preserve">        </w:t>
-      </w:r>
-      <w:proofErr w:type="spellStart"/>
+      </w:pPr>
       <w:r>
         <w:rPr>
           <w:rFonts w:ascii="Courier New" w:eastAsia="Times New Roman" w:hAnsi="Courier New" w:cs="Courier New"/>
           <w:sz w:val="20"/>
           <w:szCs w:val="20"/>
         </w:rPr>
-        <w:t>lw</w:t>
-      </w:r>
-      <w:proofErr w:type="spellEnd"/>
+        <w:t xml:space="preserve">loop:   addi    </w:t>
+      </w:r>
       <w:r>
         <w:rPr>
           <w:rFonts w:ascii="Courier New" w:eastAsia="Times New Roman" w:hAnsi="Courier New" w:cs="Courier New"/>
           <w:sz w:val="20"/>
           <w:szCs w:val="20"/>
         </w:rPr>
-        <w:t xml:space="preserve">      </w:t>
+        <w:t xml:space="preserve">  </w:t>
       </w:r>
       <w:r>
         <w:rPr>
@@ -1428,70 +1291,69 @@
           <w:sz w:val="20"/>
           <w:szCs w:val="20"/>
         </w:rPr>
-        <w:t xml:space="preserve">  </w:t>
-      </w:r>
-      <w:r>
+        <w:t xml:space="preserve">x6, x6, 4       </w:t>
+      </w:r>
+    </w:p>
+    <w:p>
+      <w:pPr>
+        <w:spacing w:after="0" w:line="240" w:lineRule="auto"/>
+        <w:ind w:left="720"/>
         <w:rPr>
           <w:rFonts w:ascii="Courier New" w:eastAsia="Times New Roman" w:hAnsi="Courier New" w:cs="Courier New"/>
           <w:sz w:val="20"/>
           <w:szCs w:val="20"/>
         </w:rPr>
-        <w:t>x7, 0(</w:t>
-      </w:r>
-      <w:proofErr w:type="gramStart"/>
+      </w:pPr>
       <w:r>
         <w:rPr>
           <w:rFonts w:ascii="Courier New" w:eastAsia="Times New Roman" w:hAnsi="Courier New" w:cs="Courier New"/>
           <w:sz w:val="20"/>
           <w:szCs w:val="20"/>
         </w:rPr>
-        <w:t>x6)       #</w:t>
-      </w:r>
-      <w:proofErr w:type="gramEnd"/>
+        <w:t xml:space="preserve">        lw      </w:t>
+      </w:r>
       <w:r>
         <w:rPr>
           <w:rFonts w:ascii="Courier New" w:eastAsia="Times New Roman" w:hAnsi="Courier New" w:cs="Courier New"/>
           <w:sz w:val="20"/>
           <w:szCs w:val="20"/>
         </w:rPr>
-        <w:t xml:space="preserve"> x7 = initial value</w:t>
-      </w:r>
-    </w:p>
-    <w:p>
-      <w:pPr>
-        <w:spacing w:after="0" w:line="240" w:lineRule="auto"/>
-        <w:ind w:left="720"/>
+        <w:t xml:space="preserve">  </w:t>
+      </w:r>
+      <w:r>
         <w:rPr>
           <w:rFonts w:ascii="Courier New" w:eastAsia="Times New Roman" w:hAnsi="Courier New" w:cs="Courier New"/>
           <w:sz w:val="20"/>
           <w:szCs w:val="20"/>
         </w:rPr>
-      </w:pPr>
-      <w:r>
+        <w:t xml:space="preserve">x10, 0(x6)      </w:t>
+      </w:r>
+    </w:p>
+    <w:p>
+      <w:pPr>
+        <w:spacing w:after="0" w:line="240" w:lineRule="auto"/>
+        <w:ind w:left="720"/>
         <w:rPr>
           <w:rFonts w:ascii="Courier New" w:eastAsia="Times New Roman" w:hAnsi="Courier New" w:cs="Courier New"/>
           <w:sz w:val="20"/>
           <w:szCs w:val="20"/>
         </w:rPr>
-        <w:t xml:space="preserve">loop:   </w:t>
-      </w:r>
-      <w:proofErr w:type="spellStart"/>
+      </w:pPr>
       <w:r>
         <w:rPr>
           <w:rFonts w:ascii="Courier New" w:eastAsia="Times New Roman" w:hAnsi="Courier New" w:cs="Courier New"/>
           <w:sz w:val="20"/>
           <w:szCs w:val="20"/>
         </w:rPr>
-        <w:t>addi</w:t>
-      </w:r>
-      <w:proofErr w:type="spellEnd"/>
+        <w:t xml:space="preserve">        add     </w:t>
+      </w:r>
       <w:r>
         <w:rPr>
           <w:rFonts w:ascii="Courier New" w:eastAsia="Times New Roman" w:hAnsi="Courier New" w:cs="Courier New"/>
           <w:sz w:val="20"/>
           <w:szCs w:val="20"/>
         </w:rPr>
-        <w:t xml:space="preserve">    </w:t>
+        <w:t xml:space="preserve">  </w:t>
       </w:r>
       <w:r>
         <w:rPr>
@@ -1499,60 +1361,61 @@
           <w:sz w:val="20"/>
           <w:szCs w:val="20"/>
         </w:rPr>
-        <w:t xml:space="preserve">  </w:t>
-      </w:r>
-      <w:r>
+        <w:t xml:space="preserve">x7, x10, x7     </w:t>
+      </w:r>
+    </w:p>
+    <w:p>
+      <w:pPr>
+        <w:spacing w:after="0" w:line="240" w:lineRule="auto"/>
+        <w:ind w:left="720"/>
         <w:rPr>
           <w:rFonts w:ascii="Courier New" w:eastAsia="Times New Roman" w:hAnsi="Courier New" w:cs="Courier New"/>
           <w:sz w:val="20"/>
           <w:szCs w:val="20"/>
         </w:rPr>
-        <w:t xml:space="preserve">x6, x6, 4       </w:t>
-      </w:r>
-    </w:p>
-    <w:p>
-      <w:pPr>
-        <w:spacing w:after="0" w:line="240" w:lineRule="auto"/>
-        <w:ind w:left="720"/>
+      </w:pPr>
+      <w:r>
         <w:rPr>
           <w:rFonts w:ascii="Courier New" w:eastAsia="Times New Roman" w:hAnsi="Courier New" w:cs="Courier New"/>
           <w:sz w:val="20"/>
           <w:szCs w:val="20"/>
         </w:rPr>
-      </w:pPr>
+        <w:t xml:space="preserve">        subi    </w:t>
+      </w:r>
       <w:r>
         <w:rPr>
           <w:rFonts w:ascii="Courier New" w:eastAsia="Times New Roman" w:hAnsi="Courier New" w:cs="Courier New"/>
           <w:sz w:val="20"/>
           <w:szCs w:val="20"/>
         </w:rPr>
-        <w:t xml:space="preserve">        </w:t>
-      </w:r>
-      <w:proofErr w:type="spellStart"/>
+        <w:t xml:space="preserve">  </w:t>
+      </w:r>
       <w:r>
         <w:rPr>
           <w:rFonts w:ascii="Courier New" w:eastAsia="Times New Roman" w:hAnsi="Courier New" w:cs="Courier New"/>
           <w:sz w:val="20"/>
           <w:szCs w:val="20"/>
         </w:rPr>
-        <w:t>lw</w:t>
-      </w:r>
-      <w:proofErr w:type="spellEnd"/>
-      <w:r>
+        <w:t xml:space="preserve">x5, x5, 1       </w:t>
+      </w:r>
+    </w:p>
+    <w:p>
+      <w:pPr>
+        <w:spacing w:after="0" w:line="240" w:lineRule="auto"/>
+        <w:ind w:left="720"/>
         <w:rPr>
           <w:rFonts w:ascii="Courier New" w:eastAsia="Times New Roman" w:hAnsi="Courier New" w:cs="Courier New"/>
           <w:sz w:val="20"/>
           <w:szCs w:val="20"/>
         </w:rPr>
-        <w:t xml:space="preserve">      </w:t>
-      </w:r>
+      </w:pPr>
       <w:r>
         <w:rPr>
           <w:rFonts w:ascii="Courier New" w:eastAsia="Times New Roman" w:hAnsi="Courier New" w:cs="Courier New"/>
           <w:sz w:val="20"/>
           <w:szCs w:val="20"/>
         </w:rPr>
-        <w:t xml:space="preserve">  </w:t>
+        <w:t xml:space="preserve">        bne     </w:t>
       </w:r>
       <w:r>
         <w:rPr>
@@ -1560,34 +1423,34 @@
           <w:sz w:val="20"/>
           <w:szCs w:val="20"/>
         </w:rPr>
-        <w:t xml:space="preserve">x10, 0(x6)      </w:t>
-      </w:r>
-    </w:p>
-    <w:p>
-      <w:pPr>
-        <w:spacing w:after="0" w:line="240" w:lineRule="auto"/>
-        <w:ind w:left="720"/>
+        <w:t xml:space="preserve">  </w:t>
+      </w:r>
+      <w:r>
         <w:rPr>
           <w:rFonts w:ascii="Courier New" w:eastAsia="Times New Roman" w:hAnsi="Courier New" w:cs="Courier New"/>
           <w:sz w:val="20"/>
           <w:szCs w:val="20"/>
         </w:rPr>
-      </w:pPr>
-      <w:r>
+        <w:t>x5, x0, loop</w:t>
+      </w:r>
+    </w:p>
+    <w:p>
+      <w:pPr>
+        <w:spacing w:after="0" w:line="240" w:lineRule="auto"/>
+        <w:ind w:left="720"/>
         <w:rPr>
           <w:rFonts w:ascii="Courier New" w:eastAsia="Times New Roman" w:hAnsi="Courier New" w:cs="Courier New"/>
           <w:sz w:val="20"/>
           <w:szCs w:val="20"/>
         </w:rPr>
-        <w:t xml:space="preserve">        add     </w:t>
-      </w:r>
+      </w:pPr>
       <w:r>
         <w:rPr>
           <w:rFonts w:ascii="Courier New" w:eastAsia="Times New Roman" w:hAnsi="Courier New" w:cs="Courier New"/>
           <w:sz w:val="20"/>
           <w:szCs w:val="20"/>
         </w:rPr>
-        <w:t xml:space="preserve">  </w:t>
+        <w:t xml:space="preserve">done:   j       </w:t>
       </w:r>
       <w:r>
         <w:rPr>
@@ -1595,44 +1458,45 @@
           <w:sz w:val="20"/>
           <w:szCs w:val="20"/>
         </w:rPr>
-        <w:t xml:space="preserve">x7, x10, x7     </w:t>
-      </w:r>
-    </w:p>
-    <w:p>
-      <w:pPr>
-        <w:spacing w:after="0" w:line="240" w:lineRule="auto"/>
-        <w:ind w:left="720"/>
+        <w:t xml:space="preserve">  </w:t>
+      </w:r>
+      <w:r>
         <w:rPr>
           <w:rFonts w:ascii="Courier New" w:eastAsia="Times New Roman" w:hAnsi="Courier New" w:cs="Courier New"/>
           <w:sz w:val="20"/>
           <w:szCs w:val="20"/>
         </w:rPr>
-      </w:pPr>
-      <w:r>
+        <w:t>done            # infinite loop (breakpoint)</w:t>
+      </w:r>
+    </w:p>
+    <w:p>
+      <w:pPr>
+        <w:spacing w:after="0" w:line="240" w:lineRule="auto"/>
+        <w:ind w:left="720"/>
         <w:rPr>
           <w:rFonts w:ascii="Courier New" w:eastAsia="Times New Roman" w:hAnsi="Courier New" w:cs="Courier New"/>
           <w:sz w:val="20"/>
           <w:szCs w:val="20"/>
         </w:rPr>
-        <w:t xml:space="preserve">        </w:t>
-      </w:r>
-      <w:proofErr w:type="spellStart"/>
-      <w:r>
+      </w:pPr>
+    </w:p>
+    <w:p>
+      <w:pPr>
+        <w:spacing w:after="0" w:line="240" w:lineRule="auto"/>
+        <w:ind w:left="720"/>
         <w:rPr>
           <w:rFonts w:ascii="Courier New" w:eastAsia="Times New Roman" w:hAnsi="Courier New" w:cs="Courier New"/>
           <w:sz w:val="20"/>
           <w:szCs w:val="20"/>
         </w:rPr>
-        <w:t>subi</w:t>
-      </w:r>
-      <w:proofErr w:type="spellEnd"/>
+      </w:pPr>
       <w:r>
         <w:rPr>
           <w:rFonts w:ascii="Courier New" w:eastAsia="Times New Roman" w:hAnsi="Courier New" w:cs="Courier New"/>
           <w:sz w:val="20"/>
           <w:szCs w:val="20"/>
         </w:rPr>
-        <w:t xml:space="preserve">    </w:t>
+        <w:t>#   initialize data in the array</w:t>
       </w:r>
       <w:r>
         <w:rPr>
@@ -1640,196 +1504,26 @@
           <w:sz w:val="20"/>
           <w:szCs w:val="20"/>
         </w:rPr>
-        <w:t xml:space="preserve">  </w:t>
-      </w:r>
+        <w:t xml:space="preserve"> [assumed to start at 0x10000000]</w:t>
+      </w:r>
+    </w:p>
+    <w:p>
+      <w:pPr>
+        <w:spacing w:after="0" w:line="240" w:lineRule="auto"/>
+        <w:ind w:left="720"/>
+        <w:rPr>
+          <w:rFonts w:ascii="Times New Roman" w:eastAsia="Times New Roman" w:hAnsi="Times New Roman" w:cs="Times New Roman"/>
+          <w:sz w:val="24"/>
+          <w:szCs w:val="24"/>
+        </w:rPr>
+      </w:pPr>
       <w:r>
         <w:rPr>
           <w:rFonts w:ascii="Courier New" w:eastAsia="Times New Roman" w:hAnsi="Courier New" w:cs="Courier New"/>
           <w:sz w:val="20"/>
           <w:szCs w:val="20"/>
         </w:rPr>
-        <w:t xml:space="preserve">x5, x5, 1       </w:t>
-      </w:r>
-    </w:p>
-    <w:p>
-      <w:pPr>
-        <w:spacing w:after="0" w:line="240" w:lineRule="auto"/>
-        <w:ind w:left="720"/>
-        <w:rPr>
-          <w:rFonts w:ascii="Courier New" w:eastAsia="Times New Roman" w:hAnsi="Courier New" w:cs="Courier New"/>
-          <w:sz w:val="20"/>
-          <w:szCs w:val="20"/>
-        </w:rPr>
-      </w:pPr>
-      <w:r>
-        <w:rPr>
-          <w:rFonts w:ascii="Courier New" w:eastAsia="Times New Roman" w:hAnsi="Courier New" w:cs="Courier New"/>
-          <w:sz w:val="20"/>
-          <w:szCs w:val="20"/>
-        </w:rPr>
-        <w:t xml:space="preserve">        </w:t>
-      </w:r>
-      <w:proofErr w:type="spellStart"/>
-      <w:r>
-        <w:rPr>
-          <w:rFonts w:ascii="Courier New" w:eastAsia="Times New Roman" w:hAnsi="Courier New" w:cs="Courier New"/>
-          <w:sz w:val="20"/>
-          <w:szCs w:val="20"/>
-        </w:rPr>
-        <w:t>bne</w:t>
-      </w:r>
-      <w:proofErr w:type="spellEnd"/>
-      <w:r>
-        <w:rPr>
-          <w:rFonts w:ascii="Courier New" w:eastAsia="Times New Roman" w:hAnsi="Courier New" w:cs="Courier New"/>
-          <w:sz w:val="20"/>
-          <w:szCs w:val="20"/>
-        </w:rPr>
-        <w:t xml:space="preserve">     </w:t>
-      </w:r>
-      <w:r>
-        <w:rPr>
-          <w:rFonts w:ascii="Courier New" w:eastAsia="Times New Roman" w:hAnsi="Courier New" w:cs="Courier New"/>
-          <w:sz w:val="20"/>
-          <w:szCs w:val="20"/>
-        </w:rPr>
-        <w:t xml:space="preserve">  </w:t>
-      </w:r>
-      <w:r>
-        <w:rPr>
-          <w:rFonts w:ascii="Courier New" w:eastAsia="Times New Roman" w:hAnsi="Courier New" w:cs="Courier New"/>
-          <w:sz w:val="20"/>
-          <w:szCs w:val="20"/>
-        </w:rPr>
-        <w:t>x5, x0, loop</w:t>
-      </w:r>
-    </w:p>
-    <w:p>
-      <w:pPr>
-        <w:spacing w:after="0" w:line="240" w:lineRule="auto"/>
-        <w:ind w:left="720"/>
-        <w:rPr>
-          <w:rFonts w:ascii="Courier New" w:eastAsia="Times New Roman" w:hAnsi="Courier New" w:cs="Courier New"/>
-          <w:sz w:val="20"/>
-          <w:szCs w:val="20"/>
-        </w:rPr>
-      </w:pPr>
-      <w:r>
-        <w:rPr>
-          <w:rFonts w:ascii="Courier New" w:eastAsia="Times New Roman" w:hAnsi="Courier New" w:cs="Courier New"/>
-          <w:sz w:val="20"/>
-          <w:szCs w:val="20"/>
-        </w:rPr>
-        <w:t xml:space="preserve">done:   j       </w:t>
-      </w:r>
-      <w:r>
-        <w:rPr>
-          <w:rFonts w:ascii="Courier New" w:eastAsia="Times New Roman" w:hAnsi="Courier New" w:cs="Courier New"/>
-          <w:sz w:val="20"/>
-          <w:szCs w:val="20"/>
-        </w:rPr>
-        <w:t xml:space="preserve">  </w:t>
-      </w:r>
-      <w:r>
-        <w:rPr>
-          <w:rFonts w:ascii="Courier New" w:eastAsia="Times New Roman" w:hAnsi="Courier New" w:cs="Courier New"/>
-          <w:sz w:val="20"/>
-          <w:szCs w:val="20"/>
-        </w:rPr>
-        <w:t>done            # infinite loop (breakpoint)</w:t>
-      </w:r>
-    </w:p>
-    <w:p>
-      <w:pPr>
-        <w:spacing w:after="0" w:line="240" w:lineRule="auto"/>
-        <w:ind w:left="720"/>
-        <w:rPr>
-          <w:rFonts w:ascii="Courier New" w:eastAsia="Times New Roman" w:hAnsi="Courier New" w:cs="Courier New"/>
-          <w:sz w:val="20"/>
-          <w:szCs w:val="20"/>
-        </w:rPr>
-      </w:pPr>
-    </w:p>
-    <w:p>
-      <w:pPr>
-        <w:spacing w:after="0" w:line="240" w:lineRule="auto"/>
-        <w:ind w:left="720"/>
-        <w:rPr>
-          <w:rFonts w:ascii="Courier New" w:eastAsia="Times New Roman" w:hAnsi="Courier New" w:cs="Courier New"/>
-          <w:sz w:val="20"/>
-          <w:szCs w:val="20"/>
-        </w:rPr>
-      </w:pPr>
-      <w:r>
-        <w:rPr>
-          <w:rFonts w:ascii="Courier New" w:eastAsia="Times New Roman" w:hAnsi="Courier New" w:cs="Courier New"/>
-          <w:sz w:val="20"/>
-          <w:szCs w:val="20"/>
-        </w:rPr>
-        <w:t xml:space="preserve">#   </w:t>
-      </w:r>
-      <w:proofErr w:type="gramStart"/>
-      <w:r>
-        <w:rPr>
-          <w:rFonts w:ascii="Courier New" w:eastAsia="Times New Roman" w:hAnsi="Courier New" w:cs="Courier New"/>
-          <w:sz w:val="20"/>
-          <w:szCs w:val="20"/>
-        </w:rPr>
-        <w:t>initialize</w:t>
-      </w:r>
-      <w:proofErr w:type="gramEnd"/>
-      <w:r>
-        <w:rPr>
-          <w:rFonts w:ascii="Courier New" w:eastAsia="Times New Roman" w:hAnsi="Courier New" w:cs="Courier New"/>
-          <w:sz w:val="20"/>
-          <w:szCs w:val="20"/>
-        </w:rPr>
-        <w:t xml:space="preserve"> data in the array</w:t>
-      </w:r>
-      <w:r>
-        <w:rPr>
-          <w:rFonts w:ascii="Courier New" w:eastAsia="Times New Roman" w:hAnsi="Courier New" w:cs="Courier New"/>
-          <w:sz w:val="20"/>
-          <w:szCs w:val="20"/>
-        </w:rPr>
-        <w:t xml:space="preserve"> [assumed to start at 0x10000000]</w:t>
-      </w:r>
-    </w:p>
-    <w:p>
-      <w:pPr>
-        <w:spacing w:after="0" w:line="240" w:lineRule="auto"/>
-        <w:ind w:left="720"/>
-        <w:rPr>
-          <w:rFonts w:ascii="Times New Roman" w:eastAsia="Times New Roman" w:hAnsi="Times New Roman" w:cs="Times New Roman"/>
-          <w:sz w:val="24"/>
-          <w:szCs w:val="24"/>
-        </w:rPr>
-      </w:pPr>
-      <w:r>
-        <w:rPr>
-          <w:rFonts w:ascii="Courier New" w:eastAsia="Times New Roman" w:hAnsi="Courier New" w:cs="Courier New"/>
-          <w:sz w:val="20"/>
-          <w:szCs w:val="20"/>
-        </w:rPr>
-        <w:t>array:</w:t>
-      </w:r>
-      <w:proofErr w:type="gramStart"/>
-      <w:r>
-        <w:rPr>
-          <w:rFonts w:ascii="Courier New" w:eastAsia="Times New Roman" w:hAnsi="Courier New" w:cs="Courier New"/>
-          <w:sz w:val="20"/>
-          <w:szCs w:val="20"/>
-        </w:rPr>
-        <w:t xml:space="preserve">  .word</w:t>
-      </w:r>
-      <w:proofErr w:type="gramEnd"/>
-      <w:r>
-        <w:rPr>
-          <w:rFonts w:ascii="Courier New" w:eastAsia="Times New Roman" w:hAnsi="Courier New" w:cs="Courier New"/>
-          <w:sz w:val="20"/>
-          <w:szCs w:val="20"/>
-        </w:rPr>
-        <w:t xml:space="preserve"> 0x5, 0x4, 0x10, 0x3, 0x12, 0x1, 0x7, 0x4, 0x8, 0x2</w:t>
+        <w:t>array:  .word 0x5, 0x4, 0x10, 0x3, 0x12, 0x1, 0x7, 0x4, 0x8, 0x2</w:t>
       </w:r>
     </w:p>
     <w:p>
@@ -1947,6 +1641,7 @@
       <w:r>
         <w:rPr>
           <w:rFonts w:ascii="Helvetica" w:eastAsia="Times New Roman" w:hAnsi="Helvetica" w:cs="Helvetica"/>
+          <w:noProof/>
           <w:color w:val="333333"/>
           <w:sz w:val="21"/>
           <w:szCs w:val="21"/>
@@ -2147,7 +1842,6 @@
                 <w:shd w:val="clear" w:color="auto" w:fill="FFFFFF"/>
               </w:rPr>
             </w:pPr>
-            <w:proofErr w:type="spellStart"/>
             <w:r>
               <w:rPr>
                 <w:rFonts w:ascii="Helvetica" w:eastAsia="Times New Roman" w:hAnsi="Helvetica" w:cs="Helvetica"/>
@@ -2158,7 +1852,6 @@
               </w:rPr>
               <w:t>riscv_</w:t>
             </w:r>
-            <w:proofErr w:type="gramStart"/>
             <w:r>
               <w:rPr>
                 <w:rFonts w:ascii="Helvetica" w:eastAsia="Times New Roman" w:hAnsi="Helvetica" w:cs="Helvetica"/>
@@ -2177,19 +1870,7 @@
                 <w:szCs w:val="21"/>
                 <w:shd w:val="clear" w:color="auto" w:fill="FFFFFF"/>
               </w:rPr>
-              <w:t>.vhdl</w:t>
-            </w:r>
-            <w:proofErr w:type="spellEnd"/>
-            <w:proofErr w:type="gramEnd"/>
-            <w:r>
-              <w:rPr>
-                <w:rFonts w:ascii="Helvetica" w:eastAsia="Times New Roman" w:hAnsi="Helvetica" w:cs="Helvetica"/>
-                <w:color w:val="333333"/>
-                <w:sz w:val="21"/>
-                <w:szCs w:val="21"/>
-                <w:shd w:val="clear" w:color="auto" w:fill="FFFFFF"/>
-              </w:rPr>
-              <w:t>:</w:t>
+              <w:t>.vhdl:</w:t>
             </w:r>
           </w:p>
         </w:tc>
@@ -2235,30 +1916,16 @@
                 <w:shd w:val="clear" w:color="auto" w:fill="FFFFFF"/>
               </w:rPr>
             </w:pPr>
-            <w:proofErr w:type="spellStart"/>
-            <w:r>
-              <w:rPr>
-                <w:rFonts w:ascii="Helvetica" w:eastAsia="Times New Roman" w:hAnsi="Helvetica" w:cs="Helvetica"/>
-                <w:color w:val="333333"/>
-                <w:sz w:val="21"/>
-                <w:szCs w:val="21"/>
-                <w:shd w:val="clear" w:color="auto" w:fill="FFFFFF"/>
-              </w:rPr>
-              <w:t>pc_</w:t>
-            </w:r>
-            <w:proofErr w:type="gramStart"/>
-            <w:r>
-              <w:rPr>
-                <w:rFonts w:ascii="Helvetica" w:eastAsia="Times New Roman" w:hAnsi="Helvetica" w:cs="Helvetica"/>
-                <w:color w:val="333333"/>
-                <w:sz w:val="21"/>
-                <w:szCs w:val="21"/>
-                <w:shd w:val="clear" w:color="auto" w:fill="FFFFFF"/>
-              </w:rPr>
-              <w:t>live.vhdl</w:t>
-            </w:r>
-            <w:proofErr w:type="spellEnd"/>
-            <w:proofErr w:type="gramEnd"/>
+            <w:r>
+              <w:rPr>
+                <w:rFonts w:ascii="Helvetica" w:eastAsia="Times New Roman" w:hAnsi="Helvetica" w:cs="Helvetica"/>
+                <w:color w:val="333333"/>
+                <w:sz w:val="21"/>
+                <w:szCs w:val="21"/>
+                <w:shd w:val="clear" w:color="auto" w:fill="FFFFFF"/>
+              </w:rPr>
+              <w:t>pc_live.vhdl</w:t>
+            </w:r>
           </w:p>
         </w:tc>
         <w:tc>
@@ -2303,30 +1970,16 @@
                 <w:shd w:val="clear" w:color="auto" w:fill="FFFFFF"/>
               </w:rPr>
             </w:pPr>
-            <w:proofErr w:type="spellStart"/>
-            <w:r>
-              <w:rPr>
-                <w:rFonts w:ascii="Helvetica" w:eastAsia="Times New Roman" w:hAnsi="Helvetica" w:cs="Helvetica"/>
-                <w:color w:val="333333"/>
-                <w:sz w:val="21"/>
-                <w:szCs w:val="21"/>
-                <w:shd w:val="clear" w:color="auto" w:fill="FFFFFF"/>
-              </w:rPr>
-              <w:t>pipeline_</w:t>
-            </w:r>
-            <w:proofErr w:type="gramStart"/>
-            <w:r>
-              <w:rPr>
-                <w:rFonts w:ascii="Helvetica" w:eastAsia="Times New Roman" w:hAnsi="Helvetica" w:cs="Helvetica"/>
-                <w:color w:val="333333"/>
-                <w:sz w:val="21"/>
-                <w:szCs w:val="21"/>
-                <w:shd w:val="clear" w:color="auto" w:fill="FFFFFF"/>
-              </w:rPr>
-              <w:t>registers.vhdl</w:t>
-            </w:r>
-            <w:proofErr w:type="spellEnd"/>
-            <w:proofErr w:type="gramEnd"/>
+            <w:r>
+              <w:rPr>
+                <w:rFonts w:ascii="Helvetica" w:eastAsia="Times New Roman" w:hAnsi="Helvetica" w:cs="Helvetica"/>
+                <w:color w:val="333333"/>
+                <w:sz w:val="21"/>
+                <w:szCs w:val="21"/>
+                <w:shd w:val="clear" w:color="auto" w:fill="FFFFFF"/>
+              </w:rPr>
+              <w:t>pipeline_registers.vhdl</w:t>
+            </w:r>
           </w:p>
         </w:tc>
         <w:tc>
@@ -2393,30 +2046,16 @@
                 <w:shd w:val="clear" w:color="auto" w:fill="FFFFFF"/>
               </w:rPr>
             </w:pPr>
-            <w:proofErr w:type="spellStart"/>
-            <w:r>
-              <w:rPr>
-                <w:rFonts w:ascii="Helvetica" w:eastAsia="Times New Roman" w:hAnsi="Helvetica" w:cs="Helvetica"/>
-                <w:color w:val="333333"/>
-                <w:sz w:val="21"/>
-                <w:szCs w:val="21"/>
-                <w:shd w:val="clear" w:color="auto" w:fill="FFFFFF"/>
-              </w:rPr>
-              <w:t>hazard_</w:t>
-            </w:r>
-            <w:proofErr w:type="gramStart"/>
-            <w:r>
-              <w:rPr>
-                <w:rFonts w:ascii="Helvetica" w:eastAsia="Times New Roman" w:hAnsi="Helvetica" w:cs="Helvetica"/>
-                <w:color w:val="333333"/>
-                <w:sz w:val="21"/>
-                <w:szCs w:val="21"/>
-                <w:shd w:val="clear" w:color="auto" w:fill="FFFFFF"/>
-              </w:rPr>
-              <w:t>detection.vhdl</w:t>
-            </w:r>
-            <w:proofErr w:type="spellEnd"/>
-            <w:proofErr w:type="gramEnd"/>
+            <w:r>
+              <w:rPr>
+                <w:rFonts w:ascii="Helvetica" w:eastAsia="Times New Roman" w:hAnsi="Helvetica" w:cs="Helvetica"/>
+                <w:color w:val="333333"/>
+                <w:sz w:val="21"/>
+                <w:szCs w:val="21"/>
+                <w:shd w:val="clear" w:color="auto" w:fill="FFFFFF"/>
+              </w:rPr>
+              <w:t>hazard_detection.vhdl</w:t>
+            </w:r>
           </w:p>
         </w:tc>
         <w:tc>
@@ -2471,30 +2110,16 @@
                 <w:shd w:val="clear" w:color="auto" w:fill="FFFFFF"/>
               </w:rPr>
             </w:pPr>
-            <w:proofErr w:type="spellStart"/>
-            <w:r>
-              <w:rPr>
-                <w:rFonts w:ascii="Helvetica" w:eastAsia="Times New Roman" w:hAnsi="Helvetica" w:cs="Helvetica"/>
-                <w:color w:val="333333"/>
-                <w:sz w:val="21"/>
-                <w:szCs w:val="21"/>
-                <w:shd w:val="clear" w:color="auto" w:fill="FFFFFF"/>
-              </w:rPr>
-              <w:t>forwarding_</w:t>
-            </w:r>
-            <w:proofErr w:type="gramStart"/>
-            <w:r>
-              <w:rPr>
-                <w:rFonts w:ascii="Helvetica" w:eastAsia="Times New Roman" w:hAnsi="Helvetica" w:cs="Helvetica"/>
-                <w:color w:val="333333"/>
-                <w:sz w:val="21"/>
-                <w:szCs w:val="21"/>
-                <w:shd w:val="clear" w:color="auto" w:fill="FFFFFF"/>
-              </w:rPr>
-              <w:t>unit.vhdl</w:t>
-            </w:r>
-            <w:proofErr w:type="spellEnd"/>
-            <w:proofErr w:type="gramEnd"/>
+            <w:r>
+              <w:rPr>
+                <w:rFonts w:ascii="Helvetica" w:eastAsia="Times New Roman" w:hAnsi="Helvetica" w:cs="Helvetica"/>
+                <w:color w:val="333333"/>
+                <w:sz w:val="21"/>
+                <w:szCs w:val="21"/>
+                <w:shd w:val="clear" w:color="auto" w:fill="FFFFFF"/>
+              </w:rPr>
+              <w:t>forwarding_unit.vhdl</w:t>
+            </w:r>
           </w:p>
         </w:tc>
         <w:tc>
@@ -2539,29 +2164,7 @@
                 <w:szCs w:val="21"/>
                 <w:shd w:val="clear" w:color="auto" w:fill="FFFFFF"/>
               </w:rPr>
-              <w:t xml:space="preserve"> results from previous instructions as needed. Note: we are not </w:t>
-            </w:r>
-            <w:proofErr w:type="gramStart"/>
-            <w:r>
-              <w:rPr>
-                <w:rFonts w:ascii="Helvetica" w:eastAsia="Times New Roman" w:hAnsi="Helvetica" w:cs="Helvetica"/>
-                <w:color w:val="333333"/>
-                <w:sz w:val="21"/>
-                <w:szCs w:val="21"/>
-                <w:shd w:val="clear" w:color="auto" w:fill="FFFFFF"/>
-              </w:rPr>
-              <w:t>forwarding from</w:t>
-            </w:r>
-            <w:proofErr w:type="gramEnd"/>
-            <w:r>
-              <w:rPr>
-                <w:rFonts w:ascii="Helvetica" w:eastAsia="Times New Roman" w:hAnsi="Helvetica" w:cs="Helvetica"/>
-                <w:color w:val="333333"/>
-                <w:sz w:val="21"/>
-                <w:szCs w:val="21"/>
-                <w:shd w:val="clear" w:color="auto" w:fill="FFFFFF"/>
-              </w:rPr>
-              <w:t xml:space="preserve"> data memory loads for this simplified RISC-V</w:t>
+              <w:t xml:space="preserve"> results from previous instructions as needed. Note: we are not forwarding from data memory loads for this simplified RISC-V</w:t>
             </w:r>
             <w:r>
               <w:rPr>
@@ -2591,30 +2194,16 @@
                 <w:shd w:val="clear" w:color="auto" w:fill="FFFFFF"/>
               </w:rPr>
             </w:pPr>
-            <w:proofErr w:type="spellStart"/>
-            <w:r>
-              <w:rPr>
-                <w:rFonts w:ascii="Helvetica" w:eastAsia="Times New Roman" w:hAnsi="Helvetica" w:cs="Helvetica"/>
-                <w:color w:val="333333"/>
-                <w:sz w:val="21"/>
-                <w:szCs w:val="21"/>
-                <w:shd w:val="clear" w:color="auto" w:fill="FFFFFF"/>
-              </w:rPr>
-              <w:t>instr_</w:t>
-            </w:r>
-            <w:proofErr w:type="gramStart"/>
-            <w:r>
-              <w:rPr>
-                <w:rFonts w:ascii="Helvetica" w:eastAsia="Times New Roman" w:hAnsi="Helvetica" w:cs="Helvetica"/>
-                <w:color w:val="333333"/>
-                <w:sz w:val="21"/>
-                <w:szCs w:val="21"/>
-                <w:shd w:val="clear" w:color="auto" w:fill="FFFFFF"/>
-              </w:rPr>
-              <w:t>mem.vhdl</w:t>
-            </w:r>
-            <w:proofErr w:type="spellEnd"/>
-            <w:proofErr w:type="gramEnd"/>
+            <w:r>
+              <w:rPr>
+                <w:rFonts w:ascii="Helvetica" w:eastAsia="Times New Roman" w:hAnsi="Helvetica" w:cs="Helvetica"/>
+                <w:color w:val="333333"/>
+                <w:sz w:val="21"/>
+                <w:szCs w:val="21"/>
+                <w:shd w:val="clear" w:color="auto" w:fill="FFFFFF"/>
+              </w:rPr>
+              <w:t>instr_mem.vhdl</w:t>
+            </w:r>
           </w:p>
         </w:tc>
         <w:tc>
@@ -2659,30 +2248,16 @@
                 <w:shd w:val="clear" w:color="auto" w:fill="FFFFFF"/>
               </w:rPr>
             </w:pPr>
-            <w:proofErr w:type="spellStart"/>
-            <w:r>
-              <w:rPr>
-                <w:rFonts w:ascii="Helvetica" w:eastAsia="Times New Roman" w:hAnsi="Helvetica" w:cs="Helvetica"/>
-                <w:color w:val="333333"/>
-                <w:sz w:val="21"/>
-                <w:szCs w:val="21"/>
-                <w:shd w:val="clear" w:color="auto" w:fill="FFFFFF"/>
-              </w:rPr>
-              <w:t>reg_</w:t>
-            </w:r>
-            <w:proofErr w:type="gramStart"/>
-            <w:r>
-              <w:rPr>
-                <w:rFonts w:ascii="Helvetica" w:eastAsia="Times New Roman" w:hAnsi="Helvetica" w:cs="Helvetica"/>
-                <w:color w:val="333333"/>
-                <w:sz w:val="21"/>
-                <w:szCs w:val="21"/>
-                <w:shd w:val="clear" w:color="auto" w:fill="FFFFFF"/>
-              </w:rPr>
-              <w:t>file.vhdl</w:t>
-            </w:r>
-            <w:proofErr w:type="spellEnd"/>
-            <w:proofErr w:type="gramEnd"/>
+            <w:r>
+              <w:rPr>
+                <w:rFonts w:ascii="Helvetica" w:eastAsia="Times New Roman" w:hAnsi="Helvetica" w:cs="Helvetica"/>
+                <w:color w:val="333333"/>
+                <w:sz w:val="21"/>
+                <w:szCs w:val="21"/>
+                <w:shd w:val="clear" w:color="auto" w:fill="FFFFFF"/>
+              </w:rPr>
+              <w:t>reg_file.vhdl</w:t>
+            </w:r>
           </w:p>
         </w:tc>
         <w:tc>
@@ -2737,30 +2312,16 @@
                 <w:shd w:val="clear" w:color="auto" w:fill="FFFFFF"/>
               </w:rPr>
             </w:pPr>
-            <w:proofErr w:type="spellStart"/>
-            <w:r>
-              <w:rPr>
-                <w:rFonts w:ascii="Helvetica" w:eastAsia="Times New Roman" w:hAnsi="Helvetica" w:cs="Helvetica"/>
-                <w:color w:val="333333"/>
-                <w:sz w:val="21"/>
-                <w:szCs w:val="21"/>
-                <w:shd w:val="clear" w:color="auto" w:fill="FFFFFF"/>
-              </w:rPr>
-              <w:t>control_</w:t>
-            </w:r>
-            <w:proofErr w:type="gramStart"/>
-            <w:r>
-              <w:rPr>
-                <w:rFonts w:ascii="Helvetica" w:eastAsia="Times New Roman" w:hAnsi="Helvetica" w:cs="Helvetica"/>
-                <w:color w:val="333333"/>
-                <w:sz w:val="21"/>
-                <w:szCs w:val="21"/>
-                <w:shd w:val="clear" w:color="auto" w:fill="FFFFFF"/>
-              </w:rPr>
-              <w:t>unit.vhdl</w:t>
-            </w:r>
-            <w:proofErr w:type="spellEnd"/>
-            <w:proofErr w:type="gramEnd"/>
+            <w:r>
+              <w:rPr>
+                <w:rFonts w:ascii="Helvetica" w:eastAsia="Times New Roman" w:hAnsi="Helvetica" w:cs="Helvetica"/>
+                <w:color w:val="333333"/>
+                <w:sz w:val="21"/>
+                <w:szCs w:val="21"/>
+                <w:shd w:val="clear" w:color="auto" w:fill="FFFFFF"/>
+              </w:rPr>
+              <w:t>control_unit.vhdl</w:t>
+            </w:r>
           </w:p>
         </w:tc>
         <w:tc>
@@ -2797,7 +2358,6 @@
               </w:rPr>
               <w:t xml:space="preserve">        </w:t>
             </w:r>
-            <w:proofErr w:type="spellStart"/>
             <w:r>
               <w:rPr>
                 <w:rFonts w:ascii="Helvetica" w:eastAsia="Times New Roman" w:hAnsi="Helvetica" w:cs="Helvetica"/>
@@ -2808,9 +2368,8 @@
                 <w:szCs w:val="21"/>
                 <w:shd w:val="clear" w:color="auto" w:fill="FFFFFF"/>
               </w:rPr>
-              <w:t>reg_write</w:t>
-            </w:r>
-            <w:proofErr w:type="spellEnd"/>
+              <w:t>reg_write, mem_read, mem_write</w:t>
+            </w:r>
             <w:r>
               <w:rPr>
                 <w:rFonts w:ascii="Helvetica" w:eastAsia="Times New Roman" w:hAnsi="Helvetica" w:cs="Helvetica"/>
@@ -2823,7 +2382,6 @@
               </w:rPr>
               <w:t xml:space="preserve">, </w:t>
             </w:r>
-            <w:proofErr w:type="spellStart"/>
             <w:r>
               <w:rPr>
                 <w:rFonts w:ascii="Helvetica" w:eastAsia="Times New Roman" w:hAnsi="Helvetica" w:cs="Helvetica"/>
@@ -2834,9 +2392,8 @@
                 <w:szCs w:val="21"/>
                 <w:shd w:val="clear" w:color="auto" w:fill="FFFFFF"/>
               </w:rPr>
-              <w:t>mem_read</w:t>
-            </w:r>
-            <w:proofErr w:type="spellEnd"/>
+              <w:t>alu_src</w:t>
+            </w:r>
             <w:r>
               <w:rPr>
                 <w:rFonts w:ascii="Helvetica" w:eastAsia="Times New Roman" w:hAnsi="Helvetica" w:cs="Helvetica"/>
@@ -2847,9 +2404,8 @@
                 <w:szCs w:val="21"/>
                 <w:shd w:val="clear" w:color="auto" w:fill="FFFFFF"/>
               </w:rPr>
-              <w:t xml:space="preserve">, </w:t>
-            </w:r>
-            <w:proofErr w:type="spellStart"/>
+              <w:t>,</w:t>
+            </w:r>
             <w:r>
               <w:rPr>
                 <w:rFonts w:ascii="Helvetica" w:eastAsia="Times New Roman" w:hAnsi="Helvetica" w:cs="Helvetica"/>
@@ -2860,9 +2416,8 @@
                 <w:szCs w:val="21"/>
                 <w:shd w:val="clear" w:color="auto" w:fill="FFFFFF"/>
               </w:rPr>
-              <w:t>mem_write</w:t>
-            </w:r>
-            <w:proofErr w:type="spellEnd"/>
+              <w:t xml:space="preserve"> branch</w:t>
+            </w:r>
             <w:r>
               <w:rPr>
                 <w:rFonts w:ascii="Helvetica" w:eastAsia="Times New Roman" w:hAnsi="Helvetica" w:cs="Helvetica"/>
@@ -2873,9 +2428,8 @@
                 <w:szCs w:val="21"/>
                 <w:shd w:val="clear" w:color="auto" w:fill="FFFFFF"/>
               </w:rPr>
-              <w:t xml:space="preserve">, </w:t>
-            </w:r>
-            <w:proofErr w:type="spellStart"/>
+              <w:t>,</w:t>
+            </w:r>
             <w:r>
               <w:rPr>
                 <w:rFonts w:ascii="Helvetica" w:eastAsia="Times New Roman" w:hAnsi="Helvetica" w:cs="Helvetica"/>
@@ -2886,71 +2440,8 @@
                 <w:szCs w:val="21"/>
                 <w:shd w:val="clear" w:color="auto" w:fill="FFFFFF"/>
               </w:rPr>
-              <w:t>alu_src</w:t>
-            </w:r>
-            <w:proofErr w:type="spellEnd"/>
-            <w:r>
-              <w:rPr>
-                <w:rFonts w:ascii="Helvetica" w:eastAsia="Times New Roman" w:hAnsi="Helvetica" w:cs="Helvetica"/>
-                <w:i/>
-                <w:iCs/>
-                <w:color w:val="333333"/>
-                <w:sz w:val="21"/>
-                <w:szCs w:val="21"/>
-                <w:shd w:val="clear" w:color="auto" w:fill="FFFFFF"/>
-              </w:rPr>
-              <w:t>,</w:t>
-            </w:r>
-            <w:r>
-              <w:rPr>
-                <w:rFonts w:ascii="Helvetica" w:eastAsia="Times New Roman" w:hAnsi="Helvetica" w:cs="Helvetica"/>
-                <w:i/>
-                <w:iCs/>
-                <w:color w:val="333333"/>
-                <w:sz w:val="21"/>
-                <w:szCs w:val="21"/>
-                <w:shd w:val="clear" w:color="auto" w:fill="FFFFFF"/>
-              </w:rPr>
-              <w:t xml:space="preserve"> branch</w:t>
-            </w:r>
-            <w:r>
-              <w:rPr>
-                <w:rFonts w:ascii="Helvetica" w:eastAsia="Times New Roman" w:hAnsi="Helvetica" w:cs="Helvetica"/>
-                <w:i/>
-                <w:iCs/>
-                <w:color w:val="333333"/>
-                <w:sz w:val="21"/>
-                <w:szCs w:val="21"/>
-                <w:shd w:val="clear" w:color="auto" w:fill="FFFFFF"/>
-              </w:rPr>
-              <w:t>,</w:t>
-            </w:r>
-            <w:r>
-              <w:rPr>
-                <w:rFonts w:ascii="Helvetica" w:eastAsia="Times New Roman" w:hAnsi="Helvetica" w:cs="Helvetica"/>
-                <w:i/>
-                <w:iCs/>
-                <w:color w:val="333333"/>
-                <w:sz w:val="21"/>
-                <w:szCs w:val="21"/>
-                <w:shd w:val="clear" w:color="auto" w:fill="FFFFFF"/>
-              </w:rPr>
-              <w:t xml:space="preserve"> </w:t>
-            </w:r>
-            <w:proofErr w:type="spellStart"/>
-            <w:r>
-              <w:rPr>
-                <w:rFonts w:ascii="Helvetica" w:eastAsia="Times New Roman" w:hAnsi="Helvetica" w:cs="Helvetica"/>
-                <w:i/>
-                <w:iCs/>
-                <w:color w:val="333333"/>
-                <w:sz w:val="21"/>
-                <w:szCs w:val="21"/>
-                <w:shd w:val="clear" w:color="auto" w:fill="FFFFFF"/>
-              </w:rPr>
-              <w:t>load_addr</w:t>
-            </w:r>
-            <w:proofErr w:type="spellEnd"/>
+              <w:t xml:space="preserve"> load_addr</w:t>
+            </w:r>
             <w:r>
               <w:rPr>
                 <w:rFonts w:ascii="Helvetica" w:eastAsia="Times New Roman" w:hAnsi="Helvetica" w:cs="Helvetica"/>
@@ -3027,7 +2518,6 @@
                 <w:shd w:val="clear" w:color="auto" w:fill="FFFFFF"/>
               </w:rPr>
             </w:pPr>
-            <w:proofErr w:type="spellStart"/>
             <w:r>
               <w:rPr>
                 <w:rFonts w:ascii="Helvetica" w:eastAsia="Times New Roman" w:hAnsi="Helvetica" w:cs="Helvetica"/>
@@ -3047,21 +2537,8 @@
                 <w:szCs w:val="21"/>
                 <w:shd w:val="clear" w:color="auto" w:fill="FFFFFF"/>
               </w:rPr>
-              <w:t>mmediate_</w:t>
-            </w:r>
-            <w:proofErr w:type="gramStart"/>
-            <w:r>
-              <w:rPr>
-                <w:rFonts w:ascii="Helvetica" w:eastAsia="Times New Roman" w:hAnsi="Helvetica" w:cs="Helvetica"/>
-                <w:color w:val="333333"/>
-                <w:sz w:val="21"/>
-                <w:szCs w:val="21"/>
-                <w:shd w:val="clear" w:color="auto" w:fill="FFFFFF"/>
-              </w:rPr>
-              <w:t>generator.vhdl</w:t>
-            </w:r>
-            <w:proofErr w:type="spellEnd"/>
-            <w:proofErr w:type="gramEnd"/>
+              <w:t>mmediate_generator.vhdl</w:t>
+            </w:r>
           </w:p>
         </w:tc>
         <w:tc>
@@ -3126,30 +2603,16 @@
                 <w:shd w:val="clear" w:color="auto" w:fill="FFFFFF"/>
               </w:rPr>
             </w:pPr>
-            <w:proofErr w:type="spellStart"/>
-            <w:r>
-              <w:rPr>
-                <w:rFonts w:ascii="Helvetica" w:eastAsia="Times New Roman" w:hAnsi="Helvetica" w:cs="Helvetica"/>
-                <w:color w:val="333333"/>
-                <w:sz w:val="21"/>
-                <w:szCs w:val="21"/>
-                <w:shd w:val="clear" w:color="auto" w:fill="FFFFFF"/>
-              </w:rPr>
-              <w:t>alu_</w:t>
-            </w:r>
-            <w:proofErr w:type="gramStart"/>
-            <w:r>
-              <w:rPr>
-                <w:rFonts w:ascii="Helvetica" w:eastAsia="Times New Roman" w:hAnsi="Helvetica" w:cs="Helvetica"/>
-                <w:color w:val="333333"/>
-                <w:sz w:val="21"/>
-                <w:szCs w:val="21"/>
-                <w:shd w:val="clear" w:color="auto" w:fill="FFFFFF"/>
-              </w:rPr>
-              <w:t>control.vhdl</w:t>
-            </w:r>
-            <w:proofErr w:type="spellEnd"/>
-            <w:proofErr w:type="gramEnd"/>
+            <w:r>
+              <w:rPr>
+                <w:rFonts w:ascii="Helvetica" w:eastAsia="Times New Roman" w:hAnsi="Helvetica" w:cs="Helvetica"/>
+                <w:color w:val="333333"/>
+                <w:sz w:val="21"/>
+                <w:szCs w:val="21"/>
+                <w:shd w:val="clear" w:color="auto" w:fill="FFFFFF"/>
+              </w:rPr>
+              <w:t>alu_control.vhdl</w:t>
+            </w:r>
           </w:p>
         </w:tc>
         <w:tc>
@@ -3184,29 +2647,7 @@
                 <w:szCs w:val="21"/>
                 <w:shd w:val="clear" w:color="auto" w:fill="FFFFFF"/>
               </w:rPr>
-              <w:t xml:space="preserve">, outputs the </w:t>
-            </w:r>
-            <w:proofErr w:type="spellStart"/>
-            <w:r>
-              <w:rPr>
-                <w:rFonts w:ascii="Helvetica" w:eastAsia="Times New Roman" w:hAnsi="Helvetica" w:cs="Helvetica"/>
-                <w:color w:val="333333"/>
-                <w:sz w:val="21"/>
-                <w:szCs w:val="21"/>
-                <w:shd w:val="clear" w:color="auto" w:fill="FFFFFF"/>
-              </w:rPr>
-              <w:t>alu_op</w:t>
-            </w:r>
-            <w:proofErr w:type="spellEnd"/>
-            <w:r>
-              <w:rPr>
-                <w:rFonts w:ascii="Helvetica" w:eastAsia="Times New Roman" w:hAnsi="Helvetica" w:cs="Helvetica"/>
-                <w:color w:val="333333"/>
-                <w:sz w:val="21"/>
-                <w:szCs w:val="21"/>
-                <w:shd w:val="clear" w:color="auto" w:fill="FFFFFF"/>
-              </w:rPr>
-              <w:t xml:space="preserve"> (alu operation) to perform</w:t>
+              <w:t>, outputs the alu_op (alu operation) to perform</w:t>
             </w:r>
           </w:p>
         </w:tc>
@@ -3226,8 +2667,6 @@
                 <w:shd w:val="clear" w:color="auto" w:fill="FFFFFF"/>
               </w:rPr>
             </w:pPr>
-            <w:proofErr w:type="spellStart"/>
-            <w:proofErr w:type="gramStart"/>
             <w:r>
               <w:rPr>
                 <w:rFonts w:ascii="Helvetica" w:eastAsia="Times New Roman" w:hAnsi="Helvetica" w:cs="Helvetica"/>
@@ -3238,8 +2677,6 @@
               </w:rPr>
               <w:t>alu.vhdl</w:t>
             </w:r>
-            <w:proofErr w:type="spellEnd"/>
-            <w:proofErr w:type="gramEnd"/>
           </w:p>
         </w:tc>
         <w:tc>
@@ -3264,29 +2701,7 @@
                 <w:szCs w:val="21"/>
                 <w:shd w:val="clear" w:color="auto" w:fill="FFFFFF"/>
               </w:rPr>
-              <w:t xml:space="preserve">Performs the arithmetic logic unit operation (ADD, SUB, </w:t>
-            </w:r>
-            <w:proofErr w:type="spellStart"/>
-            <w:r>
-              <w:rPr>
-                <w:rFonts w:ascii="Helvetica" w:eastAsia="Times New Roman" w:hAnsi="Helvetica" w:cs="Helvetica"/>
-                <w:color w:val="333333"/>
-                <w:sz w:val="21"/>
-                <w:szCs w:val="21"/>
-                <w:shd w:val="clear" w:color="auto" w:fill="FFFFFF"/>
-              </w:rPr>
-              <w:t>etc</w:t>
-            </w:r>
-            <w:proofErr w:type="spellEnd"/>
-            <w:r>
-              <w:rPr>
-                <w:rFonts w:ascii="Helvetica" w:eastAsia="Times New Roman" w:hAnsi="Helvetica" w:cs="Helvetica"/>
-                <w:color w:val="333333"/>
-                <w:sz w:val="21"/>
-                <w:szCs w:val="21"/>
-                <w:shd w:val="clear" w:color="auto" w:fill="FFFFFF"/>
-              </w:rPr>
-              <w:t>) on two operands.</w:t>
+              <w:t>Performs the arithmetic logic unit operation (ADD, SUB, etc) on two operands.</w:t>
             </w:r>
           </w:p>
         </w:tc>
@@ -3306,30 +2721,16 @@
                 <w:shd w:val="clear" w:color="auto" w:fill="FFFFFF"/>
               </w:rPr>
             </w:pPr>
-            <w:proofErr w:type="spellStart"/>
-            <w:r>
-              <w:rPr>
-                <w:rFonts w:ascii="Helvetica" w:eastAsia="Times New Roman" w:hAnsi="Helvetica" w:cs="Helvetica"/>
-                <w:color w:val="333333"/>
-                <w:sz w:val="21"/>
-                <w:szCs w:val="21"/>
-                <w:shd w:val="clear" w:color="auto" w:fill="FFFFFF"/>
-              </w:rPr>
-              <w:t>data_</w:t>
-            </w:r>
-            <w:proofErr w:type="gramStart"/>
-            <w:r>
-              <w:rPr>
-                <w:rFonts w:ascii="Helvetica" w:eastAsia="Times New Roman" w:hAnsi="Helvetica" w:cs="Helvetica"/>
-                <w:color w:val="333333"/>
-                <w:sz w:val="21"/>
-                <w:szCs w:val="21"/>
-                <w:shd w:val="clear" w:color="auto" w:fill="FFFFFF"/>
-              </w:rPr>
-              <w:t>mem.vhdl</w:t>
-            </w:r>
-            <w:proofErr w:type="spellEnd"/>
-            <w:proofErr w:type="gramEnd"/>
+            <w:r>
+              <w:rPr>
+                <w:rFonts w:ascii="Helvetica" w:eastAsia="Times New Roman" w:hAnsi="Helvetica" w:cs="Helvetica"/>
+                <w:color w:val="333333"/>
+                <w:sz w:val="21"/>
+                <w:szCs w:val="21"/>
+                <w:shd w:val="clear" w:color="auto" w:fill="FFFFFF"/>
+              </w:rPr>
+              <w:t>data_mem.vhdl</w:t>
+            </w:r>
           </w:p>
         </w:tc>
         <w:tc>
@@ -3384,7 +2785,6 @@
                 <w:shd w:val="clear" w:color="auto" w:fill="FFFFFF"/>
               </w:rPr>
             </w:pPr>
-            <w:proofErr w:type="spellStart"/>
             <w:r>
               <w:rPr>
                 <w:rFonts w:ascii="Helvetica" w:eastAsia="Times New Roman" w:hAnsi="Helvetica" w:cs="Helvetica"/>
@@ -3395,7 +2795,6 @@
               </w:rPr>
               <w:t>tb_riscv_</w:t>
             </w:r>
-            <w:proofErr w:type="gramStart"/>
             <w:r>
               <w:rPr>
                 <w:rFonts w:ascii="Helvetica" w:eastAsia="Times New Roman" w:hAnsi="Helvetica" w:cs="Helvetica"/>
@@ -3416,8 +2815,6 @@
               </w:rPr>
               <w:t>.vhdl</w:t>
             </w:r>
-            <w:proofErr w:type="spellEnd"/>
-            <w:proofErr w:type="gramEnd"/>
           </w:p>
         </w:tc>
         <w:tc>
@@ -3472,7 +2869,6 @@
                 <w:shd w:val="clear" w:color="auto" w:fill="FFFFFF"/>
               </w:rPr>
             </w:pPr>
-            <w:proofErr w:type="spellStart"/>
             <w:r>
               <w:rPr>
                 <w:rFonts w:ascii="Helvetica" w:eastAsia="Times New Roman" w:hAnsi="Helvetica" w:cs="Helvetica"/>
@@ -3521,21 +2917,8 @@
                 <w:szCs w:val="21"/>
                 <w:shd w:val="clear" w:color="auto" w:fill="FFFFFF"/>
               </w:rPr>
-              <w:t>_</w:t>
-            </w:r>
-            <w:proofErr w:type="gramStart"/>
-            <w:r>
-              <w:rPr>
-                <w:rFonts w:ascii="Helvetica" w:eastAsia="Times New Roman" w:hAnsi="Helvetica" w:cs="Helvetica"/>
-                <w:color w:val="333333"/>
-                <w:sz w:val="21"/>
-                <w:szCs w:val="21"/>
-                <w:shd w:val="clear" w:color="auto" w:fill="FFFFFF"/>
-              </w:rPr>
-              <w:t>behav.wcfg</w:t>
-            </w:r>
-            <w:proofErr w:type="spellEnd"/>
-            <w:proofErr w:type="gramEnd"/>
+              <w:t>_behav.wcfg</w:t>
+            </w:r>
           </w:p>
         </w:tc>
         <w:tc>
@@ -3917,9 +3300,8 @@
                 <w:szCs w:val="21"/>
                 <w:shd w:val="clear" w:color="auto" w:fill="FFFFFF"/>
               </w:rPr>
-              <w:t xml:space="preserve">dd </w:t>
-            </w:r>
-            <w:proofErr w:type="spellStart"/>
+              <w:t>dd rd</w:t>
+            </w:r>
             <w:r>
               <w:rPr>
                 <w:rFonts w:ascii="Helvetica" w:eastAsia="Times New Roman" w:hAnsi="Helvetica" w:cs="Helvetica"/>
@@ -3930,9 +3312,8 @@
                 <w:szCs w:val="21"/>
                 <w:shd w:val="clear" w:color="auto" w:fill="FFFFFF"/>
               </w:rPr>
-              <w:t>rd</w:t>
-            </w:r>
-            <w:proofErr w:type="spellEnd"/>
+              <w:t xml:space="preserve">, rs1, rs2   </w:t>
+            </w:r>
             <w:r>
               <w:rPr>
                 <w:rFonts w:ascii="Helvetica" w:eastAsia="Times New Roman" w:hAnsi="Helvetica" w:cs="Helvetica"/>
@@ -3943,59 +3324,7 @@
                 <w:szCs w:val="21"/>
                 <w:shd w:val="clear" w:color="auto" w:fill="FFFFFF"/>
               </w:rPr>
-              <w:t xml:space="preserve">, rs1, rs2   </w:t>
-            </w:r>
-            <w:r>
-              <w:rPr>
-                <w:rFonts w:ascii="Helvetica" w:eastAsia="Times New Roman" w:hAnsi="Helvetica" w:cs="Helvetica"/>
-                <w:i/>
-                <w:iCs/>
-                <w:color w:val="333333"/>
-                <w:sz w:val="21"/>
-                <w:szCs w:val="21"/>
-                <w:shd w:val="clear" w:color="auto" w:fill="FFFFFF"/>
-              </w:rPr>
-              <w:t xml:space="preserve">     </w:t>
-            </w:r>
-            <w:proofErr w:type="gramStart"/>
-            <w:r>
-              <w:rPr>
-                <w:rFonts w:ascii="Helvetica" w:eastAsia="Times New Roman" w:hAnsi="Helvetica" w:cs="Helvetica"/>
-                <w:i/>
-                <w:iCs/>
-                <w:color w:val="333333"/>
-                <w:sz w:val="21"/>
-                <w:szCs w:val="21"/>
-                <w:shd w:val="clear" w:color="auto" w:fill="FFFFFF"/>
-              </w:rPr>
-              <w:t xml:space="preserve">#  </w:t>
-            </w:r>
-            <w:proofErr w:type="spellStart"/>
-            <w:r>
-              <w:rPr>
-                <w:rFonts w:ascii="Helvetica" w:eastAsia="Times New Roman" w:hAnsi="Helvetica" w:cs="Helvetica"/>
-                <w:i/>
-                <w:iCs/>
-                <w:color w:val="333333"/>
-                <w:sz w:val="21"/>
-                <w:szCs w:val="21"/>
-                <w:shd w:val="clear" w:color="auto" w:fill="FFFFFF"/>
-              </w:rPr>
-              <w:t>rd</w:t>
-            </w:r>
-            <w:proofErr w:type="spellEnd"/>
-            <w:proofErr w:type="gramEnd"/>
-            <w:r>
-              <w:rPr>
-                <w:rFonts w:ascii="Helvetica" w:eastAsia="Times New Roman" w:hAnsi="Helvetica" w:cs="Helvetica"/>
-                <w:i/>
-                <w:iCs/>
-                <w:color w:val="333333"/>
-                <w:sz w:val="21"/>
-                <w:szCs w:val="21"/>
-                <w:shd w:val="clear" w:color="auto" w:fill="FFFFFF"/>
-              </w:rPr>
-              <w:t xml:space="preserve"> = rs1 + rs2</w:t>
+              <w:t xml:space="preserve">     #  rd = rs1 + rs2</w:t>
             </w:r>
           </w:p>
           <w:p>
@@ -4018,27 +3347,15 @@
               </w:rPr>
               <w:t xml:space="preserve">         </w:t>
             </w:r>
-            <w:proofErr w:type="spellStart"/>
-            <w:r>
-              <w:rPr>
-                <w:rFonts w:ascii="Helvetica" w:eastAsia="Times New Roman" w:hAnsi="Helvetica" w:cs="Helvetica"/>
-                <w:color w:val="333333"/>
-                <w:sz w:val="21"/>
-                <w:szCs w:val="21"/>
-                <w:shd w:val="clear" w:color="auto" w:fill="FFFFFF"/>
-              </w:rPr>
-              <w:t>rd</w:t>
-            </w:r>
-            <w:proofErr w:type="spellEnd"/>
-            <w:r>
-              <w:rPr>
-                <w:rFonts w:ascii="Helvetica" w:eastAsia="Times New Roman" w:hAnsi="Helvetica" w:cs="Helvetica"/>
-                <w:color w:val="333333"/>
-                <w:sz w:val="21"/>
-                <w:szCs w:val="21"/>
-                <w:shd w:val="clear" w:color="auto" w:fill="FFFFFF"/>
-              </w:rPr>
-              <w:t>: destination register (where the result is stored)</w:t>
+            <w:r>
+              <w:rPr>
+                <w:rFonts w:ascii="Helvetica" w:eastAsia="Times New Roman" w:hAnsi="Helvetica" w:cs="Helvetica"/>
+                <w:color w:val="333333"/>
+                <w:sz w:val="21"/>
+                <w:szCs w:val="21"/>
+                <w:shd w:val="clear" w:color="auto" w:fill="FFFFFF"/>
+              </w:rPr>
+              <w:t>rd: destination register (where the result is stored)</w:t>
             </w:r>
           </w:p>
           <w:p>
@@ -4230,29 +3547,7 @@
                 <w:szCs w:val="21"/>
                 <w:shd w:val="clear" w:color="auto" w:fill="FFFFFF"/>
               </w:rPr>
-              <w:t xml:space="preserve">&lt;5-bit </w:t>
-            </w:r>
-            <w:proofErr w:type="spellStart"/>
-            <w:r>
-              <w:rPr>
-                <w:rFonts w:ascii="Helvetica" w:eastAsia="Times New Roman" w:hAnsi="Helvetica" w:cs="Helvetica"/>
-                <w:color w:val="333333"/>
-                <w:sz w:val="21"/>
-                <w:szCs w:val="21"/>
-                <w:shd w:val="clear" w:color="auto" w:fill="FFFFFF"/>
-              </w:rPr>
-              <w:t>rd</w:t>
-            </w:r>
-            <w:proofErr w:type="spellEnd"/>
-            <w:r>
-              <w:rPr>
-                <w:rFonts w:ascii="Helvetica" w:eastAsia="Times New Roman" w:hAnsi="Helvetica" w:cs="Helvetica"/>
-                <w:color w:val="333333"/>
-                <w:sz w:val="21"/>
-                <w:szCs w:val="21"/>
-                <w:shd w:val="clear" w:color="auto" w:fill="FFFFFF"/>
-              </w:rPr>
-              <w:t>&gt;</w:t>
+              <w:t>&lt;5-bit rd&gt;</w:t>
             </w:r>
             <w:r>
               <w:t xml:space="preserve"> </w:t>
@@ -4460,7 +3755,6 @@
               </w:rPr>
               <w:t xml:space="preserve">    </w:t>
             </w:r>
-            <w:proofErr w:type="spellStart"/>
             <w:r>
               <w:rPr>
                 <w:rFonts w:ascii="Helvetica" w:eastAsia="Times New Roman" w:hAnsi="Helvetica" w:cs="Helvetica"/>
@@ -4485,7 +3779,6 @@
               </w:rPr>
               <w:t>i</w:t>
             </w:r>
-            <w:proofErr w:type="spellEnd"/>
             <w:r>
               <w:rPr>
                 <w:rFonts w:ascii="Helvetica" w:eastAsia="Times New Roman" w:hAnsi="Helvetica" w:cs="Helvetica"/>
@@ -4496,9 +3789,8 @@
                 <w:szCs w:val="21"/>
                 <w:shd w:val="clear" w:color="auto" w:fill="FFFFFF"/>
               </w:rPr>
-              <w:t xml:space="preserve"> </w:t>
-            </w:r>
-            <w:proofErr w:type="spellStart"/>
+              <w:t xml:space="preserve"> rd, rs1, </w:t>
+            </w:r>
             <w:r>
               <w:rPr>
                 <w:rFonts w:ascii="Helvetica" w:eastAsia="Times New Roman" w:hAnsi="Helvetica" w:cs="Helvetica"/>
@@ -4509,9 +3801,8 @@
                 <w:szCs w:val="21"/>
                 <w:shd w:val="clear" w:color="auto" w:fill="FFFFFF"/>
               </w:rPr>
-              <w:t>rd</w:t>
-            </w:r>
-            <w:proofErr w:type="spellEnd"/>
+              <w:t>imm</w:t>
+            </w:r>
             <w:r>
               <w:rPr>
                 <w:rFonts w:ascii="Helvetica" w:eastAsia="Times New Roman" w:hAnsi="Helvetica" w:cs="Helvetica"/>
@@ -4522,9 +3813,8 @@
                 <w:szCs w:val="21"/>
                 <w:shd w:val="clear" w:color="auto" w:fill="FFFFFF"/>
               </w:rPr>
-              <w:t xml:space="preserve">, rs1, </w:t>
-            </w:r>
-            <w:proofErr w:type="spellStart"/>
+              <w:t xml:space="preserve">        #  rd = rs1 + </w:t>
+            </w:r>
             <w:r>
               <w:rPr>
                 <w:rFonts w:ascii="Helvetica" w:eastAsia="Times New Roman" w:hAnsi="Helvetica" w:cs="Helvetica"/>
@@ -4537,73 +3827,6 @@
               </w:rPr>
               <w:t>imm</w:t>
             </w:r>
-            <w:proofErr w:type="spellEnd"/>
-            <w:r>
-              <w:rPr>
-                <w:rFonts w:ascii="Helvetica" w:eastAsia="Times New Roman" w:hAnsi="Helvetica" w:cs="Helvetica"/>
-                <w:i/>
-                <w:iCs/>
-                <w:color w:val="333333"/>
-                <w:sz w:val="21"/>
-                <w:szCs w:val="21"/>
-                <w:shd w:val="clear" w:color="auto" w:fill="FFFFFF"/>
-              </w:rPr>
-              <w:t xml:space="preserve">        </w:t>
-            </w:r>
-            <w:proofErr w:type="gramStart"/>
-            <w:r>
-              <w:rPr>
-                <w:rFonts w:ascii="Helvetica" w:eastAsia="Times New Roman" w:hAnsi="Helvetica" w:cs="Helvetica"/>
-                <w:i/>
-                <w:iCs/>
-                <w:color w:val="333333"/>
-                <w:sz w:val="21"/>
-                <w:szCs w:val="21"/>
-                <w:shd w:val="clear" w:color="auto" w:fill="FFFFFF"/>
-              </w:rPr>
-              <w:t xml:space="preserve">#  </w:t>
-            </w:r>
-            <w:proofErr w:type="spellStart"/>
-            <w:r>
-              <w:rPr>
-                <w:rFonts w:ascii="Helvetica" w:eastAsia="Times New Roman" w:hAnsi="Helvetica" w:cs="Helvetica"/>
-                <w:i/>
-                <w:iCs/>
-                <w:color w:val="333333"/>
-                <w:sz w:val="21"/>
-                <w:szCs w:val="21"/>
-                <w:shd w:val="clear" w:color="auto" w:fill="FFFFFF"/>
-              </w:rPr>
-              <w:t>rd</w:t>
-            </w:r>
-            <w:proofErr w:type="spellEnd"/>
-            <w:proofErr w:type="gramEnd"/>
-            <w:r>
-              <w:rPr>
-                <w:rFonts w:ascii="Helvetica" w:eastAsia="Times New Roman" w:hAnsi="Helvetica" w:cs="Helvetica"/>
-                <w:i/>
-                <w:iCs/>
-                <w:color w:val="333333"/>
-                <w:sz w:val="21"/>
-                <w:szCs w:val="21"/>
-                <w:shd w:val="clear" w:color="auto" w:fill="FFFFFF"/>
-              </w:rPr>
-              <w:t xml:space="preserve"> = rs1 + </w:t>
-            </w:r>
-            <w:proofErr w:type="spellStart"/>
-            <w:r>
-              <w:rPr>
-                <w:rFonts w:ascii="Helvetica" w:eastAsia="Times New Roman" w:hAnsi="Helvetica" w:cs="Helvetica"/>
-                <w:i/>
-                <w:iCs/>
-                <w:color w:val="333333"/>
-                <w:sz w:val="21"/>
-                <w:szCs w:val="21"/>
-                <w:shd w:val="clear" w:color="auto" w:fill="FFFFFF"/>
-              </w:rPr>
-              <w:t>imm</w:t>
-            </w:r>
-            <w:proofErr w:type="spellEnd"/>
           </w:p>
           <w:p>
             <w:pPr>
@@ -4625,27 +3848,15 @@
               </w:rPr>
               <w:t xml:space="preserve">         </w:t>
             </w:r>
-            <w:proofErr w:type="spellStart"/>
-            <w:r>
-              <w:rPr>
-                <w:rFonts w:ascii="Helvetica" w:eastAsia="Times New Roman" w:hAnsi="Helvetica" w:cs="Helvetica"/>
-                <w:color w:val="333333"/>
-                <w:sz w:val="21"/>
-                <w:szCs w:val="21"/>
-                <w:shd w:val="clear" w:color="auto" w:fill="FFFFFF"/>
-              </w:rPr>
-              <w:t>rd</w:t>
-            </w:r>
-            <w:proofErr w:type="spellEnd"/>
-            <w:r>
-              <w:rPr>
-                <w:rFonts w:ascii="Helvetica" w:eastAsia="Times New Roman" w:hAnsi="Helvetica" w:cs="Helvetica"/>
-                <w:color w:val="333333"/>
-                <w:sz w:val="21"/>
-                <w:szCs w:val="21"/>
-                <w:shd w:val="clear" w:color="auto" w:fill="FFFFFF"/>
-              </w:rPr>
-              <w:t xml:space="preserve">: destination register </w:t>
+            <w:r>
+              <w:rPr>
+                <w:rFonts w:ascii="Helvetica" w:eastAsia="Times New Roman" w:hAnsi="Helvetica" w:cs="Helvetica"/>
+                <w:color w:val="333333"/>
+                <w:sz w:val="21"/>
+                <w:szCs w:val="21"/>
+                <w:shd w:val="clear" w:color="auto" w:fill="FFFFFF"/>
+              </w:rPr>
+              <w:t xml:space="preserve">rd: destination register </w:t>
             </w:r>
           </w:p>
           <w:p>
@@ -4699,27 +3910,15 @@
               </w:rPr>
               <w:t xml:space="preserve">         </w:t>
             </w:r>
-            <w:proofErr w:type="spellStart"/>
-            <w:r>
-              <w:rPr>
-                <w:rFonts w:ascii="Helvetica" w:eastAsia="Times New Roman" w:hAnsi="Helvetica" w:cs="Helvetica"/>
-                <w:color w:val="333333"/>
-                <w:sz w:val="21"/>
-                <w:szCs w:val="21"/>
-                <w:shd w:val="clear" w:color="auto" w:fill="FFFFFF"/>
-              </w:rPr>
-              <w:t>imm</w:t>
-            </w:r>
-            <w:proofErr w:type="spellEnd"/>
-            <w:r>
-              <w:rPr>
-                <w:rFonts w:ascii="Helvetica" w:eastAsia="Times New Roman" w:hAnsi="Helvetica" w:cs="Helvetica"/>
-                <w:color w:val="333333"/>
-                <w:sz w:val="21"/>
-                <w:szCs w:val="21"/>
-                <w:shd w:val="clear" w:color="auto" w:fill="FFFFFF"/>
-              </w:rPr>
-              <w:t>:</w:t>
+            <w:r>
+              <w:rPr>
+                <w:rFonts w:ascii="Helvetica" w:eastAsia="Times New Roman" w:hAnsi="Helvetica" w:cs="Helvetica"/>
+                <w:color w:val="333333"/>
+                <w:sz w:val="21"/>
+                <w:szCs w:val="21"/>
+                <w:shd w:val="clear" w:color="auto" w:fill="FFFFFF"/>
+              </w:rPr>
+              <w:t>imm:</w:t>
             </w:r>
             <w:r>
               <w:rPr>
@@ -4805,7 +4004,6 @@
               </w:rPr>
               <w:t xml:space="preserve">-bit </w:t>
             </w:r>
-            <w:proofErr w:type="spellStart"/>
             <w:r>
               <w:rPr>
                 <w:rFonts w:ascii="Helvetica" w:eastAsia="Times New Roman" w:hAnsi="Helvetica" w:cs="Helvetica"/>
@@ -4816,7 +4014,6 @@
               </w:rPr>
               <w:t>imm</w:t>
             </w:r>
-            <w:proofErr w:type="spellEnd"/>
             <w:r>
               <w:rPr>
                 <w:rFonts w:ascii="Helvetica" w:eastAsia="Times New Roman" w:hAnsi="Helvetica" w:cs="Helvetica"/>
@@ -4858,29 +4055,7 @@
                 <w:szCs w:val="21"/>
                 <w:shd w:val="clear" w:color="auto" w:fill="FFFFFF"/>
               </w:rPr>
-              <w:t xml:space="preserve">&lt;3-bit funct3&gt; &lt;5-bit </w:t>
-            </w:r>
-            <w:proofErr w:type="spellStart"/>
-            <w:r>
-              <w:rPr>
-                <w:rFonts w:ascii="Helvetica" w:eastAsia="Times New Roman" w:hAnsi="Helvetica" w:cs="Helvetica"/>
-                <w:color w:val="333333"/>
-                <w:sz w:val="21"/>
-                <w:szCs w:val="21"/>
-                <w:shd w:val="clear" w:color="auto" w:fill="FFFFFF"/>
-              </w:rPr>
-              <w:t>rd</w:t>
-            </w:r>
-            <w:proofErr w:type="spellEnd"/>
-            <w:r>
-              <w:rPr>
-                <w:rFonts w:ascii="Helvetica" w:eastAsia="Times New Roman" w:hAnsi="Helvetica" w:cs="Helvetica"/>
-                <w:color w:val="333333"/>
-                <w:sz w:val="21"/>
-                <w:szCs w:val="21"/>
-                <w:shd w:val="clear" w:color="auto" w:fill="FFFFFF"/>
-              </w:rPr>
-              <w:t>&gt;</w:t>
+              <w:t>&lt;3-bit funct3&gt; &lt;5-bit rd&gt;</w:t>
             </w:r>
             <w:r>
               <w:t xml:space="preserve"> </w:t>
@@ -5067,7 +4242,6 @@
               </w:rPr>
               <w:t xml:space="preserve">    </w:t>
             </w:r>
-            <w:proofErr w:type="spellStart"/>
             <w:r>
               <w:rPr>
                 <w:rFonts w:ascii="Helvetica" w:eastAsia="Times New Roman" w:hAnsi="Helvetica" w:cs="Helvetica"/>
@@ -5080,7 +4254,6 @@
               </w:rPr>
               <w:t>lw</w:t>
             </w:r>
-            <w:proofErr w:type="spellEnd"/>
             <w:r>
               <w:rPr>
                 <w:rFonts w:ascii="Helvetica" w:eastAsia="Times New Roman" w:hAnsi="Helvetica" w:cs="Helvetica"/>
@@ -5093,7 +4266,6 @@
               </w:rPr>
               <w:t xml:space="preserve"> </w:t>
             </w:r>
-            <w:proofErr w:type="spellStart"/>
             <w:r>
               <w:rPr>
                 <w:rFonts w:ascii="Helvetica" w:eastAsia="Times New Roman" w:hAnsi="Helvetica" w:cs="Helvetica"/>
@@ -5118,7 +4290,6 @@
               </w:rPr>
               <w:t>d</w:t>
             </w:r>
-            <w:proofErr w:type="spellEnd"/>
             <w:r>
               <w:rPr>
                 <w:rFonts w:ascii="Helvetica" w:eastAsia="Times New Roman" w:hAnsi="Helvetica" w:cs="Helvetica"/>
@@ -5143,7 +4314,6 @@
               </w:rPr>
               <w:t xml:space="preserve"> </w:t>
             </w:r>
-            <w:proofErr w:type="spellStart"/>
             <w:r>
               <w:rPr>
                 <w:rFonts w:ascii="Helvetica" w:eastAsia="Times New Roman" w:hAnsi="Helvetica" w:cs="Helvetica"/>
@@ -5156,7 +4326,6 @@
               </w:rPr>
               <w:t>imm</w:t>
             </w:r>
-            <w:proofErr w:type="spellEnd"/>
             <w:r>
               <w:rPr>
                 <w:rFonts w:ascii="Helvetica" w:eastAsia="Times New Roman" w:hAnsi="Helvetica" w:cs="Helvetica"/>
@@ -5179,9 +4348,8 @@
                 <w:szCs w:val="21"/>
                 <w:shd w:val="clear" w:color="auto" w:fill="FFFFFF"/>
               </w:rPr>
-              <w:t xml:space="preserve">        </w:t>
-            </w:r>
-            <w:proofErr w:type="gramStart"/>
+              <w:t xml:space="preserve">        #  rd = </w:t>
+            </w:r>
             <w:r>
               <w:rPr>
                 <w:rFonts w:ascii="Helvetica" w:eastAsia="Times New Roman" w:hAnsi="Helvetica" w:cs="Helvetica"/>
@@ -5192,9 +4360,8 @@
                 <w:szCs w:val="21"/>
                 <w:shd w:val="clear" w:color="auto" w:fill="FFFFFF"/>
               </w:rPr>
-              <w:t xml:space="preserve">#  </w:t>
-            </w:r>
-            <w:proofErr w:type="spellStart"/>
+              <w:t>memory[</w:t>
+            </w:r>
             <w:r>
               <w:rPr>
                 <w:rFonts w:ascii="Helvetica" w:eastAsia="Times New Roman" w:hAnsi="Helvetica" w:cs="Helvetica"/>
@@ -5205,10 +4372,8 @@
                 <w:szCs w:val="21"/>
                 <w:shd w:val="clear" w:color="auto" w:fill="FFFFFF"/>
               </w:rPr>
-              <w:t>rd</w:t>
-            </w:r>
-            <w:proofErr w:type="spellEnd"/>
-            <w:proofErr w:type="gramEnd"/>
+              <w:t xml:space="preserve">rs1 + </w:t>
+            </w:r>
             <w:r>
               <w:rPr>
                 <w:rFonts w:ascii="Helvetica" w:eastAsia="Times New Roman" w:hAnsi="Helvetica" w:cs="Helvetica"/>
@@ -5219,9 +4384,8 @@
                 <w:szCs w:val="21"/>
                 <w:shd w:val="clear" w:color="auto" w:fill="FFFFFF"/>
               </w:rPr>
-              <w:t xml:space="preserve"> = </w:t>
-            </w:r>
-            <w:proofErr w:type="gramStart"/>
+              <w:t>imm</w:t>
+            </w:r>
             <w:r>
               <w:rPr>
                 <w:rFonts w:ascii="Helvetica" w:eastAsia="Times New Roman" w:hAnsi="Helvetica" w:cs="Helvetica"/>
@@ -5232,45 +4396,6 @@
                 <w:szCs w:val="21"/>
                 <w:shd w:val="clear" w:color="auto" w:fill="FFFFFF"/>
               </w:rPr>
-              <w:t>memory[</w:t>
-            </w:r>
-            <w:proofErr w:type="gramEnd"/>
-            <w:r>
-              <w:rPr>
-                <w:rFonts w:ascii="Helvetica" w:eastAsia="Times New Roman" w:hAnsi="Helvetica" w:cs="Helvetica"/>
-                <w:i/>
-                <w:iCs/>
-                <w:color w:val="333333"/>
-                <w:sz w:val="21"/>
-                <w:szCs w:val="21"/>
-                <w:shd w:val="clear" w:color="auto" w:fill="FFFFFF"/>
-              </w:rPr>
-              <w:t xml:space="preserve">rs1 + </w:t>
-            </w:r>
-            <w:proofErr w:type="spellStart"/>
-            <w:r>
-              <w:rPr>
-                <w:rFonts w:ascii="Helvetica" w:eastAsia="Times New Roman" w:hAnsi="Helvetica" w:cs="Helvetica"/>
-                <w:i/>
-                <w:iCs/>
-                <w:color w:val="333333"/>
-                <w:sz w:val="21"/>
-                <w:szCs w:val="21"/>
-                <w:shd w:val="clear" w:color="auto" w:fill="FFFFFF"/>
-              </w:rPr>
-              <w:t>imm</w:t>
-            </w:r>
-            <w:proofErr w:type="spellEnd"/>
-            <w:r>
-              <w:rPr>
-                <w:rFonts w:ascii="Helvetica" w:eastAsia="Times New Roman" w:hAnsi="Helvetica" w:cs="Helvetica"/>
-                <w:i/>
-                <w:iCs/>
-                <w:color w:val="333333"/>
-                <w:sz w:val="21"/>
-                <w:szCs w:val="21"/>
-                <w:shd w:val="clear" w:color="auto" w:fill="FFFFFF"/>
-              </w:rPr>
               <w:t>]</w:t>
             </w:r>
           </w:p>
@@ -5294,27 +4419,15 @@
               </w:rPr>
               <w:t xml:space="preserve">         </w:t>
             </w:r>
-            <w:proofErr w:type="spellStart"/>
-            <w:r>
-              <w:rPr>
-                <w:rFonts w:ascii="Helvetica" w:eastAsia="Times New Roman" w:hAnsi="Helvetica" w:cs="Helvetica"/>
-                <w:color w:val="333333"/>
-                <w:sz w:val="21"/>
-                <w:szCs w:val="21"/>
-                <w:shd w:val="clear" w:color="auto" w:fill="FFFFFF"/>
-              </w:rPr>
-              <w:t>rd</w:t>
-            </w:r>
-            <w:proofErr w:type="spellEnd"/>
-            <w:r>
-              <w:rPr>
-                <w:rFonts w:ascii="Helvetica" w:eastAsia="Times New Roman" w:hAnsi="Helvetica" w:cs="Helvetica"/>
-                <w:color w:val="333333"/>
-                <w:sz w:val="21"/>
-                <w:szCs w:val="21"/>
-                <w:shd w:val="clear" w:color="auto" w:fill="FFFFFF"/>
-              </w:rPr>
-              <w:t xml:space="preserve">: destination register </w:t>
+            <w:r>
+              <w:rPr>
+                <w:rFonts w:ascii="Helvetica" w:eastAsia="Times New Roman" w:hAnsi="Helvetica" w:cs="Helvetica"/>
+                <w:color w:val="333333"/>
+                <w:sz w:val="21"/>
+                <w:szCs w:val="21"/>
+                <w:shd w:val="clear" w:color="auto" w:fill="FFFFFF"/>
+              </w:rPr>
+              <w:t xml:space="preserve">rd: destination register </w:t>
             </w:r>
           </w:p>
           <w:p>
@@ -5378,27 +4491,15 @@
               </w:rPr>
               <w:t xml:space="preserve">         </w:t>
             </w:r>
-            <w:proofErr w:type="spellStart"/>
-            <w:r>
-              <w:rPr>
-                <w:rFonts w:ascii="Helvetica" w:eastAsia="Times New Roman" w:hAnsi="Helvetica" w:cs="Helvetica"/>
-                <w:color w:val="333333"/>
-                <w:sz w:val="21"/>
-                <w:szCs w:val="21"/>
-                <w:shd w:val="clear" w:color="auto" w:fill="FFFFFF"/>
-              </w:rPr>
-              <w:t>imm</w:t>
-            </w:r>
-            <w:proofErr w:type="spellEnd"/>
-            <w:r>
-              <w:rPr>
-                <w:rFonts w:ascii="Helvetica" w:eastAsia="Times New Roman" w:hAnsi="Helvetica" w:cs="Helvetica"/>
-                <w:color w:val="333333"/>
-                <w:sz w:val="21"/>
-                <w:szCs w:val="21"/>
-                <w:shd w:val="clear" w:color="auto" w:fill="FFFFFF"/>
-              </w:rPr>
-              <w:t>:</w:t>
+            <w:r>
+              <w:rPr>
+                <w:rFonts w:ascii="Helvetica" w:eastAsia="Times New Roman" w:hAnsi="Helvetica" w:cs="Helvetica"/>
+                <w:color w:val="333333"/>
+                <w:sz w:val="21"/>
+                <w:szCs w:val="21"/>
+                <w:shd w:val="clear" w:color="auto" w:fill="FFFFFF"/>
+              </w:rPr>
+              <w:t>imm:</w:t>
             </w:r>
             <w:r>
               <w:rPr>
@@ -5472,29 +4573,7 @@
                 <w:szCs w:val="21"/>
                 <w:shd w:val="clear" w:color="auto" w:fill="FFFFFF"/>
               </w:rPr>
-              <w:t xml:space="preserve">    “&lt;12-bit </w:t>
-            </w:r>
-            <w:proofErr w:type="spellStart"/>
-            <w:r>
-              <w:rPr>
-                <w:rFonts w:ascii="Helvetica" w:eastAsia="Times New Roman" w:hAnsi="Helvetica" w:cs="Helvetica"/>
-                <w:color w:val="333333"/>
-                <w:sz w:val="21"/>
-                <w:szCs w:val="21"/>
-                <w:shd w:val="clear" w:color="auto" w:fill="FFFFFF"/>
-              </w:rPr>
-              <w:t>imm</w:t>
-            </w:r>
-            <w:proofErr w:type="spellEnd"/>
-            <w:r>
-              <w:rPr>
-                <w:rFonts w:ascii="Helvetica" w:eastAsia="Times New Roman" w:hAnsi="Helvetica" w:cs="Helvetica"/>
-                <w:color w:val="333333"/>
-                <w:sz w:val="21"/>
-                <w:szCs w:val="21"/>
-                <w:shd w:val="clear" w:color="auto" w:fill="FFFFFF"/>
-              </w:rPr>
-              <w:t>&gt; &lt;5-bit rs1&gt;</w:t>
+              <w:t xml:space="preserve">    “&lt;12-bit imm&gt; &lt;5-bit rs1&gt;</w:t>
             </w:r>
             <w:r>
               <w:t xml:space="preserve"> </w:t>
@@ -5507,29 +4586,7 @@
                 <w:szCs w:val="21"/>
                 <w:shd w:val="clear" w:color="auto" w:fill="FFFFFF"/>
               </w:rPr>
-              <w:t xml:space="preserve">&lt;3-bit funct3&gt; &lt;5-bit </w:t>
-            </w:r>
-            <w:proofErr w:type="spellStart"/>
-            <w:r>
-              <w:rPr>
-                <w:rFonts w:ascii="Helvetica" w:eastAsia="Times New Roman" w:hAnsi="Helvetica" w:cs="Helvetica"/>
-                <w:color w:val="333333"/>
-                <w:sz w:val="21"/>
-                <w:szCs w:val="21"/>
-                <w:shd w:val="clear" w:color="auto" w:fill="FFFFFF"/>
-              </w:rPr>
-              <w:t>rd</w:t>
-            </w:r>
-            <w:proofErr w:type="spellEnd"/>
-            <w:r>
-              <w:rPr>
-                <w:rFonts w:ascii="Helvetica" w:eastAsia="Times New Roman" w:hAnsi="Helvetica" w:cs="Helvetica"/>
-                <w:color w:val="333333"/>
-                <w:sz w:val="21"/>
-                <w:szCs w:val="21"/>
-                <w:shd w:val="clear" w:color="auto" w:fill="FFFFFF"/>
-              </w:rPr>
-              <w:t>&gt;</w:t>
+              <w:t>&lt;3-bit funct3&gt; &lt;5-bit rd&gt;</w:t>
             </w:r>
             <w:r>
               <w:t xml:space="preserve"> </w:t>
@@ -5812,7 +4869,6 @@
               </w:rPr>
               <w:t xml:space="preserve"> </w:t>
             </w:r>
-            <w:proofErr w:type="spellStart"/>
             <w:r>
               <w:rPr>
                 <w:rFonts w:ascii="Helvetica" w:eastAsia="Times New Roman" w:hAnsi="Helvetica" w:cs="Helvetica"/>
@@ -5825,7 +4881,6 @@
               </w:rPr>
               <w:t>bne</w:t>
             </w:r>
-            <w:proofErr w:type="spellEnd"/>
             <w:r>
               <w:rPr>
                 <w:rFonts w:ascii="Helvetica" w:eastAsia="Times New Roman" w:hAnsi="Helvetica" w:cs="Helvetica"/>
@@ -5860,9 +4915,8 @@
                 <w:szCs w:val="21"/>
                 <w:shd w:val="clear" w:color="auto" w:fill="FFFFFF"/>
               </w:rPr>
-              <w:t xml:space="preserve">, </w:t>
-            </w:r>
-            <w:proofErr w:type="spellStart"/>
+              <w:t>, i</w:t>
+            </w:r>
             <w:r>
               <w:rPr>
                 <w:rFonts w:ascii="Helvetica" w:eastAsia="Times New Roman" w:hAnsi="Helvetica" w:cs="Helvetica"/>
@@ -5873,7 +4927,7 @@
                 <w:szCs w:val="21"/>
                 <w:shd w:val="clear" w:color="auto" w:fill="FFFFFF"/>
               </w:rPr>
-              <w:t>i</w:t>
+              <w:t>mm</w:t>
             </w:r>
             <w:r>
               <w:rPr>
@@ -5885,9 +4939,8 @@
                 <w:szCs w:val="21"/>
                 <w:shd w:val="clear" w:color="auto" w:fill="FFFFFF"/>
               </w:rPr>
-              <w:t>mm</w:t>
-            </w:r>
-            <w:proofErr w:type="spellEnd"/>
+              <w:t xml:space="preserve">        #  </w:t>
+            </w:r>
             <w:r>
               <w:rPr>
                 <w:rFonts w:ascii="Helvetica" w:eastAsia="Times New Roman" w:hAnsi="Helvetica" w:cs="Helvetica"/>
@@ -5898,9 +4951,8 @@
                 <w:szCs w:val="21"/>
                 <w:shd w:val="clear" w:color="auto" w:fill="FFFFFF"/>
               </w:rPr>
-              <w:t xml:space="preserve">        </w:t>
-            </w:r>
-            <w:proofErr w:type="gramStart"/>
+              <w:t>PC = PC + 4 + imm</w:t>
+            </w:r>
             <w:r>
               <w:rPr>
                 <w:rFonts w:ascii="Helvetica" w:eastAsia="Times New Roman" w:hAnsi="Helvetica" w:cs="Helvetica"/>
@@ -5911,57 +4963,6 @@
                 <w:szCs w:val="21"/>
                 <w:shd w:val="clear" w:color="auto" w:fill="FFFFFF"/>
               </w:rPr>
-              <w:t xml:space="preserve">#  </w:t>
-            </w:r>
-            <w:r>
-              <w:rPr>
-                <w:rFonts w:ascii="Helvetica" w:eastAsia="Times New Roman" w:hAnsi="Helvetica" w:cs="Helvetica"/>
-                <w:i/>
-                <w:iCs/>
-                <w:color w:val="333333"/>
-                <w:sz w:val="21"/>
-                <w:szCs w:val="21"/>
-                <w:shd w:val="clear" w:color="auto" w:fill="FFFFFF"/>
-              </w:rPr>
-              <w:t>PC</w:t>
-            </w:r>
-            <w:proofErr w:type="gramEnd"/>
-            <w:r>
-              <w:rPr>
-                <w:rFonts w:ascii="Helvetica" w:eastAsia="Times New Roman" w:hAnsi="Helvetica" w:cs="Helvetica"/>
-                <w:i/>
-                <w:iCs/>
-                <w:color w:val="333333"/>
-                <w:sz w:val="21"/>
-                <w:szCs w:val="21"/>
-                <w:shd w:val="clear" w:color="auto" w:fill="FFFFFF"/>
-              </w:rPr>
-              <w:t xml:space="preserve"> = PC + 4 + </w:t>
-            </w:r>
-            <w:proofErr w:type="spellStart"/>
-            <w:r>
-              <w:rPr>
-                <w:rFonts w:ascii="Helvetica" w:eastAsia="Times New Roman" w:hAnsi="Helvetica" w:cs="Helvetica"/>
-                <w:i/>
-                <w:iCs/>
-                <w:color w:val="333333"/>
-                <w:sz w:val="21"/>
-                <w:szCs w:val="21"/>
-                <w:shd w:val="clear" w:color="auto" w:fill="FFFFFF"/>
-              </w:rPr>
-              <w:t>imm</w:t>
-            </w:r>
-            <w:proofErr w:type="spellEnd"/>
-            <w:r>
-              <w:rPr>
-                <w:rFonts w:ascii="Helvetica" w:eastAsia="Times New Roman" w:hAnsi="Helvetica" w:cs="Helvetica"/>
-                <w:i/>
-                <w:iCs/>
-                <w:color w:val="333333"/>
-                <w:sz w:val="21"/>
-                <w:szCs w:val="21"/>
-                <w:shd w:val="clear" w:color="auto" w:fill="FFFFFF"/>
-              </w:rPr>
               <w:t>, if rs1 is not equal to rs2</w:t>
             </w:r>
           </w:p>
@@ -5985,27 +4986,15 @@
               </w:rPr>
               <w:t xml:space="preserve">         </w:t>
             </w:r>
-            <w:proofErr w:type="spellStart"/>
-            <w:r>
-              <w:rPr>
-                <w:rFonts w:ascii="Helvetica" w:eastAsia="Times New Roman" w:hAnsi="Helvetica" w:cs="Helvetica"/>
-                <w:color w:val="333333"/>
-                <w:sz w:val="21"/>
-                <w:szCs w:val="21"/>
-                <w:shd w:val="clear" w:color="auto" w:fill="FFFFFF"/>
-              </w:rPr>
-              <w:t>imm</w:t>
-            </w:r>
-            <w:proofErr w:type="spellEnd"/>
-            <w:r>
-              <w:rPr>
-                <w:rFonts w:ascii="Helvetica" w:eastAsia="Times New Roman" w:hAnsi="Helvetica" w:cs="Helvetica"/>
-                <w:color w:val="333333"/>
-                <w:sz w:val="21"/>
-                <w:szCs w:val="21"/>
-                <w:shd w:val="clear" w:color="auto" w:fill="FFFFFF"/>
-              </w:rPr>
-              <w:t>:</w:t>
+            <w:r>
+              <w:rPr>
+                <w:rFonts w:ascii="Helvetica" w:eastAsia="Times New Roman" w:hAnsi="Helvetica" w:cs="Helvetica"/>
+                <w:color w:val="333333"/>
+                <w:sz w:val="21"/>
+                <w:szCs w:val="21"/>
+                <w:shd w:val="clear" w:color="auto" w:fill="FFFFFF"/>
+              </w:rPr>
+              <w:t>imm:</w:t>
             </w:r>
             <w:r>
               <w:rPr>
@@ -6080,32 +5069,8 @@
                 <w:szCs w:val="21"/>
                 <w:shd w:val="clear" w:color="auto" w:fill="FFFFFF"/>
               </w:rPr>
-              <w:t>&lt;</w:t>
-            </w:r>
-            <w:proofErr w:type="spellStart"/>
-            <w:proofErr w:type="gramStart"/>
-            <w:r>
-              <w:rPr>
-                <w:rFonts w:ascii="Helvetica" w:eastAsia="Times New Roman" w:hAnsi="Helvetica" w:cs="Helvetica"/>
-                <w:color w:val="333333"/>
-                <w:sz w:val="21"/>
-                <w:szCs w:val="21"/>
-                <w:shd w:val="clear" w:color="auto" w:fill="FFFFFF"/>
-              </w:rPr>
-              <w:t>imm</w:t>
-            </w:r>
-            <w:proofErr w:type="spellEnd"/>
-            <w:r>
-              <w:rPr>
-                <w:rFonts w:ascii="Helvetica" w:eastAsia="Times New Roman" w:hAnsi="Helvetica" w:cs="Helvetica"/>
-                <w:color w:val="333333"/>
-                <w:sz w:val="21"/>
-                <w:szCs w:val="21"/>
-                <w:shd w:val="clear" w:color="auto" w:fill="FFFFFF"/>
-              </w:rPr>
-              <w:t>[</w:t>
-            </w:r>
-            <w:proofErr w:type="gramEnd"/>
+              <w:t>&lt;imm[1</w:t>
+            </w:r>
             <w:r>
               <w:rPr>
                 <w:rFonts w:ascii="Helvetica" w:eastAsia="Times New Roman" w:hAnsi="Helvetica" w:cs="Helvetica"/>
@@ -6124,230 +5089,301 @@
                 <w:szCs w:val="21"/>
                 <w:shd w:val="clear" w:color="auto" w:fill="FFFFFF"/>
               </w:rPr>
+              <w:t xml:space="preserve">]&gt; </w:t>
+            </w:r>
+            <w:r>
+              <w:rPr>
+                <w:rFonts w:ascii="Helvetica" w:eastAsia="Times New Roman" w:hAnsi="Helvetica" w:cs="Helvetica"/>
+                <w:color w:val="333333"/>
+                <w:sz w:val="21"/>
+                <w:szCs w:val="21"/>
+                <w:shd w:val="clear" w:color="auto" w:fill="FFFFFF"/>
+              </w:rPr>
+              <w:t>&lt;imm[</w:t>
+            </w:r>
+            <w:r>
+              <w:rPr>
+                <w:rFonts w:ascii="Helvetica" w:eastAsia="Times New Roman" w:hAnsi="Helvetica" w:cs="Helvetica"/>
+                <w:color w:val="333333"/>
+                <w:sz w:val="21"/>
+                <w:szCs w:val="21"/>
+                <w:shd w:val="clear" w:color="auto" w:fill="FFFFFF"/>
+              </w:rPr>
+              <w:t>9</w:t>
+            </w:r>
+            <w:r>
+              <w:rPr>
+                <w:rFonts w:ascii="Helvetica" w:eastAsia="Times New Roman" w:hAnsi="Helvetica" w:cs="Helvetica"/>
+                <w:color w:val="333333"/>
+                <w:sz w:val="21"/>
+                <w:szCs w:val="21"/>
+                <w:shd w:val="clear" w:color="auto" w:fill="FFFFFF"/>
+              </w:rPr>
+              <w:t>:</w:t>
+            </w:r>
+            <w:r>
+              <w:rPr>
+                <w:rFonts w:ascii="Helvetica" w:eastAsia="Times New Roman" w:hAnsi="Helvetica" w:cs="Helvetica"/>
+                <w:color w:val="333333"/>
+                <w:sz w:val="21"/>
+                <w:szCs w:val="21"/>
+                <w:shd w:val="clear" w:color="auto" w:fill="FFFFFF"/>
+              </w:rPr>
+              <w:t>4</w:t>
+            </w:r>
+            <w:r>
+              <w:rPr>
+                <w:rFonts w:ascii="Helvetica" w:eastAsia="Times New Roman" w:hAnsi="Helvetica" w:cs="Helvetica"/>
+                <w:color w:val="333333"/>
+                <w:sz w:val="21"/>
+                <w:szCs w:val="21"/>
+                <w:shd w:val="clear" w:color="auto" w:fill="FFFFFF"/>
+              </w:rPr>
+              <w:t>]&gt; &lt;5-bit rs2&gt;</w:t>
+            </w:r>
+            <w:r>
+              <w:t xml:space="preserve"> </w:t>
+            </w:r>
+            <w:r>
+              <w:rPr>
+                <w:rFonts w:ascii="Helvetica" w:eastAsia="Times New Roman" w:hAnsi="Helvetica" w:cs="Helvetica"/>
+                <w:color w:val="333333"/>
+                <w:sz w:val="21"/>
+                <w:szCs w:val="21"/>
+                <w:shd w:val="clear" w:color="auto" w:fill="FFFFFF"/>
+              </w:rPr>
+              <w:t>&lt;5-bit rs1&gt;</w:t>
+            </w:r>
+            <w:r>
+              <w:t xml:space="preserve"> </w:t>
+            </w:r>
+            <w:r>
+              <w:rPr>
+                <w:rFonts w:ascii="Helvetica" w:eastAsia="Times New Roman" w:hAnsi="Helvetica" w:cs="Helvetica"/>
+                <w:color w:val="333333"/>
+                <w:sz w:val="21"/>
+                <w:szCs w:val="21"/>
+                <w:shd w:val="clear" w:color="auto" w:fill="FFFFFF"/>
+              </w:rPr>
+              <w:t>&lt;3-bit funct3&gt; &lt;imm[</w:t>
+            </w:r>
+            <w:r>
+              <w:rPr>
+                <w:rFonts w:ascii="Helvetica" w:eastAsia="Times New Roman" w:hAnsi="Helvetica" w:cs="Helvetica"/>
+                <w:color w:val="333333"/>
+                <w:sz w:val="21"/>
+                <w:szCs w:val="21"/>
+                <w:shd w:val="clear" w:color="auto" w:fill="FFFFFF"/>
+              </w:rPr>
+              <w:t>3</w:t>
+            </w:r>
+            <w:r>
+              <w:rPr>
+                <w:rFonts w:ascii="Helvetica" w:eastAsia="Times New Roman" w:hAnsi="Helvetica" w:cs="Helvetica"/>
+                <w:color w:val="333333"/>
+                <w:sz w:val="21"/>
+                <w:szCs w:val="21"/>
+                <w:shd w:val="clear" w:color="auto" w:fill="FFFFFF"/>
+              </w:rPr>
+              <w:t xml:space="preserve">:1]&gt;   </w:t>
+            </w:r>
+          </w:p>
+          <w:p>
+            <w:pPr>
+              <w:rPr>
+                <w:rFonts w:ascii="Helvetica" w:eastAsia="Times New Roman" w:hAnsi="Helvetica" w:cs="Helvetica"/>
+                <w:color w:val="333333"/>
+                <w:sz w:val="21"/>
+                <w:szCs w:val="21"/>
+                <w:shd w:val="clear" w:color="auto" w:fill="FFFFFF"/>
+              </w:rPr>
+            </w:pPr>
+            <w:r>
+              <w:rPr>
+                <w:rFonts w:ascii="Helvetica" w:eastAsia="Times New Roman" w:hAnsi="Helvetica" w:cs="Helvetica"/>
+                <w:color w:val="333333"/>
+                <w:sz w:val="21"/>
+                <w:szCs w:val="21"/>
+                <w:shd w:val="clear" w:color="auto" w:fill="FFFFFF"/>
+              </w:rPr>
+              <w:t xml:space="preserve">     </w:t>
+            </w:r>
+            <w:r>
+              <w:rPr>
+                <w:rFonts w:ascii="Helvetica" w:eastAsia="Times New Roman" w:hAnsi="Helvetica" w:cs="Helvetica"/>
+                <w:color w:val="333333"/>
+                <w:sz w:val="21"/>
+                <w:szCs w:val="21"/>
+                <w:shd w:val="clear" w:color="auto" w:fill="FFFFFF"/>
+              </w:rPr>
+              <w:t>&lt;unused bit&gt;</w:t>
+            </w:r>
+            <w:r>
+              <w:rPr>
+                <w:rFonts w:ascii="Helvetica" w:eastAsia="Times New Roman" w:hAnsi="Helvetica" w:cs="Helvetica"/>
+                <w:color w:val="333333"/>
+                <w:sz w:val="21"/>
+                <w:szCs w:val="21"/>
+                <w:shd w:val="clear" w:color="auto" w:fill="FFFFFF"/>
+              </w:rPr>
+              <w:t>&lt;imm[1</w:t>
+            </w:r>
+            <w:r>
+              <w:rPr>
+                <w:rFonts w:ascii="Helvetica" w:eastAsia="Times New Roman" w:hAnsi="Helvetica" w:cs="Helvetica"/>
+                <w:color w:val="333333"/>
+                <w:sz w:val="21"/>
+                <w:szCs w:val="21"/>
+                <w:shd w:val="clear" w:color="auto" w:fill="FFFFFF"/>
+              </w:rPr>
+              <w:t>0</w:t>
+            </w:r>
+            <w:r>
+              <w:rPr>
+                <w:rFonts w:ascii="Helvetica" w:eastAsia="Times New Roman" w:hAnsi="Helvetica" w:cs="Helvetica"/>
+                <w:color w:val="333333"/>
+                <w:sz w:val="21"/>
+                <w:szCs w:val="21"/>
+                <w:shd w:val="clear" w:color="auto" w:fill="FFFFFF"/>
+              </w:rPr>
+              <w:t>]&gt;&lt;7-bit opcode&gt;”</w:t>
+            </w:r>
+          </w:p>
+          <w:p>
+            <w:pPr>
+              <w:rPr>
+                <w:rFonts w:ascii="Helvetica" w:eastAsia="Times New Roman" w:hAnsi="Helvetica" w:cs="Helvetica"/>
+                <w:color w:val="333333"/>
+                <w:sz w:val="21"/>
+                <w:szCs w:val="21"/>
+                <w:shd w:val="clear" w:color="auto" w:fill="FFFFFF"/>
+              </w:rPr>
+            </w:pPr>
+            <w:r>
+              <w:rPr>
+                <w:rFonts w:ascii="Helvetica" w:eastAsia="Times New Roman" w:hAnsi="Helvetica" w:cs="Helvetica"/>
+                <w:color w:val="333333"/>
+                <w:sz w:val="21"/>
+                <w:szCs w:val="21"/>
+                <w:shd w:val="clear" w:color="auto" w:fill="FFFFFF"/>
+              </w:rPr>
+              <w:t xml:space="preserve"> </w:t>
+            </w:r>
+            <w:r>
+              <w:rPr>
+                <w:rFonts w:ascii="Helvetica" w:eastAsia="Times New Roman" w:hAnsi="Helvetica" w:cs="Helvetica"/>
+                <w:color w:val="333333"/>
+                <w:sz w:val="21"/>
+                <w:szCs w:val="21"/>
+                <w:shd w:val="clear" w:color="auto" w:fill="FFFFFF"/>
+              </w:rPr>
+              <w:t xml:space="preserve">    funct3= “</w:t>
+            </w:r>
+            <w:r>
+              <w:rPr>
+                <w:rFonts w:ascii="Helvetica" w:eastAsia="Times New Roman" w:hAnsi="Helvetica" w:cs="Helvetica"/>
+                <w:color w:val="333333"/>
+                <w:sz w:val="21"/>
+                <w:szCs w:val="21"/>
+                <w:shd w:val="clear" w:color="auto" w:fill="FFFFFF"/>
+              </w:rPr>
+              <w:t>001</w:t>
+            </w:r>
+            <w:r>
+              <w:rPr>
+                <w:rFonts w:ascii="Helvetica" w:eastAsia="Times New Roman" w:hAnsi="Helvetica" w:cs="Helvetica"/>
+                <w:color w:val="333333"/>
+                <w:sz w:val="21"/>
+                <w:szCs w:val="21"/>
+                <w:shd w:val="clear" w:color="auto" w:fill="FFFFFF"/>
+              </w:rPr>
+              <w:t>”</w:t>
+            </w:r>
+          </w:p>
+          <w:p>
+            <w:pPr>
+              <w:rPr>
+                <w:rFonts w:ascii="Helvetica" w:eastAsia="Times New Roman" w:hAnsi="Helvetica" w:cs="Helvetica"/>
+                <w:color w:val="333333"/>
+                <w:sz w:val="21"/>
+                <w:szCs w:val="21"/>
+                <w:shd w:val="clear" w:color="auto" w:fill="FFFFFF"/>
+              </w:rPr>
+            </w:pPr>
+            <w:r>
+              <w:rPr>
+                <w:rFonts w:ascii="Helvetica" w:eastAsia="Times New Roman" w:hAnsi="Helvetica" w:cs="Helvetica"/>
+                <w:color w:val="333333"/>
+                <w:sz w:val="21"/>
+                <w:szCs w:val="21"/>
+                <w:shd w:val="clear" w:color="auto" w:fill="FFFFFF"/>
+              </w:rPr>
+              <w:t xml:space="preserve">    Opcode= “</w:t>
+            </w:r>
+            <w:r>
+              <w:rPr>
+                <w:rFonts w:ascii="Helvetica" w:hAnsi="Helvetica" w:cs="Helvetica"/>
+                <w:color w:val="333333"/>
+                <w:sz w:val="21"/>
+                <w:szCs w:val="21"/>
+                <w:shd w:val="clear" w:color="auto" w:fill="FFFFFF"/>
+              </w:rPr>
+              <w:t>1100011</w:t>
+            </w:r>
+            <w:r>
+              <w:rPr>
+                <w:rFonts w:ascii="Helvetica" w:eastAsia="Times New Roman" w:hAnsi="Helvetica" w:cs="Helvetica"/>
+                <w:color w:val="333333"/>
+                <w:sz w:val="21"/>
+                <w:szCs w:val="21"/>
+                <w:shd w:val="clear" w:color="auto" w:fill="FFFFFF"/>
+              </w:rPr>
+              <w:t>”</w:t>
+            </w:r>
+            <w:r>
+              <w:rPr>
+                <w:rFonts w:ascii="Helvetica" w:hAnsi="Helvetica" w:cs="Helvetica"/>
+                <w:color w:val="333333"/>
+                <w:sz w:val="21"/>
+                <w:szCs w:val="21"/>
+                <w:shd w:val="clear" w:color="auto" w:fill="FFFFFF"/>
+              </w:rPr>
+              <w:t>.</w:t>
+            </w:r>
+          </w:p>
+          <w:p>
+            <w:pPr>
+              <w:rPr>
+                <w:rFonts w:ascii="Helvetica" w:hAnsi="Helvetica" w:cs="Helvetica"/>
+                <w:color w:val="333333"/>
+                <w:sz w:val="21"/>
+                <w:szCs w:val="21"/>
+                <w:shd w:val="clear" w:color="auto" w:fill="FFFFFF"/>
+              </w:rPr>
+            </w:pPr>
+            <w:r>
+              <w:rPr>
+                <w:rFonts w:ascii="Helvetica" w:hAnsi="Helvetica" w:cs="Helvetica"/>
+                <w:color w:val="333333"/>
+                <w:sz w:val="21"/>
+                <w:szCs w:val="21"/>
+                <w:shd w:val="clear" w:color="auto" w:fill="FFFFFF"/>
+              </w:rPr>
+              <w:t>So the final PC = PC + 4 + (sign extend)(imm[</w:t>
+            </w:r>
+            <w:r>
+              <w:rPr>
+                <w:rFonts w:ascii="Helvetica" w:hAnsi="Helvetica" w:cs="Helvetica"/>
+                <w:color w:val="333333"/>
+                <w:sz w:val="21"/>
+                <w:szCs w:val="21"/>
+                <w:shd w:val="clear" w:color="auto" w:fill="FFFFFF"/>
+              </w:rPr>
               <w:t>1</w:t>
             </w:r>
             <w:r>
               <w:rPr>
-                <w:rFonts w:ascii="Helvetica" w:eastAsia="Times New Roman" w:hAnsi="Helvetica" w:cs="Helvetica"/>
-                <w:color w:val="333333"/>
-                <w:sz w:val="21"/>
-                <w:szCs w:val="21"/>
-                <w:shd w:val="clear" w:color="auto" w:fill="FFFFFF"/>
-              </w:rPr>
-              <w:t xml:space="preserve">]&gt; </w:t>
-            </w:r>
-            <w:r>
-              <w:rPr>
-                <w:rFonts w:ascii="Helvetica" w:eastAsia="Times New Roman" w:hAnsi="Helvetica" w:cs="Helvetica"/>
-                <w:color w:val="333333"/>
-                <w:sz w:val="21"/>
-                <w:szCs w:val="21"/>
-                <w:shd w:val="clear" w:color="auto" w:fill="FFFFFF"/>
-              </w:rPr>
-              <w:t>&lt;</w:t>
-            </w:r>
-            <w:proofErr w:type="spellStart"/>
-            <w:proofErr w:type="gramStart"/>
-            <w:r>
-              <w:rPr>
-                <w:rFonts w:ascii="Helvetica" w:eastAsia="Times New Roman" w:hAnsi="Helvetica" w:cs="Helvetica"/>
-                <w:color w:val="333333"/>
-                <w:sz w:val="21"/>
-                <w:szCs w:val="21"/>
-                <w:shd w:val="clear" w:color="auto" w:fill="FFFFFF"/>
-              </w:rPr>
-              <w:t>imm</w:t>
-            </w:r>
-            <w:proofErr w:type="spellEnd"/>
-            <w:r>
-              <w:rPr>
-                <w:rFonts w:ascii="Helvetica" w:eastAsia="Times New Roman" w:hAnsi="Helvetica" w:cs="Helvetica"/>
-                <w:color w:val="333333"/>
-                <w:sz w:val="21"/>
-                <w:szCs w:val="21"/>
-                <w:shd w:val="clear" w:color="auto" w:fill="FFFFFF"/>
-              </w:rPr>
-              <w:t>[</w:t>
-            </w:r>
-            <w:proofErr w:type="gramEnd"/>
-            <w:r>
-              <w:rPr>
-                <w:rFonts w:ascii="Helvetica" w:eastAsia="Times New Roman" w:hAnsi="Helvetica" w:cs="Helvetica"/>
-                <w:color w:val="333333"/>
-                <w:sz w:val="21"/>
-                <w:szCs w:val="21"/>
-                <w:shd w:val="clear" w:color="auto" w:fill="FFFFFF"/>
-              </w:rPr>
-              <w:t>9</w:t>
-            </w:r>
-            <w:r>
-              <w:rPr>
-                <w:rFonts w:ascii="Helvetica" w:eastAsia="Times New Roman" w:hAnsi="Helvetica" w:cs="Helvetica"/>
-                <w:color w:val="333333"/>
-                <w:sz w:val="21"/>
-                <w:szCs w:val="21"/>
-                <w:shd w:val="clear" w:color="auto" w:fill="FFFFFF"/>
-              </w:rPr>
-              <w:t>:</w:t>
-            </w:r>
-            <w:r>
-              <w:rPr>
-                <w:rFonts w:ascii="Helvetica" w:eastAsia="Times New Roman" w:hAnsi="Helvetica" w:cs="Helvetica"/>
-                <w:color w:val="333333"/>
-                <w:sz w:val="21"/>
-                <w:szCs w:val="21"/>
-                <w:shd w:val="clear" w:color="auto" w:fill="FFFFFF"/>
-              </w:rPr>
-              <w:t>4</w:t>
-            </w:r>
-            <w:r>
-              <w:rPr>
-                <w:rFonts w:ascii="Helvetica" w:eastAsia="Times New Roman" w:hAnsi="Helvetica" w:cs="Helvetica"/>
-                <w:color w:val="333333"/>
-                <w:sz w:val="21"/>
-                <w:szCs w:val="21"/>
-                <w:shd w:val="clear" w:color="auto" w:fill="FFFFFF"/>
-              </w:rPr>
-              <w:t>]&gt; &lt;5-bit rs2&gt;</w:t>
-            </w:r>
-            <w:r>
-              <w:t xml:space="preserve"> </w:t>
-            </w:r>
-            <w:r>
-              <w:rPr>
-                <w:rFonts w:ascii="Helvetica" w:eastAsia="Times New Roman" w:hAnsi="Helvetica" w:cs="Helvetica"/>
-                <w:color w:val="333333"/>
-                <w:sz w:val="21"/>
-                <w:szCs w:val="21"/>
-                <w:shd w:val="clear" w:color="auto" w:fill="FFFFFF"/>
-              </w:rPr>
-              <w:t>&lt;5-bit rs1&gt;</w:t>
-            </w:r>
-            <w:r>
-              <w:t xml:space="preserve"> </w:t>
-            </w:r>
-            <w:r>
-              <w:rPr>
-                <w:rFonts w:ascii="Helvetica" w:eastAsia="Times New Roman" w:hAnsi="Helvetica" w:cs="Helvetica"/>
-                <w:color w:val="333333"/>
-                <w:sz w:val="21"/>
-                <w:szCs w:val="21"/>
-                <w:shd w:val="clear" w:color="auto" w:fill="FFFFFF"/>
-              </w:rPr>
-              <w:t>&lt;3-bit funct3&gt; &lt;</w:t>
-            </w:r>
-            <w:proofErr w:type="spellStart"/>
-            <w:proofErr w:type="gramStart"/>
-            <w:r>
-              <w:rPr>
-                <w:rFonts w:ascii="Helvetica" w:eastAsia="Times New Roman" w:hAnsi="Helvetica" w:cs="Helvetica"/>
-                <w:color w:val="333333"/>
-                <w:sz w:val="21"/>
-                <w:szCs w:val="21"/>
-                <w:shd w:val="clear" w:color="auto" w:fill="FFFFFF"/>
-              </w:rPr>
-              <w:t>imm</w:t>
-            </w:r>
-            <w:proofErr w:type="spellEnd"/>
-            <w:r>
-              <w:rPr>
-                <w:rFonts w:ascii="Helvetica" w:eastAsia="Times New Roman" w:hAnsi="Helvetica" w:cs="Helvetica"/>
-                <w:color w:val="333333"/>
-                <w:sz w:val="21"/>
-                <w:szCs w:val="21"/>
-                <w:shd w:val="clear" w:color="auto" w:fill="FFFFFF"/>
-              </w:rPr>
-              <w:t>[</w:t>
-            </w:r>
-            <w:proofErr w:type="gramEnd"/>
-            <w:r>
-              <w:rPr>
-                <w:rFonts w:ascii="Helvetica" w:eastAsia="Times New Roman" w:hAnsi="Helvetica" w:cs="Helvetica"/>
-                <w:color w:val="333333"/>
-                <w:sz w:val="21"/>
-                <w:szCs w:val="21"/>
-                <w:shd w:val="clear" w:color="auto" w:fill="FFFFFF"/>
-              </w:rPr>
-              <w:t>3</w:t>
-            </w:r>
-            <w:r>
-              <w:rPr>
-                <w:rFonts w:ascii="Helvetica" w:eastAsia="Times New Roman" w:hAnsi="Helvetica" w:cs="Helvetica"/>
-                <w:color w:val="333333"/>
-                <w:sz w:val="21"/>
-                <w:szCs w:val="21"/>
-                <w:shd w:val="clear" w:color="auto" w:fill="FFFFFF"/>
-              </w:rPr>
-              <w:t xml:space="preserve">:1]&gt;   </w:t>
-            </w:r>
-          </w:p>
-          <w:p>
-            <w:pPr>
-              <w:rPr>
-                <w:rFonts w:ascii="Helvetica" w:eastAsia="Times New Roman" w:hAnsi="Helvetica" w:cs="Helvetica"/>
-                <w:color w:val="333333"/>
-                <w:sz w:val="21"/>
-                <w:szCs w:val="21"/>
-                <w:shd w:val="clear" w:color="auto" w:fill="FFFFFF"/>
-              </w:rPr>
-            </w:pPr>
-            <w:r>
-              <w:rPr>
-                <w:rFonts w:ascii="Helvetica" w:eastAsia="Times New Roman" w:hAnsi="Helvetica" w:cs="Helvetica"/>
-                <w:color w:val="333333"/>
-                <w:sz w:val="21"/>
-                <w:szCs w:val="21"/>
-                <w:shd w:val="clear" w:color="auto" w:fill="FFFFFF"/>
-              </w:rPr>
-              <w:t xml:space="preserve">     </w:t>
-            </w:r>
-            <w:r>
-              <w:rPr>
-                <w:rFonts w:ascii="Helvetica" w:eastAsia="Times New Roman" w:hAnsi="Helvetica" w:cs="Helvetica"/>
-                <w:color w:val="333333"/>
-                <w:sz w:val="21"/>
-                <w:szCs w:val="21"/>
-                <w:shd w:val="clear" w:color="auto" w:fill="FFFFFF"/>
-              </w:rPr>
-              <w:t>&lt;unused bit&gt;</w:t>
-            </w:r>
-            <w:r>
-              <w:rPr>
-                <w:rFonts w:ascii="Helvetica" w:eastAsia="Times New Roman" w:hAnsi="Helvetica" w:cs="Helvetica"/>
-                <w:color w:val="333333"/>
-                <w:sz w:val="21"/>
-                <w:szCs w:val="21"/>
-                <w:shd w:val="clear" w:color="auto" w:fill="FFFFFF"/>
-              </w:rPr>
-              <w:t>&lt;</w:t>
-            </w:r>
-            <w:proofErr w:type="spellStart"/>
-            <w:proofErr w:type="gramStart"/>
-            <w:r>
-              <w:rPr>
-                <w:rFonts w:ascii="Helvetica" w:eastAsia="Times New Roman" w:hAnsi="Helvetica" w:cs="Helvetica"/>
-                <w:color w:val="333333"/>
-                <w:sz w:val="21"/>
-                <w:szCs w:val="21"/>
-                <w:shd w:val="clear" w:color="auto" w:fill="FFFFFF"/>
-              </w:rPr>
-              <w:t>imm</w:t>
-            </w:r>
-            <w:proofErr w:type="spellEnd"/>
-            <w:r>
-              <w:rPr>
-                <w:rFonts w:ascii="Helvetica" w:eastAsia="Times New Roman" w:hAnsi="Helvetica" w:cs="Helvetica"/>
-                <w:color w:val="333333"/>
-                <w:sz w:val="21"/>
-                <w:szCs w:val="21"/>
-                <w:shd w:val="clear" w:color="auto" w:fill="FFFFFF"/>
-              </w:rPr>
-              <w:t>[</w:t>
-            </w:r>
-            <w:proofErr w:type="gramEnd"/>
-            <w:r>
-              <w:rPr>
-                <w:rFonts w:ascii="Helvetica" w:eastAsia="Times New Roman" w:hAnsi="Helvetica" w:cs="Helvetica"/>
+                <w:rFonts w:ascii="Helvetica" w:hAnsi="Helvetica" w:cs="Helvetica"/>
                 <w:color w:val="333333"/>
                 <w:sz w:val="21"/>
                 <w:szCs w:val="21"/>
@@ -6357,117 +5393,17 @@
             </w:r>
             <w:r>
               <w:rPr>
-                <w:rFonts w:ascii="Helvetica" w:eastAsia="Times New Roman" w:hAnsi="Helvetica" w:cs="Helvetica"/>
-                <w:color w:val="333333"/>
-                <w:sz w:val="21"/>
-                <w:szCs w:val="21"/>
-                <w:shd w:val="clear" w:color="auto" w:fill="FFFFFF"/>
-              </w:rPr>
-              <w:t>0</w:t>
-            </w:r>
-            <w:r>
-              <w:rPr>
-                <w:rFonts w:ascii="Helvetica" w:eastAsia="Times New Roman" w:hAnsi="Helvetica" w:cs="Helvetica"/>
-                <w:color w:val="333333"/>
-                <w:sz w:val="21"/>
-                <w:szCs w:val="21"/>
-                <w:shd w:val="clear" w:color="auto" w:fill="FFFFFF"/>
-              </w:rPr>
-              <w:t>]&gt;&lt;7-bit opcode&gt;”</w:t>
-            </w:r>
-          </w:p>
-          <w:p>
-            <w:pPr>
-              <w:rPr>
-                <w:rFonts w:ascii="Helvetica" w:eastAsia="Times New Roman" w:hAnsi="Helvetica" w:cs="Helvetica"/>
-                <w:color w:val="333333"/>
-                <w:sz w:val="21"/>
-                <w:szCs w:val="21"/>
-                <w:shd w:val="clear" w:color="auto" w:fill="FFFFFF"/>
-              </w:rPr>
-            </w:pPr>
-            <w:r>
-              <w:rPr>
-                <w:rFonts w:ascii="Helvetica" w:eastAsia="Times New Roman" w:hAnsi="Helvetica" w:cs="Helvetica"/>
-                <w:color w:val="333333"/>
-                <w:sz w:val="21"/>
-                <w:szCs w:val="21"/>
-                <w:shd w:val="clear" w:color="auto" w:fill="FFFFFF"/>
-              </w:rPr>
-              <w:t xml:space="preserve"> </w:t>
-            </w:r>
-            <w:r>
-              <w:rPr>
-                <w:rFonts w:ascii="Helvetica" w:eastAsia="Times New Roman" w:hAnsi="Helvetica" w:cs="Helvetica"/>
-                <w:color w:val="333333"/>
-                <w:sz w:val="21"/>
-                <w:szCs w:val="21"/>
-                <w:shd w:val="clear" w:color="auto" w:fill="FFFFFF"/>
-              </w:rPr>
-              <w:t xml:space="preserve">    funct3= “</w:t>
-            </w:r>
-            <w:r>
-              <w:rPr>
-                <w:rFonts w:ascii="Helvetica" w:eastAsia="Times New Roman" w:hAnsi="Helvetica" w:cs="Helvetica"/>
-                <w:color w:val="333333"/>
-                <w:sz w:val="21"/>
-                <w:szCs w:val="21"/>
-                <w:shd w:val="clear" w:color="auto" w:fill="FFFFFF"/>
-              </w:rPr>
-              <w:t>001</w:t>
-            </w:r>
-            <w:r>
-              <w:rPr>
-                <w:rFonts w:ascii="Helvetica" w:eastAsia="Times New Roman" w:hAnsi="Helvetica" w:cs="Helvetica"/>
-                <w:color w:val="333333"/>
-                <w:sz w:val="21"/>
-                <w:szCs w:val="21"/>
-                <w:shd w:val="clear" w:color="auto" w:fill="FFFFFF"/>
-              </w:rPr>
-              <w:t>”</w:t>
-            </w:r>
-          </w:p>
-          <w:p>
-            <w:pPr>
-              <w:rPr>
-                <w:rFonts w:ascii="Helvetica" w:eastAsia="Times New Roman" w:hAnsi="Helvetica" w:cs="Helvetica"/>
-                <w:color w:val="333333"/>
-                <w:sz w:val="21"/>
-                <w:szCs w:val="21"/>
-                <w:shd w:val="clear" w:color="auto" w:fill="FFFFFF"/>
-              </w:rPr>
-            </w:pPr>
-            <w:r>
-              <w:rPr>
-                <w:rFonts w:ascii="Helvetica" w:eastAsia="Times New Roman" w:hAnsi="Helvetica" w:cs="Helvetica"/>
-                <w:color w:val="333333"/>
-                <w:sz w:val="21"/>
-                <w:szCs w:val="21"/>
-                <w:shd w:val="clear" w:color="auto" w:fill="FFFFFF"/>
-              </w:rPr>
-              <w:t xml:space="preserve">    Opcode= “</w:t>
-            </w:r>
-            <w:r>
-              <w:rPr>
                 <w:rFonts w:ascii="Helvetica" w:hAnsi="Helvetica" w:cs="Helvetica"/>
                 <w:color w:val="333333"/>
                 <w:sz w:val="21"/>
                 <w:szCs w:val="21"/>
                 <w:shd w:val="clear" w:color="auto" w:fill="FFFFFF"/>
               </w:rPr>
-              <w:t>1100011</w:t>
-            </w:r>
-            <w:r>
-              <w:rPr>
-                <w:rFonts w:ascii="Helvetica" w:eastAsia="Times New Roman" w:hAnsi="Helvetica" w:cs="Helvetica"/>
-                <w:color w:val="333333"/>
-                <w:sz w:val="21"/>
-                <w:szCs w:val="21"/>
-                <w:shd w:val="clear" w:color="auto" w:fill="FFFFFF"/>
-              </w:rPr>
-              <w:t>”</w:t>
-            </w:r>
-            <w:r>
+              <w:t>:1])</w:t>
+            </w:r>
+          </w:p>
+          <w:p>
+            <w:pPr>
               <w:rPr>
                 <w:rFonts w:ascii="Helvetica" w:hAnsi="Helvetica" w:cs="Helvetica"/>
                 <w:color w:val="333333"/>
@@ -6475,11 +5411,8 @@
                 <w:szCs w:val="21"/>
                 <w:shd w:val="clear" w:color="auto" w:fill="FFFFFF"/>
               </w:rPr>
-              <w:t>.</w:t>
-            </w:r>
-          </w:p>
-          <w:p>
-            <w:pPr>
+            </w:pPr>
+            <w:r>
               <w:rPr>
                 <w:rFonts w:ascii="Helvetica" w:hAnsi="Helvetica" w:cs="Helvetica"/>
                 <w:color w:val="333333"/>
@@ -6487,138 +5420,8 @@
                 <w:szCs w:val="21"/>
                 <w:shd w:val="clear" w:color="auto" w:fill="FFFFFF"/>
               </w:rPr>
-            </w:pPr>
-            <w:proofErr w:type="gramStart"/>
-            <w:r>
-              <w:rPr>
-                <w:rFonts w:ascii="Helvetica" w:hAnsi="Helvetica" w:cs="Helvetica"/>
-                <w:color w:val="333333"/>
-                <w:sz w:val="21"/>
-                <w:szCs w:val="21"/>
-                <w:shd w:val="clear" w:color="auto" w:fill="FFFFFF"/>
-              </w:rPr>
-              <w:t>So</w:t>
-            </w:r>
-            <w:proofErr w:type="gramEnd"/>
-            <w:r>
-              <w:rPr>
-                <w:rFonts w:ascii="Helvetica" w:hAnsi="Helvetica" w:cs="Helvetica"/>
-                <w:color w:val="333333"/>
-                <w:sz w:val="21"/>
-                <w:szCs w:val="21"/>
-                <w:shd w:val="clear" w:color="auto" w:fill="FFFFFF"/>
-              </w:rPr>
-              <w:t xml:space="preserve"> the final PC = PC + 4 + (sign </w:t>
-            </w:r>
-            <w:proofErr w:type="gramStart"/>
-            <w:r>
-              <w:rPr>
-                <w:rFonts w:ascii="Helvetica" w:hAnsi="Helvetica" w:cs="Helvetica"/>
-                <w:color w:val="333333"/>
-                <w:sz w:val="21"/>
-                <w:szCs w:val="21"/>
-                <w:shd w:val="clear" w:color="auto" w:fill="FFFFFF"/>
-              </w:rPr>
-              <w:t>extend)(</w:t>
-            </w:r>
-            <w:proofErr w:type="spellStart"/>
-            <w:r>
-              <w:rPr>
-                <w:rFonts w:ascii="Helvetica" w:hAnsi="Helvetica" w:cs="Helvetica"/>
-                <w:color w:val="333333"/>
-                <w:sz w:val="21"/>
-                <w:szCs w:val="21"/>
-                <w:shd w:val="clear" w:color="auto" w:fill="FFFFFF"/>
-              </w:rPr>
-              <w:t>imm</w:t>
-            </w:r>
-            <w:proofErr w:type="spellEnd"/>
-            <w:r>
-              <w:rPr>
-                <w:rFonts w:ascii="Helvetica" w:hAnsi="Helvetica" w:cs="Helvetica"/>
-                <w:color w:val="333333"/>
-                <w:sz w:val="21"/>
-                <w:szCs w:val="21"/>
-                <w:shd w:val="clear" w:color="auto" w:fill="FFFFFF"/>
-              </w:rPr>
-              <w:t>[</w:t>
-            </w:r>
-            <w:proofErr w:type="gramEnd"/>
-            <w:r>
-              <w:rPr>
-                <w:rFonts w:ascii="Helvetica" w:hAnsi="Helvetica" w:cs="Helvetica"/>
-                <w:color w:val="333333"/>
-                <w:sz w:val="21"/>
-                <w:szCs w:val="21"/>
-                <w:shd w:val="clear" w:color="auto" w:fill="FFFFFF"/>
-              </w:rPr>
-              <w:t>1</w:t>
-            </w:r>
-            <w:r>
-              <w:rPr>
-                <w:rFonts w:ascii="Helvetica" w:hAnsi="Helvetica" w:cs="Helvetica"/>
-                <w:color w:val="333333"/>
-                <w:sz w:val="21"/>
-                <w:szCs w:val="21"/>
-                <w:shd w:val="clear" w:color="auto" w:fill="FFFFFF"/>
-              </w:rPr>
-              <w:t>1</w:t>
-            </w:r>
-            <w:r>
-              <w:rPr>
-                <w:rFonts w:ascii="Helvetica" w:hAnsi="Helvetica" w:cs="Helvetica"/>
-                <w:color w:val="333333"/>
-                <w:sz w:val="21"/>
-                <w:szCs w:val="21"/>
-                <w:shd w:val="clear" w:color="auto" w:fill="FFFFFF"/>
-              </w:rPr>
-              <w:t>:1])</w:t>
-            </w:r>
-          </w:p>
-          <w:p>
-            <w:pPr>
-              <w:rPr>
-                <w:rFonts w:ascii="Helvetica" w:hAnsi="Helvetica" w:cs="Helvetica"/>
-                <w:color w:val="333333"/>
-                <w:sz w:val="21"/>
-                <w:szCs w:val="21"/>
-                <w:shd w:val="clear" w:color="auto" w:fill="FFFFFF"/>
-              </w:rPr>
-            </w:pPr>
-            <w:r>
-              <w:rPr>
-                <w:rFonts w:ascii="Helvetica" w:hAnsi="Helvetica" w:cs="Helvetica"/>
-                <w:color w:val="333333"/>
-                <w:sz w:val="21"/>
-                <w:szCs w:val="21"/>
-                <w:shd w:val="clear" w:color="auto" w:fill="FFFFFF"/>
-              </w:rPr>
-              <w:t xml:space="preserve">Note: for our implementation, </w:t>
-            </w:r>
-            <w:proofErr w:type="spellStart"/>
-            <w:proofErr w:type="gramStart"/>
-            <w:r>
-              <w:rPr>
-                <w:rFonts w:ascii="Helvetica" w:hAnsi="Helvetica" w:cs="Helvetica"/>
-                <w:color w:val="333333"/>
-                <w:sz w:val="21"/>
-                <w:szCs w:val="21"/>
-                <w:shd w:val="clear" w:color="auto" w:fill="FFFFFF"/>
-              </w:rPr>
-              <w:t>imm</w:t>
-            </w:r>
-            <w:proofErr w:type="spellEnd"/>
-            <w:r>
-              <w:rPr>
-                <w:rFonts w:ascii="Helvetica" w:hAnsi="Helvetica" w:cs="Helvetica"/>
-                <w:color w:val="333333"/>
-                <w:sz w:val="21"/>
-                <w:szCs w:val="21"/>
-                <w:shd w:val="clear" w:color="auto" w:fill="FFFFFF"/>
-              </w:rPr>
-              <w:t>[</w:t>
-            </w:r>
-            <w:proofErr w:type="gramEnd"/>
+              <w:t>Note: for our implementation, imm[</w:t>
+            </w:r>
             <w:r>
               <w:rPr>
                 <w:rFonts w:ascii="Helvetica" w:hAnsi="Helvetica" w:cs="Helvetica"/>
@@ -6758,29 +5561,7 @@
           <w:szCs w:val="21"/>
           <w:shd w:val="clear" w:color="auto" w:fill="FFFFFF"/>
         </w:rPr>
-        <w:t xml:space="preserve"> [replacing </w:t>
-      </w:r>
-      <w:proofErr w:type="spellStart"/>
-      <w:r>
-        <w:rPr>
-          <w:rFonts w:ascii="Helvetica" w:eastAsia="Times New Roman" w:hAnsi="Helvetica" w:cs="Helvetica"/>
-          <w:color w:val="333333"/>
-          <w:sz w:val="21"/>
-          <w:szCs w:val="21"/>
-          <w:shd w:val="clear" w:color="auto" w:fill="FFFFFF"/>
-        </w:rPr>
-        <w:t>Psuedo</w:t>
-      </w:r>
-      <w:proofErr w:type="spellEnd"/>
-      <w:r>
-        <w:rPr>
-          <w:rFonts w:ascii="Helvetica" w:eastAsia="Times New Roman" w:hAnsi="Helvetica" w:cs="Helvetica"/>
-          <w:color w:val="333333"/>
-          <w:sz w:val="21"/>
-          <w:szCs w:val="21"/>
-          <w:shd w:val="clear" w:color="auto" w:fill="FFFFFF"/>
-        </w:rPr>
-        <w:t>-instructions]</w:t>
+        <w:t xml:space="preserve"> [replacing Psuedo-instructions]</w:t>
       </w:r>
       <w:r>
         <w:rPr>
@@ -6902,20 +5683,8 @@
                 <w:szCs w:val="21"/>
                 <w:shd w:val="clear" w:color="auto" w:fill="FFFFFF"/>
               </w:rPr>
-              <w:t xml:space="preserve"> </w:t>
-            </w:r>
-            <w:proofErr w:type="gramStart"/>
-            <w:r>
-              <w:rPr>
-                <w:rFonts w:ascii="Helvetica" w:eastAsia="Times New Roman" w:hAnsi="Helvetica" w:cs="Helvetica"/>
-                <w:color w:val="333333"/>
-                <w:sz w:val="21"/>
-                <w:szCs w:val="21"/>
-                <w:shd w:val="clear" w:color="auto" w:fill="FFFFFF"/>
-              </w:rPr>
-              <w:t>where</w:t>
-            </w:r>
-            <w:proofErr w:type="gramEnd"/>
+              <w:t xml:space="preserve"> where</w:t>
+            </w:r>
           </w:p>
           <w:p>
             <w:pPr>
@@ -7007,7 +5776,6 @@
               </w:rPr>
               <w:t xml:space="preserve">     </w:t>
             </w:r>
-            <w:proofErr w:type="spellStart"/>
             <w:r>
               <w:rPr>
                 <w:rFonts w:ascii="Helvetica" w:eastAsia="Times New Roman" w:hAnsi="Helvetica" w:cs="Helvetica"/>
@@ -7018,9 +5786,8 @@
                 <w:szCs w:val="21"/>
                 <w:shd w:val="clear" w:color="auto" w:fill="FFFFFF"/>
               </w:rPr>
-              <w:t>jal</w:t>
-            </w:r>
-            <w:proofErr w:type="spellEnd"/>
+              <w:t>jal rd, imm</w:t>
+            </w:r>
             <w:r>
               <w:rPr>
                 <w:rFonts w:ascii="Helvetica" w:eastAsia="Times New Roman" w:hAnsi="Helvetica" w:cs="Helvetica"/>
@@ -7031,9 +5798,8 @@
                 <w:szCs w:val="21"/>
                 <w:shd w:val="clear" w:color="auto" w:fill="FFFFFF"/>
               </w:rPr>
-              <w:t xml:space="preserve"> </w:t>
-            </w:r>
-            <w:proofErr w:type="spellStart"/>
+              <w:t xml:space="preserve">  # jump to PC = PC + 4 +</w:t>
+            </w:r>
             <w:r>
               <w:rPr>
                 <w:rFonts w:ascii="Helvetica" w:eastAsia="Times New Roman" w:hAnsi="Helvetica" w:cs="Helvetica"/>
@@ -7044,9 +5810,8 @@
                 <w:szCs w:val="21"/>
                 <w:shd w:val="clear" w:color="auto" w:fill="FFFFFF"/>
               </w:rPr>
-              <w:t>rd</w:t>
-            </w:r>
-            <w:proofErr w:type="spellEnd"/>
+              <w:t xml:space="preserve"> (sign extend)</w:t>
+            </w:r>
             <w:r>
               <w:rPr>
                 <w:rFonts w:ascii="Helvetica" w:eastAsia="Times New Roman" w:hAnsi="Helvetica" w:cs="Helvetica"/>
@@ -7057,11 +5822,104 @@
                 <w:szCs w:val="21"/>
                 <w:shd w:val="clear" w:color="auto" w:fill="FFFFFF"/>
               </w:rPr>
-              <w:t xml:space="preserve">, </w:t>
-            </w:r>
-            <w:proofErr w:type="spellStart"/>
-            <w:proofErr w:type="gramStart"/>
-            <w:r>
+              <w:t xml:space="preserve"> imm</w:t>
+            </w:r>
+          </w:p>
+          <w:p>
+            <w:pPr>
+              <w:rPr>
+                <w:rFonts w:ascii="Helvetica" w:eastAsia="Times New Roman" w:hAnsi="Helvetica" w:cs="Helvetica"/>
+                <w:color w:val="333333"/>
+                <w:sz w:val="21"/>
+                <w:szCs w:val="21"/>
+                <w:shd w:val="clear" w:color="auto" w:fill="FFFFFF"/>
+              </w:rPr>
+            </w:pPr>
+          </w:p>
+          <w:p>
+            <w:pPr>
+              <w:rPr>
+                <w:rFonts w:ascii="Helvetica" w:eastAsia="Times New Roman" w:hAnsi="Helvetica" w:cs="Helvetica"/>
+                <w:color w:val="333333"/>
+                <w:sz w:val="21"/>
+                <w:szCs w:val="21"/>
+                <w:shd w:val="clear" w:color="auto" w:fill="FFFFFF"/>
+              </w:rPr>
+            </w:pPr>
+            <w:r>
+              <w:rPr>
+                <w:rFonts w:ascii="Helvetica" w:eastAsia="Times New Roman" w:hAnsi="Helvetica" w:cs="Helvetica"/>
+                <w:color w:val="333333"/>
+                <w:sz w:val="21"/>
+                <w:szCs w:val="21"/>
+                <w:shd w:val="clear" w:color="auto" w:fill="FFFFFF"/>
+              </w:rPr>
+              <w:t xml:space="preserve">You will add a custom </w:t>
+            </w:r>
+            <w:r>
+              <w:rPr>
+                <w:rFonts w:ascii="Helvetica" w:eastAsia="Times New Roman" w:hAnsi="Helvetica" w:cs="Helvetica"/>
+                <w:color w:val="333333"/>
+                <w:sz w:val="21"/>
+                <w:szCs w:val="21"/>
+                <w:shd w:val="clear" w:color="auto" w:fill="FFFFFF"/>
+              </w:rPr>
+              <w:t>J</w:t>
+            </w:r>
+            <w:r>
+              <w:rPr>
+                <w:rFonts w:ascii="Helvetica" w:eastAsia="Times New Roman" w:hAnsi="Helvetica" w:cs="Helvetica"/>
+                <w:color w:val="333333"/>
+                <w:sz w:val="21"/>
+                <w:szCs w:val="21"/>
+                <w:shd w:val="clear" w:color="auto" w:fill="FFFFFF"/>
+              </w:rPr>
+              <w:t xml:space="preserve"> instruction to your implementation. </w:t>
+            </w:r>
+          </w:p>
+          <w:p>
+            <w:pPr>
+              <w:rPr>
+                <w:rFonts w:ascii="Helvetica" w:eastAsia="Times New Roman" w:hAnsi="Helvetica" w:cs="Helvetica"/>
+                <w:color w:val="333333"/>
+                <w:sz w:val="21"/>
+                <w:szCs w:val="21"/>
+                <w:shd w:val="clear" w:color="auto" w:fill="FFFFFF"/>
+              </w:rPr>
+            </w:pPr>
+            <w:r>
+              <w:rPr>
+                <w:rFonts w:ascii="Helvetica" w:eastAsia="Times New Roman" w:hAnsi="Helvetica" w:cs="Helvetica"/>
+                <w:color w:val="333333"/>
+                <w:sz w:val="21"/>
+                <w:szCs w:val="21"/>
+                <w:shd w:val="clear" w:color="auto" w:fill="FFFFFF"/>
+              </w:rPr>
+              <w:t>J-</w:t>
+            </w:r>
+            <w:r>
+              <w:rPr>
+                <w:rFonts w:ascii="Helvetica" w:eastAsia="Times New Roman" w:hAnsi="Helvetica" w:cs="Helvetica"/>
+                <w:color w:val="333333"/>
+                <w:sz w:val="21"/>
+                <w:szCs w:val="21"/>
+                <w:shd w:val="clear" w:color="auto" w:fill="FFFFFF"/>
+              </w:rPr>
+              <w:t>Type Instruction</w:t>
+            </w:r>
+            <w:r>
+              <w:rPr>
+                <w:rFonts w:ascii="Helvetica" w:eastAsia="Times New Roman" w:hAnsi="Helvetica" w:cs="Helvetica"/>
+                <w:color w:val="333333"/>
+                <w:sz w:val="21"/>
+                <w:szCs w:val="21"/>
+                <w:shd w:val="clear" w:color="auto" w:fill="FFFFFF"/>
+              </w:rPr>
+              <w:t xml:space="preserve">: </w:t>
+            </w:r>
+          </w:p>
+          <w:p>
+            <w:pPr>
               <w:rPr>
                 <w:rFonts w:ascii="Helvetica" w:eastAsia="Times New Roman" w:hAnsi="Helvetica" w:cs="Helvetica"/>
                 <w:i/>
@@ -7071,9 +5929,17 @@
                 <w:szCs w:val="21"/>
                 <w:shd w:val="clear" w:color="auto" w:fill="FFFFFF"/>
               </w:rPr>
-              <w:t>imm</w:t>
-            </w:r>
-            <w:proofErr w:type="spellEnd"/>
+            </w:pPr>
+            <w:r>
+              <w:rPr>
+                <w:rFonts w:ascii="Helvetica" w:eastAsia="Times New Roman" w:hAnsi="Helvetica" w:cs="Helvetica"/>
+                <w:color w:val="333333"/>
+                <w:sz w:val="21"/>
+                <w:szCs w:val="21"/>
+                <w:shd w:val="clear" w:color="auto" w:fill="FFFFFF"/>
+              </w:rPr>
+              <w:t xml:space="preserve">    </w:t>
+            </w:r>
             <w:r>
               <w:rPr>
                 <w:rFonts w:ascii="Helvetica" w:eastAsia="Times New Roman" w:hAnsi="Helvetica" w:cs="Helvetica"/>
@@ -7084,9 +5950,8 @@
                 <w:szCs w:val="21"/>
                 <w:shd w:val="clear" w:color="auto" w:fill="FFFFFF"/>
               </w:rPr>
-              <w:t xml:space="preserve">  #</w:t>
-            </w:r>
-            <w:proofErr w:type="gramEnd"/>
+              <w:t>j</w:t>
+            </w:r>
             <w:r>
               <w:rPr>
                 <w:rFonts w:ascii="Helvetica" w:eastAsia="Times New Roman" w:hAnsi="Helvetica" w:cs="Helvetica"/>
@@ -7097,7 +5962,7 @@
                 <w:szCs w:val="21"/>
                 <w:shd w:val="clear" w:color="auto" w:fill="FFFFFF"/>
               </w:rPr>
-              <w:t xml:space="preserve"> jump to PC = PC + 4 +</w:t>
+              <w:t xml:space="preserve"> </w:t>
             </w:r>
             <w:r>
               <w:rPr>
@@ -7109,7 +5974,7 @@
                 <w:szCs w:val="21"/>
                 <w:shd w:val="clear" w:color="auto" w:fill="FFFFFF"/>
               </w:rPr>
-              <w:t xml:space="preserve"> (sign extend)</w:t>
+              <w:t>imm</w:t>
             </w:r>
             <w:r>
               <w:rPr>
@@ -7121,9 +5986,8 @@
                 <w:szCs w:val="21"/>
                 <w:shd w:val="clear" w:color="auto" w:fill="FFFFFF"/>
               </w:rPr>
-              <w:t xml:space="preserve"> </w:t>
-            </w:r>
-            <w:proofErr w:type="spellStart"/>
+              <w:t xml:space="preserve">        #  </w:t>
+            </w:r>
             <w:r>
               <w:rPr>
                 <w:rFonts w:ascii="Helvetica" w:eastAsia="Times New Roman" w:hAnsi="Helvetica" w:cs="Helvetica"/>
@@ -7134,105 +5998,9 @@
                 <w:szCs w:val="21"/>
                 <w:shd w:val="clear" w:color="auto" w:fill="FFFFFF"/>
               </w:rPr>
-              <w:t>imm</w:t>
-            </w:r>
-            <w:proofErr w:type="spellEnd"/>
-          </w:p>
-          <w:p>
-            <w:pPr>
-              <w:rPr>
-                <w:rFonts w:ascii="Helvetica" w:eastAsia="Times New Roman" w:hAnsi="Helvetica" w:cs="Helvetica"/>
-                <w:color w:val="333333"/>
-                <w:sz w:val="21"/>
-                <w:szCs w:val="21"/>
-                <w:shd w:val="clear" w:color="auto" w:fill="FFFFFF"/>
-              </w:rPr>
-            </w:pPr>
-          </w:p>
-          <w:p>
-            <w:pPr>
-              <w:rPr>
-                <w:rFonts w:ascii="Helvetica" w:eastAsia="Times New Roman" w:hAnsi="Helvetica" w:cs="Helvetica"/>
-                <w:color w:val="333333"/>
-                <w:sz w:val="21"/>
-                <w:szCs w:val="21"/>
-                <w:shd w:val="clear" w:color="auto" w:fill="FFFFFF"/>
-              </w:rPr>
-            </w:pPr>
-            <w:r>
-              <w:rPr>
-                <w:rFonts w:ascii="Helvetica" w:eastAsia="Times New Roman" w:hAnsi="Helvetica" w:cs="Helvetica"/>
-                <w:color w:val="333333"/>
-                <w:sz w:val="21"/>
-                <w:szCs w:val="21"/>
-                <w:shd w:val="clear" w:color="auto" w:fill="FFFFFF"/>
-              </w:rPr>
-              <w:t xml:space="preserve">You will add a custom </w:t>
-            </w:r>
-            <w:r>
-              <w:rPr>
-                <w:rFonts w:ascii="Helvetica" w:eastAsia="Times New Roman" w:hAnsi="Helvetica" w:cs="Helvetica"/>
-                <w:color w:val="333333"/>
-                <w:sz w:val="21"/>
-                <w:szCs w:val="21"/>
-                <w:shd w:val="clear" w:color="auto" w:fill="FFFFFF"/>
-              </w:rPr>
-              <w:t>J</w:t>
-            </w:r>
-            <w:r>
-              <w:rPr>
-                <w:rFonts w:ascii="Helvetica" w:eastAsia="Times New Roman" w:hAnsi="Helvetica" w:cs="Helvetica"/>
-                <w:color w:val="333333"/>
-                <w:sz w:val="21"/>
-                <w:szCs w:val="21"/>
-                <w:shd w:val="clear" w:color="auto" w:fill="FFFFFF"/>
-              </w:rPr>
-              <w:t xml:space="preserve"> instruction to your implementation. </w:t>
-            </w:r>
-          </w:p>
-          <w:p>
-            <w:pPr>
-              <w:rPr>
-                <w:rFonts w:ascii="Helvetica" w:eastAsia="Times New Roman" w:hAnsi="Helvetica" w:cs="Helvetica"/>
-                <w:color w:val="333333"/>
-                <w:sz w:val="21"/>
-                <w:szCs w:val="21"/>
-                <w:shd w:val="clear" w:color="auto" w:fill="FFFFFF"/>
-              </w:rPr>
-            </w:pPr>
-            <w:r>
-              <w:rPr>
-                <w:rFonts w:ascii="Helvetica" w:eastAsia="Times New Roman" w:hAnsi="Helvetica" w:cs="Helvetica"/>
-                <w:color w:val="333333"/>
-                <w:sz w:val="21"/>
-                <w:szCs w:val="21"/>
-                <w:shd w:val="clear" w:color="auto" w:fill="FFFFFF"/>
-              </w:rPr>
-              <w:t>J-</w:t>
-            </w:r>
-            <w:r>
-              <w:rPr>
-                <w:rFonts w:ascii="Helvetica" w:eastAsia="Times New Roman" w:hAnsi="Helvetica" w:cs="Helvetica"/>
-                <w:color w:val="333333"/>
-                <w:sz w:val="21"/>
-                <w:szCs w:val="21"/>
-                <w:shd w:val="clear" w:color="auto" w:fill="FFFFFF"/>
-              </w:rPr>
-              <w:t>Type Instruction</w:t>
-            </w:r>
-            <w:r>
-              <w:rPr>
-                <w:rFonts w:ascii="Helvetica" w:eastAsia="Times New Roman" w:hAnsi="Helvetica" w:cs="Helvetica"/>
-                <w:color w:val="333333"/>
-                <w:sz w:val="21"/>
-                <w:szCs w:val="21"/>
-                <w:shd w:val="clear" w:color="auto" w:fill="FFFFFF"/>
-              </w:rPr>
-              <w:t xml:space="preserve">: </w:t>
-            </w:r>
-          </w:p>
-          <w:p>
-            <w:pPr>
+              <w:t xml:space="preserve">PC = PC + 4 + </w:t>
+            </w:r>
+            <w:r>
               <w:rPr>
                 <w:rFonts w:ascii="Helvetica" w:eastAsia="Times New Roman" w:hAnsi="Helvetica" w:cs="Helvetica"/>
                 <w:i/>
@@ -7242,119 +6010,8 @@
                 <w:szCs w:val="21"/>
                 <w:shd w:val="clear" w:color="auto" w:fill="FFFFFF"/>
               </w:rPr>
-            </w:pPr>
-            <w:r>
-              <w:rPr>
-                <w:rFonts w:ascii="Helvetica" w:eastAsia="Times New Roman" w:hAnsi="Helvetica" w:cs="Helvetica"/>
-                <w:color w:val="333333"/>
-                <w:sz w:val="21"/>
-                <w:szCs w:val="21"/>
-                <w:shd w:val="clear" w:color="auto" w:fill="FFFFFF"/>
-              </w:rPr>
-              <w:t xml:space="preserve">    </w:t>
-            </w:r>
-            <w:r>
-              <w:rPr>
-                <w:rFonts w:ascii="Helvetica" w:eastAsia="Times New Roman" w:hAnsi="Helvetica" w:cs="Helvetica"/>
-                <w:i/>
-                <w:iCs/>
-                <w:color w:val="333333"/>
-                <w:sz w:val="21"/>
-                <w:szCs w:val="21"/>
-                <w:shd w:val="clear" w:color="auto" w:fill="FFFFFF"/>
-              </w:rPr>
-              <w:t>j</w:t>
-            </w:r>
-            <w:r>
-              <w:rPr>
-                <w:rFonts w:ascii="Helvetica" w:eastAsia="Times New Roman" w:hAnsi="Helvetica" w:cs="Helvetica"/>
-                <w:i/>
-                <w:iCs/>
-                <w:color w:val="333333"/>
-                <w:sz w:val="21"/>
-                <w:szCs w:val="21"/>
-                <w:shd w:val="clear" w:color="auto" w:fill="FFFFFF"/>
-              </w:rPr>
-              <w:t xml:space="preserve"> </w:t>
-            </w:r>
-            <w:proofErr w:type="spellStart"/>
-            <w:r>
-              <w:rPr>
-                <w:rFonts w:ascii="Helvetica" w:eastAsia="Times New Roman" w:hAnsi="Helvetica" w:cs="Helvetica"/>
-                <w:i/>
-                <w:iCs/>
-                <w:color w:val="333333"/>
-                <w:sz w:val="21"/>
-                <w:szCs w:val="21"/>
-                <w:shd w:val="clear" w:color="auto" w:fill="FFFFFF"/>
-              </w:rPr>
               <w:t>imm</w:t>
             </w:r>
-            <w:proofErr w:type="spellEnd"/>
-            <w:r>
-              <w:rPr>
-                <w:rFonts w:ascii="Helvetica" w:eastAsia="Times New Roman" w:hAnsi="Helvetica" w:cs="Helvetica"/>
-                <w:i/>
-                <w:iCs/>
-                <w:color w:val="333333"/>
-                <w:sz w:val="21"/>
-                <w:szCs w:val="21"/>
-                <w:shd w:val="clear" w:color="auto" w:fill="FFFFFF"/>
-              </w:rPr>
-              <w:t xml:space="preserve">        </w:t>
-            </w:r>
-            <w:proofErr w:type="gramStart"/>
-            <w:r>
-              <w:rPr>
-                <w:rFonts w:ascii="Helvetica" w:eastAsia="Times New Roman" w:hAnsi="Helvetica" w:cs="Helvetica"/>
-                <w:i/>
-                <w:iCs/>
-                <w:color w:val="333333"/>
-                <w:sz w:val="21"/>
-                <w:szCs w:val="21"/>
-                <w:shd w:val="clear" w:color="auto" w:fill="FFFFFF"/>
-              </w:rPr>
-              <w:t xml:space="preserve">#  </w:t>
-            </w:r>
-            <w:r>
-              <w:rPr>
-                <w:rFonts w:ascii="Helvetica" w:eastAsia="Times New Roman" w:hAnsi="Helvetica" w:cs="Helvetica"/>
-                <w:i/>
-                <w:iCs/>
-                <w:color w:val="333333"/>
-                <w:sz w:val="21"/>
-                <w:szCs w:val="21"/>
-                <w:shd w:val="clear" w:color="auto" w:fill="FFFFFF"/>
-              </w:rPr>
-              <w:t>PC</w:t>
-            </w:r>
-            <w:proofErr w:type="gramEnd"/>
-            <w:r>
-              <w:rPr>
-                <w:rFonts w:ascii="Helvetica" w:eastAsia="Times New Roman" w:hAnsi="Helvetica" w:cs="Helvetica"/>
-                <w:i/>
-                <w:iCs/>
-                <w:color w:val="333333"/>
-                <w:sz w:val="21"/>
-                <w:szCs w:val="21"/>
-                <w:shd w:val="clear" w:color="auto" w:fill="FFFFFF"/>
-              </w:rPr>
-              <w:t xml:space="preserve"> = PC + 4 + </w:t>
-            </w:r>
-            <w:proofErr w:type="spellStart"/>
-            <w:r>
-              <w:rPr>
-                <w:rFonts w:ascii="Helvetica" w:eastAsia="Times New Roman" w:hAnsi="Helvetica" w:cs="Helvetica"/>
-                <w:i/>
-                <w:iCs/>
-                <w:color w:val="333333"/>
-                <w:sz w:val="21"/>
-                <w:szCs w:val="21"/>
-                <w:shd w:val="clear" w:color="auto" w:fill="FFFFFF"/>
-              </w:rPr>
-              <w:t>imm</w:t>
-            </w:r>
-            <w:proofErr w:type="spellEnd"/>
           </w:p>
           <w:p>
             <w:pPr>
@@ -7376,27 +6033,15 @@
               </w:rPr>
               <w:t xml:space="preserve">         </w:t>
             </w:r>
-            <w:proofErr w:type="spellStart"/>
-            <w:r>
-              <w:rPr>
-                <w:rFonts w:ascii="Helvetica" w:eastAsia="Times New Roman" w:hAnsi="Helvetica" w:cs="Helvetica"/>
-                <w:color w:val="333333"/>
-                <w:sz w:val="21"/>
-                <w:szCs w:val="21"/>
-                <w:shd w:val="clear" w:color="auto" w:fill="FFFFFF"/>
-              </w:rPr>
-              <w:t>imm</w:t>
-            </w:r>
-            <w:proofErr w:type="spellEnd"/>
-            <w:r>
-              <w:rPr>
-                <w:rFonts w:ascii="Helvetica" w:eastAsia="Times New Roman" w:hAnsi="Helvetica" w:cs="Helvetica"/>
-                <w:color w:val="333333"/>
-                <w:sz w:val="21"/>
-                <w:szCs w:val="21"/>
-                <w:shd w:val="clear" w:color="auto" w:fill="FFFFFF"/>
-              </w:rPr>
-              <w:t>:</w:t>
+            <w:r>
+              <w:rPr>
+                <w:rFonts w:ascii="Helvetica" w:eastAsia="Times New Roman" w:hAnsi="Helvetica" w:cs="Helvetica"/>
+                <w:color w:val="333333"/>
+                <w:sz w:val="21"/>
+                <w:szCs w:val="21"/>
+                <w:shd w:val="clear" w:color="auto" w:fill="FFFFFF"/>
+              </w:rPr>
+              <w:t>imm:</w:t>
             </w:r>
             <w:r>
               <w:rPr>
@@ -7470,41 +6115,17 @@
                 <w:szCs w:val="21"/>
                 <w:shd w:val="clear" w:color="auto" w:fill="FFFFFF"/>
               </w:rPr>
-              <w:t xml:space="preserve">    “&lt;</w:t>
-            </w:r>
-            <w:proofErr w:type="spellStart"/>
-            <w:proofErr w:type="gramStart"/>
-            <w:r>
-              <w:rPr>
-                <w:rFonts w:ascii="Helvetica" w:eastAsia="Times New Roman" w:hAnsi="Helvetica" w:cs="Helvetica"/>
-                <w:color w:val="333333"/>
-                <w:sz w:val="21"/>
-                <w:szCs w:val="21"/>
-                <w:shd w:val="clear" w:color="auto" w:fill="FFFFFF"/>
-              </w:rPr>
-              <w:t>imm</w:t>
-            </w:r>
-            <w:proofErr w:type="spellEnd"/>
-            <w:r>
-              <w:rPr>
-                <w:rFonts w:ascii="Helvetica" w:eastAsia="Times New Roman" w:hAnsi="Helvetica" w:cs="Helvetica"/>
-                <w:color w:val="333333"/>
-                <w:sz w:val="21"/>
-                <w:szCs w:val="21"/>
-                <w:shd w:val="clear" w:color="auto" w:fill="FFFFFF"/>
-              </w:rPr>
-              <w:t>[</w:t>
-            </w:r>
-            <w:proofErr w:type="gramEnd"/>
-            <w:r>
-              <w:rPr>
-                <w:rFonts w:ascii="Helvetica" w:eastAsia="Times New Roman" w:hAnsi="Helvetica" w:cs="Helvetica"/>
-                <w:color w:val="333333"/>
-                <w:sz w:val="21"/>
-                <w:szCs w:val="21"/>
-                <w:shd w:val="clear" w:color="auto" w:fill="FFFFFF"/>
-              </w:rPr>
-              <w:t>20]</w:t>
+              <w:t xml:space="preserve">    “&lt;imm</w:t>
+            </w:r>
+            <w:r>
+              <w:rPr>
+                <w:rFonts w:ascii="Helvetica" w:eastAsia="Times New Roman" w:hAnsi="Helvetica" w:cs="Helvetica"/>
+                <w:color w:val="333333"/>
+                <w:sz w:val="21"/>
+                <w:szCs w:val="21"/>
+                <w:shd w:val="clear" w:color="auto" w:fill="FFFFFF"/>
+              </w:rPr>
+              <w:t>[20]</w:t>
             </w:r>
             <w:r>
               <w:rPr>
@@ -7524,41 +6145,7 @@
                 <w:szCs w:val="21"/>
                 <w:shd w:val="clear" w:color="auto" w:fill="FFFFFF"/>
               </w:rPr>
-              <w:t>&lt;</w:t>
-            </w:r>
-            <w:proofErr w:type="spellStart"/>
-            <w:proofErr w:type="gramStart"/>
-            <w:r>
-              <w:rPr>
-                <w:rFonts w:ascii="Helvetica" w:eastAsia="Times New Roman" w:hAnsi="Helvetica" w:cs="Helvetica"/>
-                <w:color w:val="333333"/>
-                <w:sz w:val="21"/>
-                <w:szCs w:val="21"/>
-                <w:shd w:val="clear" w:color="auto" w:fill="FFFFFF"/>
-              </w:rPr>
-              <w:t>imm</w:t>
-            </w:r>
-            <w:proofErr w:type="spellEnd"/>
-            <w:r>
-              <w:rPr>
-                <w:rFonts w:ascii="Helvetica" w:eastAsia="Times New Roman" w:hAnsi="Helvetica" w:cs="Helvetica"/>
-                <w:color w:val="333333"/>
-                <w:sz w:val="21"/>
-                <w:szCs w:val="21"/>
-                <w:shd w:val="clear" w:color="auto" w:fill="FFFFFF"/>
-              </w:rPr>
-              <w:t>[</w:t>
-            </w:r>
-            <w:proofErr w:type="gramEnd"/>
-            <w:r>
-              <w:rPr>
-                <w:rFonts w:ascii="Helvetica" w:eastAsia="Times New Roman" w:hAnsi="Helvetica" w:cs="Helvetica"/>
-                <w:color w:val="333333"/>
-                <w:sz w:val="21"/>
-                <w:szCs w:val="21"/>
-                <w:shd w:val="clear" w:color="auto" w:fill="FFFFFF"/>
-              </w:rPr>
-              <w:t>10</w:t>
+              <w:t>&lt;imm[10</w:t>
             </w:r>
             <w:r>
               <w:rPr>
@@ -7588,85 +6175,17 @@
                 <w:szCs w:val="21"/>
                 <w:shd w:val="clear" w:color="auto" w:fill="FFFFFF"/>
               </w:rPr>
-              <w:t>&lt;</w:t>
-            </w:r>
-            <w:proofErr w:type="spellStart"/>
-            <w:proofErr w:type="gramStart"/>
-            <w:r>
-              <w:rPr>
-                <w:rFonts w:ascii="Helvetica" w:eastAsia="Times New Roman" w:hAnsi="Helvetica" w:cs="Helvetica"/>
-                <w:color w:val="333333"/>
-                <w:sz w:val="21"/>
-                <w:szCs w:val="21"/>
-                <w:shd w:val="clear" w:color="auto" w:fill="FFFFFF"/>
-              </w:rPr>
-              <w:t>imm</w:t>
-            </w:r>
-            <w:proofErr w:type="spellEnd"/>
-            <w:r>
-              <w:rPr>
-                <w:rFonts w:ascii="Helvetica" w:eastAsia="Times New Roman" w:hAnsi="Helvetica" w:cs="Helvetica"/>
-                <w:color w:val="333333"/>
-                <w:sz w:val="21"/>
-                <w:szCs w:val="21"/>
-                <w:shd w:val="clear" w:color="auto" w:fill="FFFFFF"/>
-              </w:rPr>
-              <w:t>[</w:t>
-            </w:r>
-            <w:proofErr w:type="gramEnd"/>
-            <w:r>
-              <w:rPr>
-                <w:rFonts w:ascii="Helvetica" w:eastAsia="Times New Roman" w:hAnsi="Helvetica" w:cs="Helvetica"/>
-                <w:color w:val="333333"/>
-                <w:sz w:val="21"/>
-                <w:szCs w:val="21"/>
-                <w:shd w:val="clear" w:color="auto" w:fill="FFFFFF"/>
-              </w:rPr>
-              <w:t>11]&gt;</w:t>
-            </w:r>
-            <w:r>
-              <w:rPr>
-                <w:rFonts w:ascii="Helvetica" w:eastAsia="Times New Roman" w:hAnsi="Helvetica" w:cs="Helvetica"/>
-                <w:color w:val="333333"/>
-                <w:sz w:val="21"/>
-                <w:szCs w:val="21"/>
-                <w:shd w:val="clear" w:color="auto" w:fill="FFFFFF"/>
-              </w:rPr>
-              <w:t xml:space="preserve"> &lt;</w:t>
-            </w:r>
-            <w:proofErr w:type="spellStart"/>
-            <w:proofErr w:type="gramStart"/>
-            <w:r>
-              <w:rPr>
-                <w:rFonts w:ascii="Helvetica" w:eastAsia="Times New Roman" w:hAnsi="Helvetica" w:cs="Helvetica"/>
-                <w:color w:val="333333"/>
-                <w:sz w:val="21"/>
-                <w:szCs w:val="21"/>
-                <w:shd w:val="clear" w:color="auto" w:fill="FFFFFF"/>
-              </w:rPr>
-              <w:t>imm</w:t>
-            </w:r>
-            <w:proofErr w:type="spellEnd"/>
-            <w:r>
-              <w:rPr>
-                <w:rFonts w:ascii="Helvetica" w:eastAsia="Times New Roman" w:hAnsi="Helvetica" w:cs="Helvetica"/>
-                <w:color w:val="333333"/>
-                <w:sz w:val="21"/>
-                <w:szCs w:val="21"/>
-                <w:shd w:val="clear" w:color="auto" w:fill="FFFFFF"/>
-              </w:rPr>
-              <w:t>[</w:t>
-            </w:r>
-            <w:proofErr w:type="gramEnd"/>
-            <w:r>
-              <w:rPr>
-                <w:rFonts w:ascii="Helvetica" w:eastAsia="Times New Roman" w:hAnsi="Helvetica" w:cs="Helvetica"/>
-                <w:color w:val="333333"/>
-                <w:sz w:val="21"/>
-                <w:szCs w:val="21"/>
-                <w:shd w:val="clear" w:color="auto" w:fill="FFFFFF"/>
-              </w:rPr>
-              <w:t>19:12]&gt;</w:t>
+              <w:t>&lt;imm[11]&gt;</w:t>
+            </w:r>
+            <w:r>
+              <w:rPr>
+                <w:rFonts w:ascii="Helvetica" w:eastAsia="Times New Roman" w:hAnsi="Helvetica" w:cs="Helvetica"/>
+                <w:color w:val="333333"/>
+                <w:sz w:val="21"/>
+                <w:szCs w:val="21"/>
+                <w:shd w:val="clear" w:color="auto" w:fill="FFFFFF"/>
+              </w:rPr>
+              <w:t xml:space="preserve"> &lt;imm[19:12]&gt;</w:t>
             </w:r>
             <w:r>
               <w:rPr>
@@ -7712,27 +6231,15 @@
               </w:rPr>
               <w:t xml:space="preserve">    </w:t>
             </w:r>
-            <w:proofErr w:type="spellStart"/>
-            <w:r>
-              <w:rPr>
-                <w:rFonts w:ascii="Helvetica" w:eastAsia="Times New Roman" w:hAnsi="Helvetica" w:cs="Helvetica"/>
-                <w:color w:val="333333"/>
-                <w:sz w:val="21"/>
-                <w:szCs w:val="21"/>
-                <w:shd w:val="clear" w:color="auto" w:fill="FFFFFF"/>
-              </w:rPr>
-              <w:t>rd</w:t>
-            </w:r>
-            <w:proofErr w:type="spellEnd"/>
-            <w:r>
-              <w:rPr>
-                <w:rFonts w:ascii="Helvetica" w:eastAsia="Times New Roman" w:hAnsi="Helvetica" w:cs="Helvetica"/>
-                <w:color w:val="333333"/>
-                <w:sz w:val="21"/>
-                <w:szCs w:val="21"/>
-                <w:shd w:val="clear" w:color="auto" w:fill="FFFFFF"/>
-              </w:rPr>
-              <w:t xml:space="preserve"> = not used</w:t>
+            <w:r>
+              <w:rPr>
+                <w:rFonts w:ascii="Helvetica" w:eastAsia="Times New Roman" w:hAnsi="Helvetica" w:cs="Helvetica"/>
+                <w:color w:val="333333"/>
+                <w:sz w:val="21"/>
+                <w:szCs w:val="21"/>
+                <w:shd w:val="clear" w:color="auto" w:fill="FFFFFF"/>
+              </w:rPr>
+              <w:t>rd = not used</w:t>
             </w:r>
             <w:r>
               <w:rPr>
@@ -7816,7 +6323,6 @@
                 <w:shd w:val="clear" w:color="auto" w:fill="FFFFFF"/>
               </w:rPr>
             </w:pPr>
-            <w:proofErr w:type="gramStart"/>
             <w:r>
               <w:rPr>
                 <w:rFonts w:ascii="Helvetica" w:hAnsi="Helvetica" w:cs="Helvetica"/>
@@ -7825,9 +6331,8 @@
                 <w:szCs w:val="21"/>
                 <w:shd w:val="clear" w:color="auto" w:fill="FFFFFF"/>
               </w:rPr>
-              <w:t>So</w:t>
-            </w:r>
-            <w:proofErr w:type="gramEnd"/>
+              <w:t>So the final PC = PC + 4 + (sign extend)(imm</w:t>
+            </w:r>
             <w:r>
               <w:rPr>
                 <w:rFonts w:ascii="Helvetica" w:hAnsi="Helvetica" w:cs="Helvetica"/>
@@ -7836,10 +6341,11 @@
                 <w:szCs w:val="21"/>
                 <w:shd w:val="clear" w:color="auto" w:fill="FFFFFF"/>
               </w:rPr>
-              <w:t xml:space="preserve"> the final PC = PC + 4 + (sign </w:t>
-            </w:r>
-            <w:proofErr w:type="gramStart"/>
-            <w:r>
+              <w:t>[20:1])</w:t>
+            </w:r>
+          </w:p>
+          <w:p>
+            <w:pPr>
               <w:rPr>
                 <w:rFonts w:ascii="Helvetica" w:hAnsi="Helvetica" w:cs="Helvetica"/>
                 <w:color w:val="333333"/>
@@ -7847,9 +6353,7 @@
                 <w:szCs w:val="21"/>
                 <w:shd w:val="clear" w:color="auto" w:fill="FFFFFF"/>
               </w:rPr>
-              <w:t>extend)(</w:t>
-            </w:r>
-            <w:proofErr w:type="spellStart"/>
+            </w:pPr>
             <w:r>
               <w:rPr>
                 <w:rFonts w:ascii="Helvetica" w:hAnsi="Helvetica" w:cs="Helvetica"/>
@@ -7858,84 +6362,7 @@
                 <w:szCs w:val="21"/>
                 <w:shd w:val="clear" w:color="auto" w:fill="FFFFFF"/>
               </w:rPr>
-              <w:t>imm</w:t>
-            </w:r>
-            <w:proofErr w:type="spellEnd"/>
-            <w:r>
-              <w:rPr>
-                <w:rFonts w:ascii="Helvetica" w:hAnsi="Helvetica" w:cs="Helvetica"/>
-                <w:color w:val="333333"/>
-                <w:sz w:val="21"/>
-                <w:szCs w:val="21"/>
-                <w:shd w:val="clear" w:color="auto" w:fill="FFFFFF"/>
-              </w:rPr>
-              <w:t>[</w:t>
-            </w:r>
-            <w:proofErr w:type="gramEnd"/>
-            <w:r>
-              <w:rPr>
-                <w:rFonts w:ascii="Helvetica" w:hAnsi="Helvetica" w:cs="Helvetica"/>
-                <w:color w:val="333333"/>
-                <w:sz w:val="21"/>
-                <w:szCs w:val="21"/>
-                <w:shd w:val="clear" w:color="auto" w:fill="FFFFFF"/>
-              </w:rPr>
-              <w:t>20:1])</w:t>
-            </w:r>
-          </w:p>
-          <w:p>
-            <w:pPr>
-              <w:rPr>
-                <w:rFonts w:ascii="Helvetica" w:hAnsi="Helvetica" w:cs="Helvetica"/>
-                <w:color w:val="333333"/>
-                <w:sz w:val="21"/>
-                <w:szCs w:val="21"/>
-                <w:shd w:val="clear" w:color="auto" w:fill="FFFFFF"/>
-              </w:rPr>
-            </w:pPr>
-            <w:r>
-              <w:rPr>
-                <w:rFonts w:ascii="Helvetica" w:hAnsi="Helvetica" w:cs="Helvetica"/>
-                <w:color w:val="333333"/>
-                <w:sz w:val="21"/>
-                <w:szCs w:val="21"/>
-                <w:shd w:val="clear" w:color="auto" w:fill="FFFFFF"/>
-              </w:rPr>
-              <w:t xml:space="preserve">Note: for our implementation, </w:t>
-            </w:r>
-            <w:proofErr w:type="spellStart"/>
-            <w:proofErr w:type="gramStart"/>
-            <w:r>
-              <w:rPr>
-                <w:rFonts w:ascii="Helvetica" w:hAnsi="Helvetica" w:cs="Helvetica"/>
-                <w:color w:val="333333"/>
-                <w:sz w:val="21"/>
-                <w:szCs w:val="21"/>
-                <w:shd w:val="clear" w:color="auto" w:fill="FFFFFF"/>
-              </w:rPr>
-              <w:t>imm</w:t>
-            </w:r>
-            <w:proofErr w:type="spellEnd"/>
-            <w:r>
-              <w:rPr>
-                <w:rFonts w:ascii="Helvetica" w:hAnsi="Helvetica" w:cs="Helvetica"/>
-                <w:color w:val="333333"/>
-                <w:sz w:val="21"/>
-                <w:szCs w:val="21"/>
-                <w:shd w:val="clear" w:color="auto" w:fill="FFFFFF"/>
-              </w:rPr>
-              <w:t>[</w:t>
-            </w:r>
-            <w:proofErr w:type="gramEnd"/>
-            <w:r>
-              <w:rPr>
-                <w:rFonts w:ascii="Helvetica" w:hAnsi="Helvetica" w:cs="Helvetica"/>
-                <w:color w:val="333333"/>
-                <w:sz w:val="21"/>
-                <w:szCs w:val="21"/>
-                <w:shd w:val="clear" w:color="auto" w:fill="FFFFFF"/>
-              </w:rPr>
-              <w:t>20:1] points to a byte</w:t>
+              <w:t>Note: for our implementation, imm[20:1] points to a byte</w:t>
             </w:r>
             <w:r>
               <w:rPr>
@@ -8041,20 +6468,8 @@
                 <w:szCs w:val="21"/>
                 <w:shd w:val="clear" w:color="auto" w:fill="FFFFFF"/>
               </w:rPr>
-              <w:t xml:space="preserve"> </w:t>
-            </w:r>
-            <w:proofErr w:type="gramStart"/>
-            <w:r>
-              <w:rPr>
-                <w:rFonts w:ascii="Helvetica" w:eastAsia="Times New Roman" w:hAnsi="Helvetica" w:cs="Helvetica"/>
-                <w:color w:val="333333"/>
-                <w:sz w:val="21"/>
-                <w:szCs w:val="21"/>
-                <w:shd w:val="clear" w:color="auto" w:fill="FFFFFF"/>
-              </w:rPr>
-              <w:t>where</w:t>
-            </w:r>
-            <w:proofErr w:type="gramEnd"/>
+              <w:t xml:space="preserve"> where</w:t>
+            </w:r>
           </w:p>
           <w:p>
             <w:pPr>
@@ -8078,7 +6493,6 @@
               </w:rPr>
               <w:t xml:space="preserve">     </w:t>
             </w:r>
-            <w:proofErr w:type="spellStart"/>
             <w:r>
               <w:rPr>
                 <w:rFonts w:ascii="Helvetica" w:eastAsia="Times New Roman" w:hAnsi="Helvetica" w:cs="Helvetica"/>
@@ -8089,9 +6503,8 @@
                 <w:szCs w:val="21"/>
                 <w:shd w:val="clear" w:color="auto" w:fill="FFFFFF"/>
               </w:rPr>
-              <w:t>subi</w:t>
-            </w:r>
-            <w:proofErr w:type="spellEnd"/>
+              <w:t xml:space="preserve">subi </w:t>
+            </w:r>
             <w:r>
               <w:rPr>
                 <w:rFonts w:ascii="Helvetica" w:eastAsia="Times New Roman" w:hAnsi="Helvetica" w:cs="Helvetica"/>
@@ -8102,9 +6515,8 @@
                 <w:szCs w:val="21"/>
                 <w:shd w:val="clear" w:color="auto" w:fill="FFFFFF"/>
               </w:rPr>
-              <w:t xml:space="preserve"> </w:t>
-            </w:r>
-            <w:proofErr w:type="spellStart"/>
+              <w:t>rd, rs1, imm</w:t>
+            </w:r>
             <w:r>
               <w:rPr>
                 <w:rFonts w:ascii="Helvetica" w:eastAsia="Times New Roman" w:hAnsi="Helvetica" w:cs="Helvetica"/>
@@ -8115,9 +6527,8 @@
                 <w:szCs w:val="21"/>
                 <w:shd w:val="clear" w:color="auto" w:fill="FFFFFF"/>
               </w:rPr>
-              <w:t>rd</w:t>
-            </w:r>
-            <w:proofErr w:type="spellEnd"/>
+              <w:t xml:space="preserve"> </w:t>
+            </w:r>
             <w:r>
               <w:rPr>
                 <w:rFonts w:ascii="Helvetica" w:eastAsia="Times New Roman" w:hAnsi="Helvetica" w:cs="Helvetica"/>
@@ -8128,9 +6539,8 @@
                 <w:szCs w:val="21"/>
                 <w:shd w:val="clear" w:color="auto" w:fill="FFFFFF"/>
               </w:rPr>
-              <w:t xml:space="preserve">, rs1, </w:t>
-            </w:r>
-            <w:proofErr w:type="spellStart"/>
+              <w:t xml:space="preserve">       </w:t>
+            </w:r>
             <w:r>
               <w:rPr>
                 <w:rFonts w:ascii="Helvetica" w:eastAsia="Times New Roman" w:hAnsi="Helvetica" w:cs="Helvetica"/>
@@ -8141,85 +6551,8 @@
                 <w:szCs w:val="21"/>
                 <w:shd w:val="clear" w:color="auto" w:fill="FFFFFF"/>
               </w:rPr>
-              <w:t>imm</w:t>
-            </w:r>
-            <w:proofErr w:type="spellEnd"/>
-            <w:r>
-              <w:rPr>
-                <w:rFonts w:ascii="Helvetica" w:eastAsia="Times New Roman" w:hAnsi="Helvetica" w:cs="Helvetica"/>
-                <w:i/>
-                <w:iCs/>
-                <w:color w:val="333333"/>
-                <w:sz w:val="21"/>
-                <w:szCs w:val="21"/>
-                <w:shd w:val="clear" w:color="auto" w:fill="FFFFFF"/>
-              </w:rPr>
-              <w:t xml:space="preserve"> </w:t>
-            </w:r>
-            <w:r>
-              <w:rPr>
-                <w:rFonts w:ascii="Helvetica" w:eastAsia="Times New Roman" w:hAnsi="Helvetica" w:cs="Helvetica"/>
-                <w:i/>
-                <w:iCs/>
-                <w:color w:val="333333"/>
-                <w:sz w:val="21"/>
-                <w:szCs w:val="21"/>
-                <w:shd w:val="clear" w:color="auto" w:fill="FFFFFF"/>
-              </w:rPr>
-              <w:t xml:space="preserve">       </w:t>
-            </w:r>
-            <w:r>
-              <w:rPr>
-                <w:rFonts w:ascii="Helvetica" w:eastAsia="Times New Roman" w:hAnsi="Helvetica" w:cs="Helvetica"/>
-                <w:i/>
-                <w:iCs/>
-                <w:color w:val="333333"/>
-                <w:sz w:val="21"/>
-                <w:szCs w:val="21"/>
-                <w:shd w:val="clear" w:color="auto" w:fill="FFFFFF"/>
-              </w:rPr>
-              <w:t xml:space="preserve"> # </w:t>
-            </w:r>
-            <w:proofErr w:type="spellStart"/>
-            <w:r>
-              <w:rPr>
-                <w:rFonts w:ascii="Helvetica" w:eastAsia="Times New Roman" w:hAnsi="Helvetica" w:cs="Helvetica"/>
-                <w:i/>
-                <w:iCs/>
-                <w:color w:val="333333"/>
-                <w:sz w:val="21"/>
-                <w:szCs w:val="21"/>
-                <w:shd w:val="clear" w:color="auto" w:fill="FFFFFF"/>
-              </w:rPr>
-              <w:t>rd</w:t>
-            </w:r>
-            <w:proofErr w:type="spellEnd"/>
-            <w:r>
-              <w:rPr>
-                <w:rFonts w:ascii="Helvetica" w:eastAsia="Times New Roman" w:hAnsi="Helvetica" w:cs="Helvetica"/>
-                <w:i/>
-                <w:iCs/>
-                <w:color w:val="333333"/>
-                <w:sz w:val="21"/>
-                <w:szCs w:val="21"/>
-                <w:shd w:val="clear" w:color="auto" w:fill="FFFFFF"/>
-              </w:rPr>
-              <w:t xml:space="preserve"> = rs1 - </w:t>
-            </w:r>
-            <w:proofErr w:type="spellStart"/>
-            <w:r>
-              <w:rPr>
-                <w:rFonts w:ascii="Helvetica" w:eastAsia="Times New Roman" w:hAnsi="Helvetica" w:cs="Helvetica"/>
-                <w:i/>
-                <w:iCs/>
-                <w:color w:val="333333"/>
-                <w:sz w:val="21"/>
-                <w:szCs w:val="21"/>
-                <w:shd w:val="clear" w:color="auto" w:fill="FFFFFF"/>
-              </w:rPr>
-              <w:t>imm</w:t>
-            </w:r>
-            <w:proofErr w:type="spellEnd"/>
+              <w:t xml:space="preserve"> # rd = rs1 - imm</w:t>
+            </w:r>
           </w:p>
           <w:p>
             <w:pPr>
@@ -8260,64 +6593,8 @@
                 <w:szCs w:val="21"/>
                 <w:shd w:val="clear" w:color="auto" w:fill="FFFFFF"/>
               </w:rPr>
-              <w:t xml:space="preserve">     </w:t>
-            </w:r>
-            <w:proofErr w:type="spellStart"/>
-            <w:r>
-              <w:rPr>
-                <w:rFonts w:ascii="Helvetica" w:eastAsia="Times New Roman" w:hAnsi="Helvetica" w:cs="Helvetica"/>
-                <w:color w:val="333333"/>
-                <w:sz w:val="21"/>
-                <w:szCs w:val="21"/>
-                <w:shd w:val="clear" w:color="auto" w:fill="FFFFFF"/>
-              </w:rPr>
-              <w:t>addi</w:t>
-            </w:r>
-            <w:proofErr w:type="spellEnd"/>
-            <w:r>
-              <w:rPr>
-                <w:rFonts w:ascii="Helvetica" w:eastAsia="Times New Roman" w:hAnsi="Helvetica" w:cs="Helvetica"/>
-                <w:color w:val="333333"/>
-                <w:sz w:val="21"/>
-                <w:szCs w:val="21"/>
-                <w:shd w:val="clear" w:color="auto" w:fill="FFFFFF"/>
-              </w:rPr>
-              <w:t xml:space="preserve"> </w:t>
-            </w:r>
-            <w:proofErr w:type="spellStart"/>
-            <w:r>
-              <w:rPr>
-                <w:rFonts w:ascii="Helvetica" w:eastAsia="Times New Roman" w:hAnsi="Helvetica" w:cs="Helvetica"/>
-                <w:color w:val="333333"/>
-                <w:sz w:val="21"/>
-                <w:szCs w:val="21"/>
-                <w:shd w:val="clear" w:color="auto" w:fill="FFFFFF"/>
-              </w:rPr>
-              <w:t>rd</w:t>
-            </w:r>
-            <w:proofErr w:type="spellEnd"/>
-            <w:r>
-              <w:rPr>
-                <w:rFonts w:ascii="Helvetica" w:eastAsia="Times New Roman" w:hAnsi="Helvetica" w:cs="Helvetica"/>
-                <w:color w:val="333333"/>
-                <w:sz w:val="21"/>
-                <w:szCs w:val="21"/>
-                <w:shd w:val="clear" w:color="auto" w:fill="FFFFFF"/>
-              </w:rPr>
-              <w:t xml:space="preserve"> rs1, </w:t>
-            </w:r>
-            <w:proofErr w:type="spellStart"/>
-            <w:r>
-              <w:rPr>
-                <w:rFonts w:ascii="Helvetica" w:eastAsia="Times New Roman" w:hAnsi="Helvetica" w:cs="Helvetica"/>
-                <w:color w:val="333333"/>
-                <w:sz w:val="21"/>
-                <w:szCs w:val="21"/>
-                <w:shd w:val="clear" w:color="auto" w:fill="FFFFFF"/>
-              </w:rPr>
-              <w:t>imm</w:t>
-            </w:r>
-            <w:proofErr w:type="spellEnd"/>
+              <w:t xml:space="preserve">     addi rd rs1, imm</w:t>
+            </w:r>
             <w:r>
               <w:rPr>
                 <w:rFonts w:ascii="Helvetica" w:eastAsia="Times New Roman" w:hAnsi="Helvetica" w:cs="Helvetica"/>
@@ -8346,52 +6623,18 @@
                 <w:szCs w:val="21"/>
                 <w:shd w:val="clear" w:color="auto" w:fill="FFFFFF"/>
               </w:rPr>
-              <w:t xml:space="preserve"> </w:t>
-            </w:r>
-            <w:proofErr w:type="spellStart"/>
-            <w:r>
-              <w:rPr>
-                <w:rFonts w:ascii="Helvetica" w:eastAsia="Times New Roman" w:hAnsi="Helvetica" w:cs="Helvetica"/>
-                <w:color w:val="333333"/>
-                <w:sz w:val="21"/>
-                <w:szCs w:val="21"/>
-                <w:shd w:val="clear" w:color="auto" w:fill="FFFFFF"/>
-              </w:rPr>
-              <w:t>rd</w:t>
-            </w:r>
-            <w:proofErr w:type="spellEnd"/>
-            <w:r>
-              <w:rPr>
-                <w:rFonts w:ascii="Helvetica" w:eastAsia="Times New Roman" w:hAnsi="Helvetica" w:cs="Helvetica"/>
-                <w:color w:val="333333"/>
-                <w:sz w:val="21"/>
-                <w:szCs w:val="21"/>
-                <w:shd w:val="clear" w:color="auto" w:fill="FFFFFF"/>
-              </w:rPr>
-              <w:t xml:space="preserve"> </w:t>
-            </w:r>
-            <w:r>
-              <w:rPr>
-                <w:rFonts w:ascii="Helvetica" w:eastAsia="Times New Roman" w:hAnsi="Helvetica" w:cs="Helvetica"/>
-                <w:color w:val="333333"/>
-                <w:sz w:val="21"/>
-                <w:szCs w:val="21"/>
-                <w:shd w:val="clear" w:color="auto" w:fill="FFFFFF"/>
-              </w:rPr>
-              <w:t>= rs1 + -</w:t>
-            </w:r>
-            <w:proofErr w:type="spellStart"/>
-            <w:r>
-              <w:rPr>
-                <w:rFonts w:ascii="Helvetica" w:eastAsia="Times New Roman" w:hAnsi="Helvetica" w:cs="Helvetica"/>
-                <w:color w:val="333333"/>
-                <w:sz w:val="21"/>
-                <w:szCs w:val="21"/>
-                <w:shd w:val="clear" w:color="auto" w:fill="FFFFFF"/>
-              </w:rPr>
-              <w:t>imm</w:t>
-            </w:r>
-            <w:proofErr w:type="spellEnd"/>
+              <w:t xml:space="preserve"> rd </w:t>
+            </w:r>
+            <w:r>
+              <w:rPr>
+                <w:rFonts w:ascii="Helvetica" w:eastAsia="Times New Roman" w:hAnsi="Helvetica" w:cs="Helvetica"/>
+                <w:color w:val="333333"/>
+                <w:sz w:val="21"/>
+                <w:szCs w:val="21"/>
+                <w:shd w:val="clear" w:color="auto" w:fill="FFFFFF"/>
+              </w:rPr>
+              <w:t>= rs1 + -imm</w:t>
+            </w:r>
           </w:p>
           <w:p>
             <w:pPr>
@@ -8446,49 +6689,36 @@
               </w:rPr>
               <w:t>Instruction Format</w:t>
             </w:r>
-            <w:proofErr w:type="gramStart"/>
-            <w:r>
-              <w:rPr>
-                <w:rFonts w:ascii="Helvetica" w:eastAsia="Times New Roman" w:hAnsi="Helvetica" w:cs="Helvetica"/>
-                <w:color w:val="333333"/>
-                <w:sz w:val="21"/>
-                <w:szCs w:val="21"/>
-                <w:shd w:val="clear" w:color="auto" w:fill="FFFFFF"/>
-              </w:rPr>
-              <w:t>:  “</w:t>
-            </w:r>
-            <w:proofErr w:type="gramEnd"/>
-            <w:r>
-              <w:rPr>
-                <w:rFonts w:ascii="Helvetica" w:eastAsia="Times New Roman" w:hAnsi="Helvetica" w:cs="Helvetica"/>
-                <w:color w:val="333333"/>
-                <w:sz w:val="21"/>
-                <w:szCs w:val="21"/>
-                <w:shd w:val="clear" w:color="auto" w:fill="FFFFFF"/>
-              </w:rPr>
-              <w:t xml:space="preserve">&lt;20-bit don’t care&gt; &lt;5-bit </w:t>
-            </w:r>
-            <w:proofErr w:type="spellStart"/>
-            <w:r>
-              <w:rPr>
-                <w:rFonts w:ascii="Helvetica" w:eastAsia="Times New Roman" w:hAnsi="Helvetica" w:cs="Helvetica"/>
-                <w:color w:val="333333"/>
-                <w:sz w:val="21"/>
-                <w:szCs w:val="21"/>
-                <w:shd w:val="clear" w:color="auto" w:fill="FFFFFF"/>
-              </w:rPr>
-              <w:t>rd</w:t>
-            </w:r>
-            <w:proofErr w:type="spellEnd"/>
-            <w:r>
-              <w:rPr>
-                <w:rFonts w:ascii="Helvetica" w:eastAsia="Times New Roman" w:hAnsi="Helvetica" w:cs="Helvetica"/>
-                <w:color w:val="333333"/>
-                <w:sz w:val="21"/>
-                <w:szCs w:val="21"/>
-                <w:shd w:val="clear" w:color="auto" w:fill="FFFFFF"/>
-              </w:rPr>
-              <w:t>&gt;</w:t>
+            <w:r>
+              <w:rPr>
+                <w:rFonts w:ascii="Helvetica" w:eastAsia="Times New Roman" w:hAnsi="Helvetica" w:cs="Helvetica"/>
+                <w:color w:val="333333"/>
+                <w:sz w:val="21"/>
+                <w:szCs w:val="21"/>
+                <w:shd w:val="clear" w:color="auto" w:fill="FFFFFF"/>
+              </w:rPr>
+              <w:t xml:space="preserve">:  </w:t>
+            </w:r>
+          </w:p>
+          <w:p>
+            <w:pPr>
+              <w:rPr>
+                <w:rFonts w:ascii="Helvetica" w:eastAsia="Times New Roman" w:hAnsi="Helvetica" w:cs="Helvetica"/>
+                <w:color w:val="333333"/>
+                <w:sz w:val="21"/>
+                <w:szCs w:val="21"/>
+                <w:shd w:val="clear" w:color="auto" w:fill="FFFFFF"/>
+              </w:rPr>
+            </w:pPr>
+            <w:r>
+              <w:rPr>
+                <w:rFonts w:ascii="Helvetica" w:eastAsia="Times New Roman" w:hAnsi="Helvetica" w:cs="Helvetica"/>
+                <w:color w:val="333333"/>
+                <w:sz w:val="21"/>
+                <w:szCs w:val="21"/>
+                <w:shd w:val="clear" w:color="auto" w:fill="FFFFFF"/>
+              </w:rPr>
+              <w:t xml:space="preserve">    “&lt;12-bit imm&gt; &lt;5-bit rs1&gt;</w:t>
             </w:r>
             <w:r>
               <w:t xml:space="preserve"> </w:t>
@@ -8501,6 +6731,19 @@
                 <w:szCs w:val="21"/>
                 <w:shd w:val="clear" w:color="auto" w:fill="FFFFFF"/>
               </w:rPr>
+              <w:t>&lt;3-bit funct3&gt; &lt;5-bit rd&gt;</w:t>
+            </w:r>
+            <w:r>
+              <w:t xml:space="preserve"> </w:t>
+            </w:r>
+            <w:r>
+              <w:rPr>
+                <w:rFonts w:ascii="Helvetica" w:eastAsia="Times New Roman" w:hAnsi="Helvetica" w:cs="Helvetica"/>
+                <w:color w:val="333333"/>
+                <w:sz w:val="21"/>
+                <w:szCs w:val="21"/>
+                <w:shd w:val="clear" w:color="auto" w:fill="FFFFFF"/>
+              </w:rPr>
               <w:t>&lt;7-bit opcode&gt;”</w:t>
             </w:r>
           </w:p>
@@ -8522,35 +6765,13 @@
                 <w:szCs w:val="21"/>
                 <w:shd w:val="clear" w:color="auto" w:fill="FFFFFF"/>
               </w:rPr>
-              <w:t xml:space="preserve">    </w:t>
-            </w:r>
-            <w:proofErr w:type="spellStart"/>
-            <w:r>
-              <w:rPr>
-                <w:rFonts w:ascii="Helvetica" w:eastAsia="Times New Roman" w:hAnsi="Helvetica" w:cs="Helvetica"/>
-                <w:color w:val="333333"/>
-                <w:sz w:val="21"/>
-                <w:szCs w:val="21"/>
-                <w:shd w:val="clear" w:color="auto" w:fill="FFFFFF"/>
-              </w:rPr>
-              <w:t>rd</w:t>
-            </w:r>
-            <w:proofErr w:type="spellEnd"/>
-            <w:r>
-              <w:rPr>
-                <w:rFonts w:ascii="Helvetica" w:eastAsia="Times New Roman" w:hAnsi="Helvetica" w:cs="Helvetica"/>
-                <w:color w:val="333333"/>
-                <w:sz w:val="21"/>
-                <w:szCs w:val="21"/>
-                <w:shd w:val="clear" w:color="auto" w:fill="FFFFFF"/>
-              </w:rPr>
-              <w:t xml:space="preserve"> = destination register</w:t>
-            </w:r>
-          </w:p>
-          <w:p>
-            <w:pPr>
-              <w:rPr>
-                <w:rFonts w:ascii="Helvetica" w:eastAsia="Times New Roman" w:hAnsi="Helvetica" w:cs="Helvetica"/>
+              <w:t xml:space="preserve">    funct3= “001”</w:t>
+            </w:r>
+          </w:p>
+          <w:p>
+            <w:pPr>
+              <w:rPr>
+                <w:rFonts w:ascii="Helvetica" w:hAnsi="Helvetica" w:cs="Helvetica"/>
                 <w:color w:val="333333"/>
                 <w:sz w:val="21"/>
                 <w:szCs w:val="21"/>
@@ -8575,7 +6796,27 @@
                 <w:szCs w:val="21"/>
                 <w:shd w:val="clear" w:color="auto" w:fill="FFFFFF"/>
               </w:rPr>
-              <w:t>0010111</w:t>
+              <w:t>0010</w:t>
+            </w:r>
+            <w:r>
+              <w:rPr>
+                <w:rFonts w:ascii="Helvetica" w:eastAsia="Times New Roman" w:hAnsi="Helvetica" w:cs="Helvetica"/>
+                <w:color w:val="333333"/>
+                <w:sz w:val="21"/>
+                <w:szCs w:val="21"/>
+                <w:shd w:val="clear" w:color="auto" w:fill="FFFFFF"/>
+              </w:rPr>
+              <w:t>0</w:t>
+            </w:r>
+            <w:r>
+              <w:rPr>
+                <w:rFonts w:ascii="Helvetica" w:eastAsia="Times New Roman" w:hAnsi="Helvetica" w:cs="Helvetica"/>
+                <w:color w:val="333333"/>
+                <w:sz w:val="21"/>
+                <w:szCs w:val="21"/>
+                <w:shd w:val="clear" w:color="auto" w:fill="FFFFFF"/>
+              </w:rPr>
+              <w:t>11</w:t>
             </w:r>
             <w:r>
               <w:rPr>
@@ -8617,7 +6858,6 @@
                 <w:shd w:val="clear" w:color="auto" w:fill="FFFFFF"/>
               </w:rPr>
             </w:pPr>
-            <w:proofErr w:type="spellStart"/>
             <w:r>
               <w:rPr>
                 <w:rFonts w:ascii="Helvetica" w:eastAsia="Times New Roman" w:hAnsi="Helvetica" w:cs="Helvetica"/>
@@ -8628,7 +6868,6 @@
               </w:rPr>
               <w:t>Load_Addr</w:t>
             </w:r>
-            <w:proofErr w:type="spellEnd"/>
           </w:p>
         </w:tc>
         <w:tc>
@@ -8693,29 +6932,7 @@
                 <w:szCs w:val="21"/>
                 <w:shd w:val="clear" w:color="auto" w:fill="FFFFFF"/>
               </w:rPr>
-              <w:t xml:space="preserve"> Since we cannot have a load with a 32-bit immediate value, this pseudo-instruction is </w:t>
-            </w:r>
-            <w:proofErr w:type="gramStart"/>
-            <w:r>
-              <w:rPr>
-                <w:rFonts w:ascii="Helvetica" w:eastAsia="Times New Roman" w:hAnsi="Helvetica" w:cs="Helvetica"/>
-                <w:color w:val="333333"/>
-                <w:sz w:val="21"/>
-                <w:szCs w:val="21"/>
-                <w:shd w:val="clear" w:color="auto" w:fill="FFFFFF"/>
-              </w:rPr>
-              <w:t>replace</w:t>
-            </w:r>
-            <w:proofErr w:type="gramEnd"/>
-            <w:r>
-              <w:rPr>
-                <w:rFonts w:ascii="Helvetica" w:eastAsia="Times New Roman" w:hAnsi="Helvetica" w:cs="Helvetica"/>
-                <w:color w:val="333333"/>
-                <w:sz w:val="21"/>
-                <w:szCs w:val="21"/>
-                <w:shd w:val="clear" w:color="auto" w:fill="FFFFFF"/>
-              </w:rPr>
-              <w:t xml:space="preserve"> with two instructions</w:t>
+              <w:t xml:space="preserve"> Since we cannot have a load with a 32-bit immediate value, this pseudo-instruction is replace with two instructions</w:t>
             </w:r>
             <w:r>
               <w:rPr>
@@ -8762,7 +6979,6 @@
               </w:rPr>
               <w:t xml:space="preserve">     </w:t>
             </w:r>
-            <w:proofErr w:type="spellStart"/>
             <w:r>
               <w:rPr>
                 <w:rFonts w:ascii="Helvetica" w:eastAsia="Times New Roman" w:hAnsi="Helvetica" w:cs="Helvetica"/>
@@ -8773,9 +6989,8 @@
                 <w:szCs w:val="21"/>
                 <w:shd w:val="clear" w:color="auto" w:fill="FFFFFF"/>
               </w:rPr>
-              <w:t>auipc</w:t>
-            </w:r>
-            <w:proofErr w:type="spellEnd"/>
+              <w:t xml:space="preserve">auipc </w:t>
+            </w:r>
             <w:r>
               <w:rPr>
                 <w:rFonts w:ascii="Helvetica" w:eastAsia="Times New Roman" w:hAnsi="Helvetica" w:cs="Helvetica"/>
@@ -8786,7 +7001,7 @@
                 <w:szCs w:val="21"/>
                 <w:shd w:val="clear" w:color="auto" w:fill="FFFFFF"/>
               </w:rPr>
-              <w:t xml:space="preserve"> </w:t>
+              <w:t>x5</w:t>
             </w:r>
             <w:r>
               <w:rPr>
@@ -8798,9 +7013,11 @@
                 <w:szCs w:val="21"/>
                 <w:shd w:val="clear" w:color="auto" w:fill="FFFFFF"/>
               </w:rPr>
-              <w:t>x5</w:t>
-            </w:r>
-            <w:r>
+              <w:t>, offset[31:12]</w:t>
+            </w:r>
+          </w:p>
+          <w:p>
+            <w:pPr>
               <w:rPr>
                 <w:rFonts w:ascii="Helvetica" w:eastAsia="Times New Roman" w:hAnsi="Helvetica" w:cs="Helvetica"/>
                 <w:i/>
@@ -8810,9 +7027,7 @@
                 <w:szCs w:val="21"/>
                 <w:shd w:val="clear" w:color="auto" w:fill="FFFFFF"/>
               </w:rPr>
-              <w:t xml:space="preserve">, </w:t>
-            </w:r>
-            <w:proofErr w:type="gramStart"/>
+            </w:pPr>
             <w:r>
               <w:rPr>
                 <w:rFonts w:ascii="Helvetica" w:eastAsia="Times New Roman" w:hAnsi="Helvetica" w:cs="Helvetica"/>
@@ -8823,9 +7038,8 @@
                 <w:szCs w:val="21"/>
                 <w:shd w:val="clear" w:color="auto" w:fill="FFFFFF"/>
               </w:rPr>
-              <w:t>offset[</w:t>
-            </w:r>
-            <w:proofErr w:type="gramEnd"/>
+              <w:t xml:space="preserve">     </w:t>
+            </w:r>
             <w:r>
               <w:rPr>
                 <w:rFonts w:ascii="Helvetica" w:eastAsia="Times New Roman" w:hAnsi="Helvetica" w:cs="Helvetica"/>
@@ -8836,11 +7050,9 @@
                 <w:szCs w:val="21"/>
                 <w:shd w:val="clear" w:color="auto" w:fill="FFFFFF"/>
               </w:rPr>
-              <w:t>31:12]</w:t>
-            </w:r>
-          </w:p>
-          <w:p>
-            <w:pPr>
+              <w:t xml:space="preserve">addi  </w:t>
+            </w:r>
+            <w:r>
               <w:rPr>
                 <w:rFonts w:ascii="Helvetica" w:eastAsia="Times New Roman" w:hAnsi="Helvetica" w:cs="Helvetica"/>
                 <w:i/>
@@ -8850,7 +7062,8 @@
                 <w:szCs w:val="21"/>
                 <w:shd w:val="clear" w:color="auto" w:fill="FFFFFF"/>
               </w:rPr>
-            </w:pPr>
+              <w:t>x5</w:t>
+            </w:r>
             <w:r>
               <w:rPr>
                 <w:rFonts w:ascii="Helvetica" w:eastAsia="Times New Roman" w:hAnsi="Helvetica" w:cs="Helvetica"/>
@@ -8861,10 +7074,8 @@
                 <w:szCs w:val="21"/>
                 <w:shd w:val="clear" w:color="auto" w:fill="FFFFFF"/>
               </w:rPr>
-              <w:t xml:space="preserve">     </w:t>
-            </w:r>
-            <w:proofErr w:type="spellStart"/>
-            <w:proofErr w:type="gramStart"/>
+              <w:t xml:space="preserve">, </w:t>
+            </w:r>
             <w:r>
               <w:rPr>
                 <w:rFonts w:ascii="Helvetica" w:eastAsia="Times New Roman" w:hAnsi="Helvetica" w:cs="Helvetica"/>
@@ -8875,9 +7086,8 @@
                 <w:szCs w:val="21"/>
                 <w:shd w:val="clear" w:color="auto" w:fill="FFFFFF"/>
               </w:rPr>
-              <w:t>addi</w:t>
-            </w:r>
-            <w:proofErr w:type="spellEnd"/>
+              <w:t>x5</w:t>
+            </w:r>
             <w:r>
               <w:rPr>
                 <w:rFonts w:ascii="Helvetica" w:eastAsia="Times New Roman" w:hAnsi="Helvetica" w:cs="Helvetica"/>
@@ -8888,7 +7098,7 @@
                 <w:szCs w:val="21"/>
                 <w:shd w:val="clear" w:color="auto" w:fill="FFFFFF"/>
               </w:rPr>
-              <w:t xml:space="preserve">  </w:t>
+              <w:t>, offset[11:0</w:t>
             </w:r>
             <w:r>
               <w:rPr>
@@ -8900,93 +7110,6 @@
                 <w:szCs w:val="21"/>
                 <w:shd w:val="clear" w:color="auto" w:fill="FFFFFF"/>
               </w:rPr>
-              <w:t>x</w:t>
-            </w:r>
-            <w:proofErr w:type="gramEnd"/>
-            <w:r>
-              <w:rPr>
-                <w:rFonts w:ascii="Helvetica" w:eastAsia="Times New Roman" w:hAnsi="Helvetica" w:cs="Helvetica"/>
-                <w:i/>
-                <w:iCs/>
-                <w:color w:val="333333"/>
-                <w:sz w:val="21"/>
-                <w:szCs w:val="21"/>
-                <w:shd w:val="clear" w:color="auto" w:fill="FFFFFF"/>
-              </w:rPr>
-              <w:t>5</w:t>
-            </w:r>
-            <w:r>
-              <w:rPr>
-                <w:rFonts w:ascii="Helvetica" w:eastAsia="Times New Roman" w:hAnsi="Helvetica" w:cs="Helvetica"/>
-                <w:i/>
-                <w:iCs/>
-                <w:color w:val="333333"/>
-                <w:sz w:val="21"/>
-                <w:szCs w:val="21"/>
-                <w:shd w:val="clear" w:color="auto" w:fill="FFFFFF"/>
-              </w:rPr>
-              <w:t xml:space="preserve">, </w:t>
-            </w:r>
-            <w:r>
-              <w:rPr>
-                <w:rFonts w:ascii="Helvetica" w:eastAsia="Times New Roman" w:hAnsi="Helvetica" w:cs="Helvetica"/>
-                <w:i/>
-                <w:iCs/>
-                <w:color w:val="333333"/>
-                <w:sz w:val="21"/>
-                <w:szCs w:val="21"/>
-                <w:shd w:val="clear" w:color="auto" w:fill="FFFFFF"/>
-              </w:rPr>
-              <w:t>x5</w:t>
-            </w:r>
-            <w:r>
-              <w:rPr>
-                <w:rFonts w:ascii="Helvetica" w:eastAsia="Times New Roman" w:hAnsi="Helvetica" w:cs="Helvetica"/>
-                <w:i/>
-                <w:iCs/>
-                <w:color w:val="333333"/>
-                <w:sz w:val="21"/>
-                <w:szCs w:val="21"/>
-                <w:shd w:val="clear" w:color="auto" w:fill="FFFFFF"/>
-              </w:rPr>
-              <w:t xml:space="preserve">, </w:t>
-            </w:r>
-            <w:proofErr w:type="gramStart"/>
-            <w:r>
-              <w:rPr>
-                <w:rFonts w:ascii="Helvetica" w:eastAsia="Times New Roman" w:hAnsi="Helvetica" w:cs="Helvetica"/>
-                <w:i/>
-                <w:iCs/>
-                <w:color w:val="333333"/>
-                <w:sz w:val="21"/>
-                <w:szCs w:val="21"/>
-                <w:shd w:val="clear" w:color="auto" w:fill="FFFFFF"/>
-              </w:rPr>
-              <w:t>offset[</w:t>
-            </w:r>
-            <w:proofErr w:type="gramEnd"/>
-            <w:r>
-              <w:rPr>
-                <w:rFonts w:ascii="Helvetica" w:eastAsia="Times New Roman" w:hAnsi="Helvetica" w:cs="Helvetica"/>
-                <w:i/>
-                <w:iCs/>
-                <w:color w:val="333333"/>
-                <w:sz w:val="21"/>
-                <w:szCs w:val="21"/>
-                <w:shd w:val="clear" w:color="auto" w:fill="FFFFFF"/>
-              </w:rPr>
-              <w:t>11:0</w:t>
-            </w:r>
-            <w:r>
-              <w:rPr>
-                <w:rFonts w:ascii="Helvetica" w:eastAsia="Times New Roman" w:hAnsi="Helvetica" w:cs="Helvetica"/>
-                <w:i/>
-                <w:iCs/>
-                <w:color w:val="333333"/>
-                <w:sz w:val="21"/>
-                <w:szCs w:val="21"/>
-                <w:shd w:val="clear" w:color="auto" w:fill="FFFFFF"/>
-              </w:rPr>
               <w:t>]</w:t>
             </w:r>
           </w:p>
@@ -9008,20 +7131,8 @@
                 <w:szCs w:val="21"/>
                 <w:shd w:val="clear" w:color="auto" w:fill="FFFFFF"/>
               </w:rPr>
-              <w:t xml:space="preserve">Instead of doing this, we will create a custom instruction called </w:t>
-            </w:r>
-            <w:proofErr w:type="spellStart"/>
-            <w:r>
-              <w:rPr>
-                <w:rFonts w:ascii="Helvetica" w:eastAsia="Times New Roman" w:hAnsi="Helvetica" w:cs="Helvetica"/>
-                <w:color w:val="333333"/>
-                <w:sz w:val="21"/>
-                <w:szCs w:val="21"/>
-                <w:shd w:val="clear" w:color="auto" w:fill="FFFFFF"/>
-              </w:rPr>
-              <w:t>load_addr</w:t>
-            </w:r>
-            <w:proofErr w:type="spellEnd"/>
+              <w:t>Instead of doing this, we will create a custom instruction called load_addr</w:t>
+            </w:r>
             <w:r>
               <w:rPr>
                 <w:rFonts w:ascii="Helvetica" w:eastAsia="Times New Roman" w:hAnsi="Helvetica" w:cs="Helvetica"/>
@@ -9077,7 +7188,6 @@
               </w:rPr>
               <w:t>Format</w:t>
             </w:r>
-            <w:proofErr w:type="gramStart"/>
             <w:r>
               <w:rPr>
                 <w:rFonts w:ascii="Helvetica" w:eastAsia="Times New Roman" w:hAnsi="Helvetica" w:cs="Helvetica"/>
@@ -9098,7 +7208,6 @@
               </w:rPr>
               <w:t>“</w:t>
             </w:r>
-            <w:proofErr w:type="gramEnd"/>
             <w:r>
               <w:rPr>
                 <w:rFonts w:ascii="Helvetica" w:eastAsia="Times New Roman" w:hAnsi="Helvetica" w:cs="Helvetica"/>
@@ -9127,29 +7236,7 @@
                 <w:szCs w:val="21"/>
                 <w:shd w:val="clear" w:color="auto" w:fill="FFFFFF"/>
               </w:rPr>
-              <w:t xml:space="preserve">&lt;5-bit </w:t>
-            </w:r>
-            <w:proofErr w:type="spellStart"/>
-            <w:r>
-              <w:rPr>
-                <w:rFonts w:ascii="Helvetica" w:eastAsia="Times New Roman" w:hAnsi="Helvetica" w:cs="Helvetica"/>
-                <w:color w:val="333333"/>
-                <w:sz w:val="21"/>
-                <w:szCs w:val="21"/>
-                <w:shd w:val="clear" w:color="auto" w:fill="FFFFFF"/>
-              </w:rPr>
-              <w:t>rd</w:t>
-            </w:r>
-            <w:proofErr w:type="spellEnd"/>
-            <w:r>
-              <w:rPr>
-                <w:rFonts w:ascii="Helvetica" w:eastAsia="Times New Roman" w:hAnsi="Helvetica" w:cs="Helvetica"/>
-                <w:color w:val="333333"/>
-                <w:sz w:val="21"/>
-                <w:szCs w:val="21"/>
-                <w:shd w:val="clear" w:color="auto" w:fill="FFFFFF"/>
-              </w:rPr>
-              <w:t>&gt;</w:t>
+              <w:t>&lt;5-bit rd&gt;</w:t>
             </w:r>
             <w:r>
               <w:t xml:space="preserve"> </w:t>
@@ -9213,29 +7300,7 @@
                 <w:szCs w:val="21"/>
                 <w:shd w:val="clear" w:color="auto" w:fill="FFFFFF"/>
               </w:rPr>
-              <w:t xml:space="preserve">    </w:t>
-            </w:r>
-            <w:proofErr w:type="spellStart"/>
-            <w:r>
-              <w:rPr>
-                <w:rFonts w:ascii="Helvetica" w:eastAsia="Times New Roman" w:hAnsi="Helvetica" w:cs="Helvetica"/>
-                <w:color w:val="333333"/>
-                <w:sz w:val="21"/>
-                <w:szCs w:val="21"/>
-                <w:shd w:val="clear" w:color="auto" w:fill="FFFFFF"/>
-              </w:rPr>
-              <w:t>rd</w:t>
-            </w:r>
-            <w:proofErr w:type="spellEnd"/>
-            <w:r>
-              <w:rPr>
-                <w:rFonts w:ascii="Helvetica" w:eastAsia="Times New Roman" w:hAnsi="Helvetica" w:cs="Helvetica"/>
-                <w:color w:val="333333"/>
-                <w:sz w:val="21"/>
-                <w:szCs w:val="21"/>
-                <w:shd w:val="clear" w:color="auto" w:fill="FFFFFF"/>
-              </w:rPr>
-              <w:t xml:space="preserve"> = destination register</w:t>
+              <w:t xml:space="preserve">    rd = destination register</w:t>
             </w:r>
           </w:p>
           <w:p>
@@ -9373,7 +7438,6 @@
               </w:rPr>
               <w:t xml:space="preserve">In the RISC-V architecture, NOP is actually a pseudo-instruction, which is replaced by an instruction that does nothing, </w:t>
             </w:r>
-            <w:proofErr w:type="spellStart"/>
             <w:r>
               <w:rPr>
                 <w:rFonts w:ascii="Helvetica" w:eastAsia="Times New Roman" w:hAnsi="Helvetica" w:cs="Helvetica"/>
@@ -9384,20 +7448,7 @@
                 <w:szCs w:val="21"/>
                 <w:shd w:val="clear" w:color="auto" w:fill="FFFFFF"/>
               </w:rPr>
-              <w:t>addi</w:t>
-            </w:r>
-            <w:proofErr w:type="spellEnd"/>
-            <w:r>
-              <w:rPr>
-                <w:rFonts w:ascii="Helvetica" w:eastAsia="Times New Roman" w:hAnsi="Helvetica" w:cs="Helvetica"/>
-                <w:i/>
-                <w:iCs/>
-                <w:color w:val="333333"/>
-                <w:sz w:val="21"/>
-                <w:szCs w:val="21"/>
-                <w:shd w:val="clear" w:color="auto" w:fill="FFFFFF"/>
-              </w:rPr>
-              <w:t xml:space="preserve"> x0, x0, 0</w:t>
+              <w:t>addi x0, x0, 0</w:t>
             </w:r>
             <w:r>
               <w:rPr>
@@ -9451,6 +7502,7 @@
                 <w:szCs w:val="21"/>
                 <w:shd w:val="clear" w:color="auto" w:fill="FFFFFF"/>
               </w:rPr>
+              <w:lastRenderedPageBreak/>
               <w:t>“</w:t>
             </w:r>
             <w:r>
@@ -9493,151 +7545,28 @@
                 <w:szCs w:val="21"/>
                 <w:shd w:val="clear" w:color="auto" w:fill="FFFFFF"/>
               </w:rPr>
-              <w:t xml:space="preserve">your system will set all the control signals to </w:t>
-            </w:r>
-            <w:r>
-              <w:rPr>
-                <w:rFonts w:ascii="Helvetica" w:eastAsia="Times New Roman" w:hAnsi="Helvetica" w:cs="Helvetica"/>
-                <w:color w:val="333333"/>
-                <w:sz w:val="21"/>
-                <w:szCs w:val="21"/>
-                <w:shd w:val="clear" w:color="auto" w:fill="FFFFFF"/>
-              </w:rPr>
-              <w:lastRenderedPageBreak/>
-              <w:t>zero (</w:t>
-            </w:r>
-            <w:proofErr w:type="spellStart"/>
-            <w:r>
-              <w:rPr>
-                <w:rFonts w:ascii="Helvetica" w:eastAsia="Times New Roman" w:hAnsi="Helvetica" w:cs="Helvetica"/>
-                <w:color w:val="333333"/>
-                <w:sz w:val="21"/>
-                <w:szCs w:val="21"/>
-                <w:shd w:val="clear" w:color="auto" w:fill="FFFFFF"/>
-              </w:rPr>
-              <w:t>reg_write</w:t>
-            </w:r>
-            <w:proofErr w:type="spellEnd"/>
-            <w:r>
-              <w:rPr>
-                <w:rFonts w:ascii="Helvetica" w:eastAsia="Times New Roman" w:hAnsi="Helvetica" w:cs="Helvetica"/>
-                <w:color w:val="333333"/>
-                <w:sz w:val="21"/>
-                <w:szCs w:val="21"/>
-                <w:shd w:val="clear" w:color="auto" w:fill="FFFFFF"/>
-              </w:rPr>
-              <w:t xml:space="preserve"> &lt;= '0'; </w:t>
-            </w:r>
-            <w:proofErr w:type="spellStart"/>
-            <w:r>
-              <w:rPr>
-                <w:rFonts w:ascii="Helvetica" w:eastAsia="Times New Roman" w:hAnsi="Helvetica" w:cs="Helvetica"/>
-                <w:color w:val="333333"/>
-                <w:sz w:val="21"/>
-                <w:szCs w:val="21"/>
-                <w:shd w:val="clear" w:color="auto" w:fill="FFFFFF"/>
-              </w:rPr>
-              <w:t>alu_src</w:t>
-            </w:r>
-            <w:proofErr w:type="spellEnd"/>
-            <w:r>
-              <w:rPr>
-                <w:rFonts w:ascii="Helvetica" w:eastAsia="Times New Roman" w:hAnsi="Helvetica" w:cs="Helvetica"/>
-                <w:color w:val="333333"/>
-                <w:sz w:val="21"/>
-                <w:szCs w:val="21"/>
-                <w:shd w:val="clear" w:color="auto" w:fill="FFFFFF"/>
-              </w:rPr>
-              <w:t xml:space="preserve"> &lt;= '0'; </w:t>
-            </w:r>
-            <w:proofErr w:type="spellStart"/>
-            <w:r>
-              <w:rPr>
-                <w:rFonts w:ascii="Helvetica" w:eastAsia="Times New Roman" w:hAnsi="Helvetica" w:cs="Helvetica"/>
-                <w:color w:val="333333"/>
-                <w:sz w:val="21"/>
-                <w:szCs w:val="21"/>
-                <w:shd w:val="clear" w:color="auto" w:fill="FFFFFF"/>
-              </w:rPr>
-              <w:t>mem_read</w:t>
-            </w:r>
-            <w:proofErr w:type="spellEnd"/>
-            <w:r>
-              <w:rPr>
-                <w:rFonts w:ascii="Helvetica" w:eastAsia="Times New Roman" w:hAnsi="Helvetica" w:cs="Helvetica"/>
-                <w:color w:val="333333"/>
-                <w:sz w:val="21"/>
-                <w:szCs w:val="21"/>
-                <w:shd w:val="clear" w:color="auto" w:fill="FFFFFF"/>
-              </w:rPr>
-              <w:t xml:space="preserve"> &lt;= '0'; </w:t>
-            </w:r>
-            <w:proofErr w:type="spellStart"/>
-            <w:r>
-              <w:rPr>
-                <w:rFonts w:ascii="Helvetica" w:eastAsia="Times New Roman" w:hAnsi="Helvetica" w:cs="Helvetica"/>
-                <w:color w:val="333333"/>
-                <w:sz w:val="21"/>
-                <w:szCs w:val="21"/>
-                <w:shd w:val="clear" w:color="auto" w:fill="FFFFFF"/>
-              </w:rPr>
-              <w:t>mem_write</w:t>
-            </w:r>
-            <w:proofErr w:type="spellEnd"/>
-            <w:r>
-              <w:rPr>
-                <w:rFonts w:ascii="Helvetica" w:eastAsia="Times New Roman" w:hAnsi="Helvetica" w:cs="Helvetica"/>
-                <w:color w:val="333333"/>
-                <w:sz w:val="21"/>
-                <w:szCs w:val="21"/>
-                <w:shd w:val="clear" w:color="auto" w:fill="FFFFFF"/>
-              </w:rPr>
-              <w:t xml:space="preserve"> &lt;= '0'; branch &lt;= '0'; jump &lt;= '0'; </w:t>
-            </w:r>
-            <w:proofErr w:type="spellStart"/>
-            <w:r>
-              <w:rPr>
-                <w:rFonts w:ascii="Helvetica" w:eastAsia="Times New Roman" w:hAnsi="Helvetica" w:cs="Helvetica"/>
-                <w:color w:val="333333"/>
-                <w:sz w:val="21"/>
-                <w:szCs w:val="21"/>
-                <w:shd w:val="clear" w:color="auto" w:fill="FFFFFF"/>
-              </w:rPr>
-              <w:t>load_addr</w:t>
-            </w:r>
-            <w:proofErr w:type="spellEnd"/>
-            <w:r>
-              <w:rPr>
-                <w:rFonts w:ascii="Helvetica" w:eastAsia="Times New Roman" w:hAnsi="Helvetica" w:cs="Helvetica"/>
-                <w:color w:val="333333"/>
-                <w:sz w:val="21"/>
-                <w:szCs w:val="21"/>
-                <w:shd w:val="clear" w:color="auto" w:fill="FFFFFF"/>
-              </w:rPr>
-              <w:t xml:space="preserve"> &lt;= '0';</w:t>
-            </w:r>
-            <w:r>
-              <w:rPr>
-                <w:rFonts w:ascii="Helvetica" w:eastAsia="Times New Roman" w:hAnsi="Helvetica" w:cs="Helvetica"/>
-                <w:color w:val="333333"/>
-                <w:sz w:val="21"/>
-                <w:szCs w:val="21"/>
-                <w:shd w:val="clear" w:color="auto" w:fill="FFFFFF"/>
-              </w:rPr>
-              <w:t xml:space="preserve"> see </w:t>
-            </w:r>
-            <w:proofErr w:type="spellStart"/>
-            <w:r>
-              <w:rPr>
-                <w:rFonts w:ascii="Helvetica" w:eastAsia="Times New Roman" w:hAnsi="Helvetica" w:cs="Helvetica"/>
-                <w:color w:val="333333"/>
-                <w:sz w:val="21"/>
-                <w:szCs w:val="21"/>
-                <w:shd w:val="clear" w:color="auto" w:fill="FFFFFF"/>
-              </w:rPr>
-              <w:t>control_unit.vhdl</w:t>
-            </w:r>
-            <w:proofErr w:type="spellEnd"/>
+              <w:t>your system will set all the control signals to zero (</w:t>
+            </w:r>
+            <w:r>
+              <w:rPr>
+                <w:rFonts w:ascii="Helvetica" w:eastAsia="Times New Roman" w:hAnsi="Helvetica" w:cs="Helvetica"/>
+                <w:color w:val="333333"/>
+                <w:sz w:val="21"/>
+                <w:szCs w:val="21"/>
+                <w:shd w:val="clear" w:color="auto" w:fill="FFFFFF"/>
+              </w:rPr>
+              <w:t>reg_write &lt;= '0'; alu_src &lt;= '0'; mem_read &lt;= '0'; mem_write &lt;= '0'; branch &lt;= '0'; jump &lt;= '0'; load_addr &lt;= '0';</w:t>
+            </w:r>
+            <w:r>
+              <w:rPr>
+                <w:rFonts w:ascii="Helvetica" w:eastAsia="Times New Roman" w:hAnsi="Helvetica" w:cs="Helvetica"/>
+                <w:color w:val="333333"/>
+                <w:sz w:val="21"/>
+                <w:szCs w:val="21"/>
+                <w:shd w:val="clear" w:color="auto" w:fill="FFFFFF"/>
+              </w:rPr>
+              <w:t xml:space="preserve"> see control_unit.vhdl</w:t>
+            </w:r>
           </w:p>
           <w:p>
             <w:pPr>
@@ -9739,27 +7668,15 @@
           <w:shd w:val="clear" w:color="auto" w:fill="FFFFFF"/>
         </w:rPr>
       </w:pPr>
-      <w:proofErr w:type="gramStart"/>
-      <w:r>
-        <w:rPr>
-          <w:rFonts w:ascii="Helvetica" w:eastAsia="Times New Roman" w:hAnsi="Helvetica" w:cs="Helvetica"/>
-          <w:color w:val="333333"/>
-          <w:sz w:val="21"/>
-          <w:szCs w:val="21"/>
-          <w:shd w:val="clear" w:color="auto" w:fill="FFFFFF"/>
-        </w:rPr>
-        <w:t>By</w:t>
-      </w:r>
-      <w:proofErr w:type="gramEnd"/>
-      <w:r>
-        <w:rPr>
-          <w:rFonts w:ascii="Helvetica" w:eastAsia="Times New Roman" w:hAnsi="Helvetica" w:cs="Helvetica"/>
-          <w:color w:val="333333"/>
-          <w:sz w:val="21"/>
-          <w:szCs w:val="21"/>
-          <w:shd w:val="clear" w:color="auto" w:fill="FFFFFF"/>
-        </w:rPr>
-        <w:t xml:space="preserve"> </w:t>
+      <w:r>
+        <w:rPr>
+          <w:rFonts w:ascii="Helvetica" w:eastAsia="Times New Roman" w:hAnsi="Helvetica" w:cs="Helvetica"/>
+          <w:color w:val="333333"/>
+          <w:sz w:val="21"/>
+          <w:szCs w:val="21"/>
+          <w:shd w:val="clear" w:color="auto" w:fill="FFFFFF"/>
+        </w:rPr>
+        <w:t xml:space="preserve">By </w:t>
       </w:r>
       <w:r>
         <w:rPr>
@@ -10047,21 +7964,8 @@
           <w:highlight w:val="yellow"/>
           <w:shd w:val="clear" w:color="auto" w:fill="FFFFFF"/>
         </w:rPr>
-        <w:t xml:space="preserve">Turn the completed diagram in via </w:t>
-      </w:r>
-      <w:proofErr w:type="spellStart"/>
-      <w:r>
-        <w:rPr>
-          <w:rFonts w:ascii="Helvetica" w:eastAsia="Times New Roman" w:hAnsi="Helvetica" w:cs="Helvetica"/>
-          <w:color w:val="333333"/>
-          <w:sz w:val="21"/>
-          <w:szCs w:val="21"/>
-          <w:highlight w:val="yellow"/>
-          <w:shd w:val="clear" w:color="auto" w:fill="FFFFFF"/>
-        </w:rPr>
-        <w:t>gradescope</w:t>
-      </w:r>
-      <w:proofErr w:type="spellEnd"/>
+        <w:t>Turn the completed diagram in via gradescope</w:t>
+      </w:r>
       <w:r>
         <w:rPr>
           <w:rFonts w:ascii="Helvetica" w:eastAsia="Times New Roman" w:hAnsi="Helvetica" w:cs="Helvetica"/>
@@ -10113,38 +8017,7 @@
           <w:sz w:val="21"/>
           <w:szCs w:val="21"/>
         </w:rPr>
-        <w:t xml:space="preserve"> use your </w:t>
-      </w:r>
-      <w:proofErr w:type="spellStart"/>
-      <w:r>
-        <w:rPr>
-          <w:rFonts w:ascii="Helvetica" w:eastAsia="Times New Roman" w:hAnsi="Helvetica" w:cs="Helvetica"/>
-          <w:color w:val="333333"/>
-          <w:sz w:val="21"/>
-          <w:szCs w:val="21"/>
-        </w:rPr>
-        <w:t>instr_</w:t>
-      </w:r>
-      <w:proofErr w:type="gramStart"/>
-      <w:r>
-        <w:rPr>
-          <w:rFonts w:ascii="Helvetica" w:eastAsia="Times New Roman" w:hAnsi="Helvetica" w:cs="Helvetica"/>
-          <w:color w:val="333333"/>
-          <w:sz w:val="21"/>
-          <w:szCs w:val="21"/>
-        </w:rPr>
-        <w:t>mem.vhdl</w:t>
-      </w:r>
-      <w:proofErr w:type="spellEnd"/>
-      <w:proofErr w:type="gramEnd"/>
-      <w:r>
-        <w:rPr>
-          <w:rFonts w:ascii="Helvetica" w:eastAsia="Times New Roman" w:hAnsi="Helvetica" w:cs="Helvetica"/>
-          <w:color w:val="333333"/>
-          <w:sz w:val="21"/>
-          <w:szCs w:val="21"/>
-        </w:rPr>
-        <w:t xml:space="preserve"> from stage 1.</w:t>
+        <w:t xml:space="preserve"> use your instr_mem.vhdl from stage 1.</w:t>
       </w:r>
     </w:p>
     <w:p>
@@ -10170,41 +8043,7 @@
           <w:szCs w:val="21"/>
           <w:shd w:val="clear" w:color="auto" w:fill="FFFFFF"/>
         </w:rPr>
-        <w:t xml:space="preserve">Update </w:t>
-      </w:r>
-      <w:proofErr w:type="spellStart"/>
-      <w:r>
-        <w:rPr>
-          <w:rFonts w:ascii="Helvetica" w:eastAsia="Times New Roman" w:hAnsi="Helvetica" w:cs="Helvetica"/>
-          <w:color w:val="333333"/>
-          <w:sz w:val="21"/>
-          <w:szCs w:val="21"/>
-          <w:shd w:val="clear" w:color="auto" w:fill="FFFFFF"/>
-        </w:rPr>
-        <w:t>pipeline_</w:t>
-      </w:r>
-      <w:proofErr w:type="gramStart"/>
-      <w:r>
-        <w:rPr>
-          <w:rFonts w:ascii="Helvetica" w:eastAsia="Times New Roman" w:hAnsi="Helvetica" w:cs="Helvetica"/>
-          <w:color w:val="333333"/>
-          <w:sz w:val="21"/>
-          <w:szCs w:val="21"/>
-          <w:shd w:val="clear" w:color="auto" w:fill="FFFFFF"/>
-        </w:rPr>
-        <w:t>registers.vhdl</w:t>
-      </w:r>
-      <w:proofErr w:type="spellEnd"/>
-      <w:proofErr w:type="gramEnd"/>
-      <w:r>
-        <w:rPr>
-          <w:rFonts w:ascii="Helvetica" w:eastAsia="Times New Roman" w:hAnsi="Helvetica" w:cs="Helvetica"/>
-          <w:color w:val="333333"/>
-          <w:sz w:val="21"/>
-          <w:szCs w:val="21"/>
-          <w:shd w:val="clear" w:color="auto" w:fill="FFFFFF"/>
-        </w:rPr>
-        <w:t xml:space="preserve"> to move</w:t>
+        <w:t>Update pipeline_registers.vhdl to move</w:t>
       </w:r>
       <w:r>
         <w:rPr>
@@ -10290,51 +8129,17 @@
           <w:szCs w:val="21"/>
           <w:shd w:val="clear" w:color="auto" w:fill="FFFFFF"/>
         </w:rPr>
-        <w:t xml:space="preserve">Update </w:t>
-      </w:r>
-      <w:proofErr w:type="spellStart"/>
-      <w:r>
-        <w:rPr>
-          <w:rFonts w:ascii="Helvetica" w:eastAsia="Times New Roman" w:hAnsi="Helvetica" w:cs="Helvetica"/>
-          <w:color w:val="333333"/>
-          <w:sz w:val="21"/>
-          <w:szCs w:val="21"/>
-          <w:shd w:val="clear" w:color="auto" w:fill="FFFFFF"/>
-        </w:rPr>
-        <w:t>forwarding_</w:t>
-      </w:r>
-      <w:proofErr w:type="gramStart"/>
-      <w:r>
-        <w:rPr>
-          <w:rFonts w:ascii="Helvetica" w:eastAsia="Times New Roman" w:hAnsi="Helvetica" w:cs="Helvetica"/>
-          <w:color w:val="333333"/>
-          <w:sz w:val="21"/>
-          <w:szCs w:val="21"/>
-          <w:shd w:val="clear" w:color="auto" w:fill="FFFFFF"/>
-        </w:rPr>
-        <w:t>unit</w:t>
-      </w:r>
-      <w:r>
-        <w:rPr>
-          <w:rFonts w:ascii="Helvetica" w:eastAsia="Times New Roman" w:hAnsi="Helvetica" w:cs="Helvetica"/>
-          <w:color w:val="333333"/>
-          <w:sz w:val="21"/>
-          <w:szCs w:val="21"/>
-          <w:shd w:val="clear" w:color="auto" w:fill="FFFFFF"/>
-        </w:rPr>
-        <w:t>.vhdl</w:t>
-      </w:r>
-      <w:proofErr w:type="spellEnd"/>
-      <w:proofErr w:type="gramEnd"/>
-      <w:r>
-        <w:rPr>
-          <w:rFonts w:ascii="Helvetica" w:eastAsia="Times New Roman" w:hAnsi="Helvetica" w:cs="Helvetica"/>
-          <w:color w:val="333333"/>
-          <w:sz w:val="21"/>
-          <w:szCs w:val="21"/>
-          <w:shd w:val="clear" w:color="auto" w:fill="FFFFFF"/>
-        </w:rPr>
-        <w:t xml:space="preserve"> to control the MUX input A to the ALU</w:t>
+        <w:t>Update forwarding_unit</w:t>
+      </w:r>
+      <w:r>
+        <w:rPr>
+          <w:rFonts w:ascii="Helvetica" w:eastAsia="Times New Roman" w:hAnsi="Helvetica" w:cs="Helvetica"/>
+          <w:color w:val="333333"/>
+          <w:sz w:val="21"/>
+          <w:szCs w:val="21"/>
+          <w:shd w:val="clear" w:color="auto" w:fill="FFFFFF"/>
+        </w:rPr>
+        <w:t>.vhdl to control the MUX input A to the ALU</w:t>
       </w:r>
     </w:p>
     <w:p>
@@ -10360,32 +8165,8 @@
           <w:szCs w:val="21"/>
           <w:shd w:val="clear" w:color="auto" w:fill="FFFFFF"/>
         </w:rPr>
-        <w:t xml:space="preserve">Update </w:t>
-      </w:r>
-      <w:proofErr w:type="spellStart"/>
-      <w:r>
-        <w:rPr>
-          <w:rFonts w:ascii="Helvetica" w:eastAsia="Times New Roman" w:hAnsi="Helvetica" w:cs="Helvetica"/>
-          <w:color w:val="333333"/>
-          <w:sz w:val="21"/>
-          <w:szCs w:val="21"/>
-          <w:shd w:val="clear" w:color="auto" w:fill="FFFFFF"/>
-        </w:rPr>
-        <w:t>hazard_detection_</w:t>
-      </w:r>
-      <w:proofErr w:type="gramStart"/>
-      <w:r>
-        <w:rPr>
-          <w:rFonts w:ascii="Helvetica" w:eastAsia="Times New Roman" w:hAnsi="Helvetica" w:cs="Helvetica"/>
-          <w:color w:val="333333"/>
-          <w:sz w:val="21"/>
-          <w:szCs w:val="21"/>
-          <w:shd w:val="clear" w:color="auto" w:fill="FFFFFF"/>
-        </w:rPr>
-        <w:t>unit.vhdl</w:t>
-      </w:r>
-      <w:proofErr w:type="spellEnd"/>
-      <w:proofErr w:type="gramEnd"/>
+        <w:t>Update hazard_detection_unit.vhdl</w:t>
+      </w:r>
       <w:r>
         <w:rPr>
           <w:rFonts w:ascii="Helvetica" w:eastAsia="Times New Roman" w:hAnsi="Helvetica" w:cs="Helvetica"/>
@@ -10396,7 +8177,6 @@
         </w:rPr>
         <w:t xml:space="preserve"> to create the </w:t>
       </w:r>
-      <w:proofErr w:type="spellStart"/>
       <w:r>
         <w:rPr>
           <w:rFonts w:ascii="Helvetica" w:eastAsia="Times New Roman" w:hAnsi="Helvetica" w:cs="Helvetica"/>
@@ -10409,7 +8189,6 @@
         </w:rPr>
         <w:t>start_stall</w:t>
       </w:r>
-      <w:proofErr w:type="spellEnd"/>
       <w:r>
         <w:rPr>
           <w:rFonts w:ascii="Helvetica" w:eastAsia="Times New Roman" w:hAnsi="Helvetica" w:cs="Helvetica"/>
@@ -10458,29 +8237,7 @@
           <w:szCs w:val="21"/>
           <w:shd w:val="clear" w:color="auto" w:fill="FFFFFF"/>
         </w:rPr>
-        <w:t xml:space="preserve"> additional output called </w:t>
-      </w:r>
-      <w:proofErr w:type="spellStart"/>
-      <w:r>
-        <w:rPr>
-          <w:rFonts w:ascii="Helvetica" w:eastAsia="Times New Roman" w:hAnsi="Helvetica" w:cs="Helvetica"/>
-          <w:color w:val="333333"/>
-          <w:sz w:val="21"/>
-          <w:szCs w:val="21"/>
-          <w:shd w:val="clear" w:color="auto" w:fill="FFFFFF"/>
-        </w:rPr>
-        <w:t>double_stall</w:t>
-      </w:r>
-      <w:proofErr w:type="spellEnd"/>
-      <w:r>
-        <w:rPr>
-          <w:rFonts w:ascii="Helvetica" w:eastAsia="Times New Roman" w:hAnsi="Helvetica" w:cs="Helvetica"/>
-          <w:color w:val="333333"/>
-          <w:sz w:val="21"/>
-          <w:szCs w:val="21"/>
-          <w:shd w:val="clear" w:color="auto" w:fill="FFFFFF"/>
-        </w:rPr>
-        <w:t xml:space="preserve"> has been added.  You might find this is needed to handle</w:t>
+        <w:t xml:space="preserve"> additional output called double_stall has been added.  You might find this is needed to handle</w:t>
       </w:r>
       <w:r>
         <w:rPr>
@@ -10579,7 +8336,56 @@
         </w:rPr>
         <w:t xml:space="preserve">Update </w:t>
       </w:r>
-      <w:proofErr w:type="spellStart"/>
+      <w:r>
+        <w:rPr>
+          <w:rFonts w:ascii="Helvetica" w:eastAsia="Times New Roman" w:hAnsi="Helvetica" w:cs="Helvetica"/>
+          <w:color w:val="333333"/>
+          <w:sz w:val="21"/>
+          <w:szCs w:val="21"/>
+          <w:shd w:val="clear" w:color="auto" w:fill="FFFFFF"/>
+        </w:rPr>
+        <w:t xml:space="preserve">riscv_pipeline.vhdl, removing syntax errors and ensuring correct operation of </w:t>
+      </w:r>
+      <w:r>
+        <w:rPr>
+          <w:rFonts w:ascii="Helvetica" w:eastAsia="Times New Roman" w:hAnsi="Helvetica" w:cs="Helvetica"/>
+          <w:color w:val="333333"/>
+          <w:sz w:val="21"/>
+          <w:szCs w:val="21"/>
+          <w:shd w:val="clear" w:color="auto" w:fill="FFFFFF"/>
+        </w:rPr>
+        <w:t>Stage 4</w:t>
+      </w:r>
+      <w:r>
+        <w:rPr>
+          <w:rFonts w:ascii="Helvetica" w:eastAsia="Times New Roman" w:hAnsi="Helvetica" w:cs="Helvetica"/>
+          <w:color w:val="333333"/>
+          <w:sz w:val="21"/>
+          <w:szCs w:val="21"/>
+          <w:shd w:val="clear" w:color="auto" w:fill="FFFFFF"/>
+        </w:rPr>
+        <w:t>.</w:t>
+      </w:r>
+      <w:r>
+        <w:rPr>
+          <w:rFonts w:ascii="Helvetica" w:eastAsia="Times New Roman" w:hAnsi="Helvetica" w:cs="Helvetica"/>
+          <w:color w:val="333333"/>
+          <w:sz w:val="21"/>
+          <w:szCs w:val="21"/>
+          <w:shd w:val="clear" w:color="auto" w:fill="FFFFFF"/>
+        </w:rPr>
+        <w:t xml:space="preserve"> </w:t>
+      </w:r>
+      <w:r>
+        <w:rPr>
+          <w:rFonts w:ascii="Helvetica" w:eastAsia="Times New Roman" w:hAnsi="Helvetica" w:cs="Helvetica"/>
+          <w:color w:val="333333"/>
+          <w:sz w:val="21"/>
+          <w:szCs w:val="21"/>
+          <w:shd w:val="clear" w:color="auto" w:fill="FFFFFF"/>
+        </w:rPr>
+        <w:t xml:space="preserve">[many of these updates can be copied from </w:t>
+      </w:r>
       <w:r>
         <w:rPr>
           <w:rFonts w:ascii="Helvetica" w:eastAsia="Times New Roman" w:hAnsi="Helvetica" w:cs="Helvetica"/>
@@ -10590,81 +8396,6 @@
         </w:rPr>
         <w:t>riscv_</w:t>
       </w:r>
-      <w:proofErr w:type="gramStart"/>
-      <w:r>
-        <w:rPr>
-          <w:rFonts w:ascii="Helvetica" w:eastAsia="Times New Roman" w:hAnsi="Helvetica" w:cs="Helvetica"/>
-          <w:color w:val="333333"/>
-          <w:sz w:val="21"/>
-          <w:szCs w:val="21"/>
-          <w:shd w:val="clear" w:color="auto" w:fill="FFFFFF"/>
-        </w:rPr>
-        <w:t>pipeline.vhdl</w:t>
-      </w:r>
-      <w:proofErr w:type="spellEnd"/>
-      <w:proofErr w:type="gramEnd"/>
-      <w:r>
-        <w:rPr>
-          <w:rFonts w:ascii="Helvetica" w:eastAsia="Times New Roman" w:hAnsi="Helvetica" w:cs="Helvetica"/>
-          <w:color w:val="333333"/>
-          <w:sz w:val="21"/>
-          <w:szCs w:val="21"/>
-          <w:shd w:val="clear" w:color="auto" w:fill="FFFFFF"/>
-        </w:rPr>
-        <w:t xml:space="preserve">, removing syntax errors and ensuring correct operation of </w:t>
-      </w:r>
-      <w:r>
-        <w:rPr>
-          <w:rFonts w:ascii="Helvetica" w:eastAsia="Times New Roman" w:hAnsi="Helvetica" w:cs="Helvetica"/>
-          <w:color w:val="333333"/>
-          <w:sz w:val="21"/>
-          <w:szCs w:val="21"/>
-          <w:shd w:val="clear" w:color="auto" w:fill="FFFFFF"/>
-        </w:rPr>
-        <w:t>Stage 4</w:t>
-      </w:r>
-      <w:r>
-        <w:rPr>
-          <w:rFonts w:ascii="Helvetica" w:eastAsia="Times New Roman" w:hAnsi="Helvetica" w:cs="Helvetica"/>
-          <w:color w:val="333333"/>
-          <w:sz w:val="21"/>
-          <w:szCs w:val="21"/>
-          <w:shd w:val="clear" w:color="auto" w:fill="FFFFFF"/>
-        </w:rPr>
-        <w:t>.</w:t>
-      </w:r>
-      <w:r>
-        <w:rPr>
-          <w:rFonts w:ascii="Helvetica" w:eastAsia="Times New Roman" w:hAnsi="Helvetica" w:cs="Helvetica"/>
-          <w:color w:val="333333"/>
-          <w:sz w:val="21"/>
-          <w:szCs w:val="21"/>
-          <w:shd w:val="clear" w:color="auto" w:fill="FFFFFF"/>
-        </w:rPr>
-        <w:t xml:space="preserve"> </w:t>
-      </w:r>
-      <w:r>
-        <w:rPr>
-          <w:rFonts w:ascii="Helvetica" w:eastAsia="Times New Roman" w:hAnsi="Helvetica" w:cs="Helvetica"/>
-          <w:color w:val="333333"/>
-          <w:sz w:val="21"/>
-          <w:szCs w:val="21"/>
-          <w:shd w:val="clear" w:color="auto" w:fill="FFFFFF"/>
-        </w:rPr>
-        <w:t xml:space="preserve">[many of these updates can be copied from </w:t>
-      </w:r>
-      <w:proofErr w:type="spellStart"/>
-      <w:r>
-        <w:rPr>
-          <w:rFonts w:ascii="Helvetica" w:eastAsia="Times New Roman" w:hAnsi="Helvetica" w:cs="Helvetica"/>
-          <w:color w:val="333333"/>
-          <w:sz w:val="21"/>
-          <w:szCs w:val="21"/>
-          <w:shd w:val="clear" w:color="auto" w:fill="FFFFFF"/>
-        </w:rPr>
-        <w:t>riscv_</w:t>
-      </w:r>
-      <w:proofErr w:type="gramStart"/>
       <w:r>
         <w:rPr>
           <w:rFonts w:ascii="Helvetica" w:eastAsia="Times New Roman" w:hAnsi="Helvetica" w:cs="Helvetica"/>
@@ -10685,8 +8416,6 @@
         </w:rPr>
         <w:t>.vhdl</w:t>
       </w:r>
-      <w:proofErr w:type="spellEnd"/>
-      <w:proofErr w:type="gramEnd"/>
       <w:r>
         <w:rPr>
           <w:rFonts w:ascii="Helvetica" w:eastAsia="Times New Roman" w:hAnsi="Helvetica" w:cs="Helvetica"/>
@@ -10786,29 +8515,7 @@
           <w:szCs w:val="21"/>
           <w:shd w:val="clear" w:color="auto" w:fill="FFFFFF"/>
         </w:rPr>
-        <w:t xml:space="preserve">Run simulation in </w:t>
-      </w:r>
-      <w:proofErr w:type="spellStart"/>
-      <w:r>
-        <w:rPr>
-          <w:rFonts w:ascii="Helvetica" w:eastAsia="Times New Roman" w:hAnsi="Helvetica" w:cs="Helvetica"/>
-          <w:color w:val="333333"/>
-          <w:sz w:val="21"/>
-          <w:szCs w:val="21"/>
-          <w:shd w:val="clear" w:color="auto" w:fill="FFFFFF"/>
-        </w:rPr>
-        <w:t>vivado</w:t>
-      </w:r>
-      <w:proofErr w:type="spellEnd"/>
-      <w:r>
-        <w:rPr>
-          <w:rFonts w:ascii="Helvetica" w:eastAsia="Times New Roman" w:hAnsi="Helvetica" w:cs="Helvetica"/>
-          <w:color w:val="333333"/>
-          <w:sz w:val="21"/>
-          <w:szCs w:val="21"/>
-          <w:shd w:val="clear" w:color="auto" w:fill="FFFFFF"/>
-        </w:rPr>
-        <w:t xml:space="preserve">, testing the </w:t>
+        <w:t xml:space="preserve">Run simulation in vivado, testing the </w:t>
       </w:r>
       <w:r>
         <w:rPr>
@@ -10874,7 +8581,6 @@
           <w:szCs w:val="21"/>
         </w:rPr>
       </w:pPr>
-      <w:proofErr w:type="spellStart"/>
       <w:r>
         <w:rPr>
           <w:rFonts w:ascii="Helvetica" w:eastAsia="Times New Roman" w:hAnsi="Helvetica" w:cs="Helvetica"/>
@@ -10884,547 +8590,7 @@
           <w:sz w:val="21"/>
           <w:szCs w:val="21"/>
         </w:rPr>
-        <w:t>Clk</w:t>
-      </w:r>
-      <w:proofErr w:type="spellEnd"/>
-      <w:r>
-        <w:rPr>
-          <w:rFonts w:ascii="Helvetica" w:eastAsia="Times New Roman" w:hAnsi="Helvetica" w:cs="Helvetica"/>
-          <w:i/>
-          <w:iCs/>
-          <w:color w:val="333333"/>
-          <w:sz w:val="21"/>
-          <w:szCs w:val="21"/>
-        </w:rPr>
-        <w:t xml:space="preserve">, reset, </w:t>
-      </w:r>
-      <w:proofErr w:type="spellStart"/>
-      <w:r>
-        <w:rPr>
-          <w:rFonts w:ascii="Helvetica" w:eastAsia="Times New Roman" w:hAnsi="Helvetica" w:cs="Helvetica"/>
-          <w:i/>
-          <w:iCs/>
-          <w:color w:val="333333"/>
-          <w:sz w:val="21"/>
-          <w:szCs w:val="21"/>
-        </w:rPr>
-        <w:t>clock_counter</w:t>
-      </w:r>
-      <w:proofErr w:type="spellEnd"/>
-      <w:r>
-        <w:rPr>
-          <w:rFonts w:ascii="Helvetica" w:eastAsia="Times New Roman" w:hAnsi="Helvetica" w:cs="Helvetica"/>
-          <w:i/>
-          <w:iCs/>
-          <w:color w:val="333333"/>
-          <w:sz w:val="21"/>
-          <w:szCs w:val="21"/>
-        </w:rPr>
-        <w:t xml:space="preserve">, pc, NPC, </w:t>
-      </w:r>
-      <w:proofErr w:type="spellStart"/>
-      <w:r>
-        <w:rPr>
-          <w:rFonts w:ascii="Helvetica" w:eastAsia="Times New Roman" w:hAnsi="Helvetica" w:cs="Helvetica"/>
-          <w:i/>
-          <w:iCs/>
-          <w:color w:val="333333"/>
-          <w:sz w:val="21"/>
-          <w:szCs w:val="21"/>
-        </w:rPr>
-        <w:t>next_PC</w:t>
-      </w:r>
-      <w:proofErr w:type="spellEnd"/>
-      <w:r>
-        <w:rPr>
-          <w:rFonts w:ascii="Helvetica" w:eastAsia="Times New Roman" w:hAnsi="Helvetica" w:cs="Helvetica"/>
-          <w:i/>
-          <w:iCs/>
-          <w:color w:val="333333"/>
-          <w:sz w:val="21"/>
-          <w:szCs w:val="21"/>
-        </w:rPr>
-        <w:t xml:space="preserve">, </w:t>
-      </w:r>
-      <w:proofErr w:type="spellStart"/>
-      <w:r>
-        <w:rPr>
-          <w:rFonts w:ascii="Helvetica" w:eastAsia="Times New Roman" w:hAnsi="Helvetica" w:cs="Helvetica"/>
-          <w:i/>
-          <w:iCs/>
-          <w:color w:val="333333"/>
-          <w:sz w:val="21"/>
-          <w:szCs w:val="21"/>
-        </w:rPr>
-        <w:t>if_id_npc</w:t>
-      </w:r>
-      <w:proofErr w:type="spellEnd"/>
-      <w:r>
-        <w:rPr>
-          <w:rFonts w:ascii="Helvetica" w:eastAsia="Times New Roman" w:hAnsi="Helvetica" w:cs="Helvetica"/>
-          <w:i/>
-          <w:iCs/>
-          <w:color w:val="333333"/>
-          <w:sz w:val="21"/>
-          <w:szCs w:val="21"/>
-        </w:rPr>
-        <w:t xml:space="preserve">, </w:t>
-      </w:r>
-      <w:proofErr w:type="spellStart"/>
-      <w:r>
-        <w:rPr>
-          <w:rFonts w:ascii="Helvetica" w:eastAsia="Times New Roman" w:hAnsi="Helvetica" w:cs="Helvetica"/>
-          <w:i/>
-          <w:iCs/>
-          <w:color w:val="333333"/>
-          <w:sz w:val="21"/>
-          <w:szCs w:val="21"/>
-        </w:rPr>
-        <w:t>id_ex_npc</w:t>
-      </w:r>
-      <w:proofErr w:type="spellEnd"/>
-      <w:r>
-        <w:rPr>
-          <w:rFonts w:ascii="Helvetica" w:eastAsia="Times New Roman" w:hAnsi="Helvetica" w:cs="Helvetica"/>
-          <w:i/>
-          <w:iCs/>
-          <w:color w:val="333333"/>
-          <w:sz w:val="21"/>
-          <w:szCs w:val="21"/>
-        </w:rPr>
-        <w:t xml:space="preserve">, </w:t>
-      </w:r>
-      <w:proofErr w:type="spellStart"/>
-      <w:r>
-        <w:rPr>
-          <w:rFonts w:ascii="Helvetica" w:eastAsia="Times New Roman" w:hAnsi="Helvetica" w:cs="Helvetica"/>
-          <w:i/>
-          <w:iCs/>
-          <w:color w:val="333333"/>
-          <w:sz w:val="21"/>
-          <w:szCs w:val="21"/>
-        </w:rPr>
-        <w:t>ex_mem_npc</w:t>
-      </w:r>
-      <w:proofErr w:type="spellEnd"/>
-      <w:r>
-        <w:rPr>
-          <w:rFonts w:ascii="Helvetica" w:eastAsia="Times New Roman" w:hAnsi="Helvetica" w:cs="Helvetica"/>
-          <w:i/>
-          <w:iCs/>
-          <w:color w:val="333333"/>
-          <w:sz w:val="21"/>
-          <w:szCs w:val="21"/>
-        </w:rPr>
-        <w:t xml:space="preserve">, </w:t>
-      </w:r>
-      <w:proofErr w:type="spellStart"/>
-      <w:r>
-        <w:rPr>
-          <w:rFonts w:ascii="Helvetica" w:eastAsia="Times New Roman" w:hAnsi="Helvetica" w:cs="Helvetica"/>
-          <w:i/>
-          <w:iCs/>
-          <w:color w:val="333333"/>
-          <w:sz w:val="21"/>
-          <w:szCs w:val="21"/>
-        </w:rPr>
-        <w:t>instr</w:t>
-      </w:r>
-      <w:proofErr w:type="spellEnd"/>
-      <w:r>
-        <w:rPr>
-          <w:rFonts w:ascii="Helvetica" w:eastAsia="Times New Roman" w:hAnsi="Helvetica" w:cs="Helvetica"/>
-          <w:i/>
-          <w:iCs/>
-          <w:color w:val="333333"/>
-          <w:sz w:val="21"/>
-          <w:szCs w:val="21"/>
-        </w:rPr>
-        <w:t xml:space="preserve">, opcode, if_id_rs1, reg1_data, if_id_rs2, reg2_data, </w:t>
-      </w:r>
-      <w:proofErr w:type="spellStart"/>
-      <w:r>
-        <w:rPr>
-          <w:rFonts w:ascii="Helvetica" w:eastAsia="Times New Roman" w:hAnsi="Helvetica" w:cs="Helvetica"/>
-          <w:i/>
-          <w:iCs/>
-          <w:color w:val="333333"/>
-          <w:sz w:val="21"/>
-          <w:szCs w:val="21"/>
-        </w:rPr>
-        <w:t>mem_wb_rd</w:t>
-      </w:r>
-      <w:proofErr w:type="spellEnd"/>
-      <w:r>
-        <w:rPr>
-          <w:rFonts w:ascii="Helvetica" w:eastAsia="Times New Roman" w:hAnsi="Helvetica" w:cs="Helvetica"/>
-          <w:i/>
-          <w:iCs/>
-          <w:color w:val="333333"/>
-          <w:sz w:val="21"/>
-          <w:szCs w:val="21"/>
-        </w:rPr>
-        <w:t xml:space="preserve">, </w:t>
-      </w:r>
-      <w:proofErr w:type="spellStart"/>
-      <w:r>
-        <w:rPr>
-          <w:rFonts w:ascii="Helvetica" w:eastAsia="Times New Roman" w:hAnsi="Helvetica" w:cs="Helvetica"/>
-          <w:i/>
-          <w:iCs/>
-          <w:color w:val="333333"/>
-          <w:sz w:val="21"/>
-          <w:szCs w:val="21"/>
-        </w:rPr>
-        <w:t>wb_data</w:t>
-      </w:r>
-      <w:proofErr w:type="spellEnd"/>
-      <w:r>
-        <w:rPr>
-          <w:rFonts w:ascii="Helvetica" w:eastAsia="Times New Roman" w:hAnsi="Helvetica" w:cs="Helvetica"/>
-          <w:i/>
-          <w:iCs/>
-          <w:color w:val="333333"/>
-          <w:sz w:val="21"/>
-          <w:szCs w:val="21"/>
-        </w:rPr>
-        <w:t xml:space="preserve">, </w:t>
-      </w:r>
-      <w:proofErr w:type="spellStart"/>
-      <w:r>
-        <w:rPr>
-          <w:rFonts w:ascii="Helvetica" w:eastAsia="Times New Roman" w:hAnsi="Helvetica" w:cs="Helvetica"/>
-          <w:i/>
-          <w:iCs/>
-          <w:color w:val="333333"/>
-          <w:sz w:val="21"/>
-          <w:szCs w:val="21"/>
-        </w:rPr>
-        <w:t>if_id_imm</w:t>
-      </w:r>
-      <w:proofErr w:type="spellEnd"/>
-      <w:r>
-        <w:rPr>
-          <w:rFonts w:ascii="Helvetica" w:eastAsia="Times New Roman" w:hAnsi="Helvetica" w:cs="Helvetica"/>
-          <w:i/>
-          <w:iCs/>
-          <w:color w:val="333333"/>
-          <w:sz w:val="21"/>
-          <w:szCs w:val="21"/>
-        </w:rPr>
-        <w:t xml:space="preserve">, </w:t>
-      </w:r>
-      <w:proofErr w:type="spellStart"/>
-      <w:r>
-        <w:rPr>
-          <w:rFonts w:ascii="Helvetica" w:eastAsia="Times New Roman" w:hAnsi="Helvetica" w:cs="Helvetica"/>
-          <w:i/>
-          <w:iCs/>
-          <w:color w:val="333333"/>
-          <w:sz w:val="21"/>
-          <w:szCs w:val="21"/>
-        </w:rPr>
-        <w:t>alu_input_a</w:t>
-      </w:r>
-      <w:proofErr w:type="spellEnd"/>
-      <w:r>
-        <w:rPr>
-          <w:rFonts w:ascii="Helvetica" w:eastAsia="Times New Roman" w:hAnsi="Helvetica" w:cs="Helvetica"/>
-          <w:i/>
-          <w:iCs/>
-          <w:color w:val="333333"/>
-          <w:sz w:val="21"/>
-          <w:szCs w:val="21"/>
-        </w:rPr>
-        <w:t xml:space="preserve">,  </w:t>
-      </w:r>
-      <w:proofErr w:type="spellStart"/>
-      <w:r>
-        <w:rPr>
-          <w:rFonts w:ascii="Helvetica" w:eastAsia="Times New Roman" w:hAnsi="Helvetica" w:cs="Helvetica"/>
-          <w:i/>
-          <w:iCs/>
-          <w:color w:val="333333"/>
-          <w:sz w:val="21"/>
-          <w:szCs w:val="21"/>
-        </w:rPr>
-        <w:t>alu_input_b</w:t>
-      </w:r>
-      <w:proofErr w:type="spellEnd"/>
-      <w:r>
-        <w:rPr>
-          <w:rFonts w:ascii="Helvetica" w:eastAsia="Times New Roman" w:hAnsi="Helvetica" w:cs="Helvetica"/>
-          <w:i/>
-          <w:iCs/>
-          <w:color w:val="333333"/>
-          <w:sz w:val="21"/>
-          <w:szCs w:val="21"/>
-        </w:rPr>
-        <w:t xml:space="preserve">, </w:t>
-      </w:r>
-      <w:proofErr w:type="spellStart"/>
-      <w:r>
-        <w:rPr>
-          <w:rFonts w:ascii="Helvetica" w:eastAsia="Times New Roman" w:hAnsi="Helvetica" w:cs="Helvetica"/>
-          <w:i/>
-          <w:iCs/>
-          <w:color w:val="333333"/>
-          <w:sz w:val="21"/>
-          <w:szCs w:val="21"/>
-        </w:rPr>
-        <w:t>alu_result</w:t>
-      </w:r>
-      <w:proofErr w:type="spellEnd"/>
-      <w:r>
-        <w:rPr>
-          <w:rFonts w:ascii="Helvetica" w:eastAsia="Times New Roman" w:hAnsi="Helvetica" w:cs="Helvetica"/>
-          <w:i/>
-          <w:iCs/>
-          <w:color w:val="333333"/>
-          <w:sz w:val="21"/>
-          <w:szCs w:val="21"/>
-        </w:rPr>
-        <w:t xml:space="preserve">, </w:t>
-      </w:r>
-      <w:proofErr w:type="spellStart"/>
-      <w:r>
-        <w:rPr>
-          <w:rFonts w:ascii="Helvetica" w:eastAsia="Times New Roman" w:hAnsi="Helvetica" w:cs="Helvetica"/>
-          <w:i/>
-          <w:iCs/>
-          <w:color w:val="333333"/>
-          <w:sz w:val="21"/>
-          <w:szCs w:val="21"/>
-        </w:rPr>
-        <w:t>mem_data</w:t>
-      </w:r>
-      <w:proofErr w:type="spellEnd"/>
-      <w:r>
-        <w:rPr>
-          <w:rFonts w:ascii="Helvetica" w:eastAsia="Times New Roman" w:hAnsi="Helvetica" w:cs="Helvetica"/>
-          <w:i/>
-          <w:iCs/>
-          <w:color w:val="333333"/>
-          <w:sz w:val="21"/>
-          <w:szCs w:val="21"/>
-        </w:rPr>
-        <w:t xml:space="preserve">, </w:t>
-      </w:r>
-      <w:proofErr w:type="spellStart"/>
-      <w:r>
-        <w:rPr>
-          <w:rFonts w:ascii="Helvetica" w:eastAsia="Times New Roman" w:hAnsi="Helvetica" w:cs="Helvetica"/>
-          <w:i/>
-          <w:iCs/>
-          <w:color w:val="333333"/>
-          <w:sz w:val="21"/>
-          <w:szCs w:val="21"/>
-        </w:rPr>
-        <w:t>mem_read</w:t>
-      </w:r>
-      <w:proofErr w:type="spellEnd"/>
-      <w:r>
-        <w:rPr>
-          <w:rFonts w:ascii="Helvetica" w:eastAsia="Times New Roman" w:hAnsi="Helvetica" w:cs="Helvetica"/>
-          <w:i/>
-          <w:iCs/>
-          <w:color w:val="333333"/>
-          <w:sz w:val="21"/>
-          <w:szCs w:val="21"/>
-        </w:rPr>
-        <w:t xml:space="preserve">, </w:t>
-      </w:r>
-      <w:proofErr w:type="spellStart"/>
-      <w:r>
-        <w:rPr>
-          <w:rFonts w:ascii="Helvetica" w:eastAsia="Times New Roman" w:hAnsi="Helvetica" w:cs="Helvetica"/>
-          <w:i/>
-          <w:iCs/>
-          <w:color w:val="333333"/>
-          <w:sz w:val="21"/>
-          <w:szCs w:val="21"/>
-        </w:rPr>
-        <w:t>mem_write</w:t>
-      </w:r>
-      <w:proofErr w:type="spellEnd"/>
-      <w:r>
-        <w:rPr>
-          <w:rFonts w:ascii="Helvetica" w:eastAsia="Times New Roman" w:hAnsi="Helvetica" w:cs="Helvetica"/>
-          <w:i/>
-          <w:iCs/>
-          <w:color w:val="333333"/>
-          <w:sz w:val="21"/>
-          <w:szCs w:val="21"/>
-        </w:rPr>
-        <w:t xml:space="preserve">, </w:t>
-      </w:r>
-      <w:proofErr w:type="spellStart"/>
-      <w:r>
-        <w:rPr>
-          <w:rFonts w:ascii="Helvetica" w:eastAsia="Times New Roman" w:hAnsi="Helvetica" w:cs="Helvetica"/>
-          <w:i/>
-          <w:iCs/>
-          <w:color w:val="333333"/>
-          <w:sz w:val="21"/>
-          <w:szCs w:val="21"/>
-        </w:rPr>
-        <w:t>alu_src</w:t>
-      </w:r>
-      <w:proofErr w:type="spellEnd"/>
-      <w:r>
-        <w:rPr>
-          <w:rFonts w:ascii="Helvetica" w:eastAsia="Times New Roman" w:hAnsi="Helvetica" w:cs="Helvetica"/>
-          <w:i/>
-          <w:iCs/>
-          <w:color w:val="333333"/>
-          <w:sz w:val="21"/>
-          <w:szCs w:val="21"/>
-        </w:rPr>
-        <w:t xml:space="preserve">, </w:t>
-      </w:r>
-      <w:proofErr w:type="spellStart"/>
-      <w:r>
-        <w:rPr>
-          <w:rFonts w:ascii="Helvetica" w:eastAsia="Times New Roman" w:hAnsi="Helvetica" w:cs="Helvetica"/>
-          <w:i/>
-          <w:iCs/>
-          <w:color w:val="333333"/>
-          <w:sz w:val="21"/>
-          <w:szCs w:val="21"/>
-        </w:rPr>
-        <w:t>id_ex_alu_src</w:t>
-      </w:r>
-      <w:proofErr w:type="spellEnd"/>
-      <w:r>
-        <w:rPr>
-          <w:rFonts w:ascii="Helvetica" w:eastAsia="Times New Roman" w:hAnsi="Helvetica" w:cs="Helvetica"/>
-          <w:i/>
-          <w:iCs/>
-          <w:color w:val="333333"/>
-          <w:sz w:val="21"/>
-          <w:szCs w:val="21"/>
-        </w:rPr>
-        <w:t xml:space="preserve">, branch, </w:t>
-      </w:r>
-      <w:proofErr w:type="spellStart"/>
-      <w:r>
-        <w:rPr>
-          <w:rFonts w:ascii="Helvetica" w:eastAsia="Times New Roman" w:hAnsi="Helvetica" w:cs="Helvetica"/>
-          <w:i/>
-          <w:iCs/>
-          <w:color w:val="333333"/>
-          <w:sz w:val="21"/>
-          <w:szCs w:val="21"/>
-        </w:rPr>
-        <w:t>ex_mem_branch</w:t>
-      </w:r>
-      <w:proofErr w:type="spellEnd"/>
-      <w:r>
-        <w:rPr>
-          <w:rFonts w:ascii="Helvetica" w:eastAsia="Times New Roman" w:hAnsi="Helvetica" w:cs="Helvetica"/>
-          <w:i/>
-          <w:iCs/>
-          <w:color w:val="333333"/>
-          <w:sz w:val="21"/>
-          <w:szCs w:val="21"/>
-        </w:rPr>
-        <w:t xml:space="preserve">, jump, </w:t>
-      </w:r>
-      <w:proofErr w:type="spellStart"/>
-      <w:r>
-        <w:rPr>
-          <w:rFonts w:ascii="Helvetica" w:eastAsia="Times New Roman" w:hAnsi="Helvetica" w:cs="Helvetica"/>
-          <w:i/>
-          <w:iCs/>
-          <w:color w:val="333333"/>
-          <w:sz w:val="21"/>
-          <w:szCs w:val="21"/>
-        </w:rPr>
-        <w:t>ex_mem_jump</w:t>
-      </w:r>
-      <w:proofErr w:type="spellEnd"/>
-      <w:r>
-        <w:rPr>
-          <w:rFonts w:ascii="Helvetica" w:eastAsia="Times New Roman" w:hAnsi="Helvetica" w:cs="Helvetica"/>
-          <w:i/>
-          <w:iCs/>
-          <w:color w:val="333333"/>
-          <w:sz w:val="21"/>
-          <w:szCs w:val="21"/>
-        </w:rPr>
-        <w:t xml:space="preserve">, </w:t>
-      </w:r>
-      <w:proofErr w:type="spellStart"/>
-      <w:r>
-        <w:rPr>
-          <w:rFonts w:ascii="Helvetica" w:eastAsia="Times New Roman" w:hAnsi="Helvetica" w:cs="Helvetica"/>
-          <w:i/>
-          <w:iCs/>
-          <w:color w:val="333333"/>
-          <w:sz w:val="21"/>
-          <w:szCs w:val="21"/>
-        </w:rPr>
-        <w:t>load_addr</w:t>
-      </w:r>
-      <w:proofErr w:type="spellEnd"/>
-      <w:r>
-        <w:rPr>
-          <w:rFonts w:ascii="Helvetica" w:eastAsia="Times New Roman" w:hAnsi="Helvetica" w:cs="Helvetica"/>
-          <w:i/>
-          <w:iCs/>
-          <w:color w:val="333333"/>
-          <w:sz w:val="21"/>
-          <w:szCs w:val="21"/>
-        </w:rPr>
-        <w:t xml:space="preserve">, </w:t>
-      </w:r>
-      <w:proofErr w:type="spellStart"/>
-      <w:r>
-        <w:rPr>
-          <w:rFonts w:ascii="Helvetica" w:eastAsia="Times New Roman" w:hAnsi="Helvetica" w:cs="Helvetica"/>
-          <w:i/>
-          <w:iCs/>
-          <w:color w:val="333333"/>
-          <w:sz w:val="21"/>
-          <w:szCs w:val="21"/>
-        </w:rPr>
-        <w:t>reg_write</w:t>
-      </w:r>
-      <w:proofErr w:type="spellEnd"/>
-      <w:r>
-        <w:rPr>
-          <w:rFonts w:ascii="Helvetica" w:eastAsia="Times New Roman" w:hAnsi="Helvetica" w:cs="Helvetica"/>
-          <w:i/>
-          <w:iCs/>
-          <w:color w:val="333333"/>
-          <w:sz w:val="21"/>
-          <w:szCs w:val="21"/>
-        </w:rPr>
-        <w:t xml:space="preserve">, </w:t>
-      </w:r>
-      <w:proofErr w:type="spellStart"/>
-      <w:r>
-        <w:rPr>
-          <w:rFonts w:ascii="Helvetica" w:eastAsia="Times New Roman" w:hAnsi="Helvetica" w:cs="Helvetica"/>
-          <w:i/>
-          <w:iCs/>
-          <w:color w:val="333333"/>
-          <w:sz w:val="21"/>
-          <w:szCs w:val="21"/>
-        </w:rPr>
-        <w:t>reg_write_chip</w:t>
-      </w:r>
-      <w:proofErr w:type="spellEnd"/>
-      <w:r>
-        <w:rPr>
-          <w:rFonts w:ascii="Helvetica" w:eastAsia="Times New Roman" w:hAnsi="Helvetica" w:cs="Helvetica"/>
-          <w:i/>
-          <w:iCs/>
-          <w:color w:val="333333"/>
-          <w:sz w:val="21"/>
-          <w:szCs w:val="21"/>
-        </w:rPr>
-        <w:t>, display_x5, display_x6, display_x7, display_x10</w:t>
+        <w:t>Clk, reset, clock_counter, pc, NPC, next_PC, if_id_npc, id_ex_npc, ex_mem_npc, instr, opcode, if_id_rs1, reg1_data, if_id_rs2, reg2_data, mem_wb_rd, wb_data, if_id_imm, alu_input_a,  alu_input_b, alu_result, mem_data, mem_read, mem_write, alu_src, id_ex_alu_src, branch, ex_mem_branch, jump, ex_mem_jump, load_addr, reg_write, reg_write_chip, display_x5, display_x6, display_x7, display_x10</w:t>
       </w:r>
     </w:p>
     <w:p>
@@ -11449,38 +8615,8 @@
           <w:highlight w:val="yellow"/>
           <w:shd w:val="clear" w:color="auto" w:fill="FFFFFF"/>
         </w:rPr>
-        <w:t xml:space="preserve">Turn in your simulation plot </w:t>
-      </w:r>
-      <w:proofErr w:type="gramStart"/>
-      <w:r>
-        <w:rPr>
-          <w:rFonts w:ascii="Helvetica" w:eastAsia="Times New Roman" w:hAnsi="Helvetica" w:cs="Helvetica"/>
-          <w:b/>
-          <w:bCs/>
-          <w:color w:val="333333"/>
-          <w:sz w:val="21"/>
-          <w:szCs w:val="21"/>
-          <w:highlight w:val="yellow"/>
-          <w:shd w:val="clear" w:color="auto" w:fill="FFFFFF"/>
-        </w:rPr>
-        <w:t xml:space="preserve">in </w:t>
-      </w:r>
-      <w:proofErr w:type="spellStart"/>
-      <w:r>
-        <w:rPr>
-          <w:rFonts w:ascii="Helvetica" w:eastAsia="Times New Roman" w:hAnsi="Helvetica" w:cs="Helvetica"/>
-          <w:b/>
-          <w:bCs/>
-          <w:color w:val="333333"/>
-          <w:sz w:val="21"/>
-          <w:szCs w:val="21"/>
-          <w:highlight w:val="yellow"/>
-          <w:shd w:val="clear" w:color="auto" w:fill="FFFFFF"/>
-        </w:rPr>
-        <w:t>gradescope</w:t>
-      </w:r>
-      <w:proofErr w:type="spellEnd"/>
-      <w:proofErr w:type="gramEnd"/>
+        <w:t>Turn in your simulation plot in gradescope</w:t>
+      </w:r>
       <w:r>
         <w:rPr>
           <w:rFonts w:ascii="Helvetica" w:eastAsia="Times New Roman" w:hAnsi="Helvetica" w:cs="Helvetica"/>
@@ -11535,20 +8671,8 @@
           <w:szCs w:val="21"/>
           <w:highlight w:val="yellow"/>
         </w:rPr>
-        <w:t xml:space="preserve">in </w:t>
-      </w:r>
-      <w:proofErr w:type="spellStart"/>
-      <w:r>
-        <w:rPr>
-          <w:rFonts w:ascii="Helvetica" w:eastAsia="Times New Roman" w:hAnsi="Helvetica" w:cs="Helvetica"/>
-          <w:color w:val="333333"/>
-          <w:sz w:val="21"/>
-          <w:szCs w:val="21"/>
-          <w:highlight w:val="yellow"/>
-        </w:rPr>
-        <w:t>gradescope</w:t>
-      </w:r>
-      <w:proofErr w:type="spellEnd"/>
+        <w:t>in gradescope</w:t>
+      </w:r>
       <w:r>
         <w:rPr>
           <w:rFonts w:ascii="Helvetica" w:eastAsia="Times New Roman" w:hAnsi="Helvetica" w:cs="Helvetica"/>
@@ -11712,58 +8836,16 @@
           <w:sz w:val="21"/>
           <w:szCs w:val="21"/>
         </w:rPr>
-        <w:t>Re-Order Instructions</w:t>
-      </w:r>
-      <w:proofErr w:type="gramStart"/>
-      <w:r>
-        <w:rPr>
-          <w:rFonts w:ascii="Helvetica" w:eastAsia="Times New Roman" w:hAnsi="Helvetica" w:cs="Helvetica"/>
-          <w:color w:val="333333"/>
-          <w:sz w:val="21"/>
-          <w:szCs w:val="21"/>
-        </w:rPr>
-        <w:t>:  modify</w:t>
-      </w:r>
-      <w:proofErr w:type="gramEnd"/>
-      <w:r>
-        <w:rPr>
-          <w:rFonts w:ascii="Helvetica" w:eastAsia="Times New Roman" w:hAnsi="Helvetica" w:cs="Helvetica"/>
-          <w:color w:val="333333"/>
-          <w:sz w:val="21"/>
-          <w:szCs w:val="21"/>
-        </w:rPr>
-        <w:t xml:space="preserve"> </w:t>
-      </w:r>
-      <w:proofErr w:type="spellStart"/>
-      <w:r>
-        <w:rPr>
-          <w:rFonts w:ascii="Helvetica" w:eastAsia="Times New Roman" w:hAnsi="Helvetica" w:cs="Helvetica"/>
-          <w:color w:val="333333"/>
-          <w:sz w:val="21"/>
-          <w:szCs w:val="21"/>
-        </w:rPr>
-        <w:t>instru_</w:t>
-      </w:r>
-      <w:proofErr w:type="gramStart"/>
-      <w:r>
-        <w:rPr>
-          <w:rFonts w:ascii="Helvetica" w:eastAsia="Times New Roman" w:hAnsi="Helvetica" w:cs="Helvetica"/>
-          <w:color w:val="333333"/>
-          <w:sz w:val="21"/>
-          <w:szCs w:val="21"/>
-        </w:rPr>
-        <w:t>mem.vhdl</w:t>
-      </w:r>
-      <w:proofErr w:type="spellEnd"/>
-      <w:proofErr w:type="gramEnd"/>
-      <w:r>
-        <w:rPr>
-          <w:rFonts w:ascii="Helvetica" w:eastAsia="Times New Roman" w:hAnsi="Helvetica" w:cs="Helvetica"/>
-          <w:color w:val="333333"/>
-          <w:sz w:val="21"/>
-          <w:szCs w:val="21"/>
-        </w:rPr>
-        <w:t xml:space="preserve">, reordering the instructions to remove </w:t>
+        <w:t>Re-Order Instructions:  modify instru_</w:t>
+      </w:r>
+      <w:r>
+        <w:rPr>
+          <w:rFonts w:ascii="Helvetica" w:eastAsia="Times New Roman" w:hAnsi="Helvetica" w:cs="Helvetica"/>
+          <w:color w:val="333333"/>
+          <w:sz w:val="21"/>
+          <w:szCs w:val="21"/>
+        </w:rPr>
+        <w:t xml:space="preserve">mem.vhdl, reordering the instructions to remove </w:t>
       </w:r>
       <w:r>
         <w:rPr>
@@ -11856,29 +8938,7 @@
           <w:szCs w:val="21"/>
           <w:shd w:val="clear" w:color="auto" w:fill="FFFFFF"/>
         </w:rPr>
-        <w:t xml:space="preserve">Run simulation in </w:t>
-      </w:r>
-      <w:proofErr w:type="spellStart"/>
-      <w:r>
-        <w:rPr>
-          <w:rFonts w:ascii="Helvetica" w:eastAsia="Times New Roman" w:hAnsi="Helvetica" w:cs="Helvetica"/>
-          <w:color w:val="333333"/>
-          <w:sz w:val="21"/>
-          <w:szCs w:val="21"/>
-          <w:shd w:val="clear" w:color="auto" w:fill="FFFFFF"/>
-        </w:rPr>
-        <w:t>vivado</w:t>
-      </w:r>
-      <w:proofErr w:type="spellEnd"/>
-      <w:r>
-        <w:rPr>
-          <w:rFonts w:ascii="Helvetica" w:eastAsia="Times New Roman" w:hAnsi="Helvetica" w:cs="Helvetica"/>
-          <w:color w:val="333333"/>
-          <w:sz w:val="21"/>
-          <w:szCs w:val="21"/>
-          <w:shd w:val="clear" w:color="auto" w:fill="FFFFFF"/>
-        </w:rPr>
-        <w:t xml:space="preserve">, testing the </w:t>
+        <w:t xml:space="preserve">Run simulation in vivado, testing the </w:t>
       </w:r>
       <w:r>
         <w:rPr>
@@ -11898,29 +8958,7 @@
           <w:szCs w:val="21"/>
           <w:shd w:val="clear" w:color="auto" w:fill="FFFFFF"/>
         </w:rPr>
-        <w:t xml:space="preserve"> program </w:t>
-      </w:r>
-      <w:proofErr w:type="gramStart"/>
-      <w:r>
-        <w:rPr>
-          <w:rFonts w:ascii="Helvetica" w:eastAsia="Times New Roman" w:hAnsi="Helvetica" w:cs="Helvetica"/>
-          <w:color w:val="333333"/>
-          <w:sz w:val="21"/>
-          <w:szCs w:val="21"/>
-          <w:shd w:val="clear" w:color="auto" w:fill="FFFFFF"/>
-        </w:rPr>
-        <w:t>works</w:t>
-      </w:r>
-      <w:proofErr w:type="gramEnd"/>
-      <w:r>
-        <w:rPr>
-          <w:rFonts w:ascii="Helvetica" w:eastAsia="Times New Roman" w:hAnsi="Helvetica" w:cs="Helvetica"/>
-          <w:color w:val="333333"/>
-          <w:sz w:val="21"/>
-          <w:szCs w:val="21"/>
-          <w:shd w:val="clear" w:color="auto" w:fill="FFFFFF"/>
-        </w:rPr>
-        <w:t>, including</w:t>
+        <w:t xml:space="preserve"> program works, including</w:t>
       </w:r>
       <w:r>
         <w:rPr>
@@ -11946,7 +8984,6 @@
           <w:szCs w:val="21"/>
         </w:rPr>
       </w:pPr>
-      <w:proofErr w:type="spellStart"/>
       <w:r>
         <w:rPr>
           <w:rFonts w:ascii="Helvetica" w:eastAsia="Times New Roman" w:hAnsi="Helvetica" w:cs="Helvetica"/>
@@ -11957,547 +8994,7 @@
           <w:szCs w:val="21"/>
         </w:rPr>
         <w:lastRenderedPageBreak/>
-        <w:t>Clk</w:t>
-      </w:r>
-      <w:proofErr w:type="spellEnd"/>
-      <w:r>
-        <w:rPr>
-          <w:rFonts w:ascii="Helvetica" w:eastAsia="Times New Roman" w:hAnsi="Helvetica" w:cs="Helvetica"/>
-          <w:i/>
-          <w:iCs/>
-          <w:color w:val="333333"/>
-          <w:sz w:val="21"/>
-          <w:szCs w:val="21"/>
-        </w:rPr>
-        <w:t xml:space="preserve">, reset, </w:t>
-      </w:r>
-      <w:proofErr w:type="spellStart"/>
-      <w:r>
-        <w:rPr>
-          <w:rFonts w:ascii="Helvetica" w:eastAsia="Times New Roman" w:hAnsi="Helvetica" w:cs="Helvetica"/>
-          <w:i/>
-          <w:iCs/>
-          <w:color w:val="333333"/>
-          <w:sz w:val="21"/>
-          <w:szCs w:val="21"/>
-        </w:rPr>
-        <w:t>clock_counter</w:t>
-      </w:r>
-      <w:proofErr w:type="spellEnd"/>
-      <w:r>
-        <w:rPr>
-          <w:rFonts w:ascii="Helvetica" w:eastAsia="Times New Roman" w:hAnsi="Helvetica" w:cs="Helvetica"/>
-          <w:i/>
-          <w:iCs/>
-          <w:color w:val="333333"/>
-          <w:sz w:val="21"/>
-          <w:szCs w:val="21"/>
-        </w:rPr>
-        <w:t xml:space="preserve">, pc, NPC, </w:t>
-      </w:r>
-      <w:proofErr w:type="spellStart"/>
-      <w:r>
-        <w:rPr>
-          <w:rFonts w:ascii="Helvetica" w:eastAsia="Times New Roman" w:hAnsi="Helvetica" w:cs="Helvetica"/>
-          <w:i/>
-          <w:iCs/>
-          <w:color w:val="333333"/>
-          <w:sz w:val="21"/>
-          <w:szCs w:val="21"/>
-        </w:rPr>
-        <w:t>next_PC</w:t>
-      </w:r>
-      <w:proofErr w:type="spellEnd"/>
-      <w:r>
-        <w:rPr>
-          <w:rFonts w:ascii="Helvetica" w:eastAsia="Times New Roman" w:hAnsi="Helvetica" w:cs="Helvetica"/>
-          <w:i/>
-          <w:iCs/>
-          <w:color w:val="333333"/>
-          <w:sz w:val="21"/>
-          <w:szCs w:val="21"/>
-        </w:rPr>
-        <w:t xml:space="preserve">, </w:t>
-      </w:r>
-      <w:proofErr w:type="spellStart"/>
-      <w:r>
-        <w:rPr>
-          <w:rFonts w:ascii="Helvetica" w:eastAsia="Times New Roman" w:hAnsi="Helvetica" w:cs="Helvetica"/>
-          <w:i/>
-          <w:iCs/>
-          <w:color w:val="333333"/>
-          <w:sz w:val="21"/>
-          <w:szCs w:val="21"/>
-        </w:rPr>
-        <w:t>if_id_npc</w:t>
-      </w:r>
-      <w:proofErr w:type="spellEnd"/>
-      <w:r>
-        <w:rPr>
-          <w:rFonts w:ascii="Helvetica" w:eastAsia="Times New Roman" w:hAnsi="Helvetica" w:cs="Helvetica"/>
-          <w:i/>
-          <w:iCs/>
-          <w:color w:val="333333"/>
-          <w:sz w:val="21"/>
-          <w:szCs w:val="21"/>
-        </w:rPr>
-        <w:t xml:space="preserve">, </w:t>
-      </w:r>
-      <w:proofErr w:type="spellStart"/>
-      <w:r>
-        <w:rPr>
-          <w:rFonts w:ascii="Helvetica" w:eastAsia="Times New Roman" w:hAnsi="Helvetica" w:cs="Helvetica"/>
-          <w:i/>
-          <w:iCs/>
-          <w:color w:val="333333"/>
-          <w:sz w:val="21"/>
-          <w:szCs w:val="21"/>
-        </w:rPr>
-        <w:t>id_ex_npc</w:t>
-      </w:r>
-      <w:proofErr w:type="spellEnd"/>
-      <w:r>
-        <w:rPr>
-          <w:rFonts w:ascii="Helvetica" w:eastAsia="Times New Roman" w:hAnsi="Helvetica" w:cs="Helvetica"/>
-          <w:i/>
-          <w:iCs/>
-          <w:color w:val="333333"/>
-          <w:sz w:val="21"/>
-          <w:szCs w:val="21"/>
-        </w:rPr>
-        <w:t xml:space="preserve">, </w:t>
-      </w:r>
-      <w:proofErr w:type="spellStart"/>
-      <w:r>
-        <w:rPr>
-          <w:rFonts w:ascii="Helvetica" w:eastAsia="Times New Roman" w:hAnsi="Helvetica" w:cs="Helvetica"/>
-          <w:i/>
-          <w:iCs/>
-          <w:color w:val="333333"/>
-          <w:sz w:val="21"/>
-          <w:szCs w:val="21"/>
-        </w:rPr>
-        <w:t>ex_mem_npc</w:t>
-      </w:r>
-      <w:proofErr w:type="spellEnd"/>
-      <w:r>
-        <w:rPr>
-          <w:rFonts w:ascii="Helvetica" w:eastAsia="Times New Roman" w:hAnsi="Helvetica" w:cs="Helvetica"/>
-          <w:i/>
-          <w:iCs/>
-          <w:color w:val="333333"/>
-          <w:sz w:val="21"/>
-          <w:szCs w:val="21"/>
-        </w:rPr>
-        <w:t xml:space="preserve">, </w:t>
-      </w:r>
-      <w:proofErr w:type="spellStart"/>
-      <w:r>
-        <w:rPr>
-          <w:rFonts w:ascii="Helvetica" w:eastAsia="Times New Roman" w:hAnsi="Helvetica" w:cs="Helvetica"/>
-          <w:i/>
-          <w:iCs/>
-          <w:color w:val="333333"/>
-          <w:sz w:val="21"/>
-          <w:szCs w:val="21"/>
-        </w:rPr>
-        <w:t>instr</w:t>
-      </w:r>
-      <w:proofErr w:type="spellEnd"/>
-      <w:r>
-        <w:rPr>
-          <w:rFonts w:ascii="Helvetica" w:eastAsia="Times New Roman" w:hAnsi="Helvetica" w:cs="Helvetica"/>
-          <w:i/>
-          <w:iCs/>
-          <w:color w:val="333333"/>
-          <w:sz w:val="21"/>
-          <w:szCs w:val="21"/>
-        </w:rPr>
-        <w:t xml:space="preserve">, opcode, if_id_rs1, reg1_data, if_id_rs2, reg2_data, </w:t>
-      </w:r>
-      <w:proofErr w:type="spellStart"/>
-      <w:r>
-        <w:rPr>
-          <w:rFonts w:ascii="Helvetica" w:eastAsia="Times New Roman" w:hAnsi="Helvetica" w:cs="Helvetica"/>
-          <w:i/>
-          <w:iCs/>
-          <w:color w:val="333333"/>
-          <w:sz w:val="21"/>
-          <w:szCs w:val="21"/>
-        </w:rPr>
-        <w:t>mem_wb_rd</w:t>
-      </w:r>
-      <w:proofErr w:type="spellEnd"/>
-      <w:r>
-        <w:rPr>
-          <w:rFonts w:ascii="Helvetica" w:eastAsia="Times New Roman" w:hAnsi="Helvetica" w:cs="Helvetica"/>
-          <w:i/>
-          <w:iCs/>
-          <w:color w:val="333333"/>
-          <w:sz w:val="21"/>
-          <w:szCs w:val="21"/>
-        </w:rPr>
-        <w:t xml:space="preserve">, </w:t>
-      </w:r>
-      <w:proofErr w:type="spellStart"/>
-      <w:r>
-        <w:rPr>
-          <w:rFonts w:ascii="Helvetica" w:eastAsia="Times New Roman" w:hAnsi="Helvetica" w:cs="Helvetica"/>
-          <w:i/>
-          <w:iCs/>
-          <w:color w:val="333333"/>
-          <w:sz w:val="21"/>
-          <w:szCs w:val="21"/>
-        </w:rPr>
-        <w:t>wb_data</w:t>
-      </w:r>
-      <w:proofErr w:type="spellEnd"/>
-      <w:r>
-        <w:rPr>
-          <w:rFonts w:ascii="Helvetica" w:eastAsia="Times New Roman" w:hAnsi="Helvetica" w:cs="Helvetica"/>
-          <w:i/>
-          <w:iCs/>
-          <w:color w:val="333333"/>
-          <w:sz w:val="21"/>
-          <w:szCs w:val="21"/>
-        </w:rPr>
-        <w:t xml:space="preserve">, </w:t>
-      </w:r>
-      <w:proofErr w:type="spellStart"/>
-      <w:r>
-        <w:rPr>
-          <w:rFonts w:ascii="Helvetica" w:eastAsia="Times New Roman" w:hAnsi="Helvetica" w:cs="Helvetica"/>
-          <w:i/>
-          <w:iCs/>
-          <w:color w:val="333333"/>
-          <w:sz w:val="21"/>
-          <w:szCs w:val="21"/>
-        </w:rPr>
-        <w:t>if_id_imm</w:t>
-      </w:r>
-      <w:proofErr w:type="spellEnd"/>
-      <w:r>
-        <w:rPr>
-          <w:rFonts w:ascii="Helvetica" w:eastAsia="Times New Roman" w:hAnsi="Helvetica" w:cs="Helvetica"/>
-          <w:i/>
-          <w:iCs/>
-          <w:color w:val="333333"/>
-          <w:sz w:val="21"/>
-          <w:szCs w:val="21"/>
-        </w:rPr>
-        <w:t xml:space="preserve">, </w:t>
-      </w:r>
-      <w:proofErr w:type="spellStart"/>
-      <w:r>
-        <w:rPr>
-          <w:rFonts w:ascii="Helvetica" w:eastAsia="Times New Roman" w:hAnsi="Helvetica" w:cs="Helvetica"/>
-          <w:i/>
-          <w:iCs/>
-          <w:color w:val="333333"/>
-          <w:sz w:val="21"/>
-          <w:szCs w:val="21"/>
-        </w:rPr>
-        <w:t>alu_input_a</w:t>
-      </w:r>
-      <w:proofErr w:type="spellEnd"/>
-      <w:r>
-        <w:rPr>
-          <w:rFonts w:ascii="Helvetica" w:eastAsia="Times New Roman" w:hAnsi="Helvetica" w:cs="Helvetica"/>
-          <w:i/>
-          <w:iCs/>
-          <w:color w:val="333333"/>
-          <w:sz w:val="21"/>
-          <w:szCs w:val="21"/>
-        </w:rPr>
-        <w:t xml:space="preserve">,  </w:t>
-      </w:r>
-      <w:proofErr w:type="spellStart"/>
-      <w:r>
-        <w:rPr>
-          <w:rFonts w:ascii="Helvetica" w:eastAsia="Times New Roman" w:hAnsi="Helvetica" w:cs="Helvetica"/>
-          <w:i/>
-          <w:iCs/>
-          <w:color w:val="333333"/>
-          <w:sz w:val="21"/>
-          <w:szCs w:val="21"/>
-        </w:rPr>
-        <w:t>alu_input_b</w:t>
-      </w:r>
-      <w:proofErr w:type="spellEnd"/>
-      <w:r>
-        <w:rPr>
-          <w:rFonts w:ascii="Helvetica" w:eastAsia="Times New Roman" w:hAnsi="Helvetica" w:cs="Helvetica"/>
-          <w:i/>
-          <w:iCs/>
-          <w:color w:val="333333"/>
-          <w:sz w:val="21"/>
-          <w:szCs w:val="21"/>
-        </w:rPr>
-        <w:t xml:space="preserve">, </w:t>
-      </w:r>
-      <w:proofErr w:type="spellStart"/>
-      <w:r>
-        <w:rPr>
-          <w:rFonts w:ascii="Helvetica" w:eastAsia="Times New Roman" w:hAnsi="Helvetica" w:cs="Helvetica"/>
-          <w:i/>
-          <w:iCs/>
-          <w:color w:val="333333"/>
-          <w:sz w:val="21"/>
-          <w:szCs w:val="21"/>
-        </w:rPr>
-        <w:t>alu_result</w:t>
-      </w:r>
-      <w:proofErr w:type="spellEnd"/>
-      <w:r>
-        <w:rPr>
-          <w:rFonts w:ascii="Helvetica" w:eastAsia="Times New Roman" w:hAnsi="Helvetica" w:cs="Helvetica"/>
-          <w:i/>
-          <w:iCs/>
-          <w:color w:val="333333"/>
-          <w:sz w:val="21"/>
-          <w:szCs w:val="21"/>
-        </w:rPr>
-        <w:t xml:space="preserve">, </w:t>
-      </w:r>
-      <w:proofErr w:type="spellStart"/>
-      <w:r>
-        <w:rPr>
-          <w:rFonts w:ascii="Helvetica" w:eastAsia="Times New Roman" w:hAnsi="Helvetica" w:cs="Helvetica"/>
-          <w:i/>
-          <w:iCs/>
-          <w:color w:val="333333"/>
-          <w:sz w:val="21"/>
-          <w:szCs w:val="21"/>
-        </w:rPr>
-        <w:t>mem_data</w:t>
-      </w:r>
-      <w:proofErr w:type="spellEnd"/>
-      <w:r>
-        <w:rPr>
-          <w:rFonts w:ascii="Helvetica" w:eastAsia="Times New Roman" w:hAnsi="Helvetica" w:cs="Helvetica"/>
-          <w:i/>
-          <w:iCs/>
-          <w:color w:val="333333"/>
-          <w:sz w:val="21"/>
-          <w:szCs w:val="21"/>
-        </w:rPr>
-        <w:t xml:space="preserve">, </w:t>
-      </w:r>
-      <w:proofErr w:type="spellStart"/>
-      <w:r>
-        <w:rPr>
-          <w:rFonts w:ascii="Helvetica" w:eastAsia="Times New Roman" w:hAnsi="Helvetica" w:cs="Helvetica"/>
-          <w:i/>
-          <w:iCs/>
-          <w:color w:val="333333"/>
-          <w:sz w:val="21"/>
-          <w:szCs w:val="21"/>
-        </w:rPr>
-        <w:t>mem_read</w:t>
-      </w:r>
-      <w:proofErr w:type="spellEnd"/>
-      <w:r>
-        <w:rPr>
-          <w:rFonts w:ascii="Helvetica" w:eastAsia="Times New Roman" w:hAnsi="Helvetica" w:cs="Helvetica"/>
-          <w:i/>
-          <w:iCs/>
-          <w:color w:val="333333"/>
-          <w:sz w:val="21"/>
-          <w:szCs w:val="21"/>
-        </w:rPr>
-        <w:t xml:space="preserve">, </w:t>
-      </w:r>
-      <w:proofErr w:type="spellStart"/>
-      <w:r>
-        <w:rPr>
-          <w:rFonts w:ascii="Helvetica" w:eastAsia="Times New Roman" w:hAnsi="Helvetica" w:cs="Helvetica"/>
-          <w:i/>
-          <w:iCs/>
-          <w:color w:val="333333"/>
-          <w:sz w:val="21"/>
-          <w:szCs w:val="21"/>
-        </w:rPr>
-        <w:t>mem_write</w:t>
-      </w:r>
-      <w:proofErr w:type="spellEnd"/>
-      <w:r>
-        <w:rPr>
-          <w:rFonts w:ascii="Helvetica" w:eastAsia="Times New Roman" w:hAnsi="Helvetica" w:cs="Helvetica"/>
-          <w:i/>
-          <w:iCs/>
-          <w:color w:val="333333"/>
-          <w:sz w:val="21"/>
-          <w:szCs w:val="21"/>
-        </w:rPr>
-        <w:t xml:space="preserve">, </w:t>
-      </w:r>
-      <w:proofErr w:type="spellStart"/>
-      <w:r>
-        <w:rPr>
-          <w:rFonts w:ascii="Helvetica" w:eastAsia="Times New Roman" w:hAnsi="Helvetica" w:cs="Helvetica"/>
-          <w:i/>
-          <w:iCs/>
-          <w:color w:val="333333"/>
-          <w:sz w:val="21"/>
-          <w:szCs w:val="21"/>
-        </w:rPr>
-        <w:t>alu_src</w:t>
-      </w:r>
-      <w:proofErr w:type="spellEnd"/>
-      <w:r>
-        <w:rPr>
-          <w:rFonts w:ascii="Helvetica" w:eastAsia="Times New Roman" w:hAnsi="Helvetica" w:cs="Helvetica"/>
-          <w:i/>
-          <w:iCs/>
-          <w:color w:val="333333"/>
-          <w:sz w:val="21"/>
-          <w:szCs w:val="21"/>
-        </w:rPr>
-        <w:t xml:space="preserve">, </w:t>
-      </w:r>
-      <w:proofErr w:type="spellStart"/>
-      <w:r>
-        <w:rPr>
-          <w:rFonts w:ascii="Helvetica" w:eastAsia="Times New Roman" w:hAnsi="Helvetica" w:cs="Helvetica"/>
-          <w:i/>
-          <w:iCs/>
-          <w:color w:val="333333"/>
-          <w:sz w:val="21"/>
-          <w:szCs w:val="21"/>
-        </w:rPr>
-        <w:t>id_ex_alu_src</w:t>
-      </w:r>
-      <w:proofErr w:type="spellEnd"/>
-      <w:r>
-        <w:rPr>
-          <w:rFonts w:ascii="Helvetica" w:eastAsia="Times New Roman" w:hAnsi="Helvetica" w:cs="Helvetica"/>
-          <w:i/>
-          <w:iCs/>
-          <w:color w:val="333333"/>
-          <w:sz w:val="21"/>
-          <w:szCs w:val="21"/>
-        </w:rPr>
-        <w:t xml:space="preserve">, branch, </w:t>
-      </w:r>
-      <w:proofErr w:type="spellStart"/>
-      <w:r>
-        <w:rPr>
-          <w:rFonts w:ascii="Helvetica" w:eastAsia="Times New Roman" w:hAnsi="Helvetica" w:cs="Helvetica"/>
-          <w:i/>
-          <w:iCs/>
-          <w:color w:val="333333"/>
-          <w:sz w:val="21"/>
-          <w:szCs w:val="21"/>
-        </w:rPr>
-        <w:t>ex_mem_branch</w:t>
-      </w:r>
-      <w:proofErr w:type="spellEnd"/>
-      <w:r>
-        <w:rPr>
-          <w:rFonts w:ascii="Helvetica" w:eastAsia="Times New Roman" w:hAnsi="Helvetica" w:cs="Helvetica"/>
-          <w:i/>
-          <w:iCs/>
-          <w:color w:val="333333"/>
-          <w:sz w:val="21"/>
-          <w:szCs w:val="21"/>
-        </w:rPr>
-        <w:t xml:space="preserve">, jump, </w:t>
-      </w:r>
-      <w:proofErr w:type="spellStart"/>
-      <w:r>
-        <w:rPr>
-          <w:rFonts w:ascii="Helvetica" w:eastAsia="Times New Roman" w:hAnsi="Helvetica" w:cs="Helvetica"/>
-          <w:i/>
-          <w:iCs/>
-          <w:color w:val="333333"/>
-          <w:sz w:val="21"/>
-          <w:szCs w:val="21"/>
-        </w:rPr>
-        <w:t>ex_mem_jump</w:t>
-      </w:r>
-      <w:proofErr w:type="spellEnd"/>
-      <w:r>
-        <w:rPr>
-          <w:rFonts w:ascii="Helvetica" w:eastAsia="Times New Roman" w:hAnsi="Helvetica" w:cs="Helvetica"/>
-          <w:i/>
-          <w:iCs/>
-          <w:color w:val="333333"/>
-          <w:sz w:val="21"/>
-          <w:szCs w:val="21"/>
-        </w:rPr>
-        <w:t xml:space="preserve">, </w:t>
-      </w:r>
-      <w:proofErr w:type="spellStart"/>
-      <w:r>
-        <w:rPr>
-          <w:rFonts w:ascii="Helvetica" w:eastAsia="Times New Roman" w:hAnsi="Helvetica" w:cs="Helvetica"/>
-          <w:i/>
-          <w:iCs/>
-          <w:color w:val="333333"/>
-          <w:sz w:val="21"/>
-          <w:szCs w:val="21"/>
-        </w:rPr>
-        <w:t>load_addr</w:t>
-      </w:r>
-      <w:proofErr w:type="spellEnd"/>
-      <w:r>
-        <w:rPr>
-          <w:rFonts w:ascii="Helvetica" w:eastAsia="Times New Roman" w:hAnsi="Helvetica" w:cs="Helvetica"/>
-          <w:i/>
-          <w:iCs/>
-          <w:color w:val="333333"/>
-          <w:sz w:val="21"/>
-          <w:szCs w:val="21"/>
-        </w:rPr>
-        <w:t xml:space="preserve">, </w:t>
-      </w:r>
-      <w:proofErr w:type="spellStart"/>
-      <w:r>
-        <w:rPr>
-          <w:rFonts w:ascii="Helvetica" w:eastAsia="Times New Roman" w:hAnsi="Helvetica" w:cs="Helvetica"/>
-          <w:i/>
-          <w:iCs/>
-          <w:color w:val="333333"/>
-          <w:sz w:val="21"/>
-          <w:szCs w:val="21"/>
-        </w:rPr>
-        <w:t>reg_write</w:t>
-      </w:r>
-      <w:proofErr w:type="spellEnd"/>
-      <w:r>
-        <w:rPr>
-          <w:rFonts w:ascii="Helvetica" w:eastAsia="Times New Roman" w:hAnsi="Helvetica" w:cs="Helvetica"/>
-          <w:i/>
-          <w:iCs/>
-          <w:color w:val="333333"/>
-          <w:sz w:val="21"/>
-          <w:szCs w:val="21"/>
-        </w:rPr>
-        <w:t xml:space="preserve">, </w:t>
-      </w:r>
-      <w:proofErr w:type="spellStart"/>
-      <w:r>
-        <w:rPr>
-          <w:rFonts w:ascii="Helvetica" w:eastAsia="Times New Roman" w:hAnsi="Helvetica" w:cs="Helvetica"/>
-          <w:i/>
-          <w:iCs/>
-          <w:color w:val="333333"/>
-          <w:sz w:val="21"/>
-          <w:szCs w:val="21"/>
-        </w:rPr>
-        <w:t>reg_write_chip</w:t>
-      </w:r>
-      <w:proofErr w:type="spellEnd"/>
-      <w:r>
-        <w:rPr>
-          <w:rFonts w:ascii="Helvetica" w:eastAsia="Times New Roman" w:hAnsi="Helvetica" w:cs="Helvetica"/>
-          <w:i/>
-          <w:iCs/>
-          <w:color w:val="333333"/>
-          <w:sz w:val="21"/>
-          <w:szCs w:val="21"/>
-        </w:rPr>
-        <w:t>, display_x5, display_x6, display_x7, display_x10</w:t>
+        <w:t>Clk, reset, clock_counter, pc, NPC, next_PC, if_id_npc, id_ex_npc, ex_mem_npc, instr, opcode, if_id_rs1, reg1_data, if_id_rs2, reg2_data, mem_wb_rd, wb_data, if_id_imm, alu_input_a,  alu_input_b, alu_result, mem_data, mem_read, mem_write, alu_src, id_ex_alu_src, branch, ex_mem_branch, jump, ex_mem_jump, load_addr, reg_write, reg_write_chip, display_x5, display_x6, display_x7, display_x10</w:t>
       </w:r>
     </w:p>
     <w:p>
@@ -12522,38 +9019,8 @@
           <w:highlight w:val="yellow"/>
           <w:shd w:val="clear" w:color="auto" w:fill="FFFFFF"/>
         </w:rPr>
-        <w:t xml:space="preserve">Turn in your simulation plot </w:t>
-      </w:r>
-      <w:proofErr w:type="gramStart"/>
-      <w:r>
-        <w:rPr>
-          <w:rFonts w:ascii="Helvetica" w:eastAsia="Times New Roman" w:hAnsi="Helvetica" w:cs="Helvetica"/>
-          <w:b/>
-          <w:bCs/>
-          <w:color w:val="333333"/>
-          <w:sz w:val="21"/>
-          <w:szCs w:val="21"/>
-          <w:highlight w:val="yellow"/>
-          <w:shd w:val="clear" w:color="auto" w:fill="FFFFFF"/>
-        </w:rPr>
-        <w:t xml:space="preserve">in </w:t>
-      </w:r>
-      <w:proofErr w:type="spellStart"/>
-      <w:r>
-        <w:rPr>
-          <w:rFonts w:ascii="Helvetica" w:eastAsia="Times New Roman" w:hAnsi="Helvetica" w:cs="Helvetica"/>
-          <w:b/>
-          <w:bCs/>
-          <w:color w:val="333333"/>
-          <w:sz w:val="21"/>
-          <w:szCs w:val="21"/>
-          <w:highlight w:val="yellow"/>
-          <w:shd w:val="clear" w:color="auto" w:fill="FFFFFF"/>
-        </w:rPr>
-        <w:t>gradescope</w:t>
-      </w:r>
-      <w:proofErr w:type="spellEnd"/>
-      <w:proofErr w:type="gramEnd"/>
+        <w:t>Turn in your simulation plot in gradescope</w:t>
+      </w:r>
       <w:r>
         <w:rPr>
           <w:rFonts w:ascii="Helvetica" w:eastAsia="Times New Roman" w:hAnsi="Helvetica" w:cs="Helvetica"/>
@@ -12608,20 +9075,8 @@
           <w:szCs w:val="21"/>
           <w:highlight w:val="yellow"/>
         </w:rPr>
-        <w:t xml:space="preserve">in </w:t>
-      </w:r>
-      <w:proofErr w:type="spellStart"/>
-      <w:r>
-        <w:rPr>
-          <w:rFonts w:ascii="Helvetica" w:eastAsia="Times New Roman" w:hAnsi="Helvetica" w:cs="Helvetica"/>
-          <w:color w:val="333333"/>
-          <w:sz w:val="21"/>
-          <w:szCs w:val="21"/>
-          <w:highlight w:val="yellow"/>
-        </w:rPr>
-        <w:t>gradescope</w:t>
-      </w:r>
-      <w:proofErr w:type="spellEnd"/>
+        <w:t>in gradescope</w:t>
+      </w:r>
       <w:r>
         <w:rPr>
           <w:rFonts w:ascii="Helvetica" w:eastAsia="Times New Roman" w:hAnsi="Helvetica" w:cs="Helvetica"/>
@@ -12784,67 +9239,16 @@
           <w:sz w:val="21"/>
           <w:szCs w:val="21"/>
         </w:rPr>
-        <w:t xml:space="preserve">Push all code to your </w:t>
-      </w:r>
-      <w:proofErr w:type="spellStart"/>
-      <w:r>
-        <w:rPr>
-          <w:rFonts w:ascii="Helvetica" w:eastAsia="Times New Roman" w:hAnsi="Helvetica" w:cs="Helvetica"/>
-          <w:color w:val="333333"/>
-          <w:sz w:val="21"/>
-          <w:szCs w:val="21"/>
-        </w:rPr>
-        <w:t>github</w:t>
-      </w:r>
-      <w:proofErr w:type="spellEnd"/>
-      <w:r>
-        <w:rPr>
-          <w:rFonts w:ascii="Helvetica" w:eastAsia="Times New Roman" w:hAnsi="Helvetica" w:cs="Helvetica"/>
-          <w:color w:val="333333"/>
-          <w:sz w:val="21"/>
-          <w:szCs w:val="21"/>
-        </w:rPr>
-        <w:t xml:space="preserve"> repo and share with your instructor</w:t>
-      </w:r>
-      <w:r>
-        <w:rPr>
-          <w:rFonts w:ascii="Helvetica" w:eastAsia="Times New Roman" w:hAnsi="Helvetica" w:cs="Helvetica"/>
-          <w:color w:val="333333"/>
-          <w:sz w:val="21"/>
-          <w:szCs w:val="21"/>
-        </w:rPr>
-        <w:t xml:space="preserve"> [</w:t>
-      </w:r>
-      <w:proofErr w:type="spellStart"/>
-      <w:r>
-        <w:rPr>
-          <w:rFonts w:ascii="Helvetica" w:eastAsia="Times New Roman" w:hAnsi="Helvetica" w:cs="Helvetica"/>
-          <w:color w:val="333333"/>
-          <w:sz w:val="21"/>
-          <w:szCs w:val="21"/>
-        </w:rPr>
-        <w:t>instr_</w:t>
-      </w:r>
-      <w:proofErr w:type="gramStart"/>
-      <w:r>
-        <w:rPr>
-          <w:rFonts w:ascii="Helvetica" w:eastAsia="Times New Roman" w:hAnsi="Helvetica" w:cs="Helvetica"/>
-          <w:color w:val="333333"/>
-          <w:sz w:val="21"/>
-          <w:szCs w:val="21"/>
-        </w:rPr>
-        <w:t>mem.vhdl</w:t>
-      </w:r>
-      <w:proofErr w:type="spellEnd"/>
-      <w:proofErr w:type="gramEnd"/>
-      <w:r>
-        <w:rPr>
-          <w:rFonts w:ascii="Helvetica" w:eastAsia="Times New Roman" w:hAnsi="Helvetica" w:cs="Helvetica"/>
-          <w:color w:val="333333"/>
-          <w:sz w:val="21"/>
-          <w:szCs w:val="21"/>
-        </w:rPr>
-        <w:t xml:space="preserve"> should be the </w:t>
+        <w:t>Push all code to your github repo and share with your instructor</w:t>
+      </w:r>
+      <w:r>
+        <w:rPr>
+          <w:rFonts w:ascii="Helvetica" w:eastAsia="Times New Roman" w:hAnsi="Helvetica" w:cs="Helvetica"/>
+          <w:color w:val="333333"/>
+          <w:sz w:val="21"/>
+          <w:szCs w:val="21"/>
+        </w:rPr>
+        <w:t xml:space="preserve"> [instr_mem.vhdl should be the </w:t>
       </w:r>
       <w:r>
         <w:rPr>
@@ -12929,31 +9333,7 @@
           <w:sz w:val="47"/>
           <w:szCs w:val="47"/>
         </w:rPr>
-        <w:t xml:space="preserve"> </w:t>
-      </w:r>
-      <w:proofErr w:type="gramStart"/>
-      <w:r>
-        <w:rPr>
-          <w:rFonts w:ascii="Helvetica" w:eastAsia="Times New Roman" w:hAnsi="Helvetica" w:cs="Helvetica"/>
-          <w:b/>
-          <w:bCs/>
-          <w:color w:val="333333"/>
-          <w:sz w:val="47"/>
-          <w:szCs w:val="47"/>
-        </w:rPr>
-        <w:t>not</w:t>
-      </w:r>
-      <w:proofErr w:type="gramEnd"/>
-      <w:r>
-        <w:rPr>
-          <w:rFonts w:ascii="Helvetica" w:eastAsia="Times New Roman" w:hAnsi="Helvetica" w:cs="Helvetica"/>
-          <w:b/>
-          <w:bCs/>
-          <w:color w:val="333333"/>
-          <w:sz w:val="47"/>
-          <w:szCs w:val="47"/>
-        </w:rPr>
-        <w:t xml:space="preserve"> working</w:t>
+        <w:t xml:space="preserve"> not working</w:t>
       </w:r>
     </w:p>
     <w:p>
@@ -13085,29 +9465,7 @@
           <w:szCs w:val="21"/>
           <w:shd w:val="clear" w:color="auto" w:fill="FFFFFF"/>
         </w:rPr>
-        <w:t xml:space="preserve">to start </w:t>
-      </w:r>
-      <w:proofErr w:type="gramStart"/>
-      <w:r>
-        <w:rPr>
-          <w:rFonts w:ascii="Helvetica" w:eastAsia="Times New Roman" w:hAnsi="Helvetica" w:cs="Helvetica"/>
-          <w:color w:val="333333"/>
-          <w:sz w:val="21"/>
-          <w:szCs w:val="21"/>
-          <w:shd w:val="clear" w:color="auto" w:fill="FFFFFF"/>
-        </w:rPr>
-        <w:t>from</w:t>
-      </w:r>
-      <w:proofErr w:type="gramEnd"/>
-      <w:r>
-        <w:rPr>
-          <w:rFonts w:ascii="Helvetica" w:eastAsia="Times New Roman" w:hAnsi="Helvetica" w:cs="Helvetica"/>
-          <w:color w:val="333333"/>
-          <w:sz w:val="21"/>
-          <w:szCs w:val="21"/>
-          <w:shd w:val="clear" w:color="auto" w:fill="FFFFFF"/>
-        </w:rPr>
-        <w:t>.</w:t>
+        <w:t>to start from.</w:t>
       </w:r>
     </w:p>
     <w:p>
@@ -13468,30 +9826,16 @@
               </w:rPr>
               <w:t xml:space="preserve">Updated </w:t>
             </w:r>
-            <w:proofErr w:type="spellStart"/>
-            <w:r>
-              <w:rPr>
-                <w:rFonts w:ascii="Helvetica" w:eastAsia="Times New Roman" w:hAnsi="Helvetica" w:cs="Helvetica"/>
-                <w:color w:val="333333"/>
-                <w:sz w:val="21"/>
-                <w:szCs w:val="21"/>
-                <w:shd w:val="clear" w:color="auto" w:fill="FFFFFF"/>
-              </w:rPr>
-              <w:t>forwarding_</w:t>
-            </w:r>
-            <w:proofErr w:type="gramStart"/>
-            <w:r>
-              <w:rPr>
-                <w:rFonts w:ascii="Helvetica" w:eastAsia="Times New Roman" w:hAnsi="Helvetica" w:cs="Helvetica"/>
-                <w:color w:val="333333"/>
-                <w:sz w:val="21"/>
-                <w:szCs w:val="21"/>
-                <w:shd w:val="clear" w:color="auto" w:fill="FFFFFF"/>
-              </w:rPr>
-              <w:t>unit.vhdl</w:t>
-            </w:r>
-            <w:proofErr w:type="spellEnd"/>
-            <w:proofErr w:type="gramEnd"/>
+            <w:r>
+              <w:rPr>
+                <w:rFonts w:ascii="Helvetica" w:eastAsia="Times New Roman" w:hAnsi="Helvetica" w:cs="Helvetica"/>
+                <w:color w:val="333333"/>
+                <w:sz w:val="21"/>
+                <w:szCs w:val="21"/>
+                <w:shd w:val="clear" w:color="auto" w:fill="FFFFFF"/>
+              </w:rPr>
+              <w:t>forwarding_unit.vhdl</w:t>
+            </w:r>
           </w:p>
         </w:tc>
         <w:tc>
@@ -13599,7 +9943,6 @@
               </w:rPr>
               <w:t xml:space="preserve">Updated </w:t>
             </w:r>
-            <w:proofErr w:type="spellStart"/>
             <w:r>
               <w:rPr>
                 <w:rFonts w:ascii="Helvetica" w:eastAsia="Times New Roman" w:hAnsi="Helvetica" w:cs="Helvetica"/>
@@ -13610,7 +9953,6 @@
               </w:rPr>
               <w:t>riscv_</w:t>
             </w:r>
-            <w:proofErr w:type="gramStart"/>
             <w:r>
               <w:rPr>
                 <w:rFonts w:ascii="Helvetica" w:eastAsia="Times New Roman" w:hAnsi="Helvetica" w:cs="Helvetica"/>
@@ -13631,8 +9973,6 @@
               </w:rPr>
               <w:t>.vhdl</w:t>
             </w:r>
-            <w:proofErr w:type="spellEnd"/>
-            <w:proofErr w:type="gramEnd"/>
           </w:p>
         </w:tc>
         <w:tc>
@@ -13740,30 +10080,16 @@
               </w:rPr>
               <w:t xml:space="preserve">Update </w:t>
             </w:r>
-            <w:proofErr w:type="spellStart"/>
-            <w:r>
-              <w:rPr>
-                <w:rFonts w:ascii="Helvetica" w:eastAsia="Times New Roman" w:hAnsi="Helvetica" w:cs="Helvetica"/>
-                <w:color w:val="333333"/>
-                <w:sz w:val="21"/>
-                <w:szCs w:val="21"/>
-                <w:shd w:val="clear" w:color="auto" w:fill="FFFFFF"/>
-              </w:rPr>
-              <w:t>hazard_detection_</w:t>
-            </w:r>
-            <w:proofErr w:type="gramStart"/>
-            <w:r>
-              <w:rPr>
-                <w:rFonts w:ascii="Helvetica" w:eastAsia="Times New Roman" w:hAnsi="Helvetica" w:cs="Helvetica"/>
-                <w:color w:val="333333"/>
-                <w:sz w:val="21"/>
-                <w:szCs w:val="21"/>
-                <w:shd w:val="clear" w:color="auto" w:fill="FFFFFF"/>
-              </w:rPr>
-              <w:t>unit.vhdl</w:t>
-            </w:r>
-            <w:proofErr w:type="spellEnd"/>
-            <w:proofErr w:type="gramEnd"/>
+            <w:r>
+              <w:rPr>
+                <w:rFonts w:ascii="Helvetica" w:eastAsia="Times New Roman" w:hAnsi="Helvetica" w:cs="Helvetica"/>
+                <w:color w:val="333333"/>
+                <w:sz w:val="21"/>
+                <w:szCs w:val="21"/>
+                <w:shd w:val="clear" w:color="auto" w:fill="FFFFFF"/>
+              </w:rPr>
+              <w:t>hazard_detection_unit.vhdl</w:t>
+            </w:r>
           </w:p>
         </w:tc>
         <w:tc>
@@ -13984,19 +10310,8 @@
                 <w:sz w:val="21"/>
                 <w:szCs w:val="21"/>
               </w:rPr>
-              <w:t xml:space="preserve">Questions in </w:t>
-            </w:r>
-            <w:proofErr w:type="spellStart"/>
-            <w:r>
-              <w:rPr>
-                <w:rFonts w:ascii="Helvetica" w:eastAsia="Times New Roman" w:hAnsi="Helvetica" w:cs="Helvetica"/>
-                <w:color w:val="333333"/>
-                <w:sz w:val="21"/>
-                <w:szCs w:val="21"/>
-              </w:rPr>
-              <w:t>Gradescope</w:t>
-            </w:r>
-            <w:proofErr w:type="spellEnd"/>
+              <w:t>Questions in Gradescope</w:t>
+            </w:r>
             <w:r>
               <w:rPr>
                 <w:rFonts w:ascii="Helvetica" w:eastAsia="Times New Roman" w:hAnsi="Helvetica" w:cs="Helvetica"/>
@@ -14111,48 +10426,24 @@
               <w:lastRenderedPageBreak/>
               <w:t xml:space="preserve">Re-ordered </w:t>
             </w:r>
-            <w:proofErr w:type="spellStart"/>
-            <w:r>
-              <w:rPr>
-                <w:rFonts w:ascii="Helvetica" w:eastAsia="Times New Roman" w:hAnsi="Helvetica" w:cs="Helvetica"/>
-                <w:color w:val="333333"/>
-                <w:sz w:val="21"/>
-                <w:szCs w:val="21"/>
-              </w:rPr>
-              <w:t>instr</w:t>
-            </w:r>
-            <w:proofErr w:type="spellEnd"/>
-            <w:r>
-              <w:rPr>
-                <w:rFonts w:ascii="Helvetica" w:eastAsia="Times New Roman" w:hAnsi="Helvetica" w:cs="Helvetica"/>
-                <w:color w:val="333333"/>
-                <w:sz w:val="21"/>
-                <w:szCs w:val="21"/>
-              </w:rPr>
-              <w:t xml:space="preserve"> </w:t>
-            </w:r>
-            <w:r>
-              <w:rPr>
-                <w:rFonts w:ascii="Helvetica" w:eastAsia="Times New Roman" w:hAnsi="Helvetica" w:cs="Helvetica"/>
-                <w:color w:val="333333"/>
-                <w:sz w:val="21"/>
-                <w:szCs w:val="21"/>
-              </w:rPr>
-              <w:t>_</w:t>
-            </w:r>
-            <w:proofErr w:type="spellStart"/>
-            <w:proofErr w:type="gramStart"/>
-            <w:r>
-              <w:rPr>
-                <w:rFonts w:ascii="Helvetica" w:eastAsia="Times New Roman" w:hAnsi="Helvetica" w:cs="Helvetica"/>
-                <w:color w:val="333333"/>
-                <w:sz w:val="21"/>
-                <w:szCs w:val="21"/>
-              </w:rPr>
-              <w:t>mem.vhdl</w:t>
-            </w:r>
-            <w:proofErr w:type="spellEnd"/>
-            <w:proofErr w:type="gramEnd"/>
+            <w:r>
+              <w:rPr>
+                <w:rFonts w:ascii="Helvetica" w:eastAsia="Times New Roman" w:hAnsi="Helvetica" w:cs="Helvetica"/>
+                <w:color w:val="333333"/>
+                <w:sz w:val="21"/>
+                <w:szCs w:val="21"/>
+              </w:rPr>
+              <w:t xml:space="preserve">instr </w:t>
+            </w:r>
+            <w:r>
+              <w:rPr>
+                <w:rFonts w:ascii="Helvetica" w:eastAsia="Times New Roman" w:hAnsi="Helvetica" w:cs="Helvetica"/>
+                <w:color w:val="333333"/>
+                <w:sz w:val="21"/>
+                <w:szCs w:val="21"/>
+              </w:rPr>
+              <w:t>_mem.vhdl</w:t>
+            </w:r>
           </w:p>
         </w:tc>
         <w:tc>
@@ -14377,45 +10668,16 @@
                 <w:sz w:val="21"/>
                 <w:szCs w:val="21"/>
               </w:rPr>
-              <w:t xml:space="preserve">Questions in </w:t>
-            </w:r>
-            <w:proofErr w:type="spellStart"/>
-            <w:r>
-              <w:rPr>
-                <w:rFonts w:ascii="Helvetica" w:eastAsia="Times New Roman" w:hAnsi="Helvetica" w:cs="Helvetica"/>
-                <w:color w:val="333333"/>
-                <w:sz w:val="21"/>
-                <w:szCs w:val="21"/>
-              </w:rPr>
-              <w:t>Gradescope</w:t>
-            </w:r>
-            <w:proofErr w:type="spellEnd"/>
-            <w:r>
-              <w:rPr>
-                <w:rFonts w:ascii="Helvetica" w:eastAsia="Times New Roman" w:hAnsi="Helvetica" w:cs="Helvetica"/>
-                <w:color w:val="333333"/>
-                <w:sz w:val="21"/>
-                <w:szCs w:val="21"/>
-              </w:rPr>
-              <w:t xml:space="preserve"> on </w:t>
-            </w:r>
-            <w:r>
-              <w:rPr>
-                <w:rFonts w:ascii="Helvetica" w:eastAsia="Times New Roman" w:hAnsi="Helvetica" w:cs="Helvetica"/>
-                <w:color w:val="333333"/>
-                <w:sz w:val="21"/>
-                <w:szCs w:val="21"/>
-              </w:rPr>
-              <w:t>Re-Ordered</w:t>
-            </w:r>
-            <w:r>
-              <w:rPr>
-                <w:rFonts w:ascii="Helvetica" w:eastAsia="Times New Roman" w:hAnsi="Helvetica" w:cs="Helvetica"/>
-                <w:color w:val="333333"/>
-                <w:sz w:val="21"/>
-                <w:szCs w:val="21"/>
-              </w:rPr>
-              <w:t xml:space="preserve"> Program</w:t>
+              <w:t>Questions in Gradescope</w:t>
+            </w:r>
+            <w:r>
+              <w:rPr>
+                <w:rFonts w:ascii="Helvetica" w:eastAsia="Times New Roman" w:hAnsi="Helvetica" w:cs="Helvetica"/>
+                <w:color w:val="333333"/>
+                <w:sz w:val="21"/>
+                <w:szCs w:val="21"/>
+              </w:rPr>
+              <w:t xml:space="preserve"> on Re-Ordered Program</w:t>
             </w:r>
           </w:p>
         </w:tc>
@@ -14893,18 +11155,7 @@
           <w:szCs w:val="21"/>
           <w:shd w:val="clear" w:color="auto" w:fill="FFFFFF"/>
         </w:rPr>
-        <w:t xml:space="preserve"> using </w:t>
-      </w:r>
-      <w:proofErr w:type="gramStart"/>
-      <w:r>
-        <w:rPr>
-          <w:rFonts w:ascii="Helvetica" w:eastAsia="Times New Roman" w:hAnsi="Helvetica" w:cs="Helvetica"/>
-          <w:color w:val="333333"/>
-          <w:sz w:val="21"/>
-          <w:szCs w:val="21"/>
-          <w:shd w:val="clear" w:color="auto" w:fill="FFFFFF"/>
-        </w:rPr>
-        <w:t xml:space="preserve">the </w:t>
+        <w:t xml:space="preserve"> using the </w:t>
       </w:r>
       <w:r>
         <w:rPr>
@@ -14930,7 +11181,6 @@
         </w:rPr>
         <w:t>hen</w:t>
       </w:r>
-      <w:proofErr w:type="gramEnd"/>
       <w:r>
         <w:rPr>
           <w:rFonts w:ascii="Helvetica" w:eastAsia="Times New Roman" w:hAnsi="Helvetica" w:cs="Helvetica"/>
@@ -15241,25 +11491,7 @@
           <w:color w:val="333333"/>
           <w:shd w:val="clear" w:color="auto" w:fill="FFFFFF"/>
         </w:rPr>
-        <w:t xml:space="preserve">You are not allowed to have another student look at your code to help with debugging, </w:t>
-      </w:r>
-      <w:proofErr w:type="gramStart"/>
-      <w:r>
-        <w:rPr>
-          <w:rFonts w:ascii="Helvetica" w:eastAsia="Times New Roman" w:hAnsi="Helvetica" w:cs="Helvetica"/>
-          <w:color w:val="333333"/>
-          <w:shd w:val="clear" w:color="auto" w:fill="FFFFFF"/>
-        </w:rPr>
-        <w:t>unless</w:t>
-      </w:r>
-      <w:proofErr w:type="gramEnd"/>
-      <w:r>
-        <w:rPr>
-          <w:rFonts w:ascii="Helvetica" w:eastAsia="Times New Roman" w:hAnsi="Helvetica" w:cs="Helvetica"/>
-          <w:color w:val="333333"/>
-          <w:shd w:val="clear" w:color="auto" w:fill="FFFFFF"/>
-        </w:rPr>
-        <w:t xml:space="preserve"> given specific authorization from your instructor.</w:t>
+        <w:t>You are not allowed to have another student look at your code to help with debugging, unless given specific authorization from your instructor.</w:t>
       </w:r>
       <w:r>
         <w:rPr>

--- a/_downloads/bbc24ef944df04e4c81651e5e89e80b7/Final_Project_Assignment_Stage4.docx
+++ b/_downloads/bbc24ef944df04e4c81651e5e89e80b7/Final_Project_Assignment_Stage4.docx
@@ -512,7 +512,29 @@
           <w:szCs w:val="21"/>
           <w:shd w:val="clear" w:color="auto" w:fill="FFFFFF"/>
         </w:rPr>
-        <w:t xml:space="preserve">.  However, this stage does NOT have hazard detection and does NOT stall to prevent hazards.  </w:t>
+        <w:t xml:space="preserve">.  However, this stage does NOT have hazard detection and does NOT </w:t>
+      </w:r>
+      <w:proofErr w:type="gramStart"/>
+      <w:r>
+        <w:rPr>
+          <w:rFonts w:ascii="Helvetica" w:eastAsia="Times New Roman" w:hAnsi="Helvetica" w:cs="Helvetica"/>
+          <w:color w:val="A6A6A6" w:themeColor="background1" w:themeShade="A6"/>
+          <w:sz w:val="21"/>
+          <w:szCs w:val="21"/>
+          <w:shd w:val="clear" w:color="auto" w:fill="FFFFFF"/>
+        </w:rPr>
+        <w:t>stall to prevent</w:t>
+      </w:r>
+      <w:proofErr w:type="gramEnd"/>
+      <w:r>
+        <w:rPr>
+          <w:rFonts w:ascii="Helvetica" w:eastAsia="Times New Roman" w:hAnsi="Helvetica" w:cs="Helvetica"/>
+          <w:color w:val="A6A6A6" w:themeColor="background1" w:themeShade="A6"/>
+          <w:sz w:val="21"/>
+          <w:szCs w:val="21"/>
+          <w:shd w:val="clear" w:color="auto" w:fill="FFFFFF"/>
+        </w:rPr>
+        <w:t xml:space="preserve"> hazards.  </w:t>
       </w:r>
       <w:r>
         <w:rPr>
@@ -629,8 +651,9 @@
           <w:szCs w:val="21"/>
           <w:shd w:val="clear" w:color="auto" w:fill="FFFFFF"/>
         </w:rPr>
-        <w:t xml:space="preserve">: convert the </w:t>
-      </w:r>
+        <w:t xml:space="preserve">: convert </w:t>
+      </w:r>
+      <w:proofErr w:type="gramStart"/>
       <w:r>
         <w:rPr>
           <w:rFonts w:ascii="Helvetica" w:eastAsia="Times New Roman" w:hAnsi="Helvetica" w:cs="Helvetica"/>
@@ -639,7 +662,7 @@
           <w:szCs w:val="21"/>
           <w:shd w:val="clear" w:color="auto" w:fill="FFFFFF"/>
         </w:rPr>
-        <w:t xml:space="preserve">stage 2 architecture to a pipelined architecture </w:t>
+        <w:t xml:space="preserve">the </w:t>
       </w:r>
       <w:r>
         <w:rPr>
@@ -649,6 +672,49 @@
           <w:szCs w:val="21"/>
           <w:shd w:val="clear" w:color="auto" w:fill="FFFFFF"/>
         </w:rPr>
+        <w:t>stage</w:t>
+      </w:r>
+      <w:proofErr w:type="gramEnd"/>
+      <w:r>
+        <w:rPr>
+          <w:rFonts w:ascii="Helvetica" w:eastAsia="Times New Roman" w:hAnsi="Helvetica" w:cs="Helvetica"/>
+          <w:color w:val="A6A6A6" w:themeColor="background1" w:themeShade="A6"/>
+          <w:sz w:val="21"/>
+          <w:szCs w:val="21"/>
+          <w:shd w:val="clear" w:color="auto" w:fill="FFFFFF"/>
+        </w:rPr>
+        <w:t xml:space="preserve"> 2 architecture to </w:t>
+      </w:r>
+      <w:proofErr w:type="gramStart"/>
+      <w:r>
+        <w:rPr>
+          <w:rFonts w:ascii="Helvetica" w:eastAsia="Times New Roman" w:hAnsi="Helvetica" w:cs="Helvetica"/>
+          <w:color w:val="A6A6A6" w:themeColor="background1" w:themeShade="A6"/>
+          <w:sz w:val="21"/>
+          <w:szCs w:val="21"/>
+          <w:shd w:val="clear" w:color="auto" w:fill="FFFFFF"/>
+        </w:rPr>
+        <w:t>a pipelined</w:t>
+      </w:r>
+      <w:proofErr w:type="gramEnd"/>
+      <w:r>
+        <w:rPr>
+          <w:rFonts w:ascii="Helvetica" w:eastAsia="Times New Roman" w:hAnsi="Helvetica" w:cs="Helvetica"/>
+          <w:color w:val="A6A6A6" w:themeColor="background1" w:themeShade="A6"/>
+          <w:sz w:val="21"/>
+          <w:szCs w:val="21"/>
+          <w:shd w:val="clear" w:color="auto" w:fill="FFFFFF"/>
+        </w:rPr>
+        <w:t xml:space="preserve"> architecture </w:t>
+      </w:r>
+      <w:r>
+        <w:rPr>
+          <w:rFonts w:ascii="Helvetica" w:eastAsia="Times New Roman" w:hAnsi="Helvetica" w:cs="Helvetica"/>
+          <w:color w:val="A6A6A6" w:themeColor="background1" w:themeShade="A6"/>
+          <w:sz w:val="21"/>
+          <w:szCs w:val="21"/>
+          <w:shd w:val="clear" w:color="auto" w:fill="FFFFFF"/>
+        </w:rPr>
         <w:t xml:space="preserve">that </w:t>
       </w:r>
       <w:r>
@@ -669,8 +735,9 @@
           <w:szCs w:val="21"/>
           <w:shd w:val="clear" w:color="auto" w:fill="FFFFFF"/>
         </w:rPr>
-        <w:t xml:space="preserve"> and stalls appropriately to ensure proper execution</w:t>
-      </w:r>
+        <w:t xml:space="preserve"> and stalls appropriately to ensure proper </w:t>
+      </w:r>
+      <w:proofErr w:type="gramStart"/>
       <w:r>
         <w:rPr>
           <w:rFonts w:ascii="Helvetica" w:eastAsia="Times New Roman" w:hAnsi="Helvetica" w:cs="Helvetica"/>
@@ -679,7 +746,28 @@
           <w:szCs w:val="21"/>
           <w:shd w:val="clear" w:color="auto" w:fill="FFFFFF"/>
         </w:rPr>
-        <w:t>, but does NOT have forwarding.</w:t>
+        <w:t>execution</w:t>
+      </w:r>
+      <w:r>
+        <w:rPr>
+          <w:rFonts w:ascii="Helvetica" w:eastAsia="Times New Roman" w:hAnsi="Helvetica" w:cs="Helvetica"/>
+          <w:color w:val="A6A6A6" w:themeColor="background1" w:themeShade="A6"/>
+          <w:sz w:val="21"/>
+          <w:szCs w:val="21"/>
+          <w:shd w:val="clear" w:color="auto" w:fill="FFFFFF"/>
+        </w:rPr>
+        <w:t>, but</w:t>
+      </w:r>
+      <w:proofErr w:type="gramEnd"/>
+      <w:r>
+        <w:rPr>
+          <w:rFonts w:ascii="Helvetica" w:eastAsia="Times New Roman" w:hAnsi="Helvetica" w:cs="Helvetica"/>
+          <w:color w:val="A6A6A6" w:themeColor="background1" w:themeShade="A6"/>
+          <w:sz w:val="21"/>
+          <w:szCs w:val="21"/>
+          <w:shd w:val="clear" w:color="auto" w:fill="FFFFFF"/>
+        </w:rPr>
+        <w:t xml:space="preserve"> does NOT have forwarding.</w:t>
       </w:r>
     </w:p>
     <w:p>
@@ -806,7 +894,29 @@
           <w:szCs w:val="21"/>
           <w:shd w:val="clear" w:color="auto" w:fill="FFFFFF"/>
         </w:rPr>
-        <w:t xml:space="preserve"> and branch decision moved to the ID stage, similar to Figure C.25.</w:t>
+        <w:t xml:space="preserve"> and branch decision moved to the ID stage, </w:t>
+      </w:r>
+      <w:proofErr w:type="gramStart"/>
+      <w:r>
+        <w:rPr>
+          <w:rFonts w:ascii="Helvetica" w:eastAsia="Times New Roman" w:hAnsi="Helvetica" w:cs="Helvetica"/>
+          <w:color w:val="000000" w:themeColor="text1"/>
+          <w:sz w:val="21"/>
+          <w:szCs w:val="21"/>
+          <w:shd w:val="clear" w:color="auto" w:fill="FFFFFF"/>
+        </w:rPr>
+        <w:t>similar to</w:t>
+      </w:r>
+      <w:proofErr w:type="gramEnd"/>
+      <w:r>
+        <w:rPr>
+          <w:rFonts w:ascii="Helvetica" w:eastAsia="Times New Roman" w:hAnsi="Helvetica" w:cs="Helvetica"/>
+          <w:color w:val="000000" w:themeColor="text1"/>
+          <w:sz w:val="21"/>
+          <w:szCs w:val="21"/>
+          <w:shd w:val="clear" w:color="auto" w:fill="FFFFFF"/>
+        </w:rPr>
+        <w:t xml:space="preserve"> Figure C.25.</w:t>
       </w:r>
       <w:r>
         <w:rPr>
@@ -963,6 +1073,7 @@
         </w:rPr>
         <w:t xml:space="preserve"> called </w:t>
       </w:r>
+      <w:proofErr w:type="spellStart"/>
       <w:r>
         <w:rPr>
           <w:rFonts w:ascii="Helvetica" w:eastAsia="Times New Roman" w:hAnsi="Helvetica" w:cs="Helvetica"/>
@@ -975,15 +1086,38 @@
         </w:rPr>
         <w:t>Load_Addr</w:t>
       </w:r>
-      <w:r>
-        <w:rPr>
-          <w:rFonts w:ascii="Helvetica" w:eastAsia="Times New Roman" w:hAnsi="Helvetica" w:cs="Helvetica"/>
-          <w:color w:val="333333"/>
-          <w:sz w:val="21"/>
-          <w:szCs w:val="21"/>
-          <w:shd w:val="clear" w:color="auto" w:fill="FFFFFF"/>
-        </w:rPr>
-        <w:t>, which is similar to LA,</w:t>
+      <w:proofErr w:type="spellEnd"/>
+      <w:r>
+        <w:rPr>
+          <w:rFonts w:ascii="Helvetica" w:eastAsia="Times New Roman" w:hAnsi="Helvetica" w:cs="Helvetica"/>
+          <w:color w:val="333333"/>
+          <w:sz w:val="21"/>
+          <w:szCs w:val="21"/>
+          <w:shd w:val="clear" w:color="auto" w:fill="FFFFFF"/>
+        </w:rPr>
+        <w:t xml:space="preserve">, which is </w:t>
+      </w:r>
+      <w:proofErr w:type="gramStart"/>
+      <w:r>
+        <w:rPr>
+          <w:rFonts w:ascii="Helvetica" w:eastAsia="Times New Roman" w:hAnsi="Helvetica" w:cs="Helvetica"/>
+          <w:color w:val="333333"/>
+          <w:sz w:val="21"/>
+          <w:szCs w:val="21"/>
+          <w:shd w:val="clear" w:color="auto" w:fill="FFFFFF"/>
+        </w:rPr>
+        <w:t>similar to</w:t>
+      </w:r>
+      <w:proofErr w:type="gramEnd"/>
+      <w:r>
+        <w:rPr>
+          <w:rFonts w:ascii="Helvetica" w:eastAsia="Times New Roman" w:hAnsi="Helvetica" w:cs="Helvetica"/>
+          <w:color w:val="333333"/>
+          <w:sz w:val="21"/>
+          <w:szCs w:val="21"/>
+          <w:shd w:val="clear" w:color="auto" w:fill="FFFFFF"/>
+        </w:rPr>
+        <w:t xml:space="preserve"> LA,</w:t>
       </w:r>
       <w:r>
         <w:rPr>
@@ -1156,21 +1290,23 @@
         </w:rPr>
         <w:t xml:space="preserve">                             </w:t>
       </w:r>
+      <w:proofErr w:type="spellStart"/>
       <w:r>
         <w:rPr>
           <w:rFonts w:ascii="Courier New" w:eastAsia="Times New Roman" w:hAnsi="Courier New" w:cs="Courier New"/>
           <w:sz w:val="20"/>
           <w:szCs w:val="20"/>
         </w:rPr>
-        <w:t xml:space="preserve">addi    </w:t>
-      </w:r>
+        <w:t>addi</w:t>
+      </w:r>
+      <w:proofErr w:type="spellEnd"/>
       <w:r>
         <w:rPr>
           <w:rFonts w:ascii="Courier New" w:eastAsia="Times New Roman" w:hAnsi="Courier New" w:cs="Courier New"/>
           <w:sz w:val="20"/>
           <w:szCs w:val="20"/>
         </w:rPr>
-        <w:t xml:space="preserve">  </w:t>
+        <w:t xml:space="preserve">    </w:t>
       </w:r>
       <w:r>
         <w:rPr>
@@ -1178,69 +1314,68 @@
           <w:sz w:val="20"/>
           <w:szCs w:val="20"/>
         </w:rPr>
-        <w:t>x5, x0, 9       # x5 = number of values in array</w:t>
-      </w:r>
-    </w:p>
-    <w:p>
-      <w:pPr>
-        <w:spacing w:after="0" w:line="240" w:lineRule="auto"/>
-        <w:ind w:left="720"/>
+        <w:t xml:space="preserve">  </w:t>
+      </w:r>
+      <w:r>
         <w:rPr>
           <w:rFonts w:ascii="Courier New" w:eastAsia="Times New Roman" w:hAnsi="Courier New" w:cs="Courier New"/>
           <w:sz w:val="20"/>
           <w:szCs w:val="20"/>
         </w:rPr>
-      </w:pPr>
-      <w:r>
+        <w:t>x5, x0, 9       # x5 = number of values in array</w:t>
+      </w:r>
+    </w:p>
+    <w:p>
+      <w:pPr>
+        <w:spacing w:after="0" w:line="240" w:lineRule="auto"/>
+        <w:ind w:left="720"/>
         <w:rPr>
           <w:rFonts w:ascii="Courier New" w:eastAsia="Times New Roman" w:hAnsi="Courier New" w:cs="Courier New"/>
           <w:sz w:val="20"/>
           <w:szCs w:val="20"/>
         </w:rPr>
-        <w:t xml:space="preserve">        load_addr x6, array     </w:t>
-      </w:r>
+      </w:pPr>
       <w:r>
         <w:rPr>
           <w:rFonts w:ascii="Courier New" w:eastAsia="Times New Roman" w:hAnsi="Courier New" w:cs="Courier New"/>
           <w:sz w:val="20"/>
           <w:szCs w:val="20"/>
         </w:rPr>
-        <w:t xml:space="preserve">  </w:t>
-      </w:r>
+        <w:t xml:space="preserve">        </w:t>
+      </w:r>
+      <w:proofErr w:type="spellStart"/>
       <w:r>
         <w:rPr>
           <w:rFonts w:ascii="Courier New" w:eastAsia="Times New Roman" w:hAnsi="Courier New" w:cs="Courier New"/>
           <w:sz w:val="20"/>
           <w:szCs w:val="20"/>
         </w:rPr>
-        <w:t xml:space="preserve"># x6 = address of array </w:t>
-      </w:r>
+        <w:t>load_addr</w:t>
+      </w:r>
+      <w:proofErr w:type="spellEnd"/>
       <w:r>
         <w:rPr>
           <w:rFonts w:ascii="Courier New" w:eastAsia="Times New Roman" w:hAnsi="Courier New" w:cs="Courier New"/>
           <w:sz w:val="20"/>
           <w:szCs w:val="20"/>
         </w:rPr>
-        <w:t>0X10000000</w:t>
-      </w:r>
-    </w:p>
-    <w:p>
-      <w:pPr>
-        <w:spacing w:after="0" w:line="240" w:lineRule="auto"/>
-        <w:ind w:left="720"/>
+        <w:t xml:space="preserve"> x6, array     </w:t>
+      </w:r>
+      <w:r>
         <w:rPr>
           <w:rFonts w:ascii="Courier New" w:eastAsia="Times New Roman" w:hAnsi="Courier New" w:cs="Courier New"/>
           <w:sz w:val="20"/>
           <w:szCs w:val="20"/>
         </w:rPr>
-      </w:pPr>
+        <w:t xml:space="preserve">  </w:t>
+      </w:r>
       <w:r>
         <w:rPr>
           <w:rFonts w:ascii="Courier New" w:eastAsia="Times New Roman" w:hAnsi="Courier New" w:cs="Courier New"/>
           <w:sz w:val="20"/>
           <w:szCs w:val="20"/>
         </w:rPr>
-        <w:t xml:space="preserve">        lw      </w:t>
+        <w:t xml:space="preserve"># x6 = address of array </w:t>
       </w:r>
       <w:r>
         <w:rPr>
@@ -1248,42 +1383,44 @@
           <w:sz w:val="20"/>
           <w:szCs w:val="20"/>
         </w:rPr>
-        <w:t xml:space="preserve">  </w:t>
-      </w:r>
-      <w:r>
+        <w:t>0X10000000</w:t>
+      </w:r>
+    </w:p>
+    <w:p>
+      <w:pPr>
+        <w:spacing w:after="0" w:line="240" w:lineRule="auto"/>
+        <w:ind w:left="720"/>
         <w:rPr>
           <w:rFonts w:ascii="Courier New" w:eastAsia="Times New Roman" w:hAnsi="Courier New" w:cs="Courier New"/>
           <w:sz w:val="20"/>
           <w:szCs w:val="20"/>
         </w:rPr>
-        <w:t>x7, 0(x6)       # x7 = initial value</w:t>
-      </w:r>
-    </w:p>
-    <w:p>
-      <w:pPr>
-        <w:spacing w:after="0" w:line="240" w:lineRule="auto"/>
-        <w:ind w:left="720"/>
+      </w:pPr>
+      <w:r>
         <w:rPr>
           <w:rFonts w:ascii="Courier New" w:eastAsia="Times New Roman" w:hAnsi="Courier New" w:cs="Courier New"/>
           <w:sz w:val="20"/>
           <w:szCs w:val="20"/>
         </w:rPr>
-      </w:pPr>
+        <w:t xml:space="preserve">        </w:t>
+      </w:r>
+      <w:proofErr w:type="spellStart"/>
       <w:r>
         <w:rPr>
           <w:rFonts w:ascii="Courier New" w:eastAsia="Times New Roman" w:hAnsi="Courier New" w:cs="Courier New"/>
           <w:sz w:val="20"/>
           <w:szCs w:val="20"/>
         </w:rPr>
-        <w:t xml:space="preserve">loop:   addi    </w:t>
-      </w:r>
+        <w:t>lw</w:t>
+      </w:r>
+      <w:proofErr w:type="spellEnd"/>
       <w:r>
         <w:rPr>
           <w:rFonts w:ascii="Courier New" w:eastAsia="Times New Roman" w:hAnsi="Courier New" w:cs="Courier New"/>
           <w:sz w:val="20"/>
           <w:szCs w:val="20"/>
         </w:rPr>
-        <w:t xml:space="preserve">  </w:t>
+        <w:t xml:space="preserve">      </w:t>
       </w:r>
       <w:r>
         <w:rPr>
@@ -1291,69 +1428,70 @@
           <w:sz w:val="20"/>
           <w:szCs w:val="20"/>
         </w:rPr>
-        <w:t xml:space="preserve">x6, x6, 4       </w:t>
-      </w:r>
-    </w:p>
-    <w:p>
-      <w:pPr>
-        <w:spacing w:after="0" w:line="240" w:lineRule="auto"/>
-        <w:ind w:left="720"/>
+        <w:t xml:space="preserve">  </w:t>
+      </w:r>
+      <w:r>
         <w:rPr>
           <w:rFonts w:ascii="Courier New" w:eastAsia="Times New Roman" w:hAnsi="Courier New" w:cs="Courier New"/>
           <w:sz w:val="20"/>
           <w:szCs w:val="20"/>
         </w:rPr>
-      </w:pPr>
+        <w:t>x7, 0(</w:t>
+      </w:r>
+      <w:proofErr w:type="gramStart"/>
       <w:r>
         <w:rPr>
           <w:rFonts w:ascii="Courier New" w:eastAsia="Times New Roman" w:hAnsi="Courier New" w:cs="Courier New"/>
           <w:sz w:val="20"/>
           <w:szCs w:val="20"/>
         </w:rPr>
-        <w:t xml:space="preserve">        lw      </w:t>
-      </w:r>
+        <w:t>x6)       #</w:t>
+      </w:r>
+      <w:proofErr w:type="gramEnd"/>
       <w:r>
         <w:rPr>
           <w:rFonts w:ascii="Courier New" w:eastAsia="Times New Roman" w:hAnsi="Courier New" w:cs="Courier New"/>
           <w:sz w:val="20"/>
           <w:szCs w:val="20"/>
         </w:rPr>
-        <w:t xml:space="preserve">  </w:t>
-      </w:r>
-      <w:r>
+        <w:t xml:space="preserve"> x7 = initial value</w:t>
+      </w:r>
+    </w:p>
+    <w:p>
+      <w:pPr>
+        <w:spacing w:after="0" w:line="240" w:lineRule="auto"/>
+        <w:ind w:left="720"/>
         <w:rPr>
           <w:rFonts w:ascii="Courier New" w:eastAsia="Times New Roman" w:hAnsi="Courier New" w:cs="Courier New"/>
           <w:sz w:val="20"/>
           <w:szCs w:val="20"/>
         </w:rPr>
-        <w:t xml:space="preserve">x10, 0(x6)      </w:t>
-      </w:r>
-    </w:p>
-    <w:p>
-      <w:pPr>
-        <w:spacing w:after="0" w:line="240" w:lineRule="auto"/>
-        <w:ind w:left="720"/>
+      </w:pPr>
+      <w:r>
         <w:rPr>
           <w:rFonts w:ascii="Courier New" w:eastAsia="Times New Roman" w:hAnsi="Courier New" w:cs="Courier New"/>
           <w:sz w:val="20"/>
           <w:szCs w:val="20"/>
         </w:rPr>
-      </w:pPr>
+        <w:t xml:space="preserve">loop:   </w:t>
+      </w:r>
+      <w:proofErr w:type="spellStart"/>
       <w:r>
         <w:rPr>
           <w:rFonts w:ascii="Courier New" w:eastAsia="Times New Roman" w:hAnsi="Courier New" w:cs="Courier New"/>
           <w:sz w:val="20"/>
           <w:szCs w:val="20"/>
         </w:rPr>
-        <w:t xml:space="preserve">        add     </w:t>
-      </w:r>
+        <w:t>addi</w:t>
+      </w:r>
+      <w:proofErr w:type="spellEnd"/>
       <w:r>
         <w:rPr>
           <w:rFonts w:ascii="Courier New" w:eastAsia="Times New Roman" w:hAnsi="Courier New" w:cs="Courier New"/>
           <w:sz w:val="20"/>
           <w:szCs w:val="20"/>
         </w:rPr>
-        <w:t xml:space="preserve">  </w:t>
+        <w:t xml:space="preserve">    </w:t>
       </w:r>
       <w:r>
         <w:rPr>
@@ -1361,61 +1499,60 @@
           <w:sz w:val="20"/>
           <w:szCs w:val="20"/>
         </w:rPr>
-        <w:t xml:space="preserve">x7, x10, x7     </w:t>
-      </w:r>
-    </w:p>
-    <w:p>
-      <w:pPr>
-        <w:spacing w:after="0" w:line="240" w:lineRule="auto"/>
-        <w:ind w:left="720"/>
+        <w:t xml:space="preserve">  </w:t>
+      </w:r>
+      <w:r>
         <w:rPr>
           <w:rFonts w:ascii="Courier New" w:eastAsia="Times New Roman" w:hAnsi="Courier New" w:cs="Courier New"/>
           <w:sz w:val="20"/>
           <w:szCs w:val="20"/>
         </w:rPr>
-      </w:pPr>
-      <w:r>
+        <w:t xml:space="preserve">x6, x6, 4       </w:t>
+      </w:r>
+    </w:p>
+    <w:p>
+      <w:pPr>
+        <w:spacing w:after="0" w:line="240" w:lineRule="auto"/>
+        <w:ind w:left="720"/>
         <w:rPr>
           <w:rFonts w:ascii="Courier New" w:eastAsia="Times New Roman" w:hAnsi="Courier New" w:cs="Courier New"/>
           <w:sz w:val="20"/>
           <w:szCs w:val="20"/>
         </w:rPr>
-        <w:t xml:space="preserve">        subi    </w:t>
-      </w:r>
+      </w:pPr>
       <w:r>
         <w:rPr>
           <w:rFonts w:ascii="Courier New" w:eastAsia="Times New Roman" w:hAnsi="Courier New" w:cs="Courier New"/>
           <w:sz w:val="20"/>
           <w:szCs w:val="20"/>
         </w:rPr>
-        <w:t xml:space="preserve">  </w:t>
-      </w:r>
+        <w:t xml:space="preserve">        </w:t>
+      </w:r>
+      <w:proofErr w:type="spellStart"/>
       <w:r>
         <w:rPr>
           <w:rFonts w:ascii="Courier New" w:eastAsia="Times New Roman" w:hAnsi="Courier New" w:cs="Courier New"/>
           <w:sz w:val="20"/>
           <w:szCs w:val="20"/>
         </w:rPr>
-        <w:t xml:space="preserve">x5, x5, 1       </w:t>
-      </w:r>
-    </w:p>
-    <w:p>
-      <w:pPr>
-        <w:spacing w:after="0" w:line="240" w:lineRule="auto"/>
-        <w:ind w:left="720"/>
+        <w:t>lw</w:t>
+      </w:r>
+      <w:proofErr w:type="spellEnd"/>
+      <w:r>
         <w:rPr>
           <w:rFonts w:ascii="Courier New" w:eastAsia="Times New Roman" w:hAnsi="Courier New" w:cs="Courier New"/>
           <w:sz w:val="20"/>
           <w:szCs w:val="20"/>
         </w:rPr>
-      </w:pPr>
+        <w:t xml:space="preserve">      </w:t>
+      </w:r>
       <w:r>
         <w:rPr>
           <w:rFonts w:ascii="Courier New" w:eastAsia="Times New Roman" w:hAnsi="Courier New" w:cs="Courier New"/>
           <w:sz w:val="20"/>
           <w:szCs w:val="20"/>
         </w:rPr>
-        <w:t xml:space="preserve">        bne     </w:t>
+        <w:t xml:space="preserve">  </w:t>
       </w:r>
       <w:r>
         <w:rPr>
@@ -1423,34 +1560,34 @@
           <w:sz w:val="20"/>
           <w:szCs w:val="20"/>
         </w:rPr>
-        <w:t xml:space="preserve">  </w:t>
-      </w:r>
-      <w:r>
+        <w:t xml:space="preserve">x10, 0(x6)      </w:t>
+      </w:r>
+    </w:p>
+    <w:p>
+      <w:pPr>
+        <w:spacing w:after="0" w:line="240" w:lineRule="auto"/>
+        <w:ind w:left="720"/>
         <w:rPr>
           <w:rFonts w:ascii="Courier New" w:eastAsia="Times New Roman" w:hAnsi="Courier New" w:cs="Courier New"/>
           <w:sz w:val="20"/>
           <w:szCs w:val="20"/>
         </w:rPr>
-        <w:t>x5, x0, loop</w:t>
-      </w:r>
-    </w:p>
-    <w:p>
-      <w:pPr>
-        <w:spacing w:after="0" w:line="240" w:lineRule="auto"/>
-        <w:ind w:left="720"/>
+      </w:pPr>
+      <w:r>
         <w:rPr>
           <w:rFonts w:ascii="Courier New" w:eastAsia="Times New Roman" w:hAnsi="Courier New" w:cs="Courier New"/>
           <w:sz w:val="20"/>
           <w:szCs w:val="20"/>
         </w:rPr>
-      </w:pPr>
+        <w:t xml:space="preserve">        add     </w:t>
+      </w:r>
       <w:r>
         <w:rPr>
           <w:rFonts w:ascii="Courier New" w:eastAsia="Times New Roman" w:hAnsi="Courier New" w:cs="Courier New"/>
           <w:sz w:val="20"/>
           <w:szCs w:val="20"/>
         </w:rPr>
-        <w:t xml:space="preserve">done:   j       </w:t>
+        <w:t xml:space="preserve">  </w:t>
       </w:r>
       <w:r>
         <w:rPr>
@@ -1458,45 +1595,44 @@
           <w:sz w:val="20"/>
           <w:szCs w:val="20"/>
         </w:rPr>
-        <w:t xml:space="preserve">  </w:t>
-      </w:r>
-      <w:r>
+        <w:t xml:space="preserve">x7, x10, x7     </w:t>
+      </w:r>
+    </w:p>
+    <w:p>
+      <w:pPr>
+        <w:spacing w:after="0" w:line="240" w:lineRule="auto"/>
+        <w:ind w:left="720"/>
         <w:rPr>
           <w:rFonts w:ascii="Courier New" w:eastAsia="Times New Roman" w:hAnsi="Courier New" w:cs="Courier New"/>
           <w:sz w:val="20"/>
           <w:szCs w:val="20"/>
         </w:rPr>
-        <w:t>done            # infinite loop (breakpoint)</w:t>
-      </w:r>
-    </w:p>
-    <w:p>
-      <w:pPr>
-        <w:spacing w:after="0" w:line="240" w:lineRule="auto"/>
-        <w:ind w:left="720"/>
+      </w:pPr>
+      <w:r>
         <w:rPr>
           <w:rFonts w:ascii="Courier New" w:eastAsia="Times New Roman" w:hAnsi="Courier New" w:cs="Courier New"/>
           <w:sz w:val="20"/>
           <w:szCs w:val="20"/>
         </w:rPr>
-      </w:pPr>
-    </w:p>
-    <w:p>
-      <w:pPr>
-        <w:spacing w:after="0" w:line="240" w:lineRule="auto"/>
-        <w:ind w:left="720"/>
+        <w:t xml:space="preserve">        </w:t>
+      </w:r>
+      <w:proofErr w:type="spellStart"/>
+      <w:r>
         <w:rPr>
           <w:rFonts w:ascii="Courier New" w:eastAsia="Times New Roman" w:hAnsi="Courier New" w:cs="Courier New"/>
           <w:sz w:val="20"/>
           <w:szCs w:val="20"/>
         </w:rPr>
-      </w:pPr>
+        <w:t>subi</w:t>
+      </w:r>
+      <w:proofErr w:type="spellEnd"/>
       <w:r>
         <w:rPr>
           <w:rFonts w:ascii="Courier New" w:eastAsia="Times New Roman" w:hAnsi="Courier New" w:cs="Courier New"/>
           <w:sz w:val="20"/>
           <w:szCs w:val="20"/>
         </w:rPr>
-        <w:t>#   initialize data in the array</w:t>
+        <w:t xml:space="preserve">    </w:t>
       </w:r>
       <w:r>
         <w:rPr>
@@ -1504,6 +1640,158 @@
           <w:sz w:val="20"/>
           <w:szCs w:val="20"/>
         </w:rPr>
+        <w:t xml:space="preserve">  </w:t>
+      </w:r>
+      <w:r>
+        <w:rPr>
+          <w:rFonts w:ascii="Courier New" w:eastAsia="Times New Roman" w:hAnsi="Courier New" w:cs="Courier New"/>
+          <w:sz w:val="20"/>
+          <w:szCs w:val="20"/>
+        </w:rPr>
+        <w:t xml:space="preserve">x5, x5, 1       </w:t>
+      </w:r>
+    </w:p>
+    <w:p>
+      <w:pPr>
+        <w:spacing w:after="0" w:line="240" w:lineRule="auto"/>
+        <w:ind w:left="720"/>
+        <w:rPr>
+          <w:rFonts w:ascii="Courier New" w:eastAsia="Times New Roman" w:hAnsi="Courier New" w:cs="Courier New"/>
+          <w:sz w:val="20"/>
+          <w:szCs w:val="20"/>
+        </w:rPr>
+      </w:pPr>
+      <w:r>
+        <w:rPr>
+          <w:rFonts w:ascii="Courier New" w:eastAsia="Times New Roman" w:hAnsi="Courier New" w:cs="Courier New"/>
+          <w:sz w:val="20"/>
+          <w:szCs w:val="20"/>
+        </w:rPr>
+        <w:t xml:space="preserve">        </w:t>
+      </w:r>
+      <w:proofErr w:type="spellStart"/>
+      <w:r>
+        <w:rPr>
+          <w:rFonts w:ascii="Courier New" w:eastAsia="Times New Roman" w:hAnsi="Courier New" w:cs="Courier New"/>
+          <w:sz w:val="20"/>
+          <w:szCs w:val="20"/>
+        </w:rPr>
+        <w:t>bne</w:t>
+      </w:r>
+      <w:proofErr w:type="spellEnd"/>
+      <w:r>
+        <w:rPr>
+          <w:rFonts w:ascii="Courier New" w:eastAsia="Times New Roman" w:hAnsi="Courier New" w:cs="Courier New"/>
+          <w:sz w:val="20"/>
+          <w:szCs w:val="20"/>
+        </w:rPr>
+        <w:t xml:space="preserve">     </w:t>
+      </w:r>
+      <w:r>
+        <w:rPr>
+          <w:rFonts w:ascii="Courier New" w:eastAsia="Times New Roman" w:hAnsi="Courier New" w:cs="Courier New"/>
+          <w:sz w:val="20"/>
+          <w:szCs w:val="20"/>
+        </w:rPr>
+        <w:t xml:space="preserve">  </w:t>
+      </w:r>
+      <w:r>
+        <w:rPr>
+          <w:rFonts w:ascii="Courier New" w:eastAsia="Times New Roman" w:hAnsi="Courier New" w:cs="Courier New"/>
+          <w:sz w:val="20"/>
+          <w:szCs w:val="20"/>
+        </w:rPr>
+        <w:t>x5, x0, loop</w:t>
+      </w:r>
+    </w:p>
+    <w:p>
+      <w:pPr>
+        <w:spacing w:after="0" w:line="240" w:lineRule="auto"/>
+        <w:ind w:left="720"/>
+        <w:rPr>
+          <w:rFonts w:ascii="Courier New" w:eastAsia="Times New Roman" w:hAnsi="Courier New" w:cs="Courier New"/>
+          <w:sz w:val="20"/>
+          <w:szCs w:val="20"/>
+        </w:rPr>
+      </w:pPr>
+      <w:r>
+        <w:rPr>
+          <w:rFonts w:ascii="Courier New" w:eastAsia="Times New Roman" w:hAnsi="Courier New" w:cs="Courier New"/>
+          <w:sz w:val="20"/>
+          <w:szCs w:val="20"/>
+        </w:rPr>
+        <w:t xml:space="preserve">done:   j       </w:t>
+      </w:r>
+      <w:r>
+        <w:rPr>
+          <w:rFonts w:ascii="Courier New" w:eastAsia="Times New Roman" w:hAnsi="Courier New" w:cs="Courier New"/>
+          <w:sz w:val="20"/>
+          <w:szCs w:val="20"/>
+        </w:rPr>
+        <w:t xml:space="preserve">  </w:t>
+      </w:r>
+      <w:r>
+        <w:rPr>
+          <w:rFonts w:ascii="Courier New" w:eastAsia="Times New Roman" w:hAnsi="Courier New" w:cs="Courier New"/>
+          <w:sz w:val="20"/>
+          <w:szCs w:val="20"/>
+        </w:rPr>
+        <w:t>done            # infinite loop (breakpoint)</w:t>
+      </w:r>
+    </w:p>
+    <w:p>
+      <w:pPr>
+        <w:spacing w:after="0" w:line="240" w:lineRule="auto"/>
+        <w:ind w:left="720"/>
+        <w:rPr>
+          <w:rFonts w:ascii="Courier New" w:eastAsia="Times New Roman" w:hAnsi="Courier New" w:cs="Courier New"/>
+          <w:sz w:val="20"/>
+          <w:szCs w:val="20"/>
+        </w:rPr>
+      </w:pPr>
+    </w:p>
+    <w:p>
+      <w:pPr>
+        <w:spacing w:after="0" w:line="240" w:lineRule="auto"/>
+        <w:ind w:left="720"/>
+        <w:rPr>
+          <w:rFonts w:ascii="Courier New" w:eastAsia="Times New Roman" w:hAnsi="Courier New" w:cs="Courier New"/>
+          <w:sz w:val="20"/>
+          <w:szCs w:val="20"/>
+        </w:rPr>
+      </w:pPr>
+      <w:r>
+        <w:rPr>
+          <w:rFonts w:ascii="Courier New" w:eastAsia="Times New Roman" w:hAnsi="Courier New" w:cs="Courier New"/>
+          <w:sz w:val="20"/>
+          <w:szCs w:val="20"/>
+        </w:rPr>
+        <w:t xml:space="preserve">#   </w:t>
+      </w:r>
+      <w:proofErr w:type="gramStart"/>
+      <w:r>
+        <w:rPr>
+          <w:rFonts w:ascii="Courier New" w:eastAsia="Times New Roman" w:hAnsi="Courier New" w:cs="Courier New"/>
+          <w:sz w:val="20"/>
+          <w:szCs w:val="20"/>
+        </w:rPr>
+        <w:t>initialize</w:t>
+      </w:r>
+      <w:proofErr w:type="gramEnd"/>
+      <w:r>
+        <w:rPr>
+          <w:rFonts w:ascii="Courier New" w:eastAsia="Times New Roman" w:hAnsi="Courier New" w:cs="Courier New"/>
+          <w:sz w:val="20"/>
+          <w:szCs w:val="20"/>
+        </w:rPr>
+        <w:t xml:space="preserve"> data in the array</w:t>
+      </w:r>
+      <w:r>
+        <w:rPr>
+          <w:rFonts w:ascii="Courier New" w:eastAsia="Times New Roman" w:hAnsi="Courier New" w:cs="Courier New"/>
+          <w:sz w:val="20"/>
+          <w:szCs w:val="20"/>
+        </w:rPr>
         <w:t xml:space="preserve"> [assumed to start at 0x10000000]</w:t>
       </w:r>
     </w:p>
@@ -1523,7 +1811,25 @@
           <w:sz w:val="20"/>
           <w:szCs w:val="20"/>
         </w:rPr>
-        <w:t>array:  .word 0x5, 0x4, 0x10, 0x3, 0x12, 0x1, 0x7, 0x4, 0x8, 0x2</w:t>
+        <w:t>array:</w:t>
+      </w:r>
+      <w:proofErr w:type="gramStart"/>
+      <w:r>
+        <w:rPr>
+          <w:rFonts w:ascii="Courier New" w:eastAsia="Times New Roman" w:hAnsi="Courier New" w:cs="Courier New"/>
+          <w:sz w:val="20"/>
+          <w:szCs w:val="20"/>
+        </w:rPr>
+        <w:t xml:space="preserve">  .word</w:t>
+      </w:r>
+      <w:proofErr w:type="gramEnd"/>
+      <w:r>
+        <w:rPr>
+          <w:rFonts w:ascii="Courier New" w:eastAsia="Times New Roman" w:hAnsi="Courier New" w:cs="Courier New"/>
+          <w:sz w:val="20"/>
+          <w:szCs w:val="20"/>
+        </w:rPr>
+        <w:t xml:space="preserve"> 0x5, 0x4, 0x10, 0x3, 0x12, 0x1, 0x7, 0x4, 0x8, 0x2</w:t>
       </w:r>
     </w:p>
     <w:p>
@@ -1638,20 +1944,43 @@
           <w:shd w:val="clear" w:color="auto" w:fill="FFFFFF"/>
         </w:rPr>
       </w:pPr>
-      <w:r>
-        <w:rPr>
-          <w:rFonts w:ascii="Helvetica" w:eastAsia="Times New Roman" w:hAnsi="Helvetica" w:cs="Helvetica"/>
-          <w:noProof/>
+    </w:p>
+    <w:p>
+      <w:pPr>
+        <w:spacing w:after="0" w:line="240" w:lineRule="auto"/>
+        <w:rPr>
+          <w:rFonts w:ascii="Helvetica" w:eastAsia="Times New Roman" w:hAnsi="Helvetica" w:cs="Helvetica"/>
+          <w:color w:val="333333"/>
+          <w:sz w:val="21"/>
+          <w:szCs w:val="21"/>
+          <w:shd w:val="clear" w:color="auto" w:fill="FFFFFF"/>
+        </w:rPr>
+      </w:pPr>
+    </w:p>
+    <w:p>
+      <w:pPr>
+        <w:spacing w:after="0" w:line="240" w:lineRule="auto"/>
+        <w:rPr>
+          <w:rFonts w:ascii="Helvetica" w:eastAsia="Times New Roman" w:hAnsi="Helvetica" w:cs="Helvetica"/>
+          <w:color w:val="333333"/>
+          <w:sz w:val="21"/>
+          <w:szCs w:val="21"/>
+          <w:shd w:val="clear" w:color="auto" w:fill="FFFFFF"/>
+        </w:rPr>
+      </w:pPr>
+      <w:r>
+        <w:rPr>
+          <w:rFonts w:ascii="Helvetica" w:eastAsia="Times New Roman" w:hAnsi="Helvetica" w:cs="Helvetica"/>
           <w:color w:val="333333"/>
           <w:sz w:val="21"/>
           <w:szCs w:val="21"/>
           <w:shd w:val="clear" w:color="auto" w:fill="FFFFFF"/>
         </w:rPr>
         <w:drawing>
-          <wp:inline distT="0" distB="0" distL="0" distR="0" wp14:anchorId="507DDC1C" wp14:editId="2D61C667">
-            <wp:extent cx="5943600" cy="3483610"/>
-            <wp:effectExtent l="0" t="0" r="0" b="2540"/>
-            <wp:docPr id="359177120" name="Picture 1" descr="A diagram of a diagram&#10;&#10;AI-generated content may be incorrect."/>
+          <wp:inline distT="0" distB="0" distL="0" distR="0" wp14:anchorId="04F6D06B" wp14:editId="7D8AAEC2">
+            <wp:extent cx="5943600" cy="3458845"/>
+            <wp:effectExtent l="0" t="0" r="0" b="8255"/>
+            <wp:docPr id="441944245" name="Picture 1"/>
             <wp:cNvGraphicFramePr>
               <a:graphicFrameLocks xmlns:a="http://schemas.openxmlformats.org/drawingml/2006/main" noChangeAspect="1"/>
             </wp:cNvGraphicFramePr>
@@ -1659,7 +1988,7 @@
               <a:graphicData uri="http://schemas.openxmlformats.org/drawingml/2006/picture">
                 <pic:pic xmlns:pic="http://schemas.openxmlformats.org/drawingml/2006/picture">
                   <pic:nvPicPr>
-                    <pic:cNvPr id="359177120" name="Picture 1" descr="A diagram of a diagram&#10;&#10;AI-generated content may be incorrect."/>
+                    <pic:cNvPr id="441944245" name=""/>
                     <pic:cNvPicPr/>
                   </pic:nvPicPr>
                   <pic:blipFill>
@@ -1671,7 +2000,7 @@
                   <pic:spPr>
                     <a:xfrm>
                       <a:off x="0" y="0"/>
-                      <a:ext cx="5943600" cy="3483610"/>
+                      <a:ext cx="5943600" cy="3458845"/>
                     </a:xfrm>
                     <a:prstGeom prst="rect">
                       <a:avLst/>
@@ -1697,6 +2026,29 @@
     </w:p>
     <w:p>
       <w:pPr>
+        <w:rPr>
+          <w:rFonts w:ascii="Helvetica" w:eastAsia="Times New Roman" w:hAnsi="Helvetica" w:cs="Helvetica"/>
+          <w:b/>
+          <w:bCs/>
+          <w:color w:val="333333"/>
+          <w:sz w:val="47"/>
+          <w:szCs w:val="47"/>
+        </w:rPr>
+      </w:pPr>
+      <w:r>
+        <w:rPr>
+          <w:rFonts w:ascii="Helvetica" w:eastAsia="Times New Roman" w:hAnsi="Helvetica" w:cs="Helvetica"/>
+          <w:b/>
+          <w:bCs/>
+          <w:color w:val="333333"/>
+          <w:sz w:val="47"/>
+          <w:szCs w:val="47"/>
+        </w:rPr>
+        <w:br w:type="page"/>
+      </w:r>
+    </w:p>
+    <w:p>
+      <w:pPr>
         <w:shd w:val="clear" w:color="auto" w:fill="FFFFFF"/>
         <w:spacing w:before="150" w:after="150" w:line="600" w:lineRule="atLeast"/>
         <w:outlineLvl w:val="1"/>
@@ -1718,6 +2070,7 @@
           <w:sz w:val="47"/>
           <w:szCs w:val="47"/>
         </w:rPr>
+        <w:lastRenderedPageBreak/>
         <w:t>GitHub</w:t>
       </w:r>
     </w:p>
@@ -1842,6 +2195,7 @@
                 <w:shd w:val="clear" w:color="auto" w:fill="FFFFFF"/>
               </w:rPr>
             </w:pPr>
+            <w:proofErr w:type="spellStart"/>
             <w:r>
               <w:rPr>
                 <w:rFonts w:ascii="Helvetica" w:eastAsia="Times New Roman" w:hAnsi="Helvetica" w:cs="Helvetica"/>
@@ -1852,6 +2206,7 @@
               </w:rPr>
               <w:t>riscv_</w:t>
             </w:r>
+            <w:proofErr w:type="gramStart"/>
             <w:r>
               <w:rPr>
                 <w:rFonts w:ascii="Helvetica" w:eastAsia="Times New Roman" w:hAnsi="Helvetica" w:cs="Helvetica"/>
@@ -1870,7 +2225,19 @@
                 <w:szCs w:val="21"/>
                 <w:shd w:val="clear" w:color="auto" w:fill="FFFFFF"/>
               </w:rPr>
-              <w:t>.vhdl:</w:t>
+              <w:t>.vhdl</w:t>
+            </w:r>
+            <w:proofErr w:type="spellEnd"/>
+            <w:proofErr w:type="gramEnd"/>
+            <w:r>
+              <w:rPr>
+                <w:rFonts w:ascii="Helvetica" w:eastAsia="Times New Roman" w:hAnsi="Helvetica" w:cs="Helvetica"/>
+                <w:color w:val="333333"/>
+                <w:sz w:val="21"/>
+                <w:szCs w:val="21"/>
+                <w:shd w:val="clear" w:color="auto" w:fill="FFFFFF"/>
+              </w:rPr>
+              <w:t>:</w:t>
             </w:r>
           </w:p>
         </w:tc>
@@ -1916,16 +2283,30 @@
                 <w:shd w:val="clear" w:color="auto" w:fill="FFFFFF"/>
               </w:rPr>
             </w:pPr>
-            <w:r>
-              <w:rPr>
-                <w:rFonts w:ascii="Helvetica" w:eastAsia="Times New Roman" w:hAnsi="Helvetica" w:cs="Helvetica"/>
-                <w:color w:val="333333"/>
-                <w:sz w:val="21"/>
-                <w:szCs w:val="21"/>
-                <w:shd w:val="clear" w:color="auto" w:fill="FFFFFF"/>
-              </w:rPr>
-              <w:t>pc_live.vhdl</w:t>
-            </w:r>
+            <w:proofErr w:type="spellStart"/>
+            <w:r>
+              <w:rPr>
+                <w:rFonts w:ascii="Helvetica" w:eastAsia="Times New Roman" w:hAnsi="Helvetica" w:cs="Helvetica"/>
+                <w:color w:val="333333"/>
+                <w:sz w:val="21"/>
+                <w:szCs w:val="21"/>
+                <w:shd w:val="clear" w:color="auto" w:fill="FFFFFF"/>
+              </w:rPr>
+              <w:t>pc_</w:t>
+            </w:r>
+            <w:proofErr w:type="gramStart"/>
+            <w:r>
+              <w:rPr>
+                <w:rFonts w:ascii="Helvetica" w:eastAsia="Times New Roman" w:hAnsi="Helvetica" w:cs="Helvetica"/>
+                <w:color w:val="333333"/>
+                <w:sz w:val="21"/>
+                <w:szCs w:val="21"/>
+                <w:shd w:val="clear" w:color="auto" w:fill="FFFFFF"/>
+              </w:rPr>
+              <w:t>live.vhdl</w:t>
+            </w:r>
+            <w:proofErr w:type="spellEnd"/>
+            <w:proofErr w:type="gramEnd"/>
           </w:p>
         </w:tc>
         <w:tc>
@@ -1970,16 +2351,30 @@
                 <w:shd w:val="clear" w:color="auto" w:fill="FFFFFF"/>
               </w:rPr>
             </w:pPr>
-            <w:r>
-              <w:rPr>
-                <w:rFonts w:ascii="Helvetica" w:eastAsia="Times New Roman" w:hAnsi="Helvetica" w:cs="Helvetica"/>
-                <w:color w:val="333333"/>
-                <w:sz w:val="21"/>
-                <w:szCs w:val="21"/>
-                <w:shd w:val="clear" w:color="auto" w:fill="FFFFFF"/>
-              </w:rPr>
-              <w:t>pipeline_registers.vhdl</w:t>
-            </w:r>
+            <w:proofErr w:type="spellStart"/>
+            <w:r>
+              <w:rPr>
+                <w:rFonts w:ascii="Helvetica" w:eastAsia="Times New Roman" w:hAnsi="Helvetica" w:cs="Helvetica"/>
+                <w:color w:val="333333"/>
+                <w:sz w:val="21"/>
+                <w:szCs w:val="21"/>
+                <w:shd w:val="clear" w:color="auto" w:fill="FFFFFF"/>
+              </w:rPr>
+              <w:t>pipeline_</w:t>
+            </w:r>
+            <w:proofErr w:type="gramStart"/>
+            <w:r>
+              <w:rPr>
+                <w:rFonts w:ascii="Helvetica" w:eastAsia="Times New Roman" w:hAnsi="Helvetica" w:cs="Helvetica"/>
+                <w:color w:val="333333"/>
+                <w:sz w:val="21"/>
+                <w:szCs w:val="21"/>
+                <w:shd w:val="clear" w:color="auto" w:fill="FFFFFF"/>
+              </w:rPr>
+              <w:t>registers.vhdl</w:t>
+            </w:r>
+            <w:proofErr w:type="spellEnd"/>
+            <w:proofErr w:type="gramEnd"/>
           </w:p>
         </w:tc>
         <w:tc>
@@ -2046,16 +2441,30 @@
                 <w:shd w:val="clear" w:color="auto" w:fill="FFFFFF"/>
               </w:rPr>
             </w:pPr>
-            <w:r>
-              <w:rPr>
-                <w:rFonts w:ascii="Helvetica" w:eastAsia="Times New Roman" w:hAnsi="Helvetica" w:cs="Helvetica"/>
-                <w:color w:val="333333"/>
-                <w:sz w:val="21"/>
-                <w:szCs w:val="21"/>
-                <w:shd w:val="clear" w:color="auto" w:fill="FFFFFF"/>
-              </w:rPr>
-              <w:t>hazard_detection.vhdl</w:t>
-            </w:r>
+            <w:proofErr w:type="spellStart"/>
+            <w:r>
+              <w:rPr>
+                <w:rFonts w:ascii="Helvetica" w:eastAsia="Times New Roman" w:hAnsi="Helvetica" w:cs="Helvetica"/>
+                <w:color w:val="333333"/>
+                <w:sz w:val="21"/>
+                <w:szCs w:val="21"/>
+                <w:shd w:val="clear" w:color="auto" w:fill="FFFFFF"/>
+              </w:rPr>
+              <w:t>hazard_</w:t>
+            </w:r>
+            <w:proofErr w:type="gramStart"/>
+            <w:r>
+              <w:rPr>
+                <w:rFonts w:ascii="Helvetica" w:eastAsia="Times New Roman" w:hAnsi="Helvetica" w:cs="Helvetica"/>
+                <w:color w:val="333333"/>
+                <w:sz w:val="21"/>
+                <w:szCs w:val="21"/>
+                <w:shd w:val="clear" w:color="auto" w:fill="FFFFFF"/>
+              </w:rPr>
+              <w:t>detection.vhdl</w:t>
+            </w:r>
+            <w:proofErr w:type="spellEnd"/>
+            <w:proofErr w:type="gramEnd"/>
           </w:p>
         </w:tc>
         <w:tc>
@@ -2110,16 +2519,30 @@
                 <w:shd w:val="clear" w:color="auto" w:fill="FFFFFF"/>
               </w:rPr>
             </w:pPr>
-            <w:r>
-              <w:rPr>
-                <w:rFonts w:ascii="Helvetica" w:eastAsia="Times New Roman" w:hAnsi="Helvetica" w:cs="Helvetica"/>
-                <w:color w:val="333333"/>
-                <w:sz w:val="21"/>
-                <w:szCs w:val="21"/>
-                <w:shd w:val="clear" w:color="auto" w:fill="FFFFFF"/>
-              </w:rPr>
-              <w:t>forwarding_unit.vhdl</w:t>
-            </w:r>
+            <w:proofErr w:type="spellStart"/>
+            <w:r>
+              <w:rPr>
+                <w:rFonts w:ascii="Helvetica" w:eastAsia="Times New Roman" w:hAnsi="Helvetica" w:cs="Helvetica"/>
+                <w:color w:val="333333"/>
+                <w:sz w:val="21"/>
+                <w:szCs w:val="21"/>
+                <w:shd w:val="clear" w:color="auto" w:fill="FFFFFF"/>
+              </w:rPr>
+              <w:t>forwarding_</w:t>
+            </w:r>
+            <w:proofErr w:type="gramStart"/>
+            <w:r>
+              <w:rPr>
+                <w:rFonts w:ascii="Helvetica" w:eastAsia="Times New Roman" w:hAnsi="Helvetica" w:cs="Helvetica"/>
+                <w:color w:val="333333"/>
+                <w:sz w:val="21"/>
+                <w:szCs w:val="21"/>
+                <w:shd w:val="clear" w:color="auto" w:fill="FFFFFF"/>
+              </w:rPr>
+              <w:t>unit.vhdl</w:t>
+            </w:r>
+            <w:proofErr w:type="spellEnd"/>
+            <w:proofErr w:type="gramEnd"/>
           </w:p>
         </w:tc>
         <w:tc>
@@ -2164,7 +2587,29 @@
                 <w:szCs w:val="21"/>
                 <w:shd w:val="clear" w:color="auto" w:fill="FFFFFF"/>
               </w:rPr>
-              <w:t xml:space="preserve"> results from previous instructions as needed. Note: we are not forwarding from data memory loads for this simplified RISC-V</w:t>
+              <w:t xml:space="preserve"> results from previous instructions as needed. Note: we are not </w:t>
+            </w:r>
+            <w:proofErr w:type="gramStart"/>
+            <w:r>
+              <w:rPr>
+                <w:rFonts w:ascii="Helvetica" w:eastAsia="Times New Roman" w:hAnsi="Helvetica" w:cs="Helvetica"/>
+                <w:color w:val="333333"/>
+                <w:sz w:val="21"/>
+                <w:szCs w:val="21"/>
+                <w:shd w:val="clear" w:color="auto" w:fill="FFFFFF"/>
+              </w:rPr>
+              <w:t>forwarding from</w:t>
+            </w:r>
+            <w:proofErr w:type="gramEnd"/>
+            <w:r>
+              <w:rPr>
+                <w:rFonts w:ascii="Helvetica" w:eastAsia="Times New Roman" w:hAnsi="Helvetica" w:cs="Helvetica"/>
+                <w:color w:val="333333"/>
+                <w:sz w:val="21"/>
+                <w:szCs w:val="21"/>
+                <w:shd w:val="clear" w:color="auto" w:fill="FFFFFF"/>
+              </w:rPr>
+              <w:t xml:space="preserve"> data memory loads for this simplified RISC-V</w:t>
             </w:r>
             <w:r>
               <w:rPr>
@@ -2194,16 +2639,30 @@
                 <w:shd w:val="clear" w:color="auto" w:fill="FFFFFF"/>
               </w:rPr>
             </w:pPr>
-            <w:r>
-              <w:rPr>
-                <w:rFonts w:ascii="Helvetica" w:eastAsia="Times New Roman" w:hAnsi="Helvetica" w:cs="Helvetica"/>
-                <w:color w:val="333333"/>
-                <w:sz w:val="21"/>
-                <w:szCs w:val="21"/>
-                <w:shd w:val="clear" w:color="auto" w:fill="FFFFFF"/>
-              </w:rPr>
-              <w:t>instr_mem.vhdl</w:t>
-            </w:r>
+            <w:proofErr w:type="spellStart"/>
+            <w:r>
+              <w:rPr>
+                <w:rFonts w:ascii="Helvetica" w:eastAsia="Times New Roman" w:hAnsi="Helvetica" w:cs="Helvetica"/>
+                <w:color w:val="333333"/>
+                <w:sz w:val="21"/>
+                <w:szCs w:val="21"/>
+                <w:shd w:val="clear" w:color="auto" w:fill="FFFFFF"/>
+              </w:rPr>
+              <w:t>instr_</w:t>
+            </w:r>
+            <w:proofErr w:type="gramStart"/>
+            <w:r>
+              <w:rPr>
+                <w:rFonts w:ascii="Helvetica" w:eastAsia="Times New Roman" w:hAnsi="Helvetica" w:cs="Helvetica"/>
+                <w:color w:val="333333"/>
+                <w:sz w:val="21"/>
+                <w:szCs w:val="21"/>
+                <w:shd w:val="clear" w:color="auto" w:fill="FFFFFF"/>
+              </w:rPr>
+              <w:t>mem.vhdl</w:t>
+            </w:r>
+            <w:proofErr w:type="spellEnd"/>
+            <w:proofErr w:type="gramEnd"/>
           </w:p>
         </w:tc>
         <w:tc>
@@ -2248,16 +2707,30 @@
                 <w:shd w:val="clear" w:color="auto" w:fill="FFFFFF"/>
               </w:rPr>
             </w:pPr>
-            <w:r>
-              <w:rPr>
-                <w:rFonts w:ascii="Helvetica" w:eastAsia="Times New Roman" w:hAnsi="Helvetica" w:cs="Helvetica"/>
-                <w:color w:val="333333"/>
-                <w:sz w:val="21"/>
-                <w:szCs w:val="21"/>
-                <w:shd w:val="clear" w:color="auto" w:fill="FFFFFF"/>
-              </w:rPr>
-              <w:t>reg_file.vhdl</w:t>
-            </w:r>
+            <w:proofErr w:type="spellStart"/>
+            <w:r>
+              <w:rPr>
+                <w:rFonts w:ascii="Helvetica" w:eastAsia="Times New Roman" w:hAnsi="Helvetica" w:cs="Helvetica"/>
+                <w:color w:val="333333"/>
+                <w:sz w:val="21"/>
+                <w:szCs w:val="21"/>
+                <w:shd w:val="clear" w:color="auto" w:fill="FFFFFF"/>
+              </w:rPr>
+              <w:t>reg_</w:t>
+            </w:r>
+            <w:proofErr w:type="gramStart"/>
+            <w:r>
+              <w:rPr>
+                <w:rFonts w:ascii="Helvetica" w:eastAsia="Times New Roman" w:hAnsi="Helvetica" w:cs="Helvetica"/>
+                <w:color w:val="333333"/>
+                <w:sz w:val="21"/>
+                <w:szCs w:val="21"/>
+                <w:shd w:val="clear" w:color="auto" w:fill="FFFFFF"/>
+              </w:rPr>
+              <w:t>file.vhdl</w:t>
+            </w:r>
+            <w:proofErr w:type="spellEnd"/>
+            <w:proofErr w:type="gramEnd"/>
           </w:p>
         </w:tc>
         <w:tc>
@@ -2312,16 +2785,30 @@
                 <w:shd w:val="clear" w:color="auto" w:fill="FFFFFF"/>
               </w:rPr>
             </w:pPr>
-            <w:r>
-              <w:rPr>
-                <w:rFonts w:ascii="Helvetica" w:eastAsia="Times New Roman" w:hAnsi="Helvetica" w:cs="Helvetica"/>
-                <w:color w:val="333333"/>
-                <w:sz w:val="21"/>
-                <w:szCs w:val="21"/>
-                <w:shd w:val="clear" w:color="auto" w:fill="FFFFFF"/>
-              </w:rPr>
-              <w:t>control_unit.vhdl</w:t>
-            </w:r>
+            <w:proofErr w:type="spellStart"/>
+            <w:r>
+              <w:rPr>
+                <w:rFonts w:ascii="Helvetica" w:eastAsia="Times New Roman" w:hAnsi="Helvetica" w:cs="Helvetica"/>
+                <w:color w:val="333333"/>
+                <w:sz w:val="21"/>
+                <w:szCs w:val="21"/>
+                <w:shd w:val="clear" w:color="auto" w:fill="FFFFFF"/>
+              </w:rPr>
+              <w:t>control_</w:t>
+            </w:r>
+            <w:proofErr w:type="gramStart"/>
+            <w:r>
+              <w:rPr>
+                <w:rFonts w:ascii="Helvetica" w:eastAsia="Times New Roman" w:hAnsi="Helvetica" w:cs="Helvetica"/>
+                <w:color w:val="333333"/>
+                <w:sz w:val="21"/>
+                <w:szCs w:val="21"/>
+                <w:shd w:val="clear" w:color="auto" w:fill="FFFFFF"/>
+              </w:rPr>
+              <w:t>unit.vhdl</w:t>
+            </w:r>
+            <w:proofErr w:type="spellEnd"/>
+            <w:proofErr w:type="gramEnd"/>
           </w:p>
         </w:tc>
         <w:tc>
@@ -2358,6 +2845,7 @@
               </w:rPr>
               <w:t xml:space="preserve">        </w:t>
             </w:r>
+            <w:proofErr w:type="spellStart"/>
             <w:r>
               <w:rPr>
                 <w:rFonts w:ascii="Helvetica" w:eastAsia="Times New Roman" w:hAnsi="Helvetica" w:cs="Helvetica"/>
@@ -2368,8 +2856,9 @@
                 <w:szCs w:val="21"/>
                 <w:shd w:val="clear" w:color="auto" w:fill="FFFFFF"/>
               </w:rPr>
-              <w:t>reg_write, mem_read, mem_write</w:t>
-            </w:r>
+              <w:t>reg_write</w:t>
+            </w:r>
+            <w:proofErr w:type="spellEnd"/>
             <w:r>
               <w:rPr>
                 <w:rFonts w:ascii="Helvetica" w:eastAsia="Times New Roman" w:hAnsi="Helvetica" w:cs="Helvetica"/>
@@ -2382,6 +2871,7 @@
               </w:rPr>
               <w:t xml:space="preserve">, </w:t>
             </w:r>
+            <w:proofErr w:type="spellStart"/>
             <w:r>
               <w:rPr>
                 <w:rFonts w:ascii="Helvetica" w:eastAsia="Times New Roman" w:hAnsi="Helvetica" w:cs="Helvetica"/>
@@ -2392,8 +2882,9 @@
                 <w:szCs w:val="21"/>
                 <w:shd w:val="clear" w:color="auto" w:fill="FFFFFF"/>
               </w:rPr>
-              <w:t>alu_src</w:t>
-            </w:r>
+              <w:t>mem_read</w:t>
+            </w:r>
+            <w:proofErr w:type="spellEnd"/>
             <w:r>
               <w:rPr>
                 <w:rFonts w:ascii="Helvetica" w:eastAsia="Times New Roman" w:hAnsi="Helvetica" w:cs="Helvetica"/>
@@ -2404,8 +2895,9 @@
                 <w:szCs w:val="21"/>
                 <w:shd w:val="clear" w:color="auto" w:fill="FFFFFF"/>
               </w:rPr>
-              <w:t>,</w:t>
-            </w:r>
+              <w:t xml:space="preserve">, </w:t>
+            </w:r>
+            <w:proofErr w:type="spellStart"/>
             <w:r>
               <w:rPr>
                 <w:rFonts w:ascii="Helvetica" w:eastAsia="Times New Roman" w:hAnsi="Helvetica" w:cs="Helvetica"/>
@@ -2416,8 +2908,9 @@
                 <w:szCs w:val="21"/>
                 <w:shd w:val="clear" w:color="auto" w:fill="FFFFFF"/>
               </w:rPr>
-              <w:t xml:space="preserve"> branch</w:t>
-            </w:r>
+              <w:t>mem_write</w:t>
+            </w:r>
+            <w:proofErr w:type="spellEnd"/>
             <w:r>
               <w:rPr>
                 <w:rFonts w:ascii="Helvetica" w:eastAsia="Times New Roman" w:hAnsi="Helvetica" w:cs="Helvetica"/>
@@ -2428,8 +2921,9 @@
                 <w:szCs w:val="21"/>
                 <w:shd w:val="clear" w:color="auto" w:fill="FFFFFF"/>
               </w:rPr>
-              <w:t>,</w:t>
-            </w:r>
+              <w:t xml:space="preserve">, </w:t>
+            </w:r>
+            <w:proofErr w:type="spellStart"/>
             <w:r>
               <w:rPr>
                 <w:rFonts w:ascii="Helvetica" w:eastAsia="Times New Roman" w:hAnsi="Helvetica" w:cs="Helvetica"/>
@@ -2440,8 +2934,71 @@
                 <w:szCs w:val="21"/>
                 <w:shd w:val="clear" w:color="auto" w:fill="FFFFFF"/>
               </w:rPr>
-              <w:t xml:space="preserve"> load_addr</w:t>
-            </w:r>
+              <w:t>alu_src</w:t>
+            </w:r>
+            <w:proofErr w:type="spellEnd"/>
+            <w:r>
+              <w:rPr>
+                <w:rFonts w:ascii="Helvetica" w:eastAsia="Times New Roman" w:hAnsi="Helvetica" w:cs="Helvetica"/>
+                <w:i/>
+                <w:iCs/>
+                <w:color w:val="333333"/>
+                <w:sz w:val="21"/>
+                <w:szCs w:val="21"/>
+                <w:shd w:val="clear" w:color="auto" w:fill="FFFFFF"/>
+              </w:rPr>
+              <w:t>,</w:t>
+            </w:r>
+            <w:r>
+              <w:rPr>
+                <w:rFonts w:ascii="Helvetica" w:eastAsia="Times New Roman" w:hAnsi="Helvetica" w:cs="Helvetica"/>
+                <w:i/>
+                <w:iCs/>
+                <w:color w:val="333333"/>
+                <w:sz w:val="21"/>
+                <w:szCs w:val="21"/>
+                <w:shd w:val="clear" w:color="auto" w:fill="FFFFFF"/>
+              </w:rPr>
+              <w:t xml:space="preserve"> branch</w:t>
+            </w:r>
+            <w:r>
+              <w:rPr>
+                <w:rFonts w:ascii="Helvetica" w:eastAsia="Times New Roman" w:hAnsi="Helvetica" w:cs="Helvetica"/>
+                <w:i/>
+                <w:iCs/>
+                <w:color w:val="333333"/>
+                <w:sz w:val="21"/>
+                <w:szCs w:val="21"/>
+                <w:shd w:val="clear" w:color="auto" w:fill="FFFFFF"/>
+              </w:rPr>
+              <w:t>,</w:t>
+            </w:r>
+            <w:r>
+              <w:rPr>
+                <w:rFonts w:ascii="Helvetica" w:eastAsia="Times New Roman" w:hAnsi="Helvetica" w:cs="Helvetica"/>
+                <w:i/>
+                <w:iCs/>
+                <w:color w:val="333333"/>
+                <w:sz w:val="21"/>
+                <w:szCs w:val="21"/>
+                <w:shd w:val="clear" w:color="auto" w:fill="FFFFFF"/>
+              </w:rPr>
+              <w:t xml:space="preserve"> </w:t>
+            </w:r>
+            <w:proofErr w:type="spellStart"/>
+            <w:r>
+              <w:rPr>
+                <w:rFonts w:ascii="Helvetica" w:eastAsia="Times New Roman" w:hAnsi="Helvetica" w:cs="Helvetica"/>
+                <w:i/>
+                <w:iCs/>
+                <w:color w:val="333333"/>
+                <w:sz w:val="21"/>
+                <w:szCs w:val="21"/>
+                <w:shd w:val="clear" w:color="auto" w:fill="FFFFFF"/>
+              </w:rPr>
+              <w:t>load_addr</w:t>
+            </w:r>
+            <w:proofErr w:type="spellEnd"/>
             <w:r>
               <w:rPr>
                 <w:rFonts w:ascii="Helvetica" w:eastAsia="Times New Roman" w:hAnsi="Helvetica" w:cs="Helvetica"/>
@@ -2518,15 +3075,15 @@
                 <w:shd w:val="clear" w:color="auto" w:fill="FFFFFF"/>
               </w:rPr>
             </w:pPr>
-            <w:r>
-              <w:rPr>
-                <w:rFonts w:ascii="Helvetica" w:eastAsia="Times New Roman" w:hAnsi="Helvetica" w:cs="Helvetica"/>
-                <w:color w:val="333333"/>
-                <w:sz w:val="21"/>
-                <w:szCs w:val="21"/>
-                <w:shd w:val="clear" w:color="auto" w:fill="FFFFFF"/>
-              </w:rPr>
-              <w:lastRenderedPageBreak/>
+            <w:proofErr w:type="spellStart"/>
+            <w:r>
+              <w:rPr>
+                <w:rFonts w:ascii="Helvetica" w:eastAsia="Times New Roman" w:hAnsi="Helvetica" w:cs="Helvetica"/>
+                <w:color w:val="333333"/>
+                <w:sz w:val="21"/>
+                <w:szCs w:val="21"/>
+                <w:shd w:val="clear" w:color="auto" w:fill="FFFFFF"/>
+              </w:rPr>
               <w:t>i</w:t>
             </w:r>
             <w:r>
@@ -2537,8 +3094,21 @@
                 <w:szCs w:val="21"/>
                 <w:shd w:val="clear" w:color="auto" w:fill="FFFFFF"/>
               </w:rPr>
-              <w:t>mmediate_generator.vhdl</w:t>
-            </w:r>
+              <w:t>mmediate_</w:t>
+            </w:r>
+            <w:proofErr w:type="gramStart"/>
+            <w:r>
+              <w:rPr>
+                <w:rFonts w:ascii="Helvetica" w:eastAsia="Times New Roman" w:hAnsi="Helvetica" w:cs="Helvetica"/>
+                <w:color w:val="333333"/>
+                <w:sz w:val="21"/>
+                <w:szCs w:val="21"/>
+                <w:shd w:val="clear" w:color="auto" w:fill="FFFFFF"/>
+              </w:rPr>
+              <w:t>generator.vhdl</w:t>
+            </w:r>
+            <w:proofErr w:type="spellEnd"/>
+            <w:proofErr w:type="gramEnd"/>
           </w:p>
         </w:tc>
         <w:tc>
@@ -2603,16 +3173,30 @@
                 <w:shd w:val="clear" w:color="auto" w:fill="FFFFFF"/>
               </w:rPr>
             </w:pPr>
-            <w:r>
-              <w:rPr>
-                <w:rFonts w:ascii="Helvetica" w:eastAsia="Times New Roman" w:hAnsi="Helvetica" w:cs="Helvetica"/>
-                <w:color w:val="333333"/>
-                <w:sz w:val="21"/>
-                <w:szCs w:val="21"/>
-                <w:shd w:val="clear" w:color="auto" w:fill="FFFFFF"/>
-              </w:rPr>
-              <w:t>alu_control.vhdl</w:t>
-            </w:r>
+            <w:proofErr w:type="spellStart"/>
+            <w:r>
+              <w:rPr>
+                <w:rFonts w:ascii="Helvetica" w:eastAsia="Times New Roman" w:hAnsi="Helvetica" w:cs="Helvetica"/>
+                <w:color w:val="333333"/>
+                <w:sz w:val="21"/>
+                <w:szCs w:val="21"/>
+                <w:shd w:val="clear" w:color="auto" w:fill="FFFFFF"/>
+              </w:rPr>
+              <w:t>alu_</w:t>
+            </w:r>
+            <w:proofErr w:type="gramStart"/>
+            <w:r>
+              <w:rPr>
+                <w:rFonts w:ascii="Helvetica" w:eastAsia="Times New Roman" w:hAnsi="Helvetica" w:cs="Helvetica"/>
+                <w:color w:val="333333"/>
+                <w:sz w:val="21"/>
+                <w:szCs w:val="21"/>
+                <w:shd w:val="clear" w:color="auto" w:fill="FFFFFF"/>
+              </w:rPr>
+              <w:t>control.vhdl</w:t>
+            </w:r>
+            <w:proofErr w:type="spellEnd"/>
+            <w:proofErr w:type="gramEnd"/>
           </w:p>
         </w:tc>
         <w:tc>
@@ -2647,7 +3231,29 @@
                 <w:szCs w:val="21"/>
                 <w:shd w:val="clear" w:color="auto" w:fill="FFFFFF"/>
               </w:rPr>
-              <w:t>, outputs the alu_op (alu operation) to perform</w:t>
+              <w:t xml:space="preserve">, outputs the </w:t>
+            </w:r>
+            <w:proofErr w:type="spellStart"/>
+            <w:r>
+              <w:rPr>
+                <w:rFonts w:ascii="Helvetica" w:eastAsia="Times New Roman" w:hAnsi="Helvetica" w:cs="Helvetica"/>
+                <w:color w:val="333333"/>
+                <w:sz w:val="21"/>
+                <w:szCs w:val="21"/>
+                <w:shd w:val="clear" w:color="auto" w:fill="FFFFFF"/>
+              </w:rPr>
+              <w:t>alu_op</w:t>
+            </w:r>
+            <w:proofErr w:type="spellEnd"/>
+            <w:r>
+              <w:rPr>
+                <w:rFonts w:ascii="Helvetica" w:eastAsia="Times New Roman" w:hAnsi="Helvetica" w:cs="Helvetica"/>
+                <w:color w:val="333333"/>
+                <w:sz w:val="21"/>
+                <w:szCs w:val="21"/>
+                <w:shd w:val="clear" w:color="auto" w:fill="FFFFFF"/>
+              </w:rPr>
+              <w:t xml:space="preserve"> (alu operation) to perform</w:t>
             </w:r>
           </w:p>
         </w:tc>
@@ -2667,6 +3273,8 @@
                 <w:shd w:val="clear" w:color="auto" w:fill="FFFFFF"/>
               </w:rPr>
             </w:pPr>
+            <w:proofErr w:type="spellStart"/>
+            <w:proofErr w:type="gramStart"/>
             <w:r>
               <w:rPr>
                 <w:rFonts w:ascii="Helvetica" w:eastAsia="Times New Roman" w:hAnsi="Helvetica" w:cs="Helvetica"/>
@@ -2677,6 +3285,8 @@
               </w:rPr>
               <w:t>alu.vhdl</w:t>
             </w:r>
+            <w:proofErr w:type="spellEnd"/>
+            <w:proofErr w:type="gramEnd"/>
           </w:p>
         </w:tc>
         <w:tc>
@@ -2701,7 +3311,29 @@
                 <w:szCs w:val="21"/>
                 <w:shd w:val="clear" w:color="auto" w:fill="FFFFFF"/>
               </w:rPr>
-              <w:t>Performs the arithmetic logic unit operation (ADD, SUB, etc) on two operands.</w:t>
+              <w:t xml:space="preserve">Performs the arithmetic logic unit operation (ADD, SUB, </w:t>
+            </w:r>
+            <w:proofErr w:type="spellStart"/>
+            <w:r>
+              <w:rPr>
+                <w:rFonts w:ascii="Helvetica" w:eastAsia="Times New Roman" w:hAnsi="Helvetica" w:cs="Helvetica"/>
+                <w:color w:val="333333"/>
+                <w:sz w:val="21"/>
+                <w:szCs w:val="21"/>
+                <w:shd w:val="clear" w:color="auto" w:fill="FFFFFF"/>
+              </w:rPr>
+              <w:t>etc</w:t>
+            </w:r>
+            <w:proofErr w:type="spellEnd"/>
+            <w:r>
+              <w:rPr>
+                <w:rFonts w:ascii="Helvetica" w:eastAsia="Times New Roman" w:hAnsi="Helvetica" w:cs="Helvetica"/>
+                <w:color w:val="333333"/>
+                <w:sz w:val="21"/>
+                <w:szCs w:val="21"/>
+                <w:shd w:val="clear" w:color="auto" w:fill="FFFFFF"/>
+              </w:rPr>
+              <w:t>) on two operands.</w:t>
             </w:r>
           </w:p>
         </w:tc>
@@ -2721,16 +3353,30 @@
                 <w:shd w:val="clear" w:color="auto" w:fill="FFFFFF"/>
               </w:rPr>
             </w:pPr>
-            <w:r>
-              <w:rPr>
-                <w:rFonts w:ascii="Helvetica" w:eastAsia="Times New Roman" w:hAnsi="Helvetica" w:cs="Helvetica"/>
-                <w:color w:val="333333"/>
-                <w:sz w:val="21"/>
-                <w:szCs w:val="21"/>
-                <w:shd w:val="clear" w:color="auto" w:fill="FFFFFF"/>
-              </w:rPr>
-              <w:t>data_mem.vhdl</w:t>
-            </w:r>
+            <w:proofErr w:type="spellStart"/>
+            <w:r>
+              <w:rPr>
+                <w:rFonts w:ascii="Helvetica" w:eastAsia="Times New Roman" w:hAnsi="Helvetica" w:cs="Helvetica"/>
+                <w:color w:val="333333"/>
+                <w:sz w:val="21"/>
+                <w:szCs w:val="21"/>
+                <w:shd w:val="clear" w:color="auto" w:fill="FFFFFF"/>
+              </w:rPr>
+              <w:t>data_</w:t>
+            </w:r>
+            <w:proofErr w:type="gramStart"/>
+            <w:r>
+              <w:rPr>
+                <w:rFonts w:ascii="Helvetica" w:eastAsia="Times New Roman" w:hAnsi="Helvetica" w:cs="Helvetica"/>
+                <w:color w:val="333333"/>
+                <w:sz w:val="21"/>
+                <w:szCs w:val="21"/>
+                <w:shd w:val="clear" w:color="auto" w:fill="FFFFFF"/>
+              </w:rPr>
+              <w:t>mem.vhdl</w:t>
+            </w:r>
+            <w:proofErr w:type="spellEnd"/>
+            <w:proofErr w:type="gramEnd"/>
           </w:p>
         </w:tc>
         <w:tc>
@@ -2785,6 +3431,7 @@
                 <w:shd w:val="clear" w:color="auto" w:fill="FFFFFF"/>
               </w:rPr>
             </w:pPr>
+            <w:proofErr w:type="spellStart"/>
             <w:r>
               <w:rPr>
                 <w:rFonts w:ascii="Helvetica" w:eastAsia="Times New Roman" w:hAnsi="Helvetica" w:cs="Helvetica"/>
@@ -2795,6 +3442,7 @@
               </w:rPr>
               <w:t>tb_riscv_</w:t>
             </w:r>
+            <w:proofErr w:type="gramStart"/>
             <w:r>
               <w:rPr>
                 <w:rFonts w:ascii="Helvetica" w:eastAsia="Times New Roman" w:hAnsi="Helvetica" w:cs="Helvetica"/>
@@ -2815,6 +3463,8 @@
               </w:rPr>
               <w:t>.vhdl</w:t>
             </w:r>
+            <w:proofErr w:type="spellEnd"/>
+            <w:proofErr w:type="gramEnd"/>
           </w:p>
         </w:tc>
         <w:tc>
@@ -2869,6 +3519,7 @@
                 <w:shd w:val="clear" w:color="auto" w:fill="FFFFFF"/>
               </w:rPr>
             </w:pPr>
+            <w:proofErr w:type="spellStart"/>
             <w:r>
               <w:rPr>
                 <w:rFonts w:ascii="Helvetica" w:eastAsia="Times New Roman" w:hAnsi="Helvetica" w:cs="Helvetica"/>
@@ -2917,8 +3568,21 @@
                 <w:szCs w:val="21"/>
                 <w:shd w:val="clear" w:color="auto" w:fill="FFFFFF"/>
               </w:rPr>
-              <w:t>_behav.wcfg</w:t>
-            </w:r>
+              <w:t>_</w:t>
+            </w:r>
+            <w:proofErr w:type="gramStart"/>
+            <w:r>
+              <w:rPr>
+                <w:rFonts w:ascii="Helvetica" w:eastAsia="Times New Roman" w:hAnsi="Helvetica" w:cs="Helvetica"/>
+                <w:color w:val="333333"/>
+                <w:sz w:val="21"/>
+                <w:szCs w:val="21"/>
+                <w:shd w:val="clear" w:color="auto" w:fill="FFFFFF"/>
+              </w:rPr>
+              <w:t>behav.wcfg</w:t>
+            </w:r>
+            <w:proofErr w:type="spellEnd"/>
+            <w:proofErr w:type="gramEnd"/>
           </w:p>
         </w:tc>
         <w:tc>
@@ -3159,6 +3823,29 @@
     </w:p>
     <w:p>
       <w:pPr>
+        <w:rPr>
+          <w:rFonts w:ascii="Helvetica" w:eastAsia="Times New Roman" w:hAnsi="Helvetica" w:cs="Helvetica"/>
+          <w:b/>
+          <w:bCs/>
+          <w:color w:val="333333"/>
+          <w:sz w:val="47"/>
+          <w:szCs w:val="47"/>
+        </w:rPr>
+      </w:pPr>
+      <w:r>
+        <w:rPr>
+          <w:rFonts w:ascii="Helvetica" w:eastAsia="Times New Roman" w:hAnsi="Helvetica" w:cs="Helvetica"/>
+          <w:b/>
+          <w:bCs/>
+          <w:color w:val="333333"/>
+          <w:sz w:val="47"/>
+          <w:szCs w:val="47"/>
+        </w:rPr>
+        <w:br w:type="page"/>
+      </w:r>
+    </w:p>
+    <w:p>
+      <w:pPr>
         <w:shd w:val="clear" w:color="auto" w:fill="FFFFFF"/>
         <w:spacing w:before="150" w:after="150" w:line="600" w:lineRule="atLeast"/>
         <w:outlineLvl w:val="1"/>
@@ -3180,6 +3867,7 @@
           <w:sz w:val="47"/>
           <w:szCs w:val="47"/>
         </w:rPr>
+        <w:lastRenderedPageBreak/>
         <w:t>Details of Instructions</w:t>
       </w:r>
     </w:p>
@@ -3300,8 +3988,9 @@
                 <w:szCs w:val="21"/>
                 <w:shd w:val="clear" w:color="auto" w:fill="FFFFFF"/>
               </w:rPr>
-              <w:t>dd rd</w:t>
-            </w:r>
+              <w:t xml:space="preserve">dd </w:t>
+            </w:r>
+            <w:proofErr w:type="spellStart"/>
             <w:r>
               <w:rPr>
                 <w:rFonts w:ascii="Helvetica" w:eastAsia="Times New Roman" w:hAnsi="Helvetica" w:cs="Helvetica"/>
@@ -3312,8 +4001,9 @@
                 <w:szCs w:val="21"/>
                 <w:shd w:val="clear" w:color="auto" w:fill="FFFFFF"/>
               </w:rPr>
-              <w:t xml:space="preserve">, rs1, rs2   </w:t>
-            </w:r>
+              <w:t>rd</w:t>
+            </w:r>
+            <w:proofErr w:type="spellEnd"/>
             <w:r>
               <w:rPr>
                 <w:rFonts w:ascii="Helvetica" w:eastAsia="Times New Roman" w:hAnsi="Helvetica" w:cs="Helvetica"/>
@@ -3324,7 +4014,59 @@
                 <w:szCs w:val="21"/>
                 <w:shd w:val="clear" w:color="auto" w:fill="FFFFFF"/>
               </w:rPr>
-              <w:t xml:space="preserve">     #  rd = rs1 + rs2</w:t>
+              <w:t xml:space="preserve">, rs1, rs2   </w:t>
+            </w:r>
+            <w:r>
+              <w:rPr>
+                <w:rFonts w:ascii="Helvetica" w:eastAsia="Times New Roman" w:hAnsi="Helvetica" w:cs="Helvetica"/>
+                <w:i/>
+                <w:iCs/>
+                <w:color w:val="333333"/>
+                <w:sz w:val="21"/>
+                <w:szCs w:val="21"/>
+                <w:shd w:val="clear" w:color="auto" w:fill="FFFFFF"/>
+              </w:rPr>
+              <w:t xml:space="preserve">     </w:t>
+            </w:r>
+            <w:proofErr w:type="gramStart"/>
+            <w:r>
+              <w:rPr>
+                <w:rFonts w:ascii="Helvetica" w:eastAsia="Times New Roman" w:hAnsi="Helvetica" w:cs="Helvetica"/>
+                <w:i/>
+                <w:iCs/>
+                <w:color w:val="333333"/>
+                <w:sz w:val="21"/>
+                <w:szCs w:val="21"/>
+                <w:shd w:val="clear" w:color="auto" w:fill="FFFFFF"/>
+              </w:rPr>
+              <w:t xml:space="preserve">#  </w:t>
+            </w:r>
+            <w:proofErr w:type="spellStart"/>
+            <w:r>
+              <w:rPr>
+                <w:rFonts w:ascii="Helvetica" w:eastAsia="Times New Roman" w:hAnsi="Helvetica" w:cs="Helvetica"/>
+                <w:i/>
+                <w:iCs/>
+                <w:color w:val="333333"/>
+                <w:sz w:val="21"/>
+                <w:szCs w:val="21"/>
+                <w:shd w:val="clear" w:color="auto" w:fill="FFFFFF"/>
+              </w:rPr>
+              <w:t>rd</w:t>
+            </w:r>
+            <w:proofErr w:type="spellEnd"/>
+            <w:proofErr w:type="gramEnd"/>
+            <w:r>
+              <w:rPr>
+                <w:rFonts w:ascii="Helvetica" w:eastAsia="Times New Roman" w:hAnsi="Helvetica" w:cs="Helvetica"/>
+                <w:i/>
+                <w:iCs/>
+                <w:color w:val="333333"/>
+                <w:sz w:val="21"/>
+                <w:szCs w:val="21"/>
+                <w:shd w:val="clear" w:color="auto" w:fill="FFFFFF"/>
+              </w:rPr>
+              <w:t xml:space="preserve"> = rs1 + rs2</w:t>
             </w:r>
           </w:p>
           <w:p>
@@ -3347,15 +4089,27 @@
               </w:rPr>
               <w:t xml:space="preserve">         </w:t>
             </w:r>
-            <w:r>
-              <w:rPr>
-                <w:rFonts w:ascii="Helvetica" w:eastAsia="Times New Roman" w:hAnsi="Helvetica" w:cs="Helvetica"/>
-                <w:color w:val="333333"/>
-                <w:sz w:val="21"/>
-                <w:szCs w:val="21"/>
-                <w:shd w:val="clear" w:color="auto" w:fill="FFFFFF"/>
-              </w:rPr>
-              <w:t>rd: destination register (where the result is stored)</w:t>
+            <w:proofErr w:type="spellStart"/>
+            <w:r>
+              <w:rPr>
+                <w:rFonts w:ascii="Helvetica" w:eastAsia="Times New Roman" w:hAnsi="Helvetica" w:cs="Helvetica"/>
+                <w:color w:val="333333"/>
+                <w:sz w:val="21"/>
+                <w:szCs w:val="21"/>
+                <w:shd w:val="clear" w:color="auto" w:fill="FFFFFF"/>
+              </w:rPr>
+              <w:t>rd</w:t>
+            </w:r>
+            <w:proofErr w:type="spellEnd"/>
+            <w:r>
+              <w:rPr>
+                <w:rFonts w:ascii="Helvetica" w:eastAsia="Times New Roman" w:hAnsi="Helvetica" w:cs="Helvetica"/>
+                <w:color w:val="333333"/>
+                <w:sz w:val="21"/>
+                <w:szCs w:val="21"/>
+                <w:shd w:val="clear" w:color="auto" w:fill="FFFFFF"/>
+              </w:rPr>
+              <w:t>: destination register (where the result is stored)</w:t>
             </w:r>
           </w:p>
           <w:p>
@@ -3547,7 +4301,29 @@
                 <w:szCs w:val="21"/>
                 <w:shd w:val="clear" w:color="auto" w:fill="FFFFFF"/>
               </w:rPr>
-              <w:t>&lt;5-bit rd&gt;</w:t>
+              <w:t xml:space="preserve">&lt;5-bit </w:t>
+            </w:r>
+            <w:proofErr w:type="spellStart"/>
+            <w:r>
+              <w:rPr>
+                <w:rFonts w:ascii="Helvetica" w:eastAsia="Times New Roman" w:hAnsi="Helvetica" w:cs="Helvetica"/>
+                <w:color w:val="333333"/>
+                <w:sz w:val="21"/>
+                <w:szCs w:val="21"/>
+                <w:shd w:val="clear" w:color="auto" w:fill="FFFFFF"/>
+              </w:rPr>
+              <w:t>rd</w:t>
+            </w:r>
+            <w:proofErr w:type="spellEnd"/>
+            <w:r>
+              <w:rPr>
+                <w:rFonts w:ascii="Helvetica" w:eastAsia="Times New Roman" w:hAnsi="Helvetica" w:cs="Helvetica"/>
+                <w:color w:val="333333"/>
+                <w:sz w:val="21"/>
+                <w:szCs w:val="21"/>
+                <w:shd w:val="clear" w:color="auto" w:fill="FFFFFF"/>
+              </w:rPr>
+              <w:t>&gt;</w:t>
             </w:r>
             <w:r>
               <w:t xml:space="preserve"> </w:t>
@@ -3755,6 +4531,7 @@
               </w:rPr>
               <w:t xml:space="preserve">    </w:t>
             </w:r>
+            <w:proofErr w:type="spellStart"/>
             <w:r>
               <w:rPr>
                 <w:rFonts w:ascii="Helvetica" w:eastAsia="Times New Roman" w:hAnsi="Helvetica" w:cs="Helvetica"/>
@@ -3779,6 +4556,7 @@
               </w:rPr>
               <w:t>i</w:t>
             </w:r>
+            <w:proofErr w:type="spellEnd"/>
             <w:r>
               <w:rPr>
                 <w:rFonts w:ascii="Helvetica" w:eastAsia="Times New Roman" w:hAnsi="Helvetica" w:cs="Helvetica"/>
@@ -3789,8 +4567,9 @@
                 <w:szCs w:val="21"/>
                 <w:shd w:val="clear" w:color="auto" w:fill="FFFFFF"/>
               </w:rPr>
-              <w:t xml:space="preserve"> rd, rs1, </w:t>
-            </w:r>
+              <w:t xml:space="preserve"> </w:t>
+            </w:r>
+            <w:proofErr w:type="spellStart"/>
             <w:r>
               <w:rPr>
                 <w:rFonts w:ascii="Helvetica" w:eastAsia="Times New Roman" w:hAnsi="Helvetica" w:cs="Helvetica"/>
@@ -3801,8 +4580,9 @@
                 <w:szCs w:val="21"/>
                 <w:shd w:val="clear" w:color="auto" w:fill="FFFFFF"/>
               </w:rPr>
-              <w:t>imm</w:t>
-            </w:r>
+              <w:t>rd</w:t>
+            </w:r>
+            <w:proofErr w:type="spellEnd"/>
             <w:r>
               <w:rPr>
                 <w:rFonts w:ascii="Helvetica" w:eastAsia="Times New Roman" w:hAnsi="Helvetica" w:cs="Helvetica"/>
@@ -3813,8 +4593,9 @@
                 <w:szCs w:val="21"/>
                 <w:shd w:val="clear" w:color="auto" w:fill="FFFFFF"/>
               </w:rPr>
-              <w:t xml:space="preserve">        #  rd = rs1 + </w:t>
-            </w:r>
+              <w:t xml:space="preserve">, rs1, </w:t>
+            </w:r>
+            <w:proofErr w:type="spellStart"/>
             <w:r>
               <w:rPr>
                 <w:rFonts w:ascii="Helvetica" w:eastAsia="Times New Roman" w:hAnsi="Helvetica" w:cs="Helvetica"/>
@@ -3827,6 +4608,73 @@
               </w:rPr>
               <w:t>imm</w:t>
             </w:r>
+            <w:proofErr w:type="spellEnd"/>
+            <w:r>
+              <w:rPr>
+                <w:rFonts w:ascii="Helvetica" w:eastAsia="Times New Roman" w:hAnsi="Helvetica" w:cs="Helvetica"/>
+                <w:i/>
+                <w:iCs/>
+                <w:color w:val="333333"/>
+                <w:sz w:val="21"/>
+                <w:szCs w:val="21"/>
+                <w:shd w:val="clear" w:color="auto" w:fill="FFFFFF"/>
+              </w:rPr>
+              <w:t xml:space="preserve">        </w:t>
+            </w:r>
+            <w:proofErr w:type="gramStart"/>
+            <w:r>
+              <w:rPr>
+                <w:rFonts w:ascii="Helvetica" w:eastAsia="Times New Roman" w:hAnsi="Helvetica" w:cs="Helvetica"/>
+                <w:i/>
+                <w:iCs/>
+                <w:color w:val="333333"/>
+                <w:sz w:val="21"/>
+                <w:szCs w:val="21"/>
+                <w:shd w:val="clear" w:color="auto" w:fill="FFFFFF"/>
+              </w:rPr>
+              <w:t xml:space="preserve">#  </w:t>
+            </w:r>
+            <w:proofErr w:type="spellStart"/>
+            <w:r>
+              <w:rPr>
+                <w:rFonts w:ascii="Helvetica" w:eastAsia="Times New Roman" w:hAnsi="Helvetica" w:cs="Helvetica"/>
+                <w:i/>
+                <w:iCs/>
+                <w:color w:val="333333"/>
+                <w:sz w:val="21"/>
+                <w:szCs w:val="21"/>
+                <w:shd w:val="clear" w:color="auto" w:fill="FFFFFF"/>
+              </w:rPr>
+              <w:t>rd</w:t>
+            </w:r>
+            <w:proofErr w:type="spellEnd"/>
+            <w:proofErr w:type="gramEnd"/>
+            <w:r>
+              <w:rPr>
+                <w:rFonts w:ascii="Helvetica" w:eastAsia="Times New Roman" w:hAnsi="Helvetica" w:cs="Helvetica"/>
+                <w:i/>
+                <w:iCs/>
+                <w:color w:val="333333"/>
+                <w:sz w:val="21"/>
+                <w:szCs w:val="21"/>
+                <w:shd w:val="clear" w:color="auto" w:fill="FFFFFF"/>
+              </w:rPr>
+              <w:t xml:space="preserve"> = rs1 + </w:t>
+            </w:r>
+            <w:proofErr w:type="spellStart"/>
+            <w:r>
+              <w:rPr>
+                <w:rFonts w:ascii="Helvetica" w:eastAsia="Times New Roman" w:hAnsi="Helvetica" w:cs="Helvetica"/>
+                <w:i/>
+                <w:iCs/>
+                <w:color w:val="333333"/>
+                <w:sz w:val="21"/>
+                <w:szCs w:val="21"/>
+                <w:shd w:val="clear" w:color="auto" w:fill="FFFFFF"/>
+              </w:rPr>
+              <w:t>imm</w:t>
+            </w:r>
+            <w:proofErr w:type="spellEnd"/>
           </w:p>
           <w:p>
             <w:pPr>
@@ -3848,15 +4696,27 @@
               </w:rPr>
               <w:t xml:space="preserve">         </w:t>
             </w:r>
-            <w:r>
-              <w:rPr>
-                <w:rFonts w:ascii="Helvetica" w:eastAsia="Times New Roman" w:hAnsi="Helvetica" w:cs="Helvetica"/>
-                <w:color w:val="333333"/>
-                <w:sz w:val="21"/>
-                <w:szCs w:val="21"/>
-                <w:shd w:val="clear" w:color="auto" w:fill="FFFFFF"/>
-              </w:rPr>
-              <w:t xml:space="preserve">rd: destination register </w:t>
+            <w:proofErr w:type="spellStart"/>
+            <w:r>
+              <w:rPr>
+                <w:rFonts w:ascii="Helvetica" w:eastAsia="Times New Roman" w:hAnsi="Helvetica" w:cs="Helvetica"/>
+                <w:color w:val="333333"/>
+                <w:sz w:val="21"/>
+                <w:szCs w:val="21"/>
+                <w:shd w:val="clear" w:color="auto" w:fill="FFFFFF"/>
+              </w:rPr>
+              <w:t>rd</w:t>
+            </w:r>
+            <w:proofErr w:type="spellEnd"/>
+            <w:r>
+              <w:rPr>
+                <w:rFonts w:ascii="Helvetica" w:eastAsia="Times New Roman" w:hAnsi="Helvetica" w:cs="Helvetica"/>
+                <w:color w:val="333333"/>
+                <w:sz w:val="21"/>
+                <w:szCs w:val="21"/>
+                <w:shd w:val="clear" w:color="auto" w:fill="FFFFFF"/>
+              </w:rPr>
+              <w:t xml:space="preserve">: destination register </w:t>
             </w:r>
           </w:p>
           <w:p>
@@ -3910,15 +4770,27 @@
               </w:rPr>
               <w:t xml:space="preserve">         </w:t>
             </w:r>
-            <w:r>
-              <w:rPr>
-                <w:rFonts w:ascii="Helvetica" w:eastAsia="Times New Roman" w:hAnsi="Helvetica" w:cs="Helvetica"/>
-                <w:color w:val="333333"/>
-                <w:sz w:val="21"/>
-                <w:szCs w:val="21"/>
-                <w:shd w:val="clear" w:color="auto" w:fill="FFFFFF"/>
-              </w:rPr>
-              <w:t>imm:</w:t>
+            <w:proofErr w:type="spellStart"/>
+            <w:r>
+              <w:rPr>
+                <w:rFonts w:ascii="Helvetica" w:eastAsia="Times New Roman" w:hAnsi="Helvetica" w:cs="Helvetica"/>
+                <w:color w:val="333333"/>
+                <w:sz w:val="21"/>
+                <w:szCs w:val="21"/>
+                <w:shd w:val="clear" w:color="auto" w:fill="FFFFFF"/>
+              </w:rPr>
+              <w:t>imm</w:t>
+            </w:r>
+            <w:proofErr w:type="spellEnd"/>
+            <w:r>
+              <w:rPr>
+                <w:rFonts w:ascii="Helvetica" w:eastAsia="Times New Roman" w:hAnsi="Helvetica" w:cs="Helvetica"/>
+                <w:color w:val="333333"/>
+                <w:sz w:val="21"/>
+                <w:szCs w:val="21"/>
+                <w:shd w:val="clear" w:color="auto" w:fill="FFFFFF"/>
+              </w:rPr>
+              <w:t>:</w:t>
             </w:r>
             <w:r>
               <w:rPr>
@@ -4004,6 +4876,7 @@
               </w:rPr>
               <w:t xml:space="preserve">-bit </w:t>
             </w:r>
+            <w:proofErr w:type="spellStart"/>
             <w:r>
               <w:rPr>
                 <w:rFonts w:ascii="Helvetica" w:eastAsia="Times New Roman" w:hAnsi="Helvetica" w:cs="Helvetica"/>
@@ -4014,6 +4887,7 @@
               </w:rPr>
               <w:t>imm</w:t>
             </w:r>
+            <w:proofErr w:type="spellEnd"/>
             <w:r>
               <w:rPr>
                 <w:rFonts w:ascii="Helvetica" w:eastAsia="Times New Roman" w:hAnsi="Helvetica" w:cs="Helvetica"/>
@@ -4055,7 +4929,29 @@
                 <w:szCs w:val="21"/>
                 <w:shd w:val="clear" w:color="auto" w:fill="FFFFFF"/>
               </w:rPr>
-              <w:t>&lt;3-bit funct3&gt; &lt;5-bit rd&gt;</w:t>
+              <w:t xml:space="preserve">&lt;3-bit funct3&gt; &lt;5-bit </w:t>
+            </w:r>
+            <w:proofErr w:type="spellStart"/>
+            <w:r>
+              <w:rPr>
+                <w:rFonts w:ascii="Helvetica" w:eastAsia="Times New Roman" w:hAnsi="Helvetica" w:cs="Helvetica"/>
+                <w:color w:val="333333"/>
+                <w:sz w:val="21"/>
+                <w:szCs w:val="21"/>
+                <w:shd w:val="clear" w:color="auto" w:fill="FFFFFF"/>
+              </w:rPr>
+              <w:t>rd</w:t>
+            </w:r>
+            <w:proofErr w:type="spellEnd"/>
+            <w:r>
+              <w:rPr>
+                <w:rFonts w:ascii="Helvetica" w:eastAsia="Times New Roman" w:hAnsi="Helvetica" w:cs="Helvetica"/>
+                <w:color w:val="333333"/>
+                <w:sz w:val="21"/>
+                <w:szCs w:val="21"/>
+                <w:shd w:val="clear" w:color="auto" w:fill="FFFFFF"/>
+              </w:rPr>
+              <w:t>&gt;</w:t>
             </w:r>
             <w:r>
               <w:t xml:space="preserve"> </w:t>
@@ -4242,6 +5138,7 @@
               </w:rPr>
               <w:t xml:space="preserve">    </w:t>
             </w:r>
+            <w:proofErr w:type="spellStart"/>
             <w:r>
               <w:rPr>
                 <w:rFonts w:ascii="Helvetica" w:eastAsia="Times New Roman" w:hAnsi="Helvetica" w:cs="Helvetica"/>
@@ -4254,6 +5151,7 @@
               </w:rPr>
               <w:t>lw</w:t>
             </w:r>
+            <w:proofErr w:type="spellEnd"/>
             <w:r>
               <w:rPr>
                 <w:rFonts w:ascii="Helvetica" w:eastAsia="Times New Roman" w:hAnsi="Helvetica" w:cs="Helvetica"/>
@@ -4266,6 +5164,7 @@
               </w:rPr>
               <w:t xml:space="preserve"> </w:t>
             </w:r>
+            <w:proofErr w:type="spellStart"/>
             <w:r>
               <w:rPr>
                 <w:rFonts w:ascii="Helvetica" w:eastAsia="Times New Roman" w:hAnsi="Helvetica" w:cs="Helvetica"/>
@@ -4290,6 +5189,7 @@
               </w:rPr>
               <w:t>d</w:t>
             </w:r>
+            <w:proofErr w:type="spellEnd"/>
             <w:r>
               <w:rPr>
                 <w:rFonts w:ascii="Helvetica" w:eastAsia="Times New Roman" w:hAnsi="Helvetica" w:cs="Helvetica"/>
@@ -4314,6 +5214,7 @@
               </w:rPr>
               <w:t xml:space="preserve"> </w:t>
             </w:r>
+            <w:proofErr w:type="spellStart"/>
             <w:r>
               <w:rPr>
                 <w:rFonts w:ascii="Helvetica" w:eastAsia="Times New Roman" w:hAnsi="Helvetica" w:cs="Helvetica"/>
@@ -4326,6 +5227,7 @@
               </w:rPr>
               <w:t>imm</w:t>
             </w:r>
+            <w:proofErr w:type="spellEnd"/>
             <w:r>
               <w:rPr>
                 <w:rFonts w:ascii="Helvetica" w:eastAsia="Times New Roman" w:hAnsi="Helvetica" w:cs="Helvetica"/>
@@ -4348,8 +5250,9 @@
                 <w:szCs w:val="21"/>
                 <w:shd w:val="clear" w:color="auto" w:fill="FFFFFF"/>
               </w:rPr>
-              <w:t xml:space="preserve">        #  rd = </w:t>
-            </w:r>
+              <w:t xml:space="preserve">        </w:t>
+            </w:r>
+            <w:proofErr w:type="gramStart"/>
             <w:r>
               <w:rPr>
                 <w:rFonts w:ascii="Helvetica" w:eastAsia="Times New Roman" w:hAnsi="Helvetica" w:cs="Helvetica"/>
@@ -4360,8 +5263,9 @@
                 <w:szCs w:val="21"/>
                 <w:shd w:val="clear" w:color="auto" w:fill="FFFFFF"/>
               </w:rPr>
-              <w:t>memory[</w:t>
-            </w:r>
+              <w:t xml:space="preserve">#  </w:t>
+            </w:r>
+            <w:proofErr w:type="spellStart"/>
             <w:r>
               <w:rPr>
                 <w:rFonts w:ascii="Helvetica" w:eastAsia="Times New Roman" w:hAnsi="Helvetica" w:cs="Helvetica"/>
@@ -4372,8 +5276,10 @@
                 <w:szCs w:val="21"/>
                 <w:shd w:val="clear" w:color="auto" w:fill="FFFFFF"/>
               </w:rPr>
-              <w:t xml:space="preserve">rs1 + </w:t>
-            </w:r>
+              <w:t>rd</w:t>
+            </w:r>
+            <w:proofErr w:type="spellEnd"/>
+            <w:proofErr w:type="gramEnd"/>
             <w:r>
               <w:rPr>
                 <w:rFonts w:ascii="Helvetica" w:eastAsia="Times New Roman" w:hAnsi="Helvetica" w:cs="Helvetica"/>
@@ -4384,8 +5290,48 @@
                 <w:szCs w:val="21"/>
                 <w:shd w:val="clear" w:color="auto" w:fill="FFFFFF"/>
               </w:rPr>
+              <w:t xml:space="preserve"> = </w:t>
+            </w:r>
+            <w:proofErr w:type="gramStart"/>
+            <w:r>
+              <w:rPr>
+                <w:rFonts w:ascii="Helvetica" w:eastAsia="Times New Roman" w:hAnsi="Helvetica" w:cs="Helvetica"/>
+                <w:i/>
+                <w:iCs/>
+                <w:color w:val="333333"/>
+                <w:sz w:val="21"/>
+                <w:szCs w:val="21"/>
+                <w:shd w:val="clear" w:color="auto" w:fill="FFFFFF"/>
+              </w:rPr>
+              <w:t>memory[</w:t>
+            </w:r>
+            <w:proofErr w:type="gramEnd"/>
+            <w:r>
+              <w:rPr>
+                <w:rFonts w:ascii="Helvetica" w:eastAsia="Times New Roman" w:hAnsi="Helvetica" w:cs="Helvetica"/>
+                <w:i/>
+                <w:iCs/>
+                <w:color w:val="333333"/>
+                <w:sz w:val="21"/>
+                <w:szCs w:val="21"/>
+                <w:shd w:val="clear" w:color="auto" w:fill="FFFFFF"/>
+              </w:rPr>
+              <w:t xml:space="preserve">rs1 + </w:t>
+            </w:r>
+            <w:proofErr w:type="spellStart"/>
+            <w:r>
+              <w:rPr>
+                <w:rFonts w:ascii="Helvetica" w:eastAsia="Times New Roman" w:hAnsi="Helvetica" w:cs="Helvetica"/>
+                <w:i/>
+                <w:iCs/>
+                <w:color w:val="333333"/>
+                <w:sz w:val="21"/>
+                <w:szCs w:val="21"/>
+                <w:shd w:val="clear" w:color="auto" w:fill="FFFFFF"/>
+              </w:rPr>
               <w:t>imm</w:t>
             </w:r>
+            <w:proofErr w:type="spellEnd"/>
             <w:r>
               <w:rPr>
                 <w:rFonts w:ascii="Helvetica" w:eastAsia="Times New Roman" w:hAnsi="Helvetica" w:cs="Helvetica"/>
@@ -4419,15 +5365,27 @@
               </w:rPr>
               <w:t xml:space="preserve">         </w:t>
             </w:r>
-            <w:r>
-              <w:rPr>
-                <w:rFonts w:ascii="Helvetica" w:eastAsia="Times New Roman" w:hAnsi="Helvetica" w:cs="Helvetica"/>
-                <w:color w:val="333333"/>
-                <w:sz w:val="21"/>
-                <w:szCs w:val="21"/>
-                <w:shd w:val="clear" w:color="auto" w:fill="FFFFFF"/>
-              </w:rPr>
-              <w:t xml:space="preserve">rd: destination register </w:t>
+            <w:proofErr w:type="spellStart"/>
+            <w:r>
+              <w:rPr>
+                <w:rFonts w:ascii="Helvetica" w:eastAsia="Times New Roman" w:hAnsi="Helvetica" w:cs="Helvetica"/>
+                <w:color w:val="333333"/>
+                <w:sz w:val="21"/>
+                <w:szCs w:val="21"/>
+                <w:shd w:val="clear" w:color="auto" w:fill="FFFFFF"/>
+              </w:rPr>
+              <w:t>rd</w:t>
+            </w:r>
+            <w:proofErr w:type="spellEnd"/>
+            <w:r>
+              <w:rPr>
+                <w:rFonts w:ascii="Helvetica" w:eastAsia="Times New Roman" w:hAnsi="Helvetica" w:cs="Helvetica"/>
+                <w:color w:val="333333"/>
+                <w:sz w:val="21"/>
+                <w:szCs w:val="21"/>
+                <w:shd w:val="clear" w:color="auto" w:fill="FFFFFF"/>
+              </w:rPr>
+              <w:t xml:space="preserve">: destination register </w:t>
             </w:r>
           </w:p>
           <w:p>
@@ -4491,15 +5449,27 @@
               </w:rPr>
               <w:t xml:space="preserve">         </w:t>
             </w:r>
-            <w:r>
-              <w:rPr>
-                <w:rFonts w:ascii="Helvetica" w:eastAsia="Times New Roman" w:hAnsi="Helvetica" w:cs="Helvetica"/>
-                <w:color w:val="333333"/>
-                <w:sz w:val="21"/>
-                <w:szCs w:val="21"/>
-                <w:shd w:val="clear" w:color="auto" w:fill="FFFFFF"/>
-              </w:rPr>
-              <w:t>imm:</w:t>
+            <w:proofErr w:type="spellStart"/>
+            <w:r>
+              <w:rPr>
+                <w:rFonts w:ascii="Helvetica" w:eastAsia="Times New Roman" w:hAnsi="Helvetica" w:cs="Helvetica"/>
+                <w:color w:val="333333"/>
+                <w:sz w:val="21"/>
+                <w:szCs w:val="21"/>
+                <w:shd w:val="clear" w:color="auto" w:fill="FFFFFF"/>
+              </w:rPr>
+              <w:t>imm</w:t>
+            </w:r>
+            <w:proofErr w:type="spellEnd"/>
+            <w:r>
+              <w:rPr>
+                <w:rFonts w:ascii="Helvetica" w:eastAsia="Times New Roman" w:hAnsi="Helvetica" w:cs="Helvetica"/>
+                <w:color w:val="333333"/>
+                <w:sz w:val="21"/>
+                <w:szCs w:val="21"/>
+                <w:shd w:val="clear" w:color="auto" w:fill="FFFFFF"/>
+              </w:rPr>
+              <w:t>:</w:t>
             </w:r>
             <w:r>
               <w:rPr>
@@ -4573,7 +5543,29 @@
                 <w:szCs w:val="21"/>
                 <w:shd w:val="clear" w:color="auto" w:fill="FFFFFF"/>
               </w:rPr>
-              <w:t xml:space="preserve">    “&lt;12-bit imm&gt; &lt;5-bit rs1&gt;</w:t>
+              <w:t xml:space="preserve">    “&lt;12-bit </w:t>
+            </w:r>
+            <w:proofErr w:type="spellStart"/>
+            <w:r>
+              <w:rPr>
+                <w:rFonts w:ascii="Helvetica" w:eastAsia="Times New Roman" w:hAnsi="Helvetica" w:cs="Helvetica"/>
+                <w:color w:val="333333"/>
+                <w:sz w:val="21"/>
+                <w:szCs w:val="21"/>
+                <w:shd w:val="clear" w:color="auto" w:fill="FFFFFF"/>
+              </w:rPr>
+              <w:t>imm</w:t>
+            </w:r>
+            <w:proofErr w:type="spellEnd"/>
+            <w:r>
+              <w:rPr>
+                <w:rFonts w:ascii="Helvetica" w:eastAsia="Times New Roman" w:hAnsi="Helvetica" w:cs="Helvetica"/>
+                <w:color w:val="333333"/>
+                <w:sz w:val="21"/>
+                <w:szCs w:val="21"/>
+                <w:shd w:val="clear" w:color="auto" w:fill="FFFFFF"/>
+              </w:rPr>
+              <w:t>&gt; &lt;5-bit rs1&gt;</w:t>
             </w:r>
             <w:r>
               <w:t xml:space="preserve"> </w:t>
@@ -4586,7 +5578,29 @@
                 <w:szCs w:val="21"/>
                 <w:shd w:val="clear" w:color="auto" w:fill="FFFFFF"/>
               </w:rPr>
-              <w:t>&lt;3-bit funct3&gt; &lt;5-bit rd&gt;</w:t>
+              <w:t xml:space="preserve">&lt;3-bit funct3&gt; &lt;5-bit </w:t>
+            </w:r>
+            <w:proofErr w:type="spellStart"/>
+            <w:r>
+              <w:rPr>
+                <w:rFonts w:ascii="Helvetica" w:eastAsia="Times New Roman" w:hAnsi="Helvetica" w:cs="Helvetica"/>
+                <w:color w:val="333333"/>
+                <w:sz w:val="21"/>
+                <w:szCs w:val="21"/>
+                <w:shd w:val="clear" w:color="auto" w:fill="FFFFFF"/>
+              </w:rPr>
+              <w:t>rd</w:t>
+            </w:r>
+            <w:proofErr w:type="spellEnd"/>
+            <w:r>
+              <w:rPr>
+                <w:rFonts w:ascii="Helvetica" w:eastAsia="Times New Roman" w:hAnsi="Helvetica" w:cs="Helvetica"/>
+                <w:color w:val="333333"/>
+                <w:sz w:val="21"/>
+                <w:szCs w:val="21"/>
+                <w:shd w:val="clear" w:color="auto" w:fill="FFFFFF"/>
+              </w:rPr>
+              <w:t>&gt;</w:t>
             </w:r>
             <w:r>
               <w:t xml:space="preserve"> </w:t>
@@ -4869,6 +5883,7 @@
               </w:rPr>
               <w:t xml:space="preserve"> </w:t>
             </w:r>
+            <w:proofErr w:type="spellStart"/>
             <w:r>
               <w:rPr>
                 <w:rFonts w:ascii="Helvetica" w:eastAsia="Times New Roman" w:hAnsi="Helvetica" w:cs="Helvetica"/>
@@ -4881,6 +5896,7 @@
               </w:rPr>
               <w:t>bne</w:t>
             </w:r>
+            <w:proofErr w:type="spellEnd"/>
             <w:r>
               <w:rPr>
                 <w:rFonts w:ascii="Helvetica" w:eastAsia="Times New Roman" w:hAnsi="Helvetica" w:cs="Helvetica"/>
@@ -4915,8 +5931,9 @@
                 <w:szCs w:val="21"/>
                 <w:shd w:val="clear" w:color="auto" w:fill="FFFFFF"/>
               </w:rPr>
-              <w:t>, i</w:t>
-            </w:r>
+              <w:t xml:space="preserve">, </w:t>
+            </w:r>
+            <w:proofErr w:type="spellStart"/>
             <w:r>
               <w:rPr>
                 <w:rFonts w:ascii="Helvetica" w:eastAsia="Times New Roman" w:hAnsi="Helvetica" w:cs="Helvetica"/>
@@ -4927,7 +5944,7 @@
                 <w:szCs w:val="21"/>
                 <w:shd w:val="clear" w:color="auto" w:fill="FFFFFF"/>
               </w:rPr>
-              <w:t>mm</w:t>
+              <w:t>i</w:t>
             </w:r>
             <w:r>
               <w:rPr>
@@ -4939,8 +5956,9 @@
                 <w:szCs w:val="21"/>
                 <w:shd w:val="clear" w:color="auto" w:fill="FFFFFF"/>
               </w:rPr>
-              <w:t xml:space="preserve">        #  </w:t>
-            </w:r>
+              <w:t>mm</w:t>
+            </w:r>
+            <w:proofErr w:type="spellEnd"/>
             <w:r>
               <w:rPr>
                 <w:rFonts w:ascii="Helvetica" w:eastAsia="Times New Roman" w:hAnsi="Helvetica" w:cs="Helvetica"/>
@@ -4951,8 +5969,60 @@
                 <w:szCs w:val="21"/>
                 <w:shd w:val="clear" w:color="auto" w:fill="FFFFFF"/>
               </w:rPr>
-              <w:t>PC = PC + 4 + imm</w:t>
-            </w:r>
+              <w:t xml:space="preserve">        </w:t>
+            </w:r>
+            <w:proofErr w:type="gramStart"/>
+            <w:r>
+              <w:rPr>
+                <w:rFonts w:ascii="Helvetica" w:eastAsia="Times New Roman" w:hAnsi="Helvetica" w:cs="Helvetica"/>
+                <w:i/>
+                <w:iCs/>
+                <w:color w:val="333333"/>
+                <w:sz w:val="21"/>
+                <w:szCs w:val="21"/>
+                <w:shd w:val="clear" w:color="auto" w:fill="FFFFFF"/>
+              </w:rPr>
+              <w:t xml:space="preserve">#  </w:t>
+            </w:r>
+            <w:r>
+              <w:rPr>
+                <w:rFonts w:ascii="Helvetica" w:eastAsia="Times New Roman" w:hAnsi="Helvetica" w:cs="Helvetica"/>
+                <w:i/>
+                <w:iCs/>
+                <w:color w:val="333333"/>
+                <w:sz w:val="21"/>
+                <w:szCs w:val="21"/>
+                <w:shd w:val="clear" w:color="auto" w:fill="FFFFFF"/>
+              </w:rPr>
+              <w:t>PC</w:t>
+            </w:r>
+            <w:proofErr w:type="gramEnd"/>
+            <w:r>
+              <w:rPr>
+                <w:rFonts w:ascii="Helvetica" w:eastAsia="Times New Roman" w:hAnsi="Helvetica" w:cs="Helvetica"/>
+                <w:i/>
+                <w:iCs/>
+                <w:color w:val="333333"/>
+                <w:sz w:val="21"/>
+                <w:szCs w:val="21"/>
+                <w:shd w:val="clear" w:color="auto" w:fill="FFFFFF"/>
+              </w:rPr>
+              <w:t xml:space="preserve"> = PC + 4 + </w:t>
+            </w:r>
+            <w:proofErr w:type="spellStart"/>
+            <w:r>
+              <w:rPr>
+                <w:rFonts w:ascii="Helvetica" w:eastAsia="Times New Roman" w:hAnsi="Helvetica" w:cs="Helvetica"/>
+                <w:i/>
+                <w:iCs/>
+                <w:color w:val="333333"/>
+                <w:sz w:val="21"/>
+                <w:szCs w:val="21"/>
+                <w:shd w:val="clear" w:color="auto" w:fill="FFFFFF"/>
+              </w:rPr>
+              <w:t>imm</w:t>
+            </w:r>
+            <w:proofErr w:type="spellEnd"/>
             <w:r>
               <w:rPr>
                 <w:rFonts w:ascii="Helvetica" w:eastAsia="Times New Roman" w:hAnsi="Helvetica" w:cs="Helvetica"/>
@@ -4986,15 +6056,27 @@
               </w:rPr>
               <w:t xml:space="preserve">         </w:t>
             </w:r>
-            <w:r>
-              <w:rPr>
-                <w:rFonts w:ascii="Helvetica" w:eastAsia="Times New Roman" w:hAnsi="Helvetica" w:cs="Helvetica"/>
-                <w:color w:val="333333"/>
-                <w:sz w:val="21"/>
-                <w:szCs w:val="21"/>
-                <w:shd w:val="clear" w:color="auto" w:fill="FFFFFF"/>
-              </w:rPr>
-              <w:t>imm:</w:t>
+            <w:proofErr w:type="spellStart"/>
+            <w:r>
+              <w:rPr>
+                <w:rFonts w:ascii="Helvetica" w:eastAsia="Times New Roman" w:hAnsi="Helvetica" w:cs="Helvetica"/>
+                <w:color w:val="333333"/>
+                <w:sz w:val="21"/>
+                <w:szCs w:val="21"/>
+                <w:shd w:val="clear" w:color="auto" w:fill="FFFFFF"/>
+              </w:rPr>
+              <w:t>imm</w:t>
+            </w:r>
+            <w:proofErr w:type="spellEnd"/>
+            <w:r>
+              <w:rPr>
+                <w:rFonts w:ascii="Helvetica" w:eastAsia="Times New Roman" w:hAnsi="Helvetica" w:cs="Helvetica"/>
+                <w:color w:val="333333"/>
+                <w:sz w:val="21"/>
+                <w:szCs w:val="21"/>
+                <w:shd w:val="clear" w:color="auto" w:fill="FFFFFF"/>
+              </w:rPr>
+              <w:t>:</w:t>
             </w:r>
             <w:r>
               <w:rPr>
@@ -5027,7 +6109,6 @@
                 <w:szCs w:val="21"/>
                 <w:shd w:val="clear" w:color="auto" w:fill="FFFFFF"/>
               </w:rPr>
-              <w:lastRenderedPageBreak/>
               <w:t>Instruction Format</w:t>
             </w:r>
             <w:r>
@@ -5069,8 +6150,32 @@
                 <w:szCs w:val="21"/>
                 <w:shd w:val="clear" w:color="auto" w:fill="FFFFFF"/>
               </w:rPr>
-              <w:t>&lt;imm[1</w:t>
-            </w:r>
+              <w:t>&lt;</w:t>
+            </w:r>
+            <w:proofErr w:type="spellStart"/>
+            <w:proofErr w:type="gramStart"/>
+            <w:r>
+              <w:rPr>
+                <w:rFonts w:ascii="Helvetica" w:eastAsia="Times New Roman" w:hAnsi="Helvetica" w:cs="Helvetica"/>
+                <w:color w:val="333333"/>
+                <w:sz w:val="21"/>
+                <w:szCs w:val="21"/>
+                <w:shd w:val="clear" w:color="auto" w:fill="FFFFFF"/>
+              </w:rPr>
+              <w:t>imm</w:t>
+            </w:r>
+            <w:proofErr w:type="spellEnd"/>
+            <w:r>
+              <w:rPr>
+                <w:rFonts w:ascii="Helvetica" w:eastAsia="Times New Roman" w:hAnsi="Helvetica" w:cs="Helvetica"/>
+                <w:color w:val="333333"/>
+                <w:sz w:val="21"/>
+                <w:szCs w:val="21"/>
+                <w:shd w:val="clear" w:color="auto" w:fill="FFFFFF"/>
+              </w:rPr>
+              <w:t>[</w:t>
+            </w:r>
+            <w:proofErr w:type="gramEnd"/>
             <w:r>
               <w:rPr>
                 <w:rFonts w:ascii="Helvetica" w:eastAsia="Times New Roman" w:hAnsi="Helvetica" w:cs="Helvetica"/>
@@ -5089,6 +6194,16 @@
                 <w:szCs w:val="21"/>
                 <w:shd w:val="clear" w:color="auto" w:fill="FFFFFF"/>
               </w:rPr>
+              <w:t>1</w:t>
+            </w:r>
+            <w:r>
+              <w:rPr>
+                <w:rFonts w:ascii="Helvetica" w:eastAsia="Times New Roman" w:hAnsi="Helvetica" w:cs="Helvetica"/>
+                <w:color w:val="333333"/>
+                <w:sz w:val="21"/>
+                <w:szCs w:val="21"/>
+                <w:shd w:val="clear" w:color="auto" w:fill="FFFFFF"/>
+              </w:rPr>
               <w:t xml:space="preserve">]&gt; </w:t>
             </w:r>
             <w:r>
@@ -5099,8 +6214,32 @@
                 <w:szCs w:val="21"/>
                 <w:shd w:val="clear" w:color="auto" w:fill="FFFFFF"/>
               </w:rPr>
-              <w:t>&lt;imm[</w:t>
-            </w:r>
+              <w:t>&lt;</w:t>
+            </w:r>
+            <w:proofErr w:type="spellStart"/>
+            <w:proofErr w:type="gramStart"/>
+            <w:r>
+              <w:rPr>
+                <w:rFonts w:ascii="Helvetica" w:eastAsia="Times New Roman" w:hAnsi="Helvetica" w:cs="Helvetica"/>
+                <w:color w:val="333333"/>
+                <w:sz w:val="21"/>
+                <w:szCs w:val="21"/>
+                <w:shd w:val="clear" w:color="auto" w:fill="FFFFFF"/>
+              </w:rPr>
+              <w:t>imm</w:t>
+            </w:r>
+            <w:proofErr w:type="spellEnd"/>
+            <w:r>
+              <w:rPr>
+                <w:rFonts w:ascii="Helvetica" w:eastAsia="Times New Roman" w:hAnsi="Helvetica" w:cs="Helvetica"/>
+                <w:color w:val="333333"/>
+                <w:sz w:val="21"/>
+                <w:szCs w:val="21"/>
+                <w:shd w:val="clear" w:color="auto" w:fill="FFFFFF"/>
+              </w:rPr>
+              <w:t>[</w:t>
+            </w:r>
+            <w:proofErr w:type="gramEnd"/>
             <w:r>
               <w:rPr>
                 <w:rFonts w:ascii="Helvetica" w:eastAsia="Times New Roman" w:hAnsi="Helvetica" w:cs="Helvetica"/>
@@ -5165,8 +6304,32 @@
                 <w:szCs w:val="21"/>
                 <w:shd w:val="clear" w:color="auto" w:fill="FFFFFF"/>
               </w:rPr>
-              <w:t>&lt;3-bit funct3&gt; &lt;imm[</w:t>
-            </w:r>
+              <w:t>&lt;3-bit funct3&gt; &lt;</w:t>
+            </w:r>
+            <w:proofErr w:type="spellStart"/>
+            <w:proofErr w:type="gramStart"/>
+            <w:r>
+              <w:rPr>
+                <w:rFonts w:ascii="Helvetica" w:eastAsia="Times New Roman" w:hAnsi="Helvetica" w:cs="Helvetica"/>
+                <w:color w:val="333333"/>
+                <w:sz w:val="21"/>
+                <w:szCs w:val="21"/>
+                <w:shd w:val="clear" w:color="auto" w:fill="FFFFFF"/>
+              </w:rPr>
+              <w:t>imm</w:t>
+            </w:r>
+            <w:proofErr w:type="spellEnd"/>
+            <w:r>
+              <w:rPr>
+                <w:rFonts w:ascii="Helvetica" w:eastAsia="Times New Roman" w:hAnsi="Helvetica" w:cs="Helvetica"/>
+                <w:color w:val="333333"/>
+                <w:sz w:val="21"/>
+                <w:szCs w:val="21"/>
+                <w:shd w:val="clear" w:color="auto" w:fill="FFFFFF"/>
+              </w:rPr>
+              <w:t>[</w:t>
+            </w:r>
+            <w:proofErr w:type="gramEnd"/>
             <w:r>
               <w:rPr>
                 <w:rFonts w:ascii="Helvetica" w:eastAsia="Times New Roman" w:hAnsi="Helvetica" w:cs="Helvetica"/>
@@ -5226,7 +6389,41 @@
                 <w:szCs w:val="21"/>
                 <w:shd w:val="clear" w:color="auto" w:fill="FFFFFF"/>
               </w:rPr>
-              <w:t>&lt;imm[1</w:t>
+              <w:t>&lt;</w:t>
+            </w:r>
+            <w:proofErr w:type="spellStart"/>
+            <w:proofErr w:type="gramStart"/>
+            <w:r>
+              <w:rPr>
+                <w:rFonts w:ascii="Helvetica" w:eastAsia="Times New Roman" w:hAnsi="Helvetica" w:cs="Helvetica"/>
+                <w:color w:val="333333"/>
+                <w:sz w:val="21"/>
+                <w:szCs w:val="21"/>
+                <w:shd w:val="clear" w:color="auto" w:fill="FFFFFF"/>
+              </w:rPr>
+              <w:t>imm</w:t>
+            </w:r>
+            <w:proofErr w:type="spellEnd"/>
+            <w:r>
+              <w:rPr>
+                <w:rFonts w:ascii="Helvetica" w:eastAsia="Times New Roman" w:hAnsi="Helvetica" w:cs="Helvetica"/>
+                <w:color w:val="333333"/>
+                <w:sz w:val="21"/>
+                <w:szCs w:val="21"/>
+                <w:shd w:val="clear" w:color="auto" w:fill="FFFFFF"/>
+              </w:rPr>
+              <w:t>[</w:t>
+            </w:r>
+            <w:proofErr w:type="gramEnd"/>
+            <w:r>
+              <w:rPr>
+                <w:rFonts w:ascii="Helvetica" w:eastAsia="Times New Roman" w:hAnsi="Helvetica" w:cs="Helvetica"/>
+                <w:color w:val="333333"/>
+                <w:sz w:val="21"/>
+                <w:szCs w:val="21"/>
+                <w:shd w:val="clear" w:color="auto" w:fill="FFFFFF"/>
+              </w:rPr>
+              <w:t>1</w:t>
             </w:r>
             <w:r>
               <w:rPr>
@@ -5361,6 +6558,7 @@
                 <w:shd w:val="clear" w:color="auto" w:fill="FFFFFF"/>
               </w:rPr>
             </w:pPr>
+            <w:proofErr w:type="gramStart"/>
             <w:r>
               <w:rPr>
                 <w:rFonts w:ascii="Helvetica" w:hAnsi="Helvetica" w:cs="Helvetica"/>
@@ -5369,8 +6567,53 @@
                 <w:szCs w:val="21"/>
                 <w:shd w:val="clear" w:color="auto" w:fill="FFFFFF"/>
               </w:rPr>
-              <w:t>So the final PC = PC + 4 + (sign extend)(imm[</w:t>
-            </w:r>
+              <w:t>So</w:t>
+            </w:r>
+            <w:proofErr w:type="gramEnd"/>
+            <w:r>
+              <w:rPr>
+                <w:rFonts w:ascii="Helvetica" w:hAnsi="Helvetica" w:cs="Helvetica"/>
+                <w:color w:val="333333"/>
+                <w:sz w:val="21"/>
+                <w:szCs w:val="21"/>
+                <w:shd w:val="clear" w:color="auto" w:fill="FFFFFF"/>
+              </w:rPr>
+              <w:t xml:space="preserve"> the final PC = PC + 4 + (sign </w:t>
+            </w:r>
+            <w:proofErr w:type="gramStart"/>
+            <w:r>
+              <w:rPr>
+                <w:rFonts w:ascii="Helvetica" w:hAnsi="Helvetica" w:cs="Helvetica"/>
+                <w:color w:val="333333"/>
+                <w:sz w:val="21"/>
+                <w:szCs w:val="21"/>
+                <w:shd w:val="clear" w:color="auto" w:fill="FFFFFF"/>
+              </w:rPr>
+              <w:t>extend)(</w:t>
+            </w:r>
+            <w:proofErr w:type="spellStart"/>
+            <w:r>
+              <w:rPr>
+                <w:rFonts w:ascii="Helvetica" w:hAnsi="Helvetica" w:cs="Helvetica"/>
+                <w:color w:val="333333"/>
+                <w:sz w:val="21"/>
+                <w:szCs w:val="21"/>
+                <w:shd w:val="clear" w:color="auto" w:fill="FFFFFF"/>
+              </w:rPr>
+              <w:t>imm</w:t>
+            </w:r>
+            <w:proofErr w:type="spellEnd"/>
+            <w:r>
+              <w:rPr>
+                <w:rFonts w:ascii="Helvetica" w:hAnsi="Helvetica" w:cs="Helvetica"/>
+                <w:color w:val="333333"/>
+                <w:sz w:val="21"/>
+                <w:szCs w:val="21"/>
+                <w:shd w:val="clear" w:color="auto" w:fill="FFFFFF"/>
+              </w:rPr>
+              <w:t>[</w:t>
+            </w:r>
+            <w:proofErr w:type="gramEnd"/>
             <w:r>
               <w:rPr>
                 <w:rFonts w:ascii="Helvetica" w:hAnsi="Helvetica" w:cs="Helvetica"/>
@@ -5420,8 +6663,32 @@
                 <w:szCs w:val="21"/>
                 <w:shd w:val="clear" w:color="auto" w:fill="FFFFFF"/>
               </w:rPr>
-              <w:t>Note: for our implementation, imm[</w:t>
-            </w:r>
+              <w:t xml:space="preserve">Note: for our implementation, </w:t>
+            </w:r>
+            <w:proofErr w:type="spellStart"/>
+            <w:proofErr w:type="gramStart"/>
+            <w:r>
+              <w:rPr>
+                <w:rFonts w:ascii="Helvetica" w:hAnsi="Helvetica" w:cs="Helvetica"/>
+                <w:color w:val="333333"/>
+                <w:sz w:val="21"/>
+                <w:szCs w:val="21"/>
+                <w:shd w:val="clear" w:color="auto" w:fill="FFFFFF"/>
+              </w:rPr>
+              <w:t>imm</w:t>
+            </w:r>
+            <w:proofErr w:type="spellEnd"/>
+            <w:r>
+              <w:rPr>
+                <w:rFonts w:ascii="Helvetica" w:hAnsi="Helvetica" w:cs="Helvetica"/>
+                <w:color w:val="333333"/>
+                <w:sz w:val="21"/>
+                <w:szCs w:val="21"/>
+                <w:shd w:val="clear" w:color="auto" w:fill="FFFFFF"/>
+              </w:rPr>
+              <w:t>[</w:t>
+            </w:r>
+            <w:proofErr w:type="gramEnd"/>
             <w:r>
               <w:rPr>
                 <w:rFonts w:ascii="Helvetica" w:hAnsi="Helvetica" w:cs="Helvetica"/>
@@ -5533,6 +6800,27 @@
     </w:p>
     <w:p>
       <w:pPr>
+        <w:rPr>
+          <w:rFonts w:ascii="Helvetica" w:eastAsia="Times New Roman" w:hAnsi="Helvetica" w:cs="Helvetica"/>
+          <w:color w:val="333333"/>
+          <w:sz w:val="21"/>
+          <w:szCs w:val="21"/>
+          <w:shd w:val="clear" w:color="auto" w:fill="FFFFFF"/>
+        </w:rPr>
+      </w:pPr>
+      <w:r>
+        <w:rPr>
+          <w:rFonts w:ascii="Helvetica" w:eastAsia="Times New Roman" w:hAnsi="Helvetica" w:cs="Helvetica"/>
+          <w:color w:val="333333"/>
+          <w:sz w:val="21"/>
+          <w:szCs w:val="21"/>
+          <w:shd w:val="clear" w:color="auto" w:fill="FFFFFF"/>
+        </w:rPr>
+        <w:br w:type="page"/>
+      </w:r>
+    </w:p>
+    <w:p>
+      <w:pPr>
         <w:spacing w:after="0" w:line="240" w:lineRule="auto"/>
         <w:rPr>
           <w:rFonts w:ascii="Helvetica" w:eastAsia="Times New Roman" w:hAnsi="Helvetica" w:cs="Helvetica"/>
@@ -5551,6 +6839,7 @@
           <w:szCs w:val="21"/>
           <w:shd w:val="clear" w:color="auto" w:fill="FFFFFF"/>
         </w:rPr>
+        <w:lastRenderedPageBreak/>
         <w:t>Custom Instructions</w:t>
       </w:r>
       <w:r>
@@ -5561,7 +6850,29 @@
           <w:szCs w:val="21"/>
           <w:shd w:val="clear" w:color="auto" w:fill="FFFFFF"/>
         </w:rPr>
-        <w:t xml:space="preserve"> [replacing Psuedo-instructions]</w:t>
+        <w:t xml:space="preserve"> [replacing </w:t>
+      </w:r>
+      <w:proofErr w:type="spellStart"/>
+      <w:r>
+        <w:rPr>
+          <w:rFonts w:ascii="Helvetica" w:eastAsia="Times New Roman" w:hAnsi="Helvetica" w:cs="Helvetica"/>
+          <w:color w:val="333333"/>
+          <w:sz w:val="21"/>
+          <w:szCs w:val="21"/>
+          <w:shd w:val="clear" w:color="auto" w:fill="FFFFFF"/>
+        </w:rPr>
+        <w:t>Psuedo</w:t>
+      </w:r>
+      <w:proofErr w:type="spellEnd"/>
+      <w:r>
+        <w:rPr>
+          <w:rFonts w:ascii="Helvetica" w:eastAsia="Times New Roman" w:hAnsi="Helvetica" w:cs="Helvetica"/>
+          <w:color w:val="333333"/>
+          <w:sz w:val="21"/>
+          <w:szCs w:val="21"/>
+          <w:shd w:val="clear" w:color="auto" w:fill="FFFFFF"/>
+        </w:rPr>
+        <w:t>-instructions]</w:t>
       </w:r>
       <w:r>
         <w:rPr>
@@ -5683,8 +6994,20 @@
                 <w:szCs w:val="21"/>
                 <w:shd w:val="clear" w:color="auto" w:fill="FFFFFF"/>
               </w:rPr>
-              <w:t xml:space="preserve"> where</w:t>
-            </w:r>
+              <w:t xml:space="preserve"> </w:t>
+            </w:r>
+            <w:proofErr w:type="gramStart"/>
+            <w:r>
+              <w:rPr>
+                <w:rFonts w:ascii="Helvetica" w:eastAsia="Times New Roman" w:hAnsi="Helvetica" w:cs="Helvetica"/>
+                <w:color w:val="333333"/>
+                <w:sz w:val="21"/>
+                <w:szCs w:val="21"/>
+                <w:shd w:val="clear" w:color="auto" w:fill="FFFFFF"/>
+              </w:rPr>
+              <w:t>where</w:t>
+            </w:r>
+            <w:proofErr w:type="gramEnd"/>
           </w:p>
           <w:p>
             <w:pPr>
@@ -5776,6 +7099,7 @@
               </w:rPr>
               <w:t xml:space="preserve">     </w:t>
             </w:r>
+            <w:proofErr w:type="spellStart"/>
             <w:r>
               <w:rPr>
                 <w:rFonts w:ascii="Helvetica" w:eastAsia="Times New Roman" w:hAnsi="Helvetica" w:cs="Helvetica"/>
@@ -5786,8 +7110,9 @@
                 <w:szCs w:val="21"/>
                 <w:shd w:val="clear" w:color="auto" w:fill="FFFFFF"/>
               </w:rPr>
-              <w:t>jal rd, imm</w:t>
-            </w:r>
+              <w:t>jal</w:t>
+            </w:r>
+            <w:proofErr w:type="spellEnd"/>
             <w:r>
               <w:rPr>
                 <w:rFonts w:ascii="Helvetica" w:eastAsia="Times New Roman" w:hAnsi="Helvetica" w:cs="Helvetica"/>
@@ -5798,8 +7123,9 @@
                 <w:szCs w:val="21"/>
                 <w:shd w:val="clear" w:color="auto" w:fill="FFFFFF"/>
               </w:rPr>
-              <w:t xml:space="preserve">  # jump to PC = PC + 4 +</w:t>
-            </w:r>
+              <w:t xml:space="preserve"> </w:t>
+            </w:r>
+            <w:proofErr w:type="spellStart"/>
             <w:r>
               <w:rPr>
                 <w:rFonts w:ascii="Helvetica" w:eastAsia="Times New Roman" w:hAnsi="Helvetica" w:cs="Helvetica"/>
@@ -5810,8 +7136,9 @@
                 <w:szCs w:val="21"/>
                 <w:shd w:val="clear" w:color="auto" w:fill="FFFFFF"/>
               </w:rPr>
-              <w:t xml:space="preserve"> (sign extend)</w:t>
-            </w:r>
+              <w:t>rd</w:t>
+            </w:r>
+            <w:proofErr w:type="spellEnd"/>
             <w:r>
               <w:rPr>
                 <w:rFonts w:ascii="Helvetica" w:eastAsia="Times New Roman" w:hAnsi="Helvetica" w:cs="Helvetica"/>
@@ -5822,8 +7149,86 @@
                 <w:szCs w:val="21"/>
                 <w:shd w:val="clear" w:color="auto" w:fill="FFFFFF"/>
               </w:rPr>
-              <w:t xml:space="preserve"> imm</w:t>
-            </w:r>
+              <w:t xml:space="preserve">, </w:t>
+            </w:r>
+            <w:proofErr w:type="spellStart"/>
+            <w:proofErr w:type="gramStart"/>
+            <w:r>
+              <w:rPr>
+                <w:rFonts w:ascii="Helvetica" w:eastAsia="Times New Roman" w:hAnsi="Helvetica" w:cs="Helvetica"/>
+                <w:i/>
+                <w:iCs/>
+                <w:color w:val="333333"/>
+                <w:sz w:val="21"/>
+                <w:szCs w:val="21"/>
+                <w:shd w:val="clear" w:color="auto" w:fill="FFFFFF"/>
+              </w:rPr>
+              <w:t>imm</w:t>
+            </w:r>
+            <w:proofErr w:type="spellEnd"/>
+            <w:r>
+              <w:rPr>
+                <w:rFonts w:ascii="Helvetica" w:eastAsia="Times New Roman" w:hAnsi="Helvetica" w:cs="Helvetica"/>
+                <w:i/>
+                <w:iCs/>
+                <w:color w:val="333333"/>
+                <w:sz w:val="21"/>
+                <w:szCs w:val="21"/>
+                <w:shd w:val="clear" w:color="auto" w:fill="FFFFFF"/>
+              </w:rPr>
+              <w:t xml:space="preserve">  #</w:t>
+            </w:r>
+            <w:proofErr w:type="gramEnd"/>
+            <w:r>
+              <w:rPr>
+                <w:rFonts w:ascii="Helvetica" w:eastAsia="Times New Roman" w:hAnsi="Helvetica" w:cs="Helvetica"/>
+                <w:i/>
+                <w:iCs/>
+                <w:color w:val="333333"/>
+                <w:sz w:val="21"/>
+                <w:szCs w:val="21"/>
+                <w:shd w:val="clear" w:color="auto" w:fill="FFFFFF"/>
+              </w:rPr>
+              <w:t xml:space="preserve"> jump to PC = PC + 4 +</w:t>
+            </w:r>
+            <w:r>
+              <w:rPr>
+                <w:rFonts w:ascii="Helvetica" w:eastAsia="Times New Roman" w:hAnsi="Helvetica" w:cs="Helvetica"/>
+                <w:i/>
+                <w:iCs/>
+                <w:color w:val="333333"/>
+                <w:sz w:val="21"/>
+                <w:szCs w:val="21"/>
+                <w:shd w:val="clear" w:color="auto" w:fill="FFFFFF"/>
+              </w:rPr>
+              <w:t xml:space="preserve"> (sign extend)</w:t>
+            </w:r>
+            <w:r>
+              <w:rPr>
+                <w:rFonts w:ascii="Helvetica" w:eastAsia="Times New Roman" w:hAnsi="Helvetica" w:cs="Helvetica"/>
+                <w:i/>
+                <w:iCs/>
+                <w:color w:val="333333"/>
+                <w:sz w:val="21"/>
+                <w:szCs w:val="21"/>
+                <w:shd w:val="clear" w:color="auto" w:fill="FFFFFF"/>
+              </w:rPr>
+              <w:t xml:space="preserve"> </w:t>
+            </w:r>
+            <w:proofErr w:type="spellStart"/>
+            <w:r>
+              <w:rPr>
+                <w:rFonts w:ascii="Helvetica" w:eastAsia="Times New Roman" w:hAnsi="Helvetica" w:cs="Helvetica"/>
+                <w:i/>
+                <w:iCs/>
+                <w:color w:val="333333"/>
+                <w:sz w:val="21"/>
+                <w:szCs w:val="21"/>
+                <w:shd w:val="clear" w:color="auto" w:fill="FFFFFF"/>
+              </w:rPr>
+              <w:t>imm</w:t>
+            </w:r>
+            <w:proofErr w:type="spellEnd"/>
           </w:p>
           <w:p>
             <w:pPr>
@@ -5964,6 +7369,7 @@
               </w:rPr>
               <w:t xml:space="preserve"> </w:t>
             </w:r>
+            <w:proofErr w:type="spellStart"/>
             <w:r>
               <w:rPr>
                 <w:rFonts w:ascii="Helvetica" w:eastAsia="Times New Roman" w:hAnsi="Helvetica" w:cs="Helvetica"/>
@@ -5976,6 +7382,7 @@
               </w:rPr>
               <w:t>imm</w:t>
             </w:r>
+            <w:proofErr w:type="spellEnd"/>
             <w:r>
               <w:rPr>
                 <w:rFonts w:ascii="Helvetica" w:eastAsia="Times New Roman" w:hAnsi="Helvetica" w:cs="Helvetica"/>
@@ -5986,8 +7393,9 @@
                 <w:szCs w:val="21"/>
                 <w:shd w:val="clear" w:color="auto" w:fill="FFFFFF"/>
               </w:rPr>
-              <w:t xml:space="preserve">        #  </w:t>
-            </w:r>
+              <w:t xml:space="preserve">        </w:t>
+            </w:r>
+            <w:proofErr w:type="gramStart"/>
             <w:r>
               <w:rPr>
                 <w:rFonts w:ascii="Helvetica" w:eastAsia="Times New Roman" w:hAnsi="Helvetica" w:cs="Helvetica"/>
@@ -5998,7 +7406,7 @@
                 <w:szCs w:val="21"/>
                 <w:shd w:val="clear" w:color="auto" w:fill="FFFFFF"/>
               </w:rPr>
-              <w:t xml:space="preserve">PC = PC + 4 + </w:t>
+              <w:t xml:space="preserve">#  </w:t>
             </w:r>
             <w:r>
               <w:rPr>
@@ -6010,8 +7418,35 @@
                 <w:szCs w:val="21"/>
                 <w:shd w:val="clear" w:color="auto" w:fill="FFFFFF"/>
               </w:rPr>
+              <w:t>PC</w:t>
+            </w:r>
+            <w:proofErr w:type="gramEnd"/>
+            <w:r>
+              <w:rPr>
+                <w:rFonts w:ascii="Helvetica" w:eastAsia="Times New Roman" w:hAnsi="Helvetica" w:cs="Helvetica"/>
+                <w:i/>
+                <w:iCs/>
+                <w:color w:val="333333"/>
+                <w:sz w:val="21"/>
+                <w:szCs w:val="21"/>
+                <w:shd w:val="clear" w:color="auto" w:fill="FFFFFF"/>
+              </w:rPr>
+              <w:t xml:space="preserve"> = PC + 4 + </w:t>
+            </w:r>
+            <w:proofErr w:type="spellStart"/>
+            <w:r>
+              <w:rPr>
+                <w:rFonts w:ascii="Helvetica" w:eastAsia="Times New Roman" w:hAnsi="Helvetica" w:cs="Helvetica"/>
+                <w:i/>
+                <w:iCs/>
+                <w:color w:val="333333"/>
+                <w:sz w:val="21"/>
+                <w:szCs w:val="21"/>
+                <w:shd w:val="clear" w:color="auto" w:fill="FFFFFF"/>
+              </w:rPr>
               <w:t>imm</w:t>
             </w:r>
+            <w:proofErr w:type="spellEnd"/>
           </w:p>
           <w:p>
             <w:pPr>
@@ -6033,15 +7468,27 @@
               </w:rPr>
               <w:t xml:space="preserve">         </w:t>
             </w:r>
-            <w:r>
-              <w:rPr>
-                <w:rFonts w:ascii="Helvetica" w:eastAsia="Times New Roman" w:hAnsi="Helvetica" w:cs="Helvetica"/>
-                <w:color w:val="333333"/>
-                <w:sz w:val="21"/>
-                <w:szCs w:val="21"/>
-                <w:shd w:val="clear" w:color="auto" w:fill="FFFFFF"/>
-              </w:rPr>
-              <w:t>imm:</w:t>
+            <w:proofErr w:type="spellStart"/>
+            <w:r>
+              <w:rPr>
+                <w:rFonts w:ascii="Helvetica" w:eastAsia="Times New Roman" w:hAnsi="Helvetica" w:cs="Helvetica"/>
+                <w:color w:val="333333"/>
+                <w:sz w:val="21"/>
+                <w:szCs w:val="21"/>
+                <w:shd w:val="clear" w:color="auto" w:fill="FFFFFF"/>
+              </w:rPr>
+              <w:t>imm</w:t>
+            </w:r>
+            <w:proofErr w:type="spellEnd"/>
+            <w:r>
+              <w:rPr>
+                <w:rFonts w:ascii="Helvetica" w:eastAsia="Times New Roman" w:hAnsi="Helvetica" w:cs="Helvetica"/>
+                <w:color w:val="333333"/>
+                <w:sz w:val="21"/>
+                <w:szCs w:val="21"/>
+                <w:shd w:val="clear" w:color="auto" w:fill="FFFFFF"/>
+              </w:rPr>
+              <w:t>:</w:t>
             </w:r>
             <w:r>
               <w:rPr>
@@ -6115,17 +7562,41 @@
                 <w:szCs w:val="21"/>
                 <w:shd w:val="clear" w:color="auto" w:fill="FFFFFF"/>
               </w:rPr>
-              <w:t xml:space="preserve">    “&lt;imm</w:t>
-            </w:r>
-            <w:r>
-              <w:rPr>
-                <w:rFonts w:ascii="Helvetica" w:eastAsia="Times New Roman" w:hAnsi="Helvetica" w:cs="Helvetica"/>
-                <w:color w:val="333333"/>
-                <w:sz w:val="21"/>
-                <w:szCs w:val="21"/>
-                <w:shd w:val="clear" w:color="auto" w:fill="FFFFFF"/>
-              </w:rPr>
-              <w:t>[20]</w:t>
+              <w:t xml:space="preserve">    “&lt;</w:t>
+            </w:r>
+            <w:proofErr w:type="spellStart"/>
+            <w:proofErr w:type="gramStart"/>
+            <w:r>
+              <w:rPr>
+                <w:rFonts w:ascii="Helvetica" w:eastAsia="Times New Roman" w:hAnsi="Helvetica" w:cs="Helvetica"/>
+                <w:color w:val="333333"/>
+                <w:sz w:val="21"/>
+                <w:szCs w:val="21"/>
+                <w:shd w:val="clear" w:color="auto" w:fill="FFFFFF"/>
+              </w:rPr>
+              <w:t>imm</w:t>
+            </w:r>
+            <w:proofErr w:type="spellEnd"/>
+            <w:r>
+              <w:rPr>
+                <w:rFonts w:ascii="Helvetica" w:eastAsia="Times New Roman" w:hAnsi="Helvetica" w:cs="Helvetica"/>
+                <w:color w:val="333333"/>
+                <w:sz w:val="21"/>
+                <w:szCs w:val="21"/>
+                <w:shd w:val="clear" w:color="auto" w:fill="FFFFFF"/>
+              </w:rPr>
+              <w:t>[</w:t>
+            </w:r>
+            <w:proofErr w:type="gramEnd"/>
+            <w:r>
+              <w:rPr>
+                <w:rFonts w:ascii="Helvetica" w:eastAsia="Times New Roman" w:hAnsi="Helvetica" w:cs="Helvetica"/>
+                <w:color w:val="333333"/>
+                <w:sz w:val="21"/>
+                <w:szCs w:val="21"/>
+                <w:shd w:val="clear" w:color="auto" w:fill="FFFFFF"/>
+              </w:rPr>
+              <w:t>20]</w:t>
             </w:r>
             <w:r>
               <w:rPr>
@@ -6145,7 +7616,41 @@
                 <w:szCs w:val="21"/>
                 <w:shd w:val="clear" w:color="auto" w:fill="FFFFFF"/>
               </w:rPr>
-              <w:t>&lt;imm[10</w:t>
+              <w:t>&lt;</w:t>
+            </w:r>
+            <w:proofErr w:type="spellStart"/>
+            <w:proofErr w:type="gramStart"/>
+            <w:r>
+              <w:rPr>
+                <w:rFonts w:ascii="Helvetica" w:eastAsia="Times New Roman" w:hAnsi="Helvetica" w:cs="Helvetica"/>
+                <w:color w:val="333333"/>
+                <w:sz w:val="21"/>
+                <w:szCs w:val="21"/>
+                <w:shd w:val="clear" w:color="auto" w:fill="FFFFFF"/>
+              </w:rPr>
+              <w:t>imm</w:t>
+            </w:r>
+            <w:proofErr w:type="spellEnd"/>
+            <w:r>
+              <w:rPr>
+                <w:rFonts w:ascii="Helvetica" w:eastAsia="Times New Roman" w:hAnsi="Helvetica" w:cs="Helvetica"/>
+                <w:color w:val="333333"/>
+                <w:sz w:val="21"/>
+                <w:szCs w:val="21"/>
+                <w:shd w:val="clear" w:color="auto" w:fill="FFFFFF"/>
+              </w:rPr>
+              <w:t>[</w:t>
+            </w:r>
+            <w:proofErr w:type="gramEnd"/>
+            <w:r>
+              <w:rPr>
+                <w:rFonts w:ascii="Helvetica" w:eastAsia="Times New Roman" w:hAnsi="Helvetica" w:cs="Helvetica"/>
+                <w:color w:val="333333"/>
+                <w:sz w:val="21"/>
+                <w:szCs w:val="21"/>
+                <w:shd w:val="clear" w:color="auto" w:fill="FFFFFF"/>
+              </w:rPr>
+              <w:t>10</w:t>
             </w:r>
             <w:r>
               <w:rPr>
@@ -6175,27 +7680,117 @@
                 <w:szCs w:val="21"/>
                 <w:shd w:val="clear" w:color="auto" w:fill="FFFFFF"/>
               </w:rPr>
-              <w:t>&lt;imm[11]&gt;</w:t>
-            </w:r>
-            <w:r>
-              <w:rPr>
-                <w:rFonts w:ascii="Helvetica" w:eastAsia="Times New Roman" w:hAnsi="Helvetica" w:cs="Helvetica"/>
-                <w:color w:val="333333"/>
-                <w:sz w:val="21"/>
-                <w:szCs w:val="21"/>
-                <w:shd w:val="clear" w:color="auto" w:fill="FFFFFF"/>
-              </w:rPr>
-              <w:t xml:space="preserve"> &lt;imm[19:12]&gt;</w:t>
-            </w:r>
-            <w:r>
-              <w:rPr>
-                <w:rFonts w:ascii="Helvetica" w:eastAsia="Times New Roman" w:hAnsi="Helvetica" w:cs="Helvetica"/>
-                <w:color w:val="333333"/>
-                <w:sz w:val="21"/>
-                <w:szCs w:val="21"/>
-                <w:shd w:val="clear" w:color="auto" w:fill="FFFFFF"/>
-              </w:rPr>
-              <w:t>&lt;5-bit rd&gt;</w:t>
+              <w:t>&lt;</w:t>
+            </w:r>
+            <w:proofErr w:type="spellStart"/>
+            <w:proofErr w:type="gramStart"/>
+            <w:r>
+              <w:rPr>
+                <w:rFonts w:ascii="Helvetica" w:eastAsia="Times New Roman" w:hAnsi="Helvetica" w:cs="Helvetica"/>
+                <w:color w:val="333333"/>
+                <w:sz w:val="21"/>
+                <w:szCs w:val="21"/>
+                <w:shd w:val="clear" w:color="auto" w:fill="FFFFFF"/>
+              </w:rPr>
+              <w:t>imm</w:t>
+            </w:r>
+            <w:proofErr w:type="spellEnd"/>
+            <w:r>
+              <w:rPr>
+                <w:rFonts w:ascii="Helvetica" w:eastAsia="Times New Roman" w:hAnsi="Helvetica" w:cs="Helvetica"/>
+                <w:color w:val="333333"/>
+                <w:sz w:val="21"/>
+                <w:szCs w:val="21"/>
+                <w:shd w:val="clear" w:color="auto" w:fill="FFFFFF"/>
+              </w:rPr>
+              <w:t>[</w:t>
+            </w:r>
+            <w:proofErr w:type="gramEnd"/>
+            <w:r>
+              <w:rPr>
+                <w:rFonts w:ascii="Helvetica" w:eastAsia="Times New Roman" w:hAnsi="Helvetica" w:cs="Helvetica"/>
+                <w:color w:val="333333"/>
+                <w:sz w:val="21"/>
+                <w:szCs w:val="21"/>
+                <w:shd w:val="clear" w:color="auto" w:fill="FFFFFF"/>
+              </w:rPr>
+              <w:t>11]&gt;</w:t>
+            </w:r>
+            <w:r>
+              <w:rPr>
+                <w:rFonts w:ascii="Helvetica" w:eastAsia="Times New Roman" w:hAnsi="Helvetica" w:cs="Helvetica"/>
+                <w:color w:val="333333"/>
+                <w:sz w:val="21"/>
+                <w:szCs w:val="21"/>
+                <w:shd w:val="clear" w:color="auto" w:fill="FFFFFF"/>
+              </w:rPr>
+              <w:t xml:space="preserve"> &lt;</w:t>
+            </w:r>
+            <w:proofErr w:type="spellStart"/>
+            <w:proofErr w:type="gramStart"/>
+            <w:r>
+              <w:rPr>
+                <w:rFonts w:ascii="Helvetica" w:eastAsia="Times New Roman" w:hAnsi="Helvetica" w:cs="Helvetica"/>
+                <w:color w:val="333333"/>
+                <w:sz w:val="21"/>
+                <w:szCs w:val="21"/>
+                <w:shd w:val="clear" w:color="auto" w:fill="FFFFFF"/>
+              </w:rPr>
+              <w:t>imm</w:t>
+            </w:r>
+            <w:proofErr w:type="spellEnd"/>
+            <w:r>
+              <w:rPr>
+                <w:rFonts w:ascii="Helvetica" w:eastAsia="Times New Roman" w:hAnsi="Helvetica" w:cs="Helvetica"/>
+                <w:color w:val="333333"/>
+                <w:sz w:val="21"/>
+                <w:szCs w:val="21"/>
+                <w:shd w:val="clear" w:color="auto" w:fill="FFFFFF"/>
+              </w:rPr>
+              <w:t>[</w:t>
+            </w:r>
+            <w:proofErr w:type="gramEnd"/>
+            <w:r>
+              <w:rPr>
+                <w:rFonts w:ascii="Helvetica" w:eastAsia="Times New Roman" w:hAnsi="Helvetica" w:cs="Helvetica"/>
+                <w:color w:val="333333"/>
+                <w:sz w:val="21"/>
+                <w:szCs w:val="21"/>
+                <w:shd w:val="clear" w:color="auto" w:fill="FFFFFF"/>
+              </w:rPr>
+              <w:t>19:12]&gt;</w:t>
+            </w:r>
+            <w:r>
+              <w:rPr>
+                <w:rFonts w:ascii="Helvetica" w:eastAsia="Times New Roman" w:hAnsi="Helvetica" w:cs="Helvetica"/>
+                <w:color w:val="333333"/>
+                <w:sz w:val="21"/>
+                <w:szCs w:val="21"/>
+                <w:shd w:val="clear" w:color="auto" w:fill="FFFFFF"/>
+              </w:rPr>
+              <w:t xml:space="preserve">&lt;5-bit </w:t>
+            </w:r>
+            <w:proofErr w:type="spellStart"/>
+            <w:r>
+              <w:rPr>
+                <w:rFonts w:ascii="Helvetica" w:eastAsia="Times New Roman" w:hAnsi="Helvetica" w:cs="Helvetica"/>
+                <w:color w:val="333333"/>
+                <w:sz w:val="21"/>
+                <w:szCs w:val="21"/>
+                <w:shd w:val="clear" w:color="auto" w:fill="FFFFFF"/>
+              </w:rPr>
+              <w:t>rd</w:t>
+            </w:r>
+            <w:proofErr w:type="spellEnd"/>
+            <w:r>
+              <w:rPr>
+                <w:rFonts w:ascii="Helvetica" w:eastAsia="Times New Roman" w:hAnsi="Helvetica" w:cs="Helvetica"/>
+                <w:color w:val="333333"/>
+                <w:sz w:val="21"/>
+                <w:szCs w:val="21"/>
+                <w:shd w:val="clear" w:color="auto" w:fill="FFFFFF"/>
+              </w:rPr>
+              <w:t>&gt;</w:t>
             </w:r>
             <w:r>
               <w:t xml:space="preserve"> </w:t>
@@ -6231,15 +7826,27 @@
               </w:rPr>
               <w:t xml:space="preserve">    </w:t>
             </w:r>
-            <w:r>
-              <w:rPr>
-                <w:rFonts w:ascii="Helvetica" w:eastAsia="Times New Roman" w:hAnsi="Helvetica" w:cs="Helvetica"/>
-                <w:color w:val="333333"/>
-                <w:sz w:val="21"/>
-                <w:szCs w:val="21"/>
-                <w:shd w:val="clear" w:color="auto" w:fill="FFFFFF"/>
-              </w:rPr>
-              <w:t>rd = not used</w:t>
+            <w:proofErr w:type="spellStart"/>
+            <w:r>
+              <w:rPr>
+                <w:rFonts w:ascii="Helvetica" w:eastAsia="Times New Roman" w:hAnsi="Helvetica" w:cs="Helvetica"/>
+                <w:color w:val="333333"/>
+                <w:sz w:val="21"/>
+                <w:szCs w:val="21"/>
+                <w:shd w:val="clear" w:color="auto" w:fill="FFFFFF"/>
+              </w:rPr>
+              <w:t>rd</w:t>
+            </w:r>
+            <w:proofErr w:type="spellEnd"/>
+            <w:r>
+              <w:rPr>
+                <w:rFonts w:ascii="Helvetica" w:eastAsia="Times New Roman" w:hAnsi="Helvetica" w:cs="Helvetica"/>
+                <w:color w:val="333333"/>
+                <w:sz w:val="21"/>
+                <w:szCs w:val="21"/>
+                <w:shd w:val="clear" w:color="auto" w:fill="FFFFFF"/>
+              </w:rPr>
+              <w:t xml:space="preserve"> = not used</w:t>
             </w:r>
             <w:r>
               <w:rPr>
@@ -6323,6 +7930,7 @@
                 <w:shd w:val="clear" w:color="auto" w:fill="FFFFFF"/>
               </w:rPr>
             </w:pPr>
+            <w:proofErr w:type="gramStart"/>
             <w:r>
               <w:rPr>
                 <w:rFonts w:ascii="Helvetica" w:hAnsi="Helvetica" w:cs="Helvetica"/>
@@ -6331,8 +7939,9 @@
                 <w:szCs w:val="21"/>
                 <w:shd w:val="clear" w:color="auto" w:fill="FFFFFF"/>
               </w:rPr>
-              <w:t>So the final PC = PC + 4 + (sign extend)(imm</w:t>
-            </w:r>
+              <w:t>So</w:t>
+            </w:r>
+            <w:proofErr w:type="gramEnd"/>
             <w:r>
               <w:rPr>
                 <w:rFonts w:ascii="Helvetica" w:hAnsi="Helvetica" w:cs="Helvetica"/>
@@ -6341,7 +7950,51 @@
                 <w:szCs w:val="21"/>
                 <w:shd w:val="clear" w:color="auto" w:fill="FFFFFF"/>
               </w:rPr>
-              <w:t>[20:1])</w:t>
+              <w:t xml:space="preserve"> the final PC = PC + 4 + (sign </w:t>
+            </w:r>
+            <w:proofErr w:type="gramStart"/>
+            <w:r>
+              <w:rPr>
+                <w:rFonts w:ascii="Helvetica" w:hAnsi="Helvetica" w:cs="Helvetica"/>
+                <w:color w:val="333333"/>
+                <w:sz w:val="21"/>
+                <w:szCs w:val="21"/>
+                <w:shd w:val="clear" w:color="auto" w:fill="FFFFFF"/>
+              </w:rPr>
+              <w:t>extend)(</w:t>
+            </w:r>
+            <w:proofErr w:type="spellStart"/>
+            <w:r>
+              <w:rPr>
+                <w:rFonts w:ascii="Helvetica" w:hAnsi="Helvetica" w:cs="Helvetica"/>
+                <w:color w:val="333333"/>
+                <w:sz w:val="21"/>
+                <w:szCs w:val="21"/>
+                <w:shd w:val="clear" w:color="auto" w:fill="FFFFFF"/>
+              </w:rPr>
+              <w:t>imm</w:t>
+            </w:r>
+            <w:proofErr w:type="spellEnd"/>
+            <w:r>
+              <w:rPr>
+                <w:rFonts w:ascii="Helvetica" w:hAnsi="Helvetica" w:cs="Helvetica"/>
+                <w:color w:val="333333"/>
+                <w:sz w:val="21"/>
+                <w:szCs w:val="21"/>
+                <w:shd w:val="clear" w:color="auto" w:fill="FFFFFF"/>
+              </w:rPr>
+              <w:t>[</w:t>
+            </w:r>
+            <w:proofErr w:type="gramEnd"/>
+            <w:r>
+              <w:rPr>
+                <w:rFonts w:ascii="Helvetica" w:hAnsi="Helvetica" w:cs="Helvetica"/>
+                <w:color w:val="333333"/>
+                <w:sz w:val="21"/>
+                <w:szCs w:val="21"/>
+                <w:shd w:val="clear" w:color="auto" w:fill="FFFFFF"/>
+              </w:rPr>
+              <w:t>20:1])</w:t>
             </w:r>
           </w:p>
           <w:p>
@@ -6362,7 +8015,41 @@
                 <w:szCs w:val="21"/>
                 <w:shd w:val="clear" w:color="auto" w:fill="FFFFFF"/>
               </w:rPr>
-              <w:t>Note: for our implementation, imm[20:1] points to a byte</w:t>
+              <w:t xml:space="preserve">Note: for our implementation, </w:t>
+            </w:r>
+            <w:proofErr w:type="spellStart"/>
+            <w:proofErr w:type="gramStart"/>
+            <w:r>
+              <w:rPr>
+                <w:rFonts w:ascii="Helvetica" w:hAnsi="Helvetica" w:cs="Helvetica"/>
+                <w:color w:val="333333"/>
+                <w:sz w:val="21"/>
+                <w:szCs w:val="21"/>
+                <w:shd w:val="clear" w:color="auto" w:fill="FFFFFF"/>
+              </w:rPr>
+              <w:t>imm</w:t>
+            </w:r>
+            <w:proofErr w:type="spellEnd"/>
+            <w:r>
+              <w:rPr>
+                <w:rFonts w:ascii="Helvetica" w:hAnsi="Helvetica" w:cs="Helvetica"/>
+                <w:color w:val="333333"/>
+                <w:sz w:val="21"/>
+                <w:szCs w:val="21"/>
+                <w:shd w:val="clear" w:color="auto" w:fill="FFFFFF"/>
+              </w:rPr>
+              <w:t>[</w:t>
+            </w:r>
+            <w:proofErr w:type="gramEnd"/>
+            <w:r>
+              <w:rPr>
+                <w:rFonts w:ascii="Helvetica" w:hAnsi="Helvetica" w:cs="Helvetica"/>
+                <w:color w:val="333333"/>
+                <w:sz w:val="21"/>
+                <w:szCs w:val="21"/>
+                <w:shd w:val="clear" w:color="auto" w:fill="FFFFFF"/>
+              </w:rPr>
+              <w:t>20:1] points to a byte</w:t>
             </w:r>
             <w:r>
               <w:rPr>
@@ -6468,8 +8155,20 @@
                 <w:szCs w:val="21"/>
                 <w:shd w:val="clear" w:color="auto" w:fill="FFFFFF"/>
               </w:rPr>
-              <w:t xml:space="preserve"> where</w:t>
-            </w:r>
+              <w:t xml:space="preserve"> </w:t>
+            </w:r>
+            <w:proofErr w:type="gramStart"/>
+            <w:r>
+              <w:rPr>
+                <w:rFonts w:ascii="Helvetica" w:eastAsia="Times New Roman" w:hAnsi="Helvetica" w:cs="Helvetica"/>
+                <w:color w:val="333333"/>
+                <w:sz w:val="21"/>
+                <w:szCs w:val="21"/>
+                <w:shd w:val="clear" w:color="auto" w:fill="FFFFFF"/>
+              </w:rPr>
+              <w:t>where</w:t>
+            </w:r>
+            <w:proofErr w:type="gramEnd"/>
           </w:p>
           <w:p>
             <w:pPr>
@@ -6493,6 +8192,7 @@
               </w:rPr>
               <w:t xml:space="preserve">     </w:t>
             </w:r>
+            <w:proofErr w:type="spellStart"/>
             <w:r>
               <w:rPr>
                 <w:rFonts w:ascii="Helvetica" w:eastAsia="Times New Roman" w:hAnsi="Helvetica" w:cs="Helvetica"/>
@@ -6503,8 +8203,9 @@
                 <w:szCs w:val="21"/>
                 <w:shd w:val="clear" w:color="auto" w:fill="FFFFFF"/>
               </w:rPr>
-              <w:t xml:space="preserve">subi </w:t>
-            </w:r>
+              <w:t>subi</w:t>
+            </w:r>
+            <w:proofErr w:type="spellEnd"/>
             <w:r>
               <w:rPr>
                 <w:rFonts w:ascii="Helvetica" w:eastAsia="Times New Roman" w:hAnsi="Helvetica" w:cs="Helvetica"/>
@@ -6515,8 +8216,9 @@
                 <w:szCs w:val="21"/>
                 <w:shd w:val="clear" w:color="auto" w:fill="FFFFFF"/>
               </w:rPr>
-              <w:t>rd, rs1, imm</w:t>
-            </w:r>
+              <w:t xml:space="preserve"> </w:t>
+            </w:r>
+            <w:proofErr w:type="spellStart"/>
             <w:r>
               <w:rPr>
                 <w:rFonts w:ascii="Helvetica" w:eastAsia="Times New Roman" w:hAnsi="Helvetica" w:cs="Helvetica"/>
@@ -6527,8 +8229,9 @@
                 <w:szCs w:val="21"/>
                 <w:shd w:val="clear" w:color="auto" w:fill="FFFFFF"/>
               </w:rPr>
-              <w:t xml:space="preserve"> </w:t>
-            </w:r>
+              <w:t>rd</w:t>
+            </w:r>
+            <w:proofErr w:type="spellEnd"/>
             <w:r>
               <w:rPr>
                 <w:rFonts w:ascii="Helvetica" w:eastAsia="Times New Roman" w:hAnsi="Helvetica" w:cs="Helvetica"/>
@@ -6539,8 +8242,9 @@
                 <w:szCs w:val="21"/>
                 <w:shd w:val="clear" w:color="auto" w:fill="FFFFFF"/>
               </w:rPr>
-              <w:t xml:space="preserve">       </w:t>
-            </w:r>
+              <w:t xml:space="preserve">, rs1, </w:t>
+            </w:r>
+            <w:proofErr w:type="spellStart"/>
             <w:r>
               <w:rPr>
                 <w:rFonts w:ascii="Helvetica" w:eastAsia="Times New Roman" w:hAnsi="Helvetica" w:cs="Helvetica"/>
@@ -6551,8 +8255,85 @@
                 <w:szCs w:val="21"/>
                 <w:shd w:val="clear" w:color="auto" w:fill="FFFFFF"/>
               </w:rPr>
-              <w:t xml:space="preserve"> # rd = rs1 - imm</w:t>
-            </w:r>
+              <w:t>imm</w:t>
+            </w:r>
+            <w:proofErr w:type="spellEnd"/>
+            <w:r>
+              <w:rPr>
+                <w:rFonts w:ascii="Helvetica" w:eastAsia="Times New Roman" w:hAnsi="Helvetica" w:cs="Helvetica"/>
+                <w:i/>
+                <w:iCs/>
+                <w:color w:val="333333"/>
+                <w:sz w:val="21"/>
+                <w:szCs w:val="21"/>
+                <w:shd w:val="clear" w:color="auto" w:fill="FFFFFF"/>
+              </w:rPr>
+              <w:t xml:space="preserve"> </w:t>
+            </w:r>
+            <w:r>
+              <w:rPr>
+                <w:rFonts w:ascii="Helvetica" w:eastAsia="Times New Roman" w:hAnsi="Helvetica" w:cs="Helvetica"/>
+                <w:i/>
+                <w:iCs/>
+                <w:color w:val="333333"/>
+                <w:sz w:val="21"/>
+                <w:szCs w:val="21"/>
+                <w:shd w:val="clear" w:color="auto" w:fill="FFFFFF"/>
+              </w:rPr>
+              <w:t xml:space="preserve">       </w:t>
+            </w:r>
+            <w:r>
+              <w:rPr>
+                <w:rFonts w:ascii="Helvetica" w:eastAsia="Times New Roman" w:hAnsi="Helvetica" w:cs="Helvetica"/>
+                <w:i/>
+                <w:iCs/>
+                <w:color w:val="333333"/>
+                <w:sz w:val="21"/>
+                <w:szCs w:val="21"/>
+                <w:shd w:val="clear" w:color="auto" w:fill="FFFFFF"/>
+              </w:rPr>
+              <w:t xml:space="preserve"> # </w:t>
+            </w:r>
+            <w:proofErr w:type="spellStart"/>
+            <w:r>
+              <w:rPr>
+                <w:rFonts w:ascii="Helvetica" w:eastAsia="Times New Roman" w:hAnsi="Helvetica" w:cs="Helvetica"/>
+                <w:i/>
+                <w:iCs/>
+                <w:color w:val="333333"/>
+                <w:sz w:val="21"/>
+                <w:szCs w:val="21"/>
+                <w:shd w:val="clear" w:color="auto" w:fill="FFFFFF"/>
+              </w:rPr>
+              <w:t>rd</w:t>
+            </w:r>
+            <w:proofErr w:type="spellEnd"/>
+            <w:r>
+              <w:rPr>
+                <w:rFonts w:ascii="Helvetica" w:eastAsia="Times New Roman" w:hAnsi="Helvetica" w:cs="Helvetica"/>
+                <w:i/>
+                <w:iCs/>
+                <w:color w:val="333333"/>
+                <w:sz w:val="21"/>
+                <w:szCs w:val="21"/>
+                <w:shd w:val="clear" w:color="auto" w:fill="FFFFFF"/>
+              </w:rPr>
+              <w:t xml:space="preserve"> = rs1 - </w:t>
+            </w:r>
+            <w:proofErr w:type="spellStart"/>
+            <w:r>
+              <w:rPr>
+                <w:rFonts w:ascii="Helvetica" w:eastAsia="Times New Roman" w:hAnsi="Helvetica" w:cs="Helvetica"/>
+                <w:i/>
+                <w:iCs/>
+                <w:color w:val="333333"/>
+                <w:sz w:val="21"/>
+                <w:szCs w:val="21"/>
+                <w:shd w:val="clear" w:color="auto" w:fill="FFFFFF"/>
+              </w:rPr>
+              <w:t>imm</w:t>
+            </w:r>
+            <w:proofErr w:type="spellEnd"/>
           </w:p>
           <w:p>
             <w:pPr>
@@ -6593,8 +8374,64 @@
                 <w:szCs w:val="21"/>
                 <w:shd w:val="clear" w:color="auto" w:fill="FFFFFF"/>
               </w:rPr>
-              <w:t xml:space="preserve">     addi rd rs1, imm</w:t>
-            </w:r>
+              <w:t xml:space="preserve">     </w:t>
+            </w:r>
+            <w:proofErr w:type="spellStart"/>
+            <w:r>
+              <w:rPr>
+                <w:rFonts w:ascii="Helvetica" w:eastAsia="Times New Roman" w:hAnsi="Helvetica" w:cs="Helvetica"/>
+                <w:color w:val="333333"/>
+                <w:sz w:val="21"/>
+                <w:szCs w:val="21"/>
+                <w:shd w:val="clear" w:color="auto" w:fill="FFFFFF"/>
+              </w:rPr>
+              <w:t>addi</w:t>
+            </w:r>
+            <w:proofErr w:type="spellEnd"/>
+            <w:r>
+              <w:rPr>
+                <w:rFonts w:ascii="Helvetica" w:eastAsia="Times New Roman" w:hAnsi="Helvetica" w:cs="Helvetica"/>
+                <w:color w:val="333333"/>
+                <w:sz w:val="21"/>
+                <w:szCs w:val="21"/>
+                <w:shd w:val="clear" w:color="auto" w:fill="FFFFFF"/>
+              </w:rPr>
+              <w:t xml:space="preserve"> </w:t>
+            </w:r>
+            <w:proofErr w:type="spellStart"/>
+            <w:r>
+              <w:rPr>
+                <w:rFonts w:ascii="Helvetica" w:eastAsia="Times New Roman" w:hAnsi="Helvetica" w:cs="Helvetica"/>
+                <w:color w:val="333333"/>
+                <w:sz w:val="21"/>
+                <w:szCs w:val="21"/>
+                <w:shd w:val="clear" w:color="auto" w:fill="FFFFFF"/>
+              </w:rPr>
+              <w:t>rd</w:t>
+            </w:r>
+            <w:proofErr w:type="spellEnd"/>
+            <w:r>
+              <w:rPr>
+                <w:rFonts w:ascii="Helvetica" w:eastAsia="Times New Roman" w:hAnsi="Helvetica" w:cs="Helvetica"/>
+                <w:color w:val="333333"/>
+                <w:sz w:val="21"/>
+                <w:szCs w:val="21"/>
+                <w:shd w:val="clear" w:color="auto" w:fill="FFFFFF"/>
+              </w:rPr>
+              <w:t xml:space="preserve"> rs1, </w:t>
+            </w:r>
+            <w:proofErr w:type="spellStart"/>
+            <w:r>
+              <w:rPr>
+                <w:rFonts w:ascii="Helvetica" w:eastAsia="Times New Roman" w:hAnsi="Helvetica" w:cs="Helvetica"/>
+                <w:color w:val="333333"/>
+                <w:sz w:val="21"/>
+                <w:szCs w:val="21"/>
+                <w:shd w:val="clear" w:color="auto" w:fill="FFFFFF"/>
+              </w:rPr>
+              <w:t>imm</w:t>
+            </w:r>
+            <w:proofErr w:type="spellEnd"/>
             <w:r>
               <w:rPr>
                 <w:rFonts w:ascii="Helvetica" w:eastAsia="Times New Roman" w:hAnsi="Helvetica" w:cs="Helvetica"/>
@@ -6623,18 +8460,52 @@
                 <w:szCs w:val="21"/>
                 <w:shd w:val="clear" w:color="auto" w:fill="FFFFFF"/>
               </w:rPr>
-              <w:t xml:space="preserve"> rd </w:t>
-            </w:r>
-            <w:r>
-              <w:rPr>
-                <w:rFonts w:ascii="Helvetica" w:eastAsia="Times New Roman" w:hAnsi="Helvetica" w:cs="Helvetica"/>
-                <w:color w:val="333333"/>
-                <w:sz w:val="21"/>
-                <w:szCs w:val="21"/>
-                <w:shd w:val="clear" w:color="auto" w:fill="FFFFFF"/>
-              </w:rPr>
-              <w:t>= rs1 + -imm</w:t>
-            </w:r>
+              <w:t xml:space="preserve"> </w:t>
+            </w:r>
+            <w:proofErr w:type="spellStart"/>
+            <w:r>
+              <w:rPr>
+                <w:rFonts w:ascii="Helvetica" w:eastAsia="Times New Roman" w:hAnsi="Helvetica" w:cs="Helvetica"/>
+                <w:color w:val="333333"/>
+                <w:sz w:val="21"/>
+                <w:szCs w:val="21"/>
+                <w:shd w:val="clear" w:color="auto" w:fill="FFFFFF"/>
+              </w:rPr>
+              <w:t>rd</w:t>
+            </w:r>
+            <w:proofErr w:type="spellEnd"/>
+            <w:r>
+              <w:rPr>
+                <w:rFonts w:ascii="Helvetica" w:eastAsia="Times New Roman" w:hAnsi="Helvetica" w:cs="Helvetica"/>
+                <w:color w:val="333333"/>
+                <w:sz w:val="21"/>
+                <w:szCs w:val="21"/>
+                <w:shd w:val="clear" w:color="auto" w:fill="FFFFFF"/>
+              </w:rPr>
+              <w:t xml:space="preserve"> </w:t>
+            </w:r>
+            <w:r>
+              <w:rPr>
+                <w:rFonts w:ascii="Helvetica" w:eastAsia="Times New Roman" w:hAnsi="Helvetica" w:cs="Helvetica"/>
+                <w:color w:val="333333"/>
+                <w:sz w:val="21"/>
+                <w:szCs w:val="21"/>
+                <w:shd w:val="clear" w:color="auto" w:fill="FFFFFF"/>
+              </w:rPr>
+              <w:t>= rs1 + -</w:t>
+            </w:r>
+            <w:proofErr w:type="spellStart"/>
+            <w:r>
+              <w:rPr>
+                <w:rFonts w:ascii="Helvetica" w:eastAsia="Times New Roman" w:hAnsi="Helvetica" w:cs="Helvetica"/>
+                <w:color w:val="333333"/>
+                <w:sz w:val="21"/>
+                <w:szCs w:val="21"/>
+                <w:shd w:val="clear" w:color="auto" w:fill="FFFFFF"/>
+              </w:rPr>
+              <w:t>imm</w:t>
+            </w:r>
+            <w:proofErr w:type="spellEnd"/>
           </w:p>
           <w:p>
             <w:pPr>
@@ -6718,7 +8589,29 @@
                 <w:szCs w:val="21"/>
                 <w:shd w:val="clear" w:color="auto" w:fill="FFFFFF"/>
               </w:rPr>
-              <w:t xml:space="preserve">    “&lt;12-bit imm&gt; &lt;5-bit rs1&gt;</w:t>
+              <w:t xml:space="preserve">    “&lt;12-bit </w:t>
+            </w:r>
+            <w:proofErr w:type="spellStart"/>
+            <w:r>
+              <w:rPr>
+                <w:rFonts w:ascii="Helvetica" w:eastAsia="Times New Roman" w:hAnsi="Helvetica" w:cs="Helvetica"/>
+                <w:color w:val="333333"/>
+                <w:sz w:val="21"/>
+                <w:szCs w:val="21"/>
+                <w:shd w:val="clear" w:color="auto" w:fill="FFFFFF"/>
+              </w:rPr>
+              <w:t>imm</w:t>
+            </w:r>
+            <w:proofErr w:type="spellEnd"/>
+            <w:r>
+              <w:rPr>
+                <w:rFonts w:ascii="Helvetica" w:eastAsia="Times New Roman" w:hAnsi="Helvetica" w:cs="Helvetica"/>
+                <w:color w:val="333333"/>
+                <w:sz w:val="21"/>
+                <w:szCs w:val="21"/>
+                <w:shd w:val="clear" w:color="auto" w:fill="FFFFFF"/>
+              </w:rPr>
+              <w:t>&gt; &lt;5-bit rs1&gt;</w:t>
             </w:r>
             <w:r>
               <w:t xml:space="preserve"> </w:t>
@@ -6731,7 +8624,29 @@
                 <w:szCs w:val="21"/>
                 <w:shd w:val="clear" w:color="auto" w:fill="FFFFFF"/>
               </w:rPr>
-              <w:t>&lt;3-bit funct3&gt; &lt;5-bit rd&gt;</w:t>
+              <w:t xml:space="preserve">&lt;3-bit funct3&gt; &lt;5-bit </w:t>
+            </w:r>
+            <w:proofErr w:type="spellStart"/>
+            <w:r>
+              <w:rPr>
+                <w:rFonts w:ascii="Helvetica" w:eastAsia="Times New Roman" w:hAnsi="Helvetica" w:cs="Helvetica"/>
+                <w:color w:val="333333"/>
+                <w:sz w:val="21"/>
+                <w:szCs w:val="21"/>
+                <w:shd w:val="clear" w:color="auto" w:fill="FFFFFF"/>
+              </w:rPr>
+              <w:t>rd</w:t>
+            </w:r>
+            <w:proofErr w:type="spellEnd"/>
+            <w:r>
+              <w:rPr>
+                <w:rFonts w:ascii="Helvetica" w:eastAsia="Times New Roman" w:hAnsi="Helvetica" w:cs="Helvetica"/>
+                <w:color w:val="333333"/>
+                <w:sz w:val="21"/>
+                <w:szCs w:val="21"/>
+                <w:shd w:val="clear" w:color="auto" w:fill="FFFFFF"/>
+              </w:rPr>
+              <w:t>&gt;</w:t>
             </w:r>
             <w:r>
               <w:t xml:space="preserve"> </w:t>
@@ -6858,6 +8773,7 @@
                 <w:shd w:val="clear" w:color="auto" w:fill="FFFFFF"/>
               </w:rPr>
             </w:pPr>
+            <w:proofErr w:type="spellStart"/>
             <w:r>
               <w:rPr>
                 <w:rFonts w:ascii="Helvetica" w:eastAsia="Times New Roman" w:hAnsi="Helvetica" w:cs="Helvetica"/>
@@ -6868,6 +8784,7 @@
               </w:rPr>
               <w:t>Load_Addr</w:t>
             </w:r>
+            <w:proofErr w:type="spellEnd"/>
           </w:p>
         </w:tc>
         <w:tc>
@@ -6932,7 +8849,29 @@
                 <w:szCs w:val="21"/>
                 <w:shd w:val="clear" w:color="auto" w:fill="FFFFFF"/>
               </w:rPr>
-              <w:t xml:space="preserve"> Since we cannot have a load with a 32-bit immediate value, this pseudo-instruction is replace with two instructions</w:t>
+              <w:t xml:space="preserve"> Since we cannot have a load with a 32-bit immediate value, this pseudo-instruction is </w:t>
+            </w:r>
+            <w:proofErr w:type="gramStart"/>
+            <w:r>
+              <w:rPr>
+                <w:rFonts w:ascii="Helvetica" w:eastAsia="Times New Roman" w:hAnsi="Helvetica" w:cs="Helvetica"/>
+                <w:color w:val="333333"/>
+                <w:sz w:val="21"/>
+                <w:szCs w:val="21"/>
+                <w:shd w:val="clear" w:color="auto" w:fill="FFFFFF"/>
+              </w:rPr>
+              <w:t>replace</w:t>
+            </w:r>
+            <w:proofErr w:type="gramEnd"/>
+            <w:r>
+              <w:rPr>
+                <w:rFonts w:ascii="Helvetica" w:eastAsia="Times New Roman" w:hAnsi="Helvetica" w:cs="Helvetica"/>
+                <w:color w:val="333333"/>
+                <w:sz w:val="21"/>
+                <w:szCs w:val="21"/>
+                <w:shd w:val="clear" w:color="auto" w:fill="FFFFFF"/>
+              </w:rPr>
+              <w:t xml:space="preserve"> with two instructions</w:t>
             </w:r>
             <w:r>
               <w:rPr>
@@ -6979,6 +8918,7 @@
               </w:rPr>
               <w:t xml:space="preserve">     </w:t>
             </w:r>
+            <w:proofErr w:type="spellStart"/>
             <w:r>
               <w:rPr>
                 <w:rFonts w:ascii="Helvetica" w:eastAsia="Times New Roman" w:hAnsi="Helvetica" w:cs="Helvetica"/>
@@ -6989,8 +8929,9 @@
                 <w:szCs w:val="21"/>
                 <w:shd w:val="clear" w:color="auto" w:fill="FFFFFF"/>
               </w:rPr>
-              <w:t xml:space="preserve">auipc </w:t>
-            </w:r>
+              <w:t>auipc</w:t>
+            </w:r>
+            <w:proofErr w:type="spellEnd"/>
             <w:r>
               <w:rPr>
                 <w:rFonts w:ascii="Helvetica" w:eastAsia="Times New Roman" w:hAnsi="Helvetica" w:cs="Helvetica"/>
@@ -7001,7 +8942,7 @@
                 <w:szCs w:val="21"/>
                 <w:shd w:val="clear" w:color="auto" w:fill="FFFFFF"/>
               </w:rPr>
-              <w:t>x5</w:t>
+              <w:t xml:space="preserve"> </w:t>
             </w:r>
             <w:r>
               <w:rPr>
@@ -7013,7 +8954,45 @@
                 <w:szCs w:val="21"/>
                 <w:shd w:val="clear" w:color="auto" w:fill="FFFFFF"/>
               </w:rPr>
-              <w:t>, offset[31:12]</w:t>
+              <w:t>x5</w:t>
+            </w:r>
+            <w:r>
+              <w:rPr>
+                <w:rFonts w:ascii="Helvetica" w:eastAsia="Times New Roman" w:hAnsi="Helvetica" w:cs="Helvetica"/>
+                <w:i/>
+                <w:iCs/>
+                <w:color w:val="333333"/>
+                <w:sz w:val="21"/>
+                <w:szCs w:val="21"/>
+                <w:shd w:val="clear" w:color="auto" w:fill="FFFFFF"/>
+              </w:rPr>
+              <w:t xml:space="preserve">, </w:t>
+            </w:r>
+            <w:proofErr w:type="gramStart"/>
+            <w:r>
+              <w:rPr>
+                <w:rFonts w:ascii="Helvetica" w:eastAsia="Times New Roman" w:hAnsi="Helvetica" w:cs="Helvetica"/>
+                <w:i/>
+                <w:iCs/>
+                <w:color w:val="333333"/>
+                <w:sz w:val="21"/>
+                <w:szCs w:val="21"/>
+                <w:shd w:val="clear" w:color="auto" w:fill="FFFFFF"/>
+              </w:rPr>
+              <w:t>offset[</w:t>
+            </w:r>
+            <w:proofErr w:type="gramEnd"/>
+            <w:r>
+              <w:rPr>
+                <w:rFonts w:ascii="Helvetica" w:eastAsia="Times New Roman" w:hAnsi="Helvetica" w:cs="Helvetica"/>
+                <w:i/>
+                <w:iCs/>
+                <w:color w:val="333333"/>
+                <w:sz w:val="21"/>
+                <w:szCs w:val="21"/>
+                <w:shd w:val="clear" w:color="auto" w:fill="FFFFFF"/>
+              </w:rPr>
+              <w:t>31:12]</w:t>
             </w:r>
           </w:p>
           <w:p>
@@ -7040,6 +9019,8 @@
               </w:rPr>
               <w:t xml:space="preserve">     </w:t>
             </w:r>
+            <w:proofErr w:type="spellStart"/>
+            <w:proofErr w:type="gramStart"/>
             <w:r>
               <w:rPr>
                 <w:rFonts w:ascii="Helvetica" w:eastAsia="Times New Roman" w:hAnsi="Helvetica" w:cs="Helvetica"/>
@@ -7050,8 +9031,9 @@
                 <w:szCs w:val="21"/>
                 <w:shd w:val="clear" w:color="auto" w:fill="FFFFFF"/>
               </w:rPr>
-              <w:t xml:space="preserve">addi  </w:t>
-            </w:r>
+              <w:t>addi</w:t>
+            </w:r>
+            <w:proofErr w:type="spellEnd"/>
             <w:r>
               <w:rPr>
                 <w:rFonts w:ascii="Helvetica" w:eastAsia="Times New Roman" w:hAnsi="Helvetica" w:cs="Helvetica"/>
@@ -7062,7 +9044,7 @@
                 <w:szCs w:val="21"/>
                 <w:shd w:val="clear" w:color="auto" w:fill="FFFFFF"/>
               </w:rPr>
-              <w:t>x5</w:t>
+              <w:t xml:space="preserve">  </w:t>
             </w:r>
             <w:r>
               <w:rPr>
@@ -7074,8 +9056,9 @@
                 <w:szCs w:val="21"/>
                 <w:shd w:val="clear" w:color="auto" w:fill="FFFFFF"/>
               </w:rPr>
-              <w:t xml:space="preserve">, </w:t>
-            </w:r>
+              <w:t>x</w:t>
+            </w:r>
+            <w:proofErr w:type="gramEnd"/>
             <w:r>
               <w:rPr>
                 <w:rFonts w:ascii="Helvetica" w:eastAsia="Times New Roman" w:hAnsi="Helvetica" w:cs="Helvetica"/>
@@ -7086,7 +9069,7 @@
                 <w:szCs w:val="21"/>
                 <w:shd w:val="clear" w:color="auto" w:fill="FFFFFF"/>
               </w:rPr>
-              <w:t>x5</w:t>
+              <w:t>5</w:t>
             </w:r>
             <w:r>
               <w:rPr>
@@ -7098,7 +9081,57 @@
                 <w:szCs w:val="21"/>
                 <w:shd w:val="clear" w:color="auto" w:fill="FFFFFF"/>
               </w:rPr>
-              <w:t>, offset[11:0</w:t>
+              <w:t xml:space="preserve">, </w:t>
+            </w:r>
+            <w:r>
+              <w:rPr>
+                <w:rFonts w:ascii="Helvetica" w:eastAsia="Times New Roman" w:hAnsi="Helvetica" w:cs="Helvetica"/>
+                <w:i/>
+                <w:iCs/>
+                <w:color w:val="333333"/>
+                <w:sz w:val="21"/>
+                <w:szCs w:val="21"/>
+                <w:shd w:val="clear" w:color="auto" w:fill="FFFFFF"/>
+              </w:rPr>
+              <w:t>x5</w:t>
+            </w:r>
+            <w:r>
+              <w:rPr>
+                <w:rFonts w:ascii="Helvetica" w:eastAsia="Times New Roman" w:hAnsi="Helvetica" w:cs="Helvetica"/>
+                <w:i/>
+                <w:iCs/>
+                <w:color w:val="333333"/>
+                <w:sz w:val="21"/>
+                <w:szCs w:val="21"/>
+                <w:shd w:val="clear" w:color="auto" w:fill="FFFFFF"/>
+              </w:rPr>
+              <w:t xml:space="preserve">, </w:t>
+            </w:r>
+            <w:proofErr w:type="gramStart"/>
+            <w:r>
+              <w:rPr>
+                <w:rFonts w:ascii="Helvetica" w:eastAsia="Times New Roman" w:hAnsi="Helvetica" w:cs="Helvetica"/>
+                <w:i/>
+                <w:iCs/>
+                <w:color w:val="333333"/>
+                <w:sz w:val="21"/>
+                <w:szCs w:val="21"/>
+                <w:shd w:val="clear" w:color="auto" w:fill="FFFFFF"/>
+              </w:rPr>
+              <w:t>offset[</w:t>
+            </w:r>
+            <w:proofErr w:type="gramEnd"/>
+            <w:r>
+              <w:rPr>
+                <w:rFonts w:ascii="Helvetica" w:eastAsia="Times New Roman" w:hAnsi="Helvetica" w:cs="Helvetica"/>
+                <w:i/>
+                <w:iCs/>
+                <w:color w:val="333333"/>
+                <w:sz w:val="21"/>
+                <w:szCs w:val="21"/>
+                <w:shd w:val="clear" w:color="auto" w:fill="FFFFFF"/>
+              </w:rPr>
+              <w:t>11:0</w:t>
             </w:r>
             <w:r>
               <w:rPr>
@@ -7131,8 +9164,20 @@
                 <w:szCs w:val="21"/>
                 <w:shd w:val="clear" w:color="auto" w:fill="FFFFFF"/>
               </w:rPr>
-              <w:t>Instead of doing this, we will create a custom instruction called load_addr</w:t>
-            </w:r>
+              <w:t xml:space="preserve">Instead of doing this, we will create a custom instruction called </w:t>
+            </w:r>
+            <w:proofErr w:type="spellStart"/>
+            <w:r>
+              <w:rPr>
+                <w:rFonts w:ascii="Helvetica" w:eastAsia="Times New Roman" w:hAnsi="Helvetica" w:cs="Helvetica"/>
+                <w:color w:val="333333"/>
+                <w:sz w:val="21"/>
+                <w:szCs w:val="21"/>
+                <w:shd w:val="clear" w:color="auto" w:fill="FFFFFF"/>
+              </w:rPr>
+              <w:t>load_addr</w:t>
+            </w:r>
+            <w:proofErr w:type="spellEnd"/>
             <w:r>
               <w:rPr>
                 <w:rFonts w:ascii="Helvetica" w:eastAsia="Times New Roman" w:hAnsi="Helvetica" w:cs="Helvetica"/>
@@ -7188,6 +9233,7 @@
               </w:rPr>
               <w:t>Format</w:t>
             </w:r>
+            <w:proofErr w:type="gramStart"/>
             <w:r>
               <w:rPr>
                 <w:rFonts w:ascii="Helvetica" w:eastAsia="Times New Roman" w:hAnsi="Helvetica" w:cs="Helvetica"/>
@@ -7208,6 +9254,7 @@
               </w:rPr>
               <w:t>“</w:t>
             </w:r>
+            <w:proofErr w:type="gramEnd"/>
             <w:r>
               <w:rPr>
                 <w:rFonts w:ascii="Helvetica" w:eastAsia="Times New Roman" w:hAnsi="Helvetica" w:cs="Helvetica"/>
@@ -7236,7 +9283,29 @@
                 <w:szCs w:val="21"/>
                 <w:shd w:val="clear" w:color="auto" w:fill="FFFFFF"/>
               </w:rPr>
-              <w:t>&lt;5-bit rd&gt;</w:t>
+              <w:t xml:space="preserve">&lt;5-bit </w:t>
+            </w:r>
+            <w:proofErr w:type="spellStart"/>
+            <w:r>
+              <w:rPr>
+                <w:rFonts w:ascii="Helvetica" w:eastAsia="Times New Roman" w:hAnsi="Helvetica" w:cs="Helvetica"/>
+                <w:color w:val="333333"/>
+                <w:sz w:val="21"/>
+                <w:szCs w:val="21"/>
+                <w:shd w:val="clear" w:color="auto" w:fill="FFFFFF"/>
+              </w:rPr>
+              <w:t>rd</w:t>
+            </w:r>
+            <w:proofErr w:type="spellEnd"/>
+            <w:r>
+              <w:rPr>
+                <w:rFonts w:ascii="Helvetica" w:eastAsia="Times New Roman" w:hAnsi="Helvetica" w:cs="Helvetica"/>
+                <w:color w:val="333333"/>
+                <w:sz w:val="21"/>
+                <w:szCs w:val="21"/>
+                <w:shd w:val="clear" w:color="auto" w:fill="FFFFFF"/>
+              </w:rPr>
+              <w:t>&gt;</w:t>
             </w:r>
             <w:r>
               <w:t xml:space="preserve"> </w:t>
@@ -7300,7 +9369,29 @@
                 <w:szCs w:val="21"/>
                 <w:shd w:val="clear" w:color="auto" w:fill="FFFFFF"/>
               </w:rPr>
-              <w:t xml:space="preserve">    rd = destination register</w:t>
+              <w:t xml:space="preserve">    </w:t>
+            </w:r>
+            <w:proofErr w:type="spellStart"/>
+            <w:r>
+              <w:rPr>
+                <w:rFonts w:ascii="Helvetica" w:eastAsia="Times New Roman" w:hAnsi="Helvetica" w:cs="Helvetica"/>
+                <w:color w:val="333333"/>
+                <w:sz w:val="21"/>
+                <w:szCs w:val="21"/>
+                <w:shd w:val="clear" w:color="auto" w:fill="FFFFFF"/>
+              </w:rPr>
+              <w:t>rd</w:t>
+            </w:r>
+            <w:proofErr w:type="spellEnd"/>
+            <w:r>
+              <w:rPr>
+                <w:rFonts w:ascii="Helvetica" w:eastAsia="Times New Roman" w:hAnsi="Helvetica" w:cs="Helvetica"/>
+                <w:color w:val="333333"/>
+                <w:sz w:val="21"/>
+                <w:szCs w:val="21"/>
+                <w:shd w:val="clear" w:color="auto" w:fill="FFFFFF"/>
+              </w:rPr>
+              <w:t xml:space="preserve"> = destination register</w:t>
             </w:r>
           </w:p>
           <w:p>
@@ -7438,6 +9529,7 @@
               </w:rPr>
               <w:t xml:space="preserve">In the RISC-V architecture, NOP is actually a pseudo-instruction, which is replaced by an instruction that does nothing, </w:t>
             </w:r>
+            <w:proofErr w:type="spellStart"/>
             <w:r>
               <w:rPr>
                 <w:rFonts w:ascii="Helvetica" w:eastAsia="Times New Roman" w:hAnsi="Helvetica" w:cs="Helvetica"/>
@@ -7448,7 +9540,20 @@
                 <w:szCs w:val="21"/>
                 <w:shd w:val="clear" w:color="auto" w:fill="FFFFFF"/>
               </w:rPr>
-              <w:t>addi x0, x0, 0</w:t>
+              <w:t>addi</w:t>
+            </w:r>
+            <w:proofErr w:type="spellEnd"/>
+            <w:r>
+              <w:rPr>
+                <w:rFonts w:ascii="Helvetica" w:eastAsia="Times New Roman" w:hAnsi="Helvetica" w:cs="Helvetica"/>
+                <w:i/>
+                <w:iCs/>
+                <w:color w:val="333333"/>
+                <w:sz w:val="21"/>
+                <w:szCs w:val="21"/>
+                <w:shd w:val="clear" w:color="auto" w:fill="FFFFFF"/>
+              </w:rPr>
+              <w:t xml:space="preserve"> x0, x0, 0</w:t>
             </w:r>
             <w:r>
               <w:rPr>
@@ -7502,7 +9607,6 @@
                 <w:szCs w:val="21"/>
                 <w:shd w:val="clear" w:color="auto" w:fill="FFFFFF"/>
               </w:rPr>
-              <w:lastRenderedPageBreak/>
               <w:t>“</w:t>
             </w:r>
             <w:r>
@@ -7547,26 +9651,138 @@
               </w:rPr>
               <w:t>your system will set all the control signals to zero (</w:t>
             </w:r>
-            <w:r>
-              <w:rPr>
-                <w:rFonts w:ascii="Helvetica" w:eastAsia="Times New Roman" w:hAnsi="Helvetica" w:cs="Helvetica"/>
-                <w:color w:val="333333"/>
-                <w:sz w:val="21"/>
-                <w:szCs w:val="21"/>
-                <w:shd w:val="clear" w:color="auto" w:fill="FFFFFF"/>
-              </w:rPr>
-              <w:t>reg_write &lt;= '0'; alu_src &lt;= '0'; mem_read &lt;= '0'; mem_write &lt;= '0'; branch &lt;= '0'; jump &lt;= '0'; load_addr &lt;= '0';</w:t>
-            </w:r>
-            <w:r>
-              <w:rPr>
-                <w:rFonts w:ascii="Helvetica" w:eastAsia="Times New Roman" w:hAnsi="Helvetica" w:cs="Helvetica"/>
-                <w:color w:val="333333"/>
-                <w:sz w:val="21"/>
-                <w:szCs w:val="21"/>
-                <w:shd w:val="clear" w:color="auto" w:fill="FFFFFF"/>
-              </w:rPr>
-              <w:t xml:space="preserve"> see control_unit.vhdl</w:t>
-            </w:r>
+            <w:proofErr w:type="spellStart"/>
+            <w:r>
+              <w:rPr>
+                <w:rFonts w:ascii="Helvetica" w:eastAsia="Times New Roman" w:hAnsi="Helvetica" w:cs="Helvetica"/>
+                <w:color w:val="333333"/>
+                <w:sz w:val="21"/>
+                <w:szCs w:val="21"/>
+                <w:shd w:val="clear" w:color="auto" w:fill="FFFFFF"/>
+              </w:rPr>
+              <w:t>reg_write</w:t>
+            </w:r>
+            <w:proofErr w:type="spellEnd"/>
+            <w:r>
+              <w:rPr>
+                <w:rFonts w:ascii="Helvetica" w:eastAsia="Times New Roman" w:hAnsi="Helvetica" w:cs="Helvetica"/>
+                <w:color w:val="333333"/>
+                <w:sz w:val="21"/>
+                <w:szCs w:val="21"/>
+                <w:shd w:val="clear" w:color="auto" w:fill="FFFFFF"/>
+              </w:rPr>
+              <w:t xml:space="preserve"> &lt;= '0'; </w:t>
+            </w:r>
+            <w:proofErr w:type="spellStart"/>
+            <w:r>
+              <w:rPr>
+                <w:rFonts w:ascii="Helvetica" w:eastAsia="Times New Roman" w:hAnsi="Helvetica" w:cs="Helvetica"/>
+                <w:color w:val="333333"/>
+                <w:sz w:val="21"/>
+                <w:szCs w:val="21"/>
+                <w:shd w:val="clear" w:color="auto" w:fill="FFFFFF"/>
+              </w:rPr>
+              <w:t>alu_src</w:t>
+            </w:r>
+            <w:proofErr w:type="spellEnd"/>
+            <w:r>
+              <w:rPr>
+                <w:rFonts w:ascii="Helvetica" w:eastAsia="Times New Roman" w:hAnsi="Helvetica" w:cs="Helvetica"/>
+                <w:color w:val="333333"/>
+                <w:sz w:val="21"/>
+                <w:szCs w:val="21"/>
+                <w:shd w:val="clear" w:color="auto" w:fill="FFFFFF"/>
+              </w:rPr>
+              <w:t xml:space="preserve"> &lt;= '0'; </w:t>
+            </w:r>
+            <w:proofErr w:type="spellStart"/>
+            <w:r>
+              <w:rPr>
+                <w:rFonts w:ascii="Helvetica" w:eastAsia="Times New Roman" w:hAnsi="Helvetica" w:cs="Helvetica"/>
+                <w:color w:val="333333"/>
+                <w:sz w:val="21"/>
+                <w:szCs w:val="21"/>
+                <w:shd w:val="clear" w:color="auto" w:fill="FFFFFF"/>
+              </w:rPr>
+              <w:t>mem_read</w:t>
+            </w:r>
+            <w:proofErr w:type="spellEnd"/>
+            <w:r>
+              <w:rPr>
+                <w:rFonts w:ascii="Helvetica" w:eastAsia="Times New Roman" w:hAnsi="Helvetica" w:cs="Helvetica"/>
+                <w:color w:val="333333"/>
+                <w:sz w:val="21"/>
+                <w:szCs w:val="21"/>
+                <w:shd w:val="clear" w:color="auto" w:fill="FFFFFF"/>
+              </w:rPr>
+              <w:t xml:space="preserve"> &lt;= '0'; </w:t>
+            </w:r>
+            <w:proofErr w:type="spellStart"/>
+            <w:r>
+              <w:rPr>
+                <w:rFonts w:ascii="Helvetica" w:eastAsia="Times New Roman" w:hAnsi="Helvetica" w:cs="Helvetica"/>
+                <w:color w:val="333333"/>
+                <w:sz w:val="21"/>
+                <w:szCs w:val="21"/>
+                <w:shd w:val="clear" w:color="auto" w:fill="FFFFFF"/>
+              </w:rPr>
+              <w:t>mem_write</w:t>
+            </w:r>
+            <w:proofErr w:type="spellEnd"/>
+            <w:r>
+              <w:rPr>
+                <w:rFonts w:ascii="Helvetica" w:eastAsia="Times New Roman" w:hAnsi="Helvetica" w:cs="Helvetica"/>
+                <w:color w:val="333333"/>
+                <w:sz w:val="21"/>
+                <w:szCs w:val="21"/>
+                <w:shd w:val="clear" w:color="auto" w:fill="FFFFFF"/>
+              </w:rPr>
+              <w:t xml:space="preserve"> &lt;= '0'; branch &lt;= '0'; jump &lt;= '0'; </w:t>
+            </w:r>
+            <w:proofErr w:type="spellStart"/>
+            <w:r>
+              <w:rPr>
+                <w:rFonts w:ascii="Helvetica" w:eastAsia="Times New Roman" w:hAnsi="Helvetica" w:cs="Helvetica"/>
+                <w:color w:val="333333"/>
+                <w:sz w:val="21"/>
+                <w:szCs w:val="21"/>
+                <w:shd w:val="clear" w:color="auto" w:fill="FFFFFF"/>
+              </w:rPr>
+              <w:t>load_addr</w:t>
+            </w:r>
+            <w:proofErr w:type="spellEnd"/>
+            <w:r>
+              <w:rPr>
+                <w:rFonts w:ascii="Helvetica" w:eastAsia="Times New Roman" w:hAnsi="Helvetica" w:cs="Helvetica"/>
+                <w:color w:val="333333"/>
+                <w:sz w:val="21"/>
+                <w:szCs w:val="21"/>
+                <w:shd w:val="clear" w:color="auto" w:fill="FFFFFF"/>
+              </w:rPr>
+              <w:t xml:space="preserve"> &lt;= '0';</w:t>
+            </w:r>
+            <w:r>
+              <w:rPr>
+                <w:rFonts w:ascii="Helvetica" w:eastAsia="Times New Roman" w:hAnsi="Helvetica" w:cs="Helvetica"/>
+                <w:color w:val="333333"/>
+                <w:sz w:val="21"/>
+                <w:szCs w:val="21"/>
+                <w:shd w:val="clear" w:color="auto" w:fill="FFFFFF"/>
+              </w:rPr>
+              <w:t xml:space="preserve"> see </w:t>
+            </w:r>
+            <w:proofErr w:type="spellStart"/>
+            <w:r>
+              <w:rPr>
+                <w:rFonts w:ascii="Helvetica" w:eastAsia="Times New Roman" w:hAnsi="Helvetica" w:cs="Helvetica"/>
+                <w:color w:val="333333"/>
+                <w:sz w:val="21"/>
+                <w:szCs w:val="21"/>
+                <w:shd w:val="clear" w:color="auto" w:fill="FFFFFF"/>
+              </w:rPr>
+              <w:t>control_unit.vhdl</w:t>
+            </w:r>
+            <w:proofErr w:type="spellEnd"/>
           </w:p>
           <w:p>
             <w:pPr>
@@ -7654,6 +9870,7 @@
           <w:sz w:val="37"/>
           <w:szCs w:val="37"/>
         </w:rPr>
+        <w:lastRenderedPageBreak/>
         <w:t>Tasks</w:t>
       </w:r>
     </w:p>
@@ -7668,15 +9885,27 @@
           <w:shd w:val="clear" w:color="auto" w:fill="FFFFFF"/>
         </w:rPr>
       </w:pPr>
-      <w:r>
-        <w:rPr>
-          <w:rFonts w:ascii="Helvetica" w:eastAsia="Times New Roman" w:hAnsi="Helvetica" w:cs="Helvetica"/>
-          <w:color w:val="333333"/>
-          <w:sz w:val="21"/>
-          <w:szCs w:val="21"/>
-          <w:shd w:val="clear" w:color="auto" w:fill="FFFFFF"/>
-        </w:rPr>
-        <w:t xml:space="preserve">By </w:t>
+      <w:proofErr w:type="gramStart"/>
+      <w:r>
+        <w:rPr>
+          <w:rFonts w:ascii="Helvetica" w:eastAsia="Times New Roman" w:hAnsi="Helvetica" w:cs="Helvetica"/>
+          <w:color w:val="333333"/>
+          <w:sz w:val="21"/>
+          <w:szCs w:val="21"/>
+          <w:shd w:val="clear" w:color="auto" w:fill="FFFFFF"/>
+        </w:rPr>
+        <w:t>By</w:t>
+      </w:r>
+      <w:proofErr w:type="gramEnd"/>
+      <w:r>
+        <w:rPr>
+          <w:rFonts w:ascii="Helvetica" w:eastAsia="Times New Roman" w:hAnsi="Helvetica" w:cs="Helvetica"/>
+          <w:color w:val="333333"/>
+          <w:sz w:val="21"/>
+          <w:szCs w:val="21"/>
+          <w:shd w:val="clear" w:color="auto" w:fill="FFFFFF"/>
+        </w:rPr>
+        <w:t xml:space="preserve"> </w:t>
       </w:r>
       <w:r>
         <w:rPr>
@@ -7964,8 +10193,21 @@
           <w:highlight w:val="yellow"/>
           <w:shd w:val="clear" w:color="auto" w:fill="FFFFFF"/>
         </w:rPr>
-        <w:t>Turn the completed diagram in via gradescope</w:t>
-      </w:r>
+        <w:t xml:space="preserve">Turn the completed diagram in via </w:t>
+      </w:r>
+      <w:proofErr w:type="spellStart"/>
+      <w:r>
+        <w:rPr>
+          <w:rFonts w:ascii="Helvetica" w:eastAsia="Times New Roman" w:hAnsi="Helvetica" w:cs="Helvetica"/>
+          <w:color w:val="333333"/>
+          <w:sz w:val="21"/>
+          <w:szCs w:val="21"/>
+          <w:highlight w:val="yellow"/>
+          <w:shd w:val="clear" w:color="auto" w:fill="FFFFFF"/>
+        </w:rPr>
+        <w:t>gradescope</w:t>
+      </w:r>
+      <w:proofErr w:type="spellEnd"/>
       <w:r>
         <w:rPr>
           <w:rFonts w:ascii="Helvetica" w:eastAsia="Times New Roman" w:hAnsi="Helvetica" w:cs="Helvetica"/>
@@ -8017,7 +10259,38 @@
           <w:sz w:val="21"/>
           <w:szCs w:val="21"/>
         </w:rPr>
-        <w:t xml:space="preserve"> use your instr_mem.vhdl from stage 1.</w:t>
+        <w:t xml:space="preserve"> use your </w:t>
+      </w:r>
+      <w:proofErr w:type="spellStart"/>
+      <w:r>
+        <w:rPr>
+          <w:rFonts w:ascii="Helvetica" w:eastAsia="Times New Roman" w:hAnsi="Helvetica" w:cs="Helvetica"/>
+          <w:color w:val="333333"/>
+          <w:sz w:val="21"/>
+          <w:szCs w:val="21"/>
+        </w:rPr>
+        <w:t>instr_</w:t>
+      </w:r>
+      <w:proofErr w:type="gramStart"/>
+      <w:r>
+        <w:rPr>
+          <w:rFonts w:ascii="Helvetica" w:eastAsia="Times New Roman" w:hAnsi="Helvetica" w:cs="Helvetica"/>
+          <w:color w:val="333333"/>
+          <w:sz w:val="21"/>
+          <w:szCs w:val="21"/>
+        </w:rPr>
+        <w:t>mem.vhdl</w:t>
+      </w:r>
+      <w:proofErr w:type="spellEnd"/>
+      <w:proofErr w:type="gramEnd"/>
+      <w:r>
+        <w:rPr>
+          <w:rFonts w:ascii="Helvetica" w:eastAsia="Times New Roman" w:hAnsi="Helvetica" w:cs="Helvetica"/>
+          <w:color w:val="333333"/>
+          <w:sz w:val="21"/>
+          <w:szCs w:val="21"/>
+        </w:rPr>
+        <w:t xml:space="preserve"> from stage 1.</w:t>
       </w:r>
     </w:p>
     <w:p>
@@ -8043,7 +10316,41 @@
           <w:szCs w:val="21"/>
           <w:shd w:val="clear" w:color="auto" w:fill="FFFFFF"/>
         </w:rPr>
-        <w:t>Update pipeline_registers.vhdl to move</w:t>
+        <w:t xml:space="preserve">Update </w:t>
+      </w:r>
+      <w:proofErr w:type="spellStart"/>
+      <w:r>
+        <w:rPr>
+          <w:rFonts w:ascii="Helvetica" w:eastAsia="Times New Roman" w:hAnsi="Helvetica" w:cs="Helvetica"/>
+          <w:color w:val="333333"/>
+          <w:sz w:val="21"/>
+          <w:szCs w:val="21"/>
+          <w:shd w:val="clear" w:color="auto" w:fill="FFFFFF"/>
+        </w:rPr>
+        <w:t>pipeline_</w:t>
+      </w:r>
+      <w:proofErr w:type="gramStart"/>
+      <w:r>
+        <w:rPr>
+          <w:rFonts w:ascii="Helvetica" w:eastAsia="Times New Roman" w:hAnsi="Helvetica" w:cs="Helvetica"/>
+          <w:color w:val="333333"/>
+          <w:sz w:val="21"/>
+          <w:szCs w:val="21"/>
+          <w:shd w:val="clear" w:color="auto" w:fill="FFFFFF"/>
+        </w:rPr>
+        <w:t>registers.vhdl</w:t>
+      </w:r>
+      <w:proofErr w:type="spellEnd"/>
+      <w:proofErr w:type="gramEnd"/>
+      <w:r>
+        <w:rPr>
+          <w:rFonts w:ascii="Helvetica" w:eastAsia="Times New Roman" w:hAnsi="Helvetica" w:cs="Helvetica"/>
+          <w:color w:val="333333"/>
+          <w:sz w:val="21"/>
+          <w:szCs w:val="21"/>
+          <w:shd w:val="clear" w:color="auto" w:fill="FFFFFF"/>
+        </w:rPr>
+        <w:t xml:space="preserve"> to move</w:t>
       </w:r>
       <w:r>
         <w:rPr>
@@ -8129,17 +10436,51 @@
           <w:szCs w:val="21"/>
           <w:shd w:val="clear" w:color="auto" w:fill="FFFFFF"/>
         </w:rPr>
-        <w:t>Update forwarding_unit</w:t>
-      </w:r>
-      <w:r>
-        <w:rPr>
-          <w:rFonts w:ascii="Helvetica" w:eastAsia="Times New Roman" w:hAnsi="Helvetica" w:cs="Helvetica"/>
-          <w:color w:val="333333"/>
-          <w:sz w:val="21"/>
-          <w:szCs w:val="21"/>
-          <w:shd w:val="clear" w:color="auto" w:fill="FFFFFF"/>
-        </w:rPr>
-        <w:t>.vhdl to control the MUX input A to the ALU</w:t>
+        <w:t xml:space="preserve">Update </w:t>
+      </w:r>
+      <w:proofErr w:type="spellStart"/>
+      <w:r>
+        <w:rPr>
+          <w:rFonts w:ascii="Helvetica" w:eastAsia="Times New Roman" w:hAnsi="Helvetica" w:cs="Helvetica"/>
+          <w:color w:val="333333"/>
+          <w:sz w:val="21"/>
+          <w:szCs w:val="21"/>
+          <w:shd w:val="clear" w:color="auto" w:fill="FFFFFF"/>
+        </w:rPr>
+        <w:t>forwarding_</w:t>
+      </w:r>
+      <w:proofErr w:type="gramStart"/>
+      <w:r>
+        <w:rPr>
+          <w:rFonts w:ascii="Helvetica" w:eastAsia="Times New Roman" w:hAnsi="Helvetica" w:cs="Helvetica"/>
+          <w:color w:val="333333"/>
+          <w:sz w:val="21"/>
+          <w:szCs w:val="21"/>
+          <w:shd w:val="clear" w:color="auto" w:fill="FFFFFF"/>
+        </w:rPr>
+        <w:t>unit</w:t>
+      </w:r>
+      <w:r>
+        <w:rPr>
+          <w:rFonts w:ascii="Helvetica" w:eastAsia="Times New Roman" w:hAnsi="Helvetica" w:cs="Helvetica"/>
+          <w:color w:val="333333"/>
+          <w:sz w:val="21"/>
+          <w:szCs w:val="21"/>
+          <w:shd w:val="clear" w:color="auto" w:fill="FFFFFF"/>
+        </w:rPr>
+        <w:t>.vhdl</w:t>
+      </w:r>
+      <w:proofErr w:type="spellEnd"/>
+      <w:proofErr w:type="gramEnd"/>
+      <w:r>
+        <w:rPr>
+          <w:rFonts w:ascii="Helvetica" w:eastAsia="Times New Roman" w:hAnsi="Helvetica" w:cs="Helvetica"/>
+          <w:color w:val="333333"/>
+          <w:sz w:val="21"/>
+          <w:szCs w:val="21"/>
+          <w:shd w:val="clear" w:color="auto" w:fill="FFFFFF"/>
+        </w:rPr>
+        <w:t xml:space="preserve"> to control the MUX input A to the ALU</w:t>
       </w:r>
     </w:p>
     <w:p>
@@ -8165,8 +10506,32 @@
           <w:szCs w:val="21"/>
           <w:shd w:val="clear" w:color="auto" w:fill="FFFFFF"/>
         </w:rPr>
-        <w:t>Update hazard_detection_unit.vhdl</w:t>
-      </w:r>
+        <w:t xml:space="preserve">Update </w:t>
+      </w:r>
+      <w:proofErr w:type="spellStart"/>
+      <w:r>
+        <w:rPr>
+          <w:rFonts w:ascii="Helvetica" w:eastAsia="Times New Roman" w:hAnsi="Helvetica" w:cs="Helvetica"/>
+          <w:color w:val="333333"/>
+          <w:sz w:val="21"/>
+          <w:szCs w:val="21"/>
+          <w:shd w:val="clear" w:color="auto" w:fill="FFFFFF"/>
+        </w:rPr>
+        <w:t>hazard_detection_</w:t>
+      </w:r>
+      <w:proofErr w:type="gramStart"/>
+      <w:r>
+        <w:rPr>
+          <w:rFonts w:ascii="Helvetica" w:eastAsia="Times New Roman" w:hAnsi="Helvetica" w:cs="Helvetica"/>
+          <w:color w:val="333333"/>
+          <w:sz w:val="21"/>
+          <w:szCs w:val="21"/>
+          <w:shd w:val="clear" w:color="auto" w:fill="FFFFFF"/>
+        </w:rPr>
+        <w:t>unit.vhdl</w:t>
+      </w:r>
+      <w:proofErr w:type="spellEnd"/>
+      <w:proofErr w:type="gramEnd"/>
       <w:r>
         <w:rPr>
           <w:rFonts w:ascii="Helvetica" w:eastAsia="Times New Roman" w:hAnsi="Helvetica" w:cs="Helvetica"/>
@@ -8177,6 +10542,7 @@
         </w:rPr>
         <w:t xml:space="preserve"> to create the </w:t>
       </w:r>
+      <w:proofErr w:type="spellStart"/>
       <w:r>
         <w:rPr>
           <w:rFonts w:ascii="Helvetica" w:eastAsia="Times New Roman" w:hAnsi="Helvetica" w:cs="Helvetica"/>
@@ -8189,6 +10555,7 @@
         </w:rPr>
         <w:t>start_stall</w:t>
       </w:r>
+      <w:proofErr w:type="spellEnd"/>
       <w:r>
         <w:rPr>
           <w:rFonts w:ascii="Helvetica" w:eastAsia="Times New Roman" w:hAnsi="Helvetica" w:cs="Helvetica"/>
@@ -8237,7 +10604,29 @@
           <w:szCs w:val="21"/>
           <w:shd w:val="clear" w:color="auto" w:fill="FFFFFF"/>
         </w:rPr>
-        <w:t xml:space="preserve"> additional output called double_stall has been added.  You might find this is needed to handle</w:t>
+        <w:t xml:space="preserve"> additional output called </w:t>
+      </w:r>
+      <w:proofErr w:type="spellStart"/>
+      <w:r>
+        <w:rPr>
+          <w:rFonts w:ascii="Helvetica" w:eastAsia="Times New Roman" w:hAnsi="Helvetica" w:cs="Helvetica"/>
+          <w:color w:val="333333"/>
+          <w:sz w:val="21"/>
+          <w:szCs w:val="21"/>
+          <w:shd w:val="clear" w:color="auto" w:fill="FFFFFF"/>
+        </w:rPr>
+        <w:t>double_stall</w:t>
+      </w:r>
+      <w:proofErr w:type="spellEnd"/>
+      <w:r>
+        <w:rPr>
+          <w:rFonts w:ascii="Helvetica" w:eastAsia="Times New Roman" w:hAnsi="Helvetica" w:cs="Helvetica"/>
+          <w:color w:val="333333"/>
+          <w:sz w:val="21"/>
+          <w:szCs w:val="21"/>
+          <w:shd w:val="clear" w:color="auto" w:fill="FFFFFF"/>
+        </w:rPr>
+        <w:t xml:space="preserve"> has been added.  You might find this is needed to handle</w:t>
       </w:r>
       <w:r>
         <w:rPr>
@@ -8336,15 +10725,39 @@
         </w:rPr>
         <w:t xml:space="preserve">Update </w:t>
       </w:r>
-      <w:r>
-        <w:rPr>
-          <w:rFonts w:ascii="Helvetica" w:eastAsia="Times New Roman" w:hAnsi="Helvetica" w:cs="Helvetica"/>
-          <w:color w:val="333333"/>
-          <w:sz w:val="21"/>
-          <w:szCs w:val="21"/>
-          <w:shd w:val="clear" w:color="auto" w:fill="FFFFFF"/>
-        </w:rPr>
-        <w:t xml:space="preserve">riscv_pipeline.vhdl, removing syntax errors and ensuring correct operation of </w:t>
+      <w:proofErr w:type="spellStart"/>
+      <w:r>
+        <w:rPr>
+          <w:rFonts w:ascii="Helvetica" w:eastAsia="Times New Roman" w:hAnsi="Helvetica" w:cs="Helvetica"/>
+          <w:color w:val="333333"/>
+          <w:sz w:val="21"/>
+          <w:szCs w:val="21"/>
+          <w:shd w:val="clear" w:color="auto" w:fill="FFFFFF"/>
+        </w:rPr>
+        <w:t>riscv_</w:t>
+      </w:r>
+      <w:proofErr w:type="gramStart"/>
+      <w:r>
+        <w:rPr>
+          <w:rFonts w:ascii="Helvetica" w:eastAsia="Times New Roman" w:hAnsi="Helvetica" w:cs="Helvetica"/>
+          <w:color w:val="333333"/>
+          <w:sz w:val="21"/>
+          <w:szCs w:val="21"/>
+          <w:shd w:val="clear" w:color="auto" w:fill="FFFFFF"/>
+        </w:rPr>
+        <w:t>pipeline.vhdl</w:t>
+      </w:r>
+      <w:proofErr w:type="spellEnd"/>
+      <w:proofErr w:type="gramEnd"/>
+      <w:r>
+        <w:rPr>
+          <w:rFonts w:ascii="Helvetica" w:eastAsia="Times New Roman" w:hAnsi="Helvetica" w:cs="Helvetica"/>
+          <w:color w:val="333333"/>
+          <w:sz w:val="21"/>
+          <w:szCs w:val="21"/>
+          <w:shd w:val="clear" w:color="auto" w:fill="FFFFFF"/>
+        </w:rPr>
+        <w:t xml:space="preserve">, removing syntax errors and ensuring correct operation of </w:t>
       </w:r>
       <w:r>
         <w:rPr>
@@ -8386,6 +10799,7 @@
         </w:rPr>
         <w:t xml:space="preserve">[many of these updates can be copied from </w:t>
       </w:r>
+      <w:proofErr w:type="spellStart"/>
       <w:r>
         <w:rPr>
           <w:rFonts w:ascii="Helvetica" w:eastAsia="Times New Roman" w:hAnsi="Helvetica" w:cs="Helvetica"/>
@@ -8396,6 +10810,7 @@
         </w:rPr>
         <w:t>riscv_</w:t>
       </w:r>
+      <w:proofErr w:type="gramStart"/>
       <w:r>
         <w:rPr>
           <w:rFonts w:ascii="Helvetica" w:eastAsia="Times New Roman" w:hAnsi="Helvetica" w:cs="Helvetica"/>
@@ -8416,6 +10831,8 @@
         </w:rPr>
         <w:t>.vhdl</w:t>
       </w:r>
+      <w:proofErr w:type="spellEnd"/>
+      <w:proofErr w:type="gramEnd"/>
       <w:r>
         <w:rPr>
           <w:rFonts w:ascii="Helvetica" w:eastAsia="Times New Roman" w:hAnsi="Helvetica" w:cs="Helvetica"/>
@@ -8515,7 +10932,29 @@
           <w:szCs w:val="21"/>
           <w:shd w:val="clear" w:color="auto" w:fill="FFFFFF"/>
         </w:rPr>
-        <w:t xml:space="preserve">Run simulation in vivado, testing the </w:t>
+        <w:t xml:space="preserve">Run simulation in </w:t>
+      </w:r>
+      <w:proofErr w:type="spellStart"/>
+      <w:r>
+        <w:rPr>
+          <w:rFonts w:ascii="Helvetica" w:eastAsia="Times New Roman" w:hAnsi="Helvetica" w:cs="Helvetica"/>
+          <w:color w:val="333333"/>
+          <w:sz w:val="21"/>
+          <w:szCs w:val="21"/>
+          <w:shd w:val="clear" w:color="auto" w:fill="FFFFFF"/>
+        </w:rPr>
+        <w:t>vivado</w:t>
+      </w:r>
+      <w:proofErr w:type="spellEnd"/>
+      <w:r>
+        <w:rPr>
+          <w:rFonts w:ascii="Helvetica" w:eastAsia="Times New Roman" w:hAnsi="Helvetica" w:cs="Helvetica"/>
+          <w:color w:val="333333"/>
+          <w:sz w:val="21"/>
+          <w:szCs w:val="21"/>
+          <w:shd w:val="clear" w:color="auto" w:fill="FFFFFF"/>
+        </w:rPr>
+        <w:t xml:space="preserve">, testing the </w:t>
       </w:r>
       <w:r>
         <w:rPr>
@@ -8581,6 +11020,7 @@
           <w:szCs w:val="21"/>
         </w:rPr>
       </w:pPr>
+      <w:proofErr w:type="spellStart"/>
       <w:r>
         <w:rPr>
           <w:rFonts w:ascii="Helvetica" w:eastAsia="Times New Roman" w:hAnsi="Helvetica" w:cs="Helvetica"/>
@@ -8590,7 +11030,547 @@
           <w:sz w:val="21"/>
           <w:szCs w:val="21"/>
         </w:rPr>
-        <w:t>Clk, reset, clock_counter, pc, NPC, next_PC, if_id_npc, id_ex_npc, ex_mem_npc, instr, opcode, if_id_rs1, reg1_data, if_id_rs2, reg2_data, mem_wb_rd, wb_data, if_id_imm, alu_input_a,  alu_input_b, alu_result, mem_data, mem_read, mem_write, alu_src, id_ex_alu_src, branch, ex_mem_branch, jump, ex_mem_jump, load_addr, reg_write, reg_write_chip, display_x5, display_x6, display_x7, display_x10</w:t>
+        <w:t>Clk</w:t>
+      </w:r>
+      <w:proofErr w:type="spellEnd"/>
+      <w:r>
+        <w:rPr>
+          <w:rFonts w:ascii="Helvetica" w:eastAsia="Times New Roman" w:hAnsi="Helvetica" w:cs="Helvetica"/>
+          <w:i/>
+          <w:iCs/>
+          <w:color w:val="333333"/>
+          <w:sz w:val="21"/>
+          <w:szCs w:val="21"/>
+        </w:rPr>
+        <w:t xml:space="preserve">, reset, </w:t>
+      </w:r>
+      <w:proofErr w:type="spellStart"/>
+      <w:r>
+        <w:rPr>
+          <w:rFonts w:ascii="Helvetica" w:eastAsia="Times New Roman" w:hAnsi="Helvetica" w:cs="Helvetica"/>
+          <w:i/>
+          <w:iCs/>
+          <w:color w:val="333333"/>
+          <w:sz w:val="21"/>
+          <w:szCs w:val="21"/>
+        </w:rPr>
+        <w:t>clock_counter</w:t>
+      </w:r>
+      <w:proofErr w:type="spellEnd"/>
+      <w:r>
+        <w:rPr>
+          <w:rFonts w:ascii="Helvetica" w:eastAsia="Times New Roman" w:hAnsi="Helvetica" w:cs="Helvetica"/>
+          <w:i/>
+          <w:iCs/>
+          <w:color w:val="333333"/>
+          <w:sz w:val="21"/>
+          <w:szCs w:val="21"/>
+        </w:rPr>
+        <w:t xml:space="preserve">, pc, NPC, </w:t>
+      </w:r>
+      <w:proofErr w:type="spellStart"/>
+      <w:r>
+        <w:rPr>
+          <w:rFonts w:ascii="Helvetica" w:eastAsia="Times New Roman" w:hAnsi="Helvetica" w:cs="Helvetica"/>
+          <w:i/>
+          <w:iCs/>
+          <w:color w:val="333333"/>
+          <w:sz w:val="21"/>
+          <w:szCs w:val="21"/>
+        </w:rPr>
+        <w:t>next_PC</w:t>
+      </w:r>
+      <w:proofErr w:type="spellEnd"/>
+      <w:r>
+        <w:rPr>
+          <w:rFonts w:ascii="Helvetica" w:eastAsia="Times New Roman" w:hAnsi="Helvetica" w:cs="Helvetica"/>
+          <w:i/>
+          <w:iCs/>
+          <w:color w:val="333333"/>
+          <w:sz w:val="21"/>
+          <w:szCs w:val="21"/>
+        </w:rPr>
+        <w:t xml:space="preserve">, </w:t>
+      </w:r>
+      <w:proofErr w:type="spellStart"/>
+      <w:r>
+        <w:rPr>
+          <w:rFonts w:ascii="Helvetica" w:eastAsia="Times New Roman" w:hAnsi="Helvetica" w:cs="Helvetica"/>
+          <w:i/>
+          <w:iCs/>
+          <w:color w:val="333333"/>
+          <w:sz w:val="21"/>
+          <w:szCs w:val="21"/>
+        </w:rPr>
+        <w:t>if_id_npc</w:t>
+      </w:r>
+      <w:proofErr w:type="spellEnd"/>
+      <w:r>
+        <w:rPr>
+          <w:rFonts w:ascii="Helvetica" w:eastAsia="Times New Roman" w:hAnsi="Helvetica" w:cs="Helvetica"/>
+          <w:i/>
+          <w:iCs/>
+          <w:color w:val="333333"/>
+          <w:sz w:val="21"/>
+          <w:szCs w:val="21"/>
+        </w:rPr>
+        <w:t xml:space="preserve">, </w:t>
+      </w:r>
+      <w:proofErr w:type="spellStart"/>
+      <w:r>
+        <w:rPr>
+          <w:rFonts w:ascii="Helvetica" w:eastAsia="Times New Roman" w:hAnsi="Helvetica" w:cs="Helvetica"/>
+          <w:i/>
+          <w:iCs/>
+          <w:color w:val="333333"/>
+          <w:sz w:val="21"/>
+          <w:szCs w:val="21"/>
+        </w:rPr>
+        <w:t>id_ex_npc</w:t>
+      </w:r>
+      <w:proofErr w:type="spellEnd"/>
+      <w:r>
+        <w:rPr>
+          <w:rFonts w:ascii="Helvetica" w:eastAsia="Times New Roman" w:hAnsi="Helvetica" w:cs="Helvetica"/>
+          <w:i/>
+          <w:iCs/>
+          <w:color w:val="333333"/>
+          <w:sz w:val="21"/>
+          <w:szCs w:val="21"/>
+        </w:rPr>
+        <w:t xml:space="preserve">, </w:t>
+      </w:r>
+      <w:proofErr w:type="spellStart"/>
+      <w:r>
+        <w:rPr>
+          <w:rFonts w:ascii="Helvetica" w:eastAsia="Times New Roman" w:hAnsi="Helvetica" w:cs="Helvetica"/>
+          <w:i/>
+          <w:iCs/>
+          <w:color w:val="333333"/>
+          <w:sz w:val="21"/>
+          <w:szCs w:val="21"/>
+        </w:rPr>
+        <w:t>ex_mem_npc</w:t>
+      </w:r>
+      <w:proofErr w:type="spellEnd"/>
+      <w:r>
+        <w:rPr>
+          <w:rFonts w:ascii="Helvetica" w:eastAsia="Times New Roman" w:hAnsi="Helvetica" w:cs="Helvetica"/>
+          <w:i/>
+          <w:iCs/>
+          <w:color w:val="333333"/>
+          <w:sz w:val="21"/>
+          <w:szCs w:val="21"/>
+        </w:rPr>
+        <w:t xml:space="preserve">, </w:t>
+      </w:r>
+      <w:proofErr w:type="spellStart"/>
+      <w:r>
+        <w:rPr>
+          <w:rFonts w:ascii="Helvetica" w:eastAsia="Times New Roman" w:hAnsi="Helvetica" w:cs="Helvetica"/>
+          <w:i/>
+          <w:iCs/>
+          <w:color w:val="333333"/>
+          <w:sz w:val="21"/>
+          <w:szCs w:val="21"/>
+        </w:rPr>
+        <w:t>instr</w:t>
+      </w:r>
+      <w:proofErr w:type="spellEnd"/>
+      <w:r>
+        <w:rPr>
+          <w:rFonts w:ascii="Helvetica" w:eastAsia="Times New Roman" w:hAnsi="Helvetica" w:cs="Helvetica"/>
+          <w:i/>
+          <w:iCs/>
+          <w:color w:val="333333"/>
+          <w:sz w:val="21"/>
+          <w:szCs w:val="21"/>
+        </w:rPr>
+        <w:t xml:space="preserve">, opcode, if_id_rs1, reg1_data, if_id_rs2, reg2_data, </w:t>
+      </w:r>
+      <w:proofErr w:type="spellStart"/>
+      <w:r>
+        <w:rPr>
+          <w:rFonts w:ascii="Helvetica" w:eastAsia="Times New Roman" w:hAnsi="Helvetica" w:cs="Helvetica"/>
+          <w:i/>
+          <w:iCs/>
+          <w:color w:val="333333"/>
+          <w:sz w:val="21"/>
+          <w:szCs w:val="21"/>
+        </w:rPr>
+        <w:t>mem_wb_rd</w:t>
+      </w:r>
+      <w:proofErr w:type="spellEnd"/>
+      <w:r>
+        <w:rPr>
+          <w:rFonts w:ascii="Helvetica" w:eastAsia="Times New Roman" w:hAnsi="Helvetica" w:cs="Helvetica"/>
+          <w:i/>
+          <w:iCs/>
+          <w:color w:val="333333"/>
+          <w:sz w:val="21"/>
+          <w:szCs w:val="21"/>
+        </w:rPr>
+        <w:t xml:space="preserve">, </w:t>
+      </w:r>
+      <w:proofErr w:type="spellStart"/>
+      <w:r>
+        <w:rPr>
+          <w:rFonts w:ascii="Helvetica" w:eastAsia="Times New Roman" w:hAnsi="Helvetica" w:cs="Helvetica"/>
+          <w:i/>
+          <w:iCs/>
+          <w:color w:val="333333"/>
+          <w:sz w:val="21"/>
+          <w:szCs w:val="21"/>
+        </w:rPr>
+        <w:t>wb_data</w:t>
+      </w:r>
+      <w:proofErr w:type="spellEnd"/>
+      <w:r>
+        <w:rPr>
+          <w:rFonts w:ascii="Helvetica" w:eastAsia="Times New Roman" w:hAnsi="Helvetica" w:cs="Helvetica"/>
+          <w:i/>
+          <w:iCs/>
+          <w:color w:val="333333"/>
+          <w:sz w:val="21"/>
+          <w:szCs w:val="21"/>
+        </w:rPr>
+        <w:t xml:space="preserve">, </w:t>
+      </w:r>
+      <w:proofErr w:type="spellStart"/>
+      <w:r>
+        <w:rPr>
+          <w:rFonts w:ascii="Helvetica" w:eastAsia="Times New Roman" w:hAnsi="Helvetica" w:cs="Helvetica"/>
+          <w:i/>
+          <w:iCs/>
+          <w:color w:val="333333"/>
+          <w:sz w:val="21"/>
+          <w:szCs w:val="21"/>
+        </w:rPr>
+        <w:t>if_id_imm</w:t>
+      </w:r>
+      <w:proofErr w:type="spellEnd"/>
+      <w:r>
+        <w:rPr>
+          <w:rFonts w:ascii="Helvetica" w:eastAsia="Times New Roman" w:hAnsi="Helvetica" w:cs="Helvetica"/>
+          <w:i/>
+          <w:iCs/>
+          <w:color w:val="333333"/>
+          <w:sz w:val="21"/>
+          <w:szCs w:val="21"/>
+        </w:rPr>
+        <w:t xml:space="preserve">, </w:t>
+      </w:r>
+      <w:proofErr w:type="spellStart"/>
+      <w:r>
+        <w:rPr>
+          <w:rFonts w:ascii="Helvetica" w:eastAsia="Times New Roman" w:hAnsi="Helvetica" w:cs="Helvetica"/>
+          <w:i/>
+          <w:iCs/>
+          <w:color w:val="333333"/>
+          <w:sz w:val="21"/>
+          <w:szCs w:val="21"/>
+        </w:rPr>
+        <w:t>alu_input_a</w:t>
+      </w:r>
+      <w:proofErr w:type="spellEnd"/>
+      <w:r>
+        <w:rPr>
+          <w:rFonts w:ascii="Helvetica" w:eastAsia="Times New Roman" w:hAnsi="Helvetica" w:cs="Helvetica"/>
+          <w:i/>
+          <w:iCs/>
+          <w:color w:val="333333"/>
+          <w:sz w:val="21"/>
+          <w:szCs w:val="21"/>
+        </w:rPr>
+        <w:t xml:space="preserve">,  </w:t>
+      </w:r>
+      <w:proofErr w:type="spellStart"/>
+      <w:r>
+        <w:rPr>
+          <w:rFonts w:ascii="Helvetica" w:eastAsia="Times New Roman" w:hAnsi="Helvetica" w:cs="Helvetica"/>
+          <w:i/>
+          <w:iCs/>
+          <w:color w:val="333333"/>
+          <w:sz w:val="21"/>
+          <w:szCs w:val="21"/>
+        </w:rPr>
+        <w:t>alu_input_b</w:t>
+      </w:r>
+      <w:proofErr w:type="spellEnd"/>
+      <w:r>
+        <w:rPr>
+          <w:rFonts w:ascii="Helvetica" w:eastAsia="Times New Roman" w:hAnsi="Helvetica" w:cs="Helvetica"/>
+          <w:i/>
+          <w:iCs/>
+          <w:color w:val="333333"/>
+          <w:sz w:val="21"/>
+          <w:szCs w:val="21"/>
+        </w:rPr>
+        <w:t xml:space="preserve">, </w:t>
+      </w:r>
+      <w:proofErr w:type="spellStart"/>
+      <w:r>
+        <w:rPr>
+          <w:rFonts w:ascii="Helvetica" w:eastAsia="Times New Roman" w:hAnsi="Helvetica" w:cs="Helvetica"/>
+          <w:i/>
+          <w:iCs/>
+          <w:color w:val="333333"/>
+          <w:sz w:val="21"/>
+          <w:szCs w:val="21"/>
+        </w:rPr>
+        <w:t>alu_result</w:t>
+      </w:r>
+      <w:proofErr w:type="spellEnd"/>
+      <w:r>
+        <w:rPr>
+          <w:rFonts w:ascii="Helvetica" w:eastAsia="Times New Roman" w:hAnsi="Helvetica" w:cs="Helvetica"/>
+          <w:i/>
+          <w:iCs/>
+          <w:color w:val="333333"/>
+          <w:sz w:val="21"/>
+          <w:szCs w:val="21"/>
+        </w:rPr>
+        <w:t xml:space="preserve">, </w:t>
+      </w:r>
+      <w:proofErr w:type="spellStart"/>
+      <w:r>
+        <w:rPr>
+          <w:rFonts w:ascii="Helvetica" w:eastAsia="Times New Roman" w:hAnsi="Helvetica" w:cs="Helvetica"/>
+          <w:i/>
+          <w:iCs/>
+          <w:color w:val="333333"/>
+          <w:sz w:val="21"/>
+          <w:szCs w:val="21"/>
+        </w:rPr>
+        <w:t>mem_data</w:t>
+      </w:r>
+      <w:proofErr w:type="spellEnd"/>
+      <w:r>
+        <w:rPr>
+          <w:rFonts w:ascii="Helvetica" w:eastAsia="Times New Roman" w:hAnsi="Helvetica" w:cs="Helvetica"/>
+          <w:i/>
+          <w:iCs/>
+          <w:color w:val="333333"/>
+          <w:sz w:val="21"/>
+          <w:szCs w:val="21"/>
+        </w:rPr>
+        <w:t xml:space="preserve">, </w:t>
+      </w:r>
+      <w:proofErr w:type="spellStart"/>
+      <w:r>
+        <w:rPr>
+          <w:rFonts w:ascii="Helvetica" w:eastAsia="Times New Roman" w:hAnsi="Helvetica" w:cs="Helvetica"/>
+          <w:i/>
+          <w:iCs/>
+          <w:color w:val="333333"/>
+          <w:sz w:val="21"/>
+          <w:szCs w:val="21"/>
+        </w:rPr>
+        <w:t>mem_read</w:t>
+      </w:r>
+      <w:proofErr w:type="spellEnd"/>
+      <w:r>
+        <w:rPr>
+          <w:rFonts w:ascii="Helvetica" w:eastAsia="Times New Roman" w:hAnsi="Helvetica" w:cs="Helvetica"/>
+          <w:i/>
+          <w:iCs/>
+          <w:color w:val="333333"/>
+          <w:sz w:val="21"/>
+          <w:szCs w:val="21"/>
+        </w:rPr>
+        <w:t xml:space="preserve">, </w:t>
+      </w:r>
+      <w:proofErr w:type="spellStart"/>
+      <w:r>
+        <w:rPr>
+          <w:rFonts w:ascii="Helvetica" w:eastAsia="Times New Roman" w:hAnsi="Helvetica" w:cs="Helvetica"/>
+          <w:i/>
+          <w:iCs/>
+          <w:color w:val="333333"/>
+          <w:sz w:val="21"/>
+          <w:szCs w:val="21"/>
+        </w:rPr>
+        <w:t>mem_write</w:t>
+      </w:r>
+      <w:proofErr w:type="spellEnd"/>
+      <w:r>
+        <w:rPr>
+          <w:rFonts w:ascii="Helvetica" w:eastAsia="Times New Roman" w:hAnsi="Helvetica" w:cs="Helvetica"/>
+          <w:i/>
+          <w:iCs/>
+          <w:color w:val="333333"/>
+          <w:sz w:val="21"/>
+          <w:szCs w:val="21"/>
+        </w:rPr>
+        <w:t xml:space="preserve">, </w:t>
+      </w:r>
+      <w:proofErr w:type="spellStart"/>
+      <w:r>
+        <w:rPr>
+          <w:rFonts w:ascii="Helvetica" w:eastAsia="Times New Roman" w:hAnsi="Helvetica" w:cs="Helvetica"/>
+          <w:i/>
+          <w:iCs/>
+          <w:color w:val="333333"/>
+          <w:sz w:val="21"/>
+          <w:szCs w:val="21"/>
+        </w:rPr>
+        <w:t>alu_src</w:t>
+      </w:r>
+      <w:proofErr w:type="spellEnd"/>
+      <w:r>
+        <w:rPr>
+          <w:rFonts w:ascii="Helvetica" w:eastAsia="Times New Roman" w:hAnsi="Helvetica" w:cs="Helvetica"/>
+          <w:i/>
+          <w:iCs/>
+          <w:color w:val="333333"/>
+          <w:sz w:val="21"/>
+          <w:szCs w:val="21"/>
+        </w:rPr>
+        <w:t xml:space="preserve">, </w:t>
+      </w:r>
+      <w:proofErr w:type="spellStart"/>
+      <w:r>
+        <w:rPr>
+          <w:rFonts w:ascii="Helvetica" w:eastAsia="Times New Roman" w:hAnsi="Helvetica" w:cs="Helvetica"/>
+          <w:i/>
+          <w:iCs/>
+          <w:color w:val="333333"/>
+          <w:sz w:val="21"/>
+          <w:szCs w:val="21"/>
+        </w:rPr>
+        <w:t>id_ex_alu_src</w:t>
+      </w:r>
+      <w:proofErr w:type="spellEnd"/>
+      <w:r>
+        <w:rPr>
+          <w:rFonts w:ascii="Helvetica" w:eastAsia="Times New Roman" w:hAnsi="Helvetica" w:cs="Helvetica"/>
+          <w:i/>
+          <w:iCs/>
+          <w:color w:val="333333"/>
+          <w:sz w:val="21"/>
+          <w:szCs w:val="21"/>
+        </w:rPr>
+        <w:t xml:space="preserve">, branch, </w:t>
+      </w:r>
+      <w:proofErr w:type="spellStart"/>
+      <w:r>
+        <w:rPr>
+          <w:rFonts w:ascii="Helvetica" w:eastAsia="Times New Roman" w:hAnsi="Helvetica" w:cs="Helvetica"/>
+          <w:i/>
+          <w:iCs/>
+          <w:color w:val="333333"/>
+          <w:sz w:val="21"/>
+          <w:szCs w:val="21"/>
+        </w:rPr>
+        <w:t>ex_mem_branch</w:t>
+      </w:r>
+      <w:proofErr w:type="spellEnd"/>
+      <w:r>
+        <w:rPr>
+          <w:rFonts w:ascii="Helvetica" w:eastAsia="Times New Roman" w:hAnsi="Helvetica" w:cs="Helvetica"/>
+          <w:i/>
+          <w:iCs/>
+          <w:color w:val="333333"/>
+          <w:sz w:val="21"/>
+          <w:szCs w:val="21"/>
+        </w:rPr>
+        <w:t xml:space="preserve">, jump, </w:t>
+      </w:r>
+      <w:proofErr w:type="spellStart"/>
+      <w:r>
+        <w:rPr>
+          <w:rFonts w:ascii="Helvetica" w:eastAsia="Times New Roman" w:hAnsi="Helvetica" w:cs="Helvetica"/>
+          <w:i/>
+          <w:iCs/>
+          <w:color w:val="333333"/>
+          <w:sz w:val="21"/>
+          <w:szCs w:val="21"/>
+        </w:rPr>
+        <w:t>ex_mem_jump</w:t>
+      </w:r>
+      <w:proofErr w:type="spellEnd"/>
+      <w:r>
+        <w:rPr>
+          <w:rFonts w:ascii="Helvetica" w:eastAsia="Times New Roman" w:hAnsi="Helvetica" w:cs="Helvetica"/>
+          <w:i/>
+          <w:iCs/>
+          <w:color w:val="333333"/>
+          <w:sz w:val="21"/>
+          <w:szCs w:val="21"/>
+        </w:rPr>
+        <w:t xml:space="preserve">, </w:t>
+      </w:r>
+      <w:proofErr w:type="spellStart"/>
+      <w:r>
+        <w:rPr>
+          <w:rFonts w:ascii="Helvetica" w:eastAsia="Times New Roman" w:hAnsi="Helvetica" w:cs="Helvetica"/>
+          <w:i/>
+          <w:iCs/>
+          <w:color w:val="333333"/>
+          <w:sz w:val="21"/>
+          <w:szCs w:val="21"/>
+        </w:rPr>
+        <w:t>load_addr</w:t>
+      </w:r>
+      <w:proofErr w:type="spellEnd"/>
+      <w:r>
+        <w:rPr>
+          <w:rFonts w:ascii="Helvetica" w:eastAsia="Times New Roman" w:hAnsi="Helvetica" w:cs="Helvetica"/>
+          <w:i/>
+          <w:iCs/>
+          <w:color w:val="333333"/>
+          <w:sz w:val="21"/>
+          <w:szCs w:val="21"/>
+        </w:rPr>
+        <w:t xml:space="preserve">, </w:t>
+      </w:r>
+      <w:proofErr w:type="spellStart"/>
+      <w:r>
+        <w:rPr>
+          <w:rFonts w:ascii="Helvetica" w:eastAsia="Times New Roman" w:hAnsi="Helvetica" w:cs="Helvetica"/>
+          <w:i/>
+          <w:iCs/>
+          <w:color w:val="333333"/>
+          <w:sz w:val="21"/>
+          <w:szCs w:val="21"/>
+        </w:rPr>
+        <w:t>reg_write</w:t>
+      </w:r>
+      <w:proofErr w:type="spellEnd"/>
+      <w:r>
+        <w:rPr>
+          <w:rFonts w:ascii="Helvetica" w:eastAsia="Times New Roman" w:hAnsi="Helvetica" w:cs="Helvetica"/>
+          <w:i/>
+          <w:iCs/>
+          <w:color w:val="333333"/>
+          <w:sz w:val="21"/>
+          <w:szCs w:val="21"/>
+        </w:rPr>
+        <w:t xml:space="preserve">, </w:t>
+      </w:r>
+      <w:proofErr w:type="spellStart"/>
+      <w:r>
+        <w:rPr>
+          <w:rFonts w:ascii="Helvetica" w:eastAsia="Times New Roman" w:hAnsi="Helvetica" w:cs="Helvetica"/>
+          <w:i/>
+          <w:iCs/>
+          <w:color w:val="333333"/>
+          <w:sz w:val="21"/>
+          <w:szCs w:val="21"/>
+        </w:rPr>
+        <w:t>reg_write_chip</w:t>
+      </w:r>
+      <w:proofErr w:type="spellEnd"/>
+      <w:r>
+        <w:rPr>
+          <w:rFonts w:ascii="Helvetica" w:eastAsia="Times New Roman" w:hAnsi="Helvetica" w:cs="Helvetica"/>
+          <w:i/>
+          <w:iCs/>
+          <w:color w:val="333333"/>
+          <w:sz w:val="21"/>
+          <w:szCs w:val="21"/>
+        </w:rPr>
+        <w:t>, display_x5, display_x6, display_x7, display_x10</w:t>
       </w:r>
     </w:p>
     <w:p>
@@ -8615,8 +11595,38 @@
           <w:highlight w:val="yellow"/>
           <w:shd w:val="clear" w:color="auto" w:fill="FFFFFF"/>
         </w:rPr>
-        <w:t>Turn in your simulation plot in gradescope</w:t>
-      </w:r>
+        <w:t xml:space="preserve">Turn in your simulation plot </w:t>
+      </w:r>
+      <w:proofErr w:type="gramStart"/>
+      <w:r>
+        <w:rPr>
+          <w:rFonts w:ascii="Helvetica" w:eastAsia="Times New Roman" w:hAnsi="Helvetica" w:cs="Helvetica"/>
+          <w:b/>
+          <w:bCs/>
+          <w:color w:val="333333"/>
+          <w:sz w:val="21"/>
+          <w:szCs w:val="21"/>
+          <w:highlight w:val="yellow"/>
+          <w:shd w:val="clear" w:color="auto" w:fill="FFFFFF"/>
+        </w:rPr>
+        <w:t xml:space="preserve">in </w:t>
+      </w:r>
+      <w:proofErr w:type="spellStart"/>
+      <w:r>
+        <w:rPr>
+          <w:rFonts w:ascii="Helvetica" w:eastAsia="Times New Roman" w:hAnsi="Helvetica" w:cs="Helvetica"/>
+          <w:b/>
+          <w:bCs/>
+          <w:color w:val="333333"/>
+          <w:sz w:val="21"/>
+          <w:szCs w:val="21"/>
+          <w:highlight w:val="yellow"/>
+          <w:shd w:val="clear" w:color="auto" w:fill="FFFFFF"/>
+        </w:rPr>
+        <w:t>gradescope</w:t>
+      </w:r>
+      <w:proofErr w:type="spellEnd"/>
+      <w:proofErr w:type="gramEnd"/>
       <w:r>
         <w:rPr>
           <w:rFonts w:ascii="Helvetica" w:eastAsia="Times New Roman" w:hAnsi="Helvetica" w:cs="Helvetica"/>
@@ -8671,8 +11681,20 @@
           <w:szCs w:val="21"/>
           <w:highlight w:val="yellow"/>
         </w:rPr>
-        <w:t>in gradescope</w:t>
-      </w:r>
+        <w:t xml:space="preserve">in </w:t>
+      </w:r>
+      <w:proofErr w:type="spellStart"/>
+      <w:r>
+        <w:rPr>
+          <w:rFonts w:ascii="Helvetica" w:eastAsia="Times New Roman" w:hAnsi="Helvetica" w:cs="Helvetica"/>
+          <w:color w:val="333333"/>
+          <w:sz w:val="21"/>
+          <w:szCs w:val="21"/>
+          <w:highlight w:val="yellow"/>
+        </w:rPr>
+        <w:t>gradescope</w:t>
+      </w:r>
+      <w:proofErr w:type="spellEnd"/>
       <w:r>
         <w:rPr>
           <w:rFonts w:ascii="Helvetica" w:eastAsia="Times New Roman" w:hAnsi="Helvetica" w:cs="Helvetica"/>
@@ -8836,16 +11858,58 @@
           <w:sz w:val="21"/>
           <w:szCs w:val="21"/>
         </w:rPr>
-        <w:t>Re-Order Instructions:  modify instru_</w:t>
-      </w:r>
-      <w:r>
-        <w:rPr>
-          <w:rFonts w:ascii="Helvetica" w:eastAsia="Times New Roman" w:hAnsi="Helvetica" w:cs="Helvetica"/>
-          <w:color w:val="333333"/>
-          <w:sz w:val="21"/>
-          <w:szCs w:val="21"/>
-        </w:rPr>
-        <w:t xml:space="preserve">mem.vhdl, reordering the instructions to remove </w:t>
+        <w:t>Re-Order Instructions</w:t>
+      </w:r>
+      <w:proofErr w:type="gramStart"/>
+      <w:r>
+        <w:rPr>
+          <w:rFonts w:ascii="Helvetica" w:eastAsia="Times New Roman" w:hAnsi="Helvetica" w:cs="Helvetica"/>
+          <w:color w:val="333333"/>
+          <w:sz w:val="21"/>
+          <w:szCs w:val="21"/>
+        </w:rPr>
+        <w:t>:  modify</w:t>
+      </w:r>
+      <w:proofErr w:type="gramEnd"/>
+      <w:r>
+        <w:rPr>
+          <w:rFonts w:ascii="Helvetica" w:eastAsia="Times New Roman" w:hAnsi="Helvetica" w:cs="Helvetica"/>
+          <w:color w:val="333333"/>
+          <w:sz w:val="21"/>
+          <w:szCs w:val="21"/>
+        </w:rPr>
+        <w:t xml:space="preserve"> </w:t>
+      </w:r>
+      <w:proofErr w:type="spellStart"/>
+      <w:r>
+        <w:rPr>
+          <w:rFonts w:ascii="Helvetica" w:eastAsia="Times New Roman" w:hAnsi="Helvetica" w:cs="Helvetica"/>
+          <w:color w:val="333333"/>
+          <w:sz w:val="21"/>
+          <w:szCs w:val="21"/>
+        </w:rPr>
+        <w:t>instru_</w:t>
+      </w:r>
+      <w:proofErr w:type="gramStart"/>
+      <w:r>
+        <w:rPr>
+          <w:rFonts w:ascii="Helvetica" w:eastAsia="Times New Roman" w:hAnsi="Helvetica" w:cs="Helvetica"/>
+          <w:color w:val="333333"/>
+          <w:sz w:val="21"/>
+          <w:szCs w:val="21"/>
+        </w:rPr>
+        <w:t>mem.vhdl</w:t>
+      </w:r>
+      <w:proofErr w:type="spellEnd"/>
+      <w:proofErr w:type="gramEnd"/>
+      <w:r>
+        <w:rPr>
+          <w:rFonts w:ascii="Helvetica" w:eastAsia="Times New Roman" w:hAnsi="Helvetica" w:cs="Helvetica"/>
+          <w:color w:val="333333"/>
+          <w:sz w:val="21"/>
+          <w:szCs w:val="21"/>
+        </w:rPr>
+        <w:t xml:space="preserve">, reordering the instructions to remove </w:t>
       </w:r>
       <w:r>
         <w:rPr>
@@ -8938,7 +12002,29 @@
           <w:szCs w:val="21"/>
           <w:shd w:val="clear" w:color="auto" w:fill="FFFFFF"/>
         </w:rPr>
-        <w:t xml:space="preserve">Run simulation in vivado, testing the </w:t>
+        <w:t xml:space="preserve">Run simulation in </w:t>
+      </w:r>
+      <w:proofErr w:type="spellStart"/>
+      <w:r>
+        <w:rPr>
+          <w:rFonts w:ascii="Helvetica" w:eastAsia="Times New Roman" w:hAnsi="Helvetica" w:cs="Helvetica"/>
+          <w:color w:val="333333"/>
+          <w:sz w:val="21"/>
+          <w:szCs w:val="21"/>
+          <w:shd w:val="clear" w:color="auto" w:fill="FFFFFF"/>
+        </w:rPr>
+        <w:t>vivado</w:t>
+      </w:r>
+      <w:proofErr w:type="spellEnd"/>
+      <w:r>
+        <w:rPr>
+          <w:rFonts w:ascii="Helvetica" w:eastAsia="Times New Roman" w:hAnsi="Helvetica" w:cs="Helvetica"/>
+          <w:color w:val="333333"/>
+          <w:sz w:val="21"/>
+          <w:szCs w:val="21"/>
+          <w:shd w:val="clear" w:color="auto" w:fill="FFFFFF"/>
+        </w:rPr>
+        <w:t xml:space="preserve">, testing the </w:t>
       </w:r>
       <w:r>
         <w:rPr>
@@ -8958,7 +12044,29 @@
           <w:szCs w:val="21"/>
           <w:shd w:val="clear" w:color="auto" w:fill="FFFFFF"/>
         </w:rPr>
-        <w:t xml:space="preserve"> program works, including</w:t>
+        <w:t xml:space="preserve"> program </w:t>
+      </w:r>
+      <w:proofErr w:type="gramStart"/>
+      <w:r>
+        <w:rPr>
+          <w:rFonts w:ascii="Helvetica" w:eastAsia="Times New Roman" w:hAnsi="Helvetica" w:cs="Helvetica"/>
+          <w:color w:val="333333"/>
+          <w:sz w:val="21"/>
+          <w:szCs w:val="21"/>
+          <w:shd w:val="clear" w:color="auto" w:fill="FFFFFF"/>
+        </w:rPr>
+        <w:t>works</w:t>
+      </w:r>
+      <w:proofErr w:type="gramEnd"/>
+      <w:r>
+        <w:rPr>
+          <w:rFonts w:ascii="Helvetica" w:eastAsia="Times New Roman" w:hAnsi="Helvetica" w:cs="Helvetica"/>
+          <w:color w:val="333333"/>
+          <w:sz w:val="21"/>
+          <w:szCs w:val="21"/>
+          <w:shd w:val="clear" w:color="auto" w:fill="FFFFFF"/>
+        </w:rPr>
+        <w:t>, including</w:t>
       </w:r>
       <w:r>
         <w:rPr>
@@ -8984,6 +12092,7 @@
           <w:szCs w:val="21"/>
         </w:rPr>
       </w:pPr>
+      <w:proofErr w:type="spellStart"/>
       <w:r>
         <w:rPr>
           <w:rFonts w:ascii="Helvetica" w:eastAsia="Times New Roman" w:hAnsi="Helvetica" w:cs="Helvetica"/>
@@ -8993,8 +12102,547 @@
           <w:sz w:val="21"/>
           <w:szCs w:val="21"/>
         </w:rPr>
-        <w:lastRenderedPageBreak/>
-        <w:t>Clk, reset, clock_counter, pc, NPC, next_PC, if_id_npc, id_ex_npc, ex_mem_npc, instr, opcode, if_id_rs1, reg1_data, if_id_rs2, reg2_data, mem_wb_rd, wb_data, if_id_imm, alu_input_a,  alu_input_b, alu_result, mem_data, mem_read, mem_write, alu_src, id_ex_alu_src, branch, ex_mem_branch, jump, ex_mem_jump, load_addr, reg_write, reg_write_chip, display_x5, display_x6, display_x7, display_x10</w:t>
+        <w:t>Clk</w:t>
+      </w:r>
+      <w:proofErr w:type="spellEnd"/>
+      <w:r>
+        <w:rPr>
+          <w:rFonts w:ascii="Helvetica" w:eastAsia="Times New Roman" w:hAnsi="Helvetica" w:cs="Helvetica"/>
+          <w:i/>
+          <w:iCs/>
+          <w:color w:val="333333"/>
+          <w:sz w:val="21"/>
+          <w:szCs w:val="21"/>
+        </w:rPr>
+        <w:t xml:space="preserve">, reset, </w:t>
+      </w:r>
+      <w:proofErr w:type="spellStart"/>
+      <w:r>
+        <w:rPr>
+          <w:rFonts w:ascii="Helvetica" w:eastAsia="Times New Roman" w:hAnsi="Helvetica" w:cs="Helvetica"/>
+          <w:i/>
+          <w:iCs/>
+          <w:color w:val="333333"/>
+          <w:sz w:val="21"/>
+          <w:szCs w:val="21"/>
+        </w:rPr>
+        <w:t>clock_counter</w:t>
+      </w:r>
+      <w:proofErr w:type="spellEnd"/>
+      <w:r>
+        <w:rPr>
+          <w:rFonts w:ascii="Helvetica" w:eastAsia="Times New Roman" w:hAnsi="Helvetica" w:cs="Helvetica"/>
+          <w:i/>
+          <w:iCs/>
+          <w:color w:val="333333"/>
+          <w:sz w:val="21"/>
+          <w:szCs w:val="21"/>
+        </w:rPr>
+        <w:t xml:space="preserve">, pc, NPC, </w:t>
+      </w:r>
+      <w:proofErr w:type="spellStart"/>
+      <w:r>
+        <w:rPr>
+          <w:rFonts w:ascii="Helvetica" w:eastAsia="Times New Roman" w:hAnsi="Helvetica" w:cs="Helvetica"/>
+          <w:i/>
+          <w:iCs/>
+          <w:color w:val="333333"/>
+          <w:sz w:val="21"/>
+          <w:szCs w:val="21"/>
+        </w:rPr>
+        <w:t>next_PC</w:t>
+      </w:r>
+      <w:proofErr w:type="spellEnd"/>
+      <w:r>
+        <w:rPr>
+          <w:rFonts w:ascii="Helvetica" w:eastAsia="Times New Roman" w:hAnsi="Helvetica" w:cs="Helvetica"/>
+          <w:i/>
+          <w:iCs/>
+          <w:color w:val="333333"/>
+          <w:sz w:val="21"/>
+          <w:szCs w:val="21"/>
+        </w:rPr>
+        <w:t xml:space="preserve">, </w:t>
+      </w:r>
+      <w:proofErr w:type="spellStart"/>
+      <w:r>
+        <w:rPr>
+          <w:rFonts w:ascii="Helvetica" w:eastAsia="Times New Roman" w:hAnsi="Helvetica" w:cs="Helvetica"/>
+          <w:i/>
+          <w:iCs/>
+          <w:color w:val="333333"/>
+          <w:sz w:val="21"/>
+          <w:szCs w:val="21"/>
+        </w:rPr>
+        <w:t>if_id_npc</w:t>
+      </w:r>
+      <w:proofErr w:type="spellEnd"/>
+      <w:r>
+        <w:rPr>
+          <w:rFonts w:ascii="Helvetica" w:eastAsia="Times New Roman" w:hAnsi="Helvetica" w:cs="Helvetica"/>
+          <w:i/>
+          <w:iCs/>
+          <w:color w:val="333333"/>
+          <w:sz w:val="21"/>
+          <w:szCs w:val="21"/>
+        </w:rPr>
+        <w:t xml:space="preserve">, </w:t>
+      </w:r>
+      <w:proofErr w:type="spellStart"/>
+      <w:r>
+        <w:rPr>
+          <w:rFonts w:ascii="Helvetica" w:eastAsia="Times New Roman" w:hAnsi="Helvetica" w:cs="Helvetica"/>
+          <w:i/>
+          <w:iCs/>
+          <w:color w:val="333333"/>
+          <w:sz w:val="21"/>
+          <w:szCs w:val="21"/>
+        </w:rPr>
+        <w:t>id_ex_npc</w:t>
+      </w:r>
+      <w:proofErr w:type="spellEnd"/>
+      <w:r>
+        <w:rPr>
+          <w:rFonts w:ascii="Helvetica" w:eastAsia="Times New Roman" w:hAnsi="Helvetica" w:cs="Helvetica"/>
+          <w:i/>
+          <w:iCs/>
+          <w:color w:val="333333"/>
+          <w:sz w:val="21"/>
+          <w:szCs w:val="21"/>
+        </w:rPr>
+        <w:t xml:space="preserve">, </w:t>
+      </w:r>
+      <w:proofErr w:type="spellStart"/>
+      <w:r>
+        <w:rPr>
+          <w:rFonts w:ascii="Helvetica" w:eastAsia="Times New Roman" w:hAnsi="Helvetica" w:cs="Helvetica"/>
+          <w:i/>
+          <w:iCs/>
+          <w:color w:val="333333"/>
+          <w:sz w:val="21"/>
+          <w:szCs w:val="21"/>
+        </w:rPr>
+        <w:t>ex_mem_npc</w:t>
+      </w:r>
+      <w:proofErr w:type="spellEnd"/>
+      <w:r>
+        <w:rPr>
+          <w:rFonts w:ascii="Helvetica" w:eastAsia="Times New Roman" w:hAnsi="Helvetica" w:cs="Helvetica"/>
+          <w:i/>
+          <w:iCs/>
+          <w:color w:val="333333"/>
+          <w:sz w:val="21"/>
+          <w:szCs w:val="21"/>
+        </w:rPr>
+        <w:t xml:space="preserve">, </w:t>
+      </w:r>
+      <w:proofErr w:type="spellStart"/>
+      <w:r>
+        <w:rPr>
+          <w:rFonts w:ascii="Helvetica" w:eastAsia="Times New Roman" w:hAnsi="Helvetica" w:cs="Helvetica"/>
+          <w:i/>
+          <w:iCs/>
+          <w:color w:val="333333"/>
+          <w:sz w:val="21"/>
+          <w:szCs w:val="21"/>
+        </w:rPr>
+        <w:t>instr</w:t>
+      </w:r>
+      <w:proofErr w:type="spellEnd"/>
+      <w:r>
+        <w:rPr>
+          <w:rFonts w:ascii="Helvetica" w:eastAsia="Times New Roman" w:hAnsi="Helvetica" w:cs="Helvetica"/>
+          <w:i/>
+          <w:iCs/>
+          <w:color w:val="333333"/>
+          <w:sz w:val="21"/>
+          <w:szCs w:val="21"/>
+        </w:rPr>
+        <w:t xml:space="preserve">, opcode, if_id_rs1, reg1_data, if_id_rs2, reg2_data, </w:t>
+      </w:r>
+      <w:proofErr w:type="spellStart"/>
+      <w:r>
+        <w:rPr>
+          <w:rFonts w:ascii="Helvetica" w:eastAsia="Times New Roman" w:hAnsi="Helvetica" w:cs="Helvetica"/>
+          <w:i/>
+          <w:iCs/>
+          <w:color w:val="333333"/>
+          <w:sz w:val="21"/>
+          <w:szCs w:val="21"/>
+        </w:rPr>
+        <w:t>mem_wb_rd</w:t>
+      </w:r>
+      <w:proofErr w:type="spellEnd"/>
+      <w:r>
+        <w:rPr>
+          <w:rFonts w:ascii="Helvetica" w:eastAsia="Times New Roman" w:hAnsi="Helvetica" w:cs="Helvetica"/>
+          <w:i/>
+          <w:iCs/>
+          <w:color w:val="333333"/>
+          <w:sz w:val="21"/>
+          <w:szCs w:val="21"/>
+        </w:rPr>
+        <w:t xml:space="preserve">, </w:t>
+      </w:r>
+      <w:proofErr w:type="spellStart"/>
+      <w:r>
+        <w:rPr>
+          <w:rFonts w:ascii="Helvetica" w:eastAsia="Times New Roman" w:hAnsi="Helvetica" w:cs="Helvetica"/>
+          <w:i/>
+          <w:iCs/>
+          <w:color w:val="333333"/>
+          <w:sz w:val="21"/>
+          <w:szCs w:val="21"/>
+        </w:rPr>
+        <w:t>wb_data</w:t>
+      </w:r>
+      <w:proofErr w:type="spellEnd"/>
+      <w:r>
+        <w:rPr>
+          <w:rFonts w:ascii="Helvetica" w:eastAsia="Times New Roman" w:hAnsi="Helvetica" w:cs="Helvetica"/>
+          <w:i/>
+          <w:iCs/>
+          <w:color w:val="333333"/>
+          <w:sz w:val="21"/>
+          <w:szCs w:val="21"/>
+        </w:rPr>
+        <w:t xml:space="preserve">, </w:t>
+      </w:r>
+      <w:proofErr w:type="spellStart"/>
+      <w:r>
+        <w:rPr>
+          <w:rFonts w:ascii="Helvetica" w:eastAsia="Times New Roman" w:hAnsi="Helvetica" w:cs="Helvetica"/>
+          <w:i/>
+          <w:iCs/>
+          <w:color w:val="333333"/>
+          <w:sz w:val="21"/>
+          <w:szCs w:val="21"/>
+        </w:rPr>
+        <w:t>if_id_imm</w:t>
+      </w:r>
+      <w:proofErr w:type="spellEnd"/>
+      <w:r>
+        <w:rPr>
+          <w:rFonts w:ascii="Helvetica" w:eastAsia="Times New Roman" w:hAnsi="Helvetica" w:cs="Helvetica"/>
+          <w:i/>
+          <w:iCs/>
+          <w:color w:val="333333"/>
+          <w:sz w:val="21"/>
+          <w:szCs w:val="21"/>
+        </w:rPr>
+        <w:t xml:space="preserve">, </w:t>
+      </w:r>
+      <w:proofErr w:type="spellStart"/>
+      <w:r>
+        <w:rPr>
+          <w:rFonts w:ascii="Helvetica" w:eastAsia="Times New Roman" w:hAnsi="Helvetica" w:cs="Helvetica"/>
+          <w:i/>
+          <w:iCs/>
+          <w:color w:val="333333"/>
+          <w:sz w:val="21"/>
+          <w:szCs w:val="21"/>
+        </w:rPr>
+        <w:t>alu_input_a</w:t>
+      </w:r>
+      <w:proofErr w:type="spellEnd"/>
+      <w:r>
+        <w:rPr>
+          <w:rFonts w:ascii="Helvetica" w:eastAsia="Times New Roman" w:hAnsi="Helvetica" w:cs="Helvetica"/>
+          <w:i/>
+          <w:iCs/>
+          <w:color w:val="333333"/>
+          <w:sz w:val="21"/>
+          <w:szCs w:val="21"/>
+        </w:rPr>
+        <w:t xml:space="preserve">,  </w:t>
+      </w:r>
+      <w:proofErr w:type="spellStart"/>
+      <w:r>
+        <w:rPr>
+          <w:rFonts w:ascii="Helvetica" w:eastAsia="Times New Roman" w:hAnsi="Helvetica" w:cs="Helvetica"/>
+          <w:i/>
+          <w:iCs/>
+          <w:color w:val="333333"/>
+          <w:sz w:val="21"/>
+          <w:szCs w:val="21"/>
+        </w:rPr>
+        <w:t>alu_input_b</w:t>
+      </w:r>
+      <w:proofErr w:type="spellEnd"/>
+      <w:r>
+        <w:rPr>
+          <w:rFonts w:ascii="Helvetica" w:eastAsia="Times New Roman" w:hAnsi="Helvetica" w:cs="Helvetica"/>
+          <w:i/>
+          <w:iCs/>
+          <w:color w:val="333333"/>
+          <w:sz w:val="21"/>
+          <w:szCs w:val="21"/>
+        </w:rPr>
+        <w:t xml:space="preserve">, </w:t>
+      </w:r>
+      <w:proofErr w:type="spellStart"/>
+      <w:r>
+        <w:rPr>
+          <w:rFonts w:ascii="Helvetica" w:eastAsia="Times New Roman" w:hAnsi="Helvetica" w:cs="Helvetica"/>
+          <w:i/>
+          <w:iCs/>
+          <w:color w:val="333333"/>
+          <w:sz w:val="21"/>
+          <w:szCs w:val="21"/>
+        </w:rPr>
+        <w:t>alu_result</w:t>
+      </w:r>
+      <w:proofErr w:type="spellEnd"/>
+      <w:r>
+        <w:rPr>
+          <w:rFonts w:ascii="Helvetica" w:eastAsia="Times New Roman" w:hAnsi="Helvetica" w:cs="Helvetica"/>
+          <w:i/>
+          <w:iCs/>
+          <w:color w:val="333333"/>
+          <w:sz w:val="21"/>
+          <w:szCs w:val="21"/>
+        </w:rPr>
+        <w:t xml:space="preserve">, </w:t>
+      </w:r>
+      <w:proofErr w:type="spellStart"/>
+      <w:r>
+        <w:rPr>
+          <w:rFonts w:ascii="Helvetica" w:eastAsia="Times New Roman" w:hAnsi="Helvetica" w:cs="Helvetica"/>
+          <w:i/>
+          <w:iCs/>
+          <w:color w:val="333333"/>
+          <w:sz w:val="21"/>
+          <w:szCs w:val="21"/>
+        </w:rPr>
+        <w:t>mem_data</w:t>
+      </w:r>
+      <w:proofErr w:type="spellEnd"/>
+      <w:r>
+        <w:rPr>
+          <w:rFonts w:ascii="Helvetica" w:eastAsia="Times New Roman" w:hAnsi="Helvetica" w:cs="Helvetica"/>
+          <w:i/>
+          <w:iCs/>
+          <w:color w:val="333333"/>
+          <w:sz w:val="21"/>
+          <w:szCs w:val="21"/>
+        </w:rPr>
+        <w:t xml:space="preserve">, </w:t>
+      </w:r>
+      <w:proofErr w:type="spellStart"/>
+      <w:r>
+        <w:rPr>
+          <w:rFonts w:ascii="Helvetica" w:eastAsia="Times New Roman" w:hAnsi="Helvetica" w:cs="Helvetica"/>
+          <w:i/>
+          <w:iCs/>
+          <w:color w:val="333333"/>
+          <w:sz w:val="21"/>
+          <w:szCs w:val="21"/>
+        </w:rPr>
+        <w:t>mem_read</w:t>
+      </w:r>
+      <w:proofErr w:type="spellEnd"/>
+      <w:r>
+        <w:rPr>
+          <w:rFonts w:ascii="Helvetica" w:eastAsia="Times New Roman" w:hAnsi="Helvetica" w:cs="Helvetica"/>
+          <w:i/>
+          <w:iCs/>
+          <w:color w:val="333333"/>
+          <w:sz w:val="21"/>
+          <w:szCs w:val="21"/>
+        </w:rPr>
+        <w:t xml:space="preserve">, </w:t>
+      </w:r>
+      <w:proofErr w:type="spellStart"/>
+      <w:r>
+        <w:rPr>
+          <w:rFonts w:ascii="Helvetica" w:eastAsia="Times New Roman" w:hAnsi="Helvetica" w:cs="Helvetica"/>
+          <w:i/>
+          <w:iCs/>
+          <w:color w:val="333333"/>
+          <w:sz w:val="21"/>
+          <w:szCs w:val="21"/>
+        </w:rPr>
+        <w:t>mem_write</w:t>
+      </w:r>
+      <w:proofErr w:type="spellEnd"/>
+      <w:r>
+        <w:rPr>
+          <w:rFonts w:ascii="Helvetica" w:eastAsia="Times New Roman" w:hAnsi="Helvetica" w:cs="Helvetica"/>
+          <w:i/>
+          <w:iCs/>
+          <w:color w:val="333333"/>
+          <w:sz w:val="21"/>
+          <w:szCs w:val="21"/>
+        </w:rPr>
+        <w:t xml:space="preserve">, </w:t>
+      </w:r>
+      <w:proofErr w:type="spellStart"/>
+      <w:r>
+        <w:rPr>
+          <w:rFonts w:ascii="Helvetica" w:eastAsia="Times New Roman" w:hAnsi="Helvetica" w:cs="Helvetica"/>
+          <w:i/>
+          <w:iCs/>
+          <w:color w:val="333333"/>
+          <w:sz w:val="21"/>
+          <w:szCs w:val="21"/>
+        </w:rPr>
+        <w:t>alu_src</w:t>
+      </w:r>
+      <w:proofErr w:type="spellEnd"/>
+      <w:r>
+        <w:rPr>
+          <w:rFonts w:ascii="Helvetica" w:eastAsia="Times New Roman" w:hAnsi="Helvetica" w:cs="Helvetica"/>
+          <w:i/>
+          <w:iCs/>
+          <w:color w:val="333333"/>
+          <w:sz w:val="21"/>
+          <w:szCs w:val="21"/>
+        </w:rPr>
+        <w:t xml:space="preserve">, </w:t>
+      </w:r>
+      <w:proofErr w:type="spellStart"/>
+      <w:r>
+        <w:rPr>
+          <w:rFonts w:ascii="Helvetica" w:eastAsia="Times New Roman" w:hAnsi="Helvetica" w:cs="Helvetica"/>
+          <w:i/>
+          <w:iCs/>
+          <w:color w:val="333333"/>
+          <w:sz w:val="21"/>
+          <w:szCs w:val="21"/>
+        </w:rPr>
+        <w:t>id_ex_alu_src</w:t>
+      </w:r>
+      <w:proofErr w:type="spellEnd"/>
+      <w:r>
+        <w:rPr>
+          <w:rFonts w:ascii="Helvetica" w:eastAsia="Times New Roman" w:hAnsi="Helvetica" w:cs="Helvetica"/>
+          <w:i/>
+          <w:iCs/>
+          <w:color w:val="333333"/>
+          <w:sz w:val="21"/>
+          <w:szCs w:val="21"/>
+        </w:rPr>
+        <w:t xml:space="preserve">, branch, </w:t>
+      </w:r>
+      <w:proofErr w:type="spellStart"/>
+      <w:r>
+        <w:rPr>
+          <w:rFonts w:ascii="Helvetica" w:eastAsia="Times New Roman" w:hAnsi="Helvetica" w:cs="Helvetica"/>
+          <w:i/>
+          <w:iCs/>
+          <w:color w:val="333333"/>
+          <w:sz w:val="21"/>
+          <w:szCs w:val="21"/>
+        </w:rPr>
+        <w:t>ex_mem_branch</w:t>
+      </w:r>
+      <w:proofErr w:type="spellEnd"/>
+      <w:r>
+        <w:rPr>
+          <w:rFonts w:ascii="Helvetica" w:eastAsia="Times New Roman" w:hAnsi="Helvetica" w:cs="Helvetica"/>
+          <w:i/>
+          <w:iCs/>
+          <w:color w:val="333333"/>
+          <w:sz w:val="21"/>
+          <w:szCs w:val="21"/>
+        </w:rPr>
+        <w:t xml:space="preserve">, jump, </w:t>
+      </w:r>
+      <w:proofErr w:type="spellStart"/>
+      <w:r>
+        <w:rPr>
+          <w:rFonts w:ascii="Helvetica" w:eastAsia="Times New Roman" w:hAnsi="Helvetica" w:cs="Helvetica"/>
+          <w:i/>
+          <w:iCs/>
+          <w:color w:val="333333"/>
+          <w:sz w:val="21"/>
+          <w:szCs w:val="21"/>
+        </w:rPr>
+        <w:t>ex_mem_jump</w:t>
+      </w:r>
+      <w:proofErr w:type="spellEnd"/>
+      <w:r>
+        <w:rPr>
+          <w:rFonts w:ascii="Helvetica" w:eastAsia="Times New Roman" w:hAnsi="Helvetica" w:cs="Helvetica"/>
+          <w:i/>
+          <w:iCs/>
+          <w:color w:val="333333"/>
+          <w:sz w:val="21"/>
+          <w:szCs w:val="21"/>
+        </w:rPr>
+        <w:t xml:space="preserve">, </w:t>
+      </w:r>
+      <w:proofErr w:type="spellStart"/>
+      <w:r>
+        <w:rPr>
+          <w:rFonts w:ascii="Helvetica" w:eastAsia="Times New Roman" w:hAnsi="Helvetica" w:cs="Helvetica"/>
+          <w:i/>
+          <w:iCs/>
+          <w:color w:val="333333"/>
+          <w:sz w:val="21"/>
+          <w:szCs w:val="21"/>
+        </w:rPr>
+        <w:t>load_addr</w:t>
+      </w:r>
+      <w:proofErr w:type="spellEnd"/>
+      <w:r>
+        <w:rPr>
+          <w:rFonts w:ascii="Helvetica" w:eastAsia="Times New Roman" w:hAnsi="Helvetica" w:cs="Helvetica"/>
+          <w:i/>
+          <w:iCs/>
+          <w:color w:val="333333"/>
+          <w:sz w:val="21"/>
+          <w:szCs w:val="21"/>
+        </w:rPr>
+        <w:t xml:space="preserve">, </w:t>
+      </w:r>
+      <w:proofErr w:type="spellStart"/>
+      <w:r>
+        <w:rPr>
+          <w:rFonts w:ascii="Helvetica" w:eastAsia="Times New Roman" w:hAnsi="Helvetica" w:cs="Helvetica"/>
+          <w:i/>
+          <w:iCs/>
+          <w:color w:val="333333"/>
+          <w:sz w:val="21"/>
+          <w:szCs w:val="21"/>
+        </w:rPr>
+        <w:t>reg_write</w:t>
+      </w:r>
+      <w:proofErr w:type="spellEnd"/>
+      <w:r>
+        <w:rPr>
+          <w:rFonts w:ascii="Helvetica" w:eastAsia="Times New Roman" w:hAnsi="Helvetica" w:cs="Helvetica"/>
+          <w:i/>
+          <w:iCs/>
+          <w:color w:val="333333"/>
+          <w:sz w:val="21"/>
+          <w:szCs w:val="21"/>
+        </w:rPr>
+        <w:t xml:space="preserve">, </w:t>
+      </w:r>
+      <w:proofErr w:type="spellStart"/>
+      <w:r>
+        <w:rPr>
+          <w:rFonts w:ascii="Helvetica" w:eastAsia="Times New Roman" w:hAnsi="Helvetica" w:cs="Helvetica"/>
+          <w:i/>
+          <w:iCs/>
+          <w:color w:val="333333"/>
+          <w:sz w:val="21"/>
+          <w:szCs w:val="21"/>
+        </w:rPr>
+        <w:t>reg_write_chip</w:t>
+      </w:r>
+      <w:proofErr w:type="spellEnd"/>
+      <w:r>
+        <w:rPr>
+          <w:rFonts w:ascii="Helvetica" w:eastAsia="Times New Roman" w:hAnsi="Helvetica" w:cs="Helvetica"/>
+          <w:i/>
+          <w:iCs/>
+          <w:color w:val="333333"/>
+          <w:sz w:val="21"/>
+          <w:szCs w:val="21"/>
+        </w:rPr>
+        <w:t>, display_x5, display_x6, display_x7, display_x10</w:t>
       </w:r>
     </w:p>
     <w:p>
@@ -9019,8 +12667,38 @@
           <w:highlight w:val="yellow"/>
           <w:shd w:val="clear" w:color="auto" w:fill="FFFFFF"/>
         </w:rPr>
-        <w:t>Turn in your simulation plot in gradescope</w:t>
-      </w:r>
+        <w:t xml:space="preserve">Turn in your simulation plot </w:t>
+      </w:r>
+      <w:proofErr w:type="gramStart"/>
+      <w:r>
+        <w:rPr>
+          <w:rFonts w:ascii="Helvetica" w:eastAsia="Times New Roman" w:hAnsi="Helvetica" w:cs="Helvetica"/>
+          <w:b/>
+          <w:bCs/>
+          <w:color w:val="333333"/>
+          <w:sz w:val="21"/>
+          <w:szCs w:val="21"/>
+          <w:highlight w:val="yellow"/>
+          <w:shd w:val="clear" w:color="auto" w:fill="FFFFFF"/>
+        </w:rPr>
+        <w:t xml:space="preserve">in </w:t>
+      </w:r>
+      <w:proofErr w:type="spellStart"/>
+      <w:r>
+        <w:rPr>
+          <w:rFonts w:ascii="Helvetica" w:eastAsia="Times New Roman" w:hAnsi="Helvetica" w:cs="Helvetica"/>
+          <w:b/>
+          <w:bCs/>
+          <w:color w:val="333333"/>
+          <w:sz w:val="21"/>
+          <w:szCs w:val="21"/>
+          <w:highlight w:val="yellow"/>
+          <w:shd w:val="clear" w:color="auto" w:fill="FFFFFF"/>
+        </w:rPr>
+        <w:t>gradescope</w:t>
+      </w:r>
+      <w:proofErr w:type="spellEnd"/>
+      <w:proofErr w:type="gramEnd"/>
       <w:r>
         <w:rPr>
           <w:rFonts w:ascii="Helvetica" w:eastAsia="Times New Roman" w:hAnsi="Helvetica" w:cs="Helvetica"/>
@@ -9075,8 +12753,20 @@
           <w:szCs w:val="21"/>
           <w:highlight w:val="yellow"/>
         </w:rPr>
-        <w:t>in gradescope</w:t>
-      </w:r>
+        <w:t xml:space="preserve">in </w:t>
+      </w:r>
+      <w:proofErr w:type="spellStart"/>
+      <w:r>
+        <w:rPr>
+          <w:rFonts w:ascii="Helvetica" w:eastAsia="Times New Roman" w:hAnsi="Helvetica" w:cs="Helvetica"/>
+          <w:color w:val="333333"/>
+          <w:sz w:val="21"/>
+          <w:szCs w:val="21"/>
+          <w:highlight w:val="yellow"/>
+        </w:rPr>
+        <w:t>gradescope</w:t>
+      </w:r>
+      <w:proofErr w:type="spellEnd"/>
       <w:r>
         <w:rPr>
           <w:rFonts w:ascii="Helvetica" w:eastAsia="Times New Roman" w:hAnsi="Helvetica" w:cs="Helvetica"/>
@@ -9177,6 +12867,7 @@
           <w:sz w:val="21"/>
           <w:szCs w:val="21"/>
         </w:rPr>
+        <w:lastRenderedPageBreak/>
         <w:t xml:space="preserve">What was the final value of register 7? </w:t>
       </w:r>
     </w:p>
@@ -9239,16 +12930,67 @@
           <w:sz w:val="21"/>
           <w:szCs w:val="21"/>
         </w:rPr>
-        <w:t>Push all code to your github repo and share with your instructor</w:t>
-      </w:r>
-      <w:r>
-        <w:rPr>
-          <w:rFonts w:ascii="Helvetica" w:eastAsia="Times New Roman" w:hAnsi="Helvetica" w:cs="Helvetica"/>
-          <w:color w:val="333333"/>
-          <w:sz w:val="21"/>
-          <w:szCs w:val="21"/>
-        </w:rPr>
-        <w:t xml:space="preserve"> [instr_mem.vhdl should be the </w:t>
+        <w:t xml:space="preserve">Push all code to your </w:t>
+      </w:r>
+      <w:proofErr w:type="spellStart"/>
+      <w:r>
+        <w:rPr>
+          <w:rFonts w:ascii="Helvetica" w:eastAsia="Times New Roman" w:hAnsi="Helvetica" w:cs="Helvetica"/>
+          <w:color w:val="333333"/>
+          <w:sz w:val="21"/>
+          <w:szCs w:val="21"/>
+        </w:rPr>
+        <w:t>github</w:t>
+      </w:r>
+      <w:proofErr w:type="spellEnd"/>
+      <w:r>
+        <w:rPr>
+          <w:rFonts w:ascii="Helvetica" w:eastAsia="Times New Roman" w:hAnsi="Helvetica" w:cs="Helvetica"/>
+          <w:color w:val="333333"/>
+          <w:sz w:val="21"/>
+          <w:szCs w:val="21"/>
+        </w:rPr>
+        <w:t xml:space="preserve"> repo and share with your instructor</w:t>
+      </w:r>
+      <w:r>
+        <w:rPr>
+          <w:rFonts w:ascii="Helvetica" w:eastAsia="Times New Roman" w:hAnsi="Helvetica" w:cs="Helvetica"/>
+          <w:color w:val="333333"/>
+          <w:sz w:val="21"/>
+          <w:szCs w:val="21"/>
+        </w:rPr>
+        <w:t xml:space="preserve"> [</w:t>
+      </w:r>
+      <w:proofErr w:type="spellStart"/>
+      <w:r>
+        <w:rPr>
+          <w:rFonts w:ascii="Helvetica" w:eastAsia="Times New Roman" w:hAnsi="Helvetica" w:cs="Helvetica"/>
+          <w:color w:val="333333"/>
+          <w:sz w:val="21"/>
+          <w:szCs w:val="21"/>
+        </w:rPr>
+        <w:t>instr_</w:t>
+      </w:r>
+      <w:proofErr w:type="gramStart"/>
+      <w:r>
+        <w:rPr>
+          <w:rFonts w:ascii="Helvetica" w:eastAsia="Times New Roman" w:hAnsi="Helvetica" w:cs="Helvetica"/>
+          <w:color w:val="333333"/>
+          <w:sz w:val="21"/>
+          <w:szCs w:val="21"/>
+        </w:rPr>
+        <w:t>mem.vhdl</w:t>
+      </w:r>
+      <w:proofErr w:type="spellEnd"/>
+      <w:proofErr w:type="gramEnd"/>
+      <w:r>
+        <w:rPr>
+          <w:rFonts w:ascii="Helvetica" w:eastAsia="Times New Roman" w:hAnsi="Helvetica" w:cs="Helvetica"/>
+          <w:color w:val="333333"/>
+          <w:sz w:val="21"/>
+          <w:szCs w:val="21"/>
+        </w:rPr>
+        <w:t xml:space="preserve"> should be the </w:t>
       </w:r>
       <w:r>
         <w:rPr>
@@ -9333,7 +13075,31 @@
           <w:sz w:val="47"/>
           <w:szCs w:val="47"/>
         </w:rPr>
-        <w:t xml:space="preserve"> not working</w:t>
+        <w:t xml:space="preserve"> </w:t>
+      </w:r>
+      <w:proofErr w:type="gramStart"/>
+      <w:r>
+        <w:rPr>
+          <w:rFonts w:ascii="Helvetica" w:eastAsia="Times New Roman" w:hAnsi="Helvetica" w:cs="Helvetica"/>
+          <w:b/>
+          <w:bCs/>
+          <w:color w:val="333333"/>
+          <w:sz w:val="47"/>
+          <w:szCs w:val="47"/>
+        </w:rPr>
+        <w:t>not</w:t>
+      </w:r>
+      <w:proofErr w:type="gramEnd"/>
+      <w:r>
+        <w:rPr>
+          <w:rFonts w:ascii="Helvetica" w:eastAsia="Times New Roman" w:hAnsi="Helvetica" w:cs="Helvetica"/>
+          <w:b/>
+          <w:bCs/>
+          <w:color w:val="333333"/>
+          <w:sz w:val="47"/>
+          <w:szCs w:val="47"/>
+        </w:rPr>
+        <w:t xml:space="preserve"> working</w:t>
       </w:r>
     </w:p>
     <w:p>
@@ -9465,7 +13231,29 @@
           <w:szCs w:val="21"/>
           <w:shd w:val="clear" w:color="auto" w:fill="FFFFFF"/>
         </w:rPr>
-        <w:t>to start from.</w:t>
+        <w:t xml:space="preserve">to start </w:t>
+      </w:r>
+      <w:proofErr w:type="gramStart"/>
+      <w:r>
+        <w:rPr>
+          <w:rFonts w:ascii="Helvetica" w:eastAsia="Times New Roman" w:hAnsi="Helvetica" w:cs="Helvetica"/>
+          <w:color w:val="333333"/>
+          <w:sz w:val="21"/>
+          <w:szCs w:val="21"/>
+          <w:shd w:val="clear" w:color="auto" w:fill="FFFFFF"/>
+        </w:rPr>
+        <w:t>from</w:t>
+      </w:r>
+      <w:proofErr w:type="gramEnd"/>
+      <w:r>
+        <w:rPr>
+          <w:rFonts w:ascii="Helvetica" w:eastAsia="Times New Roman" w:hAnsi="Helvetica" w:cs="Helvetica"/>
+          <w:color w:val="333333"/>
+          <w:sz w:val="21"/>
+          <w:szCs w:val="21"/>
+          <w:shd w:val="clear" w:color="auto" w:fill="FFFFFF"/>
+        </w:rPr>
+        <w:t>.</w:t>
       </w:r>
     </w:p>
     <w:p>
@@ -9826,16 +13614,30 @@
               </w:rPr>
               <w:t xml:space="preserve">Updated </w:t>
             </w:r>
-            <w:r>
-              <w:rPr>
-                <w:rFonts w:ascii="Helvetica" w:eastAsia="Times New Roman" w:hAnsi="Helvetica" w:cs="Helvetica"/>
-                <w:color w:val="333333"/>
-                <w:sz w:val="21"/>
-                <w:szCs w:val="21"/>
-                <w:shd w:val="clear" w:color="auto" w:fill="FFFFFF"/>
-              </w:rPr>
-              <w:t>forwarding_unit.vhdl</w:t>
-            </w:r>
+            <w:proofErr w:type="spellStart"/>
+            <w:r>
+              <w:rPr>
+                <w:rFonts w:ascii="Helvetica" w:eastAsia="Times New Roman" w:hAnsi="Helvetica" w:cs="Helvetica"/>
+                <w:color w:val="333333"/>
+                <w:sz w:val="21"/>
+                <w:szCs w:val="21"/>
+                <w:shd w:val="clear" w:color="auto" w:fill="FFFFFF"/>
+              </w:rPr>
+              <w:t>forwarding_</w:t>
+            </w:r>
+            <w:proofErr w:type="gramStart"/>
+            <w:r>
+              <w:rPr>
+                <w:rFonts w:ascii="Helvetica" w:eastAsia="Times New Roman" w:hAnsi="Helvetica" w:cs="Helvetica"/>
+                <w:color w:val="333333"/>
+                <w:sz w:val="21"/>
+                <w:szCs w:val="21"/>
+                <w:shd w:val="clear" w:color="auto" w:fill="FFFFFF"/>
+              </w:rPr>
+              <w:t>unit.vhdl</w:t>
+            </w:r>
+            <w:proofErr w:type="spellEnd"/>
+            <w:proofErr w:type="gramEnd"/>
           </w:p>
         </w:tc>
         <w:tc>
@@ -9943,6 +13745,7 @@
               </w:rPr>
               <w:t xml:space="preserve">Updated </w:t>
             </w:r>
+            <w:proofErr w:type="spellStart"/>
             <w:r>
               <w:rPr>
                 <w:rFonts w:ascii="Helvetica" w:eastAsia="Times New Roman" w:hAnsi="Helvetica" w:cs="Helvetica"/>
@@ -9953,6 +13756,7 @@
               </w:rPr>
               <w:t>riscv_</w:t>
             </w:r>
+            <w:proofErr w:type="gramStart"/>
             <w:r>
               <w:rPr>
                 <w:rFonts w:ascii="Helvetica" w:eastAsia="Times New Roman" w:hAnsi="Helvetica" w:cs="Helvetica"/>
@@ -9973,6 +13777,8 @@
               </w:rPr>
               <w:t>.vhdl</w:t>
             </w:r>
+            <w:proofErr w:type="spellEnd"/>
+            <w:proofErr w:type="gramEnd"/>
           </w:p>
         </w:tc>
         <w:tc>
@@ -10080,16 +13886,30 @@
               </w:rPr>
               <w:t xml:space="preserve">Update </w:t>
             </w:r>
-            <w:r>
-              <w:rPr>
-                <w:rFonts w:ascii="Helvetica" w:eastAsia="Times New Roman" w:hAnsi="Helvetica" w:cs="Helvetica"/>
-                <w:color w:val="333333"/>
-                <w:sz w:val="21"/>
-                <w:szCs w:val="21"/>
-                <w:shd w:val="clear" w:color="auto" w:fill="FFFFFF"/>
-              </w:rPr>
-              <w:t>hazard_detection_unit.vhdl</w:t>
-            </w:r>
+            <w:proofErr w:type="spellStart"/>
+            <w:r>
+              <w:rPr>
+                <w:rFonts w:ascii="Helvetica" w:eastAsia="Times New Roman" w:hAnsi="Helvetica" w:cs="Helvetica"/>
+                <w:color w:val="333333"/>
+                <w:sz w:val="21"/>
+                <w:szCs w:val="21"/>
+                <w:shd w:val="clear" w:color="auto" w:fill="FFFFFF"/>
+              </w:rPr>
+              <w:t>hazard_detection_</w:t>
+            </w:r>
+            <w:proofErr w:type="gramStart"/>
+            <w:r>
+              <w:rPr>
+                <w:rFonts w:ascii="Helvetica" w:eastAsia="Times New Roman" w:hAnsi="Helvetica" w:cs="Helvetica"/>
+                <w:color w:val="333333"/>
+                <w:sz w:val="21"/>
+                <w:szCs w:val="21"/>
+                <w:shd w:val="clear" w:color="auto" w:fill="FFFFFF"/>
+              </w:rPr>
+              <w:t>unit.vhdl</w:t>
+            </w:r>
+            <w:proofErr w:type="spellEnd"/>
+            <w:proofErr w:type="gramEnd"/>
           </w:p>
         </w:tc>
         <w:tc>
@@ -10310,8 +14130,19 @@
                 <w:sz w:val="21"/>
                 <w:szCs w:val="21"/>
               </w:rPr>
-              <w:t>Questions in Gradescope</w:t>
-            </w:r>
+              <w:t xml:space="preserve">Questions in </w:t>
+            </w:r>
+            <w:proofErr w:type="spellStart"/>
+            <w:r>
+              <w:rPr>
+                <w:rFonts w:ascii="Helvetica" w:eastAsia="Times New Roman" w:hAnsi="Helvetica" w:cs="Helvetica"/>
+                <w:color w:val="333333"/>
+                <w:sz w:val="21"/>
+                <w:szCs w:val="21"/>
+              </w:rPr>
+              <w:t>Gradescope</w:t>
+            </w:r>
+            <w:proofErr w:type="spellEnd"/>
             <w:r>
               <w:rPr>
                 <w:rFonts w:ascii="Helvetica" w:eastAsia="Times New Roman" w:hAnsi="Helvetica" w:cs="Helvetica"/>
@@ -10423,27 +14254,50 @@
                 <w:sz w:val="21"/>
                 <w:szCs w:val="21"/>
               </w:rPr>
-              <w:lastRenderedPageBreak/>
               <w:t xml:space="preserve">Re-ordered </w:t>
             </w:r>
-            <w:r>
-              <w:rPr>
-                <w:rFonts w:ascii="Helvetica" w:eastAsia="Times New Roman" w:hAnsi="Helvetica" w:cs="Helvetica"/>
-                <w:color w:val="333333"/>
-                <w:sz w:val="21"/>
-                <w:szCs w:val="21"/>
-              </w:rPr>
-              <w:t xml:space="preserve">instr </w:t>
-            </w:r>
-            <w:r>
-              <w:rPr>
-                <w:rFonts w:ascii="Helvetica" w:eastAsia="Times New Roman" w:hAnsi="Helvetica" w:cs="Helvetica"/>
-                <w:color w:val="333333"/>
-                <w:sz w:val="21"/>
-                <w:szCs w:val="21"/>
-              </w:rPr>
-              <w:t>_mem.vhdl</w:t>
-            </w:r>
+            <w:proofErr w:type="spellStart"/>
+            <w:r>
+              <w:rPr>
+                <w:rFonts w:ascii="Helvetica" w:eastAsia="Times New Roman" w:hAnsi="Helvetica" w:cs="Helvetica"/>
+                <w:color w:val="333333"/>
+                <w:sz w:val="21"/>
+                <w:szCs w:val="21"/>
+              </w:rPr>
+              <w:t>instr</w:t>
+            </w:r>
+            <w:proofErr w:type="spellEnd"/>
+            <w:r>
+              <w:rPr>
+                <w:rFonts w:ascii="Helvetica" w:eastAsia="Times New Roman" w:hAnsi="Helvetica" w:cs="Helvetica"/>
+                <w:color w:val="333333"/>
+                <w:sz w:val="21"/>
+                <w:szCs w:val="21"/>
+              </w:rPr>
+              <w:t xml:space="preserve"> </w:t>
+            </w:r>
+            <w:r>
+              <w:rPr>
+                <w:rFonts w:ascii="Helvetica" w:eastAsia="Times New Roman" w:hAnsi="Helvetica" w:cs="Helvetica"/>
+                <w:color w:val="333333"/>
+                <w:sz w:val="21"/>
+                <w:szCs w:val="21"/>
+              </w:rPr>
+              <w:t>_</w:t>
+            </w:r>
+            <w:proofErr w:type="spellStart"/>
+            <w:proofErr w:type="gramStart"/>
+            <w:r>
+              <w:rPr>
+                <w:rFonts w:ascii="Helvetica" w:eastAsia="Times New Roman" w:hAnsi="Helvetica" w:cs="Helvetica"/>
+                <w:color w:val="333333"/>
+                <w:sz w:val="21"/>
+                <w:szCs w:val="21"/>
+              </w:rPr>
+              <w:t>mem.vhdl</w:t>
+            </w:r>
+            <w:proofErr w:type="spellEnd"/>
+            <w:proofErr w:type="gramEnd"/>
           </w:p>
         </w:tc>
         <w:tc>
@@ -10668,8 +14522,19 @@
                 <w:sz w:val="21"/>
                 <w:szCs w:val="21"/>
               </w:rPr>
-              <w:t>Questions in Gradescope</w:t>
-            </w:r>
+              <w:t xml:space="preserve">Questions in </w:t>
+            </w:r>
+            <w:proofErr w:type="spellStart"/>
+            <w:r>
+              <w:rPr>
+                <w:rFonts w:ascii="Helvetica" w:eastAsia="Times New Roman" w:hAnsi="Helvetica" w:cs="Helvetica"/>
+                <w:color w:val="333333"/>
+                <w:sz w:val="21"/>
+                <w:szCs w:val="21"/>
+              </w:rPr>
+              <w:t>Gradescope</w:t>
+            </w:r>
+            <w:proofErr w:type="spellEnd"/>
             <w:r>
               <w:rPr>
                 <w:rFonts w:ascii="Helvetica" w:eastAsia="Times New Roman" w:hAnsi="Helvetica" w:cs="Helvetica"/>
@@ -10781,6 +14646,7 @@
                 <w:sz w:val="21"/>
                 <w:szCs w:val="21"/>
               </w:rPr>
+              <w:lastRenderedPageBreak/>
               <w:t>Late Penalties (</w:t>
             </w:r>
             <w:r>
@@ -11155,7 +15021,18 @@
           <w:szCs w:val="21"/>
           <w:shd w:val="clear" w:color="auto" w:fill="FFFFFF"/>
         </w:rPr>
-        <w:t xml:space="preserve"> using the </w:t>
+        <w:t xml:space="preserve"> using </w:t>
+      </w:r>
+      <w:proofErr w:type="gramStart"/>
+      <w:r>
+        <w:rPr>
+          <w:rFonts w:ascii="Helvetica" w:eastAsia="Times New Roman" w:hAnsi="Helvetica" w:cs="Helvetica"/>
+          <w:color w:val="333333"/>
+          <w:sz w:val="21"/>
+          <w:szCs w:val="21"/>
+          <w:shd w:val="clear" w:color="auto" w:fill="FFFFFF"/>
+        </w:rPr>
+        <w:t xml:space="preserve">the </w:t>
       </w:r>
       <w:r>
         <w:rPr>
@@ -11181,25 +15058,48 @@
         </w:rPr>
         <w:t>hen</w:t>
       </w:r>
-      <w:r>
-        <w:rPr>
-          <w:rFonts w:ascii="Helvetica" w:eastAsia="Times New Roman" w:hAnsi="Helvetica" w:cs="Helvetica"/>
-          <w:color w:val="333333"/>
-          <w:sz w:val="21"/>
-          <w:szCs w:val="21"/>
-          <w:shd w:val="clear" w:color="auto" w:fill="FFFFFF"/>
-        </w:rPr>
-        <w:t xml:space="preserve"> statement?”</w:t>
-      </w:r>
-      <w:r>
-        <w:rPr>
-          <w:rFonts w:ascii="Helvetica" w:eastAsia="Times New Roman" w:hAnsi="Helvetica" w:cs="Helvetica"/>
-          <w:color w:val="333333"/>
-          <w:sz w:val="21"/>
-          <w:szCs w:val="21"/>
-          <w:shd w:val="clear" w:color="auto" w:fill="FFFFFF"/>
-        </w:rPr>
-        <w:t>, or ask</w:t>
+      <w:proofErr w:type="gramEnd"/>
+      <w:r>
+        <w:rPr>
+          <w:rFonts w:ascii="Helvetica" w:eastAsia="Times New Roman" w:hAnsi="Helvetica" w:cs="Helvetica"/>
+          <w:color w:val="333333"/>
+          <w:sz w:val="21"/>
+          <w:szCs w:val="21"/>
+          <w:shd w:val="clear" w:color="auto" w:fill="FFFFFF"/>
+        </w:rPr>
+        <w:t xml:space="preserve"> statement?</w:t>
+      </w:r>
+      <w:proofErr w:type="gramStart"/>
+      <w:r>
+        <w:rPr>
+          <w:rFonts w:ascii="Helvetica" w:eastAsia="Times New Roman" w:hAnsi="Helvetica" w:cs="Helvetica"/>
+          <w:color w:val="333333"/>
+          <w:sz w:val="21"/>
+          <w:szCs w:val="21"/>
+          <w:shd w:val="clear" w:color="auto" w:fill="FFFFFF"/>
+        </w:rPr>
+        <w:t>”</w:t>
+      </w:r>
+      <w:r>
+        <w:rPr>
+          <w:rFonts w:ascii="Helvetica" w:eastAsia="Times New Roman" w:hAnsi="Helvetica" w:cs="Helvetica"/>
+          <w:color w:val="333333"/>
+          <w:sz w:val="21"/>
+          <w:szCs w:val="21"/>
+          <w:shd w:val="clear" w:color="auto" w:fill="FFFFFF"/>
+        </w:rPr>
+        <w:t>, or</w:t>
+      </w:r>
+      <w:proofErr w:type="gramEnd"/>
+      <w:r>
+        <w:rPr>
+          <w:rFonts w:ascii="Helvetica" w:eastAsia="Times New Roman" w:hAnsi="Helvetica" w:cs="Helvetica"/>
+          <w:color w:val="333333"/>
+          <w:sz w:val="21"/>
+          <w:szCs w:val="21"/>
+          <w:shd w:val="clear" w:color="auto" w:fill="FFFFFF"/>
+        </w:rPr>
+        <w:t xml:space="preserve"> ask</w:t>
       </w:r>
       <w:r>
         <w:rPr>
@@ -11491,7 +15391,25 @@
           <w:color w:val="333333"/>
           <w:shd w:val="clear" w:color="auto" w:fill="FFFFFF"/>
         </w:rPr>
-        <w:t>You are not allowed to have another student look at your code to help with debugging, unless given specific authorization from your instructor.</w:t>
+        <w:t xml:space="preserve">You are not allowed to have another student look at your code to help with debugging, </w:t>
+      </w:r>
+      <w:proofErr w:type="gramStart"/>
+      <w:r>
+        <w:rPr>
+          <w:rFonts w:ascii="Helvetica" w:eastAsia="Times New Roman" w:hAnsi="Helvetica" w:cs="Helvetica"/>
+          <w:color w:val="333333"/>
+          <w:shd w:val="clear" w:color="auto" w:fill="FFFFFF"/>
+        </w:rPr>
+        <w:t>unless</w:t>
+      </w:r>
+      <w:proofErr w:type="gramEnd"/>
+      <w:r>
+        <w:rPr>
+          <w:rFonts w:ascii="Helvetica" w:eastAsia="Times New Roman" w:hAnsi="Helvetica" w:cs="Helvetica"/>
+          <w:color w:val="333333"/>
+          <w:shd w:val="clear" w:color="auto" w:fill="FFFFFF"/>
+        </w:rPr>
+        <w:t xml:space="preserve"> given specific authorization from your instructor.</w:t>
       </w:r>
       <w:r>
         <w:rPr>

--- a/_downloads/bbc24ef944df04e4c81651e5e89e80b7/Final_Project_Assignment_Stage4.docx
+++ b/_downloads/bbc24ef944df04e4c81651e5e89e80b7/Final_Project_Assignment_Stage4.docx
@@ -1977,10 +1977,10 @@
           <w:shd w:val="clear" w:color="auto" w:fill="FFFFFF"/>
         </w:rPr>
         <w:drawing>
-          <wp:inline distT="0" distB="0" distL="0" distR="0" wp14:anchorId="04F6D06B" wp14:editId="7D8AAEC2">
-            <wp:extent cx="5943600" cy="3458845"/>
-            <wp:effectExtent l="0" t="0" r="0" b="8255"/>
-            <wp:docPr id="441944245" name="Picture 1"/>
+          <wp:inline distT="0" distB="0" distL="0" distR="0" wp14:anchorId="645346C8" wp14:editId="69CF4AC2">
+            <wp:extent cx="5838868" cy="3352825"/>
+            <wp:effectExtent l="0" t="0" r="0" b="0"/>
+            <wp:docPr id="871889388" name="Picture 1"/>
             <wp:cNvGraphicFramePr>
               <a:graphicFrameLocks xmlns:a="http://schemas.openxmlformats.org/drawingml/2006/main" noChangeAspect="1"/>
             </wp:cNvGraphicFramePr>
@@ -1988,7 +1988,7 @@
               <a:graphicData uri="http://schemas.openxmlformats.org/drawingml/2006/picture">
                 <pic:pic xmlns:pic="http://schemas.openxmlformats.org/drawingml/2006/picture">
                   <pic:nvPicPr>
-                    <pic:cNvPr id="441944245" name=""/>
+                    <pic:cNvPr id="871889388" name=""/>
                     <pic:cNvPicPr/>
                   </pic:nvPicPr>
                   <pic:blipFill>
@@ -2000,7 +2000,7 @@
                   <pic:spPr>
                     <a:xfrm>
                       <a:off x="0" y="0"/>
-                      <a:ext cx="5943600" cy="3458845"/>
+                      <a:ext cx="5838868" cy="3352825"/>
                     </a:xfrm>
                     <a:prstGeom prst="rect">
                       <a:avLst/>

--- a/_downloads/bbc24ef944df04e4c81651e5e89e80b7/Final_Project_Assignment_Stage4.docx
+++ b/_downloads/bbc24ef944df04e4c81651e5e89e80b7/Final_Project_Assignment_Stage4.docx
@@ -1971,16 +1971,17 @@
       <w:r>
         <w:rPr>
           <w:rFonts w:ascii="Helvetica" w:eastAsia="Times New Roman" w:hAnsi="Helvetica" w:cs="Helvetica"/>
+          <w:noProof/>
           <w:color w:val="333333"/>
           <w:sz w:val="21"/>
           <w:szCs w:val="21"/>
           <w:shd w:val="clear" w:color="auto" w:fill="FFFFFF"/>
         </w:rPr>
         <w:drawing>
-          <wp:inline distT="0" distB="0" distL="0" distR="0" wp14:anchorId="645346C8" wp14:editId="69CF4AC2">
-            <wp:extent cx="5838868" cy="3352825"/>
+          <wp:inline distT="0" distB="0" distL="0" distR="0" wp14:anchorId="114E2859" wp14:editId="67943DF3">
+            <wp:extent cx="5943600" cy="3467100"/>
             <wp:effectExtent l="0" t="0" r="0" b="0"/>
-            <wp:docPr id="871889388" name="Picture 1"/>
+            <wp:docPr id="1334260995" name="Picture 1"/>
             <wp:cNvGraphicFramePr>
               <a:graphicFrameLocks xmlns:a="http://schemas.openxmlformats.org/drawingml/2006/main" noChangeAspect="1"/>
             </wp:cNvGraphicFramePr>
@@ -1988,7 +1989,7 @@
               <a:graphicData uri="http://schemas.openxmlformats.org/drawingml/2006/picture">
                 <pic:pic xmlns:pic="http://schemas.openxmlformats.org/drawingml/2006/picture">
                   <pic:nvPicPr>
-                    <pic:cNvPr id="871889388" name=""/>
+                    <pic:cNvPr id="1334260995" name=""/>
                     <pic:cNvPicPr/>
                   </pic:nvPicPr>
                   <pic:blipFill>
@@ -2000,7 +2001,7 @@
                   <pic:spPr>
                     <a:xfrm>
                       <a:off x="0" y="0"/>
-                      <a:ext cx="5838868" cy="3352825"/>
+                      <a:ext cx="5943600" cy="3467100"/>
                     </a:xfrm>
                     <a:prstGeom prst="rect">
                       <a:avLst/>
@@ -13570,7 +13571,7 @@
                 <w:sz w:val="21"/>
                 <w:szCs w:val="21"/>
               </w:rPr>
-              <w:t>0</w:t>
+              <w:t>5</w:t>
             </w:r>
           </w:p>
         </w:tc>
@@ -13701,7 +13702,16 @@
                 <w:sz w:val="21"/>
                 <w:szCs w:val="21"/>
               </w:rPr>
-              <w:t>15</w:t>
+              <w:t>1</w:t>
+            </w:r>
+            <w:r>
+              <w:rPr>
+                <w:rFonts w:ascii="Helvetica" w:eastAsia="Times New Roman" w:hAnsi="Helvetica" w:cs="Helvetica"/>
+                <w:color w:val="333333"/>
+                <w:sz w:val="21"/>
+                <w:szCs w:val="21"/>
+              </w:rPr>
+              <w:t>0</w:t>
             </w:r>
           </w:p>
         </w:tc>
@@ -13743,7 +13753,16 @@
                 <w:sz w:val="21"/>
                 <w:szCs w:val="21"/>
               </w:rPr>
-              <w:t xml:space="preserve">Updated </w:t>
+              <w:t>Updated</w:t>
+            </w:r>
+            <w:r>
+              <w:rPr>
+                <w:rFonts w:ascii="Helvetica" w:eastAsia="Times New Roman" w:hAnsi="Helvetica" w:cs="Helvetica"/>
+                <w:color w:val="333333"/>
+                <w:sz w:val="21"/>
+                <w:szCs w:val="21"/>
+              </w:rPr>
+              <w:t xml:space="preserve"> </w:t>
             </w:r>
             <w:proofErr w:type="spellStart"/>
             <w:r>
@@ -13752,9 +13771,8 @@
                 <w:color w:val="333333"/>
                 <w:sz w:val="21"/>
                 <w:szCs w:val="21"/>
-                <w:shd w:val="clear" w:color="auto" w:fill="FFFFFF"/>
-              </w:rPr>
-              <w:t>riscv_</w:t>
+              </w:rPr>
+              <w:t>pipeline_</w:t>
             </w:r>
             <w:proofErr w:type="gramStart"/>
             <w:r>
@@ -13763,9 +13781,8 @@
                 <w:color w:val="333333"/>
                 <w:sz w:val="21"/>
                 <w:szCs w:val="21"/>
-                <w:shd w:val="clear" w:color="auto" w:fill="FFFFFF"/>
-              </w:rPr>
-              <w:t>pipeline</w:t>
+              </w:rPr>
+              <w:t>registers</w:t>
             </w:r>
             <w:r>
               <w:rPr>
@@ -13842,7 +13859,16 @@
                 <w:sz w:val="21"/>
                 <w:szCs w:val="21"/>
               </w:rPr>
-              <w:t>15</w:t>
+              <w:t>1</w:t>
+            </w:r>
+            <w:r>
+              <w:rPr>
+                <w:rFonts w:ascii="Helvetica" w:eastAsia="Times New Roman" w:hAnsi="Helvetica" w:cs="Helvetica"/>
+                <w:color w:val="333333"/>
+                <w:sz w:val="21"/>
+                <w:szCs w:val="21"/>
+              </w:rPr>
+              <w:t>0</w:t>
             </w:r>
           </w:p>
         </w:tc>
@@ -13998,6 +14024,132 @@
               <w:top w:val="single" w:sz="6" w:space="0" w:color="DDDDDD"/>
               <w:left w:val="single" w:sz="6" w:space="0" w:color="DDDDDD"/>
             </w:tcBorders>
+            <w:shd w:val="clear" w:color="auto" w:fill="FFFFFF"/>
+            <w:tcMar>
+              <w:top w:w="120" w:type="dxa"/>
+              <w:left w:w="120" w:type="dxa"/>
+              <w:bottom w:w="120" w:type="dxa"/>
+              <w:right w:w="120" w:type="dxa"/>
+            </w:tcMar>
+          </w:tcPr>
+          <w:p>
+            <w:pPr>
+              <w:spacing w:after="300" w:line="300" w:lineRule="atLeast"/>
+              <w:rPr>
+                <w:rFonts w:ascii="Helvetica" w:eastAsia="Times New Roman" w:hAnsi="Helvetica" w:cs="Helvetica"/>
+                <w:color w:val="333333"/>
+                <w:sz w:val="21"/>
+                <w:szCs w:val="21"/>
+              </w:rPr>
+            </w:pPr>
+            <w:r>
+              <w:rPr>
+                <w:rFonts w:ascii="Helvetica" w:eastAsia="Times New Roman" w:hAnsi="Helvetica" w:cs="Helvetica"/>
+                <w:color w:val="333333"/>
+                <w:sz w:val="21"/>
+                <w:szCs w:val="21"/>
+              </w:rPr>
+              <w:t xml:space="preserve">Update </w:t>
+            </w:r>
+            <w:proofErr w:type="spellStart"/>
+            <w:r>
+              <w:rPr>
+                <w:rFonts w:ascii="Helvetica" w:eastAsia="Times New Roman" w:hAnsi="Helvetica" w:cs="Helvetica"/>
+                <w:color w:val="333333"/>
+                <w:sz w:val="21"/>
+                <w:szCs w:val="21"/>
+              </w:rPr>
+              <w:t>riscv_</w:t>
+            </w:r>
+            <w:proofErr w:type="gramStart"/>
+            <w:r>
+              <w:rPr>
+                <w:rFonts w:ascii="Helvetica" w:eastAsia="Times New Roman" w:hAnsi="Helvetica" w:cs="Helvetica"/>
+                <w:color w:val="333333"/>
+                <w:sz w:val="21"/>
+                <w:szCs w:val="21"/>
+              </w:rPr>
+              <w:t>pipeline.vhdl</w:t>
+            </w:r>
+            <w:proofErr w:type="spellEnd"/>
+            <w:proofErr w:type="gramEnd"/>
+          </w:p>
+        </w:tc>
+        <w:tc>
+          <w:tcPr>
+            <w:tcW w:w="1590" w:type="dxa"/>
+            <w:tcBorders>
+              <w:top w:val="single" w:sz="6" w:space="0" w:color="DDDDDD"/>
+              <w:left w:val="single" w:sz="6" w:space="0" w:color="DDDDDD"/>
+            </w:tcBorders>
+            <w:shd w:val="clear" w:color="auto" w:fill="FFFFFF"/>
+            <w:tcMar>
+              <w:top w:w="120" w:type="dxa"/>
+              <w:left w:w="120" w:type="dxa"/>
+              <w:bottom w:w="120" w:type="dxa"/>
+              <w:right w:w="120" w:type="dxa"/>
+            </w:tcMar>
+          </w:tcPr>
+          <w:p>
+            <w:pPr>
+              <w:spacing w:after="300" w:line="300" w:lineRule="atLeast"/>
+              <w:rPr>
+                <w:rFonts w:ascii="Helvetica" w:eastAsia="Times New Roman" w:hAnsi="Helvetica" w:cs="Helvetica"/>
+                <w:color w:val="333333"/>
+                <w:sz w:val="21"/>
+                <w:szCs w:val="21"/>
+              </w:rPr>
+            </w:pPr>
+          </w:p>
+        </w:tc>
+        <w:tc>
+          <w:tcPr>
+            <w:tcW w:w="1125" w:type="dxa"/>
+            <w:tcBorders>
+              <w:top w:val="single" w:sz="6" w:space="0" w:color="DDDDDD"/>
+              <w:left w:val="single" w:sz="6" w:space="0" w:color="DDDDDD"/>
+            </w:tcBorders>
+            <w:shd w:val="clear" w:color="auto" w:fill="FFFFFF"/>
+            <w:tcMar>
+              <w:top w:w="120" w:type="dxa"/>
+              <w:left w:w="120" w:type="dxa"/>
+              <w:bottom w:w="120" w:type="dxa"/>
+              <w:right w:w="120" w:type="dxa"/>
+            </w:tcMar>
+          </w:tcPr>
+          <w:p>
+            <w:pPr>
+              <w:spacing w:after="300" w:line="300" w:lineRule="atLeast"/>
+              <w:rPr>
+                <w:rFonts w:ascii="Helvetica" w:eastAsia="Times New Roman" w:hAnsi="Helvetica" w:cs="Helvetica"/>
+                <w:color w:val="333333"/>
+                <w:sz w:val="21"/>
+                <w:szCs w:val="21"/>
+              </w:rPr>
+            </w:pPr>
+            <w:r>
+              <w:rPr>
+                <w:rFonts w:ascii="Helvetica" w:eastAsia="Times New Roman" w:hAnsi="Helvetica" w:cs="Helvetica"/>
+                <w:color w:val="333333"/>
+                <w:sz w:val="21"/>
+                <w:szCs w:val="21"/>
+              </w:rPr>
+              <w:t>10</w:t>
+            </w:r>
+          </w:p>
+        </w:tc>
+      </w:tr>
+      <w:tr>
+        <w:trPr>
+          <w:tblCellSpacing w:w="15" w:type="dxa"/>
+        </w:trPr>
+        <w:tc>
+          <w:tcPr>
+            <w:tcW w:w="5347" w:type="dxa"/>
+            <w:tcBorders>
+              <w:top w:val="single" w:sz="6" w:space="0" w:color="DDDDDD"/>
+              <w:left w:val="single" w:sz="6" w:space="0" w:color="DDDDDD"/>
+            </w:tcBorders>
             <w:shd w:val="clear" w:color="auto" w:fill="F9F9F9"/>
             <w:tcMar>
               <w:top w:w="120" w:type="dxa"/>
@@ -14213,7 +14365,7 @@
                 <w:sz w:val="21"/>
                 <w:szCs w:val="21"/>
               </w:rPr>
-              <w:t>10</w:t>
+              <w:t>8</w:t>
             </w:r>
           </w:p>
         </w:tc>
@@ -14359,7 +14511,7 @@
                 <w:sz w:val="21"/>
                 <w:szCs w:val="21"/>
               </w:rPr>
-              <w:t>5</w:t>
+              <w:t>10</w:t>
             </w:r>
           </w:p>
         </w:tc>
@@ -14481,7 +14633,7 @@
                 <w:sz w:val="21"/>
                 <w:szCs w:val="21"/>
               </w:rPr>
-              <w:t>10</w:t>
+              <w:t>5</w:t>
             </w:r>
           </w:p>
         </w:tc>
@@ -14522,6 +14674,7 @@
                 <w:sz w:val="21"/>
                 <w:szCs w:val="21"/>
               </w:rPr>
+              <w:lastRenderedPageBreak/>
               <w:t xml:space="preserve">Questions in </w:t>
             </w:r>
             <w:proofErr w:type="spellStart"/>
@@ -14605,7 +14758,7 @@
                 <w:sz w:val="21"/>
                 <w:szCs w:val="21"/>
               </w:rPr>
-              <w:t>10</w:t>
+              <w:t>7</w:t>
             </w:r>
           </w:p>
         </w:tc>
@@ -14646,7 +14799,6 @@
                 <w:sz w:val="21"/>
                 <w:szCs w:val="21"/>
               </w:rPr>
-              <w:lastRenderedPageBreak/>
               <w:t>Late Penalties (</w:t>
             </w:r>
             <w:r>
@@ -15391,25 +15543,7 @@
           <w:color w:val="333333"/>
           <w:shd w:val="clear" w:color="auto" w:fill="FFFFFF"/>
         </w:rPr>
-        <w:t xml:space="preserve">You are not allowed to have another student look at your code to help with debugging, </w:t>
-      </w:r>
-      <w:proofErr w:type="gramStart"/>
-      <w:r>
-        <w:rPr>
-          <w:rFonts w:ascii="Helvetica" w:eastAsia="Times New Roman" w:hAnsi="Helvetica" w:cs="Helvetica"/>
-          <w:color w:val="333333"/>
-          <w:shd w:val="clear" w:color="auto" w:fill="FFFFFF"/>
-        </w:rPr>
-        <w:t>unless</w:t>
-      </w:r>
-      <w:proofErr w:type="gramEnd"/>
-      <w:r>
-        <w:rPr>
-          <w:rFonts w:ascii="Helvetica" w:eastAsia="Times New Roman" w:hAnsi="Helvetica" w:cs="Helvetica"/>
-          <w:color w:val="333333"/>
-          <w:shd w:val="clear" w:color="auto" w:fill="FFFFFF"/>
-        </w:rPr>
-        <w:t xml:space="preserve"> given specific authorization from your instructor.</w:t>
+        <w:t>You are not allowed to have another student look at your code to help with debugging, unless given specific authorization from your instructor.</w:t>
       </w:r>
       <w:r>
         <w:rPr>

--- a/_downloads/bbc24ef944df04e4c81651e5e89e80b7/Final_Project_Assignment_Stage4.docx
+++ b/_downloads/bbc24ef944df04e4c81651e5e89e80b7/Final_Project_Assignment_Stage4.docx
@@ -512,29 +512,7 @@
           <w:szCs w:val="21"/>
           <w:shd w:val="clear" w:color="auto" w:fill="FFFFFF"/>
         </w:rPr>
-        <w:t xml:space="preserve">.  However, this stage does NOT have hazard detection and does NOT </w:t>
-      </w:r>
-      <w:proofErr w:type="gramStart"/>
-      <w:r>
-        <w:rPr>
-          <w:rFonts w:ascii="Helvetica" w:eastAsia="Times New Roman" w:hAnsi="Helvetica" w:cs="Helvetica"/>
-          <w:color w:val="A6A6A6" w:themeColor="background1" w:themeShade="A6"/>
-          <w:sz w:val="21"/>
-          <w:szCs w:val="21"/>
-          <w:shd w:val="clear" w:color="auto" w:fill="FFFFFF"/>
-        </w:rPr>
-        <w:t>stall to prevent</w:t>
-      </w:r>
-      <w:proofErr w:type="gramEnd"/>
-      <w:r>
-        <w:rPr>
-          <w:rFonts w:ascii="Helvetica" w:eastAsia="Times New Roman" w:hAnsi="Helvetica" w:cs="Helvetica"/>
-          <w:color w:val="A6A6A6" w:themeColor="background1" w:themeShade="A6"/>
-          <w:sz w:val="21"/>
-          <w:szCs w:val="21"/>
-          <w:shd w:val="clear" w:color="auto" w:fill="FFFFFF"/>
-        </w:rPr>
-        <w:t xml:space="preserve"> hazards.  </w:t>
+        <w:t xml:space="preserve">.  However, this stage does NOT have hazard detection and does NOT stall to prevent hazards.  </w:t>
       </w:r>
       <w:r>
         <w:rPr>
@@ -651,9 +629,8 @@
           <w:szCs w:val="21"/>
           <w:shd w:val="clear" w:color="auto" w:fill="FFFFFF"/>
         </w:rPr>
-        <w:t xml:space="preserve">: convert </w:t>
-      </w:r>
-      <w:proofErr w:type="gramStart"/>
+        <w:t xml:space="preserve">: convert the </w:t>
+      </w:r>
       <w:r>
         <w:rPr>
           <w:rFonts w:ascii="Helvetica" w:eastAsia="Times New Roman" w:hAnsi="Helvetica" w:cs="Helvetica"/>
@@ -662,7 +639,7 @@
           <w:szCs w:val="21"/>
           <w:shd w:val="clear" w:color="auto" w:fill="FFFFFF"/>
         </w:rPr>
-        <w:t xml:space="preserve">the </w:t>
+        <w:t xml:space="preserve">stage 2 architecture to a pipelined architecture </w:t>
       </w:r>
       <w:r>
         <w:rPr>
@@ -672,9 +649,8 @@
           <w:szCs w:val="21"/>
           <w:shd w:val="clear" w:color="auto" w:fill="FFFFFF"/>
         </w:rPr>
-        <w:t>stage</w:t>
-      </w:r>
-      <w:proofErr w:type="gramEnd"/>
+        <w:t xml:space="preserve">that </w:t>
+      </w:r>
       <w:r>
         <w:rPr>
           <w:rFonts w:ascii="Helvetica" w:eastAsia="Times New Roman" w:hAnsi="Helvetica" w:cs="Helvetica"/>
@@ -683,9 +659,8 @@
           <w:szCs w:val="21"/>
           <w:shd w:val="clear" w:color="auto" w:fill="FFFFFF"/>
         </w:rPr>
-        <w:t xml:space="preserve"> 2 architecture to </w:t>
-      </w:r>
-      <w:proofErr w:type="gramStart"/>
+        <w:t>has hazard detection</w:t>
+      </w:r>
       <w:r>
         <w:rPr>
           <w:rFonts w:ascii="Helvetica" w:eastAsia="Times New Roman" w:hAnsi="Helvetica" w:cs="Helvetica"/>
@@ -694,9 +669,8 @@
           <w:szCs w:val="21"/>
           <w:shd w:val="clear" w:color="auto" w:fill="FFFFFF"/>
         </w:rPr>
-        <w:t>a pipelined</w:t>
-      </w:r>
-      <w:proofErr w:type="gramEnd"/>
+        <w:t xml:space="preserve"> and stalls appropriately to ensure proper execution</w:t>
+      </w:r>
       <w:r>
         <w:rPr>
           <w:rFonts w:ascii="Helvetica" w:eastAsia="Times New Roman" w:hAnsi="Helvetica" w:cs="Helvetica"/>
@@ -705,69 +679,7 @@
           <w:szCs w:val="21"/>
           <w:shd w:val="clear" w:color="auto" w:fill="FFFFFF"/>
         </w:rPr>
-        <w:t xml:space="preserve"> architecture </w:t>
-      </w:r>
-      <w:r>
-        <w:rPr>
-          <w:rFonts w:ascii="Helvetica" w:eastAsia="Times New Roman" w:hAnsi="Helvetica" w:cs="Helvetica"/>
-          <w:color w:val="A6A6A6" w:themeColor="background1" w:themeShade="A6"/>
-          <w:sz w:val="21"/>
-          <w:szCs w:val="21"/>
-          <w:shd w:val="clear" w:color="auto" w:fill="FFFFFF"/>
-        </w:rPr>
-        <w:t xml:space="preserve">that </w:t>
-      </w:r>
-      <w:r>
-        <w:rPr>
-          <w:rFonts w:ascii="Helvetica" w:eastAsia="Times New Roman" w:hAnsi="Helvetica" w:cs="Helvetica"/>
-          <w:color w:val="A6A6A6" w:themeColor="background1" w:themeShade="A6"/>
-          <w:sz w:val="21"/>
-          <w:szCs w:val="21"/>
-          <w:shd w:val="clear" w:color="auto" w:fill="FFFFFF"/>
-        </w:rPr>
-        <w:t>has hazard detection</w:t>
-      </w:r>
-      <w:r>
-        <w:rPr>
-          <w:rFonts w:ascii="Helvetica" w:eastAsia="Times New Roman" w:hAnsi="Helvetica" w:cs="Helvetica"/>
-          <w:color w:val="A6A6A6" w:themeColor="background1" w:themeShade="A6"/>
-          <w:sz w:val="21"/>
-          <w:szCs w:val="21"/>
-          <w:shd w:val="clear" w:color="auto" w:fill="FFFFFF"/>
-        </w:rPr>
-        <w:t xml:space="preserve"> and stalls appropriately to ensure proper </w:t>
-      </w:r>
-      <w:proofErr w:type="gramStart"/>
-      <w:r>
-        <w:rPr>
-          <w:rFonts w:ascii="Helvetica" w:eastAsia="Times New Roman" w:hAnsi="Helvetica" w:cs="Helvetica"/>
-          <w:color w:val="A6A6A6" w:themeColor="background1" w:themeShade="A6"/>
-          <w:sz w:val="21"/>
-          <w:szCs w:val="21"/>
-          <w:shd w:val="clear" w:color="auto" w:fill="FFFFFF"/>
-        </w:rPr>
-        <w:t>execution</w:t>
-      </w:r>
-      <w:r>
-        <w:rPr>
-          <w:rFonts w:ascii="Helvetica" w:eastAsia="Times New Roman" w:hAnsi="Helvetica" w:cs="Helvetica"/>
-          <w:color w:val="A6A6A6" w:themeColor="background1" w:themeShade="A6"/>
-          <w:sz w:val="21"/>
-          <w:szCs w:val="21"/>
-          <w:shd w:val="clear" w:color="auto" w:fill="FFFFFF"/>
-        </w:rPr>
-        <w:t>, but</w:t>
-      </w:r>
-      <w:proofErr w:type="gramEnd"/>
-      <w:r>
-        <w:rPr>
-          <w:rFonts w:ascii="Helvetica" w:eastAsia="Times New Roman" w:hAnsi="Helvetica" w:cs="Helvetica"/>
-          <w:color w:val="A6A6A6" w:themeColor="background1" w:themeShade="A6"/>
-          <w:sz w:val="21"/>
-          <w:szCs w:val="21"/>
-          <w:shd w:val="clear" w:color="auto" w:fill="FFFFFF"/>
-        </w:rPr>
-        <w:t xml:space="preserve"> does NOT have forwarding.</w:t>
+        <w:t>, but does NOT have forwarding.</w:t>
       </w:r>
     </w:p>
     <w:p>
@@ -894,29 +806,7 @@
           <w:szCs w:val="21"/>
           <w:shd w:val="clear" w:color="auto" w:fill="FFFFFF"/>
         </w:rPr>
-        <w:t xml:space="preserve"> and branch decision moved to the ID stage, </w:t>
-      </w:r>
-      <w:proofErr w:type="gramStart"/>
-      <w:r>
-        <w:rPr>
-          <w:rFonts w:ascii="Helvetica" w:eastAsia="Times New Roman" w:hAnsi="Helvetica" w:cs="Helvetica"/>
-          <w:color w:val="000000" w:themeColor="text1"/>
-          <w:sz w:val="21"/>
-          <w:szCs w:val="21"/>
-          <w:shd w:val="clear" w:color="auto" w:fill="FFFFFF"/>
-        </w:rPr>
-        <w:t>similar to</w:t>
-      </w:r>
-      <w:proofErr w:type="gramEnd"/>
-      <w:r>
-        <w:rPr>
-          <w:rFonts w:ascii="Helvetica" w:eastAsia="Times New Roman" w:hAnsi="Helvetica" w:cs="Helvetica"/>
-          <w:color w:val="000000" w:themeColor="text1"/>
-          <w:sz w:val="21"/>
-          <w:szCs w:val="21"/>
-          <w:shd w:val="clear" w:color="auto" w:fill="FFFFFF"/>
-        </w:rPr>
-        <w:t xml:space="preserve"> Figure C.25.</w:t>
+        <w:t xml:space="preserve"> and branch decision moved to the ID stage, similar to Figure C.25.</w:t>
       </w:r>
       <w:r>
         <w:rPr>
@@ -1073,7 +963,6 @@
         </w:rPr>
         <w:t xml:space="preserve"> called </w:t>
       </w:r>
-      <w:proofErr w:type="spellStart"/>
       <w:r>
         <w:rPr>
           <w:rFonts w:ascii="Helvetica" w:eastAsia="Times New Roman" w:hAnsi="Helvetica" w:cs="Helvetica"/>
@@ -1086,38 +975,15 @@
         </w:rPr>
         <w:t>Load_Addr</w:t>
       </w:r>
-      <w:proofErr w:type="spellEnd"/>
-      <w:r>
-        <w:rPr>
-          <w:rFonts w:ascii="Helvetica" w:eastAsia="Times New Roman" w:hAnsi="Helvetica" w:cs="Helvetica"/>
-          <w:color w:val="333333"/>
-          <w:sz w:val="21"/>
-          <w:szCs w:val="21"/>
-          <w:shd w:val="clear" w:color="auto" w:fill="FFFFFF"/>
-        </w:rPr>
-        <w:t xml:space="preserve">, which is </w:t>
-      </w:r>
-      <w:proofErr w:type="gramStart"/>
-      <w:r>
-        <w:rPr>
-          <w:rFonts w:ascii="Helvetica" w:eastAsia="Times New Roman" w:hAnsi="Helvetica" w:cs="Helvetica"/>
-          <w:color w:val="333333"/>
-          <w:sz w:val="21"/>
-          <w:szCs w:val="21"/>
-          <w:shd w:val="clear" w:color="auto" w:fill="FFFFFF"/>
-        </w:rPr>
-        <w:t>similar to</w:t>
-      </w:r>
-      <w:proofErr w:type="gramEnd"/>
-      <w:r>
-        <w:rPr>
-          <w:rFonts w:ascii="Helvetica" w:eastAsia="Times New Roman" w:hAnsi="Helvetica" w:cs="Helvetica"/>
-          <w:color w:val="333333"/>
-          <w:sz w:val="21"/>
-          <w:szCs w:val="21"/>
-          <w:shd w:val="clear" w:color="auto" w:fill="FFFFFF"/>
-        </w:rPr>
-        <w:t xml:space="preserve"> LA,</w:t>
+      <w:r>
+        <w:rPr>
+          <w:rFonts w:ascii="Helvetica" w:eastAsia="Times New Roman" w:hAnsi="Helvetica" w:cs="Helvetica"/>
+          <w:color w:val="333333"/>
+          <w:sz w:val="21"/>
+          <w:szCs w:val="21"/>
+          <w:shd w:val="clear" w:color="auto" w:fill="FFFFFF"/>
+        </w:rPr>
+        <w:t>, which is similar to LA,</w:t>
       </w:r>
       <w:r>
         <w:rPr>
@@ -1290,23 +1156,21 @@
         </w:rPr>
         <w:t xml:space="preserve">                             </w:t>
       </w:r>
-      <w:proofErr w:type="spellStart"/>
       <w:r>
         <w:rPr>
           <w:rFonts w:ascii="Courier New" w:eastAsia="Times New Roman" w:hAnsi="Courier New" w:cs="Courier New"/>
           <w:sz w:val="20"/>
           <w:szCs w:val="20"/>
         </w:rPr>
-        <w:t>addi</w:t>
-      </w:r>
-      <w:proofErr w:type="spellEnd"/>
+        <w:t xml:space="preserve">addi    </w:t>
+      </w:r>
       <w:r>
         <w:rPr>
           <w:rFonts w:ascii="Courier New" w:eastAsia="Times New Roman" w:hAnsi="Courier New" w:cs="Courier New"/>
           <w:sz w:val="20"/>
           <w:szCs w:val="20"/>
         </w:rPr>
-        <w:t xml:space="preserve">    </w:t>
+        <w:t xml:space="preserve">  </w:t>
       </w:r>
       <w:r>
         <w:rPr>
@@ -1314,68 +1178,69 @@
           <w:sz w:val="20"/>
           <w:szCs w:val="20"/>
         </w:rPr>
-        <w:t xml:space="preserve">  </w:t>
-      </w:r>
-      <w:r>
+        <w:t>x5, x0, 9       # x5 = number of values in array</w:t>
+      </w:r>
+    </w:p>
+    <w:p>
+      <w:pPr>
+        <w:spacing w:after="0" w:line="240" w:lineRule="auto"/>
+        <w:ind w:left="720"/>
         <w:rPr>
           <w:rFonts w:ascii="Courier New" w:eastAsia="Times New Roman" w:hAnsi="Courier New" w:cs="Courier New"/>
           <w:sz w:val="20"/>
           <w:szCs w:val="20"/>
         </w:rPr>
-        <w:t>x5, x0, 9       # x5 = number of values in array</w:t>
-      </w:r>
-    </w:p>
-    <w:p>
-      <w:pPr>
-        <w:spacing w:after="0" w:line="240" w:lineRule="auto"/>
-        <w:ind w:left="720"/>
+      </w:pPr>
+      <w:r>
         <w:rPr>
           <w:rFonts w:ascii="Courier New" w:eastAsia="Times New Roman" w:hAnsi="Courier New" w:cs="Courier New"/>
           <w:sz w:val="20"/>
           <w:szCs w:val="20"/>
         </w:rPr>
-      </w:pPr>
+        <w:t xml:space="preserve">        load_addr x6, array     </w:t>
+      </w:r>
       <w:r>
         <w:rPr>
           <w:rFonts w:ascii="Courier New" w:eastAsia="Times New Roman" w:hAnsi="Courier New" w:cs="Courier New"/>
           <w:sz w:val="20"/>
           <w:szCs w:val="20"/>
         </w:rPr>
-        <w:t xml:space="preserve">        </w:t>
-      </w:r>
-      <w:proofErr w:type="spellStart"/>
+        <w:t xml:space="preserve">  </w:t>
+      </w:r>
       <w:r>
         <w:rPr>
           <w:rFonts w:ascii="Courier New" w:eastAsia="Times New Roman" w:hAnsi="Courier New" w:cs="Courier New"/>
           <w:sz w:val="20"/>
           <w:szCs w:val="20"/>
         </w:rPr>
-        <w:t>load_addr</w:t>
-      </w:r>
-      <w:proofErr w:type="spellEnd"/>
+        <w:t xml:space="preserve"># x6 = address of array </w:t>
+      </w:r>
       <w:r>
         <w:rPr>
           <w:rFonts w:ascii="Courier New" w:eastAsia="Times New Roman" w:hAnsi="Courier New" w:cs="Courier New"/>
           <w:sz w:val="20"/>
           <w:szCs w:val="20"/>
         </w:rPr>
-        <w:t xml:space="preserve"> x6, array     </w:t>
-      </w:r>
-      <w:r>
+        <w:t>0X10000000</w:t>
+      </w:r>
+    </w:p>
+    <w:p>
+      <w:pPr>
+        <w:spacing w:after="0" w:line="240" w:lineRule="auto"/>
+        <w:ind w:left="720"/>
         <w:rPr>
           <w:rFonts w:ascii="Courier New" w:eastAsia="Times New Roman" w:hAnsi="Courier New" w:cs="Courier New"/>
           <w:sz w:val="20"/>
           <w:szCs w:val="20"/>
         </w:rPr>
-        <w:t xml:space="preserve">  </w:t>
-      </w:r>
+      </w:pPr>
       <w:r>
         <w:rPr>
           <w:rFonts w:ascii="Courier New" w:eastAsia="Times New Roman" w:hAnsi="Courier New" w:cs="Courier New"/>
           <w:sz w:val="20"/>
           <w:szCs w:val="20"/>
         </w:rPr>
-        <w:t xml:space="preserve"># x6 = address of array </w:t>
+        <w:t xml:space="preserve">        lw      </w:t>
       </w:r>
       <w:r>
         <w:rPr>
@@ -1383,44 +1248,42 @@
           <w:sz w:val="20"/>
           <w:szCs w:val="20"/>
         </w:rPr>
-        <w:t>0X10000000</w:t>
-      </w:r>
-    </w:p>
-    <w:p>
-      <w:pPr>
-        <w:spacing w:after="0" w:line="240" w:lineRule="auto"/>
-        <w:ind w:left="720"/>
+        <w:t xml:space="preserve">  </w:t>
+      </w:r>
+      <w:r>
         <w:rPr>
           <w:rFonts w:ascii="Courier New" w:eastAsia="Times New Roman" w:hAnsi="Courier New" w:cs="Courier New"/>
           <w:sz w:val="20"/>
           <w:szCs w:val="20"/>
         </w:rPr>
-      </w:pPr>
-      <w:r>
+        <w:t>x7, 0(x6)       # x7 = initial value</w:t>
+      </w:r>
+    </w:p>
+    <w:p>
+      <w:pPr>
+        <w:spacing w:after="0" w:line="240" w:lineRule="auto"/>
+        <w:ind w:left="720"/>
         <w:rPr>
           <w:rFonts w:ascii="Courier New" w:eastAsia="Times New Roman" w:hAnsi="Courier New" w:cs="Courier New"/>
           <w:sz w:val="20"/>
           <w:szCs w:val="20"/>
         </w:rPr>
-        <w:t xml:space="preserve">        </w:t>
-      </w:r>
-      <w:proofErr w:type="spellStart"/>
+      </w:pPr>
       <w:r>
         <w:rPr>
           <w:rFonts w:ascii="Courier New" w:eastAsia="Times New Roman" w:hAnsi="Courier New" w:cs="Courier New"/>
           <w:sz w:val="20"/>
           <w:szCs w:val="20"/>
         </w:rPr>
-        <w:t>lw</w:t>
-      </w:r>
-      <w:proofErr w:type="spellEnd"/>
+        <w:t xml:space="preserve">loop:   addi    </w:t>
+      </w:r>
       <w:r>
         <w:rPr>
           <w:rFonts w:ascii="Courier New" w:eastAsia="Times New Roman" w:hAnsi="Courier New" w:cs="Courier New"/>
           <w:sz w:val="20"/>
           <w:szCs w:val="20"/>
         </w:rPr>
-        <w:t xml:space="preserve">      </w:t>
+        <w:t xml:space="preserve">  </w:t>
       </w:r>
       <w:r>
         <w:rPr>
@@ -1428,70 +1291,69 @@
           <w:sz w:val="20"/>
           <w:szCs w:val="20"/>
         </w:rPr>
-        <w:t xml:space="preserve">  </w:t>
-      </w:r>
-      <w:r>
+        <w:t xml:space="preserve">x6, x6, 4       </w:t>
+      </w:r>
+    </w:p>
+    <w:p>
+      <w:pPr>
+        <w:spacing w:after="0" w:line="240" w:lineRule="auto"/>
+        <w:ind w:left="720"/>
         <w:rPr>
           <w:rFonts w:ascii="Courier New" w:eastAsia="Times New Roman" w:hAnsi="Courier New" w:cs="Courier New"/>
           <w:sz w:val="20"/>
           <w:szCs w:val="20"/>
         </w:rPr>
-        <w:t>x7, 0(</w:t>
-      </w:r>
-      <w:proofErr w:type="gramStart"/>
+      </w:pPr>
       <w:r>
         <w:rPr>
           <w:rFonts w:ascii="Courier New" w:eastAsia="Times New Roman" w:hAnsi="Courier New" w:cs="Courier New"/>
           <w:sz w:val="20"/>
           <w:szCs w:val="20"/>
         </w:rPr>
-        <w:t>x6)       #</w:t>
-      </w:r>
-      <w:proofErr w:type="gramEnd"/>
+        <w:t xml:space="preserve">        lw      </w:t>
+      </w:r>
       <w:r>
         <w:rPr>
           <w:rFonts w:ascii="Courier New" w:eastAsia="Times New Roman" w:hAnsi="Courier New" w:cs="Courier New"/>
           <w:sz w:val="20"/>
           <w:szCs w:val="20"/>
         </w:rPr>
-        <w:t xml:space="preserve"> x7 = initial value</w:t>
-      </w:r>
-    </w:p>
-    <w:p>
-      <w:pPr>
-        <w:spacing w:after="0" w:line="240" w:lineRule="auto"/>
-        <w:ind w:left="720"/>
+        <w:t xml:space="preserve">  </w:t>
+      </w:r>
+      <w:r>
         <w:rPr>
           <w:rFonts w:ascii="Courier New" w:eastAsia="Times New Roman" w:hAnsi="Courier New" w:cs="Courier New"/>
           <w:sz w:val="20"/>
           <w:szCs w:val="20"/>
         </w:rPr>
-      </w:pPr>
-      <w:r>
+        <w:t xml:space="preserve">x10, 0(x6)      </w:t>
+      </w:r>
+    </w:p>
+    <w:p>
+      <w:pPr>
+        <w:spacing w:after="0" w:line="240" w:lineRule="auto"/>
+        <w:ind w:left="720"/>
         <w:rPr>
           <w:rFonts w:ascii="Courier New" w:eastAsia="Times New Roman" w:hAnsi="Courier New" w:cs="Courier New"/>
           <w:sz w:val="20"/>
           <w:szCs w:val="20"/>
         </w:rPr>
-        <w:t xml:space="preserve">loop:   </w:t>
-      </w:r>
-      <w:proofErr w:type="spellStart"/>
+      </w:pPr>
       <w:r>
         <w:rPr>
           <w:rFonts w:ascii="Courier New" w:eastAsia="Times New Roman" w:hAnsi="Courier New" w:cs="Courier New"/>
           <w:sz w:val="20"/>
           <w:szCs w:val="20"/>
         </w:rPr>
-        <w:t>addi</w:t>
-      </w:r>
-      <w:proofErr w:type="spellEnd"/>
+        <w:t xml:space="preserve">        add     </w:t>
+      </w:r>
       <w:r>
         <w:rPr>
           <w:rFonts w:ascii="Courier New" w:eastAsia="Times New Roman" w:hAnsi="Courier New" w:cs="Courier New"/>
           <w:sz w:val="20"/>
           <w:szCs w:val="20"/>
         </w:rPr>
-        <w:t xml:space="preserve">    </w:t>
+        <w:t xml:space="preserve">  </w:t>
       </w:r>
       <w:r>
         <w:rPr>
@@ -1499,60 +1361,61 @@
           <w:sz w:val="20"/>
           <w:szCs w:val="20"/>
         </w:rPr>
-        <w:t xml:space="preserve">  </w:t>
-      </w:r>
-      <w:r>
+        <w:t xml:space="preserve">x7, x10, x7     </w:t>
+      </w:r>
+    </w:p>
+    <w:p>
+      <w:pPr>
+        <w:spacing w:after="0" w:line="240" w:lineRule="auto"/>
+        <w:ind w:left="720"/>
         <w:rPr>
           <w:rFonts w:ascii="Courier New" w:eastAsia="Times New Roman" w:hAnsi="Courier New" w:cs="Courier New"/>
           <w:sz w:val="20"/>
           <w:szCs w:val="20"/>
         </w:rPr>
-        <w:t xml:space="preserve">x6, x6, 4       </w:t>
-      </w:r>
-    </w:p>
-    <w:p>
-      <w:pPr>
-        <w:spacing w:after="0" w:line="240" w:lineRule="auto"/>
-        <w:ind w:left="720"/>
+      </w:pPr>
+      <w:r>
         <w:rPr>
           <w:rFonts w:ascii="Courier New" w:eastAsia="Times New Roman" w:hAnsi="Courier New" w:cs="Courier New"/>
           <w:sz w:val="20"/>
           <w:szCs w:val="20"/>
         </w:rPr>
-      </w:pPr>
+        <w:t xml:space="preserve">        subi    </w:t>
+      </w:r>
       <w:r>
         <w:rPr>
           <w:rFonts w:ascii="Courier New" w:eastAsia="Times New Roman" w:hAnsi="Courier New" w:cs="Courier New"/>
           <w:sz w:val="20"/>
           <w:szCs w:val="20"/>
         </w:rPr>
-        <w:t xml:space="preserve">        </w:t>
-      </w:r>
-      <w:proofErr w:type="spellStart"/>
+        <w:t xml:space="preserve">  </w:t>
+      </w:r>
       <w:r>
         <w:rPr>
           <w:rFonts w:ascii="Courier New" w:eastAsia="Times New Roman" w:hAnsi="Courier New" w:cs="Courier New"/>
           <w:sz w:val="20"/>
           <w:szCs w:val="20"/>
         </w:rPr>
-        <w:t>lw</w:t>
-      </w:r>
-      <w:proofErr w:type="spellEnd"/>
-      <w:r>
+        <w:t xml:space="preserve">x5, x5, 1       </w:t>
+      </w:r>
+    </w:p>
+    <w:p>
+      <w:pPr>
+        <w:spacing w:after="0" w:line="240" w:lineRule="auto"/>
+        <w:ind w:left="720"/>
         <w:rPr>
           <w:rFonts w:ascii="Courier New" w:eastAsia="Times New Roman" w:hAnsi="Courier New" w:cs="Courier New"/>
           <w:sz w:val="20"/>
           <w:szCs w:val="20"/>
         </w:rPr>
-        <w:t xml:space="preserve">      </w:t>
-      </w:r>
+      </w:pPr>
       <w:r>
         <w:rPr>
           <w:rFonts w:ascii="Courier New" w:eastAsia="Times New Roman" w:hAnsi="Courier New" w:cs="Courier New"/>
           <w:sz w:val="20"/>
           <w:szCs w:val="20"/>
         </w:rPr>
-        <w:t xml:space="preserve">  </w:t>
+        <w:t xml:space="preserve">        bne     </w:t>
       </w:r>
       <w:r>
         <w:rPr>
@@ -1560,34 +1423,34 @@
           <w:sz w:val="20"/>
           <w:szCs w:val="20"/>
         </w:rPr>
-        <w:t xml:space="preserve">x10, 0(x6)      </w:t>
-      </w:r>
-    </w:p>
-    <w:p>
-      <w:pPr>
-        <w:spacing w:after="0" w:line="240" w:lineRule="auto"/>
-        <w:ind w:left="720"/>
+        <w:t xml:space="preserve">  </w:t>
+      </w:r>
+      <w:r>
         <w:rPr>
           <w:rFonts w:ascii="Courier New" w:eastAsia="Times New Roman" w:hAnsi="Courier New" w:cs="Courier New"/>
           <w:sz w:val="20"/>
           <w:szCs w:val="20"/>
         </w:rPr>
-      </w:pPr>
-      <w:r>
+        <w:t>x5, x0, loop</w:t>
+      </w:r>
+    </w:p>
+    <w:p>
+      <w:pPr>
+        <w:spacing w:after="0" w:line="240" w:lineRule="auto"/>
+        <w:ind w:left="720"/>
         <w:rPr>
           <w:rFonts w:ascii="Courier New" w:eastAsia="Times New Roman" w:hAnsi="Courier New" w:cs="Courier New"/>
           <w:sz w:val="20"/>
           <w:szCs w:val="20"/>
         </w:rPr>
-        <w:t xml:space="preserve">        add     </w:t>
-      </w:r>
+      </w:pPr>
       <w:r>
         <w:rPr>
           <w:rFonts w:ascii="Courier New" w:eastAsia="Times New Roman" w:hAnsi="Courier New" w:cs="Courier New"/>
           <w:sz w:val="20"/>
           <w:szCs w:val="20"/>
         </w:rPr>
-        <w:t xml:space="preserve">  </w:t>
+        <w:t xml:space="preserve">done:   j       </w:t>
       </w:r>
       <w:r>
         <w:rPr>
@@ -1595,44 +1458,45 @@
           <w:sz w:val="20"/>
           <w:szCs w:val="20"/>
         </w:rPr>
-        <w:t xml:space="preserve">x7, x10, x7     </w:t>
-      </w:r>
-    </w:p>
-    <w:p>
-      <w:pPr>
-        <w:spacing w:after="0" w:line="240" w:lineRule="auto"/>
-        <w:ind w:left="720"/>
+        <w:t xml:space="preserve">  </w:t>
+      </w:r>
+      <w:r>
         <w:rPr>
           <w:rFonts w:ascii="Courier New" w:eastAsia="Times New Roman" w:hAnsi="Courier New" w:cs="Courier New"/>
           <w:sz w:val="20"/>
           <w:szCs w:val="20"/>
         </w:rPr>
-      </w:pPr>
-      <w:r>
+        <w:t>done            # infinite loop (breakpoint)</w:t>
+      </w:r>
+    </w:p>
+    <w:p>
+      <w:pPr>
+        <w:spacing w:after="0" w:line="240" w:lineRule="auto"/>
+        <w:ind w:left="720"/>
         <w:rPr>
           <w:rFonts w:ascii="Courier New" w:eastAsia="Times New Roman" w:hAnsi="Courier New" w:cs="Courier New"/>
           <w:sz w:val="20"/>
           <w:szCs w:val="20"/>
         </w:rPr>
-        <w:t xml:space="preserve">        </w:t>
-      </w:r>
-      <w:proofErr w:type="spellStart"/>
-      <w:r>
+      </w:pPr>
+    </w:p>
+    <w:p>
+      <w:pPr>
+        <w:spacing w:after="0" w:line="240" w:lineRule="auto"/>
+        <w:ind w:left="720"/>
         <w:rPr>
           <w:rFonts w:ascii="Courier New" w:eastAsia="Times New Roman" w:hAnsi="Courier New" w:cs="Courier New"/>
           <w:sz w:val="20"/>
           <w:szCs w:val="20"/>
         </w:rPr>
-        <w:t>subi</w:t>
-      </w:r>
-      <w:proofErr w:type="spellEnd"/>
+      </w:pPr>
       <w:r>
         <w:rPr>
           <w:rFonts w:ascii="Courier New" w:eastAsia="Times New Roman" w:hAnsi="Courier New" w:cs="Courier New"/>
           <w:sz w:val="20"/>
           <w:szCs w:val="20"/>
         </w:rPr>
-        <w:t xml:space="preserve">    </w:t>
+        <w:t>#   initialize data in the array</w:t>
       </w:r>
       <w:r>
         <w:rPr>
@@ -1640,196 +1504,26 @@
           <w:sz w:val="20"/>
           <w:szCs w:val="20"/>
         </w:rPr>
-        <w:t xml:space="preserve">  </w:t>
-      </w:r>
+        <w:t xml:space="preserve"> [assumed to start at 0x10000000]</w:t>
+      </w:r>
+    </w:p>
+    <w:p>
+      <w:pPr>
+        <w:spacing w:after="0" w:line="240" w:lineRule="auto"/>
+        <w:ind w:left="720"/>
+        <w:rPr>
+          <w:rFonts w:ascii="Times New Roman" w:eastAsia="Times New Roman" w:hAnsi="Times New Roman" w:cs="Times New Roman"/>
+          <w:sz w:val="24"/>
+          <w:szCs w:val="24"/>
+        </w:rPr>
+      </w:pPr>
       <w:r>
         <w:rPr>
           <w:rFonts w:ascii="Courier New" w:eastAsia="Times New Roman" w:hAnsi="Courier New" w:cs="Courier New"/>
           <w:sz w:val="20"/>
           <w:szCs w:val="20"/>
         </w:rPr>
-        <w:t xml:space="preserve">x5, x5, 1       </w:t>
-      </w:r>
-    </w:p>
-    <w:p>
-      <w:pPr>
-        <w:spacing w:after="0" w:line="240" w:lineRule="auto"/>
-        <w:ind w:left="720"/>
-        <w:rPr>
-          <w:rFonts w:ascii="Courier New" w:eastAsia="Times New Roman" w:hAnsi="Courier New" w:cs="Courier New"/>
-          <w:sz w:val="20"/>
-          <w:szCs w:val="20"/>
-        </w:rPr>
-      </w:pPr>
-      <w:r>
-        <w:rPr>
-          <w:rFonts w:ascii="Courier New" w:eastAsia="Times New Roman" w:hAnsi="Courier New" w:cs="Courier New"/>
-          <w:sz w:val="20"/>
-          <w:szCs w:val="20"/>
-        </w:rPr>
-        <w:t xml:space="preserve">        </w:t>
-      </w:r>
-      <w:proofErr w:type="spellStart"/>
-      <w:r>
-        <w:rPr>
-          <w:rFonts w:ascii="Courier New" w:eastAsia="Times New Roman" w:hAnsi="Courier New" w:cs="Courier New"/>
-          <w:sz w:val="20"/>
-          <w:szCs w:val="20"/>
-        </w:rPr>
-        <w:t>bne</w:t>
-      </w:r>
-      <w:proofErr w:type="spellEnd"/>
-      <w:r>
-        <w:rPr>
-          <w:rFonts w:ascii="Courier New" w:eastAsia="Times New Roman" w:hAnsi="Courier New" w:cs="Courier New"/>
-          <w:sz w:val="20"/>
-          <w:szCs w:val="20"/>
-        </w:rPr>
-        <w:t xml:space="preserve">     </w:t>
-      </w:r>
-      <w:r>
-        <w:rPr>
-          <w:rFonts w:ascii="Courier New" w:eastAsia="Times New Roman" w:hAnsi="Courier New" w:cs="Courier New"/>
-          <w:sz w:val="20"/>
-          <w:szCs w:val="20"/>
-        </w:rPr>
-        <w:t xml:space="preserve">  </w:t>
-      </w:r>
-      <w:r>
-        <w:rPr>
-          <w:rFonts w:ascii="Courier New" w:eastAsia="Times New Roman" w:hAnsi="Courier New" w:cs="Courier New"/>
-          <w:sz w:val="20"/>
-          <w:szCs w:val="20"/>
-        </w:rPr>
-        <w:t>x5, x0, loop</w:t>
-      </w:r>
-    </w:p>
-    <w:p>
-      <w:pPr>
-        <w:spacing w:after="0" w:line="240" w:lineRule="auto"/>
-        <w:ind w:left="720"/>
-        <w:rPr>
-          <w:rFonts w:ascii="Courier New" w:eastAsia="Times New Roman" w:hAnsi="Courier New" w:cs="Courier New"/>
-          <w:sz w:val="20"/>
-          <w:szCs w:val="20"/>
-        </w:rPr>
-      </w:pPr>
-      <w:r>
-        <w:rPr>
-          <w:rFonts w:ascii="Courier New" w:eastAsia="Times New Roman" w:hAnsi="Courier New" w:cs="Courier New"/>
-          <w:sz w:val="20"/>
-          <w:szCs w:val="20"/>
-        </w:rPr>
-        <w:t xml:space="preserve">done:   j       </w:t>
-      </w:r>
-      <w:r>
-        <w:rPr>
-          <w:rFonts w:ascii="Courier New" w:eastAsia="Times New Roman" w:hAnsi="Courier New" w:cs="Courier New"/>
-          <w:sz w:val="20"/>
-          <w:szCs w:val="20"/>
-        </w:rPr>
-        <w:t xml:space="preserve">  </w:t>
-      </w:r>
-      <w:r>
-        <w:rPr>
-          <w:rFonts w:ascii="Courier New" w:eastAsia="Times New Roman" w:hAnsi="Courier New" w:cs="Courier New"/>
-          <w:sz w:val="20"/>
-          <w:szCs w:val="20"/>
-        </w:rPr>
-        <w:t>done            # infinite loop (breakpoint)</w:t>
-      </w:r>
-    </w:p>
-    <w:p>
-      <w:pPr>
-        <w:spacing w:after="0" w:line="240" w:lineRule="auto"/>
-        <w:ind w:left="720"/>
-        <w:rPr>
-          <w:rFonts w:ascii="Courier New" w:eastAsia="Times New Roman" w:hAnsi="Courier New" w:cs="Courier New"/>
-          <w:sz w:val="20"/>
-          <w:szCs w:val="20"/>
-        </w:rPr>
-      </w:pPr>
-    </w:p>
-    <w:p>
-      <w:pPr>
-        <w:spacing w:after="0" w:line="240" w:lineRule="auto"/>
-        <w:ind w:left="720"/>
-        <w:rPr>
-          <w:rFonts w:ascii="Courier New" w:eastAsia="Times New Roman" w:hAnsi="Courier New" w:cs="Courier New"/>
-          <w:sz w:val="20"/>
-          <w:szCs w:val="20"/>
-        </w:rPr>
-      </w:pPr>
-      <w:r>
-        <w:rPr>
-          <w:rFonts w:ascii="Courier New" w:eastAsia="Times New Roman" w:hAnsi="Courier New" w:cs="Courier New"/>
-          <w:sz w:val="20"/>
-          <w:szCs w:val="20"/>
-        </w:rPr>
-        <w:t xml:space="preserve">#   </w:t>
-      </w:r>
-      <w:proofErr w:type="gramStart"/>
-      <w:r>
-        <w:rPr>
-          <w:rFonts w:ascii="Courier New" w:eastAsia="Times New Roman" w:hAnsi="Courier New" w:cs="Courier New"/>
-          <w:sz w:val="20"/>
-          <w:szCs w:val="20"/>
-        </w:rPr>
-        <w:t>initialize</w:t>
-      </w:r>
-      <w:proofErr w:type="gramEnd"/>
-      <w:r>
-        <w:rPr>
-          <w:rFonts w:ascii="Courier New" w:eastAsia="Times New Roman" w:hAnsi="Courier New" w:cs="Courier New"/>
-          <w:sz w:val="20"/>
-          <w:szCs w:val="20"/>
-        </w:rPr>
-        <w:t xml:space="preserve"> data in the array</w:t>
-      </w:r>
-      <w:r>
-        <w:rPr>
-          <w:rFonts w:ascii="Courier New" w:eastAsia="Times New Roman" w:hAnsi="Courier New" w:cs="Courier New"/>
-          <w:sz w:val="20"/>
-          <w:szCs w:val="20"/>
-        </w:rPr>
-        <w:t xml:space="preserve"> [assumed to start at 0x10000000]</w:t>
-      </w:r>
-    </w:p>
-    <w:p>
-      <w:pPr>
-        <w:spacing w:after="0" w:line="240" w:lineRule="auto"/>
-        <w:ind w:left="720"/>
-        <w:rPr>
-          <w:rFonts w:ascii="Times New Roman" w:eastAsia="Times New Roman" w:hAnsi="Times New Roman" w:cs="Times New Roman"/>
-          <w:sz w:val="24"/>
-          <w:szCs w:val="24"/>
-        </w:rPr>
-      </w:pPr>
-      <w:r>
-        <w:rPr>
-          <w:rFonts w:ascii="Courier New" w:eastAsia="Times New Roman" w:hAnsi="Courier New" w:cs="Courier New"/>
-          <w:sz w:val="20"/>
-          <w:szCs w:val="20"/>
-        </w:rPr>
-        <w:t>array:</w:t>
-      </w:r>
-      <w:proofErr w:type="gramStart"/>
-      <w:r>
-        <w:rPr>
-          <w:rFonts w:ascii="Courier New" w:eastAsia="Times New Roman" w:hAnsi="Courier New" w:cs="Courier New"/>
-          <w:sz w:val="20"/>
-          <w:szCs w:val="20"/>
-        </w:rPr>
-        <w:t xml:space="preserve">  .word</w:t>
-      </w:r>
-      <w:proofErr w:type="gramEnd"/>
-      <w:r>
-        <w:rPr>
-          <w:rFonts w:ascii="Courier New" w:eastAsia="Times New Roman" w:hAnsi="Courier New" w:cs="Courier New"/>
-          <w:sz w:val="20"/>
-          <w:szCs w:val="20"/>
-        </w:rPr>
-        <w:t xml:space="preserve"> 0x5, 0x4, 0x10, 0x3, 0x12, 0x1, 0x7, 0x4, 0x8, 0x2</w:t>
+        <w:t>array:  .word 0x5, 0x4, 0x10, 0x3, 0x12, 0x1, 0x7, 0x4, 0x8, 0x2</w:t>
       </w:r>
     </w:p>
     <w:p>
@@ -1971,17 +1665,16 @@
       <w:r>
         <w:rPr>
           <w:rFonts w:ascii="Helvetica" w:eastAsia="Times New Roman" w:hAnsi="Helvetica" w:cs="Helvetica"/>
-          <w:noProof/>
           <w:color w:val="333333"/>
           <w:sz w:val="21"/>
           <w:szCs w:val="21"/>
           <w:shd w:val="clear" w:color="auto" w:fill="FFFFFF"/>
         </w:rPr>
         <w:drawing>
-          <wp:inline distT="0" distB="0" distL="0" distR="0" wp14:anchorId="114E2859" wp14:editId="67943DF3">
-            <wp:extent cx="5943600" cy="3467100"/>
-            <wp:effectExtent l="0" t="0" r="0" b="0"/>
-            <wp:docPr id="1334260995" name="Picture 1"/>
+          <wp:inline distT="0" distB="0" distL="0" distR="0" wp14:anchorId="6E9DAAC2" wp14:editId="7BBB7F87">
+            <wp:extent cx="5943600" cy="3521075"/>
+            <wp:effectExtent l="0" t="0" r="0" b="3175"/>
+            <wp:docPr id="532460810" name="Picture 1"/>
             <wp:cNvGraphicFramePr>
               <a:graphicFrameLocks xmlns:a="http://schemas.openxmlformats.org/drawingml/2006/main" noChangeAspect="1"/>
             </wp:cNvGraphicFramePr>
@@ -1989,7 +1682,7 @@
               <a:graphicData uri="http://schemas.openxmlformats.org/drawingml/2006/picture">
                 <pic:pic xmlns:pic="http://schemas.openxmlformats.org/drawingml/2006/picture">
                   <pic:nvPicPr>
-                    <pic:cNvPr id="1334260995" name=""/>
+                    <pic:cNvPr id="532460810" name=""/>
                     <pic:cNvPicPr/>
                   </pic:nvPicPr>
                   <pic:blipFill>
@@ -2001,7 +1694,7 @@
                   <pic:spPr>
                     <a:xfrm>
                       <a:off x="0" y="0"/>
-                      <a:ext cx="5943600" cy="3467100"/>
+                      <a:ext cx="5943600" cy="3521075"/>
                     </a:xfrm>
                     <a:prstGeom prst="rect">
                       <a:avLst/>
@@ -2196,7 +1889,6 @@
                 <w:shd w:val="clear" w:color="auto" w:fill="FFFFFF"/>
               </w:rPr>
             </w:pPr>
-            <w:proofErr w:type="spellStart"/>
             <w:r>
               <w:rPr>
                 <w:rFonts w:ascii="Helvetica" w:eastAsia="Times New Roman" w:hAnsi="Helvetica" w:cs="Helvetica"/>
@@ -2207,7 +1899,6 @@
               </w:rPr>
               <w:t>riscv_</w:t>
             </w:r>
-            <w:proofErr w:type="gramStart"/>
             <w:r>
               <w:rPr>
                 <w:rFonts w:ascii="Helvetica" w:eastAsia="Times New Roman" w:hAnsi="Helvetica" w:cs="Helvetica"/>
@@ -2226,19 +1917,7 @@
                 <w:szCs w:val="21"/>
                 <w:shd w:val="clear" w:color="auto" w:fill="FFFFFF"/>
               </w:rPr>
-              <w:t>.vhdl</w:t>
-            </w:r>
-            <w:proofErr w:type="spellEnd"/>
-            <w:proofErr w:type="gramEnd"/>
-            <w:r>
-              <w:rPr>
-                <w:rFonts w:ascii="Helvetica" w:eastAsia="Times New Roman" w:hAnsi="Helvetica" w:cs="Helvetica"/>
-                <w:color w:val="333333"/>
-                <w:sz w:val="21"/>
-                <w:szCs w:val="21"/>
-                <w:shd w:val="clear" w:color="auto" w:fill="FFFFFF"/>
-              </w:rPr>
-              <w:t>:</w:t>
+              <w:t>.vhdl:</w:t>
             </w:r>
           </w:p>
         </w:tc>
@@ -2284,30 +1963,16 @@
                 <w:shd w:val="clear" w:color="auto" w:fill="FFFFFF"/>
               </w:rPr>
             </w:pPr>
-            <w:proofErr w:type="spellStart"/>
-            <w:r>
-              <w:rPr>
-                <w:rFonts w:ascii="Helvetica" w:eastAsia="Times New Roman" w:hAnsi="Helvetica" w:cs="Helvetica"/>
-                <w:color w:val="333333"/>
-                <w:sz w:val="21"/>
-                <w:szCs w:val="21"/>
-                <w:shd w:val="clear" w:color="auto" w:fill="FFFFFF"/>
-              </w:rPr>
-              <w:t>pc_</w:t>
-            </w:r>
-            <w:proofErr w:type="gramStart"/>
-            <w:r>
-              <w:rPr>
-                <w:rFonts w:ascii="Helvetica" w:eastAsia="Times New Roman" w:hAnsi="Helvetica" w:cs="Helvetica"/>
-                <w:color w:val="333333"/>
-                <w:sz w:val="21"/>
-                <w:szCs w:val="21"/>
-                <w:shd w:val="clear" w:color="auto" w:fill="FFFFFF"/>
-              </w:rPr>
-              <w:t>live.vhdl</w:t>
-            </w:r>
-            <w:proofErr w:type="spellEnd"/>
-            <w:proofErr w:type="gramEnd"/>
+            <w:r>
+              <w:rPr>
+                <w:rFonts w:ascii="Helvetica" w:eastAsia="Times New Roman" w:hAnsi="Helvetica" w:cs="Helvetica"/>
+                <w:color w:val="333333"/>
+                <w:sz w:val="21"/>
+                <w:szCs w:val="21"/>
+                <w:shd w:val="clear" w:color="auto" w:fill="FFFFFF"/>
+              </w:rPr>
+              <w:t>pc_live.vhdl</w:t>
+            </w:r>
           </w:p>
         </w:tc>
         <w:tc>
@@ -2352,30 +2017,16 @@
                 <w:shd w:val="clear" w:color="auto" w:fill="FFFFFF"/>
               </w:rPr>
             </w:pPr>
-            <w:proofErr w:type="spellStart"/>
-            <w:r>
-              <w:rPr>
-                <w:rFonts w:ascii="Helvetica" w:eastAsia="Times New Roman" w:hAnsi="Helvetica" w:cs="Helvetica"/>
-                <w:color w:val="333333"/>
-                <w:sz w:val="21"/>
-                <w:szCs w:val="21"/>
-                <w:shd w:val="clear" w:color="auto" w:fill="FFFFFF"/>
-              </w:rPr>
-              <w:t>pipeline_</w:t>
-            </w:r>
-            <w:proofErr w:type="gramStart"/>
-            <w:r>
-              <w:rPr>
-                <w:rFonts w:ascii="Helvetica" w:eastAsia="Times New Roman" w:hAnsi="Helvetica" w:cs="Helvetica"/>
-                <w:color w:val="333333"/>
-                <w:sz w:val="21"/>
-                <w:szCs w:val="21"/>
-                <w:shd w:val="clear" w:color="auto" w:fill="FFFFFF"/>
-              </w:rPr>
-              <w:t>registers.vhdl</w:t>
-            </w:r>
-            <w:proofErr w:type="spellEnd"/>
-            <w:proofErr w:type="gramEnd"/>
+            <w:r>
+              <w:rPr>
+                <w:rFonts w:ascii="Helvetica" w:eastAsia="Times New Roman" w:hAnsi="Helvetica" w:cs="Helvetica"/>
+                <w:color w:val="333333"/>
+                <w:sz w:val="21"/>
+                <w:szCs w:val="21"/>
+                <w:shd w:val="clear" w:color="auto" w:fill="FFFFFF"/>
+              </w:rPr>
+              <w:t>pipeline_registers.vhdl</w:t>
+            </w:r>
           </w:p>
         </w:tc>
         <w:tc>
@@ -2442,30 +2093,16 @@
                 <w:shd w:val="clear" w:color="auto" w:fill="FFFFFF"/>
               </w:rPr>
             </w:pPr>
-            <w:proofErr w:type="spellStart"/>
-            <w:r>
-              <w:rPr>
-                <w:rFonts w:ascii="Helvetica" w:eastAsia="Times New Roman" w:hAnsi="Helvetica" w:cs="Helvetica"/>
-                <w:color w:val="333333"/>
-                <w:sz w:val="21"/>
-                <w:szCs w:val="21"/>
-                <w:shd w:val="clear" w:color="auto" w:fill="FFFFFF"/>
-              </w:rPr>
-              <w:t>hazard_</w:t>
-            </w:r>
-            <w:proofErr w:type="gramStart"/>
-            <w:r>
-              <w:rPr>
-                <w:rFonts w:ascii="Helvetica" w:eastAsia="Times New Roman" w:hAnsi="Helvetica" w:cs="Helvetica"/>
-                <w:color w:val="333333"/>
-                <w:sz w:val="21"/>
-                <w:szCs w:val="21"/>
-                <w:shd w:val="clear" w:color="auto" w:fill="FFFFFF"/>
-              </w:rPr>
-              <w:t>detection.vhdl</w:t>
-            </w:r>
-            <w:proofErr w:type="spellEnd"/>
-            <w:proofErr w:type="gramEnd"/>
+            <w:r>
+              <w:rPr>
+                <w:rFonts w:ascii="Helvetica" w:eastAsia="Times New Roman" w:hAnsi="Helvetica" w:cs="Helvetica"/>
+                <w:color w:val="333333"/>
+                <w:sz w:val="21"/>
+                <w:szCs w:val="21"/>
+                <w:shd w:val="clear" w:color="auto" w:fill="FFFFFF"/>
+              </w:rPr>
+              <w:t>hazard_detection.vhdl</w:t>
+            </w:r>
           </w:p>
         </w:tc>
         <w:tc>
@@ -2520,30 +2157,16 @@
                 <w:shd w:val="clear" w:color="auto" w:fill="FFFFFF"/>
               </w:rPr>
             </w:pPr>
-            <w:proofErr w:type="spellStart"/>
-            <w:r>
-              <w:rPr>
-                <w:rFonts w:ascii="Helvetica" w:eastAsia="Times New Roman" w:hAnsi="Helvetica" w:cs="Helvetica"/>
-                <w:color w:val="333333"/>
-                <w:sz w:val="21"/>
-                <w:szCs w:val="21"/>
-                <w:shd w:val="clear" w:color="auto" w:fill="FFFFFF"/>
-              </w:rPr>
-              <w:t>forwarding_</w:t>
-            </w:r>
-            <w:proofErr w:type="gramStart"/>
-            <w:r>
-              <w:rPr>
-                <w:rFonts w:ascii="Helvetica" w:eastAsia="Times New Roman" w:hAnsi="Helvetica" w:cs="Helvetica"/>
-                <w:color w:val="333333"/>
-                <w:sz w:val="21"/>
-                <w:szCs w:val="21"/>
-                <w:shd w:val="clear" w:color="auto" w:fill="FFFFFF"/>
-              </w:rPr>
-              <w:t>unit.vhdl</w:t>
-            </w:r>
-            <w:proofErr w:type="spellEnd"/>
-            <w:proofErr w:type="gramEnd"/>
+            <w:r>
+              <w:rPr>
+                <w:rFonts w:ascii="Helvetica" w:eastAsia="Times New Roman" w:hAnsi="Helvetica" w:cs="Helvetica"/>
+                <w:color w:val="333333"/>
+                <w:sz w:val="21"/>
+                <w:szCs w:val="21"/>
+                <w:shd w:val="clear" w:color="auto" w:fill="FFFFFF"/>
+              </w:rPr>
+              <w:t>forwarding_unit.vhdl</w:t>
+            </w:r>
           </w:p>
         </w:tc>
         <w:tc>
@@ -2588,29 +2211,7 @@
                 <w:szCs w:val="21"/>
                 <w:shd w:val="clear" w:color="auto" w:fill="FFFFFF"/>
               </w:rPr>
-              <w:t xml:space="preserve"> results from previous instructions as needed. Note: we are not </w:t>
-            </w:r>
-            <w:proofErr w:type="gramStart"/>
-            <w:r>
-              <w:rPr>
-                <w:rFonts w:ascii="Helvetica" w:eastAsia="Times New Roman" w:hAnsi="Helvetica" w:cs="Helvetica"/>
-                <w:color w:val="333333"/>
-                <w:sz w:val="21"/>
-                <w:szCs w:val="21"/>
-                <w:shd w:val="clear" w:color="auto" w:fill="FFFFFF"/>
-              </w:rPr>
-              <w:t>forwarding from</w:t>
-            </w:r>
-            <w:proofErr w:type="gramEnd"/>
-            <w:r>
-              <w:rPr>
-                <w:rFonts w:ascii="Helvetica" w:eastAsia="Times New Roman" w:hAnsi="Helvetica" w:cs="Helvetica"/>
-                <w:color w:val="333333"/>
-                <w:sz w:val="21"/>
-                <w:szCs w:val="21"/>
-                <w:shd w:val="clear" w:color="auto" w:fill="FFFFFF"/>
-              </w:rPr>
-              <w:t xml:space="preserve"> data memory loads for this simplified RISC-V</w:t>
+              <w:t xml:space="preserve"> results from previous instructions as needed. Note: we are not forwarding from data memory loads for this simplified RISC-V</w:t>
             </w:r>
             <w:r>
               <w:rPr>
@@ -2640,30 +2241,16 @@
                 <w:shd w:val="clear" w:color="auto" w:fill="FFFFFF"/>
               </w:rPr>
             </w:pPr>
-            <w:proofErr w:type="spellStart"/>
-            <w:r>
-              <w:rPr>
-                <w:rFonts w:ascii="Helvetica" w:eastAsia="Times New Roman" w:hAnsi="Helvetica" w:cs="Helvetica"/>
-                <w:color w:val="333333"/>
-                <w:sz w:val="21"/>
-                <w:szCs w:val="21"/>
-                <w:shd w:val="clear" w:color="auto" w:fill="FFFFFF"/>
-              </w:rPr>
-              <w:t>instr_</w:t>
-            </w:r>
-            <w:proofErr w:type="gramStart"/>
-            <w:r>
-              <w:rPr>
-                <w:rFonts w:ascii="Helvetica" w:eastAsia="Times New Roman" w:hAnsi="Helvetica" w:cs="Helvetica"/>
-                <w:color w:val="333333"/>
-                <w:sz w:val="21"/>
-                <w:szCs w:val="21"/>
-                <w:shd w:val="clear" w:color="auto" w:fill="FFFFFF"/>
-              </w:rPr>
-              <w:t>mem.vhdl</w:t>
-            </w:r>
-            <w:proofErr w:type="spellEnd"/>
-            <w:proofErr w:type="gramEnd"/>
+            <w:r>
+              <w:rPr>
+                <w:rFonts w:ascii="Helvetica" w:eastAsia="Times New Roman" w:hAnsi="Helvetica" w:cs="Helvetica"/>
+                <w:color w:val="333333"/>
+                <w:sz w:val="21"/>
+                <w:szCs w:val="21"/>
+                <w:shd w:val="clear" w:color="auto" w:fill="FFFFFF"/>
+              </w:rPr>
+              <w:t>instr_mem.vhdl</w:t>
+            </w:r>
           </w:p>
         </w:tc>
         <w:tc>
@@ -2708,30 +2295,16 @@
                 <w:shd w:val="clear" w:color="auto" w:fill="FFFFFF"/>
               </w:rPr>
             </w:pPr>
-            <w:proofErr w:type="spellStart"/>
-            <w:r>
-              <w:rPr>
-                <w:rFonts w:ascii="Helvetica" w:eastAsia="Times New Roman" w:hAnsi="Helvetica" w:cs="Helvetica"/>
-                <w:color w:val="333333"/>
-                <w:sz w:val="21"/>
-                <w:szCs w:val="21"/>
-                <w:shd w:val="clear" w:color="auto" w:fill="FFFFFF"/>
-              </w:rPr>
-              <w:t>reg_</w:t>
-            </w:r>
-            <w:proofErr w:type="gramStart"/>
-            <w:r>
-              <w:rPr>
-                <w:rFonts w:ascii="Helvetica" w:eastAsia="Times New Roman" w:hAnsi="Helvetica" w:cs="Helvetica"/>
-                <w:color w:val="333333"/>
-                <w:sz w:val="21"/>
-                <w:szCs w:val="21"/>
-                <w:shd w:val="clear" w:color="auto" w:fill="FFFFFF"/>
-              </w:rPr>
-              <w:t>file.vhdl</w:t>
-            </w:r>
-            <w:proofErr w:type="spellEnd"/>
-            <w:proofErr w:type="gramEnd"/>
+            <w:r>
+              <w:rPr>
+                <w:rFonts w:ascii="Helvetica" w:eastAsia="Times New Roman" w:hAnsi="Helvetica" w:cs="Helvetica"/>
+                <w:color w:val="333333"/>
+                <w:sz w:val="21"/>
+                <w:szCs w:val="21"/>
+                <w:shd w:val="clear" w:color="auto" w:fill="FFFFFF"/>
+              </w:rPr>
+              <w:t>reg_file.vhdl</w:t>
+            </w:r>
           </w:p>
         </w:tc>
         <w:tc>
@@ -2786,30 +2359,16 @@
                 <w:shd w:val="clear" w:color="auto" w:fill="FFFFFF"/>
               </w:rPr>
             </w:pPr>
-            <w:proofErr w:type="spellStart"/>
-            <w:r>
-              <w:rPr>
-                <w:rFonts w:ascii="Helvetica" w:eastAsia="Times New Roman" w:hAnsi="Helvetica" w:cs="Helvetica"/>
-                <w:color w:val="333333"/>
-                <w:sz w:val="21"/>
-                <w:szCs w:val="21"/>
-                <w:shd w:val="clear" w:color="auto" w:fill="FFFFFF"/>
-              </w:rPr>
-              <w:t>control_</w:t>
-            </w:r>
-            <w:proofErr w:type="gramStart"/>
-            <w:r>
-              <w:rPr>
-                <w:rFonts w:ascii="Helvetica" w:eastAsia="Times New Roman" w:hAnsi="Helvetica" w:cs="Helvetica"/>
-                <w:color w:val="333333"/>
-                <w:sz w:val="21"/>
-                <w:szCs w:val="21"/>
-                <w:shd w:val="clear" w:color="auto" w:fill="FFFFFF"/>
-              </w:rPr>
-              <w:t>unit.vhdl</w:t>
-            </w:r>
-            <w:proofErr w:type="spellEnd"/>
-            <w:proofErr w:type="gramEnd"/>
+            <w:r>
+              <w:rPr>
+                <w:rFonts w:ascii="Helvetica" w:eastAsia="Times New Roman" w:hAnsi="Helvetica" w:cs="Helvetica"/>
+                <w:color w:val="333333"/>
+                <w:sz w:val="21"/>
+                <w:szCs w:val="21"/>
+                <w:shd w:val="clear" w:color="auto" w:fill="FFFFFF"/>
+              </w:rPr>
+              <w:t>control_unit.vhdl</w:t>
+            </w:r>
           </w:p>
         </w:tc>
         <w:tc>
@@ -2846,7 +2405,6 @@
               </w:rPr>
               <w:t xml:space="preserve">        </w:t>
             </w:r>
-            <w:proofErr w:type="spellStart"/>
             <w:r>
               <w:rPr>
                 <w:rFonts w:ascii="Helvetica" w:eastAsia="Times New Roman" w:hAnsi="Helvetica" w:cs="Helvetica"/>
@@ -2857,9 +2415,8 @@
                 <w:szCs w:val="21"/>
                 <w:shd w:val="clear" w:color="auto" w:fill="FFFFFF"/>
               </w:rPr>
-              <w:t>reg_write</w:t>
-            </w:r>
-            <w:proofErr w:type="spellEnd"/>
+              <w:t>reg_write, mem_read, mem_write</w:t>
+            </w:r>
             <w:r>
               <w:rPr>
                 <w:rFonts w:ascii="Helvetica" w:eastAsia="Times New Roman" w:hAnsi="Helvetica" w:cs="Helvetica"/>
@@ -2872,7 +2429,6 @@
               </w:rPr>
               <w:t xml:space="preserve">, </w:t>
             </w:r>
-            <w:proofErr w:type="spellStart"/>
             <w:r>
               <w:rPr>
                 <w:rFonts w:ascii="Helvetica" w:eastAsia="Times New Roman" w:hAnsi="Helvetica" w:cs="Helvetica"/>
@@ -2883,9 +2439,8 @@
                 <w:szCs w:val="21"/>
                 <w:shd w:val="clear" w:color="auto" w:fill="FFFFFF"/>
               </w:rPr>
-              <w:t>mem_read</w:t>
-            </w:r>
-            <w:proofErr w:type="spellEnd"/>
+              <w:t>alu_src</w:t>
+            </w:r>
             <w:r>
               <w:rPr>
                 <w:rFonts w:ascii="Helvetica" w:eastAsia="Times New Roman" w:hAnsi="Helvetica" w:cs="Helvetica"/>
@@ -2896,9 +2451,8 @@
                 <w:szCs w:val="21"/>
                 <w:shd w:val="clear" w:color="auto" w:fill="FFFFFF"/>
               </w:rPr>
-              <w:t xml:space="preserve">, </w:t>
-            </w:r>
-            <w:proofErr w:type="spellStart"/>
+              <w:t>,</w:t>
+            </w:r>
             <w:r>
               <w:rPr>
                 <w:rFonts w:ascii="Helvetica" w:eastAsia="Times New Roman" w:hAnsi="Helvetica" w:cs="Helvetica"/>
@@ -2909,9 +2463,8 @@
                 <w:szCs w:val="21"/>
                 <w:shd w:val="clear" w:color="auto" w:fill="FFFFFF"/>
               </w:rPr>
-              <w:t>mem_write</w:t>
-            </w:r>
-            <w:proofErr w:type="spellEnd"/>
+              <w:t xml:space="preserve"> branch</w:t>
+            </w:r>
             <w:r>
               <w:rPr>
                 <w:rFonts w:ascii="Helvetica" w:eastAsia="Times New Roman" w:hAnsi="Helvetica" w:cs="Helvetica"/>
@@ -2922,9 +2475,8 @@
                 <w:szCs w:val="21"/>
                 <w:shd w:val="clear" w:color="auto" w:fill="FFFFFF"/>
               </w:rPr>
-              <w:t xml:space="preserve">, </w:t>
-            </w:r>
-            <w:proofErr w:type="spellStart"/>
+              <w:t>,</w:t>
+            </w:r>
             <w:r>
               <w:rPr>
                 <w:rFonts w:ascii="Helvetica" w:eastAsia="Times New Roman" w:hAnsi="Helvetica" w:cs="Helvetica"/>
@@ -2935,71 +2487,8 @@
                 <w:szCs w:val="21"/>
                 <w:shd w:val="clear" w:color="auto" w:fill="FFFFFF"/>
               </w:rPr>
-              <w:t>alu_src</w:t>
-            </w:r>
-            <w:proofErr w:type="spellEnd"/>
-            <w:r>
-              <w:rPr>
-                <w:rFonts w:ascii="Helvetica" w:eastAsia="Times New Roman" w:hAnsi="Helvetica" w:cs="Helvetica"/>
-                <w:i/>
-                <w:iCs/>
-                <w:color w:val="333333"/>
-                <w:sz w:val="21"/>
-                <w:szCs w:val="21"/>
-                <w:shd w:val="clear" w:color="auto" w:fill="FFFFFF"/>
-              </w:rPr>
-              <w:t>,</w:t>
-            </w:r>
-            <w:r>
-              <w:rPr>
-                <w:rFonts w:ascii="Helvetica" w:eastAsia="Times New Roman" w:hAnsi="Helvetica" w:cs="Helvetica"/>
-                <w:i/>
-                <w:iCs/>
-                <w:color w:val="333333"/>
-                <w:sz w:val="21"/>
-                <w:szCs w:val="21"/>
-                <w:shd w:val="clear" w:color="auto" w:fill="FFFFFF"/>
-              </w:rPr>
-              <w:t xml:space="preserve"> branch</w:t>
-            </w:r>
-            <w:r>
-              <w:rPr>
-                <w:rFonts w:ascii="Helvetica" w:eastAsia="Times New Roman" w:hAnsi="Helvetica" w:cs="Helvetica"/>
-                <w:i/>
-                <w:iCs/>
-                <w:color w:val="333333"/>
-                <w:sz w:val="21"/>
-                <w:szCs w:val="21"/>
-                <w:shd w:val="clear" w:color="auto" w:fill="FFFFFF"/>
-              </w:rPr>
-              <w:t>,</w:t>
-            </w:r>
-            <w:r>
-              <w:rPr>
-                <w:rFonts w:ascii="Helvetica" w:eastAsia="Times New Roman" w:hAnsi="Helvetica" w:cs="Helvetica"/>
-                <w:i/>
-                <w:iCs/>
-                <w:color w:val="333333"/>
-                <w:sz w:val="21"/>
-                <w:szCs w:val="21"/>
-                <w:shd w:val="clear" w:color="auto" w:fill="FFFFFF"/>
-              </w:rPr>
-              <w:t xml:space="preserve"> </w:t>
-            </w:r>
-            <w:proofErr w:type="spellStart"/>
-            <w:r>
-              <w:rPr>
-                <w:rFonts w:ascii="Helvetica" w:eastAsia="Times New Roman" w:hAnsi="Helvetica" w:cs="Helvetica"/>
-                <w:i/>
-                <w:iCs/>
-                <w:color w:val="333333"/>
-                <w:sz w:val="21"/>
-                <w:szCs w:val="21"/>
-                <w:shd w:val="clear" w:color="auto" w:fill="FFFFFF"/>
-              </w:rPr>
-              <w:t>load_addr</w:t>
-            </w:r>
-            <w:proofErr w:type="spellEnd"/>
+              <w:t xml:space="preserve"> load_addr</w:t>
+            </w:r>
             <w:r>
               <w:rPr>
                 <w:rFonts w:ascii="Helvetica" w:eastAsia="Times New Roman" w:hAnsi="Helvetica" w:cs="Helvetica"/>
@@ -3076,7 +2565,6 @@
                 <w:shd w:val="clear" w:color="auto" w:fill="FFFFFF"/>
               </w:rPr>
             </w:pPr>
-            <w:proofErr w:type="spellStart"/>
             <w:r>
               <w:rPr>
                 <w:rFonts w:ascii="Helvetica" w:eastAsia="Times New Roman" w:hAnsi="Helvetica" w:cs="Helvetica"/>
@@ -3095,21 +2583,8 @@
                 <w:szCs w:val="21"/>
                 <w:shd w:val="clear" w:color="auto" w:fill="FFFFFF"/>
               </w:rPr>
-              <w:t>mmediate_</w:t>
-            </w:r>
-            <w:proofErr w:type="gramStart"/>
-            <w:r>
-              <w:rPr>
-                <w:rFonts w:ascii="Helvetica" w:eastAsia="Times New Roman" w:hAnsi="Helvetica" w:cs="Helvetica"/>
-                <w:color w:val="333333"/>
-                <w:sz w:val="21"/>
-                <w:szCs w:val="21"/>
-                <w:shd w:val="clear" w:color="auto" w:fill="FFFFFF"/>
-              </w:rPr>
-              <w:t>generator.vhdl</w:t>
-            </w:r>
-            <w:proofErr w:type="spellEnd"/>
-            <w:proofErr w:type="gramEnd"/>
+              <w:t>mmediate_generator.vhdl</w:t>
+            </w:r>
           </w:p>
         </w:tc>
         <w:tc>
@@ -3174,30 +2649,16 @@
                 <w:shd w:val="clear" w:color="auto" w:fill="FFFFFF"/>
               </w:rPr>
             </w:pPr>
-            <w:proofErr w:type="spellStart"/>
-            <w:r>
-              <w:rPr>
-                <w:rFonts w:ascii="Helvetica" w:eastAsia="Times New Roman" w:hAnsi="Helvetica" w:cs="Helvetica"/>
-                <w:color w:val="333333"/>
-                <w:sz w:val="21"/>
-                <w:szCs w:val="21"/>
-                <w:shd w:val="clear" w:color="auto" w:fill="FFFFFF"/>
-              </w:rPr>
-              <w:t>alu_</w:t>
-            </w:r>
-            <w:proofErr w:type="gramStart"/>
-            <w:r>
-              <w:rPr>
-                <w:rFonts w:ascii="Helvetica" w:eastAsia="Times New Roman" w:hAnsi="Helvetica" w:cs="Helvetica"/>
-                <w:color w:val="333333"/>
-                <w:sz w:val="21"/>
-                <w:szCs w:val="21"/>
-                <w:shd w:val="clear" w:color="auto" w:fill="FFFFFF"/>
-              </w:rPr>
-              <w:t>control.vhdl</w:t>
-            </w:r>
-            <w:proofErr w:type="spellEnd"/>
-            <w:proofErr w:type="gramEnd"/>
+            <w:r>
+              <w:rPr>
+                <w:rFonts w:ascii="Helvetica" w:eastAsia="Times New Roman" w:hAnsi="Helvetica" w:cs="Helvetica"/>
+                <w:color w:val="333333"/>
+                <w:sz w:val="21"/>
+                <w:szCs w:val="21"/>
+                <w:shd w:val="clear" w:color="auto" w:fill="FFFFFF"/>
+              </w:rPr>
+              <w:t>alu_control.vhdl</w:t>
+            </w:r>
           </w:p>
         </w:tc>
         <w:tc>
@@ -3232,29 +2693,7 @@
                 <w:szCs w:val="21"/>
                 <w:shd w:val="clear" w:color="auto" w:fill="FFFFFF"/>
               </w:rPr>
-              <w:t xml:space="preserve">, outputs the </w:t>
-            </w:r>
-            <w:proofErr w:type="spellStart"/>
-            <w:r>
-              <w:rPr>
-                <w:rFonts w:ascii="Helvetica" w:eastAsia="Times New Roman" w:hAnsi="Helvetica" w:cs="Helvetica"/>
-                <w:color w:val="333333"/>
-                <w:sz w:val="21"/>
-                <w:szCs w:val="21"/>
-                <w:shd w:val="clear" w:color="auto" w:fill="FFFFFF"/>
-              </w:rPr>
-              <w:t>alu_op</w:t>
-            </w:r>
-            <w:proofErr w:type="spellEnd"/>
-            <w:r>
-              <w:rPr>
-                <w:rFonts w:ascii="Helvetica" w:eastAsia="Times New Roman" w:hAnsi="Helvetica" w:cs="Helvetica"/>
-                <w:color w:val="333333"/>
-                <w:sz w:val="21"/>
-                <w:szCs w:val="21"/>
-                <w:shd w:val="clear" w:color="auto" w:fill="FFFFFF"/>
-              </w:rPr>
-              <w:t xml:space="preserve"> (alu operation) to perform</w:t>
+              <w:t>, outputs the alu_op (alu operation) to perform</w:t>
             </w:r>
           </w:p>
         </w:tc>
@@ -3274,8 +2713,6 @@
                 <w:shd w:val="clear" w:color="auto" w:fill="FFFFFF"/>
               </w:rPr>
             </w:pPr>
-            <w:proofErr w:type="spellStart"/>
-            <w:proofErr w:type="gramStart"/>
             <w:r>
               <w:rPr>
                 <w:rFonts w:ascii="Helvetica" w:eastAsia="Times New Roman" w:hAnsi="Helvetica" w:cs="Helvetica"/>
@@ -3286,8 +2723,6 @@
               </w:rPr>
               <w:t>alu.vhdl</w:t>
             </w:r>
-            <w:proofErr w:type="spellEnd"/>
-            <w:proofErr w:type="gramEnd"/>
           </w:p>
         </w:tc>
         <w:tc>
@@ -3312,29 +2747,7 @@
                 <w:szCs w:val="21"/>
                 <w:shd w:val="clear" w:color="auto" w:fill="FFFFFF"/>
               </w:rPr>
-              <w:t xml:space="preserve">Performs the arithmetic logic unit operation (ADD, SUB, </w:t>
-            </w:r>
-            <w:proofErr w:type="spellStart"/>
-            <w:r>
-              <w:rPr>
-                <w:rFonts w:ascii="Helvetica" w:eastAsia="Times New Roman" w:hAnsi="Helvetica" w:cs="Helvetica"/>
-                <w:color w:val="333333"/>
-                <w:sz w:val="21"/>
-                <w:szCs w:val="21"/>
-                <w:shd w:val="clear" w:color="auto" w:fill="FFFFFF"/>
-              </w:rPr>
-              <w:t>etc</w:t>
-            </w:r>
-            <w:proofErr w:type="spellEnd"/>
-            <w:r>
-              <w:rPr>
-                <w:rFonts w:ascii="Helvetica" w:eastAsia="Times New Roman" w:hAnsi="Helvetica" w:cs="Helvetica"/>
-                <w:color w:val="333333"/>
-                <w:sz w:val="21"/>
-                <w:szCs w:val="21"/>
-                <w:shd w:val="clear" w:color="auto" w:fill="FFFFFF"/>
-              </w:rPr>
-              <w:t>) on two operands.</w:t>
+              <w:t>Performs the arithmetic logic unit operation (ADD, SUB, etc) on two operands.</w:t>
             </w:r>
           </w:p>
         </w:tc>
@@ -3354,30 +2767,16 @@
                 <w:shd w:val="clear" w:color="auto" w:fill="FFFFFF"/>
               </w:rPr>
             </w:pPr>
-            <w:proofErr w:type="spellStart"/>
-            <w:r>
-              <w:rPr>
-                <w:rFonts w:ascii="Helvetica" w:eastAsia="Times New Roman" w:hAnsi="Helvetica" w:cs="Helvetica"/>
-                <w:color w:val="333333"/>
-                <w:sz w:val="21"/>
-                <w:szCs w:val="21"/>
-                <w:shd w:val="clear" w:color="auto" w:fill="FFFFFF"/>
-              </w:rPr>
-              <w:t>data_</w:t>
-            </w:r>
-            <w:proofErr w:type="gramStart"/>
-            <w:r>
-              <w:rPr>
-                <w:rFonts w:ascii="Helvetica" w:eastAsia="Times New Roman" w:hAnsi="Helvetica" w:cs="Helvetica"/>
-                <w:color w:val="333333"/>
-                <w:sz w:val="21"/>
-                <w:szCs w:val="21"/>
-                <w:shd w:val="clear" w:color="auto" w:fill="FFFFFF"/>
-              </w:rPr>
-              <w:t>mem.vhdl</w:t>
-            </w:r>
-            <w:proofErr w:type="spellEnd"/>
-            <w:proofErr w:type="gramEnd"/>
+            <w:r>
+              <w:rPr>
+                <w:rFonts w:ascii="Helvetica" w:eastAsia="Times New Roman" w:hAnsi="Helvetica" w:cs="Helvetica"/>
+                <w:color w:val="333333"/>
+                <w:sz w:val="21"/>
+                <w:szCs w:val="21"/>
+                <w:shd w:val="clear" w:color="auto" w:fill="FFFFFF"/>
+              </w:rPr>
+              <w:t>data_mem.vhdl</w:t>
+            </w:r>
           </w:p>
         </w:tc>
         <w:tc>
@@ -3432,7 +2831,6 @@
                 <w:shd w:val="clear" w:color="auto" w:fill="FFFFFF"/>
               </w:rPr>
             </w:pPr>
-            <w:proofErr w:type="spellStart"/>
             <w:r>
               <w:rPr>
                 <w:rFonts w:ascii="Helvetica" w:eastAsia="Times New Roman" w:hAnsi="Helvetica" w:cs="Helvetica"/>
@@ -3443,7 +2841,6 @@
               </w:rPr>
               <w:t>tb_riscv_</w:t>
             </w:r>
-            <w:proofErr w:type="gramStart"/>
             <w:r>
               <w:rPr>
                 <w:rFonts w:ascii="Helvetica" w:eastAsia="Times New Roman" w:hAnsi="Helvetica" w:cs="Helvetica"/>
@@ -3464,8 +2861,6 @@
               </w:rPr>
               <w:t>.vhdl</w:t>
             </w:r>
-            <w:proofErr w:type="spellEnd"/>
-            <w:proofErr w:type="gramEnd"/>
           </w:p>
         </w:tc>
         <w:tc>
@@ -3520,7 +2915,6 @@
                 <w:shd w:val="clear" w:color="auto" w:fill="FFFFFF"/>
               </w:rPr>
             </w:pPr>
-            <w:proofErr w:type="spellStart"/>
             <w:r>
               <w:rPr>
                 <w:rFonts w:ascii="Helvetica" w:eastAsia="Times New Roman" w:hAnsi="Helvetica" w:cs="Helvetica"/>
@@ -3569,21 +2963,8 @@
                 <w:szCs w:val="21"/>
                 <w:shd w:val="clear" w:color="auto" w:fill="FFFFFF"/>
               </w:rPr>
-              <w:t>_</w:t>
-            </w:r>
-            <w:proofErr w:type="gramStart"/>
-            <w:r>
-              <w:rPr>
-                <w:rFonts w:ascii="Helvetica" w:eastAsia="Times New Roman" w:hAnsi="Helvetica" w:cs="Helvetica"/>
-                <w:color w:val="333333"/>
-                <w:sz w:val="21"/>
-                <w:szCs w:val="21"/>
-                <w:shd w:val="clear" w:color="auto" w:fill="FFFFFF"/>
-              </w:rPr>
-              <w:t>behav.wcfg</w:t>
-            </w:r>
-            <w:proofErr w:type="spellEnd"/>
-            <w:proofErr w:type="gramEnd"/>
+              <w:t>_behav.wcfg</w:t>
+            </w:r>
           </w:p>
         </w:tc>
         <w:tc>
@@ -3989,9 +3370,8 @@
                 <w:szCs w:val="21"/>
                 <w:shd w:val="clear" w:color="auto" w:fill="FFFFFF"/>
               </w:rPr>
-              <w:t xml:space="preserve">dd </w:t>
-            </w:r>
-            <w:proofErr w:type="spellStart"/>
+              <w:t>dd rd</w:t>
+            </w:r>
             <w:r>
               <w:rPr>
                 <w:rFonts w:ascii="Helvetica" w:eastAsia="Times New Roman" w:hAnsi="Helvetica" w:cs="Helvetica"/>
@@ -4002,9 +3382,8 @@
                 <w:szCs w:val="21"/>
                 <w:shd w:val="clear" w:color="auto" w:fill="FFFFFF"/>
               </w:rPr>
-              <w:t>rd</w:t>
-            </w:r>
-            <w:proofErr w:type="spellEnd"/>
+              <w:t xml:space="preserve">, rs1, rs2   </w:t>
+            </w:r>
             <w:r>
               <w:rPr>
                 <w:rFonts w:ascii="Helvetica" w:eastAsia="Times New Roman" w:hAnsi="Helvetica" w:cs="Helvetica"/>
@@ -4015,59 +3394,7 @@
                 <w:szCs w:val="21"/>
                 <w:shd w:val="clear" w:color="auto" w:fill="FFFFFF"/>
               </w:rPr>
-              <w:t xml:space="preserve">, rs1, rs2   </w:t>
-            </w:r>
-            <w:r>
-              <w:rPr>
-                <w:rFonts w:ascii="Helvetica" w:eastAsia="Times New Roman" w:hAnsi="Helvetica" w:cs="Helvetica"/>
-                <w:i/>
-                <w:iCs/>
-                <w:color w:val="333333"/>
-                <w:sz w:val="21"/>
-                <w:szCs w:val="21"/>
-                <w:shd w:val="clear" w:color="auto" w:fill="FFFFFF"/>
-              </w:rPr>
-              <w:t xml:space="preserve">     </w:t>
-            </w:r>
-            <w:proofErr w:type="gramStart"/>
-            <w:r>
-              <w:rPr>
-                <w:rFonts w:ascii="Helvetica" w:eastAsia="Times New Roman" w:hAnsi="Helvetica" w:cs="Helvetica"/>
-                <w:i/>
-                <w:iCs/>
-                <w:color w:val="333333"/>
-                <w:sz w:val="21"/>
-                <w:szCs w:val="21"/>
-                <w:shd w:val="clear" w:color="auto" w:fill="FFFFFF"/>
-              </w:rPr>
-              <w:t xml:space="preserve">#  </w:t>
-            </w:r>
-            <w:proofErr w:type="spellStart"/>
-            <w:r>
-              <w:rPr>
-                <w:rFonts w:ascii="Helvetica" w:eastAsia="Times New Roman" w:hAnsi="Helvetica" w:cs="Helvetica"/>
-                <w:i/>
-                <w:iCs/>
-                <w:color w:val="333333"/>
-                <w:sz w:val="21"/>
-                <w:szCs w:val="21"/>
-                <w:shd w:val="clear" w:color="auto" w:fill="FFFFFF"/>
-              </w:rPr>
-              <w:t>rd</w:t>
-            </w:r>
-            <w:proofErr w:type="spellEnd"/>
-            <w:proofErr w:type="gramEnd"/>
-            <w:r>
-              <w:rPr>
-                <w:rFonts w:ascii="Helvetica" w:eastAsia="Times New Roman" w:hAnsi="Helvetica" w:cs="Helvetica"/>
-                <w:i/>
-                <w:iCs/>
-                <w:color w:val="333333"/>
-                <w:sz w:val="21"/>
-                <w:szCs w:val="21"/>
-                <w:shd w:val="clear" w:color="auto" w:fill="FFFFFF"/>
-              </w:rPr>
-              <w:t xml:space="preserve"> = rs1 + rs2</w:t>
+              <w:t xml:space="preserve">     #  rd = rs1 + rs2</w:t>
             </w:r>
           </w:p>
           <w:p>
@@ -4090,27 +3417,15 @@
               </w:rPr>
               <w:t xml:space="preserve">         </w:t>
             </w:r>
-            <w:proofErr w:type="spellStart"/>
-            <w:r>
-              <w:rPr>
-                <w:rFonts w:ascii="Helvetica" w:eastAsia="Times New Roman" w:hAnsi="Helvetica" w:cs="Helvetica"/>
-                <w:color w:val="333333"/>
-                <w:sz w:val="21"/>
-                <w:szCs w:val="21"/>
-                <w:shd w:val="clear" w:color="auto" w:fill="FFFFFF"/>
-              </w:rPr>
-              <w:t>rd</w:t>
-            </w:r>
-            <w:proofErr w:type="spellEnd"/>
-            <w:r>
-              <w:rPr>
-                <w:rFonts w:ascii="Helvetica" w:eastAsia="Times New Roman" w:hAnsi="Helvetica" w:cs="Helvetica"/>
-                <w:color w:val="333333"/>
-                <w:sz w:val="21"/>
-                <w:szCs w:val="21"/>
-                <w:shd w:val="clear" w:color="auto" w:fill="FFFFFF"/>
-              </w:rPr>
-              <w:t>: destination register (where the result is stored)</w:t>
+            <w:r>
+              <w:rPr>
+                <w:rFonts w:ascii="Helvetica" w:eastAsia="Times New Roman" w:hAnsi="Helvetica" w:cs="Helvetica"/>
+                <w:color w:val="333333"/>
+                <w:sz w:val="21"/>
+                <w:szCs w:val="21"/>
+                <w:shd w:val="clear" w:color="auto" w:fill="FFFFFF"/>
+              </w:rPr>
+              <w:t>rd: destination register (where the result is stored)</w:t>
             </w:r>
           </w:p>
           <w:p>
@@ -4302,29 +3617,7 @@
                 <w:szCs w:val="21"/>
                 <w:shd w:val="clear" w:color="auto" w:fill="FFFFFF"/>
               </w:rPr>
-              <w:t xml:space="preserve">&lt;5-bit </w:t>
-            </w:r>
-            <w:proofErr w:type="spellStart"/>
-            <w:r>
-              <w:rPr>
-                <w:rFonts w:ascii="Helvetica" w:eastAsia="Times New Roman" w:hAnsi="Helvetica" w:cs="Helvetica"/>
-                <w:color w:val="333333"/>
-                <w:sz w:val="21"/>
-                <w:szCs w:val="21"/>
-                <w:shd w:val="clear" w:color="auto" w:fill="FFFFFF"/>
-              </w:rPr>
-              <w:t>rd</w:t>
-            </w:r>
-            <w:proofErr w:type="spellEnd"/>
-            <w:r>
-              <w:rPr>
-                <w:rFonts w:ascii="Helvetica" w:eastAsia="Times New Roman" w:hAnsi="Helvetica" w:cs="Helvetica"/>
-                <w:color w:val="333333"/>
-                <w:sz w:val="21"/>
-                <w:szCs w:val="21"/>
-                <w:shd w:val="clear" w:color="auto" w:fill="FFFFFF"/>
-              </w:rPr>
-              <w:t>&gt;</w:t>
+              <w:t>&lt;5-bit rd&gt;</w:t>
             </w:r>
             <w:r>
               <w:t xml:space="preserve"> </w:t>
@@ -4532,7 +3825,6 @@
               </w:rPr>
               <w:t xml:space="preserve">    </w:t>
             </w:r>
-            <w:proofErr w:type="spellStart"/>
             <w:r>
               <w:rPr>
                 <w:rFonts w:ascii="Helvetica" w:eastAsia="Times New Roman" w:hAnsi="Helvetica" w:cs="Helvetica"/>
@@ -4557,7 +3849,6 @@
               </w:rPr>
               <w:t>i</w:t>
             </w:r>
-            <w:proofErr w:type="spellEnd"/>
             <w:r>
               <w:rPr>
                 <w:rFonts w:ascii="Helvetica" w:eastAsia="Times New Roman" w:hAnsi="Helvetica" w:cs="Helvetica"/>
@@ -4568,9 +3859,8 @@
                 <w:szCs w:val="21"/>
                 <w:shd w:val="clear" w:color="auto" w:fill="FFFFFF"/>
               </w:rPr>
-              <w:t xml:space="preserve"> </w:t>
-            </w:r>
-            <w:proofErr w:type="spellStart"/>
+              <w:t xml:space="preserve"> rd, rs1, </w:t>
+            </w:r>
             <w:r>
               <w:rPr>
                 <w:rFonts w:ascii="Helvetica" w:eastAsia="Times New Roman" w:hAnsi="Helvetica" w:cs="Helvetica"/>
@@ -4581,9 +3871,8 @@
                 <w:szCs w:val="21"/>
                 <w:shd w:val="clear" w:color="auto" w:fill="FFFFFF"/>
               </w:rPr>
-              <w:t>rd</w:t>
-            </w:r>
-            <w:proofErr w:type="spellEnd"/>
+              <w:t>imm</w:t>
+            </w:r>
             <w:r>
               <w:rPr>
                 <w:rFonts w:ascii="Helvetica" w:eastAsia="Times New Roman" w:hAnsi="Helvetica" w:cs="Helvetica"/>
@@ -4594,9 +3883,8 @@
                 <w:szCs w:val="21"/>
                 <w:shd w:val="clear" w:color="auto" w:fill="FFFFFF"/>
               </w:rPr>
-              <w:t xml:space="preserve">, rs1, </w:t>
-            </w:r>
-            <w:proofErr w:type="spellStart"/>
+              <w:t xml:space="preserve">        #  rd = rs1 + </w:t>
+            </w:r>
             <w:r>
               <w:rPr>
                 <w:rFonts w:ascii="Helvetica" w:eastAsia="Times New Roman" w:hAnsi="Helvetica" w:cs="Helvetica"/>
@@ -4609,73 +3897,6 @@
               </w:rPr>
               <w:t>imm</w:t>
             </w:r>
-            <w:proofErr w:type="spellEnd"/>
-            <w:r>
-              <w:rPr>
-                <w:rFonts w:ascii="Helvetica" w:eastAsia="Times New Roman" w:hAnsi="Helvetica" w:cs="Helvetica"/>
-                <w:i/>
-                <w:iCs/>
-                <w:color w:val="333333"/>
-                <w:sz w:val="21"/>
-                <w:szCs w:val="21"/>
-                <w:shd w:val="clear" w:color="auto" w:fill="FFFFFF"/>
-              </w:rPr>
-              <w:t xml:space="preserve">        </w:t>
-            </w:r>
-            <w:proofErr w:type="gramStart"/>
-            <w:r>
-              <w:rPr>
-                <w:rFonts w:ascii="Helvetica" w:eastAsia="Times New Roman" w:hAnsi="Helvetica" w:cs="Helvetica"/>
-                <w:i/>
-                <w:iCs/>
-                <w:color w:val="333333"/>
-                <w:sz w:val="21"/>
-                <w:szCs w:val="21"/>
-                <w:shd w:val="clear" w:color="auto" w:fill="FFFFFF"/>
-              </w:rPr>
-              <w:t xml:space="preserve">#  </w:t>
-            </w:r>
-            <w:proofErr w:type="spellStart"/>
-            <w:r>
-              <w:rPr>
-                <w:rFonts w:ascii="Helvetica" w:eastAsia="Times New Roman" w:hAnsi="Helvetica" w:cs="Helvetica"/>
-                <w:i/>
-                <w:iCs/>
-                <w:color w:val="333333"/>
-                <w:sz w:val="21"/>
-                <w:szCs w:val="21"/>
-                <w:shd w:val="clear" w:color="auto" w:fill="FFFFFF"/>
-              </w:rPr>
-              <w:t>rd</w:t>
-            </w:r>
-            <w:proofErr w:type="spellEnd"/>
-            <w:proofErr w:type="gramEnd"/>
-            <w:r>
-              <w:rPr>
-                <w:rFonts w:ascii="Helvetica" w:eastAsia="Times New Roman" w:hAnsi="Helvetica" w:cs="Helvetica"/>
-                <w:i/>
-                <w:iCs/>
-                <w:color w:val="333333"/>
-                <w:sz w:val="21"/>
-                <w:szCs w:val="21"/>
-                <w:shd w:val="clear" w:color="auto" w:fill="FFFFFF"/>
-              </w:rPr>
-              <w:t xml:space="preserve"> = rs1 + </w:t>
-            </w:r>
-            <w:proofErr w:type="spellStart"/>
-            <w:r>
-              <w:rPr>
-                <w:rFonts w:ascii="Helvetica" w:eastAsia="Times New Roman" w:hAnsi="Helvetica" w:cs="Helvetica"/>
-                <w:i/>
-                <w:iCs/>
-                <w:color w:val="333333"/>
-                <w:sz w:val="21"/>
-                <w:szCs w:val="21"/>
-                <w:shd w:val="clear" w:color="auto" w:fill="FFFFFF"/>
-              </w:rPr>
-              <w:t>imm</w:t>
-            </w:r>
-            <w:proofErr w:type="spellEnd"/>
           </w:p>
           <w:p>
             <w:pPr>
@@ -4697,27 +3918,15 @@
               </w:rPr>
               <w:t xml:space="preserve">         </w:t>
             </w:r>
-            <w:proofErr w:type="spellStart"/>
-            <w:r>
-              <w:rPr>
-                <w:rFonts w:ascii="Helvetica" w:eastAsia="Times New Roman" w:hAnsi="Helvetica" w:cs="Helvetica"/>
-                <w:color w:val="333333"/>
-                <w:sz w:val="21"/>
-                <w:szCs w:val="21"/>
-                <w:shd w:val="clear" w:color="auto" w:fill="FFFFFF"/>
-              </w:rPr>
-              <w:t>rd</w:t>
-            </w:r>
-            <w:proofErr w:type="spellEnd"/>
-            <w:r>
-              <w:rPr>
-                <w:rFonts w:ascii="Helvetica" w:eastAsia="Times New Roman" w:hAnsi="Helvetica" w:cs="Helvetica"/>
-                <w:color w:val="333333"/>
-                <w:sz w:val="21"/>
-                <w:szCs w:val="21"/>
-                <w:shd w:val="clear" w:color="auto" w:fill="FFFFFF"/>
-              </w:rPr>
-              <w:t xml:space="preserve">: destination register </w:t>
+            <w:r>
+              <w:rPr>
+                <w:rFonts w:ascii="Helvetica" w:eastAsia="Times New Roman" w:hAnsi="Helvetica" w:cs="Helvetica"/>
+                <w:color w:val="333333"/>
+                <w:sz w:val="21"/>
+                <w:szCs w:val="21"/>
+                <w:shd w:val="clear" w:color="auto" w:fill="FFFFFF"/>
+              </w:rPr>
+              <w:t xml:space="preserve">rd: destination register </w:t>
             </w:r>
           </w:p>
           <w:p>
@@ -4771,27 +3980,15 @@
               </w:rPr>
               <w:t xml:space="preserve">         </w:t>
             </w:r>
-            <w:proofErr w:type="spellStart"/>
-            <w:r>
-              <w:rPr>
-                <w:rFonts w:ascii="Helvetica" w:eastAsia="Times New Roman" w:hAnsi="Helvetica" w:cs="Helvetica"/>
-                <w:color w:val="333333"/>
-                <w:sz w:val="21"/>
-                <w:szCs w:val="21"/>
-                <w:shd w:val="clear" w:color="auto" w:fill="FFFFFF"/>
-              </w:rPr>
-              <w:t>imm</w:t>
-            </w:r>
-            <w:proofErr w:type="spellEnd"/>
-            <w:r>
-              <w:rPr>
-                <w:rFonts w:ascii="Helvetica" w:eastAsia="Times New Roman" w:hAnsi="Helvetica" w:cs="Helvetica"/>
-                <w:color w:val="333333"/>
-                <w:sz w:val="21"/>
-                <w:szCs w:val="21"/>
-                <w:shd w:val="clear" w:color="auto" w:fill="FFFFFF"/>
-              </w:rPr>
-              <w:t>:</w:t>
+            <w:r>
+              <w:rPr>
+                <w:rFonts w:ascii="Helvetica" w:eastAsia="Times New Roman" w:hAnsi="Helvetica" w:cs="Helvetica"/>
+                <w:color w:val="333333"/>
+                <w:sz w:val="21"/>
+                <w:szCs w:val="21"/>
+                <w:shd w:val="clear" w:color="auto" w:fill="FFFFFF"/>
+              </w:rPr>
+              <w:t>imm:</w:t>
             </w:r>
             <w:r>
               <w:rPr>
@@ -4877,7 +4074,6 @@
               </w:rPr>
               <w:t xml:space="preserve">-bit </w:t>
             </w:r>
-            <w:proofErr w:type="spellStart"/>
             <w:r>
               <w:rPr>
                 <w:rFonts w:ascii="Helvetica" w:eastAsia="Times New Roman" w:hAnsi="Helvetica" w:cs="Helvetica"/>
@@ -4888,7 +4084,6 @@
               </w:rPr>
               <w:t>imm</w:t>
             </w:r>
-            <w:proofErr w:type="spellEnd"/>
             <w:r>
               <w:rPr>
                 <w:rFonts w:ascii="Helvetica" w:eastAsia="Times New Roman" w:hAnsi="Helvetica" w:cs="Helvetica"/>
@@ -4930,29 +4125,7 @@
                 <w:szCs w:val="21"/>
                 <w:shd w:val="clear" w:color="auto" w:fill="FFFFFF"/>
               </w:rPr>
-              <w:t xml:space="preserve">&lt;3-bit funct3&gt; &lt;5-bit </w:t>
-            </w:r>
-            <w:proofErr w:type="spellStart"/>
-            <w:r>
-              <w:rPr>
-                <w:rFonts w:ascii="Helvetica" w:eastAsia="Times New Roman" w:hAnsi="Helvetica" w:cs="Helvetica"/>
-                <w:color w:val="333333"/>
-                <w:sz w:val="21"/>
-                <w:szCs w:val="21"/>
-                <w:shd w:val="clear" w:color="auto" w:fill="FFFFFF"/>
-              </w:rPr>
-              <w:t>rd</w:t>
-            </w:r>
-            <w:proofErr w:type="spellEnd"/>
-            <w:r>
-              <w:rPr>
-                <w:rFonts w:ascii="Helvetica" w:eastAsia="Times New Roman" w:hAnsi="Helvetica" w:cs="Helvetica"/>
-                <w:color w:val="333333"/>
-                <w:sz w:val="21"/>
-                <w:szCs w:val="21"/>
-                <w:shd w:val="clear" w:color="auto" w:fill="FFFFFF"/>
-              </w:rPr>
-              <w:t>&gt;</w:t>
+              <w:t>&lt;3-bit funct3&gt; &lt;5-bit rd&gt;</w:t>
             </w:r>
             <w:r>
               <w:t xml:space="preserve"> </w:t>
@@ -5139,7 +4312,6 @@
               </w:rPr>
               <w:t xml:space="preserve">    </w:t>
             </w:r>
-            <w:proofErr w:type="spellStart"/>
             <w:r>
               <w:rPr>
                 <w:rFonts w:ascii="Helvetica" w:eastAsia="Times New Roman" w:hAnsi="Helvetica" w:cs="Helvetica"/>
@@ -5152,7 +4324,6 @@
               </w:rPr>
               <w:t>lw</w:t>
             </w:r>
-            <w:proofErr w:type="spellEnd"/>
             <w:r>
               <w:rPr>
                 <w:rFonts w:ascii="Helvetica" w:eastAsia="Times New Roman" w:hAnsi="Helvetica" w:cs="Helvetica"/>
@@ -5165,7 +4336,6 @@
               </w:rPr>
               <w:t xml:space="preserve"> </w:t>
             </w:r>
-            <w:proofErr w:type="spellStart"/>
             <w:r>
               <w:rPr>
                 <w:rFonts w:ascii="Helvetica" w:eastAsia="Times New Roman" w:hAnsi="Helvetica" w:cs="Helvetica"/>
@@ -5190,7 +4360,6 @@
               </w:rPr>
               <w:t>d</w:t>
             </w:r>
-            <w:proofErr w:type="spellEnd"/>
             <w:r>
               <w:rPr>
                 <w:rFonts w:ascii="Helvetica" w:eastAsia="Times New Roman" w:hAnsi="Helvetica" w:cs="Helvetica"/>
@@ -5215,7 +4384,6 @@
               </w:rPr>
               <w:t xml:space="preserve"> </w:t>
             </w:r>
-            <w:proofErr w:type="spellStart"/>
             <w:r>
               <w:rPr>
                 <w:rFonts w:ascii="Helvetica" w:eastAsia="Times New Roman" w:hAnsi="Helvetica" w:cs="Helvetica"/>
@@ -5228,7 +4396,6 @@
               </w:rPr>
               <w:t>imm</w:t>
             </w:r>
-            <w:proofErr w:type="spellEnd"/>
             <w:r>
               <w:rPr>
                 <w:rFonts w:ascii="Helvetica" w:eastAsia="Times New Roman" w:hAnsi="Helvetica" w:cs="Helvetica"/>
@@ -5251,9 +4418,8 @@
                 <w:szCs w:val="21"/>
                 <w:shd w:val="clear" w:color="auto" w:fill="FFFFFF"/>
               </w:rPr>
-              <w:t xml:space="preserve">        </w:t>
-            </w:r>
-            <w:proofErr w:type="gramStart"/>
+              <w:t xml:space="preserve">        #  rd = </w:t>
+            </w:r>
             <w:r>
               <w:rPr>
                 <w:rFonts w:ascii="Helvetica" w:eastAsia="Times New Roman" w:hAnsi="Helvetica" w:cs="Helvetica"/>
@@ -5264,9 +4430,8 @@
                 <w:szCs w:val="21"/>
                 <w:shd w:val="clear" w:color="auto" w:fill="FFFFFF"/>
               </w:rPr>
-              <w:t xml:space="preserve">#  </w:t>
-            </w:r>
-            <w:proofErr w:type="spellStart"/>
+              <w:t>memory[</w:t>
+            </w:r>
             <w:r>
               <w:rPr>
                 <w:rFonts w:ascii="Helvetica" w:eastAsia="Times New Roman" w:hAnsi="Helvetica" w:cs="Helvetica"/>
@@ -5277,10 +4442,8 @@
                 <w:szCs w:val="21"/>
                 <w:shd w:val="clear" w:color="auto" w:fill="FFFFFF"/>
               </w:rPr>
-              <w:t>rd</w:t>
-            </w:r>
-            <w:proofErr w:type="spellEnd"/>
-            <w:proofErr w:type="gramEnd"/>
+              <w:t xml:space="preserve">rs1 + </w:t>
+            </w:r>
             <w:r>
               <w:rPr>
                 <w:rFonts w:ascii="Helvetica" w:eastAsia="Times New Roman" w:hAnsi="Helvetica" w:cs="Helvetica"/>
@@ -5291,9 +4454,8 @@
                 <w:szCs w:val="21"/>
                 <w:shd w:val="clear" w:color="auto" w:fill="FFFFFF"/>
               </w:rPr>
-              <w:t xml:space="preserve"> = </w:t>
-            </w:r>
-            <w:proofErr w:type="gramStart"/>
+              <w:t>imm</w:t>
+            </w:r>
             <w:r>
               <w:rPr>
                 <w:rFonts w:ascii="Helvetica" w:eastAsia="Times New Roman" w:hAnsi="Helvetica" w:cs="Helvetica"/>
@@ -5304,45 +4466,6 @@
                 <w:szCs w:val="21"/>
                 <w:shd w:val="clear" w:color="auto" w:fill="FFFFFF"/>
               </w:rPr>
-              <w:t>memory[</w:t>
-            </w:r>
-            <w:proofErr w:type="gramEnd"/>
-            <w:r>
-              <w:rPr>
-                <w:rFonts w:ascii="Helvetica" w:eastAsia="Times New Roman" w:hAnsi="Helvetica" w:cs="Helvetica"/>
-                <w:i/>
-                <w:iCs/>
-                <w:color w:val="333333"/>
-                <w:sz w:val="21"/>
-                <w:szCs w:val="21"/>
-                <w:shd w:val="clear" w:color="auto" w:fill="FFFFFF"/>
-              </w:rPr>
-              <w:t xml:space="preserve">rs1 + </w:t>
-            </w:r>
-            <w:proofErr w:type="spellStart"/>
-            <w:r>
-              <w:rPr>
-                <w:rFonts w:ascii="Helvetica" w:eastAsia="Times New Roman" w:hAnsi="Helvetica" w:cs="Helvetica"/>
-                <w:i/>
-                <w:iCs/>
-                <w:color w:val="333333"/>
-                <w:sz w:val="21"/>
-                <w:szCs w:val="21"/>
-                <w:shd w:val="clear" w:color="auto" w:fill="FFFFFF"/>
-              </w:rPr>
-              <w:t>imm</w:t>
-            </w:r>
-            <w:proofErr w:type="spellEnd"/>
-            <w:r>
-              <w:rPr>
-                <w:rFonts w:ascii="Helvetica" w:eastAsia="Times New Roman" w:hAnsi="Helvetica" w:cs="Helvetica"/>
-                <w:i/>
-                <w:iCs/>
-                <w:color w:val="333333"/>
-                <w:sz w:val="21"/>
-                <w:szCs w:val="21"/>
-                <w:shd w:val="clear" w:color="auto" w:fill="FFFFFF"/>
-              </w:rPr>
               <w:t>]</w:t>
             </w:r>
           </w:p>
@@ -5366,27 +4489,15 @@
               </w:rPr>
               <w:t xml:space="preserve">         </w:t>
             </w:r>
-            <w:proofErr w:type="spellStart"/>
-            <w:r>
-              <w:rPr>
-                <w:rFonts w:ascii="Helvetica" w:eastAsia="Times New Roman" w:hAnsi="Helvetica" w:cs="Helvetica"/>
-                <w:color w:val="333333"/>
-                <w:sz w:val="21"/>
-                <w:szCs w:val="21"/>
-                <w:shd w:val="clear" w:color="auto" w:fill="FFFFFF"/>
-              </w:rPr>
-              <w:t>rd</w:t>
-            </w:r>
-            <w:proofErr w:type="spellEnd"/>
-            <w:r>
-              <w:rPr>
-                <w:rFonts w:ascii="Helvetica" w:eastAsia="Times New Roman" w:hAnsi="Helvetica" w:cs="Helvetica"/>
-                <w:color w:val="333333"/>
-                <w:sz w:val="21"/>
-                <w:szCs w:val="21"/>
-                <w:shd w:val="clear" w:color="auto" w:fill="FFFFFF"/>
-              </w:rPr>
-              <w:t xml:space="preserve">: destination register </w:t>
+            <w:r>
+              <w:rPr>
+                <w:rFonts w:ascii="Helvetica" w:eastAsia="Times New Roman" w:hAnsi="Helvetica" w:cs="Helvetica"/>
+                <w:color w:val="333333"/>
+                <w:sz w:val="21"/>
+                <w:szCs w:val="21"/>
+                <w:shd w:val="clear" w:color="auto" w:fill="FFFFFF"/>
+              </w:rPr>
+              <w:t xml:space="preserve">rd: destination register </w:t>
             </w:r>
           </w:p>
           <w:p>
@@ -5450,27 +4561,15 @@
               </w:rPr>
               <w:t xml:space="preserve">         </w:t>
             </w:r>
-            <w:proofErr w:type="spellStart"/>
-            <w:r>
-              <w:rPr>
-                <w:rFonts w:ascii="Helvetica" w:eastAsia="Times New Roman" w:hAnsi="Helvetica" w:cs="Helvetica"/>
-                <w:color w:val="333333"/>
-                <w:sz w:val="21"/>
-                <w:szCs w:val="21"/>
-                <w:shd w:val="clear" w:color="auto" w:fill="FFFFFF"/>
-              </w:rPr>
-              <w:t>imm</w:t>
-            </w:r>
-            <w:proofErr w:type="spellEnd"/>
-            <w:r>
-              <w:rPr>
-                <w:rFonts w:ascii="Helvetica" w:eastAsia="Times New Roman" w:hAnsi="Helvetica" w:cs="Helvetica"/>
-                <w:color w:val="333333"/>
-                <w:sz w:val="21"/>
-                <w:szCs w:val="21"/>
-                <w:shd w:val="clear" w:color="auto" w:fill="FFFFFF"/>
-              </w:rPr>
-              <w:t>:</w:t>
+            <w:r>
+              <w:rPr>
+                <w:rFonts w:ascii="Helvetica" w:eastAsia="Times New Roman" w:hAnsi="Helvetica" w:cs="Helvetica"/>
+                <w:color w:val="333333"/>
+                <w:sz w:val="21"/>
+                <w:szCs w:val="21"/>
+                <w:shd w:val="clear" w:color="auto" w:fill="FFFFFF"/>
+              </w:rPr>
+              <w:t>imm:</w:t>
             </w:r>
             <w:r>
               <w:rPr>
@@ -5544,29 +4643,7 @@
                 <w:szCs w:val="21"/>
                 <w:shd w:val="clear" w:color="auto" w:fill="FFFFFF"/>
               </w:rPr>
-              <w:t xml:space="preserve">    “&lt;12-bit </w:t>
-            </w:r>
-            <w:proofErr w:type="spellStart"/>
-            <w:r>
-              <w:rPr>
-                <w:rFonts w:ascii="Helvetica" w:eastAsia="Times New Roman" w:hAnsi="Helvetica" w:cs="Helvetica"/>
-                <w:color w:val="333333"/>
-                <w:sz w:val="21"/>
-                <w:szCs w:val="21"/>
-                <w:shd w:val="clear" w:color="auto" w:fill="FFFFFF"/>
-              </w:rPr>
-              <w:t>imm</w:t>
-            </w:r>
-            <w:proofErr w:type="spellEnd"/>
-            <w:r>
-              <w:rPr>
-                <w:rFonts w:ascii="Helvetica" w:eastAsia="Times New Roman" w:hAnsi="Helvetica" w:cs="Helvetica"/>
-                <w:color w:val="333333"/>
-                <w:sz w:val="21"/>
-                <w:szCs w:val="21"/>
-                <w:shd w:val="clear" w:color="auto" w:fill="FFFFFF"/>
-              </w:rPr>
-              <w:t>&gt; &lt;5-bit rs1&gt;</w:t>
+              <w:t xml:space="preserve">    “&lt;12-bit imm&gt; &lt;5-bit rs1&gt;</w:t>
             </w:r>
             <w:r>
               <w:t xml:space="preserve"> </w:t>
@@ -5579,29 +4656,7 @@
                 <w:szCs w:val="21"/>
                 <w:shd w:val="clear" w:color="auto" w:fill="FFFFFF"/>
               </w:rPr>
-              <w:t xml:space="preserve">&lt;3-bit funct3&gt; &lt;5-bit </w:t>
-            </w:r>
-            <w:proofErr w:type="spellStart"/>
-            <w:r>
-              <w:rPr>
-                <w:rFonts w:ascii="Helvetica" w:eastAsia="Times New Roman" w:hAnsi="Helvetica" w:cs="Helvetica"/>
-                <w:color w:val="333333"/>
-                <w:sz w:val="21"/>
-                <w:szCs w:val="21"/>
-                <w:shd w:val="clear" w:color="auto" w:fill="FFFFFF"/>
-              </w:rPr>
-              <w:t>rd</w:t>
-            </w:r>
-            <w:proofErr w:type="spellEnd"/>
-            <w:r>
-              <w:rPr>
-                <w:rFonts w:ascii="Helvetica" w:eastAsia="Times New Roman" w:hAnsi="Helvetica" w:cs="Helvetica"/>
-                <w:color w:val="333333"/>
-                <w:sz w:val="21"/>
-                <w:szCs w:val="21"/>
-                <w:shd w:val="clear" w:color="auto" w:fill="FFFFFF"/>
-              </w:rPr>
-              <w:t>&gt;</w:t>
+              <w:t>&lt;3-bit funct3&gt; &lt;5-bit rd&gt;</w:t>
             </w:r>
             <w:r>
               <w:t xml:space="preserve"> </w:t>
@@ -5884,7 +4939,6 @@
               </w:rPr>
               <w:t xml:space="preserve"> </w:t>
             </w:r>
-            <w:proofErr w:type="spellStart"/>
             <w:r>
               <w:rPr>
                 <w:rFonts w:ascii="Helvetica" w:eastAsia="Times New Roman" w:hAnsi="Helvetica" w:cs="Helvetica"/>
@@ -5897,7 +4951,6 @@
               </w:rPr>
               <w:t>bne</w:t>
             </w:r>
-            <w:proofErr w:type="spellEnd"/>
             <w:r>
               <w:rPr>
                 <w:rFonts w:ascii="Helvetica" w:eastAsia="Times New Roman" w:hAnsi="Helvetica" w:cs="Helvetica"/>
@@ -5932,9 +4985,8 @@
                 <w:szCs w:val="21"/>
                 <w:shd w:val="clear" w:color="auto" w:fill="FFFFFF"/>
               </w:rPr>
-              <w:t xml:space="preserve">, </w:t>
-            </w:r>
-            <w:proofErr w:type="spellStart"/>
+              <w:t>, i</w:t>
+            </w:r>
             <w:r>
               <w:rPr>
                 <w:rFonts w:ascii="Helvetica" w:eastAsia="Times New Roman" w:hAnsi="Helvetica" w:cs="Helvetica"/>
@@ -5945,7 +4997,7 @@
                 <w:szCs w:val="21"/>
                 <w:shd w:val="clear" w:color="auto" w:fill="FFFFFF"/>
               </w:rPr>
-              <w:t>i</w:t>
+              <w:t>mm</w:t>
             </w:r>
             <w:r>
               <w:rPr>
@@ -5957,9 +5009,8 @@
                 <w:szCs w:val="21"/>
                 <w:shd w:val="clear" w:color="auto" w:fill="FFFFFF"/>
               </w:rPr>
-              <w:t>mm</w:t>
-            </w:r>
-            <w:proofErr w:type="spellEnd"/>
+              <w:t xml:space="preserve">        #  </w:t>
+            </w:r>
             <w:r>
               <w:rPr>
                 <w:rFonts w:ascii="Helvetica" w:eastAsia="Times New Roman" w:hAnsi="Helvetica" w:cs="Helvetica"/>
@@ -5970,9 +5021,8 @@
                 <w:szCs w:val="21"/>
                 <w:shd w:val="clear" w:color="auto" w:fill="FFFFFF"/>
               </w:rPr>
-              <w:t xml:space="preserve">        </w:t>
-            </w:r>
-            <w:proofErr w:type="gramStart"/>
+              <w:t>PC = PC + 4 + imm</w:t>
+            </w:r>
             <w:r>
               <w:rPr>
                 <w:rFonts w:ascii="Helvetica" w:eastAsia="Times New Roman" w:hAnsi="Helvetica" w:cs="Helvetica"/>
@@ -5983,57 +5033,6 @@
                 <w:szCs w:val="21"/>
                 <w:shd w:val="clear" w:color="auto" w:fill="FFFFFF"/>
               </w:rPr>
-              <w:t xml:space="preserve">#  </w:t>
-            </w:r>
-            <w:r>
-              <w:rPr>
-                <w:rFonts w:ascii="Helvetica" w:eastAsia="Times New Roman" w:hAnsi="Helvetica" w:cs="Helvetica"/>
-                <w:i/>
-                <w:iCs/>
-                <w:color w:val="333333"/>
-                <w:sz w:val="21"/>
-                <w:szCs w:val="21"/>
-                <w:shd w:val="clear" w:color="auto" w:fill="FFFFFF"/>
-              </w:rPr>
-              <w:t>PC</w:t>
-            </w:r>
-            <w:proofErr w:type="gramEnd"/>
-            <w:r>
-              <w:rPr>
-                <w:rFonts w:ascii="Helvetica" w:eastAsia="Times New Roman" w:hAnsi="Helvetica" w:cs="Helvetica"/>
-                <w:i/>
-                <w:iCs/>
-                <w:color w:val="333333"/>
-                <w:sz w:val="21"/>
-                <w:szCs w:val="21"/>
-                <w:shd w:val="clear" w:color="auto" w:fill="FFFFFF"/>
-              </w:rPr>
-              <w:t xml:space="preserve"> = PC + 4 + </w:t>
-            </w:r>
-            <w:proofErr w:type="spellStart"/>
-            <w:r>
-              <w:rPr>
-                <w:rFonts w:ascii="Helvetica" w:eastAsia="Times New Roman" w:hAnsi="Helvetica" w:cs="Helvetica"/>
-                <w:i/>
-                <w:iCs/>
-                <w:color w:val="333333"/>
-                <w:sz w:val="21"/>
-                <w:szCs w:val="21"/>
-                <w:shd w:val="clear" w:color="auto" w:fill="FFFFFF"/>
-              </w:rPr>
-              <w:t>imm</w:t>
-            </w:r>
-            <w:proofErr w:type="spellEnd"/>
-            <w:r>
-              <w:rPr>
-                <w:rFonts w:ascii="Helvetica" w:eastAsia="Times New Roman" w:hAnsi="Helvetica" w:cs="Helvetica"/>
-                <w:i/>
-                <w:iCs/>
-                <w:color w:val="333333"/>
-                <w:sz w:val="21"/>
-                <w:szCs w:val="21"/>
-                <w:shd w:val="clear" w:color="auto" w:fill="FFFFFF"/>
-              </w:rPr>
               <w:t>, if rs1 is not equal to rs2</w:t>
             </w:r>
           </w:p>
@@ -6057,27 +5056,15 @@
               </w:rPr>
               <w:t xml:space="preserve">         </w:t>
             </w:r>
-            <w:proofErr w:type="spellStart"/>
-            <w:r>
-              <w:rPr>
-                <w:rFonts w:ascii="Helvetica" w:eastAsia="Times New Roman" w:hAnsi="Helvetica" w:cs="Helvetica"/>
-                <w:color w:val="333333"/>
-                <w:sz w:val="21"/>
-                <w:szCs w:val="21"/>
-                <w:shd w:val="clear" w:color="auto" w:fill="FFFFFF"/>
-              </w:rPr>
-              <w:t>imm</w:t>
-            </w:r>
-            <w:proofErr w:type="spellEnd"/>
-            <w:r>
-              <w:rPr>
-                <w:rFonts w:ascii="Helvetica" w:eastAsia="Times New Roman" w:hAnsi="Helvetica" w:cs="Helvetica"/>
-                <w:color w:val="333333"/>
-                <w:sz w:val="21"/>
-                <w:szCs w:val="21"/>
-                <w:shd w:val="clear" w:color="auto" w:fill="FFFFFF"/>
-              </w:rPr>
-              <w:t>:</w:t>
+            <w:r>
+              <w:rPr>
+                <w:rFonts w:ascii="Helvetica" w:eastAsia="Times New Roman" w:hAnsi="Helvetica" w:cs="Helvetica"/>
+                <w:color w:val="333333"/>
+                <w:sz w:val="21"/>
+                <w:szCs w:val="21"/>
+                <w:shd w:val="clear" w:color="auto" w:fill="FFFFFF"/>
+              </w:rPr>
+              <w:t>imm:</w:t>
             </w:r>
             <w:r>
               <w:rPr>
@@ -6151,32 +5138,8 @@
                 <w:szCs w:val="21"/>
                 <w:shd w:val="clear" w:color="auto" w:fill="FFFFFF"/>
               </w:rPr>
-              <w:t>&lt;</w:t>
-            </w:r>
-            <w:proofErr w:type="spellStart"/>
-            <w:proofErr w:type="gramStart"/>
-            <w:r>
-              <w:rPr>
-                <w:rFonts w:ascii="Helvetica" w:eastAsia="Times New Roman" w:hAnsi="Helvetica" w:cs="Helvetica"/>
-                <w:color w:val="333333"/>
-                <w:sz w:val="21"/>
-                <w:szCs w:val="21"/>
-                <w:shd w:val="clear" w:color="auto" w:fill="FFFFFF"/>
-              </w:rPr>
-              <w:t>imm</w:t>
-            </w:r>
-            <w:proofErr w:type="spellEnd"/>
-            <w:r>
-              <w:rPr>
-                <w:rFonts w:ascii="Helvetica" w:eastAsia="Times New Roman" w:hAnsi="Helvetica" w:cs="Helvetica"/>
-                <w:color w:val="333333"/>
-                <w:sz w:val="21"/>
-                <w:szCs w:val="21"/>
-                <w:shd w:val="clear" w:color="auto" w:fill="FFFFFF"/>
-              </w:rPr>
-              <w:t>[</w:t>
-            </w:r>
-            <w:proofErr w:type="gramEnd"/>
+              <w:t>&lt;imm[1</w:t>
+            </w:r>
             <w:r>
               <w:rPr>
                 <w:rFonts w:ascii="Helvetica" w:eastAsia="Times New Roman" w:hAnsi="Helvetica" w:cs="Helvetica"/>
@@ -6195,230 +5158,301 @@
                 <w:szCs w:val="21"/>
                 <w:shd w:val="clear" w:color="auto" w:fill="FFFFFF"/>
               </w:rPr>
+              <w:t xml:space="preserve">]&gt; </w:t>
+            </w:r>
+            <w:r>
+              <w:rPr>
+                <w:rFonts w:ascii="Helvetica" w:eastAsia="Times New Roman" w:hAnsi="Helvetica" w:cs="Helvetica"/>
+                <w:color w:val="333333"/>
+                <w:sz w:val="21"/>
+                <w:szCs w:val="21"/>
+                <w:shd w:val="clear" w:color="auto" w:fill="FFFFFF"/>
+              </w:rPr>
+              <w:t>&lt;imm[</w:t>
+            </w:r>
+            <w:r>
+              <w:rPr>
+                <w:rFonts w:ascii="Helvetica" w:eastAsia="Times New Roman" w:hAnsi="Helvetica" w:cs="Helvetica"/>
+                <w:color w:val="333333"/>
+                <w:sz w:val="21"/>
+                <w:szCs w:val="21"/>
+                <w:shd w:val="clear" w:color="auto" w:fill="FFFFFF"/>
+              </w:rPr>
+              <w:t>9</w:t>
+            </w:r>
+            <w:r>
+              <w:rPr>
+                <w:rFonts w:ascii="Helvetica" w:eastAsia="Times New Roman" w:hAnsi="Helvetica" w:cs="Helvetica"/>
+                <w:color w:val="333333"/>
+                <w:sz w:val="21"/>
+                <w:szCs w:val="21"/>
+                <w:shd w:val="clear" w:color="auto" w:fill="FFFFFF"/>
+              </w:rPr>
+              <w:t>:</w:t>
+            </w:r>
+            <w:r>
+              <w:rPr>
+                <w:rFonts w:ascii="Helvetica" w:eastAsia="Times New Roman" w:hAnsi="Helvetica" w:cs="Helvetica"/>
+                <w:color w:val="333333"/>
+                <w:sz w:val="21"/>
+                <w:szCs w:val="21"/>
+                <w:shd w:val="clear" w:color="auto" w:fill="FFFFFF"/>
+              </w:rPr>
+              <w:t>4</w:t>
+            </w:r>
+            <w:r>
+              <w:rPr>
+                <w:rFonts w:ascii="Helvetica" w:eastAsia="Times New Roman" w:hAnsi="Helvetica" w:cs="Helvetica"/>
+                <w:color w:val="333333"/>
+                <w:sz w:val="21"/>
+                <w:szCs w:val="21"/>
+                <w:shd w:val="clear" w:color="auto" w:fill="FFFFFF"/>
+              </w:rPr>
+              <w:t>]&gt; &lt;5-bit rs2&gt;</w:t>
+            </w:r>
+            <w:r>
+              <w:t xml:space="preserve"> </w:t>
+            </w:r>
+            <w:r>
+              <w:rPr>
+                <w:rFonts w:ascii="Helvetica" w:eastAsia="Times New Roman" w:hAnsi="Helvetica" w:cs="Helvetica"/>
+                <w:color w:val="333333"/>
+                <w:sz w:val="21"/>
+                <w:szCs w:val="21"/>
+                <w:shd w:val="clear" w:color="auto" w:fill="FFFFFF"/>
+              </w:rPr>
+              <w:t>&lt;5-bit rs1&gt;</w:t>
+            </w:r>
+            <w:r>
+              <w:t xml:space="preserve"> </w:t>
+            </w:r>
+            <w:r>
+              <w:rPr>
+                <w:rFonts w:ascii="Helvetica" w:eastAsia="Times New Roman" w:hAnsi="Helvetica" w:cs="Helvetica"/>
+                <w:color w:val="333333"/>
+                <w:sz w:val="21"/>
+                <w:szCs w:val="21"/>
+                <w:shd w:val="clear" w:color="auto" w:fill="FFFFFF"/>
+              </w:rPr>
+              <w:t>&lt;3-bit funct3&gt; &lt;imm[</w:t>
+            </w:r>
+            <w:r>
+              <w:rPr>
+                <w:rFonts w:ascii="Helvetica" w:eastAsia="Times New Roman" w:hAnsi="Helvetica" w:cs="Helvetica"/>
+                <w:color w:val="333333"/>
+                <w:sz w:val="21"/>
+                <w:szCs w:val="21"/>
+                <w:shd w:val="clear" w:color="auto" w:fill="FFFFFF"/>
+              </w:rPr>
+              <w:t>3</w:t>
+            </w:r>
+            <w:r>
+              <w:rPr>
+                <w:rFonts w:ascii="Helvetica" w:eastAsia="Times New Roman" w:hAnsi="Helvetica" w:cs="Helvetica"/>
+                <w:color w:val="333333"/>
+                <w:sz w:val="21"/>
+                <w:szCs w:val="21"/>
+                <w:shd w:val="clear" w:color="auto" w:fill="FFFFFF"/>
+              </w:rPr>
+              <w:t xml:space="preserve">:1]&gt;   </w:t>
+            </w:r>
+          </w:p>
+          <w:p>
+            <w:pPr>
+              <w:rPr>
+                <w:rFonts w:ascii="Helvetica" w:eastAsia="Times New Roman" w:hAnsi="Helvetica" w:cs="Helvetica"/>
+                <w:color w:val="333333"/>
+                <w:sz w:val="21"/>
+                <w:szCs w:val="21"/>
+                <w:shd w:val="clear" w:color="auto" w:fill="FFFFFF"/>
+              </w:rPr>
+            </w:pPr>
+            <w:r>
+              <w:rPr>
+                <w:rFonts w:ascii="Helvetica" w:eastAsia="Times New Roman" w:hAnsi="Helvetica" w:cs="Helvetica"/>
+                <w:color w:val="333333"/>
+                <w:sz w:val="21"/>
+                <w:szCs w:val="21"/>
+                <w:shd w:val="clear" w:color="auto" w:fill="FFFFFF"/>
+              </w:rPr>
+              <w:t xml:space="preserve">     </w:t>
+            </w:r>
+            <w:r>
+              <w:rPr>
+                <w:rFonts w:ascii="Helvetica" w:eastAsia="Times New Roman" w:hAnsi="Helvetica" w:cs="Helvetica"/>
+                <w:color w:val="333333"/>
+                <w:sz w:val="21"/>
+                <w:szCs w:val="21"/>
+                <w:shd w:val="clear" w:color="auto" w:fill="FFFFFF"/>
+              </w:rPr>
+              <w:t>&lt;unused bit&gt;</w:t>
+            </w:r>
+            <w:r>
+              <w:rPr>
+                <w:rFonts w:ascii="Helvetica" w:eastAsia="Times New Roman" w:hAnsi="Helvetica" w:cs="Helvetica"/>
+                <w:color w:val="333333"/>
+                <w:sz w:val="21"/>
+                <w:szCs w:val="21"/>
+                <w:shd w:val="clear" w:color="auto" w:fill="FFFFFF"/>
+              </w:rPr>
+              <w:t>&lt;imm[1</w:t>
+            </w:r>
+            <w:r>
+              <w:rPr>
+                <w:rFonts w:ascii="Helvetica" w:eastAsia="Times New Roman" w:hAnsi="Helvetica" w:cs="Helvetica"/>
+                <w:color w:val="333333"/>
+                <w:sz w:val="21"/>
+                <w:szCs w:val="21"/>
+                <w:shd w:val="clear" w:color="auto" w:fill="FFFFFF"/>
+              </w:rPr>
+              <w:t>0</w:t>
+            </w:r>
+            <w:r>
+              <w:rPr>
+                <w:rFonts w:ascii="Helvetica" w:eastAsia="Times New Roman" w:hAnsi="Helvetica" w:cs="Helvetica"/>
+                <w:color w:val="333333"/>
+                <w:sz w:val="21"/>
+                <w:szCs w:val="21"/>
+                <w:shd w:val="clear" w:color="auto" w:fill="FFFFFF"/>
+              </w:rPr>
+              <w:t>]&gt;&lt;7-bit opcode&gt;”</w:t>
+            </w:r>
+          </w:p>
+          <w:p>
+            <w:pPr>
+              <w:rPr>
+                <w:rFonts w:ascii="Helvetica" w:eastAsia="Times New Roman" w:hAnsi="Helvetica" w:cs="Helvetica"/>
+                <w:color w:val="333333"/>
+                <w:sz w:val="21"/>
+                <w:szCs w:val="21"/>
+                <w:shd w:val="clear" w:color="auto" w:fill="FFFFFF"/>
+              </w:rPr>
+            </w:pPr>
+            <w:r>
+              <w:rPr>
+                <w:rFonts w:ascii="Helvetica" w:eastAsia="Times New Roman" w:hAnsi="Helvetica" w:cs="Helvetica"/>
+                <w:color w:val="333333"/>
+                <w:sz w:val="21"/>
+                <w:szCs w:val="21"/>
+                <w:shd w:val="clear" w:color="auto" w:fill="FFFFFF"/>
+              </w:rPr>
+              <w:t xml:space="preserve"> </w:t>
+            </w:r>
+            <w:r>
+              <w:rPr>
+                <w:rFonts w:ascii="Helvetica" w:eastAsia="Times New Roman" w:hAnsi="Helvetica" w:cs="Helvetica"/>
+                <w:color w:val="333333"/>
+                <w:sz w:val="21"/>
+                <w:szCs w:val="21"/>
+                <w:shd w:val="clear" w:color="auto" w:fill="FFFFFF"/>
+              </w:rPr>
+              <w:t xml:space="preserve">    funct3= “</w:t>
+            </w:r>
+            <w:r>
+              <w:rPr>
+                <w:rFonts w:ascii="Helvetica" w:eastAsia="Times New Roman" w:hAnsi="Helvetica" w:cs="Helvetica"/>
+                <w:color w:val="333333"/>
+                <w:sz w:val="21"/>
+                <w:szCs w:val="21"/>
+                <w:shd w:val="clear" w:color="auto" w:fill="FFFFFF"/>
+              </w:rPr>
+              <w:t>001</w:t>
+            </w:r>
+            <w:r>
+              <w:rPr>
+                <w:rFonts w:ascii="Helvetica" w:eastAsia="Times New Roman" w:hAnsi="Helvetica" w:cs="Helvetica"/>
+                <w:color w:val="333333"/>
+                <w:sz w:val="21"/>
+                <w:szCs w:val="21"/>
+                <w:shd w:val="clear" w:color="auto" w:fill="FFFFFF"/>
+              </w:rPr>
+              <w:t>”</w:t>
+            </w:r>
+          </w:p>
+          <w:p>
+            <w:pPr>
+              <w:rPr>
+                <w:rFonts w:ascii="Helvetica" w:eastAsia="Times New Roman" w:hAnsi="Helvetica" w:cs="Helvetica"/>
+                <w:color w:val="333333"/>
+                <w:sz w:val="21"/>
+                <w:szCs w:val="21"/>
+                <w:shd w:val="clear" w:color="auto" w:fill="FFFFFF"/>
+              </w:rPr>
+            </w:pPr>
+            <w:r>
+              <w:rPr>
+                <w:rFonts w:ascii="Helvetica" w:eastAsia="Times New Roman" w:hAnsi="Helvetica" w:cs="Helvetica"/>
+                <w:color w:val="333333"/>
+                <w:sz w:val="21"/>
+                <w:szCs w:val="21"/>
+                <w:shd w:val="clear" w:color="auto" w:fill="FFFFFF"/>
+              </w:rPr>
+              <w:t xml:space="preserve">    Opcode= “</w:t>
+            </w:r>
+            <w:r>
+              <w:rPr>
+                <w:rFonts w:ascii="Helvetica" w:hAnsi="Helvetica" w:cs="Helvetica"/>
+                <w:color w:val="333333"/>
+                <w:sz w:val="21"/>
+                <w:szCs w:val="21"/>
+                <w:shd w:val="clear" w:color="auto" w:fill="FFFFFF"/>
+              </w:rPr>
+              <w:t>1100011</w:t>
+            </w:r>
+            <w:r>
+              <w:rPr>
+                <w:rFonts w:ascii="Helvetica" w:eastAsia="Times New Roman" w:hAnsi="Helvetica" w:cs="Helvetica"/>
+                <w:color w:val="333333"/>
+                <w:sz w:val="21"/>
+                <w:szCs w:val="21"/>
+                <w:shd w:val="clear" w:color="auto" w:fill="FFFFFF"/>
+              </w:rPr>
+              <w:t>”</w:t>
+            </w:r>
+            <w:r>
+              <w:rPr>
+                <w:rFonts w:ascii="Helvetica" w:hAnsi="Helvetica" w:cs="Helvetica"/>
+                <w:color w:val="333333"/>
+                <w:sz w:val="21"/>
+                <w:szCs w:val="21"/>
+                <w:shd w:val="clear" w:color="auto" w:fill="FFFFFF"/>
+              </w:rPr>
+              <w:t>.</w:t>
+            </w:r>
+          </w:p>
+          <w:p>
+            <w:pPr>
+              <w:rPr>
+                <w:rFonts w:ascii="Helvetica" w:hAnsi="Helvetica" w:cs="Helvetica"/>
+                <w:color w:val="333333"/>
+                <w:sz w:val="21"/>
+                <w:szCs w:val="21"/>
+                <w:shd w:val="clear" w:color="auto" w:fill="FFFFFF"/>
+              </w:rPr>
+            </w:pPr>
+            <w:r>
+              <w:rPr>
+                <w:rFonts w:ascii="Helvetica" w:hAnsi="Helvetica" w:cs="Helvetica"/>
+                <w:color w:val="333333"/>
+                <w:sz w:val="21"/>
+                <w:szCs w:val="21"/>
+                <w:shd w:val="clear" w:color="auto" w:fill="FFFFFF"/>
+              </w:rPr>
+              <w:t>So the final PC = PC + 4 + (sign extend)(imm[</w:t>
+            </w:r>
+            <w:r>
+              <w:rPr>
+                <w:rFonts w:ascii="Helvetica" w:hAnsi="Helvetica" w:cs="Helvetica"/>
+                <w:color w:val="333333"/>
+                <w:sz w:val="21"/>
+                <w:szCs w:val="21"/>
+                <w:shd w:val="clear" w:color="auto" w:fill="FFFFFF"/>
+              </w:rPr>
               <w:t>1</w:t>
             </w:r>
             <w:r>
               <w:rPr>
-                <w:rFonts w:ascii="Helvetica" w:eastAsia="Times New Roman" w:hAnsi="Helvetica" w:cs="Helvetica"/>
-                <w:color w:val="333333"/>
-                <w:sz w:val="21"/>
-                <w:szCs w:val="21"/>
-                <w:shd w:val="clear" w:color="auto" w:fill="FFFFFF"/>
-              </w:rPr>
-              <w:t xml:space="preserve">]&gt; </w:t>
-            </w:r>
-            <w:r>
-              <w:rPr>
-                <w:rFonts w:ascii="Helvetica" w:eastAsia="Times New Roman" w:hAnsi="Helvetica" w:cs="Helvetica"/>
-                <w:color w:val="333333"/>
-                <w:sz w:val="21"/>
-                <w:szCs w:val="21"/>
-                <w:shd w:val="clear" w:color="auto" w:fill="FFFFFF"/>
-              </w:rPr>
-              <w:t>&lt;</w:t>
-            </w:r>
-            <w:proofErr w:type="spellStart"/>
-            <w:proofErr w:type="gramStart"/>
-            <w:r>
-              <w:rPr>
-                <w:rFonts w:ascii="Helvetica" w:eastAsia="Times New Roman" w:hAnsi="Helvetica" w:cs="Helvetica"/>
-                <w:color w:val="333333"/>
-                <w:sz w:val="21"/>
-                <w:szCs w:val="21"/>
-                <w:shd w:val="clear" w:color="auto" w:fill="FFFFFF"/>
-              </w:rPr>
-              <w:t>imm</w:t>
-            </w:r>
-            <w:proofErr w:type="spellEnd"/>
-            <w:r>
-              <w:rPr>
-                <w:rFonts w:ascii="Helvetica" w:eastAsia="Times New Roman" w:hAnsi="Helvetica" w:cs="Helvetica"/>
-                <w:color w:val="333333"/>
-                <w:sz w:val="21"/>
-                <w:szCs w:val="21"/>
-                <w:shd w:val="clear" w:color="auto" w:fill="FFFFFF"/>
-              </w:rPr>
-              <w:t>[</w:t>
-            </w:r>
-            <w:proofErr w:type="gramEnd"/>
-            <w:r>
-              <w:rPr>
-                <w:rFonts w:ascii="Helvetica" w:eastAsia="Times New Roman" w:hAnsi="Helvetica" w:cs="Helvetica"/>
-                <w:color w:val="333333"/>
-                <w:sz w:val="21"/>
-                <w:szCs w:val="21"/>
-                <w:shd w:val="clear" w:color="auto" w:fill="FFFFFF"/>
-              </w:rPr>
-              <w:t>9</w:t>
-            </w:r>
-            <w:r>
-              <w:rPr>
-                <w:rFonts w:ascii="Helvetica" w:eastAsia="Times New Roman" w:hAnsi="Helvetica" w:cs="Helvetica"/>
-                <w:color w:val="333333"/>
-                <w:sz w:val="21"/>
-                <w:szCs w:val="21"/>
-                <w:shd w:val="clear" w:color="auto" w:fill="FFFFFF"/>
-              </w:rPr>
-              <w:t>:</w:t>
-            </w:r>
-            <w:r>
-              <w:rPr>
-                <w:rFonts w:ascii="Helvetica" w:eastAsia="Times New Roman" w:hAnsi="Helvetica" w:cs="Helvetica"/>
-                <w:color w:val="333333"/>
-                <w:sz w:val="21"/>
-                <w:szCs w:val="21"/>
-                <w:shd w:val="clear" w:color="auto" w:fill="FFFFFF"/>
-              </w:rPr>
-              <w:t>4</w:t>
-            </w:r>
-            <w:r>
-              <w:rPr>
-                <w:rFonts w:ascii="Helvetica" w:eastAsia="Times New Roman" w:hAnsi="Helvetica" w:cs="Helvetica"/>
-                <w:color w:val="333333"/>
-                <w:sz w:val="21"/>
-                <w:szCs w:val="21"/>
-                <w:shd w:val="clear" w:color="auto" w:fill="FFFFFF"/>
-              </w:rPr>
-              <w:t>]&gt; &lt;5-bit rs2&gt;</w:t>
-            </w:r>
-            <w:r>
-              <w:t xml:space="preserve"> </w:t>
-            </w:r>
-            <w:r>
-              <w:rPr>
-                <w:rFonts w:ascii="Helvetica" w:eastAsia="Times New Roman" w:hAnsi="Helvetica" w:cs="Helvetica"/>
-                <w:color w:val="333333"/>
-                <w:sz w:val="21"/>
-                <w:szCs w:val="21"/>
-                <w:shd w:val="clear" w:color="auto" w:fill="FFFFFF"/>
-              </w:rPr>
-              <w:t>&lt;5-bit rs1&gt;</w:t>
-            </w:r>
-            <w:r>
-              <w:t xml:space="preserve"> </w:t>
-            </w:r>
-            <w:r>
-              <w:rPr>
-                <w:rFonts w:ascii="Helvetica" w:eastAsia="Times New Roman" w:hAnsi="Helvetica" w:cs="Helvetica"/>
-                <w:color w:val="333333"/>
-                <w:sz w:val="21"/>
-                <w:szCs w:val="21"/>
-                <w:shd w:val="clear" w:color="auto" w:fill="FFFFFF"/>
-              </w:rPr>
-              <w:t>&lt;3-bit funct3&gt; &lt;</w:t>
-            </w:r>
-            <w:proofErr w:type="spellStart"/>
-            <w:proofErr w:type="gramStart"/>
-            <w:r>
-              <w:rPr>
-                <w:rFonts w:ascii="Helvetica" w:eastAsia="Times New Roman" w:hAnsi="Helvetica" w:cs="Helvetica"/>
-                <w:color w:val="333333"/>
-                <w:sz w:val="21"/>
-                <w:szCs w:val="21"/>
-                <w:shd w:val="clear" w:color="auto" w:fill="FFFFFF"/>
-              </w:rPr>
-              <w:t>imm</w:t>
-            </w:r>
-            <w:proofErr w:type="spellEnd"/>
-            <w:r>
-              <w:rPr>
-                <w:rFonts w:ascii="Helvetica" w:eastAsia="Times New Roman" w:hAnsi="Helvetica" w:cs="Helvetica"/>
-                <w:color w:val="333333"/>
-                <w:sz w:val="21"/>
-                <w:szCs w:val="21"/>
-                <w:shd w:val="clear" w:color="auto" w:fill="FFFFFF"/>
-              </w:rPr>
-              <w:t>[</w:t>
-            </w:r>
-            <w:proofErr w:type="gramEnd"/>
-            <w:r>
-              <w:rPr>
-                <w:rFonts w:ascii="Helvetica" w:eastAsia="Times New Roman" w:hAnsi="Helvetica" w:cs="Helvetica"/>
-                <w:color w:val="333333"/>
-                <w:sz w:val="21"/>
-                <w:szCs w:val="21"/>
-                <w:shd w:val="clear" w:color="auto" w:fill="FFFFFF"/>
-              </w:rPr>
-              <w:t>3</w:t>
-            </w:r>
-            <w:r>
-              <w:rPr>
-                <w:rFonts w:ascii="Helvetica" w:eastAsia="Times New Roman" w:hAnsi="Helvetica" w:cs="Helvetica"/>
-                <w:color w:val="333333"/>
-                <w:sz w:val="21"/>
-                <w:szCs w:val="21"/>
-                <w:shd w:val="clear" w:color="auto" w:fill="FFFFFF"/>
-              </w:rPr>
-              <w:t xml:space="preserve">:1]&gt;   </w:t>
-            </w:r>
-          </w:p>
-          <w:p>
-            <w:pPr>
-              <w:rPr>
-                <w:rFonts w:ascii="Helvetica" w:eastAsia="Times New Roman" w:hAnsi="Helvetica" w:cs="Helvetica"/>
-                <w:color w:val="333333"/>
-                <w:sz w:val="21"/>
-                <w:szCs w:val="21"/>
-                <w:shd w:val="clear" w:color="auto" w:fill="FFFFFF"/>
-              </w:rPr>
-            </w:pPr>
-            <w:r>
-              <w:rPr>
-                <w:rFonts w:ascii="Helvetica" w:eastAsia="Times New Roman" w:hAnsi="Helvetica" w:cs="Helvetica"/>
-                <w:color w:val="333333"/>
-                <w:sz w:val="21"/>
-                <w:szCs w:val="21"/>
-                <w:shd w:val="clear" w:color="auto" w:fill="FFFFFF"/>
-              </w:rPr>
-              <w:t xml:space="preserve">     </w:t>
-            </w:r>
-            <w:r>
-              <w:rPr>
-                <w:rFonts w:ascii="Helvetica" w:eastAsia="Times New Roman" w:hAnsi="Helvetica" w:cs="Helvetica"/>
-                <w:color w:val="333333"/>
-                <w:sz w:val="21"/>
-                <w:szCs w:val="21"/>
-                <w:shd w:val="clear" w:color="auto" w:fill="FFFFFF"/>
-              </w:rPr>
-              <w:t>&lt;unused bit&gt;</w:t>
-            </w:r>
-            <w:r>
-              <w:rPr>
-                <w:rFonts w:ascii="Helvetica" w:eastAsia="Times New Roman" w:hAnsi="Helvetica" w:cs="Helvetica"/>
-                <w:color w:val="333333"/>
-                <w:sz w:val="21"/>
-                <w:szCs w:val="21"/>
-                <w:shd w:val="clear" w:color="auto" w:fill="FFFFFF"/>
-              </w:rPr>
-              <w:t>&lt;</w:t>
-            </w:r>
-            <w:proofErr w:type="spellStart"/>
-            <w:proofErr w:type="gramStart"/>
-            <w:r>
-              <w:rPr>
-                <w:rFonts w:ascii="Helvetica" w:eastAsia="Times New Roman" w:hAnsi="Helvetica" w:cs="Helvetica"/>
-                <w:color w:val="333333"/>
-                <w:sz w:val="21"/>
-                <w:szCs w:val="21"/>
-                <w:shd w:val="clear" w:color="auto" w:fill="FFFFFF"/>
-              </w:rPr>
-              <w:t>imm</w:t>
-            </w:r>
-            <w:proofErr w:type="spellEnd"/>
-            <w:r>
-              <w:rPr>
-                <w:rFonts w:ascii="Helvetica" w:eastAsia="Times New Roman" w:hAnsi="Helvetica" w:cs="Helvetica"/>
-                <w:color w:val="333333"/>
-                <w:sz w:val="21"/>
-                <w:szCs w:val="21"/>
-                <w:shd w:val="clear" w:color="auto" w:fill="FFFFFF"/>
-              </w:rPr>
-              <w:t>[</w:t>
-            </w:r>
-            <w:proofErr w:type="gramEnd"/>
-            <w:r>
-              <w:rPr>
-                <w:rFonts w:ascii="Helvetica" w:eastAsia="Times New Roman" w:hAnsi="Helvetica" w:cs="Helvetica"/>
+                <w:rFonts w:ascii="Helvetica" w:hAnsi="Helvetica" w:cs="Helvetica"/>
                 <w:color w:val="333333"/>
                 <w:sz w:val="21"/>
                 <w:szCs w:val="21"/>
@@ -6428,117 +5462,17 @@
             </w:r>
             <w:r>
               <w:rPr>
-                <w:rFonts w:ascii="Helvetica" w:eastAsia="Times New Roman" w:hAnsi="Helvetica" w:cs="Helvetica"/>
-                <w:color w:val="333333"/>
-                <w:sz w:val="21"/>
-                <w:szCs w:val="21"/>
-                <w:shd w:val="clear" w:color="auto" w:fill="FFFFFF"/>
-              </w:rPr>
-              <w:t>0</w:t>
-            </w:r>
-            <w:r>
-              <w:rPr>
-                <w:rFonts w:ascii="Helvetica" w:eastAsia="Times New Roman" w:hAnsi="Helvetica" w:cs="Helvetica"/>
-                <w:color w:val="333333"/>
-                <w:sz w:val="21"/>
-                <w:szCs w:val="21"/>
-                <w:shd w:val="clear" w:color="auto" w:fill="FFFFFF"/>
-              </w:rPr>
-              <w:t>]&gt;&lt;7-bit opcode&gt;”</w:t>
-            </w:r>
-          </w:p>
-          <w:p>
-            <w:pPr>
-              <w:rPr>
-                <w:rFonts w:ascii="Helvetica" w:eastAsia="Times New Roman" w:hAnsi="Helvetica" w:cs="Helvetica"/>
-                <w:color w:val="333333"/>
-                <w:sz w:val="21"/>
-                <w:szCs w:val="21"/>
-                <w:shd w:val="clear" w:color="auto" w:fill="FFFFFF"/>
-              </w:rPr>
-            </w:pPr>
-            <w:r>
-              <w:rPr>
-                <w:rFonts w:ascii="Helvetica" w:eastAsia="Times New Roman" w:hAnsi="Helvetica" w:cs="Helvetica"/>
-                <w:color w:val="333333"/>
-                <w:sz w:val="21"/>
-                <w:szCs w:val="21"/>
-                <w:shd w:val="clear" w:color="auto" w:fill="FFFFFF"/>
-              </w:rPr>
-              <w:t xml:space="preserve"> </w:t>
-            </w:r>
-            <w:r>
-              <w:rPr>
-                <w:rFonts w:ascii="Helvetica" w:eastAsia="Times New Roman" w:hAnsi="Helvetica" w:cs="Helvetica"/>
-                <w:color w:val="333333"/>
-                <w:sz w:val="21"/>
-                <w:szCs w:val="21"/>
-                <w:shd w:val="clear" w:color="auto" w:fill="FFFFFF"/>
-              </w:rPr>
-              <w:t xml:space="preserve">    funct3= “</w:t>
-            </w:r>
-            <w:r>
-              <w:rPr>
-                <w:rFonts w:ascii="Helvetica" w:eastAsia="Times New Roman" w:hAnsi="Helvetica" w:cs="Helvetica"/>
-                <w:color w:val="333333"/>
-                <w:sz w:val="21"/>
-                <w:szCs w:val="21"/>
-                <w:shd w:val="clear" w:color="auto" w:fill="FFFFFF"/>
-              </w:rPr>
-              <w:t>001</w:t>
-            </w:r>
-            <w:r>
-              <w:rPr>
-                <w:rFonts w:ascii="Helvetica" w:eastAsia="Times New Roman" w:hAnsi="Helvetica" w:cs="Helvetica"/>
-                <w:color w:val="333333"/>
-                <w:sz w:val="21"/>
-                <w:szCs w:val="21"/>
-                <w:shd w:val="clear" w:color="auto" w:fill="FFFFFF"/>
-              </w:rPr>
-              <w:t>”</w:t>
-            </w:r>
-          </w:p>
-          <w:p>
-            <w:pPr>
-              <w:rPr>
-                <w:rFonts w:ascii="Helvetica" w:eastAsia="Times New Roman" w:hAnsi="Helvetica" w:cs="Helvetica"/>
-                <w:color w:val="333333"/>
-                <w:sz w:val="21"/>
-                <w:szCs w:val="21"/>
-                <w:shd w:val="clear" w:color="auto" w:fill="FFFFFF"/>
-              </w:rPr>
-            </w:pPr>
-            <w:r>
-              <w:rPr>
-                <w:rFonts w:ascii="Helvetica" w:eastAsia="Times New Roman" w:hAnsi="Helvetica" w:cs="Helvetica"/>
-                <w:color w:val="333333"/>
-                <w:sz w:val="21"/>
-                <w:szCs w:val="21"/>
-                <w:shd w:val="clear" w:color="auto" w:fill="FFFFFF"/>
-              </w:rPr>
-              <w:t xml:space="preserve">    Opcode= “</w:t>
-            </w:r>
-            <w:r>
-              <w:rPr>
                 <w:rFonts w:ascii="Helvetica" w:hAnsi="Helvetica" w:cs="Helvetica"/>
                 <w:color w:val="333333"/>
                 <w:sz w:val="21"/>
                 <w:szCs w:val="21"/>
                 <w:shd w:val="clear" w:color="auto" w:fill="FFFFFF"/>
               </w:rPr>
-              <w:t>1100011</w:t>
-            </w:r>
-            <w:r>
-              <w:rPr>
-                <w:rFonts w:ascii="Helvetica" w:eastAsia="Times New Roman" w:hAnsi="Helvetica" w:cs="Helvetica"/>
-                <w:color w:val="333333"/>
-                <w:sz w:val="21"/>
-                <w:szCs w:val="21"/>
-                <w:shd w:val="clear" w:color="auto" w:fill="FFFFFF"/>
-              </w:rPr>
-              <w:t>”</w:t>
-            </w:r>
-            <w:r>
+              <w:t>:1])</w:t>
+            </w:r>
+          </w:p>
+          <w:p>
+            <w:pPr>
               <w:rPr>
                 <w:rFonts w:ascii="Helvetica" w:hAnsi="Helvetica" w:cs="Helvetica"/>
                 <w:color w:val="333333"/>
@@ -6546,11 +5480,8 @@
                 <w:szCs w:val="21"/>
                 <w:shd w:val="clear" w:color="auto" w:fill="FFFFFF"/>
               </w:rPr>
-              <w:t>.</w:t>
-            </w:r>
-          </w:p>
-          <w:p>
-            <w:pPr>
+            </w:pPr>
+            <w:r>
               <w:rPr>
                 <w:rFonts w:ascii="Helvetica" w:hAnsi="Helvetica" w:cs="Helvetica"/>
                 <w:color w:val="333333"/>
@@ -6558,138 +5489,8 @@
                 <w:szCs w:val="21"/>
                 <w:shd w:val="clear" w:color="auto" w:fill="FFFFFF"/>
               </w:rPr>
-            </w:pPr>
-            <w:proofErr w:type="gramStart"/>
-            <w:r>
-              <w:rPr>
-                <w:rFonts w:ascii="Helvetica" w:hAnsi="Helvetica" w:cs="Helvetica"/>
-                <w:color w:val="333333"/>
-                <w:sz w:val="21"/>
-                <w:szCs w:val="21"/>
-                <w:shd w:val="clear" w:color="auto" w:fill="FFFFFF"/>
-              </w:rPr>
-              <w:t>So</w:t>
-            </w:r>
-            <w:proofErr w:type="gramEnd"/>
-            <w:r>
-              <w:rPr>
-                <w:rFonts w:ascii="Helvetica" w:hAnsi="Helvetica" w:cs="Helvetica"/>
-                <w:color w:val="333333"/>
-                <w:sz w:val="21"/>
-                <w:szCs w:val="21"/>
-                <w:shd w:val="clear" w:color="auto" w:fill="FFFFFF"/>
-              </w:rPr>
-              <w:t xml:space="preserve"> the final PC = PC + 4 + (sign </w:t>
-            </w:r>
-            <w:proofErr w:type="gramStart"/>
-            <w:r>
-              <w:rPr>
-                <w:rFonts w:ascii="Helvetica" w:hAnsi="Helvetica" w:cs="Helvetica"/>
-                <w:color w:val="333333"/>
-                <w:sz w:val="21"/>
-                <w:szCs w:val="21"/>
-                <w:shd w:val="clear" w:color="auto" w:fill="FFFFFF"/>
-              </w:rPr>
-              <w:t>extend)(</w:t>
-            </w:r>
-            <w:proofErr w:type="spellStart"/>
-            <w:r>
-              <w:rPr>
-                <w:rFonts w:ascii="Helvetica" w:hAnsi="Helvetica" w:cs="Helvetica"/>
-                <w:color w:val="333333"/>
-                <w:sz w:val="21"/>
-                <w:szCs w:val="21"/>
-                <w:shd w:val="clear" w:color="auto" w:fill="FFFFFF"/>
-              </w:rPr>
-              <w:t>imm</w:t>
-            </w:r>
-            <w:proofErr w:type="spellEnd"/>
-            <w:r>
-              <w:rPr>
-                <w:rFonts w:ascii="Helvetica" w:hAnsi="Helvetica" w:cs="Helvetica"/>
-                <w:color w:val="333333"/>
-                <w:sz w:val="21"/>
-                <w:szCs w:val="21"/>
-                <w:shd w:val="clear" w:color="auto" w:fill="FFFFFF"/>
-              </w:rPr>
-              <w:t>[</w:t>
-            </w:r>
-            <w:proofErr w:type="gramEnd"/>
-            <w:r>
-              <w:rPr>
-                <w:rFonts w:ascii="Helvetica" w:hAnsi="Helvetica" w:cs="Helvetica"/>
-                <w:color w:val="333333"/>
-                <w:sz w:val="21"/>
-                <w:szCs w:val="21"/>
-                <w:shd w:val="clear" w:color="auto" w:fill="FFFFFF"/>
-              </w:rPr>
-              <w:t>1</w:t>
-            </w:r>
-            <w:r>
-              <w:rPr>
-                <w:rFonts w:ascii="Helvetica" w:hAnsi="Helvetica" w:cs="Helvetica"/>
-                <w:color w:val="333333"/>
-                <w:sz w:val="21"/>
-                <w:szCs w:val="21"/>
-                <w:shd w:val="clear" w:color="auto" w:fill="FFFFFF"/>
-              </w:rPr>
-              <w:t>1</w:t>
-            </w:r>
-            <w:r>
-              <w:rPr>
-                <w:rFonts w:ascii="Helvetica" w:hAnsi="Helvetica" w:cs="Helvetica"/>
-                <w:color w:val="333333"/>
-                <w:sz w:val="21"/>
-                <w:szCs w:val="21"/>
-                <w:shd w:val="clear" w:color="auto" w:fill="FFFFFF"/>
-              </w:rPr>
-              <w:t>:1])</w:t>
-            </w:r>
-          </w:p>
-          <w:p>
-            <w:pPr>
-              <w:rPr>
-                <w:rFonts w:ascii="Helvetica" w:hAnsi="Helvetica" w:cs="Helvetica"/>
-                <w:color w:val="333333"/>
-                <w:sz w:val="21"/>
-                <w:szCs w:val="21"/>
-                <w:shd w:val="clear" w:color="auto" w:fill="FFFFFF"/>
-              </w:rPr>
-            </w:pPr>
-            <w:r>
-              <w:rPr>
-                <w:rFonts w:ascii="Helvetica" w:hAnsi="Helvetica" w:cs="Helvetica"/>
-                <w:color w:val="333333"/>
-                <w:sz w:val="21"/>
-                <w:szCs w:val="21"/>
-                <w:shd w:val="clear" w:color="auto" w:fill="FFFFFF"/>
-              </w:rPr>
-              <w:t xml:space="preserve">Note: for our implementation, </w:t>
-            </w:r>
-            <w:proofErr w:type="spellStart"/>
-            <w:proofErr w:type="gramStart"/>
-            <w:r>
-              <w:rPr>
-                <w:rFonts w:ascii="Helvetica" w:hAnsi="Helvetica" w:cs="Helvetica"/>
-                <w:color w:val="333333"/>
-                <w:sz w:val="21"/>
-                <w:szCs w:val="21"/>
-                <w:shd w:val="clear" w:color="auto" w:fill="FFFFFF"/>
-              </w:rPr>
-              <w:t>imm</w:t>
-            </w:r>
-            <w:proofErr w:type="spellEnd"/>
-            <w:r>
-              <w:rPr>
-                <w:rFonts w:ascii="Helvetica" w:hAnsi="Helvetica" w:cs="Helvetica"/>
-                <w:color w:val="333333"/>
-                <w:sz w:val="21"/>
-                <w:szCs w:val="21"/>
-                <w:shd w:val="clear" w:color="auto" w:fill="FFFFFF"/>
-              </w:rPr>
-              <w:t>[</w:t>
-            </w:r>
-            <w:proofErr w:type="gramEnd"/>
+              <w:t>Note: for our implementation, imm[</w:t>
+            </w:r>
             <w:r>
               <w:rPr>
                 <w:rFonts w:ascii="Helvetica" w:hAnsi="Helvetica" w:cs="Helvetica"/>
@@ -6851,29 +5652,7 @@
           <w:szCs w:val="21"/>
           <w:shd w:val="clear" w:color="auto" w:fill="FFFFFF"/>
         </w:rPr>
-        <w:t xml:space="preserve"> [replacing </w:t>
-      </w:r>
-      <w:proofErr w:type="spellStart"/>
-      <w:r>
-        <w:rPr>
-          <w:rFonts w:ascii="Helvetica" w:eastAsia="Times New Roman" w:hAnsi="Helvetica" w:cs="Helvetica"/>
-          <w:color w:val="333333"/>
-          <w:sz w:val="21"/>
-          <w:szCs w:val="21"/>
-          <w:shd w:val="clear" w:color="auto" w:fill="FFFFFF"/>
-        </w:rPr>
-        <w:t>Psuedo</w:t>
-      </w:r>
-      <w:proofErr w:type="spellEnd"/>
-      <w:r>
-        <w:rPr>
-          <w:rFonts w:ascii="Helvetica" w:eastAsia="Times New Roman" w:hAnsi="Helvetica" w:cs="Helvetica"/>
-          <w:color w:val="333333"/>
-          <w:sz w:val="21"/>
-          <w:szCs w:val="21"/>
-          <w:shd w:val="clear" w:color="auto" w:fill="FFFFFF"/>
-        </w:rPr>
-        <w:t>-instructions]</w:t>
+        <w:t xml:space="preserve"> [replacing Psuedo-instructions]</w:t>
       </w:r>
       <w:r>
         <w:rPr>
@@ -6995,20 +5774,8 @@
                 <w:szCs w:val="21"/>
                 <w:shd w:val="clear" w:color="auto" w:fill="FFFFFF"/>
               </w:rPr>
-              <w:t xml:space="preserve"> </w:t>
-            </w:r>
-            <w:proofErr w:type="gramStart"/>
-            <w:r>
-              <w:rPr>
-                <w:rFonts w:ascii="Helvetica" w:eastAsia="Times New Roman" w:hAnsi="Helvetica" w:cs="Helvetica"/>
-                <w:color w:val="333333"/>
-                <w:sz w:val="21"/>
-                <w:szCs w:val="21"/>
-                <w:shd w:val="clear" w:color="auto" w:fill="FFFFFF"/>
-              </w:rPr>
-              <w:t>where</w:t>
-            </w:r>
-            <w:proofErr w:type="gramEnd"/>
+              <w:t xml:space="preserve"> where</w:t>
+            </w:r>
           </w:p>
           <w:p>
             <w:pPr>
@@ -7100,7 +5867,6 @@
               </w:rPr>
               <w:t xml:space="preserve">     </w:t>
             </w:r>
-            <w:proofErr w:type="spellStart"/>
             <w:r>
               <w:rPr>
                 <w:rFonts w:ascii="Helvetica" w:eastAsia="Times New Roman" w:hAnsi="Helvetica" w:cs="Helvetica"/>
@@ -7111,9 +5877,8 @@
                 <w:szCs w:val="21"/>
                 <w:shd w:val="clear" w:color="auto" w:fill="FFFFFF"/>
               </w:rPr>
-              <w:t>jal</w:t>
-            </w:r>
-            <w:proofErr w:type="spellEnd"/>
+              <w:t>jal rd, imm</w:t>
+            </w:r>
             <w:r>
               <w:rPr>
                 <w:rFonts w:ascii="Helvetica" w:eastAsia="Times New Roman" w:hAnsi="Helvetica" w:cs="Helvetica"/>
@@ -7124,9 +5889,8 @@
                 <w:szCs w:val="21"/>
                 <w:shd w:val="clear" w:color="auto" w:fill="FFFFFF"/>
               </w:rPr>
-              <w:t xml:space="preserve"> </w:t>
-            </w:r>
-            <w:proofErr w:type="spellStart"/>
+              <w:t xml:space="preserve">  # jump to PC = PC + 4 +</w:t>
+            </w:r>
             <w:r>
               <w:rPr>
                 <w:rFonts w:ascii="Helvetica" w:eastAsia="Times New Roman" w:hAnsi="Helvetica" w:cs="Helvetica"/>
@@ -7137,9 +5901,8 @@
                 <w:szCs w:val="21"/>
                 <w:shd w:val="clear" w:color="auto" w:fill="FFFFFF"/>
               </w:rPr>
-              <w:t>rd</w:t>
-            </w:r>
-            <w:proofErr w:type="spellEnd"/>
+              <w:t xml:space="preserve"> (sign extend)</w:t>
+            </w:r>
             <w:r>
               <w:rPr>
                 <w:rFonts w:ascii="Helvetica" w:eastAsia="Times New Roman" w:hAnsi="Helvetica" w:cs="Helvetica"/>
@@ -7150,11 +5913,104 @@
                 <w:szCs w:val="21"/>
                 <w:shd w:val="clear" w:color="auto" w:fill="FFFFFF"/>
               </w:rPr>
-              <w:t xml:space="preserve">, </w:t>
-            </w:r>
-            <w:proofErr w:type="spellStart"/>
-            <w:proofErr w:type="gramStart"/>
-            <w:r>
+              <w:t xml:space="preserve"> imm</w:t>
+            </w:r>
+          </w:p>
+          <w:p>
+            <w:pPr>
+              <w:rPr>
+                <w:rFonts w:ascii="Helvetica" w:eastAsia="Times New Roman" w:hAnsi="Helvetica" w:cs="Helvetica"/>
+                <w:color w:val="333333"/>
+                <w:sz w:val="21"/>
+                <w:szCs w:val="21"/>
+                <w:shd w:val="clear" w:color="auto" w:fill="FFFFFF"/>
+              </w:rPr>
+            </w:pPr>
+          </w:p>
+          <w:p>
+            <w:pPr>
+              <w:rPr>
+                <w:rFonts w:ascii="Helvetica" w:eastAsia="Times New Roman" w:hAnsi="Helvetica" w:cs="Helvetica"/>
+                <w:color w:val="333333"/>
+                <w:sz w:val="21"/>
+                <w:szCs w:val="21"/>
+                <w:shd w:val="clear" w:color="auto" w:fill="FFFFFF"/>
+              </w:rPr>
+            </w:pPr>
+            <w:r>
+              <w:rPr>
+                <w:rFonts w:ascii="Helvetica" w:eastAsia="Times New Roman" w:hAnsi="Helvetica" w:cs="Helvetica"/>
+                <w:color w:val="333333"/>
+                <w:sz w:val="21"/>
+                <w:szCs w:val="21"/>
+                <w:shd w:val="clear" w:color="auto" w:fill="FFFFFF"/>
+              </w:rPr>
+              <w:t xml:space="preserve">You will add a custom </w:t>
+            </w:r>
+            <w:r>
+              <w:rPr>
+                <w:rFonts w:ascii="Helvetica" w:eastAsia="Times New Roman" w:hAnsi="Helvetica" w:cs="Helvetica"/>
+                <w:color w:val="333333"/>
+                <w:sz w:val="21"/>
+                <w:szCs w:val="21"/>
+                <w:shd w:val="clear" w:color="auto" w:fill="FFFFFF"/>
+              </w:rPr>
+              <w:t>J</w:t>
+            </w:r>
+            <w:r>
+              <w:rPr>
+                <w:rFonts w:ascii="Helvetica" w:eastAsia="Times New Roman" w:hAnsi="Helvetica" w:cs="Helvetica"/>
+                <w:color w:val="333333"/>
+                <w:sz w:val="21"/>
+                <w:szCs w:val="21"/>
+                <w:shd w:val="clear" w:color="auto" w:fill="FFFFFF"/>
+              </w:rPr>
+              <w:t xml:space="preserve"> instruction to your implementation. </w:t>
+            </w:r>
+          </w:p>
+          <w:p>
+            <w:pPr>
+              <w:rPr>
+                <w:rFonts w:ascii="Helvetica" w:eastAsia="Times New Roman" w:hAnsi="Helvetica" w:cs="Helvetica"/>
+                <w:color w:val="333333"/>
+                <w:sz w:val="21"/>
+                <w:szCs w:val="21"/>
+                <w:shd w:val="clear" w:color="auto" w:fill="FFFFFF"/>
+              </w:rPr>
+            </w:pPr>
+            <w:r>
+              <w:rPr>
+                <w:rFonts w:ascii="Helvetica" w:eastAsia="Times New Roman" w:hAnsi="Helvetica" w:cs="Helvetica"/>
+                <w:color w:val="333333"/>
+                <w:sz w:val="21"/>
+                <w:szCs w:val="21"/>
+                <w:shd w:val="clear" w:color="auto" w:fill="FFFFFF"/>
+              </w:rPr>
+              <w:t>J-</w:t>
+            </w:r>
+            <w:r>
+              <w:rPr>
+                <w:rFonts w:ascii="Helvetica" w:eastAsia="Times New Roman" w:hAnsi="Helvetica" w:cs="Helvetica"/>
+                <w:color w:val="333333"/>
+                <w:sz w:val="21"/>
+                <w:szCs w:val="21"/>
+                <w:shd w:val="clear" w:color="auto" w:fill="FFFFFF"/>
+              </w:rPr>
+              <w:t>Type Instruction</w:t>
+            </w:r>
+            <w:r>
+              <w:rPr>
+                <w:rFonts w:ascii="Helvetica" w:eastAsia="Times New Roman" w:hAnsi="Helvetica" w:cs="Helvetica"/>
+                <w:color w:val="333333"/>
+                <w:sz w:val="21"/>
+                <w:szCs w:val="21"/>
+                <w:shd w:val="clear" w:color="auto" w:fill="FFFFFF"/>
+              </w:rPr>
+              <w:t xml:space="preserve">: </w:t>
+            </w:r>
+          </w:p>
+          <w:p>
+            <w:pPr>
               <w:rPr>
                 <w:rFonts w:ascii="Helvetica" w:eastAsia="Times New Roman" w:hAnsi="Helvetica" w:cs="Helvetica"/>
                 <w:i/>
@@ -7164,9 +6020,17 @@
                 <w:szCs w:val="21"/>
                 <w:shd w:val="clear" w:color="auto" w:fill="FFFFFF"/>
               </w:rPr>
-              <w:t>imm</w:t>
-            </w:r>
-            <w:proofErr w:type="spellEnd"/>
+            </w:pPr>
+            <w:r>
+              <w:rPr>
+                <w:rFonts w:ascii="Helvetica" w:eastAsia="Times New Roman" w:hAnsi="Helvetica" w:cs="Helvetica"/>
+                <w:color w:val="333333"/>
+                <w:sz w:val="21"/>
+                <w:szCs w:val="21"/>
+                <w:shd w:val="clear" w:color="auto" w:fill="FFFFFF"/>
+              </w:rPr>
+              <w:t xml:space="preserve">    </w:t>
+            </w:r>
             <w:r>
               <w:rPr>
                 <w:rFonts w:ascii="Helvetica" w:eastAsia="Times New Roman" w:hAnsi="Helvetica" w:cs="Helvetica"/>
@@ -7177,9 +6041,8 @@
                 <w:szCs w:val="21"/>
                 <w:shd w:val="clear" w:color="auto" w:fill="FFFFFF"/>
               </w:rPr>
-              <w:t xml:space="preserve">  #</w:t>
-            </w:r>
-            <w:proofErr w:type="gramEnd"/>
+              <w:t>j</w:t>
+            </w:r>
             <w:r>
               <w:rPr>
                 <w:rFonts w:ascii="Helvetica" w:eastAsia="Times New Roman" w:hAnsi="Helvetica" w:cs="Helvetica"/>
@@ -7190,7 +6053,7 @@
                 <w:szCs w:val="21"/>
                 <w:shd w:val="clear" w:color="auto" w:fill="FFFFFF"/>
               </w:rPr>
-              <w:t xml:space="preserve"> jump to PC = PC + 4 +</w:t>
+              <w:t xml:space="preserve"> </w:t>
             </w:r>
             <w:r>
               <w:rPr>
@@ -7202,7 +6065,7 @@
                 <w:szCs w:val="21"/>
                 <w:shd w:val="clear" w:color="auto" w:fill="FFFFFF"/>
               </w:rPr>
-              <w:t xml:space="preserve"> (sign extend)</w:t>
+              <w:t>imm</w:t>
             </w:r>
             <w:r>
               <w:rPr>
@@ -7214,9 +6077,8 @@
                 <w:szCs w:val="21"/>
                 <w:shd w:val="clear" w:color="auto" w:fill="FFFFFF"/>
               </w:rPr>
-              <w:t xml:space="preserve"> </w:t>
-            </w:r>
-            <w:proofErr w:type="spellStart"/>
+              <w:t xml:space="preserve">        #  </w:t>
+            </w:r>
             <w:r>
               <w:rPr>
                 <w:rFonts w:ascii="Helvetica" w:eastAsia="Times New Roman" w:hAnsi="Helvetica" w:cs="Helvetica"/>
@@ -7227,105 +6089,9 @@
                 <w:szCs w:val="21"/>
                 <w:shd w:val="clear" w:color="auto" w:fill="FFFFFF"/>
               </w:rPr>
-              <w:t>imm</w:t>
-            </w:r>
-            <w:proofErr w:type="spellEnd"/>
-          </w:p>
-          <w:p>
-            <w:pPr>
-              <w:rPr>
-                <w:rFonts w:ascii="Helvetica" w:eastAsia="Times New Roman" w:hAnsi="Helvetica" w:cs="Helvetica"/>
-                <w:color w:val="333333"/>
-                <w:sz w:val="21"/>
-                <w:szCs w:val="21"/>
-                <w:shd w:val="clear" w:color="auto" w:fill="FFFFFF"/>
-              </w:rPr>
-            </w:pPr>
-          </w:p>
-          <w:p>
-            <w:pPr>
-              <w:rPr>
-                <w:rFonts w:ascii="Helvetica" w:eastAsia="Times New Roman" w:hAnsi="Helvetica" w:cs="Helvetica"/>
-                <w:color w:val="333333"/>
-                <w:sz w:val="21"/>
-                <w:szCs w:val="21"/>
-                <w:shd w:val="clear" w:color="auto" w:fill="FFFFFF"/>
-              </w:rPr>
-            </w:pPr>
-            <w:r>
-              <w:rPr>
-                <w:rFonts w:ascii="Helvetica" w:eastAsia="Times New Roman" w:hAnsi="Helvetica" w:cs="Helvetica"/>
-                <w:color w:val="333333"/>
-                <w:sz w:val="21"/>
-                <w:szCs w:val="21"/>
-                <w:shd w:val="clear" w:color="auto" w:fill="FFFFFF"/>
-              </w:rPr>
-              <w:t xml:space="preserve">You will add a custom </w:t>
-            </w:r>
-            <w:r>
-              <w:rPr>
-                <w:rFonts w:ascii="Helvetica" w:eastAsia="Times New Roman" w:hAnsi="Helvetica" w:cs="Helvetica"/>
-                <w:color w:val="333333"/>
-                <w:sz w:val="21"/>
-                <w:szCs w:val="21"/>
-                <w:shd w:val="clear" w:color="auto" w:fill="FFFFFF"/>
-              </w:rPr>
-              <w:t>J</w:t>
-            </w:r>
-            <w:r>
-              <w:rPr>
-                <w:rFonts w:ascii="Helvetica" w:eastAsia="Times New Roman" w:hAnsi="Helvetica" w:cs="Helvetica"/>
-                <w:color w:val="333333"/>
-                <w:sz w:val="21"/>
-                <w:szCs w:val="21"/>
-                <w:shd w:val="clear" w:color="auto" w:fill="FFFFFF"/>
-              </w:rPr>
-              <w:t xml:space="preserve"> instruction to your implementation. </w:t>
-            </w:r>
-          </w:p>
-          <w:p>
-            <w:pPr>
-              <w:rPr>
-                <w:rFonts w:ascii="Helvetica" w:eastAsia="Times New Roman" w:hAnsi="Helvetica" w:cs="Helvetica"/>
-                <w:color w:val="333333"/>
-                <w:sz w:val="21"/>
-                <w:szCs w:val="21"/>
-                <w:shd w:val="clear" w:color="auto" w:fill="FFFFFF"/>
-              </w:rPr>
-            </w:pPr>
-            <w:r>
-              <w:rPr>
-                <w:rFonts w:ascii="Helvetica" w:eastAsia="Times New Roman" w:hAnsi="Helvetica" w:cs="Helvetica"/>
-                <w:color w:val="333333"/>
-                <w:sz w:val="21"/>
-                <w:szCs w:val="21"/>
-                <w:shd w:val="clear" w:color="auto" w:fill="FFFFFF"/>
-              </w:rPr>
-              <w:t>J-</w:t>
-            </w:r>
-            <w:r>
-              <w:rPr>
-                <w:rFonts w:ascii="Helvetica" w:eastAsia="Times New Roman" w:hAnsi="Helvetica" w:cs="Helvetica"/>
-                <w:color w:val="333333"/>
-                <w:sz w:val="21"/>
-                <w:szCs w:val="21"/>
-                <w:shd w:val="clear" w:color="auto" w:fill="FFFFFF"/>
-              </w:rPr>
-              <w:t>Type Instruction</w:t>
-            </w:r>
-            <w:r>
-              <w:rPr>
-                <w:rFonts w:ascii="Helvetica" w:eastAsia="Times New Roman" w:hAnsi="Helvetica" w:cs="Helvetica"/>
-                <w:color w:val="333333"/>
-                <w:sz w:val="21"/>
-                <w:szCs w:val="21"/>
-                <w:shd w:val="clear" w:color="auto" w:fill="FFFFFF"/>
-              </w:rPr>
-              <w:t xml:space="preserve">: </w:t>
-            </w:r>
-          </w:p>
-          <w:p>
-            <w:pPr>
+              <w:t xml:space="preserve">PC = PC + 4 + </w:t>
+            </w:r>
+            <w:r>
               <w:rPr>
                 <w:rFonts w:ascii="Helvetica" w:eastAsia="Times New Roman" w:hAnsi="Helvetica" w:cs="Helvetica"/>
                 <w:i/>
@@ -7335,119 +6101,8 @@
                 <w:szCs w:val="21"/>
                 <w:shd w:val="clear" w:color="auto" w:fill="FFFFFF"/>
               </w:rPr>
-            </w:pPr>
-            <w:r>
-              <w:rPr>
-                <w:rFonts w:ascii="Helvetica" w:eastAsia="Times New Roman" w:hAnsi="Helvetica" w:cs="Helvetica"/>
-                <w:color w:val="333333"/>
-                <w:sz w:val="21"/>
-                <w:szCs w:val="21"/>
-                <w:shd w:val="clear" w:color="auto" w:fill="FFFFFF"/>
-              </w:rPr>
-              <w:t xml:space="preserve">    </w:t>
-            </w:r>
-            <w:r>
-              <w:rPr>
-                <w:rFonts w:ascii="Helvetica" w:eastAsia="Times New Roman" w:hAnsi="Helvetica" w:cs="Helvetica"/>
-                <w:i/>
-                <w:iCs/>
-                <w:color w:val="333333"/>
-                <w:sz w:val="21"/>
-                <w:szCs w:val="21"/>
-                <w:shd w:val="clear" w:color="auto" w:fill="FFFFFF"/>
-              </w:rPr>
-              <w:t>j</w:t>
-            </w:r>
-            <w:r>
-              <w:rPr>
-                <w:rFonts w:ascii="Helvetica" w:eastAsia="Times New Roman" w:hAnsi="Helvetica" w:cs="Helvetica"/>
-                <w:i/>
-                <w:iCs/>
-                <w:color w:val="333333"/>
-                <w:sz w:val="21"/>
-                <w:szCs w:val="21"/>
-                <w:shd w:val="clear" w:color="auto" w:fill="FFFFFF"/>
-              </w:rPr>
-              <w:t xml:space="preserve"> </w:t>
-            </w:r>
-            <w:proofErr w:type="spellStart"/>
-            <w:r>
-              <w:rPr>
-                <w:rFonts w:ascii="Helvetica" w:eastAsia="Times New Roman" w:hAnsi="Helvetica" w:cs="Helvetica"/>
-                <w:i/>
-                <w:iCs/>
-                <w:color w:val="333333"/>
-                <w:sz w:val="21"/>
-                <w:szCs w:val="21"/>
-                <w:shd w:val="clear" w:color="auto" w:fill="FFFFFF"/>
-              </w:rPr>
               <w:t>imm</w:t>
             </w:r>
-            <w:proofErr w:type="spellEnd"/>
-            <w:r>
-              <w:rPr>
-                <w:rFonts w:ascii="Helvetica" w:eastAsia="Times New Roman" w:hAnsi="Helvetica" w:cs="Helvetica"/>
-                <w:i/>
-                <w:iCs/>
-                <w:color w:val="333333"/>
-                <w:sz w:val="21"/>
-                <w:szCs w:val="21"/>
-                <w:shd w:val="clear" w:color="auto" w:fill="FFFFFF"/>
-              </w:rPr>
-              <w:t xml:space="preserve">        </w:t>
-            </w:r>
-            <w:proofErr w:type="gramStart"/>
-            <w:r>
-              <w:rPr>
-                <w:rFonts w:ascii="Helvetica" w:eastAsia="Times New Roman" w:hAnsi="Helvetica" w:cs="Helvetica"/>
-                <w:i/>
-                <w:iCs/>
-                <w:color w:val="333333"/>
-                <w:sz w:val="21"/>
-                <w:szCs w:val="21"/>
-                <w:shd w:val="clear" w:color="auto" w:fill="FFFFFF"/>
-              </w:rPr>
-              <w:t xml:space="preserve">#  </w:t>
-            </w:r>
-            <w:r>
-              <w:rPr>
-                <w:rFonts w:ascii="Helvetica" w:eastAsia="Times New Roman" w:hAnsi="Helvetica" w:cs="Helvetica"/>
-                <w:i/>
-                <w:iCs/>
-                <w:color w:val="333333"/>
-                <w:sz w:val="21"/>
-                <w:szCs w:val="21"/>
-                <w:shd w:val="clear" w:color="auto" w:fill="FFFFFF"/>
-              </w:rPr>
-              <w:t>PC</w:t>
-            </w:r>
-            <w:proofErr w:type="gramEnd"/>
-            <w:r>
-              <w:rPr>
-                <w:rFonts w:ascii="Helvetica" w:eastAsia="Times New Roman" w:hAnsi="Helvetica" w:cs="Helvetica"/>
-                <w:i/>
-                <w:iCs/>
-                <w:color w:val="333333"/>
-                <w:sz w:val="21"/>
-                <w:szCs w:val="21"/>
-                <w:shd w:val="clear" w:color="auto" w:fill="FFFFFF"/>
-              </w:rPr>
-              <w:t xml:space="preserve"> = PC + 4 + </w:t>
-            </w:r>
-            <w:proofErr w:type="spellStart"/>
-            <w:r>
-              <w:rPr>
-                <w:rFonts w:ascii="Helvetica" w:eastAsia="Times New Roman" w:hAnsi="Helvetica" w:cs="Helvetica"/>
-                <w:i/>
-                <w:iCs/>
-                <w:color w:val="333333"/>
-                <w:sz w:val="21"/>
-                <w:szCs w:val="21"/>
-                <w:shd w:val="clear" w:color="auto" w:fill="FFFFFF"/>
-              </w:rPr>
-              <w:t>imm</w:t>
-            </w:r>
-            <w:proofErr w:type="spellEnd"/>
           </w:p>
           <w:p>
             <w:pPr>
@@ -7469,27 +6124,15 @@
               </w:rPr>
               <w:t xml:space="preserve">         </w:t>
             </w:r>
-            <w:proofErr w:type="spellStart"/>
-            <w:r>
-              <w:rPr>
-                <w:rFonts w:ascii="Helvetica" w:eastAsia="Times New Roman" w:hAnsi="Helvetica" w:cs="Helvetica"/>
-                <w:color w:val="333333"/>
-                <w:sz w:val="21"/>
-                <w:szCs w:val="21"/>
-                <w:shd w:val="clear" w:color="auto" w:fill="FFFFFF"/>
-              </w:rPr>
-              <w:t>imm</w:t>
-            </w:r>
-            <w:proofErr w:type="spellEnd"/>
-            <w:r>
-              <w:rPr>
-                <w:rFonts w:ascii="Helvetica" w:eastAsia="Times New Roman" w:hAnsi="Helvetica" w:cs="Helvetica"/>
-                <w:color w:val="333333"/>
-                <w:sz w:val="21"/>
-                <w:szCs w:val="21"/>
-                <w:shd w:val="clear" w:color="auto" w:fill="FFFFFF"/>
-              </w:rPr>
-              <w:t>:</w:t>
+            <w:r>
+              <w:rPr>
+                <w:rFonts w:ascii="Helvetica" w:eastAsia="Times New Roman" w:hAnsi="Helvetica" w:cs="Helvetica"/>
+                <w:color w:val="333333"/>
+                <w:sz w:val="21"/>
+                <w:szCs w:val="21"/>
+                <w:shd w:val="clear" w:color="auto" w:fill="FFFFFF"/>
+              </w:rPr>
+              <w:t>imm:</w:t>
             </w:r>
             <w:r>
               <w:rPr>
@@ -7563,41 +6206,17 @@
                 <w:szCs w:val="21"/>
                 <w:shd w:val="clear" w:color="auto" w:fill="FFFFFF"/>
               </w:rPr>
-              <w:t xml:space="preserve">    “&lt;</w:t>
-            </w:r>
-            <w:proofErr w:type="spellStart"/>
-            <w:proofErr w:type="gramStart"/>
-            <w:r>
-              <w:rPr>
-                <w:rFonts w:ascii="Helvetica" w:eastAsia="Times New Roman" w:hAnsi="Helvetica" w:cs="Helvetica"/>
-                <w:color w:val="333333"/>
-                <w:sz w:val="21"/>
-                <w:szCs w:val="21"/>
-                <w:shd w:val="clear" w:color="auto" w:fill="FFFFFF"/>
-              </w:rPr>
-              <w:t>imm</w:t>
-            </w:r>
-            <w:proofErr w:type="spellEnd"/>
-            <w:r>
-              <w:rPr>
-                <w:rFonts w:ascii="Helvetica" w:eastAsia="Times New Roman" w:hAnsi="Helvetica" w:cs="Helvetica"/>
-                <w:color w:val="333333"/>
-                <w:sz w:val="21"/>
-                <w:szCs w:val="21"/>
-                <w:shd w:val="clear" w:color="auto" w:fill="FFFFFF"/>
-              </w:rPr>
-              <w:t>[</w:t>
-            </w:r>
-            <w:proofErr w:type="gramEnd"/>
-            <w:r>
-              <w:rPr>
-                <w:rFonts w:ascii="Helvetica" w:eastAsia="Times New Roman" w:hAnsi="Helvetica" w:cs="Helvetica"/>
-                <w:color w:val="333333"/>
-                <w:sz w:val="21"/>
-                <w:szCs w:val="21"/>
-                <w:shd w:val="clear" w:color="auto" w:fill="FFFFFF"/>
-              </w:rPr>
-              <w:t>20]</w:t>
+              <w:t xml:space="preserve">    “&lt;imm</w:t>
+            </w:r>
+            <w:r>
+              <w:rPr>
+                <w:rFonts w:ascii="Helvetica" w:eastAsia="Times New Roman" w:hAnsi="Helvetica" w:cs="Helvetica"/>
+                <w:color w:val="333333"/>
+                <w:sz w:val="21"/>
+                <w:szCs w:val="21"/>
+                <w:shd w:val="clear" w:color="auto" w:fill="FFFFFF"/>
+              </w:rPr>
+              <w:t>[20]</w:t>
             </w:r>
             <w:r>
               <w:rPr>
@@ -7617,41 +6236,7 @@
                 <w:szCs w:val="21"/>
                 <w:shd w:val="clear" w:color="auto" w:fill="FFFFFF"/>
               </w:rPr>
-              <w:t>&lt;</w:t>
-            </w:r>
-            <w:proofErr w:type="spellStart"/>
-            <w:proofErr w:type="gramStart"/>
-            <w:r>
-              <w:rPr>
-                <w:rFonts w:ascii="Helvetica" w:eastAsia="Times New Roman" w:hAnsi="Helvetica" w:cs="Helvetica"/>
-                <w:color w:val="333333"/>
-                <w:sz w:val="21"/>
-                <w:szCs w:val="21"/>
-                <w:shd w:val="clear" w:color="auto" w:fill="FFFFFF"/>
-              </w:rPr>
-              <w:t>imm</w:t>
-            </w:r>
-            <w:proofErr w:type="spellEnd"/>
-            <w:r>
-              <w:rPr>
-                <w:rFonts w:ascii="Helvetica" w:eastAsia="Times New Roman" w:hAnsi="Helvetica" w:cs="Helvetica"/>
-                <w:color w:val="333333"/>
-                <w:sz w:val="21"/>
-                <w:szCs w:val="21"/>
-                <w:shd w:val="clear" w:color="auto" w:fill="FFFFFF"/>
-              </w:rPr>
-              <w:t>[</w:t>
-            </w:r>
-            <w:proofErr w:type="gramEnd"/>
-            <w:r>
-              <w:rPr>
-                <w:rFonts w:ascii="Helvetica" w:eastAsia="Times New Roman" w:hAnsi="Helvetica" w:cs="Helvetica"/>
-                <w:color w:val="333333"/>
-                <w:sz w:val="21"/>
-                <w:szCs w:val="21"/>
-                <w:shd w:val="clear" w:color="auto" w:fill="FFFFFF"/>
-              </w:rPr>
-              <w:t>10</w:t>
+              <w:t>&lt;imm[10</w:t>
             </w:r>
             <w:r>
               <w:rPr>
@@ -7681,117 +6266,27 @@
                 <w:szCs w:val="21"/>
                 <w:shd w:val="clear" w:color="auto" w:fill="FFFFFF"/>
               </w:rPr>
-              <w:t>&lt;</w:t>
-            </w:r>
-            <w:proofErr w:type="spellStart"/>
-            <w:proofErr w:type="gramStart"/>
-            <w:r>
-              <w:rPr>
-                <w:rFonts w:ascii="Helvetica" w:eastAsia="Times New Roman" w:hAnsi="Helvetica" w:cs="Helvetica"/>
-                <w:color w:val="333333"/>
-                <w:sz w:val="21"/>
-                <w:szCs w:val="21"/>
-                <w:shd w:val="clear" w:color="auto" w:fill="FFFFFF"/>
-              </w:rPr>
-              <w:t>imm</w:t>
-            </w:r>
-            <w:proofErr w:type="spellEnd"/>
-            <w:r>
-              <w:rPr>
-                <w:rFonts w:ascii="Helvetica" w:eastAsia="Times New Roman" w:hAnsi="Helvetica" w:cs="Helvetica"/>
-                <w:color w:val="333333"/>
-                <w:sz w:val="21"/>
-                <w:szCs w:val="21"/>
-                <w:shd w:val="clear" w:color="auto" w:fill="FFFFFF"/>
-              </w:rPr>
-              <w:t>[</w:t>
-            </w:r>
-            <w:proofErr w:type="gramEnd"/>
-            <w:r>
-              <w:rPr>
-                <w:rFonts w:ascii="Helvetica" w:eastAsia="Times New Roman" w:hAnsi="Helvetica" w:cs="Helvetica"/>
-                <w:color w:val="333333"/>
-                <w:sz w:val="21"/>
-                <w:szCs w:val="21"/>
-                <w:shd w:val="clear" w:color="auto" w:fill="FFFFFF"/>
-              </w:rPr>
-              <w:t>11]&gt;</w:t>
-            </w:r>
-            <w:r>
-              <w:rPr>
-                <w:rFonts w:ascii="Helvetica" w:eastAsia="Times New Roman" w:hAnsi="Helvetica" w:cs="Helvetica"/>
-                <w:color w:val="333333"/>
-                <w:sz w:val="21"/>
-                <w:szCs w:val="21"/>
-                <w:shd w:val="clear" w:color="auto" w:fill="FFFFFF"/>
-              </w:rPr>
-              <w:t xml:space="preserve"> &lt;</w:t>
-            </w:r>
-            <w:proofErr w:type="spellStart"/>
-            <w:proofErr w:type="gramStart"/>
-            <w:r>
-              <w:rPr>
-                <w:rFonts w:ascii="Helvetica" w:eastAsia="Times New Roman" w:hAnsi="Helvetica" w:cs="Helvetica"/>
-                <w:color w:val="333333"/>
-                <w:sz w:val="21"/>
-                <w:szCs w:val="21"/>
-                <w:shd w:val="clear" w:color="auto" w:fill="FFFFFF"/>
-              </w:rPr>
-              <w:t>imm</w:t>
-            </w:r>
-            <w:proofErr w:type="spellEnd"/>
-            <w:r>
-              <w:rPr>
-                <w:rFonts w:ascii="Helvetica" w:eastAsia="Times New Roman" w:hAnsi="Helvetica" w:cs="Helvetica"/>
-                <w:color w:val="333333"/>
-                <w:sz w:val="21"/>
-                <w:szCs w:val="21"/>
-                <w:shd w:val="clear" w:color="auto" w:fill="FFFFFF"/>
-              </w:rPr>
-              <w:t>[</w:t>
-            </w:r>
-            <w:proofErr w:type="gramEnd"/>
-            <w:r>
-              <w:rPr>
-                <w:rFonts w:ascii="Helvetica" w:eastAsia="Times New Roman" w:hAnsi="Helvetica" w:cs="Helvetica"/>
-                <w:color w:val="333333"/>
-                <w:sz w:val="21"/>
-                <w:szCs w:val="21"/>
-                <w:shd w:val="clear" w:color="auto" w:fill="FFFFFF"/>
-              </w:rPr>
-              <w:t>19:12]&gt;</w:t>
-            </w:r>
-            <w:r>
-              <w:rPr>
-                <w:rFonts w:ascii="Helvetica" w:eastAsia="Times New Roman" w:hAnsi="Helvetica" w:cs="Helvetica"/>
-                <w:color w:val="333333"/>
-                <w:sz w:val="21"/>
-                <w:szCs w:val="21"/>
-                <w:shd w:val="clear" w:color="auto" w:fill="FFFFFF"/>
-              </w:rPr>
-              <w:t xml:space="preserve">&lt;5-bit </w:t>
-            </w:r>
-            <w:proofErr w:type="spellStart"/>
-            <w:r>
-              <w:rPr>
-                <w:rFonts w:ascii="Helvetica" w:eastAsia="Times New Roman" w:hAnsi="Helvetica" w:cs="Helvetica"/>
-                <w:color w:val="333333"/>
-                <w:sz w:val="21"/>
-                <w:szCs w:val="21"/>
-                <w:shd w:val="clear" w:color="auto" w:fill="FFFFFF"/>
-              </w:rPr>
-              <w:t>rd</w:t>
-            </w:r>
-            <w:proofErr w:type="spellEnd"/>
-            <w:r>
-              <w:rPr>
-                <w:rFonts w:ascii="Helvetica" w:eastAsia="Times New Roman" w:hAnsi="Helvetica" w:cs="Helvetica"/>
-                <w:color w:val="333333"/>
-                <w:sz w:val="21"/>
-                <w:szCs w:val="21"/>
-                <w:shd w:val="clear" w:color="auto" w:fill="FFFFFF"/>
-              </w:rPr>
-              <w:t>&gt;</w:t>
+              <w:t>&lt;imm[11]&gt;</w:t>
+            </w:r>
+            <w:r>
+              <w:rPr>
+                <w:rFonts w:ascii="Helvetica" w:eastAsia="Times New Roman" w:hAnsi="Helvetica" w:cs="Helvetica"/>
+                <w:color w:val="333333"/>
+                <w:sz w:val="21"/>
+                <w:szCs w:val="21"/>
+                <w:shd w:val="clear" w:color="auto" w:fill="FFFFFF"/>
+              </w:rPr>
+              <w:t xml:space="preserve"> &lt;imm[19:12]&gt;</w:t>
+            </w:r>
+            <w:r>
+              <w:rPr>
+                <w:rFonts w:ascii="Helvetica" w:eastAsia="Times New Roman" w:hAnsi="Helvetica" w:cs="Helvetica"/>
+                <w:color w:val="333333"/>
+                <w:sz w:val="21"/>
+                <w:szCs w:val="21"/>
+                <w:shd w:val="clear" w:color="auto" w:fill="FFFFFF"/>
+              </w:rPr>
+              <w:t>&lt;5-bit rd&gt;</w:t>
             </w:r>
             <w:r>
               <w:t xml:space="preserve"> </w:t>
@@ -7827,27 +6322,15 @@
               </w:rPr>
               <w:t xml:space="preserve">    </w:t>
             </w:r>
-            <w:proofErr w:type="spellStart"/>
-            <w:r>
-              <w:rPr>
-                <w:rFonts w:ascii="Helvetica" w:eastAsia="Times New Roman" w:hAnsi="Helvetica" w:cs="Helvetica"/>
-                <w:color w:val="333333"/>
-                <w:sz w:val="21"/>
-                <w:szCs w:val="21"/>
-                <w:shd w:val="clear" w:color="auto" w:fill="FFFFFF"/>
-              </w:rPr>
-              <w:t>rd</w:t>
-            </w:r>
-            <w:proofErr w:type="spellEnd"/>
-            <w:r>
-              <w:rPr>
-                <w:rFonts w:ascii="Helvetica" w:eastAsia="Times New Roman" w:hAnsi="Helvetica" w:cs="Helvetica"/>
-                <w:color w:val="333333"/>
-                <w:sz w:val="21"/>
-                <w:szCs w:val="21"/>
-                <w:shd w:val="clear" w:color="auto" w:fill="FFFFFF"/>
-              </w:rPr>
-              <w:t xml:space="preserve"> = not used</w:t>
+            <w:r>
+              <w:rPr>
+                <w:rFonts w:ascii="Helvetica" w:eastAsia="Times New Roman" w:hAnsi="Helvetica" w:cs="Helvetica"/>
+                <w:color w:val="333333"/>
+                <w:sz w:val="21"/>
+                <w:szCs w:val="21"/>
+                <w:shd w:val="clear" w:color="auto" w:fill="FFFFFF"/>
+              </w:rPr>
+              <w:t>rd = not used</w:t>
             </w:r>
             <w:r>
               <w:rPr>
@@ -7931,7 +6414,6 @@
                 <w:shd w:val="clear" w:color="auto" w:fill="FFFFFF"/>
               </w:rPr>
             </w:pPr>
-            <w:proofErr w:type="gramStart"/>
             <w:r>
               <w:rPr>
                 <w:rFonts w:ascii="Helvetica" w:hAnsi="Helvetica" w:cs="Helvetica"/>
@@ -7940,9 +6422,8 @@
                 <w:szCs w:val="21"/>
                 <w:shd w:val="clear" w:color="auto" w:fill="FFFFFF"/>
               </w:rPr>
-              <w:t>So</w:t>
-            </w:r>
-            <w:proofErr w:type="gramEnd"/>
+              <w:t>So the final PC = PC + 4 + (sign extend)(imm</w:t>
+            </w:r>
             <w:r>
               <w:rPr>
                 <w:rFonts w:ascii="Helvetica" w:hAnsi="Helvetica" w:cs="Helvetica"/>
@@ -7951,10 +6432,11 @@
                 <w:szCs w:val="21"/>
                 <w:shd w:val="clear" w:color="auto" w:fill="FFFFFF"/>
               </w:rPr>
-              <w:t xml:space="preserve"> the final PC = PC + 4 + (sign </w:t>
-            </w:r>
-            <w:proofErr w:type="gramStart"/>
-            <w:r>
+              <w:t>[20:1])</w:t>
+            </w:r>
+          </w:p>
+          <w:p>
+            <w:pPr>
               <w:rPr>
                 <w:rFonts w:ascii="Helvetica" w:hAnsi="Helvetica" w:cs="Helvetica"/>
                 <w:color w:val="333333"/>
@@ -7962,9 +6444,7 @@
                 <w:szCs w:val="21"/>
                 <w:shd w:val="clear" w:color="auto" w:fill="FFFFFF"/>
               </w:rPr>
-              <w:t>extend)(</w:t>
-            </w:r>
-            <w:proofErr w:type="spellStart"/>
+            </w:pPr>
             <w:r>
               <w:rPr>
                 <w:rFonts w:ascii="Helvetica" w:hAnsi="Helvetica" w:cs="Helvetica"/>
@@ -7973,84 +6453,7 @@
                 <w:szCs w:val="21"/>
                 <w:shd w:val="clear" w:color="auto" w:fill="FFFFFF"/>
               </w:rPr>
-              <w:t>imm</w:t>
-            </w:r>
-            <w:proofErr w:type="spellEnd"/>
-            <w:r>
-              <w:rPr>
-                <w:rFonts w:ascii="Helvetica" w:hAnsi="Helvetica" w:cs="Helvetica"/>
-                <w:color w:val="333333"/>
-                <w:sz w:val="21"/>
-                <w:szCs w:val="21"/>
-                <w:shd w:val="clear" w:color="auto" w:fill="FFFFFF"/>
-              </w:rPr>
-              <w:t>[</w:t>
-            </w:r>
-            <w:proofErr w:type="gramEnd"/>
-            <w:r>
-              <w:rPr>
-                <w:rFonts w:ascii="Helvetica" w:hAnsi="Helvetica" w:cs="Helvetica"/>
-                <w:color w:val="333333"/>
-                <w:sz w:val="21"/>
-                <w:szCs w:val="21"/>
-                <w:shd w:val="clear" w:color="auto" w:fill="FFFFFF"/>
-              </w:rPr>
-              <w:t>20:1])</w:t>
-            </w:r>
-          </w:p>
-          <w:p>
-            <w:pPr>
-              <w:rPr>
-                <w:rFonts w:ascii="Helvetica" w:hAnsi="Helvetica" w:cs="Helvetica"/>
-                <w:color w:val="333333"/>
-                <w:sz w:val="21"/>
-                <w:szCs w:val="21"/>
-                <w:shd w:val="clear" w:color="auto" w:fill="FFFFFF"/>
-              </w:rPr>
-            </w:pPr>
-            <w:r>
-              <w:rPr>
-                <w:rFonts w:ascii="Helvetica" w:hAnsi="Helvetica" w:cs="Helvetica"/>
-                <w:color w:val="333333"/>
-                <w:sz w:val="21"/>
-                <w:szCs w:val="21"/>
-                <w:shd w:val="clear" w:color="auto" w:fill="FFFFFF"/>
-              </w:rPr>
-              <w:t xml:space="preserve">Note: for our implementation, </w:t>
-            </w:r>
-            <w:proofErr w:type="spellStart"/>
-            <w:proofErr w:type="gramStart"/>
-            <w:r>
-              <w:rPr>
-                <w:rFonts w:ascii="Helvetica" w:hAnsi="Helvetica" w:cs="Helvetica"/>
-                <w:color w:val="333333"/>
-                <w:sz w:val="21"/>
-                <w:szCs w:val="21"/>
-                <w:shd w:val="clear" w:color="auto" w:fill="FFFFFF"/>
-              </w:rPr>
-              <w:t>imm</w:t>
-            </w:r>
-            <w:proofErr w:type="spellEnd"/>
-            <w:r>
-              <w:rPr>
-                <w:rFonts w:ascii="Helvetica" w:hAnsi="Helvetica" w:cs="Helvetica"/>
-                <w:color w:val="333333"/>
-                <w:sz w:val="21"/>
-                <w:szCs w:val="21"/>
-                <w:shd w:val="clear" w:color="auto" w:fill="FFFFFF"/>
-              </w:rPr>
-              <w:t>[</w:t>
-            </w:r>
-            <w:proofErr w:type="gramEnd"/>
-            <w:r>
-              <w:rPr>
-                <w:rFonts w:ascii="Helvetica" w:hAnsi="Helvetica" w:cs="Helvetica"/>
-                <w:color w:val="333333"/>
-                <w:sz w:val="21"/>
-                <w:szCs w:val="21"/>
-                <w:shd w:val="clear" w:color="auto" w:fill="FFFFFF"/>
-              </w:rPr>
-              <w:t>20:1] points to a byte</w:t>
+              <w:t>Note: for our implementation, imm[20:1] points to a byte</w:t>
             </w:r>
             <w:r>
               <w:rPr>
@@ -8156,20 +6559,8 @@
                 <w:szCs w:val="21"/>
                 <w:shd w:val="clear" w:color="auto" w:fill="FFFFFF"/>
               </w:rPr>
-              <w:t xml:space="preserve"> </w:t>
-            </w:r>
-            <w:proofErr w:type="gramStart"/>
-            <w:r>
-              <w:rPr>
-                <w:rFonts w:ascii="Helvetica" w:eastAsia="Times New Roman" w:hAnsi="Helvetica" w:cs="Helvetica"/>
-                <w:color w:val="333333"/>
-                <w:sz w:val="21"/>
-                <w:szCs w:val="21"/>
-                <w:shd w:val="clear" w:color="auto" w:fill="FFFFFF"/>
-              </w:rPr>
-              <w:t>where</w:t>
-            </w:r>
-            <w:proofErr w:type="gramEnd"/>
+              <w:t xml:space="preserve"> where</w:t>
+            </w:r>
           </w:p>
           <w:p>
             <w:pPr>
@@ -8193,7 +6584,6 @@
               </w:rPr>
               <w:t xml:space="preserve">     </w:t>
             </w:r>
-            <w:proofErr w:type="spellStart"/>
             <w:r>
               <w:rPr>
                 <w:rFonts w:ascii="Helvetica" w:eastAsia="Times New Roman" w:hAnsi="Helvetica" w:cs="Helvetica"/>
@@ -8204,9 +6594,8 @@
                 <w:szCs w:val="21"/>
                 <w:shd w:val="clear" w:color="auto" w:fill="FFFFFF"/>
               </w:rPr>
-              <w:t>subi</w:t>
-            </w:r>
-            <w:proofErr w:type="spellEnd"/>
+              <w:t xml:space="preserve">subi </w:t>
+            </w:r>
             <w:r>
               <w:rPr>
                 <w:rFonts w:ascii="Helvetica" w:eastAsia="Times New Roman" w:hAnsi="Helvetica" w:cs="Helvetica"/>
@@ -8217,9 +6606,8 @@
                 <w:szCs w:val="21"/>
                 <w:shd w:val="clear" w:color="auto" w:fill="FFFFFF"/>
               </w:rPr>
-              <w:t xml:space="preserve"> </w:t>
-            </w:r>
-            <w:proofErr w:type="spellStart"/>
+              <w:t>rd, rs1, imm</w:t>
+            </w:r>
             <w:r>
               <w:rPr>
                 <w:rFonts w:ascii="Helvetica" w:eastAsia="Times New Roman" w:hAnsi="Helvetica" w:cs="Helvetica"/>
@@ -8230,9 +6618,8 @@
                 <w:szCs w:val="21"/>
                 <w:shd w:val="clear" w:color="auto" w:fill="FFFFFF"/>
               </w:rPr>
-              <w:t>rd</w:t>
-            </w:r>
-            <w:proofErr w:type="spellEnd"/>
+              <w:t xml:space="preserve"> </w:t>
+            </w:r>
             <w:r>
               <w:rPr>
                 <w:rFonts w:ascii="Helvetica" w:eastAsia="Times New Roman" w:hAnsi="Helvetica" w:cs="Helvetica"/>
@@ -8243,9 +6630,8 @@
                 <w:szCs w:val="21"/>
                 <w:shd w:val="clear" w:color="auto" w:fill="FFFFFF"/>
               </w:rPr>
-              <w:t xml:space="preserve">, rs1, </w:t>
-            </w:r>
-            <w:proofErr w:type="spellStart"/>
+              <w:t xml:space="preserve">       </w:t>
+            </w:r>
             <w:r>
               <w:rPr>
                 <w:rFonts w:ascii="Helvetica" w:eastAsia="Times New Roman" w:hAnsi="Helvetica" w:cs="Helvetica"/>
@@ -8256,85 +6642,8 @@
                 <w:szCs w:val="21"/>
                 <w:shd w:val="clear" w:color="auto" w:fill="FFFFFF"/>
               </w:rPr>
-              <w:t>imm</w:t>
-            </w:r>
-            <w:proofErr w:type="spellEnd"/>
-            <w:r>
-              <w:rPr>
-                <w:rFonts w:ascii="Helvetica" w:eastAsia="Times New Roman" w:hAnsi="Helvetica" w:cs="Helvetica"/>
-                <w:i/>
-                <w:iCs/>
-                <w:color w:val="333333"/>
-                <w:sz w:val="21"/>
-                <w:szCs w:val="21"/>
-                <w:shd w:val="clear" w:color="auto" w:fill="FFFFFF"/>
-              </w:rPr>
-              <w:t xml:space="preserve"> </w:t>
-            </w:r>
-            <w:r>
-              <w:rPr>
-                <w:rFonts w:ascii="Helvetica" w:eastAsia="Times New Roman" w:hAnsi="Helvetica" w:cs="Helvetica"/>
-                <w:i/>
-                <w:iCs/>
-                <w:color w:val="333333"/>
-                <w:sz w:val="21"/>
-                <w:szCs w:val="21"/>
-                <w:shd w:val="clear" w:color="auto" w:fill="FFFFFF"/>
-              </w:rPr>
-              <w:t xml:space="preserve">       </w:t>
-            </w:r>
-            <w:r>
-              <w:rPr>
-                <w:rFonts w:ascii="Helvetica" w:eastAsia="Times New Roman" w:hAnsi="Helvetica" w:cs="Helvetica"/>
-                <w:i/>
-                <w:iCs/>
-                <w:color w:val="333333"/>
-                <w:sz w:val="21"/>
-                <w:szCs w:val="21"/>
-                <w:shd w:val="clear" w:color="auto" w:fill="FFFFFF"/>
-              </w:rPr>
-              <w:t xml:space="preserve"> # </w:t>
-            </w:r>
-            <w:proofErr w:type="spellStart"/>
-            <w:r>
-              <w:rPr>
-                <w:rFonts w:ascii="Helvetica" w:eastAsia="Times New Roman" w:hAnsi="Helvetica" w:cs="Helvetica"/>
-                <w:i/>
-                <w:iCs/>
-                <w:color w:val="333333"/>
-                <w:sz w:val="21"/>
-                <w:szCs w:val="21"/>
-                <w:shd w:val="clear" w:color="auto" w:fill="FFFFFF"/>
-              </w:rPr>
-              <w:t>rd</w:t>
-            </w:r>
-            <w:proofErr w:type="spellEnd"/>
-            <w:r>
-              <w:rPr>
-                <w:rFonts w:ascii="Helvetica" w:eastAsia="Times New Roman" w:hAnsi="Helvetica" w:cs="Helvetica"/>
-                <w:i/>
-                <w:iCs/>
-                <w:color w:val="333333"/>
-                <w:sz w:val="21"/>
-                <w:szCs w:val="21"/>
-                <w:shd w:val="clear" w:color="auto" w:fill="FFFFFF"/>
-              </w:rPr>
-              <w:t xml:space="preserve"> = rs1 - </w:t>
-            </w:r>
-            <w:proofErr w:type="spellStart"/>
-            <w:r>
-              <w:rPr>
-                <w:rFonts w:ascii="Helvetica" w:eastAsia="Times New Roman" w:hAnsi="Helvetica" w:cs="Helvetica"/>
-                <w:i/>
-                <w:iCs/>
-                <w:color w:val="333333"/>
-                <w:sz w:val="21"/>
-                <w:szCs w:val="21"/>
-                <w:shd w:val="clear" w:color="auto" w:fill="FFFFFF"/>
-              </w:rPr>
-              <w:t>imm</w:t>
-            </w:r>
-            <w:proofErr w:type="spellEnd"/>
+              <w:t xml:space="preserve"> # rd = rs1 - imm</w:t>
+            </w:r>
           </w:p>
           <w:p>
             <w:pPr>
@@ -8375,64 +6684,8 @@
                 <w:szCs w:val="21"/>
                 <w:shd w:val="clear" w:color="auto" w:fill="FFFFFF"/>
               </w:rPr>
-              <w:t xml:space="preserve">     </w:t>
-            </w:r>
-            <w:proofErr w:type="spellStart"/>
-            <w:r>
-              <w:rPr>
-                <w:rFonts w:ascii="Helvetica" w:eastAsia="Times New Roman" w:hAnsi="Helvetica" w:cs="Helvetica"/>
-                <w:color w:val="333333"/>
-                <w:sz w:val="21"/>
-                <w:szCs w:val="21"/>
-                <w:shd w:val="clear" w:color="auto" w:fill="FFFFFF"/>
-              </w:rPr>
-              <w:t>addi</w:t>
-            </w:r>
-            <w:proofErr w:type="spellEnd"/>
-            <w:r>
-              <w:rPr>
-                <w:rFonts w:ascii="Helvetica" w:eastAsia="Times New Roman" w:hAnsi="Helvetica" w:cs="Helvetica"/>
-                <w:color w:val="333333"/>
-                <w:sz w:val="21"/>
-                <w:szCs w:val="21"/>
-                <w:shd w:val="clear" w:color="auto" w:fill="FFFFFF"/>
-              </w:rPr>
-              <w:t xml:space="preserve"> </w:t>
-            </w:r>
-            <w:proofErr w:type="spellStart"/>
-            <w:r>
-              <w:rPr>
-                <w:rFonts w:ascii="Helvetica" w:eastAsia="Times New Roman" w:hAnsi="Helvetica" w:cs="Helvetica"/>
-                <w:color w:val="333333"/>
-                <w:sz w:val="21"/>
-                <w:szCs w:val="21"/>
-                <w:shd w:val="clear" w:color="auto" w:fill="FFFFFF"/>
-              </w:rPr>
-              <w:t>rd</w:t>
-            </w:r>
-            <w:proofErr w:type="spellEnd"/>
-            <w:r>
-              <w:rPr>
-                <w:rFonts w:ascii="Helvetica" w:eastAsia="Times New Roman" w:hAnsi="Helvetica" w:cs="Helvetica"/>
-                <w:color w:val="333333"/>
-                <w:sz w:val="21"/>
-                <w:szCs w:val="21"/>
-                <w:shd w:val="clear" w:color="auto" w:fill="FFFFFF"/>
-              </w:rPr>
-              <w:t xml:space="preserve"> rs1, </w:t>
-            </w:r>
-            <w:proofErr w:type="spellStart"/>
-            <w:r>
-              <w:rPr>
-                <w:rFonts w:ascii="Helvetica" w:eastAsia="Times New Roman" w:hAnsi="Helvetica" w:cs="Helvetica"/>
-                <w:color w:val="333333"/>
-                <w:sz w:val="21"/>
-                <w:szCs w:val="21"/>
-                <w:shd w:val="clear" w:color="auto" w:fill="FFFFFF"/>
-              </w:rPr>
-              <w:t>imm</w:t>
-            </w:r>
-            <w:proofErr w:type="spellEnd"/>
+              <w:t xml:space="preserve">     addi rd rs1, imm</w:t>
+            </w:r>
             <w:r>
               <w:rPr>
                 <w:rFonts w:ascii="Helvetica" w:eastAsia="Times New Roman" w:hAnsi="Helvetica" w:cs="Helvetica"/>
@@ -8461,52 +6714,18 @@
                 <w:szCs w:val="21"/>
                 <w:shd w:val="clear" w:color="auto" w:fill="FFFFFF"/>
               </w:rPr>
-              <w:t xml:space="preserve"> </w:t>
-            </w:r>
-            <w:proofErr w:type="spellStart"/>
-            <w:r>
-              <w:rPr>
-                <w:rFonts w:ascii="Helvetica" w:eastAsia="Times New Roman" w:hAnsi="Helvetica" w:cs="Helvetica"/>
-                <w:color w:val="333333"/>
-                <w:sz w:val="21"/>
-                <w:szCs w:val="21"/>
-                <w:shd w:val="clear" w:color="auto" w:fill="FFFFFF"/>
-              </w:rPr>
-              <w:t>rd</w:t>
-            </w:r>
-            <w:proofErr w:type="spellEnd"/>
-            <w:r>
-              <w:rPr>
-                <w:rFonts w:ascii="Helvetica" w:eastAsia="Times New Roman" w:hAnsi="Helvetica" w:cs="Helvetica"/>
-                <w:color w:val="333333"/>
-                <w:sz w:val="21"/>
-                <w:szCs w:val="21"/>
-                <w:shd w:val="clear" w:color="auto" w:fill="FFFFFF"/>
-              </w:rPr>
-              <w:t xml:space="preserve"> </w:t>
-            </w:r>
-            <w:r>
-              <w:rPr>
-                <w:rFonts w:ascii="Helvetica" w:eastAsia="Times New Roman" w:hAnsi="Helvetica" w:cs="Helvetica"/>
-                <w:color w:val="333333"/>
-                <w:sz w:val="21"/>
-                <w:szCs w:val="21"/>
-                <w:shd w:val="clear" w:color="auto" w:fill="FFFFFF"/>
-              </w:rPr>
-              <w:t>= rs1 + -</w:t>
-            </w:r>
-            <w:proofErr w:type="spellStart"/>
-            <w:r>
-              <w:rPr>
-                <w:rFonts w:ascii="Helvetica" w:eastAsia="Times New Roman" w:hAnsi="Helvetica" w:cs="Helvetica"/>
-                <w:color w:val="333333"/>
-                <w:sz w:val="21"/>
-                <w:szCs w:val="21"/>
-                <w:shd w:val="clear" w:color="auto" w:fill="FFFFFF"/>
-              </w:rPr>
-              <w:t>imm</w:t>
-            </w:r>
-            <w:proofErr w:type="spellEnd"/>
+              <w:t xml:space="preserve"> rd </w:t>
+            </w:r>
+            <w:r>
+              <w:rPr>
+                <w:rFonts w:ascii="Helvetica" w:eastAsia="Times New Roman" w:hAnsi="Helvetica" w:cs="Helvetica"/>
+                <w:color w:val="333333"/>
+                <w:sz w:val="21"/>
+                <w:szCs w:val="21"/>
+                <w:shd w:val="clear" w:color="auto" w:fill="FFFFFF"/>
+              </w:rPr>
+              <w:t>= rs1 + -imm</w:t>
+            </w:r>
           </w:p>
           <w:p>
             <w:pPr>
@@ -8590,29 +6809,7 @@
                 <w:szCs w:val="21"/>
                 <w:shd w:val="clear" w:color="auto" w:fill="FFFFFF"/>
               </w:rPr>
-              <w:t xml:space="preserve">    “&lt;12-bit </w:t>
-            </w:r>
-            <w:proofErr w:type="spellStart"/>
-            <w:r>
-              <w:rPr>
-                <w:rFonts w:ascii="Helvetica" w:eastAsia="Times New Roman" w:hAnsi="Helvetica" w:cs="Helvetica"/>
-                <w:color w:val="333333"/>
-                <w:sz w:val="21"/>
-                <w:szCs w:val="21"/>
-                <w:shd w:val="clear" w:color="auto" w:fill="FFFFFF"/>
-              </w:rPr>
-              <w:t>imm</w:t>
-            </w:r>
-            <w:proofErr w:type="spellEnd"/>
-            <w:r>
-              <w:rPr>
-                <w:rFonts w:ascii="Helvetica" w:eastAsia="Times New Roman" w:hAnsi="Helvetica" w:cs="Helvetica"/>
-                <w:color w:val="333333"/>
-                <w:sz w:val="21"/>
-                <w:szCs w:val="21"/>
-                <w:shd w:val="clear" w:color="auto" w:fill="FFFFFF"/>
-              </w:rPr>
-              <w:t>&gt; &lt;5-bit rs1&gt;</w:t>
+              <w:t xml:space="preserve">    “&lt;12-bit imm&gt; &lt;5-bit rs1&gt;</w:t>
             </w:r>
             <w:r>
               <w:t xml:space="preserve"> </w:t>
@@ -8625,29 +6822,7 @@
                 <w:szCs w:val="21"/>
                 <w:shd w:val="clear" w:color="auto" w:fill="FFFFFF"/>
               </w:rPr>
-              <w:t xml:space="preserve">&lt;3-bit funct3&gt; &lt;5-bit </w:t>
-            </w:r>
-            <w:proofErr w:type="spellStart"/>
-            <w:r>
-              <w:rPr>
-                <w:rFonts w:ascii="Helvetica" w:eastAsia="Times New Roman" w:hAnsi="Helvetica" w:cs="Helvetica"/>
-                <w:color w:val="333333"/>
-                <w:sz w:val="21"/>
-                <w:szCs w:val="21"/>
-                <w:shd w:val="clear" w:color="auto" w:fill="FFFFFF"/>
-              </w:rPr>
-              <w:t>rd</w:t>
-            </w:r>
-            <w:proofErr w:type="spellEnd"/>
-            <w:r>
-              <w:rPr>
-                <w:rFonts w:ascii="Helvetica" w:eastAsia="Times New Roman" w:hAnsi="Helvetica" w:cs="Helvetica"/>
-                <w:color w:val="333333"/>
-                <w:sz w:val="21"/>
-                <w:szCs w:val="21"/>
-                <w:shd w:val="clear" w:color="auto" w:fill="FFFFFF"/>
-              </w:rPr>
-              <w:t>&gt;</w:t>
+              <w:t>&lt;3-bit funct3&gt; &lt;5-bit rd&gt;</w:t>
             </w:r>
             <w:r>
               <w:t xml:space="preserve"> </w:t>
@@ -8774,7 +6949,6 @@
                 <w:shd w:val="clear" w:color="auto" w:fill="FFFFFF"/>
               </w:rPr>
             </w:pPr>
-            <w:proofErr w:type="spellStart"/>
             <w:r>
               <w:rPr>
                 <w:rFonts w:ascii="Helvetica" w:eastAsia="Times New Roman" w:hAnsi="Helvetica" w:cs="Helvetica"/>
@@ -8785,7 +6959,6 @@
               </w:rPr>
               <w:t>Load_Addr</w:t>
             </w:r>
-            <w:proofErr w:type="spellEnd"/>
           </w:p>
         </w:tc>
         <w:tc>
@@ -8850,29 +7023,7 @@
                 <w:szCs w:val="21"/>
                 <w:shd w:val="clear" w:color="auto" w:fill="FFFFFF"/>
               </w:rPr>
-              <w:t xml:space="preserve"> Since we cannot have a load with a 32-bit immediate value, this pseudo-instruction is </w:t>
-            </w:r>
-            <w:proofErr w:type="gramStart"/>
-            <w:r>
-              <w:rPr>
-                <w:rFonts w:ascii="Helvetica" w:eastAsia="Times New Roman" w:hAnsi="Helvetica" w:cs="Helvetica"/>
-                <w:color w:val="333333"/>
-                <w:sz w:val="21"/>
-                <w:szCs w:val="21"/>
-                <w:shd w:val="clear" w:color="auto" w:fill="FFFFFF"/>
-              </w:rPr>
-              <w:t>replace</w:t>
-            </w:r>
-            <w:proofErr w:type="gramEnd"/>
-            <w:r>
-              <w:rPr>
-                <w:rFonts w:ascii="Helvetica" w:eastAsia="Times New Roman" w:hAnsi="Helvetica" w:cs="Helvetica"/>
-                <w:color w:val="333333"/>
-                <w:sz w:val="21"/>
-                <w:szCs w:val="21"/>
-                <w:shd w:val="clear" w:color="auto" w:fill="FFFFFF"/>
-              </w:rPr>
-              <w:t xml:space="preserve"> with two instructions</w:t>
+              <w:t xml:space="preserve"> Since we cannot have a load with a 32-bit immediate value, this pseudo-instruction is replace with two instructions</w:t>
             </w:r>
             <w:r>
               <w:rPr>
@@ -8919,7 +7070,6 @@
               </w:rPr>
               <w:t xml:space="preserve">     </w:t>
             </w:r>
-            <w:proofErr w:type="spellStart"/>
             <w:r>
               <w:rPr>
                 <w:rFonts w:ascii="Helvetica" w:eastAsia="Times New Roman" w:hAnsi="Helvetica" w:cs="Helvetica"/>
@@ -8930,9 +7080,8 @@
                 <w:szCs w:val="21"/>
                 <w:shd w:val="clear" w:color="auto" w:fill="FFFFFF"/>
               </w:rPr>
-              <w:t>auipc</w:t>
-            </w:r>
-            <w:proofErr w:type="spellEnd"/>
+              <w:t xml:space="preserve">auipc </w:t>
+            </w:r>
             <w:r>
               <w:rPr>
                 <w:rFonts w:ascii="Helvetica" w:eastAsia="Times New Roman" w:hAnsi="Helvetica" w:cs="Helvetica"/>
@@ -8943,7 +7092,7 @@
                 <w:szCs w:val="21"/>
                 <w:shd w:val="clear" w:color="auto" w:fill="FFFFFF"/>
               </w:rPr>
-              <w:t xml:space="preserve"> </w:t>
+              <w:t>x5</w:t>
             </w:r>
             <w:r>
               <w:rPr>
@@ -8955,9 +7104,11 @@
                 <w:szCs w:val="21"/>
                 <w:shd w:val="clear" w:color="auto" w:fill="FFFFFF"/>
               </w:rPr>
-              <w:t>x5</w:t>
-            </w:r>
-            <w:r>
+              <w:t>, offset[31:12]</w:t>
+            </w:r>
+          </w:p>
+          <w:p>
+            <w:pPr>
               <w:rPr>
                 <w:rFonts w:ascii="Helvetica" w:eastAsia="Times New Roman" w:hAnsi="Helvetica" w:cs="Helvetica"/>
                 <w:i/>
@@ -8967,9 +7118,7 @@
                 <w:szCs w:val="21"/>
                 <w:shd w:val="clear" w:color="auto" w:fill="FFFFFF"/>
               </w:rPr>
-              <w:t xml:space="preserve">, </w:t>
-            </w:r>
-            <w:proofErr w:type="gramStart"/>
+            </w:pPr>
             <w:r>
               <w:rPr>
                 <w:rFonts w:ascii="Helvetica" w:eastAsia="Times New Roman" w:hAnsi="Helvetica" w:cs="Helvetica"/>
@@ -8980,9 +7129,8 @@
                 <w:szCs w:val="21"/>
                 <w:shd w:val="clear" w:color="auto" w:fill="FFFFFF"/>
               </w:rPr>
-              <w:t>offset[</w:t>
-            </w:r>
-            <w:proofErr w:type="gramEnd"/>
+              <w:t xml:space="preserve">     </w:t>
+            </w:r>
             <w:r>
               <w:rPr>
                 <w:rFonts w:ascii="Helvetica" w:eastAsia="Times New Roman" w:hAnsi="Helvetica" w:cs="Helvetica"/>
@@ -8993,11 +7141,9 @@
                 <w:szCs w:val="21"/>
                 <w:shd w:val="clear" w:color="auto" w:fill="FFFFFF"/>
               </w:rPr>
-              <w:t>31:12]</w:t>
-            </w:r>
-          </w:p>
-          <w:p>
-            <w:pPr>
+              <w:t xml:space="preserve">addi  </w:t>
+            </w:r>
+            <w:r>
               <w:rPr>
                 <w:rFonts w:ascii="Helvetica" w:eastAsia="Times New Roman" w:hAnsi="Helvetica" w:cs="Helvetica"/>
                 <w:i/>
@@ -9007,7 +7153,8 @@
                 <w:szCs w:val="21"/>
                 <w:shd w:val="clear" w:color="auto" w:fill="FFFFFF"/>
               </w:rPr>
-            </w:pPr>
+              <w:t>x5</w:t>
+            </w:r>
             <w:r>
               <w:rPr>
                 <w:rFonts w:ascii="Helvetica" w:eastAsia="Times New Roman" w:hAnsi="Helvetica" w:cs="Helvetica"/>
@@ -9018,10 +7165,8 @@
                 <w:szCs w:val="21"/>
                 <w:shd w:val="clear" w:color="auto" w:fill="FFFFFF"/>
               </w:rPr>
-              <w:t xml:space="preserve">     </w:t>
-            </w:r>
-            <w:proofErr w:type="spellStart"/>
-            <w:proofErr w:type="gramStart"/>
+              <w:t xml:space="preserve">, </w:t>
+            </w:r>
             <w:r>
               <w:rPr>
                 <w:rFonts w:ascii="Helvetica" w:eastAsia="Times New Roman" w:hAnsi="Helvetica" w:cs="Helvetica"/>
@@ -9032,9 +7177,8 @@
                 <w:szCs w:val="21"/>
                 <w:shd w:val="clear" w:color="auto" w:fill="FFFFFF"/>
               </w:rPr>
-              <w:t>addi</w:t>
-            </w:r>
-            <w:proofErr w:type="spellEnd"/>
+              <w:t>x5</w:t>
+            </w:r>
             <w:r>
               <w:rPr>
                 <w:rFonts w:ascii="Helvetica" w:eastAsia="Times New Roman" w:hAnsi="Helvetica" w:cs="Helvetica"/>
@@ -9045,7 +7189,7 @@
                 <w:szCs w:val="21"/>
                 <w:shd w:val="clear" w:color="auto" w:fill="FFFFFF"/>
               </w:rPr>
-              <w:t xml:space="preserve">  </w:t>
+              <w:t>, offset[11:0</w:t>
             </w:r>
             <w:r>
               <w:rPr>
@@ -9057,93 +7201,6 @@
                 <w:szCs w:val="21"/>
                 <w:shd w:val="clear" w:color="auto" w:fill="FFFFFF"/>
               </w:rPr>
-              <w:t>x</w:t>
-            </w:r>
-            <w:proofErr w:type="gramEnd"/>
-            <w:r>
-              <w:rPr>
-                <w:rFonts w:ascii="Helvetica" w:eastAsia="Times New Roman" w:hAnsi="Helvetica" w:cs="Helvetica"/>
-                <w:i/>
-                <w:iCs/>
-                <w:color w:val="333333"/>
-                <w:sz w:val="21"/>
-                <w:szCs w:val="21"/>
-                <w:shd w:val="clear" w:color="auto" w:fill="FFFFFF"/>
-              </w:rPr>
-              <w:t>5</w:t>
-            </w:r>
-            <w:r>
-              <w:rPr>
-                <w:rFonts w:ascii="Helvetica" w:eastAsia="Times New Roman" w:hAnsi="Helvetica" w:cs="Helvetica"/>
-                <w:i/>
-                <w:iCs/>
-                <w:color w:val="333333"/>
-                <w:sz w:val="21"/>
-                <w:szCs w:val="21"/>
-                <w:shd w:val="clear" w:color="auto" w:fill="FFFFFF"/>
-              </w:rPr>
-              <w:t xml:space="preserve">, </w:t>
-            </w:r>
-            <w:r>
-              <w:rPr>
-                <w:rFonts w:ascii="Helvetica" w:eastAsia="Times New Roman" w:hAnsi="Helvetica" w:cs="Helvetica"/>
-                <w:i/>
-                <w:iCs/>
-                <w:color w:val="333333"/>
-                <w:sz w:val="21"/>
-                <w:szCs w:val="21"/>
-                <w:shd w:val="clear" w:color="auto" w:fill="FFFFFF"/>
-              </w:rPr>
-              <w:t>x5</w:t>
-            </w:r>
-            <w:r>
-              <w:rPr>
-                <w:rFonts w:ascii="Helvetica" w:eastAsia="Times New Roman" w:hAnsi="Helvetica" w:cs="Helvetica"/>
-                <w:i/>
-                <w:iCs/>
-                <w:color w:val="333333"/>
-                <w:sz w:val="21"/>
-                <w:szCs w:val="21"/>
-                <w:shd w:val="clear" w:color="auto" w:fill="FFFFFF"/>
-              </w:rPr>
-              <w:t xml:space="preserve">, </w:t>
-            </w:r>
-            <w:proofErr w:type="gramStart"/>
-            <w:r>
-              <w:rPr>
-                <w:rFonts w:ascii="Helvetica" w:eastAsia="Times New Roman" w:hAnsi="Helvetica" w:cs="Helvetica"/>
-                <w:i/>
-                <w:iCs/>
-                <w:color w:val="333333"/>
-                <w:sz w:val="21"/>
-                <w:szCs w:val="21"/>
-                <w:shd w:val="clear" w:color="auto" w:fill="FFFFFF"/>
-              </w:rPr>
-              <w:t>offset[</w:t>
-            </w:r>
-            <w:proofErr w:type="gramEnd"/>
-            <w:r>
-              <w:rPr>
-                <w:rFonts w:ascii="Helvetica" w:eastAsia="Times New Roman" w:hAnsi="Helvetica" w:cs="Helvetica"/>
-                <w:i/>
-                <w:iCs/>
-                <w:color w:val="333333"/>
-                <w:sz w:val="21"/>
-                <w:szCs w:val="21"/>
-                <w:shd w:val="clear" w:color="auto" w:fill="FFFFFF"/>
-              </w:rPr>
-              <w:t>11:0</w:t>
-            </w:r>
-            <w:r>
-              <w:rPr>
-                <w:rFonts w:ascii="Helvetica" w:eastAsia="Times New Roman" w:hAnsi="Helvetica" w:cs="Helvetica"/>
-                <w:i/>
-                <w:iCs/>
-                <w:color w:val="333333"/>
-                <w:sz w:val="21"/>
-                <w:szCs w:val="21"/>
-                <w:shd w:val="clear" w:color="auto" w:fill="FFFFFF"/>
-              </w:rPr>
               <w:t>]</w:t>
             </w:r>
           </w:p>
@@ -9165,20 +7222,8 @@
                 <w:szCs w:val="21"/>
                 <w:shd w:val="clear" w:color="auto" w:fill="FFFFFF"/>
               </w:rPr>
-              <w:t xml:space="preserve">Instead of doing this, we will create a custom instruction called </w:t>
-            </w:r>
-            <w:proofErr w:type="spellStart"/>
-            <w:r>
-              <w:rPr>
-                <w:rFonts w:ascii="Helvetica" w:eastAsia="Times New Roman" w:hAnsi="Helvetica" w:cs="Helvetica"/>
-                <w:color w:val="333333"/>
-                <w:sz w:val="21"/>
-                <w:szCs w:val="21"/>
-                <w:shd w:val="clear" w:color="auto" w:fill="FFFFFF"/>
-              </w:rPr>
-              <w:t>load_addr</w:t>
-            </w:r>
-            <w:proofErr w:type="spellEnd"/>
+              <w:t>Instead of doing this, we will create a custom instruction called load_addr</w:t>
+            </w:r>
             <w:r>
               <w:rPr>
                 <w:rFonts w:ascii="Helvetica" w:eastAsia="Times New Roman" w:hAnsi="Helvetica" w:cs="Helvetica"/>
@@ -9234,7 +7279,6 @@
               </w:rPr>
               <w:t>Format</w:t>
             </w:r>
-            <w:proofErr w:type="gramStart"/>
             <w:r>
               <w:rPr>
                 <w:rFonts w:ascii="Helvetica" w:eastAsia="Times New Roman" w:hAnsi="Helvetica" w:cs="Helvetica"/>
@@ -9255,7 +7299,6 @@
               </w:rPr>
               <w:t>“</w:t>
             </w:r>
-            <w:proofErr w:type="gramEnd"/>
             <w:r>
               <w:rPr>
                 <w:rFonts w:ascii="Helvetica" w:eastAsia="Times New Roman" w:hAnsi="Helvetica" w:cs="Helvetica"/>
@@ -9284,29 +7327,7 @@
                 <w:szCs w:val="21"/>
                 <w:shd w:val="clear" w:color="auto" w:fill="FFFFFF"/>
               </w:rPr>
-              <w:t xml:space="preserve">&lt;5-bit </w:t>
-            </w:r>
-            <w:proofErr w:type="spellStart"/>
-            <w:r>
-              <w:rPr>
-                <w:rFonts w:ascii="Helvetica" w:eastAsia="Times New Roman" w:hAnsi="Helvetica" w:cs="Helvetica"/>
-                <w:color w:val="333333"/>
-                <w:sz w:val="21"/>
-                <w:szCs w:val="21"/>
-                <w:shd w:val="clear" w:color="auto" w:fill="FFFFFF"/>
-              </w:rPr>
-              <w:t>rd</w:t>
-            </w:r>
-            <w:proofErr w:type="spellEnd"/>
-            <w:r>
-              <w:rPr>
-                <w:rFonts w:ascii="Helvetica" w:eastAsia="Times New Roman" w:hAnsi="Helvetica" w:cs="Helvetica"/>
-                <w:color w:val="333333"/>
-                <w:sz w:val="21"/>
-                <w:szCs w:val="21"/>
-                <w:shd w:val="clear" w:color="auto" w:fill="FFFFFF"/>
-              </w:rPr>
-              <w:t>&gt;</w:t>
+              <w:t>&lt;5-bit rd&gt;</w:t>
             </w:r>
             <w:r>
               <w:t xml:space="preserve"> </w:t>
@@ -9370,29 +7391,7 @@
                 <w:szCs w:val="21"/>
                 <w:shd w:val="clear" w:color="auto" w:fill="FFFFFF"/>
               </w:rPr>
-              <w:t xml:space="preserve">    </w:t>
-            </w:r>
-            <w:proofErr w:type="spellStart"/>
-            <w:r>
-              <w:rPr>
-                <w:rFonts w:ascii="Helvetica" w:eastAsia="Times New Roman" w:hAnsi="Helvetica" w:cs="Helvetica"/>
-                <w:color w:val="333333"/>
-                <w:sz w:val="21"/>
-                <w:szCs w:val="21"/>
-                <w:shd w:val="clear" w:color="auto" w:fill="FFFFFF"/>
-              </w:rPr>
-              <w:t>rd</w:t>
-            </w:r>
-            <w:proofErr w:type="spellEnd"/>
-            <w:r>
-              <w:rPr>
-                <w:rFonts w:ascii="Helvetica" w:eastAsia="Times New Roman" w:hAnsi="Helvetica" w:cs="Helvetica"/>
-                <w:color w:val="333333"/>
-                <w:sz w:val="21"/>
-                <w:szCs w:val="21"/>
-                <w:shd w:val="clear" w:color="auto" w:fill="FFFFFF"/>
-              </w:rPr>
-              <w:t xml:space="preserve"> = destination register</w:t>
+              <w:t xml:space="preserve">    rd = destination register</w:t>
             </w:r>
           </w:p>
           <w:p>
@@ -9530,7 +7529,6 @@
               </w:rPr>
               <w:t xml:space="preserve">In the RISC-V architecture, NOP is actually a pseudo-instruction, which is replaced by an instruction that does nothing, </w:t>
             </w:r>
-            <w:proofErr w:type="spellStart"/>
             <w:r>
               <w:rPr>
                 <w:rFonts w:ascii="Helvetica" w:eastAsia="Times New Roman" w:hAnsi="Helvetica" w:cs="Helvetica"/>
@@ -9541,20 +7539,7 @@
                 <w:szCs w:val="21"/>
                 <w:shd w:val="clear" w:color="auto" w:fill="FFFFFF"/>
               </w:rPr>
-              <w:t>addi</w:t>
-            </w:r>
-            <w:proofErr w:type="spellEnd"/>
-            <w:r>
-              <w:rPr>
-                <w:rFonts w:ascii="Helvetica" w:eastAsia="Times New Roman" w:hAnsi="Helvetica" w:cs="Helvetica"/>
-                <w:i/>
-                <w:iCs/>
-                <w:color w:val="333333"/>
-                <w:sz w:val="21"/>
-                <w:szCs w:val="21"/>
-                <w:shd w:val="clear" w:color="auto" w:fill="FFFFFF"/>
-              </w:rPr>
-              <w:t xml:space="preserve"> x0, x0, 0</w:t>
+              <w:t>addi x0, x0, 0</w:t>
             </w:r>
             <w:r>
               <w:rPr>
@@ -9652,138 +7637,26 @@
               </w:rPr>
               <w:t>your system will set all the control signals to zero (</w:t>
             </w:r>
-            <w:proofErr w:type="spellStart"/>
-            <w:r>
-              <w:rPr>
-                <w:rFonts w:ascii="Helvetica" w:eastAsia="Times New Roman" w:hAnsi="Helvetica" w:cs="Helvetica"/>
-                <w:color w:val="333333"/>
-                <w:sz w:val="21"/>
-                <w:szCs w:val="21"/>
-                <w:shd w:val="clear" w:color="auto" w:fill="FFFFFF"/>
-              </w:rPr>
-              <w:t>reg_write</w:t>
-            </w:r>
-            <w:proofErr w:type="spellEnd"/>
-            <w:r>
-              <w:rPr>
-                <w:rFonts w:ascii="Helvetica" w:eastAsia="Times New Roman" w:hAnsi="Helvetica" w:cs="Helvetica"/>
-                <w:color w:val="333333"/>
-                <w:sz w:val="21"/>
-                <w:szCs w:val="21"/>
-                <w:shd w:val="clear" w:color="auto" w:fill="FFFFFF"/>
-              </w:rPr>
-              <w:t xml:space="preserve"> &lt;= '0'; </w:t>
-            </w:r>
-            <w:proofErr w:type="spellStart"/>
-            <w:r>
-              <w:rPr>
-                <w:rFonts w:ascii="Helvetica" w:eastAsia="Times New Roman" w:hAnsi="Helvetica" w:cs="Helvetica"/>
-                <w:color w:val="333333"/>
-                <w:sz w:val="21"/>
-                <w:szCs w:val="21"/>
-                <w:shd w:val="clear" w:color="auto" w:fill="FFFFFF"/>
-              </w:rPr>
-              <w:t>alu_src</w:t>
-            </w:r>
-            <w:proofErr w:type="spellEnd"/>
-            <w:r>
-              <w:rPr>
-                <w:rFonts w:ascii="Helvetica" w:eastAsia="Times New Roman" w:hAnsi="Helvetica" w:cs="Helvetica"/>
-                <w:color w:val="333333"/>
-                <w:sz w:val="21"/>
-                <w:szCs w:val="21"/>
-                <w:shd w:val="clear" w:color="auto" w:fill="FFFFFF"/>
-              </w:rPr>
-              <w:t xml:space="preserve"> &lt;= '0'; </w:t>
-            </w:r>
-            <w:proofErr w:type="spellStart"/>
-            <w:r>
-              <w:rPr>
-                <w:rFonts w:ascii="Helvetica" w:eastAsia="Times New Roman" w:hAnsi="Helvetica" w:cs="Helvetica"/>
-                <w:color w:val="333333"/>
-                <w:sz w:val="21"/>
-                <w:szCs w:val="21"/>
-                <w:shd w:val="clear" w:color="auto" w:fill="FFFFFF"/>
-              </w:rPr>
-              <w:t>mem_read</w:t>
-            </w:r>
-            <w:proofErr w:type="spellEnd"/>
-            <w:r>
-              <w:rPr>
-                <w:rFonts w:ascii="Helvetica" w:eastAsia="Times New Roman" w:hAnsi="Helvetica" w:cs="Helvetica"/>
-                <w:color w:val="333333"/>
-                <w:sz w:val="21"/>
-                <w:szCs w:val="21"/>
-                <w:shd w:val="clear" w:color="auto" w:fill="FFFFFF"/>
-              </w:rPr>
-              <w:t xml:space="preserve"> &lt;= '0'; </w:t>
-            </w:r>
-            <w:proofErr w:type="spellStart"/>
-            <w:r>
-              <w:rPr>
-                <w:rFonts w:ascii="Helvetica" w:eastAsia="Times New Roman" w:hAnsi="Helvetica" w:cs="Helvetica"/>
-                <w:color w:val="333333"/>
-                <w:sz w:val="21"/>
-                <w:szCs w:val="21"/>
-                <w:shd w:val="clear" w:color="auto" w:fill="FFFFFF"/>
-              </w:rPr>
-              <w:t>mem_write</w:t>
-            </w:r>
-            <w:proofErr w:type="spellEnd"/>
-            <w:r>
-              <w:rPr>
-                <w:rFonts w:ascii="Helvetica" w:eastAsia="Times New Roman" w:hAnsi="Helvetica" w:cs="Helvetica"/>
-                <w:color w:val="333333"/>
-                <w:sz w:val="21"/>
-                <w:szCs w:val="21"/>
-                <w:shd w:val="clear" w:color="auto" w:fill="FFFFFF"/>
-              </w:rPr>
-              <w:t xml:space="preserve"> &lt;= '0'; branch &lt;= '0'; jump &lt;= '0'; </w:t>
-            </w:r>
-            <w:proofErr w:type="spellStart"/>
-            <w:r>
-              <w:rPr>
-                <w:rFonts w:ascii="Helvetica" w:eastAsia="Times New Roman" w:hAnsi="Helvetica" w:cs="Helvetica"/>
-                <w:color w:val="333333"/>
-                <w:sz w:val="21"/>
-                <w:szCs w:val="21"/>
-                <w:shd w:val="clear" w:color="auto" w:fill="FFFFFF"/>
-              </w:rPr>
-              <w:t>load_addr</w:t>
-            </w:r>
-            <w:proofErr w:type="spellEnd"/>
-            <w:r>
-              <w:rPr>
-                <w:rFonts w:ascii="Helvetica" w:eastAsia="Times New Roman" w:hAnsi="Helvetica" w:cs="Helvetica"/>
-                <w:color w:val="333333"/>
-                <w:sz w:val="21"/>
-                <w:szCs w:val="21"/>
-                <w:shd w:val="clear" w:color="auto" w:fill="FFFFFF"/>
-              </w:rPr>
-              <w:t xml:space="preserve"> &lt;= '0';</w:t>
-            </w:r>
-            <w:r>
-              <w:rPr>
-                <w:rFonts w:ascii="Helvetica" w:eastAsia="Times New Roman" w:hAnsi="Helvetica" w:cs="Helvetica"/>
-                <w:color w:val="333333"/>
-                <w:sz w:val="21"/>
-                <w:szCs w:val="21"/>
-                <w:shd w:val="clear" w:color="auto" w:fill="FFFFFF"/>
-              </w:rPr>
-              <w:t xml:space="preserve"> see </w:t>
-            </w:r>
-            <w:proofErr w:type="spellStart"/>
-            <w:r>
-              <w:rPr>
-                <w:rFonts w:ascii="Helvetica" w:eastAsia="Times New Roman" w:hAnsi="Helvetica" w:cs="Helvetica"/>
-                <w:color w:val="333333"/>
-                <w:sz w:val="21"/>
-                <w:szCs w:val="21"/>
-                <w:shd w:val="clear" w:color="auto" w:fill="FFFFFF"/>
-              </w:rPr>
-              <w:t>control_unit.vhdl</w:t>
-            </w:r>
-            <w:proofErr w:type="spellEnd"/>
+            <w:r>
+              <w:rPr>
+                <w:rFonts w:ascii="Helvetica" w:eastAsia="Times New Roman" w:hAnsi="Helvetica" w:cs="Helvetica"/>
+                <w:color w:val="333333"/>
+                <w:sz w:val="21"/>
+                <w:szCs w:val="21"/>
+                <w:shd w:val="clear" w:color="auto" w:fill="FFFFFF"/>
+              </w:rPr>
+              <w:t>reg_write &lt;= '0'; alu_src &lt;= '0'; mem_read &lt;= '0'; mem_write &lt;= '0'; branch &lt;= '0'; jump &lt;= '0'; load_addr &lt;= '0';</w:t>
+            </w:r>
+            <w:r>
+              <w:rPr>
+                <w:rFonts w:ascii="Helvetica" w:eastAsia="Times New Roman" w:hAnsi="Helvetica" w:cs="Helvetica"/>
+                <w:color w:val="333333"/>
+                <w:sz w:val="21"/>
+                <w:szCs w:val="21"/>
+                <w:shd w:val="clear" w:color="auto" w:fill="FFFFFF"/>
+              </w:rPr>
+              <w:t xml:space="preserve"> see control_unit.vhdl</w:t>
+            </w:r>
           </w:p>
           <w:p>
             <w:pPr>
@@ -9886,27 +7759,15 @@
           <w:shd w:val="clear" w:color="auto" w:fill="FFFFFF"/>
         </w:rPr>
       </w:pPr>
-      <w:proofErr w:type="gramStart"/>
-      <w:r>
-        <w:rPr>
-          <w:rFonts w:ascii="Helvetica" w:eastAsia="Times New Roman" w:hAnsi="Helvetica" w:cs="Helvetica"/>
-          <w:color w:val="333333"/>
-          <w:sz w:val="21"/>
-          <w:szCs w:val="21"/>
-          <w:shd w:val="clear" w:color="auto" w:fill="FFFFFF"/>
-        </w:rPr>
-        <w:t>By</w:t>
-      </w:r>
-      <w:proofErr w:type="gramEnd"/>
-      <w:r>
-        <w:rPr>
-          <w:rFonts w:ascii="Helvetica" w:eastAsia="Times New Roman" w:hAnsi="Helvetica" w:cs="Helvetica"/>
-          <w:color w:val="333333"/>
-          <w:sz w:val="21"/>
-          <w:szCs w:val="21"/>
-          <w:shd w:val="clear" w:color="auto" w:fill="FFFFFF"/>
-        </w:rPr>
-        <w:t xml:space="preserve"> </w:t>
+      <w:r>
+        <w:rPr>
+          <w:rFonts w:ascii="Helvetica" w:eastAsia="Times New Roman" w:hAnsi="Helvetica" w:cs="Helvetica"/>
+          <w:color w:val="333333"/>
+          <w:sz w:val="21"/>
+          <w:szCs w:val="21"/>
+          <w:shd w:val="clear" w:color="auto" w:fill="FFFFFF"/>
+        </w:rPr>
+        <w:t xml:space="preserve">By </w:t>
       </w:r>
       <w:r>
         <w:rPr>
@@ -10194,21 +8055,8 @@
           <w:highlight w:val="yellow"/>
           <w:shd w:val="clear" w:color="auto" w:fill="FFFFFF"/>
         </w:rPr>
-        <w:t xml:space="preserve">Turn the completed diagram in via </w:t>
-      </w:r>
-      <w:proofErr w:type="spellStart"/>
-      <w:r>
-        <w:rPr>
-          <w:rFonts w:ascii="Helvetica" w:eastAsia="Times New Roman" w:hAnsi="Helvetica" w:cs="Helvetica"/>
-          <w:color w:val="333333"/>
-          <w:sz w:val="21"/>
-          <w:szCs w:val="21"/>
-          <w:highlight w:val="yellow"/>
-          <w:shd w:val="clear" w:color="auto" w:fill="FFFFFF"/>
-        </w:rPr>
-        <w:t>gradescope</w:t>
-      </w:r>
-      <w:proofErr w:type="spellEnd"/>
+        <w:t>Turn the completed diagram in via gradescope</w:t>
+      </w:r>
       <w:r>
         <w:rPr>
           <w:rFonts w:ascii="Helvetica" w:eastAsia="Times New Roman" w:hAnsi="Helvetica" w:cs="Helvetica"/>
@@ -10260,38 +8108,7 @@
           <w:sz w:val="21"/>
           <w:szCs w:val="21"/>
         </w:rPr>
-        <w:t xml:space="preserve"> use your </w:t>
-      </w:r>
-      <w:proofErr w:type="spellStart"/>
-      <w:r>
-        <w:rPr>
-          <w:rFonts w:ascii="Helvetica" w:eastAsia="Times New Roman" w:hAnsi="Helvetica" w:cs="Helvetica"/>
-          <w:color w:val="333333"/>
-          <w:sz w:val="21"/>
-          <w:szCs w:val="21"/>
-        </w:rPr>
-        <w:t>instr_</w:t>
-      </w:r>
-      <w:proofErr w:type="gramStart"/>
-      <w:r>
-        <w:rPr>
-          <w:rFonts w:ascii="Helvetica" w:eastAsia="Times New Roman" w:hAnsi="Helvetica" w:cs="Helvetica"/>
-          <w:color w:val="333333"/>
-          <w:sz w:val="21"/>
-          <w:szCs w:val="21"/>
-        </w:rPr>
-        <w:t>mem.vhdl</w:t>
-      </w:r>
-      <w:proofErr w:type="spellEnd"/>
-      <w:proofErr w:type="gramEnd"/>
-      <w:r>
-        <w:rPr>
-          <w:rFonts w:ascii="Helvetica" w:eastAsia="Times New Roman" w:hAnsi="Helvetica" w:cs="Helvetica"/>
-          <w:color w:val="333333"/>
-          <w:sz w:val="21"/>
-          <w:szCs w:val="21"/>
-        </w:rPr>
-        <w:t xml:space="preserve"> from stage 1.</w:t>
+        <w:t xml:space="preserve"> use your instr_mem.vhdl from stage 1.</w:t>
       </w:r>
     </w:p>
     <w:p>
@@ -10317,41 +8134,7 @@
           <w:szCs w:val="21"/>
           <w:shd w:val="clear" w:color="auto" w:fill="FFFFFF"/>
         </w:rPr>
-        <w:t xml:space="preserve">Update </w:t>
-      </w:r>
-      <w:proofErr w:type="spellStart"/>
-      <w:r>
-        <w:rPr>
-          <w:rFonts w:ascii="Helvetica" w:eastAsia="Times New Roman" w:hAnsi="Helvetica" w:cs="Helvetica"/>
-          <w:color w:val="333333"/>
-          <w:sz w:val="21"/>
-          <w:szCs w:val="21"/>
-          <w:shd w:val="clear" w:color="auto" w:fill="FFFFFF"/>
-        </w:rPr>
-        <w:t>pipeline_</w:t>
-      </w:r>
-      <w:proofErr w:type="gramStart"/>
-      <w:r>
-        <w:rPr>
-          <w:rFonts w:ascii="Helvetica" w:eastAsia="Times New Roman" w:hAnsi="Helvetica" w:cs="Helvetica"/>
-          <w:color w:val="333333"/>
-          <w:sz w:val="21"/>
-          <w:szCs w:val="21"/>
-          <w:shd w:val="clear" w:color="auto" w:fill="FFFFFF"/>
-        </w:rPr>
-        <w:t>registers.vhdl</w:t>
-      </w:r>
-      <w:proofErr w:type="spellEnd"/>
-      <w:proofErr w:type="gramEnd"/>
-      <w:r>
-        <w:rPr>
-          <w:rFonts w:ascii="Helvetica" w:eastAsia="Times New Roman" w:hAnsi="Helvetica" w:cs="Helvetica"/>
-          <w:color w:val="333333"/>
-          <w:sz w:val="21"/>
-          <w:szCs w:val="21"/>
-          <w:shd w:val="clear" w:color="auto" w:fill="FFFFFF"/>
-        </w:rPr>
-        <w:t xml:space="preserve"> to move</w:t>
+        <w:t>Update pipeline_registers.vhdl to move</w:t>
       </w:r>
       <w:r>
         <w:rPr>
@@ -10437,51 +8220,17 @@
           <w:szCs w:val="21"/>
           <w:shd w:val="clear" w:color="auto" w:fill="FFFFFF"/>
         </w:rPr>
-        <w:t xml:space="preserve">Update </w:t>
-      </w:r>
-      <w:proofErr w:type="spellStart"/>
-      <w:r>
-        <w:rPr>
-          <w:rFonts w:ascii="Helvetica" w:eastAsia="Times New Roman" w:hAnsi="Helvetica" w:cs="Helvetica"/>
-          <w:color w:val="333333"/>
-          <w:sz w:val="21"/>
-          <w:szCs w:val="21"/>
-          <w:shd w:val="clear" w:color="auto" w:fill="FFFFFF"/>
-        </w:rPr>
-        <w:t>forwarding_</w:t>
-      </w:r>
-      <w:proofErr w:type="gramStart"/>
-      <w:r>
-        <w:rPr>
-          <w:rFonts w:ascii="Helvetica" w:eastAsia="Times New Roman" w:hAnsi="Helvetica" w:cs="Helvetica"/>
-          <w:color w:val="333333"/>
-          <w:sz w:val="21"/>
-          <w:szCs w:val="21"/>
-          <w:shd w:val="clear" w:color="auto" w:fill="FFFFFF"/>
-        </w:rPr>
-        <w:t>unit</w:t>
-      </w:r>
-      <w:r>
-        <w:rPr>
-          <w:rFonts w:ascii="Helvetica" w:eastAsia="Times New Roman" w:hAnsi="Helvetica" w:cs="Helvetica"/>
-          <w:color w:val="333333"/>
-          <w:sz w:val="21"/>
-          <w:szCs w:val="21"/>
-          <w:shd w:val="clear" w:color="auto" w:fill="FFFFFF"/>
-        </w:rPr>
-        <w:t>.vhdl</w:t>
-      </w:r>
-      <w:proofErr w:type="spellEnd"/>
-      <w:proofErr w:type="gramEnd"/>
-      <w:r>
-        <w:rPr>
-          <w:rFonts w:ascii="Helvetica" w:eastAsia="Times New Roman" w:hAnsi="Helvetica" w:cs="Helvetica"/>
-          <w:color w:val="333333"/>
-          <w:sz w:val="21"/>
-          <w:szCs w:val="21"/>
-          <w:shd w:val="clear" w:color="auto" w:fill="FFFFFF"/>
-        </w:rPr>
-        <w:t xml:space="preserve"> to control the MUX input A to the ALU</w:t>
+        <w:t>Update forwarding_unit</w:t>
+      </w:r>
+      <w:r>
+        <w:rPr>
+          <w:rFonts w:ascii="Helvetica" w:eastAsia="Times New Roman" w:hAnsi="Helvetica" w:cs="Helvetica"/>
+          <w:color w:val="333333"/>
+          <w:sz w:val="21"/>
+          <w:szCs w:val="21"/>
+          <w:shd w:val="clear" w:color="auto" w:fill="FFFFFF"/>
+        </w:rPr>
+        <w:t>.vhdl to control the MUX input A to the ALU</w:t>
       </w:r>
     </w:p>
     <w:p>
@@ -10507,32 +8256,8 @@
           <w:szCs w:val="21"/>
           <w:shd w:val="clear" w:color="auto" w:fill="FFFFFF"/>
         </w:rPr>
-        <w:t xml:space="preserve">Update </w:t>
-      </w:r>
-      <w:proofErr w:type="spellStart"/>
-      <w:r>
-        <w:rPr>
-          <w:rFonts w:ascii="Helvetica" w:eastAsia="Times New Roman" w:hAnsi="Helvetica" w:cs="Helvetica"/>
-          <w:color w:val="333333"/>
-          <w:sz w:val="21"/>
-          <w:szCs w:val="21"/>
-          <w:shd w:val="clear" w:color="auto" w:fill="FFFFFF"/>
-        </w:rPr>
-        <w:t>hazard_detection_</w:t>
-      </w:r>
-      <w:proofErr w:type="gramStart"/>
-      <w:r>
-        <w:rPr>
-          <w:rFonts w:ascii="Helvetica" w:eastAsia="Times New Roman" w:hAnsi="Helvetica" w:cs="Helvetica"/>
-          <w:color w:val="333333"/>
-          <w:sz w:val="21"/>
-          <w:szCs w:val="21"/>
-          <w:shd w:val="clear" w:color="auto" w:fill="FFFFFF"/>
-        </w:rPr>
-        <w:t>unit.vhdl</w:t>
-      </w:r>
-      <w:proofErr w:type="spellEnd"/>
-      <w:proofErr w:type="gramEnd"/>
+        <w:t>Update hazard_detection_unit.vhdl</w:t>
+      </w:r>
       <w:r>
         <w:rPr>
           <w:rFonts w:ascii="Helvetica" w:eastAsia="Times New Roman" w:hAnsi="Helvetica" w:cs="Helvetica"/>
@@ -10543,7 +8268,6 @@
         </w:rPr>
         <w:t xml:space="preserve"> to create the </w:t>
       </w:r>
-      <w:proofErr w:type="spellStart"/>
       <w:r>
         <w:rPr>
           <w:rFonts w:ascii="Helvetica" w:eastAsia="Times New Roman" w:hAnsi="Helvetica" w:cs="Helvetica"/>
@@ -10556,7 +8280,6 @@
         </w:rPr>
         <w:t>start_stall</w:t>
       </w:r>
-      <w:proofErr w:type="spellEnd"/>
       <w:r>
         <w:rPr>
           <w:rFonts w:ascii="Helvetica" w:eastAsia="Times New Roman" w:hAnsi="Helvetica" w:cs="Helvetica"/>
@@ -10605,29 +8328,7 @@
           <w:szCs w:val="21"/>
           <w:shd w:val="clear" w:color="auto" w:fill="FFFFFF"/>
         </w:rPr>
-        <w:t xml:space="preserve"> additional output called </w:t>
-      </w:r>
-      <w:proofErr w:type="spellStart"/>
-      <w:r>
-        <w:rPr>
-          <w:rFonts w:ascii="Helvetica" w:eastAsia="Times New Roman" w:hAnsi="Helvetica" w:cs="Helvetica"/>
-          <w:color w:val="333333"/>
-          <w:sz w:val="21"/>
-          <w:szCs w:val="21"/>
-          <w:shd w:val="clear" w:color="auto" w:fill="FFFFFF"/>
-        </w:rPr>
-        <w:t>double_stall</w:t>
-      </w:r>
-      <w:proofErr w:type="spellEnd"/>
-      <w:r>
-        <w:rPr>
-          <w:rFonts w:ascii="Helvetica" w:eastAsia="Times New Roman" w:hAnsi="Helvetica" w:cs="Helvetica"/>
-          <w:color w:val="333333"/>
-          <w:sz w:val="21"/>
-          <w:szCs w:val="21"/>
-          <w:shd w:val="clear" w:color="auto" w:fill="FFFFFF"/>
-        </w:rPr>
-        <w:t xml:space="preserve"> has been added.  You might find this is needed to handle</w:t>
+        <w:t xml:space="preserve"> additional output called double_stall has been added.  You might find this is needed to handle</w:t>
       </w:r>
       <w:r>
         <w:rPr>
@@ -10726,7 +8427,56 @@
         </w:rPr>
         <w:t xml:space="preserve">Update </w:t>
       </w:r>
-      <w:proofErr w:type="spellStart"/>
+      <w:r>
+        <w:rPr>
+          <w:rFonts w:ascii="Helvetica" w:eastAsia="Times New Roman" w:hAnsi="Helvetica" w:cs="Helvetica"/>
+          <w:color w:val="333333"/>
+          <w:sz w:val="21"/>
+          <w:szCs w:val="21"/>
+          <w:shd w:val="clear" w:color="auto" w:fill="FFFFFF"/>
+        </w:rPr>
+        <w:t xml:space="preserve">riscv_pipeline.vhdl, removing syntax errors and ensuring correct operation of </w:t>
+      </w:r>
+      <w:r>
+        <w:rPr>
+          <w:rFonts w:ascii="Helvetica" w:eastAsia="Times New Roman" w:hAnsi="Helvetica" w:cs="Helvetica"/>
+          <w:color w:val="333333"/>
+          <w:sz w:val="21"/>
+          <w:szCs w:val="21"/>
+          <w:shd w:val="clear" w:color="auto" w:fill="FFFFFF"/>
+        </w:rPr>
+        <w:t>Stage 4</w:t>
+      </w:r>
+      <w:r>
+        <w:rPr>
+          <w:rFonts w:ascii="Helvetica" w:eastAsia="Times New Roman" w:hAnsi="Helvetica" w:cs="Helvetica"/>
+          <w:color w:val="333333"/>
+          <w:sz w:val="21"/>
+          <w:szCs w:val="21"/>
+          <w:shd w:val="clear" w:color="auto" w:fill="FFFFFF"/>
+        </w:rPr>
+        <w:t>.</w:t>
+      </w:r>
+      <w:r>
+        <w:rPr>
+          <w:rFonts w:ascii="Helvetica" w:eastAsia="Times New Roman" w:hAnsi="Helvetica" w:cs="Helvetica"/>
+          <w:color w:val="333333"/>
+          <w:sz w:val="21"/>
+          <w:szCs w:val="21"/>
+          <w:shd w:val="clear" w:color="auto" w:fill="FFFFFF"/>
+        </w:rPr>
+        <w:t xml:space="preserve"> </w:t>
+      </w:r>
+      <w:r>
+        <w:rPr>
+          <w:rFonts w:ascii="Helvetica" w:eastAsia="Times New Roman" w:hAnsi="Helvetica" w:cs="Helvetica"/>
+          <w:color w:val="333333"/>
+          <w:sz w:val="21"/>
+          <w:szCs w:val="21"/>
+          <w:shd w:val="clear" w:color="auto" w:fill="FFFFFF"/>
+        </w:rPr>
+        <w:t xml:space="preserve">[many of these updates can be copied from </w:t>
+      </w:r>
       <w:r>
         <w:rPr>
           <w:rFonts w:ascii="Helvetica" w:eastAsia="Times New Roman" w:hAnsi="Helvetica" w:cs="Helvetica"/>
@@ -10737,81 +8487,6 @@
         </w:rPr>
         <w:t>riscv_</w:t>
       </w:r>
-      <w:proofErr w:type="gramStart"/>
-      <w:r>
-        <w:rPr>
-          <w:rFonts w:ascii="Helvetica" w:eastAsia="Times New Roman" w:hAnsi="Helvetica" w:cs="Helvetica"/>
-          <w:color w:val="333333"/>
-          <w:sz w:val="21"/>
-          <w:szCs w:val="21"/>
-          <w:shd w:val="clear" w:color="auto" w:fill="FFFFFF"/>
-        </w:rPr>
-        <w:t>pipeline.vhdl</w:t>
-      </w:r>
-      <w:proofErr w:type="spellEnd"/>
-      <w:proofErr w:type="gramEnd"/>
-      <w:r>
-        <w:rPr>
-          <w:rFonts w:ascii="Helvetica" w:eastAsia="Times New Roman" w:hAnsi="Helvetica" w:cs="Helvetica"/>
-          <w:color w:val="333333"/>
-          <w:sz w:val="21"/>
-          <w:szCs w:val="21"/>
-          <w:shd w:val="clear" w:color="auto" w:fill="FFFFFF"/>
-        </w:rPr>
-        <w:t xml:space="preserve">, removing syntax errors and ensuring correct operation of </w:t>
-      </w:r>
-      <w:r>
-        <w:rPr>
-          <w:rFonts w:ascii="Helvetica" w:eastAsia="Times New Roman" w:hAnsi="Helvetica" w:cs="Helvetica"/>
-          <w:color w:val="333333"/>
-          <w:sz w:val="21"/>
-          <w:szCs w:val="21"/>
-          <w:shd w:val="clear" w:color="auto" w:fill="FFFFFF"/>
-        </w:rPr>
-        <w:t>Stage 4</w:t>
-      </w:r>
-      <w:r>
-        <w:rPr>
-          <w:rFonts w:ascii="Helvetica" w:eastAsia="Times New Roman" w:hAnsi="Helvetica" w:cs="Helvetica"/>
-          <w:color w:val="333333"/>
-          <w:sz w:val="21"/>
-          <w:szCs w:val="21"/>
-          <w:shd w:val="clear" w:color="auto" w:fill="FFFFFF"/>
-        </w:rPr>
-        <w:t>.</w:t>
-      </w:r>
-      <w:r>
-        <w:rPr>
-          <w:rFonts w:ascii="Helvetica" w:eastAsia="Times New Roman" w:hAnsi="Helvetica" w:cs="Helvetica"/>
-          <w:color w:val="333333"/>
-          <w:sz w:val="21"/>
-          <w:szCs w:val="21"/>
-          <w:shd w:val="clear" w:color="auto" w:fill="FFFFFF"/>
-        </w:rPr>
-        <w:t xml:space="preserve"> </w:t>
-      </w:r>
-      <w:r>
-        <w:rPr>
-          <w:rFonts w:ascii="Helvetica" w:eastAsia="Times New Roman" w:hAnsi="Helvetica" w:cs="Helvetica"/>
-          <w:color w:val="333333"/>
-          <w:sz w:val="21"/>
-          <w:szCs w:val="21"/>
-          <w:shd w:val="clear" w:color="auto" w:fill="FFFFFF"/>
-        </w:rPr>
-        <w:t xml:space="preserve">[many of these updates can be copied from </w:t>
-      </w:r>
-      <w:proofErr w:type="spellStart"/>
-      <w:r>
-        <w:rPr>
-          <w:rFonts w:ascii="Helvetica" w:eastAsia="Times New Roman" w:hAnsi="Helvetica" w:cs="Helvetica"/>
-          <w:color w:val="333333"/>
-          <w:sz w:val="21"/>
-          <w:szCs w:val="21"/>
-          <w:shd w:val="clear" w:color="auto" w:fill="FFFFFF"/>
-        </w:rPr>
-        <w:t>riscv_</w:t>
-      </w:r>
-      <w:proofErr w:type="gramStart"/>
       <w:r>
         <w:rPr>
           <w:rFonts w:ascii="Helvetica" w:eastAsia="Times New Roman" w:hAnsi="Helvetica" w:cs="Helvetica"/>
@@ -10832,8 +8507,6 @@
         </w:rPr>
         <w:t>.vhdl</w:t>
       </w:r>
-      <w:proofErr w:type="spellEnd"/>
-      <w:proofErr w:type="gramEnd"/>
       <w:r>
         <w:rPr>
           <w:rFonts w:ascii="Helvetica" w:eastAsia="Times New Roman" w:hAnsi="Helvetica" w:cs="Helvetica"/>
@@ -10933,29 +8606,7 @@
           <w:szCs w:val="21"/>
           <w:shd w:val="clear" w:color="auto" w:fill="FFFFFF"/>
         </w:rPr>
-        <w:t xml:space="preserve">Run simulation in </w:t>
-      </w:r>
-      <w:proofErr w:type="spellStart"/>
-      <w:r>
-        <w:rPr>
-          <w:rFonts w:ascii="Helvetica" w:eastAsia="Times New Roman" w:hAnsi="Helvetica" w:cs="Helvetica"/>
-          <w:color w:val="333333"/>
-          <w:sz w:val="21"/>
-          <w:szCs w:val="21"/>
-          <w:shd w:val="clear" w:color="auto" w:fill="FFFFFF"/>
-        </w:rPr>
-        <w:t>vivado</w:t>
-      </w:r>
-      <w:proofErr w:type="spellEnd"/>
-      <w:r>
-        <w:rPr>
-          <w:rFonts w:ascii="Helvetica" w:eastAsia="Times New Roman" w:hAnsi="Helvetica" w:cs="Helvetica"/>
-          <w:color w:val="333333"/>
-          <w:sz w:val="21"/>
-          <w:szCs w:val="21"/>
-          <w:shd w:val="clear" w:color="auto" w:fill="FFFFFF"/>
-        </w:rPr>
-        <w:t xml:space="preserve">, testing the </w:t>
+        <w:t xml:space="preserve">Run simulation in vivado, testing the </w:t>
       </w:r>
       <w:r>
         <w:rPr>
@@ -11021,7 +8672,6 @@
           <w:szCs w:val="21"/>
         </w:rPr>
       </w:pPr>
-      <w:proofErr w:type="spellStart"/>
       <w:r>
         <w:rPr>
           <w:rFonts w:ascii="Helvetica" w:eastAsia="Times New Roman" w:hAnsi="Helvetica" w:cs="Helvetica"/>
@@ -11031,547 +8681,7 @@
           <w:sz w:val="21"/>
           <w:szCs w:val="21"/>
         </w:rPr>
-        <w:t>Clk</w:t>
-      </w:r>
-      <w:proofErr w:type="spellEnd"/>
-      <w:r>
-        <w:rPr>
-          <w:rFonts w:ascii="Helvetica" w:eastAsia="Times New Roman" w:hAnsi="Helvetica" w:cs="Helvetica"/>
-          <w:i/>
-          <w:iCs/>
-          <w:color w:val="333333"/>
-          <w:sz w:val="21"/>
-          <w:szCs w:val="21"/>
-        </w:rPr>
-        <w:t xml:space="preserve">, reset, </w:t>
-      </w:r>
-      <w:proofErr w:type="spellStart"/>
-      <w:r>
-        <w:rPr>
-          <w:rFonts w:ascii="Helvetica" w:eastAsia="Times New Roman" w:hAnsi="Helvetica" w:cs="Helvetica"/>
-          <w:i/>
-          <w:iCs/>
-          <w:color w:val="333333"/>
-          <w:sz w:val="21"/>
-          <w:szCs w:val="21"/>
-        </w:rPr>
-        <w:t>clock_counter</w:t>
-      </w:r>
-      <w:proofErr w:type="spellEnd"/>
-      <w:r>
-        <w:rPr>
-          <w:rFonts w:ascii="Helvetica" w:eastAsia="Times New Roman" w:hAnsi="Helvetica" w:cs="Helvetica"/>
-          <w:i/>
-          <w:iCs/>
-          <w:color w:val="333333"/>
-          <w:sz w:val="21"/>
-          <w:szCs w:val="21"/>
-        </w:rPr>
-        <w:t xml:space="preserve">, pc, NPC, </w:t>
-      </w:r>
-      <w:proofErr w:type="spellStart"/>
-      <w:r>
-        <w:rPr>
-          <w:rFonts w:ascii="Helvetica" w:eastAsia="Times New Roman" w:hAnsi="Helvetica" w:cs="Helvetica"/>
-          <w:i/>
-          <w:iCs/>
-          <w:color w:val="333333"/>
-          <w:sz w:val="21"/>
-          <w:szCs w:val="21"/>
-        </w:rPr>
-        <w:t>next_PC</w:t>
-      </w:r>
-      <w:proofErr w:type="spellEnd"/>
-      <w:r>
-        <w:rPr>
-          <w:rFonts w:ascii="Helvetica" w:eastAsia="Times New Roman" w:hAnsi="Helvetica" w:cs="Helvetica"/>
-          <w:i/>
-          <w:iCs/>
-          <w:color w:val="333333"/>
-          <w:sz w:val="21"/>
-          <w:szCs w:val="21"/>
-        </w:rPr>
-        <w:t xml:space="preserve">, </w:t>
-      </w:r>
-      <w:proofErr w:type="spellStart"/>
-      <w:r>
-        <w:rPr>
-          <w:rFonts w:ascii="Helvetica" w:eastAsia="Times New Roman" w:hAnsi="Helvetica" w:cs="Helvetica"/>
-          <w:i/>
-          <w:iCs/>
-          <w:color w:val="333333"/>
-          <w:sz w:val="21"/>
-          <w:szCs w:val="21"/>
-        </w:rPr>
-        <w:t>if_id_npc</w:t>
-      </w:r>
-      <w:proofErr w:type="spellEnd"/>
-      <w:r>
-        <w:rPr>
-          <w:rFonts w:ascii="Helvetica" w:eastAsia="Times New Roman" w:hAnsi="Helvetica" w:cs="Helvetica"/>
-          <w:i/>
-          <w:iCs/>
-          <w:color w:val="333333"/>
-          <w:sz w:val="21"/>
-          <w:szCs w:val="21"/>
-        </w:rPr>
-        <w:t xml:space="preserve">, </w:t>
-      </w:r>
-      <w:proofErr w:type="spellStart"/>
-      <w:r>
-        <w:rPr>
-          <w:rFonts w:ascii="Helvetica" w:eastAsia="Times New Roman" w:hAnsi="Helvetica" w:cs="Helvetica"/>
-          <w:i/>
-          <w:iCs/>
-          <w:color w:val="333333"/>
-          <w:sz w:val="21"/>
-          <w:szCs w:val="21"/>
-        </w:rPr>
-        <w:t>id_ex_npc</w:t>
-      </w:r>
-      <w:proofErr w:type="spellEnd"/>
-      <w:r>
-        <w:rPr>
-          <w:rFonts w:ascii="Helvetica" w:eastAsia="Times New Roman" w:hAnsi="Helvetica" w:cs="Helvetica"/>
-          <w:i/>
-          <w:iCs/>
-          <w:color w:val="333333"/>
-          <w:sz w:val="21"/>
-          <w:szCs w:val="21"/>
-        </w:rPr>
-        <w:t xml:space="preserve">, </w:t>
-      </w:r>
-      <w:proofErr w:type="spellStart"/>
-      <w:r>
-        <w:rPr>
-          <w:rFonts w:ascii="Helvetica" w:eastAsia="Times New Roman" w:hAnsi="Helvetica" w:cs="Helvetica"/>
-          <w:i/>
-          <w:iCs/>
-          <w:color w:val="333333"/>
-          <w:sz w:val="21"/>
-          <w:szCs w:val="21"/>
-        </w:rPr>
-        <w:t>ex_mem_npc</w:t>
-      </w:r>
-      <w:proofErr w:type="spellEnd"/>
-      <w:r>
-        <w:rPr>
-          <w:rFonts w:ascii="Helvetica" w:eastAsia="Times New Roman" w:hAnsi="Helvetica" w:cs="Helvetica"/>
-          <w:i/>
-          <w:iCs/>
-          <w:color w:val="333333"/>
-          <w:sz w:val="21"/>
-          <w:szCs w:val="21"/>
-        </w:rPr>
-        <w:t xml:space="preserve">, </w:t>
-      </w:r>
-      <w:proofErr w:type="spellStart"/>
-      <w:r>
-        <w:rPr>
-          <w:rFonts w:ascii="Helvetica" w:eastAsia="Times New Roman" w:hAnsi="Helvetica" w:cs="Helvetica"/>
-          <w:i/>
-          <w:iCs/>
-          <w:color w:val="333333"/>
-          <w:sz w:val="21"/>
-          <w:szCs w:val="21"/>
-        </w:rPr>
-        <w:t>instr</w:t>
-      </w:r>
-      <w:proofErr w:type="spellEnd"/>
-      <w:r>
-        <w:rPr>
-          <w:rFonts w:ascii="Helvetica" w:eastAsia="Times New Roman" w:hAnsi="Helvetica" w:cs="Helvetica"/>
-          <w:i/>
-          <w:iCs/>
-          <w:color w:val="333333"/>
-          <w:sz w:val="21"/>
-          <w:szCs w:val="21"/>
-        </w:rPr>
-        <w:t xml:space="preserve">, opcode, if_id_rs1, reg1_data, if_id_rs2, reg2_data, </w:t>
-      </w:r>
-      <w:proofErr w:type="spellStart"/>
-      <w:r>
-        <w:rPr>
-          <w:rFonts w:ascii="Helvetica" w:eastAsia="Times New Roman" w:hAnsi="Helvetica" w:cs="Helvetica"/>
-          <w:i/>
-          <w:iCs/>
-          <w:color w:val="333333"/>
-          <w:sz w:val="21"/>
-          <w:szCs w:val="21"/>
-        </w:rPr>
-        <w:t>mem_wb_rd</w:t>
-      </w:r>
-      <w:proofErr w:type="spellEnd"/>
-      <w:r>
-        <w:rPr>
-          <w:rFonts w:ascii="Helvetica" w:eastAsia="Times New Roman" w:hAnsi="Helvetica" w:cs="Helvetica"/>
-          <w:i/>
-          <w:iCs/>
-          <w:color w:val="333333"/>
-          <w:sz w:val="21"/>
-          <w:szCs w:val="21"/>
-        </w:rPr>
-        <w:t xml:space="preserve">, </w:t>
-      </w:r>
-      <w:proofErr w:type="spellStart"/>
-      <w:r>
-        <w:rPr>
-          <w:rFonts w:ascii="Helvetica" w:eastAsia="Times New Roman" w:hAnsi="Helvetica" w:cs="Helvetica"/>
-          <w:i/>
-          <w:iCs/>
-          <w:color w:val="333333"/>
-          <w:sz w:val="21"/>
-          <w:szCs w:val="21"/>
-        </w:rPr>
-        <w:t>wb_data</w:t>
-      </w:r>
-      <w:proofErr w:type="spellEnd"/>
-      <w:r>
-        <w:rPr>
-          <w:rFonts w:ascii="Helvetica" w:eastAsia="Times New Roman" w:hAnsi="Helvetica" w:cs="Helvetica"/>
-          <w:i/>
-          <w:iCs/>
-          <w:color w:val="333333"/>
-          <w:sz w:val="21"/>
-          <w:szCs w:val="21"/>
-        </w:rPr>
-        <w:t xml:space="preserve">, </w:t>
-      </w:r>
-      <w:proofErr w:type="spellStart"/>
-      <w:r>
-        <w:rPr>
-          <w:rFonts w:ascii="Helvetica" w:eastAsia="Times New Roman" w:hAnsi="Helvetica" w:cs="Helvetica"/>
-          <w:i/>
-          <w:iCs/>
-          <w:color w:val="333333"/>
-          <w:sz w:val="21"/>
-          <w:szCs w:val="21"/>
-        </w:rPr>
-        <w:t>if_id_imm</w:t>
-      </w:r>
-      <w:proofErr w:type="spellEnd"/>
-      <w:r>
-        <w:rPr>
-          <w:rFonts w:ascii="Helvetica" w:eastAsia="Times New Roman" w:hAnsi="Helvetica" w:cs="Helvetica"/>
-          <w:i/>
-          <w:iCs/>
-          <w:color w:val="333333"/>
-          <w:sz w:val="21"/>
-          <w:szCs w:val="21"/>
-        </w:rPr>
-        <w:t xml:space="preserve">, </w:t>
-      </w:r>
-      <w:proofErr w:type="spellStart"/>
-      <w:r>
-        <w:rPr>
-          <w:rFonts w:ascii="Helvetica" w:eastAsia="Times New Roman" w:hAnsi="Helvetica" w:cs="Helvetica"/>
-          <w:i/>
-          <w:iCs/>
-          <w:color w:val="333333"/>
-          <w:sz w:val="21"/>
-          <w:szCs w:val="21"/>
-        </w:rPr>
-        <w:t>alu_input_a</w:t>
-      </w:r>
-      <w:proofErr w:type="spellEnd"/>
-      <w:r>
-        <w:rPr>
-          <w:rFonts w:ascii="Helvetica" w:eastAsia="Times New Roman" w:hAnsi="Helvetica" w:cs="Helvetica"/>
-          <w:i/>
-          <w:iCs/>
-          <w:color w:val="333333"/>
-          <w:sz w:val="21"/>
-          <w:szCs w:val="21"/>
-        </w:rPr>
-        <w:t xml:space="preserve">,  </w:t>
-      </w:r>
-      <w:proofErr w:type="spellStart"/>
-      <w:r>
-        <w:rPr>
-          <w:rFonts w:ascii="Helvetica" w:eastAsia="Times New Roman" w:hAnsi="Helvetica" w:cs="Helvetica"/>
-          <w:i/>
-          <w:iCs/>
-          <w:color w:val="333333"/>
-          <w:sz w:val="21"/>
-          <w:szCs w:val="21"/>
-        </w:rPr>
-        <w:t>alu_input_b</w:t>
-      </w:r>
-      <w:proofErr w:type="spellEnd"/>
-      <w:r>
-        <w:rPr>
-          <w:rFonts w:ascii="Helvetica" w:eastAsia="Times New Roman" w:hAnsi="Helvetica" w:cs="Helvetica"/>
-          <w:i/>
-          <w:iCs/>
-          <w:color w:val="333333"/>
-          <w:sz w:val="21"/>
-          <w:szCs w:val="21"/>
-        </w:rPr>
-        <w:t xml:space="preserve">, </w:t>
-      </w:r>
-      <w:proofErr w:type="spellStart"/>
-      <w:r>
-        <w:rPr>
-          <w:rFonts w:ascii="Helvetica" w:eastAsia="Times New Roman" w:hAnsi="Helvetica" w:cs="Helvetica"/>
-          <w:i/>
-          <w:iCs/>
-          <w:color w:val="333333"/>
-          <w:sz w:val="21"/>
-          <w:szCs w:val="21"/>
-        </w:rPr>
-        <w:t>alu_result</w:t>
-      </w:r>
-      <w:proofErr w:type="spellEnd"/>
-      <w:r>
-        <w:rPr>
-          <w:rFonts w:ascii="Helvetica" w:eastAsia="Times New Roman" w:hAnsi="Helvetica" w:cs="Helvetica"/>
-          <w:i/>
-          <w:iCs/>
-          <w:color w:val="333333"/>
-          <w:sz w:val="21"/>
-          <w:szCs w:val="21"/>
-        </w:rPr>
-        <w:t xml:space="preserve">, </w:t>
-      </w:r>
-      <w:proofErr w:type="spellStart"/>
-      <w:r>
-        <w:rPr>
-          <w:rFonts w:ascii="Helvetica" w:eastAsia="Times New Roman" w:hAnsi="Helvetica" w:cs="Helvetica"/>
-          <w:i/>
-          <w:iCs/>
-          <w:color w:val="333333"/>
-          <w:sz w:val="21"/>
-          <w:szCs w:val="21"/>
-        </w:rPr>
-        <w:t>mem_data</w:t>
-      </w:r>
-      <w:proofErr w:type="spellEnd"/>
-      <w:r>
-        <w:rPr>
-          <w:rFonts w:ascii="Helvetica" w:eastAsia="Times New Roman" w:hAnsi="Helvetica" w:cs="Helvetica"/>
-          <w:i/>
-          <w:iCs/>
-          <w:color w:val="333333"/>
-          <w:sz w:val="21"/>
-          <w:szCs w:val="21"/>
-        </w:rPr>
-        <w:t xml:space="preserve">, </w:t>
-      </w:r>
-      <w:proofErr w:type="spellStart"/>
-      <w:r>
-        <w:rPr>
-          <w:rFonts w:ascii="Helvetica" w:eastAsia="Times New Roman" w:hAnsi="Helvetica" w:cs="Helvetica"/>
-          <w:i/>
-          <w:iCs/>
-          <w:color w:val="333333"/>
-          <w:sz w:val="21"/>
-          <w:szCs w:val="21"/>
-        </w:rPr>
-        <w:t>mem_read</w:t>
-      </w:r>
-      <w:proofErr w:type="spellEnd"/>
-      <w:r>
-        <w:rPr>
-          <w:rFonts w:ascii="Helvetica" w:eastAsia="Times New Roman" w:hAnsi="Helvetica" w:cs="Helvetica"/>
-          <w:i/>
-          <w:iCs/>
-          <w:color w:val="333333"/>
-          <w:sz w:val="21"/>
-          <w:szCs w:val="21"/>
-        </w:rPr>
-        <w:t xml:space="preserve">, </w:t>
-      </w:r>
-      <w:proofErr w:type="spellStart"/>
-      <w:r>
-        <w:rPr>
-          <w:rFonts w:ascii="Helvetica" w:eastAsia="Times New Roman" w:hAnsi="Helvetica" w:cs="Helvetica"/>
-          <w:i/>
-          <w:iCs/>
-          <w:color w:val="333333"/>
-          <w:sz w:val="21"/>
-          <w:szCs w:val="21"/>
-        </w:rPr>
-        <w:t>mem_write</w:t>
-      </w:r>
-      <w:proofErr w:type="spellEnd"/>
-      <w:r>
-        <w:rPr>
-          <w:rFonts w:ascii="Helvetica" w:eastAsia="Times New Roman" w:hAnsi="Helvetica" w:cs="Helvetica"/>
-          <w:i/>
-          <w:iCs/>
-          <w:color w:val="333333"/>
-          <w:sz w:val="21"/>
-          <w:szCs w:val="21"/>
-        </w:rPr>
-        <w:t xml:space="preserve">, </w:t>
-      </w:r>
-      <w:proofErr w:type="spellStart"/>
-      <w:r>
-        <w:rPr>
-          <w:rFonts w:ascii="Helvetica" w:eastAsia="Times New Roman" w:hAnsi="Helvetica" w:cs="Helvetica"/>
-          <w:i/>
-          <w:iCs/>
-          <w:color w:val="333333"/>
-          <w:sz w:val="21"/>
-          <w:szCs w:val="21"/>
-        </w:rPr>
-        <w:t>alu_src</w:t>
-      </w:r>
-      <w:proofErr w:type="spellEnd"/>
-      <w:r>
-        <w:rPr>
-          <w:rFonts w:ascii="Helvetica" w:eastAsia="Times New Roman" w:hAnsi="Helvetica" w:cs="Helvetica"/>
-          <w:i/>
-          <w:iCs/>
-          <w:color w:val="333333"/>
-          <w:sz w:val="21"/>
-          <w:szCs w:val="21"/>
-        </w:rPr>
-        <w:t xml:space="preserve">, </w:t>
-      </w:r>
-      <w:proofErr w:type="spellStart"/>
-      <w:r>
-        <w:rPr>
-          <w:rFonts w:ascii="Helvetica" w:eastAsia="Times New Roman" w:hAnsi="Helvetica" w:cs="Helvetica"/>
-          <w:i/>
-          <w:iCs/>
-          <w:color w:val="333333"/>
-          <w:sz w:val="21"/>
-          <w:szCs w:val="21"/>
-        </w:rPr>
-        <w:t>id_ex_alu_src</w:t>
-      </w:r>
-      <w:proofErr w:type="spellEnd"/>
-      <w:r>
-        <w:rPr>
-          <w:rFonts w:ascii="Helvetica" w:eastAsia="Times New Roman" w:hAnsi="Helvetica" w:cs="Helvetica"/>
-          <w:i/>
-          <w:iCs/>
-          <w:color w:val="333333"/>
-          <w:sz w:val="21"/>
-          <w:szCs w:val="21"/>
-        </w:rPr>
-        <w:t xml:space="preserve">, branch, </w:t>
-      </w:r>
-      <w:proofErr w:type="spellStart"/>
-      <w:r>
-        <w:rPr>
-          <w:rFonts w:ascii="Helvetica" w:eastAsia="Times New Roman" w:hAnsi="Helvetica" w:cs="Helvetica"/>
-          <w:i/>
-          <w:iCs/>
-          <w:color w:val="333333"/>
-          <w:sz w:val="21"/>
-          <w:szCs w:val="21"/>
-        </w:rPr>
-        <w:t>ex_mem_branch</w:t>
-      </w:r>
-      <w:proofErr w:type="spellEnd"/>
-      <w:r>
-        <w:rPr>
-          <w:rFonts w:ascii="Helvetica" w:eastAsia="Times New Roman" w:hAnsi="Helvetica" w:cs="Helvetica"/>
-          <w:i/>
-          <w:iCs/>
-          <w:color w:val="333333"/>
-          <w:sz w:val="21"/>
-          <w:szCs w:val="21"/>
-        </w:rPr>
-        <w:t xml:space="preserve">, jump, </w:t>
-      </w:r>
-      <w:proofErr w:type="spellStart"/>
-      <w:r>
-        <w:rPr>
-          <w:rFonts w:ascii="Helvetica" w:eastAsia="Times New Roman" w:hAnsi="Helvetica" w:cs="Helvetica"/>
-          <w:i/>
-          <w:iCs/>
-          <w:color w:val="333333"/>
-          <w:sz w:val="21"/>
-          <w:szCs w:val="21"/>
-        </w:rPr>
-        <w:t>ex_mem_jump</w:t>
-      </w:r>
-      <w:proofErr w:type="spellEnd"/>
-      <w:r>
-        <w:rPr>
-          <w:rFonts w:ascii="Helvetica" w:eastAsia="Times New Roman" w:hAnsi="Helvetica" w:cs="Helvetica"/>
-          <w:i/>
-          <w:iCs/>
-          <w:color w:val="333333"/>
-          <w:sz w:val="21"/>
-          <w:szCs w:val="21"/>
-        </w:rPr>
-        <w:t xml:space="preserve">, </w:t>
-      </w:r>
-      <w:proofErr w:type="spellStart"/>
-      <w:r>
-        <w:rPr>
-          <w:rFonts w:ascii="Helvetica" w:eastAsia="Times New Roman" w:hAnsi="Helvetica" w:cs="Helvetica"/>
-          <w:i/>
-          <w:iCs/>
-          <w:color w:val="333333"/>
-          <w:sz w:val="21"/>
-          <w:szCs w:val="21"/>
-        </w:rPr>
-        <w:t>load_addr</w:t>
-      </w:r>
-      <w:proofErr w:type="spellEnd"/>
-      <w:r>
-        <w:rPr>
-          <w:rFonts w:ascii="Helvetica" w:eastAsia="Times New Roman" w:hAnsi="Helvetica" w:cs="Helvetica"/>
-          <w:i/>
-          <w:iCs/>
-          <w:color w:val="333333"/>
-          <w:sz w:val="21"/>
-          <w:szCs w:val="21"/>
-        </w:rPr>
-        <w:t xml:space="preserve">, </w:t>
-      </w:r>
-      <w:proofErr w:type="spellStart"/>
-      <w:r>
-        <w:rPr>
-          <w:rFonts w:ascii="Helvetica" w:eastAsia="Times New Roman" w:hAnsi="Helvetica" w:cs="Helvetica"/>
-          <w:i/>
-          <w:iCs/>
-          <w:color w:val="333333"/>
-          <w:sz w:val="21"/>
-          <w:szCs w:val="21"/>
-        </w:rPr>
-        <w:t>reg_write</w:t>
-      </w:r>
-      <w:proofErr w:type="spellEnd"/>
-      <w:r>
-        <w:rPr>
-          <w:rFonts w:ascii="Helvetica" w:eastAsia="Times New Roman" w:hAnsi="Helvetica" w:cs="Helvetica"/>
-          <w:i/>
-          <w:iCs/>
-          <w:color w:val="333333"/>
-          <w:sz w:val="21"/>
-          <w:szCs w:val="21"/>
-        </w:rPr>
-        <w:t xml:space="preserve">, </w:t>
-      </w:r>
-      <w:proofErr w:type="spellStart"/>
-      <w:r>
-        <w:rPr>
-          <w:rFonts w:ascii="Helvetica" w:eastAsia="Times New Roman" w:hAnsi="Helvetica" w:cs="Helvetica"/>
-          <w:i/>
-          <w:iCs/>
-          <w:color w:val="333333"/>
-          <w:sz w:val="21"/>
-          <w:szCs w:val="21"/>
-        </w:rPr>
-        <w:t>reg_write_chip</w:t>
-      </w:r>
-      <w:proofErr w:type="spellEnd"/>
-      <w:r>
-        <w:rPr>
-          <w:rFonts w:ascii="Helvetica" w:eastAsia="Times New Roman" w:hAnsi="Helvetica" w:cs="Helvetica"/>
-          <w:i/>
-          <w:iCs/>
-          <w:color w:val="333333"/>
-          <w:sz w:val="21"/>
-          <w:szCs w:val="21"/>
-        </w:rPr>
-        <w:t>, display_x5, display_x6, display_x7, display_x10</w:t>
+        <w:t>Clk, reset, clock_counter, pc, NPC, next_PC, if_id_npc, id_ex_npc, ex_mem_npc, instr, opcode, if_id_rs1, reg1_data, if_id_rs2, reg2_data, mem_wb_rd, wb_data, if_id_imm, alu_input_a,  alu_input_b, alu_result, mem_data, mem_read, mem_write, alu_src, id_ex_alu_src, branch, ex_mem_branch, jump, ex_mem_jump, load_addr, reg_write, reg_write_chip, display_x5, display_x6, display_x7, display_x10</w:t>
       </w:r>
     </w:p>
     <w:p>
@@ -11596,38 +8706,8 @@
           <w:highlight w:val="yellow"/>
           <w:shd w:val="clear" w:color="auto" w:fill="FFFFFF"/>
         </w:rPr>
-        <w:t xml:space="preserve">Turn in your simulation plot </w:t>
-      </w:r>
-      <w:proofErr w:type="gramStart"/>
-      <w:r>
-        <w:rPr>
-          <w:rFonts w:ascii="Helvetica" w:eastAsia="Times New Roman" w:hAnsi="Helvetica" w:cs="Helvetica"/>
-          <w:b/>
-          <w:bCs/>
-          <w:color w:val="333333"/>
-          <w:sz w:val="21"/>
-          <w:szCs w:val="21"/>
-          <w:highlight w:val="yellow"/>
-          <w:shd w:val="clear" w:color="auto" w:fill="FFFFFF"/>
-        </w:rPr>
-        <w:t xml:space="preserve">in </w:t>
-      </w:r>
-      <w:proofErr w:type="spellStart"/>
-      <w:r>
-        <w:rPr>
-          <w:rFonts w:ascii="Helvetica" w:eastAsia="Times New Roman" w:hAnsi="Helvetica" w:cs="Helvetica"/>
-          <w:b/>
-          <w:bCs/>
-          <w:color w:val="333333"/>
-          <w:sz w:val="21"/>
-          <w:szCs w:val="21"/>
-          <w:highlight w:val="yellow"/>
-          <w:shd w:val="clear" w:color="auto" w:fill="FFFFFF"/>
-        </w:rPr>
-        <w:t>gradescope</w:t>
-      </w:r>
-      <w:proofErr w:type="spellEnd"/>
-      <w:proofErr w:type="gramEnd"/>
+        <w:t>Turn in your simulation plot in gradescope</w:t>
+      </w:r>
       <w:r>
         <w:rPr>
           <w:rFonts w:ascii="Helvetica" w:eastAsia="Times New Roman" w:hAnsi="Helvetica" w:cs="Helvetica"/>
@@ -11682,20 +8762,8 @@
           <w:szCs w:val="21"/>
           <w:highlight w:val="yellow"/>
         </w:rPr>
-        <w:t xml:space="preserve">in </w:t>
-      </w:r>
-      <w:proofErr w:type="spellStart"/>
-      <w:r>
-        <w:rPr>
-          <w:rFonts w:ascii="Helvetica" w:eastAsia="Times New Roman" w:hAnsi="Helvetica" w:cs="Helvetica"/>
-          <w:color w:val="333333"/>
-          <w:sz w:val="21"/>
-          <w:szCs w:val="21"/>
-          <w:highlight w:val="yellow"/>
-        </w:rPr>
-        <w:t>gradescope</w:t>
-      </w:r>
-      <w:proofErr w:type="spellEnd"/>
+        <w:t>in gradescope</w:t>
+      </w:r>
       <w:r>
         <w:rPr>
           <w:rFonts w:ascii="Helvetica" w:eastAsia="Times New Roman" w:hAnsi="Helvetica" w:cs="Helvetica"/>
@@ -11859,58 +8927,16 @@
           <w:sz w:val="21"/>
           <w:szCs w:val="21"/>
         </w:rPr>
-        <w:t>Re-Order Instructions</w:t>
-      </w:r>
-      <w:proofErr w:type="gramStart"/>
-      <w:r>
-        <w:rPr>
-          <w:rFonts w:ascii="Helvetica" w:eastAsia="Times New Roman" w:hAnsi="Helvetica" w:cs="Helvetica"/>
-          <w:color w:val="333333"/>
-          <w:sz w:val="21"/>
-          <w:szCs w:val="21"/>
-        </w:rPr>
-        <w:t>:  modify</w:t>
-      </w:r>
-      <w:proofErr w:type="gramEnd"/>
-      <w:r>
-        <w:rPr>
-          <w:rFonts w:ascii="Helvetica" w:eastAsia="Times New Roman" w:hAnsi="Helvetica" w:cs="Helvetica"/>
-          <w:color w:val="333333"/>
-          <w:sz w:val="21"/>
-          <w:szCs w:val="21"/>
-        </w:rPr>
-        <w:t xml:space="preserve"> </w:t>
-      </w:r>
-      <w:proofErr w:type="spellStart"/>
-      <w:r>
-        <w:rPr>
-          <w:rFonts w:ascii="Helvetica" w:eastAsia="Times New Roman" w:hAnsi="Helvetica" w:cs="Helvetica"/>
-          <w:color w:val="333333"/>
-          <w:sz w:val="21"/>
-          <w:szCs w:val="21"/>
-        </w:rPr>
-        <w:t>instru_</w:t>
-      </w:r>
-      <w:proofErr w:type="gramStart"/>
-      <w:r>
-        <w:rPr>
-          <w:rFonts w:ascii="Helvetica" w:eastAsia="Times New Roman" w:hAnsi="Helvetica" w:cs="Helvetica"/>
-          <w:color w:val="333333"/>
-          <w:sz w:val="21"/>
-          <w:szCs w:val="21"/>
-        </w:rPr>
-        <w:t>mem.vhdl</w:t>
-      </w:r>
-      <w:proofErr w:type="spellEnd"/>
-      <w:proofErr w:type="gramEnd"/>
-      <w:r>
-        <w:rPr>
-          <w:rFonts w:ascii="Helvetica" w:eastAsia="Times New Roman" w:hAnsi="Helvetica" w:cs="Helvetica"/>
-          <w:color w:val="333333"/>
-          <w:sz w:val="21"/>
-          <w:szCs w:val="21"/>
-        </w:rPr>
-        <w:t xml:space="preserve">, reordering the instructions to remove </w:t>
+        <w:t>Re-Order Instructions:  modify instru_</w:t>
+      </w:r>
+      <w:r>
+        <w:rPr>
+          <w:rFonts w:ascii="Helvetica" w:eastAsia="Times New Roman" w:hAnsi="Helvetica" w:cs="Helvetica"/>
+          <w:color w:val="333333"/>
+          <w:sz w:val="21"/>
+          <w:szCs w:val="21"/>
+        </w:rPr>
+        <w:t xml:space="preserve">mem.vhdl, reordering the instructions to remove </w:t>
       </w:r>
       <w:r>
         <w:rPr>
@@ -12003,29 +9029,7 @@
           <w:szCs w:val="21"/>
           <w:shd w:val="clear" w:color="auto" w:fill="FFFFFF"/>
         </w:rPr>
-        <w:t xml:space="preserve">Run simulation in </w:t>
-      </w:r>
-      <w:proofErr w:type="spellStart"/>
-      <w:r>
-        <w:rPr>
-          <w:rFonts w:ascii="Helvetica" w:eastAsia="Times New Roman" w:hAnsi="Helvetica" w:cs="Helvetica"/>
-          <w:color w:val="333333"/>
-          <w:sz w:val="21"/>
-          <w:szCs w:val="21"/>
-          <w:shd w:val="clear" w:color="auto" w:fill="FFFFFF"/>
-        </w:rPr>
-        <w:t>vivado</w:t>
-      </w:r>
-      <w:proofErr w:type="spellEnd"/>
-      <w:r>
-        <w:rPr>
-          <w:rFonts w:ascii="Helvetica" w:eastAsia="Times New Roman" w:hAnsi="Helvetica" w:cs="Helvetica"/>
-          <w:color w:val="333333"/>
-          <w:sz w:val="21"/>
-          <w:szCs w:val="21"/>
-          <w:shd w:val="clear" w:color="auto" w:fill="FFFFFF"/>
-        </w:rPr>
-        <w:t xml:space="preserve">, testing the </w:t>
+        <w:t xml:space="preserve">Run simulation in vivado, testing the </w:t>
       </w:r>
       <w:r>
         <w:rPr>
@@ -12045,29 +9049,7 @@
           <w:szCs w:val="21"/>
           <w:shd w:val="clear" w:color="auto" w:fill="FFFFFF"/>
         </w:rPr>
-        <w:t xml:space="preserve"> program </w:t>
-      </w:r>
-      <w:proofErr w:type="gramStart"/>
-      <w:r>
-        <w:rPr>
-          <w:rFonts w:ascii="Helvetica" w:eastAsia="Times New Roman" w:hAnsi="Helvetica" w:cs="Helvetica"/>
-          <w:color w:val="333333"/>
-          <w:sz w:val="21"/>
-          <w:szCs w:val="21"/>
-          <w:shd w:val="clear" w:color="auto" w:fill="FFFFFF"/>
-        </w:rPr>
-        <w:t>works</w:t>
-      </w:r>
-      <w:proofErr w:type="gramEnd"/>
-      <w:r>
-        <w:rPr>
-          <w:rFonts w:ascii="Helvetica" w:eastAsia="Times New Roman" w:hAnsi="Helvetica" w:cs="Helvetica"/>
-          <w:color w:val="333333"/>
-          <w:sz w:val="21"/>
-          <w:szCs w:val="21"/>
-          <w:shd w:val="clear" w:color="auto" w:fill="FFFFFF"/>
-        </w:rPr>
-        <w:t>, including</w:t>
+        <w:t xml:space="preserve"> program works, including</w:t>
       </w:r>
       <w:r>
         <w:rPr>
@@ -12093,7 +9075,6 @@
           <w:szCs w:val="21"/>
         </w:rPr>
       </w:pPr>
-      <w:proofErr w:type="spellStart"/>
       <w:r>
         <w:rPr>
           <w:rFonts w:ascii="Helvetica" w:eastAsia="Times New Roman" w:hAnsi="Helvetica" w:cs="Helvetica"/>
@@ -12103,547 +9084,7 @@
           <w:sz w:val="21"/>
           <w:szCs w:val="21"/>
         </w:rPr>
-        <w:t>Clk</w:t>
-      </w:r>
-      <w:proofErr w:type="spellEnd"/>
-      <w:r>
-        <w:rPr>
-          <w:rFonts w:ascii="Helvetica" w:eastAsia="Times New Roman" w:hAnsi="Helvetica" w:cs="Helvetica"/>
-          <w:i/>
-          <w:iCs/>
-          <w:color w:val="333333"/>
-          <w:sz w:val="21"/>
-          <w:szCs w:val="21"/>
-        </w:rPr>
-        <w:t xml:space="preserve">, reset, </w:t>
-      </w:r>
-      <w:proofErr w:type="spellStart"/>
-      <w:r>
-        <w:rPr>
-          <w:rFonts w:ascii="Helvetica" w:eastAsia="Times New Roman" w:hAnsi="Helvetica" w:cs="Helvetica"/>
-          <w:i/>
-          <w:iCs/>
-          <w:color w:val="333333"/>
-          <w:sz w:val="21"/>
-          <w:szCs w:val="21"/>
-        </w:rPr>
-        <w:t>clock_counter</w:t>
-      </w:r>
-      <w:proofErr w:type="spellEnd"/>
-      <w:r>
-        <w:rPr>
-          <w:rFonts w:ascii="Helvetica" w:eastAsia="Times New Roman" w:hAnsi="Helvetica" w:cs="Helvetica"/>
-          <w:i/>
-          <w:iCs/>
-          <w:color w:val="333333"/>
-          <w:sz w:val="21"/>
-          <w:szCs w:val="21"/>
-        </w:rPr>
-        <w:t xml:space="preserve">, pc, NPC, </w:t>
-      </w:r>
-      <w:proofErr w:type="spellStart"/>
-      <w:r>
-        <w:rPr>
-          <w:rFonts w:ascii="Helvetica" w:eastAsia="Times New Roman" w:hAnsi="Helvetica" w:cs="Helvetica"/>
-          <w:i/>
-          <w:iCs/>
-          <w:color w:val="333333"/>
-          <w:sz w:val="21"/>
-          <w:szCs w:val="21"/>
-        </w:rPr>
-        <w:t>next_PC</w:t>
-      </w:r>
-      <w:proofErr w:type="spellEnd"/>
-      <w:r>
-        <w:rPr>
-          <w:rFonts w:ascii="Helvetica" w:eastAsia="Times New Roman" w:hAnsi="Helvetica" w:cs="Helvetica"/>
-          <w:i/>
-          <w:iCs/>
-          <w:color w:val="333333"/>
-          <w:sz w:val="21"/>
-          <w:szCs w:val="21"/>
-        </w:rPr>
-        <w:t xml:space="preserve">, </w:t>
-      </w:r>
-      <w:proofErr w:type="spellStart"/>
-      <w:r>
-        <w:rPr>
-          <w:rFonts w:ascii="Helvetica" w:eastAsia="Times New Roman" w:hAnsi="Helvetica" w:cs="Helvetica"/>
-          <w:i/>
-          <w:iCs/>
-          <w:color w:val="333333"/>
-          <w:sz w:val="21"/>
-          <w:szCs w:val="21"/>
-        </w:rPr>
-        <w:t>if_id_npc</w:t>
-      </w:r>
-      <w:proofErr w:type="spellEnd"/>
-      <w:r>
-        <w:rPr>
-          <w:rFonts w:ascii="Helvetica" w:eastAsia="Times New Roman" w:hAnsi="Helvetica" w:cs="Helvetica"/>
-          <w:i/>
-          <w:iCs/>
-          <w:color w:val="333333"/>
-          <w:sz w:val="21"/>
-          <w:szCs w:val="21"/>
-        </w:rPr>
-        <w:t xml:space="preserve">, </w:t>
-      </w:r>
-      <w:proofErr w:type="spellStart"/>
-      <w:r>
-        <w:rPr>
-          <w:rFonts w:ascii="Helvetica" w:eastAsia="Times New Roman" w:hAnsi="Helvetica" w:cs="Helvetica"/>
-          <w:i/>
-          <w:iCs/>
-          <w:color w:val="333333"/>
-          <w:sz w:val="21"/>
-          <w:szCs w:val="21"/>
-        </w:rPr>
-        <w:t>id_ex_npc</w:t>
-      </w:r>
-      <w:proofErr w:type="spellEnd"/>
-      <w:r>
-        <w:rPr>
-          <w:rFonts w:ascii="Helvetica" w:eastAsia="Times New Roman" w:hAnsi="Helvetica" w:cs="Helvetica"/>
-          <w:i/>
-          <w:iCs/>
-          <w:color w:val="333333"/>
-          <w:sz w:val="21"/>
-          <w:szCs w:val="21"/>
-        </w:rPr>
-        <w:t xml:space="preserve">, </w:t>
-      </w:r>
-      <w:proofErr w:type="spellStart"/>
-      <w:r>
-        <w:rPr>
-          <w:rFonts w:ascii="Helvetica" w:eastAsia="Times New Roman" w:hAnsi="Helvetica" w:cs="Helvetica"/>
-          <w:i/>
-          <w:iCs/>
-          <w:color w:val="333333"/>
-          <w:sz w:val="21"/>
-          <w:szCs w:val="21"/>
-        </w:rPr>
-        <w:t>ex_mem_npc</w:t>
-      </w:r>
-      <w:proofErr w:type="spellEnd"/>
-      <w:r>
-        <w:rPr>
-          <w:rFonts w:ascii="Helvetica" w:eastAsia="Times New Roman" w:hAnsi="Helvetica" w:cs="Helvetica"/>
-          <w:i/>
-          <w:iCs/>
-          <w:color w:val="333333"/>
-          <w:sz w:val="21"/>
-          <w:szCs w:val="21"/>
-        </w:rPr>
-        <w:t xml:space="preserve">, </w:t>
-      </w:r>
-      <w:proofErr w:type="spellStart"/>
-      <w:r>
-        <w:rPr>
-          <w:rFonts w:ascii="Helvetica" w:eastAsia="Times New Roman" w:hAnsi="Helvetica" w:cs="Helvetica"/>
-          <w:i/>
-          <w:iCs/>
-          <w:color w:val="333333"/>
-          <w:sz w:val="21"/>
-          <w:szCs w:val="21"/>
-        </w:rPr>
-        <w:t>instr</w:t>
-      </w:r>
-      <w:proofErr w:type="spellEnd"/>
-      <w:r>
-        <w:rPr>
-          <w:rFonts w:ascii="Helvetica" w:eastAsia="Times New Roman" w:hAnsi="Helvetica" w:cs="Helvetica"/>
-          <w:i/>
-          <w:iCs/>
-          <w:color w:val="333333"/>
-          <w:sz w:val="21"/>
-          <w:szCs w:val="21"/>
-        </w:rPr>
-        <w:t xml:space="preserve">, opcode, if_id_rs1, reg1_data, if_id_rs2, reg2_data, </w:t>
-      </w:r>
-      <w:proofErr w:type="spellStart"/>
-      <w:r>
-        <w:rPr>
-          <w:rFonts w:ascii="Helvetica" w:eastAsia="Times New Roman" w:hAnsi="Helvetica" w:cs="Helvetica"/>
-          <w:i/>
-          <w:iCs/>
-          <w:color w:val="333333"/>
-          <w:sz w:val="21"/>
-          <w:szCs w:val="21"/>
-        </w:rPr>
-        <w:t>mem_wb_rd</w:t>
-      </w:r>
-      <w:proofErr w:type="spellEnd"/>
-      <w:r>
-        <w:rPr>
-          <w:rFonts w:ascii="Helvetica" w:eastAsia="Times New Roman" w:hAnsi="Helvetica" w:cs="Helvetica"/>
-          <w:i/>
-          <w:iCs/>
-          <w:color w:val="333333"/>
-          <w:sz w:val="21"/>
-          <w:szCs w:val="21"/>
-        </w:rPr>
-        <w:t xml:space="preserve">, </w:t>
-      </w:r>
-      <w:proofErr w:type="spellStart"/>
-      <w:r>
-        <w:rPr>
-          <w:rFonts w:ascii="Helvetica" w:eastAsia="Times New Roman" w:hAnsi="Helvetica" w:cs="Helvetica"/>
-          <w:i/>
-          <w:iCs/>
-          <w:color w:val="333333"/>
-          <w:sz w:val="21"/>
-          <w:szCs w:val="21"/>
-        </w:rPr>
-        <w:t>wb_data</w:t>
-      </w:r>
-      <w:proofErr w:type="spellEnd"/>
-      <w:r>
-        <w:rPr>
-          <w:rFonts w:ascii="Helvetica" w:eastAsia="Times New Roman" w:hAnsi="Helvetica" w:cs="Helvetica"/>
-          <w:i/>
-          <w:iCs/>
-          <w:color w:val="333333"/>
-          <w:sz w:val="21"/>
-          <w:szCs w:val="21"/>
-        </w:rPr>
-        <w:t xml:space="preserve">, </w:t>
-      </w:r>
-      <w:proofErr w:type="spellStart"/>
-      <w:r>
-        <w:rPr>
-          <w:rFonts w:ascii="Helvetica" w:eastAsia="Times New Roman" w:hAnsi="Helvetica" w:cs="Helvetica"/>
-          <w:i/>
-          <w:iCs/>
-          <w:color w:val="333333"/>
-          <w:sz w:val="21"/>
-          <w:szCs w:val="21"/>
-        </w:rPr>
-        <w:t>if_id_imm</w:t>
-      </w:r>
-      <w:proofErr w:type="spellEnd"/>
-      <w:r>
-        <w:rPr>
-          <w:rFonts w:ascii="Helvetica" w:eastAsia="Times New Roman" w:hAnsi="Helvetica" w:cs="Helvetica"/>
-          <w:i/>
-          <w:iCs/>
-          <w:color w:val="333333"/>
-          <w:sz w:val="21"/>
-          <w:szCs w:val="21"/>
-        </w:rPr>
-        <w:t xml:space="preserve">, </w:t>
-      </w:r>
-      <w:proofErr w:type="spellStart"/>
-      <w:r>
-        <w:rPr>
-          <w:rFonts w:ascii="Helvetica" w:eastAsia="Times New Roman" w:hAnsi="Helvetica" w:cs="Helvetica"/>
-          <w:i/>
-          <w:iCs/>
-          <w:color w:val="333333"/>
-          <w:sz w:val="21"/>
-          <w:szCs w:val="21"/>
-        </w:rPr>
-        <w:t>alu_input_a</w:t>
-      </w:r>
-      <w:proofErr w:type="spellEnd"/>
-      <w:r>
-        <w:rPr>
-          <w:rFonts w:ascii="Helvetica" w:eastAsia="Times New Roman" w:hAnsi="Helvetica" w:cs="Helvetica"/>
-          <w:i/>
-          <w:iCs/>
-          <w:color w:val="333333"/>
-          <w:sz w:val="21"/>
-          <w:szCs w:val="21"/>
-        </w:rPr>
-        <w:t xml:space="preserve">,  </w:t>
-      </w:r>
-      <w:proofErr w:type="spellStart"/>
-      <w:r>
-        <w:rPr>
-          <w:rFonts w:ascii="Helvetica" w:eastAsia="Times New Roman" w:hAnsi="Helvetica" w:cs="Helvetica"/>
-          <w:i/>
-          <w:iCs/>
-          <w:color w:val="333333"/>
-          <w:sz w:val="21"/>
-          <w:szCs w:val="21"/>
-        </w:rPr>
-        <w:t>alu_input_b</w:t>
-      </w:r>
-      <w:proofErr w:type="spellEnd"/>
-      <w:r>
-        <w:rPr>
-          <w:rFonts w:ascii="Helvetica" w:eastAsia="Times New Roman" w:hAnsi="Helvetica" w:cs="Helvetica"/>
-          <w:i/>
-          <w:iCs/>
-          <w:color w:val="333333"/>
-          <w:sz w:val="21"/>
-          <w:szCs w:val="21"/>
-        </w:rPr>
-        <w:t xml:space="preserve">, </w:t>
-      </w:r>
-      <w:proofErr w:type="spellStart"/>
-      <w:r>
-        <w:rPr>
-          <w:rFonts w:ascii="Helvetica" w:eastAsia="Times New Roman" w:hAnsi="Helvetica" w:cs="Helvetica"/>
-          <w:i/>
-          <w:iCs/>
-          <w:color w:val="333333"/>
-          <w:sz w:val="21"/>
-          <w:szCs w:val="21"/>
-        </w:rPr>
-        <w:t>alu_result</w:t>
-      </w:r>
-      <w:proofErr w:type="spellEnd"/>
-      <w:r>
-        <w:rPr>
-          <w:rFonts w:ascii="Helvetica" w:eastAsia="Times New Roman" w:hAnsi="Helvetica" w:cs="Helvetica"/>
-          <w:i/>
-          <w:iCs/>
-          <w:color w:val="333333"/>
-          <w:sz w:val="21"/>
-          <w:szCs w:val="21"/>
-        </w:rPr>
-        <w:t xml:space="preserve">, </w:t>
-      </w:r>
-      <w:proofErr w:type="spellStart"/>
-      <w:r>
-        <w:rPr>
-          <w:rFonts w:ascii="Helvetica" w:eastAsia="Times New Roman" w:hAnsi="Helvetica" w:cs="Helvetica"/>
-          <w:i/>
-          <w:iCs/>
-          <w:color w:val="333333"/>
-          <w:sz w:val="21"/>
-          <w:szCs w:val="21"/>
-        </w:rPr>
-        <w:t>mem_data</w:t>
-      </w:r>
-      <w:proofErr w:type="spellEnd"/>
-      <w:r>
-        <w:rPr>
-          <w:rFonts w:ascii="Helvetica" w:eastAsia="Times New Roman" w:hAnsi="Helvetica" w:cs="Helvetica"/>
-          <w:i/>
-          <w:iCs/>
-          <w:color w:val="333333"/>
-          <w:sz w:val="21"/>
-          <w:szCs w:val="21"/>
-        </w:rPr>
-        <w:t xml:space="preserve">, </w:t>
-      </w:r>
-      <w:proofErr w:type="spellStart"/>
-      <w:r>
-        <w:rPr>
-          <w:rFonts w:ascii="Helvetica" w:eastAsia="Times New Roman" w:hAnsi="Helvetica" w:cs="Helvetica"/>
-          <w:i/>
-          <w:iCs/>
-          <w:color w:val="333333"/>
-          <w:sz w:val="21"/>
-          <w:szCs w:val="21"/>
-        </w:rPr>
-        <w:t>mem_read</w:t>
-      </w:r>
-      <w:proofErr w:type="spellEnd"/>
-      <w:r>
-        <w:rPr>
-          <w:rFonts w:ascii="Helvetica" w:eastAsia="Times New Roman" w:hAnsi="Helvetica" w:cs="Helvetica"/>
-          <w:i/>
-          <w:iCs/>
-          <w:color w:val="333333"/>
-          <w:sz w:val="21"/>
-          <w:szCs w:val="21"/>
-        </w:rPr>
-        <w:t xml:space="preserve">, </w:t>
-      </w:r>
-      <w:proofErr w:type="spellStart"/>
-      <w:r>
-        <w:rPr>
-          <w:rFonts w:ascii="Helvetica" w:eastAsia="Times New Roman" w:hAnsi="Helvetica" w:cs="Helvetica"/>
-          <w:i/>
-          <w:iCs/>
-          <w:color w:val="333333"/>
-          <w:sz w:val="21"/>
-          <w:szCs w:val="21"/>
-        </w:rPr>
-        <w:t>mem_write</w:t>
-      </w:r>
-      <w:proofErr w:type="spellEnd"/>
-      <w:r>
-        <w:rPr>
-          <w:rFonts w:ascii="Helvetica" w:eastAsia="Times New Roman" w:hAnsi="Helvetica" w:cs="Helvetica"/>
-          <w:i/>
-          <w:iCs/>
-          <w:color w:val="333333"/>
-          <w:sz w:val="21"/>
-          <w:szCs w:val="21"/>
-        </w:rPr>
-        <w:t xml:space="preserve">, </w:t>
-      </w:r>
-      <w:proofErr w:type="spellStart"/>
-      <w:r>
-        <w:rPr>
-          <w:rFonts w:ascii="Helvetica" w:eastAsia="Times New Roman" w:hAnsi="Helvetica" w:cs="Helvetica"/>
-          <w:i/>
-          <w:iCs/>
-          <w:color w:val="333333"/>
-          <w:sz w:val="21"/>
-          <w:szCs w:val="21"/>
-        </w:rPr>
-        <w:t>alu_src</w:t>
-      </w:r>
-      <w:proofErr w:type="spellEnd"/>
-      <w:r>
-        <w:rPr>
-          <w:rFonts w:ascii="Helvetica" w:eastAsia="Times New Roman" w:hAnsi="Helvetica" w:cs="Helvetica"/>
-          <w:i/>
-          <w:iCs/>
-          <w:color w:val="333333"/>
-          <w:sz w:val="21"/>
-          <w:szCs w:val="21"/>
-        </w:rPr>
-        <w:t xml:space="preserve">, </w:t>
-      </w:r>
-      <w:proofErr w:type="spellStart"/>
-      <w:r>
-        <w:rPr>
-          <w:rFonts w:ascii="Helvetica" w:eastAsia="Times New Roman" w:hAnsi="Helvetica" w:cs="Helvetica"/>
-          <w:i/>
-          <w:iCs/>
-          <w:color w:val="333333"/>
-          <w:sz w:val="21"/>
-          <w:szCs w:val="21"/>
-        </w:rPr>
-        <w:t>id_ex_alu_src</w:t>
-      </w:r>
-      <w:proofErr w:type="spellEnd"/>
-      <w:r>
-        <w:rPr>
-          <w:rFonts w:ascii="Helvetica" w:eastAsia="Times New Roman" w:hAnsi="Helvetica" w:cs="Helvetica"/>
-          <w:i/>
-          <w:iCs/>
-          <w:color w:val="333333"/>
-          <w:sz w:val="21"/>
-          <w:szCs w:val="21"/>
-        </w:rPr>
-        <w:t xml:space="preserve">, branch, </w:t>
-      </w:r>
-      <w:proofErr w:type="spellStart"/>
-      <w:r>
-        <w:rPr>
-          <w:rFonts w:ascii="Helvetica" w:eastAsia="Times New Roman" w:hAnsi="Helvetica" w:cs="Helvetica"/>
-          <w:i/>
-          <w:iCs/>
-          <w:color w:val="333333"/>
-          <w:sz w:val="21"/>
-          <w:szCs w:val="21"/>
-        </w:rPr>
-        <w:t>ex_mem_branch</w:t>
-      </w:r>
-      <w:proofErr w:type="spellEnd"/>
-      <w:r>
-        <w:rPr>
-          <w:rFonts w:ascii="Helvetica" w:eastAsia="Times New Roman" w:hAnsi="Helvetica" w:cs="Helvetica"/>
-          <w:i/>
-          <w:iCs/>
-          <w:color w:val="333333"/>
-          <w:sz w:val="21"/>
-          <w:szCs w:val="21"/>
-        </w:rPr>
-        <w:t xml:space="preserve">, jump, </w:t>
-      </w:r>
-      <w:proofErr w:type="spellStart"/>
-      <w:r>
-        <w:rPr>
-          <w:rFonts w:ascii="Helvetica" w:eastAsia="Times New Roman" w:hAnsi="Helvetica" w:cs="Helvetica"/>
-          <w:i/>
-          <w:iCs/>
-          <w:color w:val="333333"/>
-          <w:sz w:val="21"/>
-          <w:szCs w:val="21"/>
-        </w:rPr>
-        <w:t>ex_mem_jump</w:t>
-      </w:r>
-      <w:proofErr w:type="spellEnd"/>
-      <w:r>
-        <w:rPr>
-          <w:rFonts w:ascii="Helvetica" w:eastAsia="Times New Roman" w:hAnsi="Helvetica" w:cs="Helvetica"/>
-          <w:i/>
-          <w:iCs/>
-          <w:color w:val="333333"/>
-          <w:sz w:val="21"/>
-          <w:szCs w:val="21"/>
-        </w:rPr>
-        <w:t xml:space="preserve">, </w:t>
-      </w:r>
-      <w:proofErr w:type="spellStart"/>
-      <w:r>
-        <w:rPr>
-          <w:rFonts w:ascii="Helvetica" w:eastAsia="Times New Roman" w:hAnsi="Helvetica" w:cs="Helvetica"/>
-          <w:i/>
-          <w:iCs/>
-          <w:color w:val="333333"/>
-          <w:sz w:val="21"/>
-          <w:szCs w:val="21"/>
-        </w:rPr>
-        <w:t>load_addr</w:t>
-      </w:r>
-      <w:proofErr w:type="spellEnd"/>
-      <w:r>
-        <w:rPr>
-          <w:rFonts w:ascii="Helvetica" w:eastAsia="Times New Roman" w:hAnsi="Helvetica" w:cs="Helvetica"/>
-          <w:i/>
-          <w:iCs/>
-          <w:color w:val="333333"/>
-          <w:sz w:val="21"/>
-          <w:szCs w:val="21"/>
-        </w:rPr>
-        <w:t xml:space="preserve">, </w:t>
-      </w:r>
-      <w:proofErr w:type="spellStart"/>
-      <w:r>
-        <w:rPr>
-          <w:rFonts w:ascii="Helvetica" w:eastAsia="Times New Roman" w:hAnsi="Helvetica" w:cs="Helvetica"/>
-          <w:i/>
-          <w:iCs/>
-          <w:color w:val="333333"/>
-          <w:sz w:val="21"/>
-          <w:szCs w:val="21"/>
-        </w:rPr>
-        <w:t>reg_write</w:t>
-      </w:r>
-      <w:proofErr w:type="spellEnd"/>
-      <w:r>
-        <w:rPr>
-          <w:rFonts w:ascii="Helvetica" w:eastAsia="Times New Roman" w:hAnsi="Helvetica" w:cs="Helvetica"/>
-          <w:i/>
-          <w:iCs/>
-          <w:color w:val="333333"/>
-          <w:sz w:val="21"/>
-          <w:szCs w:val="21"/>
-        </w:rPr>
-        <w:t xml:space="preserve">, </w:t>
-      </w:r>
-      <w:proofErr w:type="spellStart"/>
-      <w:r>
-        <w:rPr>
-          <w:rFonts w:ascii="Helvetica" w:eastAsia="Times New Roman" w:hAnsi="Helvetica" w:cs="Helvetica"/>
-          <w:i/>
-          <w:iCs/>
-          <w:color w:val="333333"/>
-          <w:sz w:val="21"/>
-          <w:szCs w:val="21"/>
-        </w:rPr>
-        <w:t>reg_write_chip</w:t>
-      </w:r>
-      <w:proofErr w:type="spellEnd"/>
-      <w:r>
-        <w:rPr>
-          <w:rFonts w:ascii="Helvetica" w:eastAsia="Times New Roman" w:hAnsi="Helvetica" w:cs="Helvetica"/>
-          <w:i/>
-          <w:iCs/>
-          <w:color w:val="333333"/>
-          <w:sz w:val="21"/>
-          <w:szCs w:val="21"/>
-        </w:rPr>
-        <w:t>, display_x5, display_x6, display_x7, display_x10</w:t>
+        <w:t>Clk, reset, clock_counter, pc, NPC, next_PC, if_id_npc, id_ex_npc, ex_mem_npc, instr, opcode, if_id_rs1, reg1_data, if_id_rs2, reg2_data, mem_wb_rd, wb_data, if_id_imm, alu_input_a,  alu_input_b, alu_result, mem_data, mem_read, mem_write, alu_src, id_ex_alu_src, branch, ex_mem_branch, jump, ex_mem_jump, load_addr, reg_write, reg_write_chip, display_x5, display_x6, display_x7, display_x10</w:t>
       </w:r>
     </w:p>
     <w:p>
@@ -12668,38 +9109,8 @@
           <w:highlight w:val="yellow"/>
           <w:shd w:val="clear" w:color="auto" w:fill="FFFFFF"/>
         </w:rPr>
-        <w:t xml:space="preserve">Turn in your simulation plot </w:t>
-      </w:r>
-      <w:proofErr w:type="gramStart"/>
-      <w:r>
-        <w:rPr>
-          <w:rFonts w:ascii="Helvetica" w:eastAsia="Times New Roman" w:hAnsi="Helvetica" w:cs="Helvetica"/>
-          <w:b/>
-          <w:bCs/>
-          <w:color w:val="333333"/>
-          <w:sz w:val="21"/>
-          <w:szCs w:val="21"/>
-          <w:highlight w:val="yellow"/>
-          <w:shd w:val="clear" w:color="auto" w:fill="FFFFFF"/>
-        </w:rPr>
-        <w:t xml:space="preserve">in </w:t>
-      </w:r>
-      <w:proofErr w:type="spellStart"/>
-      <w:r>
-        <w:rPr>
-          <w:rFonts w:ascii="Helvetica" w:eastAsia="Times New Roman" w:hAnsi="Helvetica" w:cs="Helvetica"/>
-          <w:b/>
-          <w:bCs/>
-          <w:color w:val="333333"/>
-          <w:sz w:val="21"/>
-          <w:szCs w:val="21"/>
-          <w:highlight w:val="yellow"/>
-          <w:shd w:val="clear" w:color="auto" w:fill="FFFFFF"/>
-        </w:rPr>
-        <w:t>gradescope</w:t>
-      </w:r>
-      <w:proofErr w:type="spellEnd"/>
-      <w:proofErr w:type="gramEnd"/>
+        <w:t>Turn in your simulation plot in gradescope</w:t>
+      </w:r>
       <w:r>
         <w:rPr>
           <w:rFonts w:ascii="Helvetica" w:eastAsia="Times New Roman" w:hAnsi="Helvetica" w:cs="Helvetica"/>
@@ -12754,20 +9165,8 @@
           <w:szCs w:val="21"/>
           <w:highlight w:val="yellow"/>
         </w:rPr>
-        <w:t xml:space="preserve">in </w:t>
-      </w:r>
-      <w:proofErr w:type="spellStart"/>
-      <w:r>
-        <w:rPr>
-          <w:rFonts w:ascii="Helvetica" w:eastAsia="Times New Roman" w:hAnsi="Helvetica" w:cs="Helvetica"/>
-          <w:color w:val="333333"/>
-          <w:sz w:val="21"/>
-          <w:szCs w:val="21"/>
-          <w:highlight w:val="yellow"/>
-        </w:rPr>
-        <w:t>gradescope</w:t>
-      </w:r>
-      <w:proofErr w:type="spellEnd"/>
+        <w:t>in gradescope</w:t>
+      </w:r>
       <w:r>
         <w:rPr>
           <w:rFonts w:ascii="Helvetica" w:eastAsia="Times New Roman" w:hAnsi="Helvetica" w:cs="Helvetica"/>
@@ -12931,67 +9330,16 @@
           <w:sz w:val="21"/>
           <w:szCs w:val="21"/>
         </w:rPr>
-        <w:t xml:space="preserve">Push all code to your </w:t>
-      </w:r>
-      <w:proofErr w:type="spellStart"/>
-      <w:r>
-        <w:rPr>
-          <w:rFonts w:ascii="Helvetica" w:eastAsia="Times New Roman" w:hAnsi="Helvetica" w:cs="Helvetica"/>
-          <w:color w:val="333333"/>
-          <w:sz w:val="21"/>
-          <w:szCs w:val="21"/>
-        </w:rPr>
-        <w:t>github</w:t>
-      </w:r>
-      <w:proofErr w:type="spellEnd"/>
-      <w:r>
-        <w:rPr>
-          <w:rFonts w:ascii="Helvetica" w:eastAsia="Times New Roman" w:hAnsi="Helvetica" w:cs="Helvetica"/>
-          <w:color w:val="333333"/>
-          <w:sz w:val="21"/>
-          <w:szCs w:val="21"/>
-        </w:rPr>
-        <w:t xml:space="preserve"> repo and share with your instructor</w:t>
-      </w:r>
-      <w:r>
-        <w:rPr>
-          <w:rFonts w:ascii="Helvetica" w:eastAsia="Times New Roman" w:hAnsi="Helvetica" w:cs="Helvetica"/>
-          <w:color w:val="333333"/>
-          <w:sz w:val="21"/>
-          <w:szCs w:val="21"/>
-        </w:rPr>
-        <w:t xml:space="preserve"> [</w:t>
-      </w:r>
-      <w:proofErr w:type="spellStart"/>
-      <w:r>
-        <w:rPr>
-          <w:rFonts w:ascii="Helvetica" w:eastAsia="Times New Roman" w:hAnsi="Helvetica" w:cs="Helvetica"/>
-          <w:color w:val="333333"/>
-          <w:sz w:val="21"/>
-          <w:szCs w:val="21"/>
-        </w:rPr>
-        <w:t>instr_</w:t>
-      </w:r>
-      <w:proofErr w:type="gramStart"/>
-      <w:r>
-        <w:rPr>
-          <w:rFonts w:ascii="Helvetica" w:eastAsia="Times New Roman" w:hAnsi="Helvetica" w:cs="Helvetica"/>
-          <w:color w:val="333333"/>
-          <w:sz w:val="21"/>
-          <w:szCs w:val="21"/>
-        </w:rPr>
-        <w:t>mem.vhdl</w:t>
-      </w:r>
-      <w:proofErr w:type="spellEnd"/>
-      <w:proofErr w:type="gramEnd"/>
-      <w:r>
-        <w:rPr>
-          <w:rFonts w:ascii="Helvetica" w:eastAsia="Times New Roman" w:hAnsi="Helvetica" w:cs="Helvetica"/>
-          <w:color w:val="333333"/>
-          <w:sz w:val="21"/>
-          <w:szCs w:val="21"/>
-        </w:rPr>
-        <w:t xml:space="preserve"> should be the </w:t>
+        <w:t>Push all code to your github repo and share with your instructor</w:t>
+      </w:r>
+      <w:r>
+        <w:rPr>
+          <w:rFonts w:ascii="Helvetica" w:eastAsia="Times New Roman" w:hAnsi="Helvetica" w:cs="Helvetica"/>
+          <w:color w:val="333333"/>
+          <w:sz w:val="21"/>
+          <w:szCs w:val="21"/>
+        </w:rPr>
+        <w:t xml:space="preserve"> [instr_mem.vhdl should be the </w:t>
       </w:r>
       <w:r>
         <w:rPr>
@@ -13076,31 +9424,7 @@
           <w:sz w:val="47"/>
           <w:szCs w:val="47"/>
         </w:rPr>
-        <w:t xml:space="preserve"> </w:t>
-      </w:r>
-      <w:proofErr w:type="gramStart"/>
-      <w:r>
-        <w:rPr>
-          <w:rFonts w:ascii="Helvetica" w:eastAsia="Times New Roman" w:hAnsi="Helvetica" w:cs="Helvetica"/>
-          <w:b/>
-          <w:bCs/>
-          <w:color w:val="333333"/>
-          <w:sz w:val="47"/>
-          <w:szCs w:val="47"/>
-        </w:rPr>
-        <w:t>not</w:t>
-      </w:r>
-      <w:proofErr w:type="gramEnd"/>
-      <w:r>
-        <w:rPr>
-          <w:rFonts w:ascii="Helvetica" w:eastAsia="Times New Roman" w:hAnsi="Helvetica" w:cs="Helvetica"/>
-          <w:b/>
-          <w:bCs/>
-          <w:color w:val="333333"/>
-          <w:sz w:val="47"/>
-          <w:szCs w:val="47"/>
-        </w:rPr>
-        <w:t xml:space="preserve"> working</w:t>
+        <w:t xml:space="preserve"> not working</w:t>
       </w:r>
     </w:p>
     <w:p>
@@ -13232,29 +9556,7 @@
           <w:szCs w:val="21"/>
           <w:shd w:val="clear" w:color="auto" w:fill="FFFFFF"/>
         </w:rPr>
-        <w:t xml:space="preserve">to start </w:t>
-      </w:r>
-      <w:proofErr w:type="gramStart"/>
-      <w:r>
-        <w:rPr>
-          <w:rFonts w:ascii="Helvetica" w:eastAsia="Times New Roman" w:hAnsi="Helvetica" w:cs="Helvetica"/>
-          <w:color w:val="333333"/>
-          <w:sz w:val="21"/>
-          <w:szCs w:val="21"/>
-          <w:shd w:val="clear" w:color="auto" w:fill="FFFFFF"/>
-        </w:rPr>
-        <w:t>from</w:t>
-      </w:r>
-      <w:proofErr w:type="gramEnd"/>
-      <w:r>
-        <w:rPr>
-          <w:rFonts w:ascii="Helvetica" w:eastAsia="Times New Roman" w:hAnsi="Helvetica" w:cs="Helvetica"/>
-          <w:color w:val="333333"/>
-          <w:sz w:val="21"/>
-          <w:szCs w:val="21"/>
-          <w:shd w:val="clear" w:color="auto" w:fill="FFFFFF"/>
-        </w:rPr>
-        <w:t>.</w:t>
+        <w:t>to start from.</w:t>
       </w:r>
     </w:p>
     <w:p>
@@ -13615,30 +9917,16 @@
               </w:rPr>
               <w:t xml:space="preserve">Updated </w:t>
             </w:r>
-            <w:proofErr w:type="spellStart"/>
-            <w:r>
-              <w:rPr>
-                <w:rFonts w:ascii="Helvetica" w:eastAsia="Times New Roman" w:hAnsi="Helvetica" w:cs="Helvetica"/>
-                <w:color w:val="333333"/>
-                <w:sz w:val="21"/>
-                <w:szCs w:val="21"/>
-                <w:shd w:val="clear" w:color="auto" w:fill="FFFFFF"/>
-              </w:rPr>
-              <w:t>forwarding_</w:t>
-            </w:r>
-            <w:proofErr w:type="gramStart"/>
-            <w:r>
-              <w:rPr>
-                <w:rFonts w:ascii="Helvetica" w:eastAsia="Times New Roman" w:hAnsi="Helvetica" w:cs="Helvetica"/>
-                <w:color w:val="333333"/>
-                <w:sz w:val="21"/>
-                <w:szCs w:val="21"/>
-                <w:shd w:val="clear" w:color="auto" w:fill="FFFFFF"/>
-              </w:rPr>
-              <w:t>unit.vhdl</w:t>
-            </w:r>
-            <w:proofErr w:type="spellEnd"/>
-            <w:proofErr w:type="gramEnd"/>
+            <w:r>
+              <w:rPr>
+                <w:rFonts w:ascii="Helvetica" w:eastAsia="Times New Roman" w:hAnsi="Helvetica" w:cs="Helvetica"/>
+                <w:color w:val="333333"/>
+                <w:sz w:val="21"/>
+                <w:szCs w:val="21"/>
+                <w:shd w:val="clear" w:color="auto" w:fill="FFFFFF"/>
+              </w:rPr>
+              <w:t>forwarding_unit.vhdl</w:t>
+            </w:r>
           </w:p>
         </w:tc>
         <w:tc>
@@ -13762,27 +10050,7 @@
                 <w:sz w:val="21"/>
                 <w:szCs w:val="21"/>
               </w:rPr>
-              <w:t xml:space="preserve"> </w:t>
-            </w:r>
-            <w:proofErr w:type="spellStart"/>
-            <w:r>
-              <w:rPr>
-                <w:rFonts w:ascii="Helvetica" w:eastAsia="Times New Roman" w:hAnsi="Helvetica" w:cs="Helvetica"/>
-                <w:color w:val="333333"/>
-                <w:sz w:val="21"/>
-                <w:szCs w:val="21"/>
-              </w:rPr>
-              <w:t>pipeline_</w:t>
-            </w:r>
-            <w:proofErr w:type="gramStart"/>
-            <w:r>
-              <w:rPr>
-                <w:rFonts w:ascii="Helvetica" w:eastAsia="Times New Roman" w:hAnsi="Helvetica" w:cs="Helvetica"/>
-                <w:color w:val="333333"/>
-                <w:sz w:val="21"/>
-                <w:szCs w:val="21"/>
-              </w:rPr>
-              <w:t>registers</w:t>
+              <w:t xml:space="preserve"> pipeline_registers</w:t>
             </w:r>
             <w:r>
               <w:rPr>
@@ -13794,8 +10062,6 @@
               </w:rPr>
               <w:t>.vhdl</w:t>
             </w:r>
-            <w:proofErr w:type="spellEnd"/>
-            <w:proofErr w:type="gramEnd"/>
           </w:p>
         </w:tc>
         <w:tc>
@@ -13912,30 +10178,16 @@
               </w:rPr>
               <w:t xml:space="preserve">Update </w:t>
             </w:r>
-            <w:proofErr w:type="spellStart"/>
-            <w:r>
-              <w:rPr>
-                <w:rFonts w:ascii="Helvetica" w:eastAsia="Times New Roman" w:hAnsi="Helvetica" w:cs="Helvetica"/>
-                <w:color w:val="333333"/>
-                <w:sz w:val="21"/>
-                <w:szCs w:val="21"/>
-                <w:shd w:val="clear" w:color="auto" w:fill="FFFFFF"/>
-              </w:rPr>
-              <w:t>hazard_detection_</w:t>
-            </w:r>
-            <w:proofErr w:type="gramStart"/>
-            <w:r>
-              <w:rPr>
-                <w:rFonts w:ascii="Helvetica" w:eastAsia="Times New Roman" w:hAnsi="Helvetica" w:cs="Helvetica"/>
-                <w:color w:val="333333"/>
-                <w:sz w:val="21"/>
-                <w:szCs w:val="21"/>
-                <w:shd w:val="clear" w:color="auto" w:fill="FFFFFF"/>
-              </w:rPr>
-              <w:t>unit.vhdl</w:t>
-            </w:r>
-            <w:proofErr w:type="spellEnd"/>
-            <w:proofErr w:type="gramEnd"/>
+            <w:r>
+              <w:rPr>
+                <w:rFonts w:ascii="Helvetica" w:eastAsia="Times New Roman" w:hAnsi="Helvetica" w:cs="Helvetica"/>
+                <w:color w:val="333333"/>
+                <w:sz w:val="21"/>
+                <w:szCs w:val="21"/>
+                <w:shd w:val="clear" w:color="auto" w:fill="FFFFFF"/>
+              </w:rPr>
+              <w:t>hazard_detection_unit.vhdl</w:t>
+            </w:r>
           </w:p>
         </w:tc>
         <w:tc>
@@ -14049,30 +10301,8 @@
                 <w:sz w:val="21"/>
                 <w:szCs w:val="21"/>
               </w:rPr>
-              <w:t xml:space="preserve">Update </w:t>
-            </w:r>
-            <w:proofErr w:type="spellStart"/>
-            <w:r>
-              <w:rPr>
-                <w:rFonts w:ascii="Helvetica" w:eastAsia="Times New Roman" w:hAnsi="Helvetica" w:cs="Helvetica"/>
-                <w:color w:val="333333"/>
-                <w:sz w:val="21"/>
-                <w:szCs w:val="21"/>
-              </w:rPr>
-              <w:t>riscv_</w:t>
-            </w:r>
-            <w:proofErr w:type="gramStart"/>
-            <w:r>
-              <w:rPr>
-                <w:rFonts w:ascii="Helvetica" w:eastAsia="Times New Roman" w:hAnsi="Helvetica" w:cs="Helvetica"/>
-                <w:color w:val="333333"/>
-                <w:sz w:val="21"/>
-                <w:szCs w:val="21"/>
-              </w:rPr>
-              <w:t>pipeline.vhdl</w:t>
-            </w:r>
-            <w:proofErr w:type="spellEnd"/>
-            <w:proofErr w:type="gramEnd"/>
+              <w:t>Update riscv_pipeline.vhdl</w:t>
+            </w:r>
           </w:p>
         </w:tc>
         <w:tc>
@@ -14282,19 +10512,8 @@
                 <w:sz w:val="21"/>
                 <w:szCs w:val="21"/>
               </w:rPr>
-              <w:t xml:space="preserve">Questions in </w:t>
-            </w:r>
-            <w:proofErr w:type="spellStart"/>
-            <w:r>
-              <w:rPr>
-                <w:rFonts w:ascii="Helvetica" w:eastAsia="Times New Roman" w:hAnsi="Helvetica" w:cs="Helvetica"/>
-                <w:color w:val="333333"/>
-                <w:sz w:val="21"/>
-                <w:szCs w:val="21"/>
-              </w:rPr>
-              <w:t>Gradescope</w:t>
-            </w:r>
-            <w:proofErr w:type="spellEnd"/>
+              <w:t>Questions in Gradescope</w:t>
+            </w:r>
             <w:r>
               <w:rPr>
                 <w:rFonts w:ascii="Helvetica" w:eastAsia="Times New Roman" w:hAnsi="Helvetica" w:cs="Helvetica"/>
@@ -14408,48 +10627,24 @@
               </w:rPr>
               <w:t xml:space="preserve">Re-ordered </w:t>
             </w:r>
-            <w:proofErr w:type="spellStart"/>
-            <w:r>
-              <w:rPr>
-                <w:rFonts w:ascii="Helvetica" w:eastAsia="Times New Roman" w:hAnsi="Helvetica" w:cs="Helvetica"/>
-                <w:color w:val="333333"/>
-                <w:sz w:val="21"/>
-                <w:szCs w:val="21"/>
-              </w:rPr>
-              <w:t>instr</w:t>
-            </w:r>
-            <w:proofErr w:type="spellEnd"/>
-            <w:r>
-              <w:rPr>
-                <w:rFonts w:ascii="Helvetica" w:eastAsia="Times New Roman" w:hAnsi="Helvetica" w:cs="Helvetica"/>
-                <w:color w:val="333333"/>
-                <w:sz w:val="21"/>
-                <w:szCs w:val="21"/>
-              </w:rPr>
-              <w:t xml:space="preserve"> </w:t>
-            </w:r>
-            <w:r>
-              <w:rPr>
-                <w:rFonts w:ascii="Helvetica" w:eastAsia="Times New Roman" w:hAnsi="Helvetica" w:cs="Helvetica"/>
-                <w:color w:val="333333"/>
-                <w:sz w:val="21"/>
-                <w:szCs w:val="21"/>
-              </w:rPr>
-              <w:t>_</w:t>
-            </w:r>
-            <w:proofErr w:type="spellStart"/>
-            <w:proofErr w:type="gramStart"/>
-            <w:r>
-              <w:rPr>
-                <w:rFonts w:ascii="Helvetica" w:eastAsia="Times New Roman" w:hAnsi="Helvetica" w:cs="Helvetica"/>
-                <w:color w:val="333333"/>
-                <w:sz w:val="21"/>
-                <w:szCs w:val="21"/>
-              </w:rPr>
-              <w:t>mem.vhdl</w:t>
-            </w:r>
-            <w:proofErr w:type="spellEnd"/>
-            <w:proofErr w:type="gramEnd"/>
+            <w:r>
+              <w:rPr>
+                <w:rFonts w:ascii="Helvetica" w:eastAsia="Times New Roman" w:hAnsi="Helvetica" w:cs="Helvetica"/>
+                <w:color w:val="333333"/>
+                <w:sz w:val="21"/>
+                <w:szCs w:val="21"/>
+              </w:rPr>
+              <w:t xml:space="preserve">instr </w:t>
+            </w:r>
+            <w:r>
+              <w:rPr>
+                <w:rFonts w:ascii="Helvetica" w:eastAsia="Times New Roman" w:hAnsi="Helvetica" w:cs="Helvetica"/>
+                <w:color w:val="333333"/>
+                <w:sz w:val="21"/>
+                <w:szCs w:val="21"/>
+              </w:rPr>
+              <w:t>_mem.vhdl</w:t>
+            </w:r>
           </w:p>
         </w:tc>
         <w:tc>
@@ -14675,19 +10870,8 @@
                 <w:szCs w:val="21"/>
               </w:rPr>
               <w:lastRenderedPageBreak/>
-              <w:t xml:space="preserve">Questions in </w:t>
-            </w:r>
-            <w:proofErr w:type="spellStart"/>
-            <w:r>
-              <w:rPr>
-                <w:rFonts w:ascii="Helvetica" w:eastAsia="Times New Roman" w:hAnsi="Helvetica" w:cs="Helvetica"/>
-                <w:color w:val="333333"/>
-                <w:sz w:val="21"/>
-                <w:szCs w:val="21"/>
-              </w:rPr>
-              <w:t>Gradescope</w:t>
-            </w:r>
-            <w:proofErr w:type="spellEnd"/>
+              <w:t>Questions in Gradescope</w:t>
+            </w:r>
             <w:r>
               <w:rPr>
                 <w:rFonts w:ascii="Helvetica" w:eastAsia="Times New Roman" w:hAnsi="Helvetica" w:cs="Helvetica"/>
@@ -15173,18 +11357,7 @@
           <w:szCs w:val="21"/>
           <w:shd w:val="clear" w:color="auto" w:fill="FFFFFF"/>
         </w:rPr>
-        <w:t xml:space="preserve"> using </w:t>
-      </w:r>
-      <w:proofErr w:type="gramStart"/>
-      <w:r>
-        <w:rPr>
-          <w:rFonts w:ascii="Helvetica" w:eastAsia="Times New Roman" w:hAnsi="Helvetica" w:cs="Helvetica"/>
-          <w:color w:val="333333"/>
-          <w:sz w:val="21"/>
-          <w:szCs w:val="21"/>
-          <w:shd w:val="clear" w:color="auto" w:fill="FFFFFF"/>
-        </w:rPr>
-        <w:t xml:space="preserve">the </w:t>
+        <w:t xml:space="preserve"> using the </w:t>
       </w:r>
       <w:r>
         <w:rPr>
@@ -15210,48 +11383,25 @@
         </w:rPr>
         <w:t>hen</w:t>
       </w:r>
-      <w:proofErr w:type="gramEnd"/>
-      <w:r>
-        <w:rPr>
-          <w:rFonts w:ascii="Helvetica" w:eastAsia="Times New Roman" w:hAnsi="Helvetica" w:cs="Helvetica"/>
-          <w:color w:val="333333"/>
-          <w:sz w:val="21"/>
-          <w:szCs w:val="21"/>
-          <w:shd w:val="clear" w:color="auto" w:fill="FFFFFF"/>
-        </w:rPr>
-        <w:t xml:space="preserve"> statement?</w:t>
-      </w:r>
-      <w:proofErr w:type="gramStart"/>
-      <w:r>
-        <w:rPr>
-          <w:rFonts w:ascii="Helvetica" w:eastAsia="Times New Roman" w:hAnsi="Helvetica" w:cs="Helvetica"/>
-          <w:color w:val="333333"/>
-          <w:sz w:val="21"/>
-          <w:szCs w:val="21"/>
-          <w:shd w:val="clear" w:color="auto" w:fill="FFFFFF"/>
-        </w:rPr>
-        <w:t>”</w:t>
-      </w:r>
-      <w:r>
-        <w:rPr>
-          <w:rFonts w:ascii="Helvetica" w:eastAsia="Times New Roman" w:hAnsi="Helvetica" w:cs="Helvetica"/>
-          <w:color w:val="333333"/>
-          <w:sz w:val="21"/>
-          <w:szCs w:val="21"/>
-          <w:shd w:val="clear" w:color="auto" w:fill="FFFFFF"/>
-        </w:rPr>
-        <w:t>, or</w:t>
-      </w:r>
-      <w:proofErr w:type="gramEnd"/>
-      <w:r>
-        <w:rPr>
-          <w:rFonts w:ascii="Helvetica" w:eastAsia="Times New Roman" w:hAnsi="Helvetica" w:cs="Helvetica"/>
-          <w:color w:val="333333"/>
-          <w:sz w:val="21"/>
-          <w:szCs w:val="21"/>
-          <w:shd w:val="clear" w:color="auto" w:fill="FFFFFF"/>
-        </w:rPr>
-        <w:t xml:space="preserve"> ask</w:t>
+      <w:r>
+        <w:rPr>
+          <w:rFonts w:ascii="Helvetica" w:eastAsia="Times New Roman" w:hAnsi="Helvetica" w:cs="Helvetica"/>
+          <w:color w:val="333333"/>
+          <w:sz w:val="21"/>
+          <w:szCs w:val="21"/>
+          <w:shd w:val="clear" w:color="auto" w:fill="FFFFFF"/>
+        </w:rPr>
+        <w:t xml:space="preserve"> statement?”</w:t>
+      </w:r>
+      <w:r>
+        <w:rPr>
+          <w:rFonts w:ascii="Helvetica" w:eastAsia="Times New Roman" w:hAnsi="Helvetica" w:cs="Helvetica"/>
+          <w:color w:val="333333"/>
+          <w:sz w:val="21"/>
+          <w:szCs w:val="21"/>
+          <w:shd w:val="clear" w:color="auto" w:fill="FFFFFF"/>
+        </w:rPr>
+        <w:t>, or ask</w:t>
       </w:r>
       <w:r>
         <w:rPr>

--- a/_downloads/bbc24ef944df04e4c81651e5e89e80b7/Final_Project_Assignment_Stage4.docx
+++ b/_downloads/bbc24ef944df04e4c81651e5e89e80b7/Final_Project_Assignment_Stage4.docx
@@ -1671,10 +1671,10 @@
           <w:shd w:val="clear" w:color="auto" w:fill="FFFFFF"/>
         </w:rPr>
         <w:drawing>
-          <wp:inline distT="0" distB="0" distL="0" distR="0" wp14:anchorId="6E9DAAC2" wp14:editId="7BBB7F87">
-            <wp:extent cx="5943600" cy="3521075"/>
-            <wp:effectExtent l="0" t="0" r="0" b="3175"/>
-            <wp:docPr id="532460810" name="Picture 1"/>
+          <wp:inline distT="0" distB="0" distL="0" distR="0" wp14:anchorId="61B9E529" wp14:editId="3A7B11A0">
+            <wp:extent cx="5943600" cy="3503930"/>
+            <wp:effectExtent l="0" t="0" r="0" b="1270"/>
+            <wp:docPr id="2060137450" name="Picture 1"/>
             <wp:cNvGraphicFramePr>
               <a:graphicFrameLocks xmlns:a="http://schemas.openxmlformats.org/drawingml/2006/main" noChangeAspect="1"/>
             </wp:cNvGraphicFramePr>
@@ -1682,7 +1682,7 @@
               <a:graphicData uri="http://schemas.openxmlformats.org/drawingml/2006/picture">
                 <pic:pic xmlns:pic="http://schemas.openxmlformats.org/drawingml/2006/picture">
                   <pic:nvPicPr>
-                    <pic:cNvPr id="532460810" name=""/>
+                    <pic:cNvPr id="2060137450" name=""/>
                     <pic:cNvPicPr/>
                   </pic:nvPicPr>
                   <pic:blipFill>
@@ -1694,7 +1694,7 @@
                   <pic:spPr>
                     <a:xfrm>
                       <a:off x="0" y="0"/>
-                      <a:ext cx="5943600" cy="3521075"/>
+                      <a:ext cx="5943600" cy="3503930"/>
                     </a:xfrm>
                     <a:prstGeom prst="rect">
                       <a:avLst/>

--- a/_downloads/bbc24ef944df04e4c81651e5e89e80b7/Final_Project_Assignment_Stage4.docx
+++ b/_downloads/bbc24ef944df04e4c81651e5e89e80b7/Final_Project_Assignment_Stage4.docx
@@ -1650,18 +1650,6 @@
           <w:shd w:val="clear" w:color="auto" w:fill="FFFFFF"/>
         </w:rPr>
       </w:pPr>
-    </w:p>
-    <w:p>
-      <w:pPr>
-        <w:spacing w:after="0" w:line="240" w:lineRule="auto"/>
-        <w:rPr>
-          <w:rFonts w:ascii="Helvetica" w:eastAsia="Times New Roman" w:hAnsi="Helvetica" w:cs="Helvetica"/>
-          <w:color w:val="333333"/>
-          <w:sz w:val="21"/>
-          <w:szCs w:val="21"/>
-          <w:shd w:val="clear" w:color="auto" w:fill="FFFFFF"/>
-        </w:rPr>
-      </w:pPr>
       <w:r>
         <w:rPr>
           <w:rFonts w:ascii="Helvetica" w:eastAsia="Times New Roman" w:hAnsi="Helvetica" w:cs="Helvetica"/>
@@ -1671,10 +1659,10 @@
           <w:shd w:val="clear" w:color="auto" w:fill="FFFFFF"/>
         </w:rPr>
         <w:drawing>
-          <wp:inline distT="0" distB="0" distL="0" distR="0" wp14:anchorId="61B9E529" wp14:editId="3A7B11A0">
-            <wp:extent cx="5943600" cy="3503930"/>
-            <wp:effectExtent l="0" t="0" r="0" b="1270"/>
-            <wp:docPr id="2060137450" name="Picture 1"/>
+          <wp:inline distT="0" distB="0" distL="0" distR="0" wp14:anchorId="3DF5E9EF" wp14:editId="572124AE">
+            <wp:extent cx="5943600" cy="3436620"/>
+            <wp:effectExtent l="0" t="0" r="0" b="0"/>
+            <wp:docPr id="1881195435" name="Picture 1"/>
             <wp:cNvGraphicFramePr>
               <a:graphicFrameLocks xmlns:a="http://schemas.openxmlformats.org/drawingml/2006/main" noChangeAspect="1"/>
             </wp:cNvGraphicFramePr>
@@ -1682,7 +1670,7 @@
               <a:graphicData uri="http://schemas.openxmlformats.org/drawingml/2006/picture">
                 <pic:pic xmlns:pic="http://schemas.openxmlformats.org/drawingml/2006/picture">
                   <pic:nvPicPr>
-                    <pic:cNvPr id="2060137450" name=""/>
+                    <pic:cNvPr id="1881195435" name=""/>
                     <pic:cNvPicPr/>
                   </pic:nvPicPr>
                   <pic:blipFill>
@@ -1694,7 +1682,7 @@
                   <pic:spPr>
                     <a:xfrm>
                       <a:off x="0" y="0"/>
-                      <a:ext cx="5943600" cy="3503930"/>
+                      <a:ext cx="5943600" cy="3436620"/>
                     </a:xfrm>
                     <a:prstGeom prst="rect">
                       <a:avLst/>
@@ -1706,6 +1694,18 @@
           </wp:inline>
         </w:drawing>
       </w:r>
+    </w:p>
+    <w:p>
+      <w:pPr>
+        <w:spacing w:after="0" w:line="240" w:lineRule="auto"/>
+        <w:rPr>
+          <w:rFonts w:ascii="Helvetica" w:eastAsia="Times New Roman" w:hAnsi="Helvetica" w:cs="Helvetica"/>
+          <w:color w:val="333333"/>
+          <w:sz w:val="21"/>
+          <w:szCs w:val="21"/>
+          <w:shd w:val="clear" w:color="auto" w:fill="FFFFFF"/>
+        </w:rPr>
+      </w:pPr>
     </w:p>
     <w:p>
       <w:pPr>

--- a/_downloads/bbc24ef944df04e4c81651e5e89e80b7/Final_Project_Assignment_Stage4.docx
+++ b/_downloads/bbc24ef944df04e4c81651e5e89e80b7/Final_Project_Assignment_Stage4.docx
@@ -512,7 +512,29 @@
           <w:szCs w:val="21"/>
           <w:shd w:val="clear" w:color="auto" w:fill="FFFFFF"/>
         </w:rPr>
-        <w:t xml:space="preserve">.  However, this stage does NOT have hazard detection and does NOT stall to prevent hazards.  </w:t>
+        <w:t xml:space="preserve">.  However, this stage does NOT have hazard detection and does NOT </w:t>
+      </w:r>
+      <w:proofErr w:type="gramStart"/>
+      <w:r>
+        <w:rPr>
+          <w:rFonts w:ascii="Helvetica" w:eastAsia="Times New Roman" w:hAnsi="Helvetica" w:cs="Helvetica"/>
+          <w:color w:val="A6A6A6" w:themeColor="background1" w:themeShade="A6"/>
+          <w:sz w:val="21"/>
+          <w:szCs w:val="21"/>
+          <w:shd w:val="clear" w:color="auto" w:fill="FFFFFF"/>
+        </w:rPr>
+        <w:t>stall to prevent</w:t>
+      </w:r>
+      <w:proofErr w:type="gramEnd"/>
+      <w:r>
+        <w:rPr>
+          <w:rFonts w:ascii="Helvetica" w:eastAsia="Times New Roman" w:hAnsi="Helvetica" w:cs="Helvetica"/>
+          <w:color w:val="A6A6A6" w:themeColor="background1" w:themeShade="A6"/>
+          <w:sz w:val="21"/>
+          <w:szCs w:val="21"/>
+          <w:shd w:val="clear" w:color="auto" w:fill="FFFFFF"/>
+        </w:rPr>
+        <w:t xml:space="preserve"> hazards.  </w:t>
       </w:r>
       <w:r>
         <w:rPr>
@@ -629,8 +651,9 @@
           <w:szCs w:val="21"/>
           <w:shd w:val="clear" w:color="auto" w:fill="FFFFFF"/>
         </w:rPr>
-        <w:t xml:space="preserve">: convert the </w:t>
-      </w:r>
+        <w:t xml:space="preserve">: convert </w:t>
+      </w:r>
+      <w:proofErr w:type="gramStart"/>
       <w:r>
         <w:rPr>
           <w:rFonts w:ascii="Helvetica" w:eastAsia="Times New Roman" w:hAnsi="Helvetica" w:cs="Helvetica"/>
@@ -639,7 +662,7 @@
           <w:szCs w:val="21"/>
           <w:shd w:val="clear" w:color="auto" w:fill="FFFFFF"/>
         </w:rPr>
-        <w:t xml:space="preserve">stage 2 architecture to a pipelined architecture </w:t>
+        <w:t xml:space="preserve">the </w:t>
       </w:r>
       <w:r>
         <w:rPr>
@@ -649,6 +672,49 @@
           <w:szCs w:val="21"/>
           <w:shd w:val="clear" w:color="auto" w:fill="FFFFFF"/>
         </w:rPr>
+        <w:t>stage</w:t>
+      </w:r>
+      <w:proofErr w:type="gramEnd"/>
+      <w:r>
+        <w:rPr>
+          <w:rFonts w:ascii="Helvetica" w:eastAsia="Times New Roman" w:hAnsi="Helvetica" w:cs="Helvetica"/>
+          <w:color w:val="A6A6A6" w:themeColor="background1" w:themeShade="A6"/>
+          <w:sz w:val="21"/>
+          <w:szCs w:val="21"/>
+          <w:shd w:val="clear" w:color="auto" w:fill="FFFFFF"/>
+        </w:rPr>
+        <w:t xml:space="preserve"> 2 architecture to </w:t>
+      </w:r>
+      <w:proofErr w:type="gramStart"/>
+      <w:r>
+        <w:rPr>
+          <w:rFonts w:ascii="Helvetica" w:eastAsia="Times New Roman" w:hAnsi="Helvetica" w:cs="Helvetica"/>
+          <w:color w:val="A6A6A6" w:themeColor="background1" w:themeShade="A6"/>
+          <w:sz w:val="21"/>
+          <w:szCs w:val="21"/>
+          <w:shd w:val="clear" w:color="auto" w:fill="FFFFFF"/>
+        </w:rPr>
+        <w:t>a pipelined</w:t>
+      </w:r>
+      <w:proofErr w:type="gramEnd"/>
+      <w:r>
+        <w:rPr>
+          <w:rFonts w:ascii="Helvetica" w:eastAsia="Times New Roman" w:hAnsi="Helvetica" w:cs="Helvetica"/>
+          <w:color w:val="A6A6A6" w:themeColor="background1" w:themeShade="A6"/>
+          <w:sz w:val="21"/>
+          <w:szCs w:val="21"/>
+          <w:shd w:val="clear" w:color="auto" w:fill="FFFFFF"/>
+        </w:rPr>
+        <w:t xml:space="preserve"> architecture </w:t>
+      </w:r>
+      <w:r>
+        <w:rPr>
+          <w:rFonts w:ascii="Helvetica" w:eastAsia="Times New Roman" w:hAnsi="Helvetica" w:cs="Helvetica"/>
+          <w:color w:val="A6A6A6" w:themeColor="background1" w:themeShade="A6"/>
+          <w:sz w:val="21"/>
+          <w:szCs w:val="21"/>
+          <w:shd w:val="clear" w:color="auto" w:fill="FFFFFF"/>
+        </w:rPr>
         <w:t xml:space="preserve">that </w:t>
       </w:r>
       <w:r>
@@ -669,8 +735,9 @@
           <w:szCs w:val="21"/>
           <w:shd w:val="clear" w:color="auto" w:fill="FFFFFF"/>
         </w:rPr>
-        <w:t xml:space="preserve"> and stalls appropriately to ensure proper execution</w:t>
-      </w:r>
+        <w:t xml:space="preserve"> and stalls appropriately to ensure proper </w:t>
+      </w:r>
+      <w:proofErr w:type="gramStart"/>
       <w:r>
         <w:rPr>
           <w:rFonts w:ascii="Helvetica" w:eastAsia="Times New Roman" w:hAnsi="Helvetica" w:cs="Helvetica"/>
@@ -679,7 +746,28 @@
           <w:szCs w:val="21"/>
           <w:shd w:val="clear" w:color="auto" w:fill="FFFFFF"/>
         </w:rPr>
-        <w:t>, but does NOT have forwarding.</w:t>
+        <w:t>execution</w:t>
+      </w:r>
+      <w:r>
+        <w:rPr>
+          <w:rFonts w:ascii="Helvetica" w:eastAsia="Times New Roman" w:hAnsi="Helvetica" w:cs="Helvetica"/>
+          <w:color w:val="A6A6A6" w:themeColor="background1" w:themeShade="A6"/>
+          <w:sz w:val="21"/>
+          <w:szCs w:val="21"/>
+          <w:shd w:val="clear" w:color="auto" w:fill="FFFFFF"/>
+        </w:rPr>
+        <w:t>, but</w:t>
+      </w:r>
+      <w:proofErr w:type="gramEnd"/>
+      <w:r>
+        <w:rPr>
+          <w:rFonts w:ascii="Helvetica" w:eastAsia="Times New Roman" w:hAnsi="Helvetica" w:cs="Helvetica"/>
+          <w:color w:val="A6A6A6" w:themeColor="background1" w:themeShade="A6"/>
+          <w:sz w:val="21"/>
+          <w:szCs w:val="21"/>
+          <w:shd w:val="clear" w:color="auto" w:fill="FFFFFF"/>
+        </w:rPr>
+        <w:t xml:space="preserve"> does NOT have forwarding.</w:t>
       </w:r>
     </w:p>
     <w:p>
@@ -806,7 +894,29 @@
           <w:szCs w:val="21"/>
           <w:shd w:val="clear" w:color="auto" w:fill="FFFFFF"/>
         </w:rPr>
-        <w:t xml:space="preserve"> and branch decision moved to the ID stage, similar to Figure C.25.</w:t>
+        <w:t xml:space="preserve"> and branch decision moved to the ID stage, </w:t>
+      </w:r>
+      <w:proofErr w:type="gramStart"/>
+      <w:r>
+        <w:rPr>
+          <w:rFonts w:ascii="Helvetica" w:eastAsia="Times New Roman" w:hAnsi="Helvetica" w:cs="Helvetica"/>
+          <w:color w:val="000000" w:themeColor="text1"/>
+          <w:sz w:val="21"/>
+          <w:szCs w:val="21"/>
+          <w:shd w:val="clear" w:color="auto" w:fill="FFFFFF"/>
+        </w:rPr>
+        <w:t>similar to</w:t>
+      </w:r>
+      <w:proofErr w:type="gramEnd"/>
+      <w:r>
+        <w:rPr>
+          <w:rFonts w:ascii="Helvetica" w:eastAsia="Times New Roman" w:hAnsi="Helvetica" w:cs="Helvetica"/>
+          <w:color w:val="000000" w:themeColor="text1"/>
+          <w:sz w:val="21"/>
+          <w:szCs w:val="21"/>
+          <w:shd w:val="clear" w:color="auto" w:fill="FFFFFF"/>
+        </w:rPr>
+        <w:t xml:space="preserve"> Figure C.25.</w:t>
       </w:r>
       <w:r>
         <w:rPr>
@@ -963,6 +1073,7 @@
         </w:rPr>
         <w:t xml:space="preserve"> called </w:t>
       </w:r>
+      <w:proofErr w:type="spellStart"/>
       <w:r>
         <w:rPr>
           <w:rFonts w:ascii="Helvetica" w:eastAsia="Times New Roman" w:hAnsi="Helvetica" w:cs="Helvetica"/>
@@ -975,15 +1086,38 @@
         </w:rPr>
         <w:t>Load_Addr</w:t>
       </w:r>
-      <w:r>
-        <w:rPr>
-          <w:rFonts w:ascii="Helvetica" w:eastAsia="Times New Roman" w:hAnsi="Helvetica" w:cs="Helvetica"/>
-          <w:color w:val="333333"/>
-          <w:sz w:val="21"/>
-          <w:szCs w:val="21"/>
-          <w:shd w:val="clear" w:color="auto" w:fill="FFFFFF"/>
-        </w:rPr>
-        <w:t>, which is similar to LA,</w:t>
+      <w:proofErr w:type="spellEnd"/>
+      <w:r>
+        <w:rPr>
+          <w:rFonts w:ascii="Helvetica" w:eastAsia="Times New Roman" w:hAnsi="Helvetica" w:cs="Helvetica"/>
+          <w:color w:val="333333"/>
+          <w:sz w:val="21"/>
+          <w:szCs w:val="21"/>
+          <w:shd w:val="clear" w:color="auto" w:fill="FFFFFF"/>
+        </w:rPr>
+        <w:t xml:space="preserve">, which is </w:t>
+      </w:r>
+      <w:proofErr w:type="gramStart"/>
+      <w:r>
+        <w:rPr>
+          <w:rFonts w:ascii="Helvetica" w:eastAsia="Times New Roman" w:hAnsi="Helvetica" w:cs="Helvetica"/>
+          <w:color w:val="333333"/>
+          <w:sz w:val="21"/>
+          <w:szCs w:val="21"/>
+          <w:shd w:val="clear" w:color="auto" w:fill="FFFFFF"/>
+        </w:rPr>
+        <w:t>similar to</w:t>
+      </w:r>
+      <w:proofErr w:type="gramEnd"/>
+      <w:r>
+        <w:rPr>
+          <w:rFonts w:ascii="Helvetica" w:eastAsia="Times New Roman" w:hAnsi="Helvetica" w:cs="Helvetica"/>
+          <w:color w:val="333333"/>
+          <w:sz w:val="21"/>
+          <w:szCs w:val="21"/>
+          <w:shd w:val="clear" w:color="auto" w:fill="FFFFFF"/>
+        </w:rPr>
+        <w:t xml:space="preserve"> LA,</w:t>
       </w:r>
       <w:r>
         <w:rPr>
@@ -1156,13 +1290,23 @@
         </w:rPr>
         <w:t xml:space="preserve">                             </w:t>
       </w:r>
+      <w:proofErr w:type="spellStart"/>
       <w:r>
         <w:rPr>
           <w:rFonts w:ascii="Courier New" w:eastAsia="Times New Roman" w:hAnsi="Courier New" w:cs="Courier New"/>
           <w:sz w:val="20"/>
           <w:szCs w:val="20"/>
         </w:rPr>
-        <w:t xml:space="preserve">addi    </w:t>
+        <w:t>addi</w:t>
+      </w:r>
+      <w:proofErr w:type="spellEnd"/>
+      <w:r>
+        <w:rPr>
+          <w:rFonts w:ascii="Courier New" w:eastAsia="Times New Roman" w:hAnsi="Courier New" w:cs="Courier New"/>
+          <w:sz w:val="20"/>
+          <w:szCs w:val="20"/>
+        </w:rPr>
+        <w:t xml:space="preserve">    </w:t>
       </w:r>
       <w:r>
         <w:rPr>
@@ -1197,7 +1341,25 @@
           <w:sz w:val="20"/>
           <w:szCs w:val="20"/>
         </w:rPr>
-        <w:t xml:space="preserve">        load_addr x6, array     </w:t>
+        <w:t xml:space="preserve">        </w:t>
+      </w:r>
+      <w:proofErr w:type="spellStart"/>
+      <w:r>
+        <w:rPr>
+          <w:rFonts w:ascii="Courier New" w:eastAsia="Times New Roman" w:hAnsi="Courier New" w:cs="Courier New"/>
+          <w:sz w:val="20"/>
+          <w:szCs w:val="20"/>
+        </w:rPr>
+        <w:t>load_addr</w:t>
+      </w:r>
+      <w:proofErr w:type="spellEnd"/>
+      <w:r>
+        <w:rPr>
+          <w:rFonts w:ascii="Courier New" w:eastAsia="Times New Roman" w:hAnsi="Courier New" w:cs="Courier New"/>
+          <w:sz w:val="20"/>
+          <w:szCs w:val="20"/>
+        </w:rPr>
+        <w:t xml:space="preserve"> x6, array     </w:t>
       </w:r>
       <w:r>
         <w:rPr>
@@ -1240,23 +1402,59 @@
           <w:sz w:val="20"/>
           <w:szCs w:val="20"/>
         </w:rPr>
-        <w:t xml:space="preserve">        lw      </w:t>
-      </w:r>
+        <w:t xml:space="preserve">        </w:t>
+      </w:r>
+      <w:proofErr w:type="spellStart"/>
       <w:r>
         <w:rPr>
           <w:rFonts w:ascii="Courier New" w:eastAsia="Times New Roman" w:hAnsi="Courier New" w:cs="Courier New"/>
           <w:sz w:val="20"/>
           <w:szCs w:val="20"/>
         </w:rPr>
-        <w:t xml:space="preserve">  </w:t>
-      </w:r>
+        <w:t>lw</w:t>
+      </w:r>
+      <w:proofErr w:type="spellEnd"/>
       <w:r>
         <w:rPr>
           <w:rFonts w:ascii="Courier New" w:eastAsia="Times New Roman" w:hAnsi="Courier New" w:cs="Courier New"/>
           <w:sz w:val="20"/>
           <w:szCs w:val="20"/>
         </w:rPr>
-        <w:t>x7, 0(x6)       # x7 = initial value</w:t>
+        <w:t xml:space="preserve">      </w:t>
+      </w:r>
+      <w:r>
+        <w:rPr>
+          <w:rFonts w:ascii="Courier New" w:eastAsia="Times New Roman" w:hAnsi="Courier New" w:cs="Courier New"/>
+          <w:sz w:val="20"/>
+          <w:szCs w:val="20"/>
+        </w:rPr>
+        <w:t xml:space="preserve">  </w:t>
+      </w:r>
+      <w:r>
+        <w:rPr>
+          <w:rFonts w:ascii="Courier New" w:eastAsia="Times New Roman" w:hAnsi="Courier New" w:cs="Courier New"/>
+          <w:sz w:val="20"/>
+          <w:szCs w:val="20"/>
+        </w:rPr>
+        <w:t>x7, 0(</w:t>
+      </w:r>
+      <w:proofErr w:type="gramStart"/>
+      <w:r>
+        <w:rPr>
+          <w:rFonts w:ascii="Courier New" w:eastAsia="Times New Roman" w:hAnsi="Courier New" w:cs="Courier New"/>
+          <w:sz w:val="20"/>
+          <w:szCs w:val="20"/>
+        </w:rPr>
+        <w:t>x6)       #</w:t>
+      </w:r>
+      <w:proofErr w:type="gramEnd"/>
+      <w:r>
+        <w:rPr>
+          <w:rFonts w:ascii="Courier New" w:eastAsia="Times New Roman" w:hAnsi="Courier New" w:cs="Courier New"/>
+          <w:sz w:val="20"/>
+          <w:szCs w:val="20"/>
+        </w:rPr>
+        <w:t xml:space="preserve"> x7 = initial value</w:t>
       </w:r>
     </w:p>
     <w:p>
@@ -1275,7 +1473,25 @@
           <w:sz w:val="20"/>
           <w:szCs w:val="20"/>
         </w:rPr>
-        <w:t xml:space="preserve">loop:   addi    </w:t>
+        <w:t xml:space="preserve">loop:   </w:t>
+      </w:r>
+      <w:proofErr w:type="spellStart"/>
+      <w:r>
+        <w:rPr>
+          <w:rFonts w:ascii="Courier New" w:eastAsia="Times New Roman" w:hAnsi="Courier New" w:cs="Courier New"/>
+          <w:sz w:val="20"/>
+          <w:szCs w:val="20"/>
+        </w:rPr>
+        <w:t>addi</w:t>
+      </w:r>
+      <w:proofErr w:type="spellEnd"/>
+      <w:r>
+        <w:rPr>
+          <w:rFonts w:ascii="Courier New" w:eastAsia="Times New Roman" w:hAnsi="Courier New" w:cs="Courier New"/>
+          <w:sz w:val="20"/>
+          <w:szCs w:val="20"/>
+        </w:rPr>
+        <w:t xml:space="preserve">    </w:t>
       </w:r>
       <w:r>
         <w:rPr>
@@ -1310,7 +1526,25 @@
           <w:sz w:val="20"/>
           <w:szCs w:val="20"/>
         </w:rPr>
-        <w:t xml:space="preserve">        lw      </w:t>
+        <w:t xml:space="preserve">        </w:t>
+      </w:r>
+      <w:proofErr w:type="spellStart"/>
+      <w:r>
+        <w:rPr>
+          <w:rFonts w:ascii="Courier New" w:eastAsia="Times New Roman" w:hAnsi="Courier New" w:cs="Courier New"/>
+          <w:sz w:val="20"/>
+          <w:szCs w:val="20"/>
+        </w:rPr>
+        <w:t>lw</w:t>
+      </w:r>
+      <w:proofErr w:type="spellEnd"/>
+      <w:r>
+        <w:rPr>
+          <w:rFonts w:ascii="Courier New" w:eastAsia="Times New Roman" w:hAnsi="Courier New" w:cs="Courier New"/>
+          <w:sz w:val="20"/>
+          <w:szCs w:val="20"/>
+        </w:rPr>
+        <w:t xml:space="preserve">      </w:t>
       </w:r>
       <w:r>
         <w:rPr>
@@ -1380,7 +1614,25 @@
           <w:sz w:val="20"/>
           <w:szCs w:val="20"/>
         </w:rPr>
-        <w:t xml:space="preserve">        subi    </w:t>
+        <w:t xml:space="preserve">        </w:t>
+      </w:r>
+      <w:proofErr w:type="spellStart"/>
+      <w:r>
+        <w:rPr>
+          <w:rFonts w:ascii="Courier New" w:eastAsia="Times New Roman" w:hAnsi="Courier New" w:cs="Courier New"/>
+          <w:sz w:val="20"/>
+          <w:szCs w:val="20"/>
+        </w:rPr>
+        <w:t>subi</w:t>
+      </w:r>
+      <w:proofErr w:type="spellEnd"/>
+      <w:r>
+        <w:rPr>
+          <w:rFonts w:ascii="Courier New" w:eastAsia="Times New Roman" w:hAnsi="Courier New" w:cs="Courier New"/>
+          <w:sz w:val="20"/>
+          <w:szCs w:val="20"/>
+        </w:rPr>
+        <w:t xml:space="preserve">    </w:t>
       </w:r>
       <w:r>
         <w:rPr>
@@ -1415,7 +1667,25 @@
           <w:sz w:val="20"/>
           <w:szCs w:val="20"/>
         </w:rPr>
-        <w:t xml:space="preserve">        bne     </w:t>
+        <w:t xml:space="preserve">        </w:t>
+      </w:r>
+      <w:proofErr w:type="spellStart"/>
+      <w:r>
+        <w:rPr>
+          <w:rFonts w:ascii="Courier New" w:eastAsia="Times New Roman" w:hAnsi="Courier New" w:cs="Courier New"/>
+          <w:sz w:val="20"/>
+          <w:szCs w:val="20"/>
+        </w:rPr>
+        <w:t>bne</w:t>
+      </w:r>
+      <w:proofErr w:type="spellEnd"/>
+      <w:r>
+        <w:rPr>
+          <w:rFonts w:ascii="Courier New" w:eastAsia="Times New Roman" w:hAnsi="Courier New" w:cs="Courier New"/>
+          <w:sz w:val="20"/>
+          <w:szCs w:val="20"/>
+        </w:rPr>
+        <w:t xml:space="preserve">     </w:t>
       </w:r>
       <w:r>
         <w:rPr>
@@ -1496,7 +1766,25 @@
           <w:sz w:val="20"/>
           <w:szCs w:val="20"/>
         </w:rPr>
-        <w:t>#   initialize data in the array</w:t>
+        <w:t xml:space="preserve">#   </w:t>
+      </w:r>
+      <w:proofErr w:type="gramStart"/>
+      <w:r>
+        <w:rPr>
+          <w:rFonts w:ascii="Courier New" w:eastAsia="Times New Roman" w:hAnsi="Courier New" w:cs="Courier New"/>
+          <w:sz w:val="20"/>
+          <w:szCs w:val="20"/>
+        </w:rPr>
+        <w:t>initialize</w:t>
+      </w:r>
+      <w:proofErr w:type="gramEnd"/>
+      <w:r>
+        <w:rPr>
+          <w:rFonts w:ascii="Courier New" w:eastAsia="Times New Roman" w:hAnsi="Courier New" w:cs="Courier New"/>
+          <w:sz w:val="20"/>
+          <w:szCs w:val="20"/>
+        </w:rPr>
+        <w:t xml:space="preserve"> data in the array</w:t>
       </w:r>
       <w:r>
         <w:rPr>
@@ -1523,7 +1811,25 @@
           <w:sz w:val="20"/>
           <w:szCs w:val="20"/>
         </w:rPr>
-        <w:t>array:  .word 0x5, 0x4, 0x10, 0x3, 0x12, 0x1, 0x7, 0x4, 0x8, 0x2</w:t>
+        <w:t>array:</w:t>
+      </w:r>
+      <w:proofErr w:type="gramStart"/>
+      <w:r>
+        <w:rPr>
+          <w:rFonts w:ascii="Courier New" w:eastAsia="Times New Roman" w:hAnsi="Courier New" w:cs="Courier New"/>
+          <w:sz w:val="20"/>
+          <w:szCs w:val="20"/>
+        </w:rPr>
+        <w:t xml:space="preserve">  .word</w:t>
+      </w:r>
+      <w:proofErr w:type="gramEnd"/>
+      <w:r>
+        <w:rPr>
+          <w:rFonts w:ascii="Courier New" w:eastAsia="Times New Roman" w:hAnsi="Courier New" w:cs="Courier New"/>
+          <w:sz w:val="20"/>
+          <w:szCs w:val="20"/>
+        </w:rPr>
+        <w:t xml:space="preserve"> 0x5, 0x4, 0x10, 0x3, 0x12, 0x1, 0x7, 0x4, 0x8, 0x2</w:t>
       </w:r>
     </w:p>
     <w:p>
@@ -1653,6 +1959,7 @@
       <w:r>
         <w:rPr>
           <w:rFonts w:ascii="Helvetica" w:eastAsia="Times New Roman" w:hAnsi="Helvetica" w:cs="Helvetica"/>
+          <w:noProof/>
           <w:color w:val="333333"/>
           <w:sz w:val="21"/>
           <w:szCs w:val="21"/>
@@ -1889,6 +2196,7 @@
                 <w:shd w:val="clear" w:color="auto" w:fill="FFFFFF"/>
               </w:rPr>
             </w:pPr>
+            <w:proofErr w:type="spellStart"/>
             <w:r>
               <w:rPr>
                 <w:rFonts w:ascii="Helvetica" w:eastAsia="Times New Roman" w:hAnsi="Helvetica" w:cs="Helvetica"/>
@@ -1899,6 +2207,7 @@
               </w:rPr>
               <w:t>riscv_</w:t>
             </w:r>
+            <w:proofErr w:type="gramStart"/>
             <w:r>
               <w:rPr>
                 <w:rFonts w:ascii="Helvetica" w:eastAsia="Times New Roman" w:hAnsi="Helvetica" w:cs="Helvetica"/>
@@ -1917,7 +2226,19 @@
                 <w:szCs w:val="21"/>
                 <w:shd w:val="clear" w:color="auto" w:fill="FFFFFF"/>
               </w:rPr>
-              <w:t>.vhdl:</w:t>
+              <w:t>.vhdl</w:t>
+            </w:r>
+            <w:proofErr w:type="spellEnd"/>
+            <w:proofErr w:type="gramEnd"/>
+            <w:r>
+              <w:rPr>
+                <w:rFonts w:ascii="Helvetica" w:eastAsia="Times New Roman" w:hAnsi="Helvetica" w:cs="Helvetica"/>
+                <w:color w:val="333333"/>
+                <w:sz w:val="21"/>
+                <w:szCs w:val="21"/>
+                <w:shd w:val="clear" w:color="auto" w:fill="FFFFFF"/>
+              </w:rPr>
+              <w:t>:</w:t>
             </w:r>
           </w:p>
         </w:tc>
@@ -1963,16 +2284,30 @@
                 <w:shd w:val="clear" w:color="auto" w:fill="FFFFFF"/>
               </w:rPr>
             </w:pPr>
-            <w:r>
-              <w:rPr>
-                <w:rFonts w:ascii="Helvetica" w:eastAsia="Times New Roman" w:hAnsi="Helvetica" w:cs="Helvetica"/>
-                <w:color w:val="333333"/>
-                <w:sz w:val="21"/>
-                <w:szCs w:val="21"/>
-                <w:shd w:val="clear" w:color="auto" w:fill="FFFFFF"/>
-              </w:rPr>
-              <w:t>pc_live.vhdl</w:t>
-            </w:r>
+            <w:proofErr w:type="spellStart"/>
+            <w:r>
+              <w:rPr>
+                <w:rFonts w:ascii="Helvetica" w:eastAsia="Times New Roman" w:hAnsi="Helvetica" w:cs="Helvetica"/>
+                <w:color w:val="333333"/>
+                <w:sz w:val="21"/>
+                <w:szCs w:val="21"/>
+                <w:shd w:val="clear" w:color="auto" w:fill="FFFFFF"/>
+              </w:rPr>
+              <w:t>pc_</w:t>
+            </w:r>
+            <w:proofErr w:type="gramStart"/>
+            <w:r>
+              <w:rPr>
+                <w:rFonts w:ascii="Helvetica" w:eastAsia="Times New Roman" w:hAnsi="Helvetica" w:cs="Helvetica"/>
+                <w:color w:val="333333"/>
+                <w:sz w:val="21"/>
+                <w:szCs w:val="21"/>
+                <w:shd w:val="clear" w:color="auto" w:fill="FFFFFF"/>
+              </w:rPr>
+              <w:t>live.vhdl</w:t>
+            </w:r>
+            <w:proofErr w:type="spellEnd"/>
+            <w:proofErr w:type="gramEnd"/>
           </w:p>
         </w:tc>
         <w:tc>
@@ -2017,16 +2352,30 @@
                 <w:shd w:val="clear" w:color="auto" w:fill="FFFFFF"/>
               </w:rPr>
             </w:pPr>
-            <w:r>
-              <w:rPr>
-                <w:rFonts w:ascii="Helvetica" w:eastAsia="Times New Roman" w:hAnsi="Helvetica" w:cs="Helvetica"/>
-                <w:color w:val="333333"/>
-                <w:sz w:val="21"/>
-                <w:szCs w:val="21"/>
-                <w:shd w:val="clear" w:color="auto" w:fill="FFFFFF"/>
-              </w:rPr>
-              <w:t>pipeline_registers.vhdl</w:t>
-            </w:r>
+            <w:proofErr w:type="spellStart"/>
+            <w:r>
+              <w:rPr>
+                <w:rFonts w:ascii="Helvetica" w:eastAsia="Times New Roman" w:hAnsi="Helvetica" w:cs="Helvetica"/>
+                <w:color w:val="333333"/>
+                <w:sz w:val="21"/>
+                <w:szCs w:val="21"/>
+                <w:shd w:val="clear" w:color="auto" w:fill="FFFFFF"/>
+              </w:rPr>
+              <w:t>pipeline_</w:t>
+            </w:r>
+            <w:proofErr w:type="gramStart"/>
+            <w:r>
+              <w:rPr>
+                <w:rFonts w:ascii="Helvetica" w:eastAsia="Times New Roman" w:hAnsi="Helvetica" w:cs="Helvetica"/>
+                <w:color w:val="333333"/>
+                <w:sz w:val="21"/>
+                <w:szCs w:val="21"/>
+                <w:shd w:val="clear" w:color="auto" w:fill="FFFFFF"/>
+              </w:rPr>
+              <w:t>registers.vhdl</w:t>
+            </w:r>
+            <w:proofErr w:type="spellEnd"/>
+            <w:proofErr w:type="gramEnd"/>
           </w:p>
         </w:tc>
         <w:tc>
@@ -2093,16 +2442,30 @@
                 <w:shd w:val="clear" w:color="auto" w:fill="FFFFFF"/>
               </w:rPr>
             </w:pPr>
-            <w:r>
-              <w:rPr>
-                <w:rFonts w:ascii="Helvetica" w:eastAsia="Times New Roman" w:hAnsi="Helvetica" w:cs="Helvetica"/>
-                <w:color w:val="333333"/>
-                <w:sz w:val="21"/>
-                <w:szCs w:val="21"/>
-                <w:shd w:val="clear" w:color="auto" w:fill="FFFFFF"/>
-              </w:rPr>
-              <w:t>hazard_detection.vhdl</w:t>
-            </w:r>
+            <w:proofErr w:type="spellStart"/>
+            <w:r>
+              <w:rPr>
+                <w:rFonts w:ascii="Helvetica" w:eastAsia="Times New Roman" w:hAnsi="Helvetica" w:cs="Helvetica"/>
+                <w:color w:val="333333"/>
+                <w:sz w:val="21"/>
+                <w:szCs w:val="21"/>
+                <w:shd w:val="clear" w:color="auto" w:fill="FFFFFF"/>
+              </w:rPr>
+              <w:t>hazard_</w:t>
+            </w:r>
+            <w:proofErr w:type="gramStart"/>
+            <w:r>
+              <w:rPr>
+                <w:rFonts w:ascii="Helvetica" w:eastAsia="Times New Roman" w:hAnsi="Helvetica" w:cs="Helvetica"/>
+                <w:color w:val="333333"/>
+                <w:sz w:val="21"/>
+                <w:szCs w:val="21"/>
+                <w:shd w:val="clear" w:color="auto" w:fill="FFFFFF"/>
+              </w:rPr>
+              <w:t>detection.vhdl</w:t>
+            </w:r>
+            <w:proofErr w:type="spellEnd"/>
+            <w:proofErr w:type="gramEnd"/>
           </w:p>
         </w:tc>
         <w:tc>
@@ -2157,16 +2520,40 @@
                 <w:shd w:val="clear" w:color="auto" w:fill="FFFFFF"/>
               </w:rPr>
             </w:pPr>
-            <w:r>
-              <w:rPr>
-                <w:rFonts w:ascii="Helvetica" w:eastAsia="Times New Roman" w:hAnsi="Helvetica" w:cs="Helvetica"/>
-                <w:color w:val="333333"/>
-                <w:sz w:val="21"/>
-                <w:szCs w:val="21"/>
-                <w:shd w:val="clear" w:color="auto" w:fill="FFFFFF"/>
-              </w:rPr>
-              <w:t>forwarding_unit.vhdl</w:t>
-            </w:r>
+            <w:proofErr w:type="spellStart"/>
+            <w:r>
+              <w:rPr>
+                <w:rFonts w:ascii="Helvetica" w:eastAsia="Times New Roman" w:hAnsi="Helvetica" w:cs="Helvetica"/>
+                <w:color w:val="333333"/>
+                <w:sz w:val="21"/>
+                <w:szCs w:val="21"/>
+                <w:shd w:val="clear" w:color="auto" w:fill="FFFFFF"/>
+              </w:rPr>
+              <w:t>ALU_</w:t>
+            </w:r>
+            <w:r>
+              <w:rPr>
+                <w:rFonts w:ascii="Helvetica" w:eastAsia="Times New Roman" w:hAnsi="Helvetica" w:cs="Helvetica"/>
+                <w:color w:val="333333"/>
+                <w:sz w:val="21"/>
+                <w:szCs w:val="21"/>
+                <w:shd w:val="clear" w:color="auto" w:fill="FFFFFF"/>
+              </w:rPr>
+              <w:t>forwarding_</w:t>
+            </w:r>
+            <w:proofErr w:type="gramStart"/>
+            <w:r>
+              <w:rPr>
+                <w:rFonts w:ascii="Helvetica" w:eastAsia="Times New Roman" w:hAnsi="Helvetica" w:cs="Helvetica"/>
+                <w:color w:val="333333"/>
+                <w:sz w:val="21"/>
+                <w:szCs w:val="21"/>
+                <w:shd w:val="clear" w:color="auto" w:fill="FFFFFF"/>
+              </w:rPr>
+              <w:t>unit.vhdl</w:t>
+            </w:r>
+            <w:proofErr w:type="spellEnd"/>
+            <w:proofErr w:type="gramEnd"/>
           </w:p>
         </w:tc>
         <w:tc>
@@ -2191,7 +2578,27 @@
                 <w:szCs w:val="21"/>
                 <w:shd w:val="clear" w:color="auto" w:fill="FFFFFF"/>
               </w:rPr>
-              <w:t>The forwarding unit</w:t>
+              <w:t>The</w:t>
+            </w:r>
+            <w:r>
+              <w:rPr>
+                <w:rFonts w:ascii="Helvetica" w:eastAsia="Times New Roman" w:hAnsi="Helvetica" w:cs="Helvetica"/>
+                <w:color w:val="333333"/>
+                <w:sz w:val="21"/>
+                <w:szCs w:val="21"/>
+                <w:shd w:val="clear" w:color="auto" w:fill="FFFFFF"/>
+              </w:rPr>
+              <w:t xml:space="preserve"> ALU</w:t>
+            </w:r>
+            <w:r>
+              <w:rPr>
+                <w:rFonts w:ascii="Helvetica" w:eastAsia="Times New Roman" w:hAnsi="Helvetica" w:cs="Helvetica"/>
+                <w:color w:val="333333"/>
+                <w:sz w:val="21"/>
+                <w:szCs w:val="21"/>
+                <w:shd w:val="clear" w:color="auto" w:fill="FFFFFF"/>
+              </w:rPr>
+              <w:t xml:space="preserve"> forwarding unit</w:t>
             </w:r>
             <w:r>
               <w:rPr>
@@ -2211,17 +2618,7 @@
                 <w:szCs w:val="21"/>
                 <w:shd w:val="clear" w:color="auto" w:fill="FFFFFF"/>
               </w:rPr>
-              <w:t xml:space="preserve"> results from previous instructions as needed. Note: we are not forwarding from data memory loads for this simplified RISC-V</w:t>
-            </w:r>
-            <w:r>
-              <w:rPr>
-                <w:rFonts w:ascii="Helvetica" w:eastAsia="Times New Roman" w:hAnsi="Helvetica" w:cs="Helvetica"/>
-                <w:color w:val="333333"/>
-                <w:sz w:val="21"/>
-                <w:szCs w:val="21"/>
-                <w:shd w:val="clear" w:color="auto" w:fill="FFFFFF"/>
-              </w:rPr>
-              <w:t xml:space="preserve"> architecture.</w:t>
+              <w:t xml:space="preserve"> results from previous instructions as needed. </w:t>
             </w:r>
           </w:p>
         </w:tc>
@@ -2241,16 +2638,30 @@
                 <w:shd w:val="clear" w:color="auto" w:fill="FFFFFF"/>
               </w:rPr>
             </w:pPr>
-            <w:r>
-              <w:rPr>
-                <w:rFonts w:ascii="Helvetica" w:eastAsia="Times New Roman" w:hAnsi="Helvetica" w:cs="Helvetica"/>
-                <w:color w:val="333333"/>
-                <w:sz w:val="21"/>
-                <w:szCs w:val="21"/>
-                <w:shd w:val="clear" w:color="auto" w:fill="FFFFFF"/>
-              </w:rPr>
-              <w:t>instr_mem.vhdl</w:t>
-            </w:r>
+            <w:proofErr w:type="spellStart"/>
+            <w:r>
+              <w:rPr>
+                <w:rFonts w:ascii="Helvetica" w:eastAsia="Times New Roman" w:hAnsi="Helvetica" w:cs="Helvetica"/>
+                <w:color w:val="333333"/>
+                <w:sz w:val="21"/>
+                <w:szCs w:val="21"/>
+                <w:shd w:val="clear" w:color="auto" w:fill="FFFFFF"/>
+              </w:rPr>
+              <w:t>Branch_forwarding_</w:t>
+            </w:r>
+            <w:proofErr w:type="gramStart"/>
+            <w:r>
+              <w:rPr>
+                <w:rFonts w:ascii="Helvetica" w:eastAsia="Times New Roman" w:hAnsi="Helvetica" w:cs="Helvetica"/>
+                <w:color w:val="333333"/>
+                <w:sz w:val="21"/>
+                <w:szCs w:val="21"/>
+                <w:shd w:val="clear" w:color="auto" w:fill="FFFFFF"/>
+              </w:rPr>
+              <w:t>unit.vhdl</w:t>
+            </w:r>
+            <w:proofErr w:type="spellEnd"/>
+            <w:proofErr w:type="gramEnd"/>
           </w:p>
         </w:tc>
         <w:tc>
@@ -2275,7 +2686,17 @@
                 <w:szCs w:val="21"/>
                 <w:shd w:val="clear" w:color="auto" w:fill="FFFFFF"/>
               </w:rPr>
-              <w:t>instruction memory. Holds assembly program to execute</w:t>
+              <w:t xml:space="preserve">The Branch forwarding unit </w:t>
+            </w:r>
+            <w:r>
+              <w:rPr>
+                <w:rFonts w:ascii="Helvetica" w:eastAsia="Times New Roman" w:hAnsi="Helvetica" w:cs="Helvetica"/>
+                <w:color w:val="333333"/>
+                <w:sz w:val="21"/>
+                <w:szCs w:val="21"/>
+                <w:shd w:val="clear" w:color="auto" w:fill="FFFFFF"/>
+              </w:rPr>
+              <w:t>forwards the needed inputs to the branch decision logic (the branch comparator)</w:t>
             </w:r>
           </w:p>
         </w:tc>
@@ -2295,16 +2716,30 @@
                 <w:shd w:val="clear" w:color="auto" w:fill="FFFFFF"/>
               </w:rPr>
             </w:pPr>
-            <w:r>
-              <w:rPr>
-                <w:rFonts w:ascii="Helvetica" w:eastAsia="Times New Roman" w:hAnsi="Helvetica" w:cs="Helvetica"/>
-                <w:color w:val="333333"/>
-                <w:sz w:val="21"/>
-                <w:szCs w:val="21"/>
-                <w:shd w:val="clear" w:color="auto" w:fill="FFFFFF"/>
-              </w:rPr>
-              <w:t>reg_file.vhdl</w:t>
-            </w:r>
+            <w:proofErr w:type="spellStart"/>
+            <w:r>
+              <w:rPr>
+                <w:rFonts w:ascii="Helvetica" w:eastAsia="Times New Roman" w:hAnsi="Helvetica" w:cs="Helvetica"/>
+                <w:color w:val="333333"/>
+                <w:sz w:val="21"/>
+                <w:szCs w:val="21"/>
+                <w:shd w:val="clear" w:color="auto" w:fill="FFFFFF"/>
+              </w:rPr>
+              <w:t>instr_</w:t>
+            </w:r>
+            <w:proofErr w:type="gramStart"/>
+            <w:r>
+              <w:rPr>
+                <w:rFonts w:ascii="Helvetica" w:eastAsia="Times New Roman" w:hAnsi="Helvetica" w:cs="Helvetica"/>
+                <w:color w:val="333333"/>
+                <w:sz w:val="21"/>
+                <w:szCs w:val="21"/>
+                <w:shd w:val="clear" w:color="auto" w:fill="FFFFFF"/>
+              </w:rPr>
+              <w:t>mem.vhdl</w:t>
+            </w:r>
+            <w:proofErr w:type="spellEnd"/>
+            <w:proofErr w:type="gramEnd"/>
           </w:p>
         </w:tc>
         <w:tc>
@@ -2329,17 +2764,7 @@
                 <w:szCs w:val="21"/>
                 <w:shd w:val="clear" w:color="auto" w:fill="FFFFFF"/>
               </w:rPr>
-              <w:t>The 32 32-bit Registers</w:t>
-            </w:r>
-            <w:r>
-              <w:rPr>
-                <w:rFonts w:ascii="Helvetica" w:eastAsia="Times New Roman" w:hAnsi="Helvetica" w:cs="Helvetica"/>
-                <w:color w:val="333333"/>
-                <w:sz w:val="21"/>
-                <w:szCs w:val="21"/>
-                <w:shd w:val="clear" w:color="auto" w:fill="FFFFFF"/>
-              </w:rPr>
-              <w:t xml:space="preserve"> [do not change]</w:t>
+              <w:t>instruction memory. Holds assembly program to execute</w:t>
             </w:r>
           </w:p>
         </w:tc>
@@ -2359,16 +2784,30 @@
                 <w:shd w:val="clear" w:color="auto" w:fill="FFFFFF"/>
               </w:rPr>
             </w:pPr>
-            <w:r>
-              <w:rPr>
-                <w:rFonts w:ascii="Helvetica" w:eastAsia="Times New Roman" w:hAnsi="Helvetica" w:cs="Helvetica"/>
-                <w:color w:val="333333"/>
-                <w:sz w:val="21"/>
-                <w:szCs w:val="21"/>
-                <w:shd w:val="clear" w:color="auto" w:fill="FFFFFF"/>
-              </w:rPr>
-              <w:t>control_unit.vhdl</w:t>
-            </w:r>
+            <w:proofErr w:type="spellStart"/>
+            <w:r>
+              <w:rPr>
+                <w:rFonts w:ascii="Helvetica" w:eastAsia="Times New Roman" w:hAnsi="Helvetica" w:cs="Helvetica"/>
+                <w:color w:val="333333"/>
+                <w:sz w:val="21"/>
+                <w:szCs w:val="21"/>
+                <w:shd w:val="clear" w:color="auto" w:fill="FFFFFF"/>
+              </w:rPr>
+              <w:t>reg_</w:t>
+            </w:r>
+            <w:proofErr w:type="gramStart"/>
+            <w:r>
+              <w:rPr>
+                <w:rFonts w:ascii="Helvetica" w:eastAsia="Times New Roman" w:hAnsi="Helvetica" w:cs="Helvetica"/>
+                <w:color w:val="333333"/>
+                <w:sz w:val="21"/>
+                <w:szCs w:val="21"/>
+                <w:shd w:val="clear" w:color="auto" w:fill="FFFFFF"/>
+              </w:rPr>
+              <w:t>file.vhdl</w:t>
+            </w:r>
+            <w:proofErr w:type="spellEnd"/>
+            <w:proofErr w:type="gramEnd"/>
           </w:p>
         </w:tc>
         <w:tc>
@@ -2393,159 +2832,17 @@
                 <w:szCs w:val="21"/>
                 <w:shd w:val="clear" w:color="auto" w:fill="FFFFFF"/>
               </w:rPr>
-              <w:t>Given the instruction OPCODE, outputs the control signals</w:t>
-            </w:r>
-            <w:r>
-              <w:rPr>
-                <w:rFonts w:ascii="Helvetica" w:eastAsia="Times New Roman" w:hAnsi="Helvetica" w:cs="Helvetica"/>
-                <w:color w:val="333333"/>
-                <w:sz w:val="21"/>
-                <w:szCs w:val="21"/>
-                <w:shd w:val="clear" w:color="auto" w:fill="FFFFFF"/>
-              </w:rPr>
-              <w:t xml:space="preserve">        </w:t>
-            </w:r>
-            <w:r>
-              <w:rPr>
-                <w:rFonts w:ascii="Helvetica" w:eastAsia="Times New Roman" w:hAnsi="Helvetica" w:cs="Helvetica"/>
-                <w:i/>
-                <w:iCs/>
-                <w:color w:val="333333"/>
-                <w:sz w:val="21"/>
-                <w:szCs w:val="21"/>
-                <w:shd w:val="clear" w:color="auto" w:fill="FFFFFF"/>
-              </w:rPr>
-              <w:t>reg_write, mem_read, mem_write</w:t>
-            </w:r>
-            <w:r>
-              <w:rPr>
-                <w:rFonts w:ascii="Helvetica" w:eastAsia="Times New Roman" w:hAnsi="Helvetica" w:cs="Helvetica"/>
-                <w:i/>
-                <w:iCs/>
-                <w:color w:val="333333"/>
-                <w:sz w:val="21"/>
-                <w:szCs w:val="21"/>
-                <w:shd w:val="clear" w:color="auto" w:fill="FFFFFF"/>
-              </w:rPr>
-              <w:t xml:space="preserve">, </w:t>
-            </w:r>
-            <w:r>
-              <w:rPr>
-                <w:rFonts w:ascii="Helvetica" w:eastAsia="Times New Roman" w:hAnsi="Helvetica" w:cs="Helvetica"/>
-                <w:i/>
-                <w:iCs/>
-                <w:color w:val="333333"/>
-                <w:sz w:val="21"/>
-                <w:szCs w:val="21"/>
-                <w:shd w:val="clear" w:color="auto" w:fill="FFFFFF"/>
-              </w:rPr>
-              <w:t>alu_src</w:t>
-            </w:r>
-            <w:r>
-              <w:rPr>
-                <w:rFonts w:ascii="Helvetica" w:eastAsia="Times New Roman" w:hAnsi="Helvetica" w:cs="Helvetica"/>
-                <w:i/>
-                <w:iCs/>
-                <w:color w:val="333333"/>
-                <w:sz w:val="21"/>
-                <w:szCs w:val="21"/>
-                <w:shd w:val="clear" w:color="auto" w:fill="FFFFFF"/>
-              </w:rPr>
-              <w:t>,</w:t>
-            </w:r>
-            <w:r>
-              <w:rPr>
-                <w:rFonts w:ascii="Helvetica" w:eastAsia="Times New Roman" w:hAnsi="Helvetica" w:cs="Helvetica"/>
-                <w:i/>
-                <w:iCs/>
-                <w:color w:val="333333"/>
-                <w:sz w:val="21"/>
-                <w:szCs w:val="21"/>
-                <w:shd w:val="clear" w:color="auto" w:fill="FFFFFF"/>
-              </w:rPr>
-              <w:t xml:space="preserve"> branch</w:t>
-            </w:r>
-            <w:r>
-              <w:rPr>
-                <w:rFonts w:ascii="Helvetica" w:eastAsia="Times New Roman" w:hAnsi="Helvetica" w:cs="Helvetica"/>
-                <w:i/>
-                <w:iCs/>
-                <w:color w:val="333333"/>
-                <w:sz w:val="21"/>
-                <w:szCs w:val="21"/>
-                <w:shd w:val="clear" w:color="auto" w:fill="FFFFFF"/>
-              </w:rPr>
-              <w:t>,</w:t>
-            </w:r>
-            <w:r>
-              <w:rPr>
-                <w:rFonts w:ascii="Helvetica" w:eastAsia="Times New Roman" w:hAnsi="Helvetica" w:cs="Helvetica"/>
-                <w:i/>
-                <w:iCs/>
-                <w:color w:val="333333"/>
-                <w:sz w:val="21"/>
-                <w:szCs w:val="21"/>
-                <w:shd w:val="clear" w:color="auto" w:fill="FFFFFF"/>
-              </w:rPr>
-              <w:t xml:space="preserve"> load_addr</w:t>
-            </w:r>
-            <w:r>
-              <w:rPr>
-                <w:rFonts w:ascii="Helvetica" w:eastAsia="Times New Roman" w:hAnsi="Helvetica" w:cs="Helvetica"/>
-                <w:i/>
-                <w:iCs/>
-                <w:color w:val="333333"/>
-                <w:sz w:val="21"/>
-                <w:szCs w:val="21"/>
-                <w:shd w:val="clear" w:color="auto" w:fill="FFFFFF"/>
-              </w:rPr>
-              <w:t>,</w:t>
-            </w:r>
-            <w:r>
-              <w:rPr>
-                <w:rFonts w:ascii="Helvetica" w:eastAsia="Times New Roman" w:hAnsi="Helvetica" w:cs="Helvetica"/>
-                <w:i/>
-                <w:iCs/>
-                <w:color w:val="333333"/>
-                <w:sz w:val="21"/>
-                <w:szCs w:val="21"/>
-                <w:shd w:val="clear" w:color="auto" w:fill="FFFFFF"/>
-              </w:rPr>
-              <w:t xml:space="preserve"> </w:t>
-            </w:r>
-            <w:r>
-              <w:rPr>
-                <w:rFonts w:ascii="Helvetica" w:eastAsia="Times New Roman" w:hAnsi="Helvetica" w:cs="Helvetica"/>
-                <w:i/>
-                <w:iCs/>
-                <w:color w:val="333333"/>
-                <w:sz w:val="21"/>
-                <w:szCs w:val="21"/>
-                <w:shd w:val="clear" w:color="auto" w:fill="FFFFFF"/>
-              </w:rPr>
-              <w:t>jump</w:t>
-            </w:r>
-            <w:r>
-              <w:rPr>
-                <w:rFonts w:ascii="Helvetica" w:eastAsia="Times New Roman" w:hAnsi="Helvetica" w:cs="Helvetica"/>
-                <w:i/>
-                <w:iCs/>
-                <w:color w:val="333333"/>
-                <w:sz w:val="21"/>
-                <w:szCs w:val="21"/>
-                <w:shd w:val="clear" w:color="auto" w:fill="FFFFFF"/>
-              </w:rPr>
-              <w:t xml:space="preserve"> </w:t>
-            </w:r>
-            <w:r>
-              <w:rPr>
-                <w:rFonts w:ascii="Helvetica" w:eastAsia="Times New Roman" w:hAnsi="Helvetica" w:cs="Helvetica"/>
-                <w:color w:val="333333"/>
-                <w:sz w:val="21"/>
-                <w:szCs w:val="21"/>
-                <w:shd w:val="clear" w:color="auto" w:fill="FFFFFF"/>
-              </w:rPr>
-              <w:t>[do not change]</w:t>
+              <w:t>The 32 32-bit Registers</w:t>
+            </w:r>
+            <w:r>
+              <w:rPr>
+                <w:rFonts w:ascii="Helvetica" w:eastAsia="Times New Roman" w:hAnsi="Helvetica" w:cs="Helvetica"/>
+                <w:color w:val="333333"/>
+                <w:sz w:val="21"/>
+                <w:szCs w:val="21"/>
+                <w:shd w:val="clear" w:color="auto" w:fill="FFFFFF"/>
+              </w:rPr>
+              <w:t xml:space="preserve"> [do not change]</w:t>
             </w:r>
           </w:p>
         </w:tc>
@@ -2565,26 +2862,30 @@
                 <w:shd w:val="clear" w:color="auto" w:fill="FFFFFF"/>
               </w:rPr>
             </w:pPr>
-            <w:r>
-              <w:rPr>
-                <w:rFonts w:ascii="Helvetica" w:eastAsia="Times New Roman" w:hAnsi="Helvetica" w:cs="Helvetica"/>
-                <w:color w:val="333333"/>
-                <w:sz w:val="21"/>
-                <w:szCs w:val="21"/>
-                <w:shd w:val="clear" w:color="auto" w:fill="FFFFFF"/>
-              </w:rPr>
-              <w:t>i</w:t>
-            </w:r>
-            <w:r>
-              <w:rPr>
-                <w:rFonts w:ascii="Helvetica" w:eastAsia="Times New Roman" w:hAnsi="Helvetica" w:cs="Helvetica"/>
-                <w:color w:val="333333"/>
-                <w:sz w:val="21"/>
-                <w:szCs w:val="21"/>
-                <w:shd w:val="clear" w:color="auto" w:fill="FFFFFF"/>
-              </w:rPr>
-              <w:t>mmediate_generator.vhdl</w:t>
-            </w:r>
+            <w:proofErr w:type="spellStart"/>
+            <w:r>
+              <w:rPr>
+                <w:rFonts w:ascii="Helvetica" w:eastAsia="Times New Roman" w:hAnsi="Helvetica" w:cs="Helvetica"/>
+                <w:color w:val="333333"/>
+                <w:sz w:val="21"/>
+                <w:szCs w:val="21"/>
+                <w:shd w:val="clear" w:color="auto" w:fill="FFFFFF"/>
+              </w:rPr>
+              <w:t>control_</w:t>
+            </w:r>
+            <w:proofErr w:type="gramStart"/>
+            <w:r>
+              <w:rPr>
+                <w:rFonts w:ascii="Helvetica" w:eastAsia="Times New Roman" w:hAnsi="Helvetica" w:cs="Helvetica"/>
+                <w:color w:val="333333"/>
+                <w:sz w:val="21"/>
+                <w:szCs w:val="21"/>
+                <w:shd w:val="clear" w:color="auto" w:fill="FFFFFF"/>
+              </w:rPr>
+              <w:t>unit.vhdl</w:t>
+            </w:r>
+            <w:proofErr w:type="spellEnd"/>
+            <w:proofErr w:type="gramEnd"/>
           </w:p>
         </w:tc>
         <w:tc>
@@ -2609,27 +2910,229 @@
                 <w:szCs w:val="21"/>
                 <w:shd w:val="clear" w:color="auto" w:fill="FFFFFF"/>
               </w:rPr>
-              <w:t>Given the instruction, pulls out and sign extends (to 32-bits) the immediate value</w:t>
-            </w:r>
-            <w:r>
-              <w:rPr>
-                <w:rFonts w:ascii="Helvetica" w:eastAsia="Times New Roman" w:hAnsi="Helvetica" w:cs="Helvetica"/>
-                <w:color w:val="333333"/>
-                <w:sz w:val="21"/>
-                <w:szCs w:val="21"/>
-                <w:shd w:val="clear" w:color="auto" w:fill="FFFFFF"/>
-              </w:rPr>
-              <w:t xml:space="preserve"> for each type of instruction.</w:t>
-            </w:r>
-            <w:r>
-              <w:rPr>
-                <w:rFonts w:ascii="Helvetica" w:eastAsia="Times New Roman" w:hAnsi="Helvetica" w:cs="Helvetica"/>
-                <w:color w:val="333333"/>
-                <w:sz w:val="21"/>
-                <w:szCs w:val="21"/>
-                <w:shd w:val="clear" w:color="auto" w:fill="FFFFFF"/>
-              </w:rPr>
-              <w:t xml:space="preserve"> [do not change]</w:t>
+              <w:t>Given the instruction OPCODE, outputs the control signals</w:t>
+            </w:r>
+            <w:r>
+              <w:rPr>
+                <w:rFonts w:ascii="Helvetica" w:eastAsia="Times New Roman" w:hAnsi="Helvetica" w:cs="Helvetica"/>
+                <w:color w:val="333333"/>
+                <w:sz w:val="21"/>
+                <w:szCs w:val="21"/>
+                <w:shd w:val="clear" w:color="auto" w:fill="FFFFFF"/>
+              </w:rPr>
+              <w:t xml:space="preserve">        </w:t>
+            </w:r>
+            <w:proofErr w:type="spellStart"/>
+            <w:r>
+              <w:rPr>
+                <w:rFonts w:ascii="Helvetica" w:eastAsia="Times New Roman" w:hAnsi="Helvetica" w:cs="Helvetica"/>
+                <w:i/>
+                <w:iCs/>
+                <w:color w:val="333333"/>
+                <w:sz w:val="21"/>
+                <w:szCs w:val="21"/>
+                <w:shd w:val="clear" w:color="auto" w:fill="FFFFFF"/>
+              </w:rPr>
+              <w:t>reg_write</w:t>
+            </w:r>
+            <w:proofErr w:type="spellEnd"/>
+            <w:r>
+              <w:rPr>
+                <w:rFonts w:ascii="Helvetica" w:eastAsia="Times New Roman" w:hAnsi="Helvetica" w:cs="Helvetica"/>
+                <w:i/>
+                <w:iCs/>
+                <w:color w:val="333333"/>
+                <w:sz w:val="21"/>
+                <w:szCs w:val="21"/>
+                <w:shd w:val="clear" w:color="auto" w:fill="FFFFFF"/>
+              </w:rPr>
+              <w:t xml:space="preserve">, </w:t>
+            </w:r>
+            <w:proofErr w:type="spellStart"/>
+            <w:r>
+              <w:rPr>
+                <w:rFonts w:ascii="Helvetica" w:eastAsia="Times New Roman" w:hAnsi="Helvetica" w:cs="Helvetica"/>
+                <w:i/>
+                <w:iCs/>
+                <w:color w:val="333333"/>
+                <w:sz w:val="21"/>
+                <w:szCs w:val="21"/>
+                <w:shd w:val="clear" w:color="auto" w:fill="FFFFFF"/>
+              </w:rPr>
+              <w:t>mem_read</w:t>
+            </w:r>
+            <w:proofErr w:type="spellEnd"/>
+            <w:r>
+              <w:rPr>
+                <w:rFonts w:ascii="Helvetica" w:eastAsia="Times New Roman" w:hAnsi="Helvetica" w:cs="Helvetica"/>
+                <w:i/>
+                <w:iCs/>
+                <w:color w:val="333333"/>
+                <w:sz w:val="21"/>
+                <w:szCs w:val="21"/>
+                <w:shd w:val="clear" w:color="auto" w:fill="FFFFFF"/>
+              </w:rPr>
+              <w:t xml:space="preserve">, </w:t>
+            </w:r>
+            <w:proofErr w:type="spellStart"/>
+            <w:r>
+              <w:rPr>
+                <w:rFonts w:ascii="Helvetica" w:eastAsia="Times New Roman" w:hAnsi="Helvetica" w:cs="Helvetica"/>
+                <w:i/>
+                <w:iCs/>
+                <w:color w:val="333333"/>
+                <w:sz w:val="21"/>
+                <w:szCs w:val="21"/>
+                <w:shd w:val="clear" w:color="auto" w:fill="FFFFFF"/>
+              </w:rPr>
+              <w:t>mem_write</w:t>
+            </w:r>
+            <w:proofErr w:type="spellEnd"/>
+            <w:r>
+              <w:rPr>
+                <w:rFonts w:ascii="Helvetica" w:eastAsia="Times New Roman" w:hAnsi="Helvetica" w:cs="Helvetica"/>
+                <w:i/>
+                <w:iCs/>
+                <w:color w:val="333333"/>
+                <w:sz w:val="21"/>
+                <w:szCs w:val="21"/>
+                <w:shd w:val="clear" w:color="auto" w:fill="FFFFFF"/>
+              </w:rPr>
+              <w:t xml:space="preserve">, </w:t>
+            </w:r>
+            <w:proofErr w:type="spellStart"/>
+            <w:r>
+              <w:rPr>
+                <w:rFonts w:ascii="Helvetica" w:eastAsia="Times New Roman" w:hAnsi="Helvetica" w:cs="Helvetica"/>
+                <w:i/>
+                <w:iCs/>
+                <w:color w:val="333333"/>
+                <w:sz w:val="21"/>
+                <w:szCs w:val="21"/>
+                <w:shd w:val="clear" w:color="auto" w:fill="FFFFFF"/>
+              </w:rPr>
+              <w:t>alu_src</w:t>
+            </w:r>
+            <w:proofErr w:type="spellEnd"/>
+            <w:r>
+              <w:rPr>
+                <w:rFonts w:ascii="Helvetica" w:eastAsia="Times New Roman" w:hAnsi="Helvetica" w:cs="Helvetica"/>
+                <w:i/>
+                <w:iCs/>
+                <w:color w:val="333333"/>
+                <w:sz w:val="21"/>
+                <w:szCs w:val="21"/>
+                <w:shd w:val="clear" w:color="auto" w:fill="FFFFFF"/>
+              </w:rPr>
+              <w:t>,</w:t>
+            </w:r>
+            <w:r>
+              <w:rPr>
+                <w:rFonts w:ascii="Helvetica" w:eastAsia="Times New Roman" w:hAnsi="Helvetica" w:cs="Helvetica"/>
+                <w:i/>
+                <w:iCs/>
+                <w:color w:val="333333"/>
+                <w:sz w:val="21"/>
+                <w:szCs w:val="21"/>
+                <w:shd w:val="clear" w:color="auto" w:fill="FFFFFF"/>
+              </w:rPr>
+              <w:t xml:space="preserve"> branch</w:t>
+            </w:r>
+            <w:r>
+              <w:rPr>
+                <w:rFonts w:ascii="Helvetica" w:eastAsia="Times New Roman" w:hAnsi="Helvetica" w:cs="Helvetica"/>
+                <w:i/>
+                <w:iCs/>
+                <w:color w:val="333333"/>
+                <w:sz w:val="21"/>
+                <w:szCs w:val="21"/>
+                <w:shd w:val="clear" w:color="auto" w:fill="FFFFFF"/>
+              </w:rPr>
+              <w:t>,</w:t>
+            </w:r>
+            <w:r>
+              <w:rPr>
+                <w:rFonts w:ascii="Helvetica" w:eastAsia="Times New Roman" w:hAnsi="Helvetica" w:cs="Helvetica"/>
+                <w:i/>
+                <w:iCs/>
+                <w:color w:val="333333"/>
+                <w:sz w:val="21"/>
+                <w:szCs w:val="21"/>
+                <w:shd w:val="clear" w:color="auto" w:fill="FFFFFF"/>
+              </w:rPr>
+              <w:t xml:space="preserve"> </w:t>
+            </w:r>
+            <w:proofErr w:type="spellStart"/>
+            <w:r>
+              <w:rPr>
+                <w:rFonts w:ascii="Helvetica" w:eastAsia="Times New Roman" w:hAnsi="Helvetica" w:cs="Helvetica"/>
+                <w:i/>
+                <w:iCs/>
+                <w:color w:val="333333"/>
+                <w:sz w:val="21"/>
+                <w:szCs w:val="21"/>
+                <w:shd w:val="clear" w:color="auto" w:fill="FFFFFF"/>
+              </w:rPr>
+              <w:t>load_addr</w:t>
+            </w:r>
+            <w:proofErr w:type="spellEnd"/>
+            <w:r>
+              <w:rPr>
+                <w:rFonts w:ascii="Helvetica" w:eastAsia="Times New Roman" w:hAnsi="Helvetica" w:cs="Helvetica"/>
+                <w:i/>
+                <w:iCs/>
+                <w:color w:val="333333"/>
+                <w:sz w:val="21"/>
+                <w:szCs w:val="21"/>
+                <w:shd w:val="clear" w:color="auto" w:fill="FFFFFF"/>
+              </w:rPr>
+              <w:t>,</w:t>
+            </w:r>
+            <w:r>
+              <w:rPr>
+                <w:rFonts w:ascii="Helvetica" w:eastAsia="Times New Roman" w:hAnsi="Helvetica" w:cs="Helvetica"/>
+                <w:i/>
+                <w:iCs/>
+                <w:color w:val="333333"/>
+                <w:sz w:val="21"/>
+                <w:szCs w:val="21"/>
+                <w:shd w:val="clear" w:color="auto" w:fill="FFFFFF"/>
+              </w:rPr>
+              <w:t xml:space="preserve"> </w:t>
+            </w:r>
+            <w:r>
+              <w:rPr>
+                <w:rFonts w:ascii="Helvetica" w:eastAsia="Times New Roman" w:hAnsi="Helvetica" w:cs="Helvetica"/>
+                <w:i/>
+                <w:iCs/>
+                <w:color w:val="333333"/>
+                <w:sz w:val="21"/>
+                <w:szCs w:val="21"/>
+                <w:shd w:val="clear" w:color="auto" w:fill="FFFFFF"/>
+              </w:rPr>
+              <w:t>jump</w:t>
+            </w:r>
+            <w:r>
+              <w:rPr>
+                <w:rFonts w:ascii="Helvetica" w:eastAsia="Times New Roman" w:hAnsi="Helvetica" w:cs="Helvetica"/>
+                <w:i/>
+                <w:iCs/>
+                <w:color w:val="333333"/>
+                <w:sz w:val="21"/>
+                <w:szCs w:val="21"/>
+                <w:shd w:val="clear" w:color="auto" w:fill="FFFFFF"/>
+              </w:rPr>
+              <w:t xml:space="preserve"> </w:t>
+            </w:r>
+            <w:r>
+              <w:rPr>
+                <w:rFonts w:ascii="Helvetica" w:eastAsia="Times New Roman" w:hAnsi="Helvetica" w:cs="Helvetica"/>
+                <w:color w:val="333333"/>
+                <w:sz w:val="21"/>
+                <w:szCs w:val="21"/>
+                <w:shd w:val="clear" w:color="auto" w:fill="FFFFFF"/>
+              </w:rPr>
+              <w:t>[do not change]</w:t>
             </w:r>
           </w:p>
         </w:tc>
@@ -2649,16 +3152,40 @@
                 <w:shd w:val="clear" w:color="auto" w:fill="FFFFFF"/>
               </w:rPr>
             </w:pPr>
-            <w:r>
-              <w:rPr>
-                <w:rFonts w:ascii="Helvetica" w:eastAsia="Times New Roman" w:hAnsi="Helvetica" w:cs="Helvetica"/>
-                <w:color w:val="333333"/>
-                <w:sz w:val="21"/>
-                <w:szCs w:val="21"/>
-                <w:shd w:val="clear" w:color="auto" w:fill="FFFFFF"/>
-              </w:rPr>
-              <w:t>alu_control.vhdl</w:t>
-            </w:r>
+            <w:proofErr w:type="spellStart"/>
+            <w:r>
+              <w:rPr>
+                <w:rFonts w:ascii="Helvetica" w:eastAsia="Times New Roman" w:hAnsi="Helvetica" w:cs="Helvetica"/>
+                <w:color w:val="333333"/>
+                <w:sz w:val="21"/>
+                <w:szCs w:val="21"/>
+                <w:shd w:val="clear" w:color="auto" w:fill="FFFFFF"/>
+              </w:rPr>
+              <w:t>i</w:t>
+            </w:r>
+            <w:r>
+              <w:rPr>
+                <w:rFonts w:ascii="Helvetica" w:eastAsia="Times New Roman" w:hAnsi="Helvetica" w:cs="Helvetica"/>
+                <w:color w:val="333333"/>
+                <w:sz w:val="21"/>
+                <w:szCs w:val="21"/>
+                <w:shd w:val="clear" w:color="auto" w:fill="FFFFFF"/>
+              </w:rPr>
+              <w:t>mmediate_</w:t>
+            </w:r>
+            <w:proofErr w:type="gramStart"/>
+            <w:r>
+              <w:rPr>
+                <w:rFonts w:ascii="Helvetica" w:eastAsia="Times New Roman" w:hAnsi="Helvetica" w:cs="Helvetica"/>
+                <w:color w:val="333333"/>
+                <w:sz w:val="21"/>
+                <w:szCs w:val="21"/>
+                <w:shd w:val="clear" w:color="auto" w:fill="FFFFFF"/>
+              </w:rPr>
+              <w:t>generator.vhdl</w:t>
+            </w:r>
+            <w:proofErr w:type="spellEnd"/>
+            <w:proofErr w:type="gramEnd"/>
           </w:p>
         </w:tc>
         <w:tc>
@@ -2683,17 +3210,27 @@
                 <w:szCs w:val="21"/>
                 <w:shd w:val="clear" w:color="auto" w:fill="FFFFFF"/>
               </w:rPr>
-              <w:t>Given funct7 and funct3 for an instruction</w:t>
-            </w:r>
-            <w:r>
-              <w:rPr>
-                <w:rFonts w:ascii="Helvetica" w:eastAsia="Times New Roman" w:hAnsi="Helvetica" w:cs="Helvetica"/>
-                <w:color w:val="333333"/>
-                <w:sz w:val="21"/>
-                <w:szCs w:val="21"/>
-                <w:shd w:val="clear" w:color="auto" w:fill="FFFFFF"/>
-              </w:rPr>
-              <w:t>, outputs the alu_op (alu operation) to perform</w:t>
+              <w:t>Given the instruction, pulls out and sign extends (to 32-bits) the immediate value</w:t>
+            </w:r>
+            <w:r>
+              <w:rPr>
+                <w:rFonts w:ascii="Helvetica" w:eastAsia="Times New Roman" w:hAnsi="Helvetica" w:cs="Helvetica"/>
+                <w:color w:val="333333"/>
+                <w:sz w:val="21"/>
+                <w:szCs w:val="21"/>
+                <w:shd w:val="clear" w:color="auto" w:fill="FFFFFF"/>
+              </w:rPr>
+              <w:t xml:space="preserve"> for each type of instruction.</w:t>
+            </w:r>
+            <w:r>
+              <w:rPr>
+                <w:rFonts w:ascii="Helvetica" w:eastAsia="Times New Roman" w:hAnsi="Helvetica" w:cs="Helvetica"/>
+                <w:color w:val="333333"/>
+                <w:sz w:val="21"/>
+                <w:szCs w:val="21"/>
+                <w:shd w:val="clear" w:color="auto" w:fill="FFFFFF"/>
+              </w:rPr>
+              <w:t xml:space="preserve"> [do not change]</w:t>
             </w:r>
           </w:p>
         </w:tc>
@@ -2713,16 +3250,30 @@
                 <w:shd w:val="clear" w:color="auto" w:fill="FFFFFF"/>
               </w:rPr>
             </w:pPr>
-            <w:r>
-              <w:rPr>
-                <w:rFonts w:ascii="Helvetica" w:eastAsia="Times New Roman" w:hAnsi="Helvetica" w:cs="Helvetica"/>
-                <w:color w:val="333333"/>
-                <w:sz w:val="21"/>
-                <w:szCs w:val="21"/>
-                <w:shd w:val="clear" w:color="auto" w:fill="FFFFFF"/>
-              </w:rPr>
-              <w:t>alu.vhdl</w:t>
-            </w:r>
+            <w:proofErr w:type="spellStart"/>
+            <w:r>
+              <w:rPr>
+                <w:rFonts w:ascii="Helvetica" w:eastAsia="Times New Roman" w:hAnsi="Helvetica" w:cs="Helvetica"/>
+                <w:color w:val="333333"/>
+                <w:sz w:val="21"/>
+                <w:szCs w:val="21"/>
+                <w:shd w:val="clear" w:color="auto" w:fill="FFFFFF"/>
+              </w:rPr>
+              <w:t>alu_</w:t>
+            </w:r>
+            <w:proofErr w:type="gramStart"/>
+            <w:r>
+              <w:rPr>
+                <w:rFonts w:ascii="Helvetica" w:eastAsia="Times New Roman" w:hAnsi="Helvetica" w:cs="Helvetica"/>
+                <w:color w:val="333333"/>
+                <w:sz w:val="21"/>
+                <w:szCs w:val="21"/>
+                <w:shd w:val="clear" w:color="auto" w:fill="FFFFFF"/>
+              </w:rPr>
+              <w:t>control.vhdl</w:t>
+            </w:r>
+            <w:proofErr w:type="spellEnd"/>
+            <w:proofErr w:type="gramEnd"/>
           </w:p>
         </w:tc>
         <w:tc>
@@ -2747,7 +3298,39 @@
                 <w:szCs w:val="21"/>
                 <w:shd w:val="clear" w:color="auto" w:fill="FFFFFF"/>
               </w:rPr>
-              <w:t>Performs the arithmetic logic unit operation (ADD, SUB, etc) on two operands.</w:t>
+              <w:t>Given funct7 and funct3 for an instruction</w:t>
+            </w:r>
+            <w:r>
+              <w:rPr>
+                <w:rFonts w:ascii="Helvetica" w:eastAsia="Times New Roman" w:hAnsi="Helvetica" w:cs="Helvetica"/>
+                <w:color w:val="333333"/>
+                <w:sz w:val="21"/>
+                <w:szCs w:val="21"/>
+                <w:shd w:val="clear" w:color="auto" w:fill="FFFFFF"/>
+              </w:rPr>
+              <w:t xml:space="preserve">, outputs the </w:t>
+            </w:r>
+            <w:proofErr w:type="spellStart"/>
+            <w:r>
+              <w:rPr>
+                <w:rFonts w:ascii="Helvetica" w:eastAsia="Times New Roman" w:hAnsi="Helvetica" w:cs="Helvetica"/>
+                <w:color w:val="333333"/>
+                <w:sz w:val="21"/>
+                <w:szCs w:val="21"/>
+                <w:shd w:val="clear" w:color="auto" w:fill="FFFFFF"/>
+              </w:rPr>
+              <w:t>alu_op</w:t>
+            </w:r>
+            <w:proofErr w:type="spellEnd"/>
+            <w:r>
+              <w:rPr>
+                <w:rFonts w:ascii="Helvetica" w:eastAsia="Times New Roman" w:hAnsi="Helvetica" w:cs="Helvetica"/>
+                <w:color w:val="333333"/>
+                <w:sz w:val="21"/>
+                <w:szCs w:val="21"/>
+                <w:shd w:val="clear" w:color="auto" w:fill="FFFFFF"/>
+              </w:rPr>
+              <w:t xml:space="preserve"> (alu operation) to perform</w:t>
             </w:r>
           </w:p>
         </w:tc>
@@ -2767,16 +3350,20 @@
                 <w:shd w:val="clear" w:color="auto" w:fill="FFFFFF"/>
               </w:rPr>
             </w:pPr>
-            <w:r>
-              <w:rPr>
-                <w:rFonts w:ascii="Helvetica" w:eastAsia="Times New Roman" w:hAnsi="Helvetica" w:cs="Helvetica"/>
-                <w:color w:val="333333"/>
-                <w:sz w:val="21"/>
-                <w:szCs w:val="21"/>
-                <w:shd w:val="clear" w:color="auto" w:fill="FFFFFF"/>
-              </w:rPr>
-              <w:t>data_mem.vhdl</w:t>
-            </w:r>
+            <w:proofErr w:type="spellStart"/>
+            <w:proofErr w:type="gramStart"/>
+            <w:r>
+              <w:rPr>
+                <w:rFonts w:ascii="Helvetica" w:eastAsia="Times New Roman" w:hAnsi="Helvetica" w:cs="Helvetica"/>
+                <w:color w:val="333333"/>
+                <w:sz w:val="21"/>
+                <w:szCs w:val="21"/>
+                <w:shd w:val="clear" w:color="auto" w:fill="FFFFFF"/>
+              </w:rPr>
+              <w:t>alu.vhdl</w:t>
+            </w:r>
+            <w:proofErr w:type="spellEnd"/>
+            <w:proofErr w:type="gramEnd"/>
           </w:p>
         </w:tc>
         <w:tc>
@@ -2801,17 +3388,29 @@
                 <w:szCs w:val="21"/>
                 <w:shd w:val="clear" w:color="auto" w:fill="FFFFFF"/>
               </w:rPr>
-              <w:t>The data memory.  Holds the array of values to be summed, starting at address 0x10000000</w:t>
-            </w:r>
-            <w:r>
-              <w:rPr>
-                <w:rFonts w:ascii="Helvetica" w:eastAsia="Times New Roman" w:hAnsi="Helvetica" w:cs="Helvetica"/>
-                <w:color w:val="333333"/>
-                <w:sz w:val="21"/>
-                <w:szCs w:val="21"/>
-                <w:shd w:val="clear" w:color="auto" w:fill="FFFFFF"/>
-              </w:rPr>
-              <w:t xml:space="preserve"> [do not change]</w:t>
+              <w:t xml:space="preserve">Performs the arithmetic logic unit operation (ADD, SUB, </w:t>
+            </w:r>
+            <w:proofErr w:type="spellStart"/>
+            <w:r>
+              <w:rPr>
+                <w:rFonts w:ascii="Helvetica" w:eastAsia="Times New Roman" w:hAnsi="Helvetica" w:cs="Helvetica"/>
+                <w:color w:val="333333"/>
+                <w:sz w:val="21"/>
+                <w:szCs w:val="21"/>
+                <w:shd w:val="clear" w:color="auto" w:fill="FFFFFF"/>
+              </w:rPr>
+              <w:t>etc</w:t>
+            </w:r>
+            <w:proofErr w:type="spellEnd"/>
+            <w:r>
+              <w:rPr>
+                <w:rFonts w:ascii="Helvetica" w:eastAsia="Times New Roman" w:hAnsi="Helvetica" w:cs="Helvetica"/>
+                <w:color w:val="333333"/>
+                <w:sz w:val="21"/>
+                <w:szCs w:val="21"/>
+                <w:shd w:val="clear" w:color="auto" w:fill="FFFFFF"/>
+              </w:rPr>
+              <w:t>) on two operands.</w:t>
             </w:r>
           </w:p>
         </w:tc>
@@ -2831,36 +3430,30 @@
                 <w:shd w:val="clear" w:color="auto" w:fill="FFFFFF"/>
               </w:rPr>
             </w:pPr>
-            <w:r>
-              <w:rPr>
-                <w:rFonts w:ascii="Helvetica" w:eastAsia="Times New Roman" w:hAnsi="Helvetica" w:cs="Helvetica"/>
-                <w:color w:val="333333"/>
-                <w:sz w:val="21"/>
-                <w:szCs w:val="21"/>
-                <w:shd w:val="clear" w:color="auto" w:fill="FFFFFF"/>
-              </w:rPr>
-              <w:t>tb_riscv_</w:t>
-            </w:r>
-            <w:r>
-              <w:rPr>
-                <w:rFonts w:ascii="Helvetica" w:eastAsia="Times New Roman" w:hAnsi="Helvetica" w:cs="Helvetica"/>
-                <w:color w:val="333333"/>
-                <w:sz w:val="21"/>
-                <w:szCs w:val="21"/>
-                <w:shd w:val="clear" w:color="auto" w:fill="FFFFFF"/>
-              </w:rPr>
-              <w:t>pipeline</w:t>
-            </w:r>
-            <w:r>
-              <w:rPr>
-                <w:rFonts w:ascii="Helvetica" w:eastAsia="Times New Roman" w:hAnsi="Helvetica" w:cs="Helvetica"/>
-                <w:color w:val="333333"/>
-                <w:sz w:val="21"/>
-                <w:szCs w:val="21"/>
-                <w:shd w:val="clear" w:color="auto" w:fill="FFFFFF"/>
-              </w:rPr>
-              <w:t>.vhdl</w:t>
-            </w:r>
+            <w:proofErr w:type="spellStart"/>
+            <w:r>
+              <w:rPr>
+                <w:rFonts w:ascii="Helvetica" w:eastAsia="Times New Roman" w:hAnsi="Helvetica" w:cs="Helvetica"/>
+                <w:color w:val="333333"/>
+                <w:sz w:val="21"/>
+                <w:szCs w:val="21"/>
+                <w:shd w:val="clear" w:color="auto" w:fill="FFFFFF"/>
+              </w:rPr>
+              <w:t>data_</w:t>
+            </w:r>
+            <w:proofErr w:type="gramStart"/>
+            <w:r>
+              <w:rPr>
+                <w:rFonts w:ascii="Helvetica" w:eastAsia="Times New Roman" w:hAnsi="Helvetica" w:cs="Helvetica"/>
+                <w:color w:val="333333"/>
+                <w:sz w:val="21"/>
+                <w:szCs w:val="21"/>
+                <w:shd w:val="clear" w:color="auto" w:fill="FFFFFF"/>
+              </w:rPr>
+              <w:t>mem.vhdl</w:t>
+            </w:r>
+            <w:proofErr w:type="spellEnd"/>
+            <w:proofErr w:type="gramEnd"/>
           </w:p>
         </w:tc>
         <w:tc>
@@ -2885,17 +3478,17 @@
                 <w:szCs w:val="21"/>
                 <w:shd w:val="clear" w:color="auto" w:fill="FFFFFF"/>
               </w:rPr>
-              <w:t>Test bench</w:t>
-            </w:r>
-            <w:r>
-              <w:rPr>
-                <w:rFonts w:ascii="Helvetica" w:eastAsia="Times New Roman" w:hAnsi="Helvetica" w:cs="Helvetica"/>
-                <w:color w:val="333333"/>
-                <w:sz w:val="21"/>
-                <w:szCs w:val="21"/>
-                <w:shd w:val="clear" w:color="auto" w:fill="FFFFFF"/>
-              </w:rPr>
-              <w:t xml:space="preserve"> to test overall architecture [do not need to change]</w:t>
+              <w:t>The data memory.  Holds the array of values to be summed, starting at address 0x10000000</w:t>
+            </w:r>
+            <w:r>
+              <w:rPr>
+                <w:rFonts w:ascii="Helvetica" w:eastAsia="Times New Roman" w:hAnsi="Helvetica" w:cs="Helvetica"/>
+                <w:color w:val="333333"/>
+                <w:sz w:val="21"/>
+                <w:szCs w:val="21"/>
+                <w:shd w:val="clear" w:color="auto" w:fill="FFFFFF"/>
+              </w:rPr>
+              <w:t xml:space="preserve"> [do not change]</w:t>
             </w:r>
           </w:p>
         </w:tc>
@@ -2915,6 +3508,95 @@
                 <w:shd w:val="clear" w:color="auto" w:fill="FFFFFF"/>
               </w:rPr>
             </w:pPr>
+            <w:proofErr w:type="spellStart"/>
+            <w:r>
+              <w:rPr>
+                <w:rFonts w:ascii="Helvetica" w:eastAsia="Times New Roman" w:hAnsi="Helvetica" w:cs="Helvetica"/>
+                <w:color w:val="333333"/>
+                <w:sz w:val="21"/>
+                <w:szCs w:val="21"/>
+                <w:shd w:val="clear" w:color="auto" w:fill="FFFFFF"/>
+              </w:rPr>
+              <w:t>tb_riscv_</w:t>
+            </w:r>
+            <w:proofErr w:type="gramStart"/>
+            <w:r>
+              <w:rPr>
+                <w:rFonts w:ascii="Helvetica" w:eastAsia="Times New Roman" w:hAnsi="Helvetica" w:cs="Helvetica"/>
+                <w:color w:val="333333"/>
+                <w:sz w:val="21"/>
+                <w:szCs w:val="21"/>
+                <w:shd w:val="clear" w:color="auto" w:fill="FFFFFF"/>
+              </w:rPr>
+              <w:t>pipeline</w:t>
+            </w:r>
+            <w:r>
+              <w:rPr>
+                <w:rFonts w:ascii="Helvetica" w:eastAsia="Times New Roman" w:hAnsi="Helvetica" w:cs="Helvetica"/>
+                <w:color w:val="333333"/>
+                <w:sz w:val="21"/>
+                <w:szCs w:val="21"/>
+                <w:shd w:val="clear" w:color="auto" w:fill="FFFFFF"/>
+              </w:rPr>
+              <w:t>.vhdl</w:t>
+            </w:r>
+            <w:proofErr w:type="spellEnd"/>
+            <w:proofErr w:type="gramEnd"/>
+          </w:p>
+        </w:tc>
+        <w:tc>
+          <w:tcPr>
+            <w:tcW w:w="6192" w:type="dxa"/>
+          </w:tcPr>
+          <w:p>
+            <w:pPr>
+              <w:rPr>
+                <w:rFonts w:ascii="Helvetica" w:eastAsia="Times New Roman" w:hAnsi="Helvetica" w:cs="Helvetica"/>
+                <w:color w:val="333333"/>
+                <w:sz w:val="21"/>
+                <w:szCs w:val="21"/>
+                <w:shd w:val="clear" w:color="auto" w:fill="FFFFFF"/>
+              </w:rPr>
+            </w:pPr>
+            <w:r>
+              <w:rPr>
+                <w:rFonts w:ascii="Helvetica" w:eastAsia="Times New Roman" w:hAnsi="Helvetica" w:cs="Helvetica"/>
+                <w:color w:val="333333"/>
+                <w:sz w:val="21"/>
+                <w:szCs w:val="21"/>
+                <w:shd w:val="clear" w:color="auto" w:fill="FFFFFF"/>
+              </w:rPr>
+              <w:t>Test bench</w:t>
+            </w:r>
+            <w:r>
+              <w:rPr>
+                <w:rFonts w:ascii="Helvetica" w:eastAsia="Times New Roman" w:hAnsi="Helvetica" w:cs="Helvetica"/>
+                <w:color w:val="333333"/>
+                <w:sz w:val="21"/>
+                <w:szCs w:val="21"/>
+                <w:shd w:val="clear" w:color="auto" w:fill="FFFFFF"/>
+              </w:rPr>
+              <w:t xml:space="preserve"> to test overall architecture [do not need to change]</w:t>
+            </w:r>
+          </w:p>
+        </w:tc>
+      </w:tr>
+      <w:tr>
+        <w:tc>
+          <w:tcPr>
+            <w:tcW w:w="3158" w:type="dxa"/>
+          </w:tcPr>
+          <w:p>
+            <w:pPr>
+              <w:rPr>
+                <w:rFonts w:ascii="Helvetica" w:eastAsia="Times New Roman" w:hAnsi="Helvetica" w:cs="Helvetica"/>
+                <w:color w:val="333333"/>
+                <w:sz w:val="21"/>
+                <w:szCs w:val="21"/>
+                <w:shd w:val="clear" w:color="auto" w:fill="FFFFFF"/>
+              </w:rPr>
+            </w:pPr>
+            <w:proofErr w:type="spellStart"/>
             <w:r>
               <w:rPr>
                 <w:rFonts w:ascii="Helvetica" w:eastAsia="Times New Roman" w:hAnsi="Helvetica" w:cs="Helvetica"/>
@@ -2963,8 +3645,21 @@
                 <w:szCs w:val="21"/>
                 <w:shd w:val="clear" w:color="auto" w:fill="FFFFFF"/>
               </w:rPr>
-              <w:t>_behav.wcfg</w:t>
-            </w:r>
+              <w:t>_</w:t>
+            </w:r>
+            <w:proofErr w:type="gramStart"/>
+            <w:r>
+              <w:rPr>
+                <w:rFonts w:ascii="Helvetica" w:eastAsia="Times New Roman" w:hAnsi="Helvetica" w:cs="Helvetica"/>
+                <w:color w:val="333333"/>
+                <w:sz w:val="21"/>
+                <w:szCs w:val="21"/>
+                <w:shd w:val="clear" w:color="auto" w:fill="FFFFFF"/>
+              </w:rPr>
+              <w:t>behav.wcfg</w:t>
+            </w:r>
+            <w:proofErr w:type="spellEnd"/>
+            <w:proofErr w:type="gramEnd"/>
           </w:p>
         </w:tc>
         <w:tc>
@@ -3370,8 +4065,9 @@
                 <w:szCs w:val="21"/>
                 <w:shd w:val="clear" w:color="auto" w:fill="FFFFFF"/>
               </w:rPr>
-              <w:t>dd rd</w:t>
-            </w:r>
+              <w:t xml:space="preserve">dd </w:t>
+            </w:r>
+            <w:proofErr w:type="spellStart"/>
             <w:r>
               <w:rPr>
                 <w:rFonts w:ascii="Helvetica" w:eastAsia="Times New Roman" w:hAnsi="Helvetica" w:cs="Helvetica"/>
@@ -3382,8 +4078,9 @@
                 <w:szCs w:val="21"/>
                 <w:shd w:val="clear" w:color="auto" w:fill="FFFFFF"/>
               </w:rPr>
-              <w:t xml:space="preserve">, rs1, rs2   </w:t>
-            </w:r>
+              <w:t>rd</w:t>
+            </w:r>
+            <w:proofErr w:type="spellEnd"/>
             <w:r>
               <w:rPr>
                 <w:rFonts w:ascii="Helvetica" w:eastAsia="Times New Roman" w:hAnsi="Helvetica" w:cs="Helvetica"/>
@@ -3394,7 +4091,59 @@
                 <w:szCs w:val="21"/>
                 <w:shd w:val="clear" w:color="auto" w:fill="FFFFFF"/>
               </w:rPr>
-              <w:t xml:space="preserve">     #  rd = rs1 + rs2</w:t>
+              <w:t xml:space="preserve">, rs1, rs2   </w:t>
+            </w:r>
+            <w:r>
+              <w:rPr>
+                <w:rFonts w:ascii="Helvetica" w:eastAsia="Times New Roman" w:hAnsi="Helvetica" w:cs="Helvetica"/>
+                <w:i/>
+                <w:iCs/>
+                <w:color w:val="333333"/>
+                <w:sz w:val="21"/>
+                <w:szCs w:val="21"/>
+                <w:shd w:val="clear" w:color="auto" w:fill="FFFFFF"/>
+              </w:rPr>
+              <w:t xml:space="preserve">     </w:t>
+            </w:r>
+            <w:proofErr w:type="gramStart"/>
+            <w:r>
+              <w:rPr>
+                <w:rFonts w:ascii="Helvetica" w:eastAsia="Times New Roman" w:hAnsi="Helvetica" w:cs="Helvetica"/>
+                <w:i/>
+                <w:iCs/>
+                <w:color w:val="333333"/>
+                <w:sz w:val="21"/>
+                <w:szCs w:val="21"/>
+                <w:shd w:val="clear" w:color="auto" w:fill="FFFFFF"/>
+              </w:rPr>
+              <w:t xml:space="preserve">#  </w:t>
+            </w:r>
+            <w:proofErr w:type="spellStart"/>
+            <w:r>
+              <w:rPr>
+                <w:rFonts w:ascii="Helvetica" w:eastAsia="Times New Roman" w:hAnsi="Helvetica" w:cs="Helvetica"/>
+                <w:i/>
+                <w:iCs/>
+                <w:color w:val="333333"/>
+                <w:sz w:val="21"/>
+                <w:szCs w:val="21"/>
+                <w:shd w:val="clear" w:color="auto" w:fill="FFFFFF"/>
+              </w:rPr>
+              <w:t>rd</w:t>
+            </w:r>
+            <w:proofErr w:type="spellEnd"/>
+            <w:proofErr w:type="gramEnd"/>
+            <w:r>
+              <w:rPr>
+                <w:rFonts w:ascii="Helvetica" w:eastAsia="Times New Roman" w:hAnsi="Helvetica" w:cs="Helvetica"/>
+                <w:i/>
+                <w:iCs/>
+                <w:color w:val="333333"/>
+                <w:sz w:val="21"/>
+                <w:szCs w:val="21"/>
+                <w:shd w:val="clear" w:color="auto" w:fill="FFFFFF"/>
+              </w:rPr>
+              <w:t xml:space="preserve"> = rs1 + rs2</w:t>
             </w:r>
           </w:p>
           <w:p>
@@ -3417,15 +4166,27 @@
               </w:rPr>
               <w:t xml:space="preserve">         </w:t>
             </w:r>
-            <w:r>
-              <w:rPr>
-                <w:rFonts w:ascii="Helvetica" w:eastAsia="Times New Roman" w:hAnsi="Helvetica" w:cs="Helvetica"/>
-                <w:color w:val="333333"/>
-                <w:sz w:val="21"/>
-                <w:szCs w:val="21"/>
-                <w:shd w:val="clear" w:color="auto" w:fill="FFFFFF"/>
-              </w:rPr>
-              <w:t>rd: destination register (where the result is stored)</w:t>
+            <w:proofErr w:type="spellStart"/>
+            <w:r>
+              <w:rPr>
+                <w:rFonts w:ascii="Helvetica" w:eastAsia="Times New Roman" w:hAnsi="Helvetica" w:cs="Helvetica"/>
+                <w:color w:val="333333"/>
+                <w:sz w:val="21"/>
+                <w:szCs w:val="21"/>
+                <w:shd w:val="clear" w:color="auto" w:fill="FFFFFF"/>
+              </w:rPr>
+              <w:t>rd</w:t>
+            </w:r>
+            <w:proofErr w:type="spellEnd"/>
+            <w:r>
+              <w:rPr>
+                <w:rFonts w:ascii="Helvetica" w:eastAsia="Times New Roman" w:hAnsi="Helvetica" w:cs="Helvetica"/>
+                <w:color w:val="333333"/>
+                <w:sz w:val="21"/>
+                <w:szCs w:val="21"/>
+                <w:shd w:val="clear" w:color="auto" w:fill="FFFFFF"/>
+              </w:rPr>
+              <w:t>: destination register (where the result is stored)</w:t>
             </w:r>
           </w:p>
           <w:p>
@@ -3617,7 +4378,29 @@
                 <w:szCs w:val="21"/>
                 <w:shd w:val="clear" w:color="auto" w:fill="FFFFFF"/>
               </w:rPr>
-              <w:t>&lt;5-bit rd&gt;</w:t>
+              <w:t xml:space="preserve">&lt;5-bit </w:t>
+            </w:r>
+            <w:proofErr w:type="spellStart"/>
+            <w:r>
+              <w:rPr>
+                <w:rFonts w:ascii="Helvetica" w:eastAsia="Times New Roman" w:hAnsi="Helvetica" w:cs="Helvetica"/>
+                <w:color w:val="333333"/>
+                <w:sz w:val="21"/>
+                <w:szCs w:val="21"/>
+                <w:shd w:val="clear" w:color="auto" w:fill="FFFFFF"/>
+              </w:rPr>
+              <w:t>rd</w:t>
+            </w:r>
+            <w:proofErr w:type="spellEnd"/>
+            <w:r>
+              <w:rPr>
+                <w:rFonts w:ascii="Helvetica" w:eastAsia="Times New Roman" w:hAnsi="Helvetica" w:cs="Helvetica"/>
+                <w:color w:val="333333"/>
+                <w:sz w:val="21"/>
+                <w:szCs w:val="21"/>
+                <w:shd w:val="clear" w:color="auto" w:fill="FFFFFF"/>
+              </w:rPr>
+              <w:t>&gt;</w:t>
             </w:r>
             <w:r>
               <w:t xml:space="preserve"> </w:t>
@@ -3825,6 +4608,7 @@
               </w:rPr>
               <w:t xml:space="preserve">    </w:t>
             </w:r>
+            <w:proofErr w:type="spellStart"/>
             <w:r>
               <w:rPr>
                 <w:rFonts w:ascii="Helvetica" w:eastAsia="Times New Roman" w:hAnsi="Helvetica" w:cs="Helvetica"/>
@@ -3849,6 +4633,7 @@
               </w:rPr>
               <w:t>i</w:t>
             </w:r>
+            <w:proofErr w:type="spellEnd"/>
             <w:r>
               <w:rPr>
                 <w:rFonts w:ascii="Helvetica" w:eastAsia="Times New Roman" w:hAnsi="Helvetica" w:cs="Helvetica"/>
@@ -3859,8 +4644,9 @@
                 <w:szCs w:val="21"/>
                 <w:shd w:val="clear" w:color="auto" w:fill="FFFFFF"/>
               </w:rPr>
-              <w:t xml:space="preserve"> rd, rs1, </w:t>
-            </w:r>
+              <w:t xml:space="preserve"> </w:t>
+            </w:r>
+            <w:proofErr w:type="spellStart"/>
             <w:r>
               <w:rPr>
                 <w:rFonts w:ascii="Helvetica" w:eastAsia="Times New Roman" w:hAnsi="Helvetica" w:cs="Helvetica"/>
@@ -3871,8 +4657,9 @@
                 <w:szCs w:val="21"/>
                 <w:shd w:val="clear" w:color="auto" w:fill="FFFFFF"/>
               </w:rPr>
-              <w:t>imm</w:t>
-            </w:r>
+              <w:t>rd</w:t>
+            </w:r>
+            <w:proofErr w:type="spellEnd"/>
             <w:r>
               <w:rPr>
                 <w:rFonts w:ascii="Helvetica" w:eastAsia="Times New Roman" w:hAnsi="Helvetica" w:cs="Helvetica"/>
@@ -3883,8 +4670,9 @@
                 <w:szCs w:val="21"/>
                 <w:shd w:val="clear" w:color="auto" w:fill="FFFFFF"/>
               </w:rPr>
-              <w:t xml:space="preserve">        #  rd = rs1 + </w:t>
-            </w:r>
+              <w:t xml:space="preserve">, rs1, </w:t>
+            </w:r>
+            <w:proofErr w:type="spellStart"/>
             <w:r>
               <w:rPr>
                 <w:rFonts w:ascii="Helvetica" w:eastAsia="Times New Roman" w:hAnsi="Helvetica" w:cs="Helvetica"/>
@@ -3897,6 +4685,73 @@
               </w:rPr>
               <w:t>imm</w:t>
             </w:r>
+            <w:proofErr w:type="spellEnd"/>
+            <w:r>
+              <w:rPr>
+                <w:rFonts w:ascii="Helvetica" w:eastAsia="Times New Roman" w:hAnsi="Helvetica" w:cs="Helvetica"/>
+                <w:i/>
+                <w:iCs/>
+                <w:color w:val="333333"/>
+                <w:sz w:val="21"/>
+                <w:szCs w:val="21"/>
+                <w:shd w:val="clear" w:color="auto" w:fill="FFFFFF"/>
+              </w:rPr>
+              <w:t xml:space="preserve">        </w:t>
+            </w:r>
+            <w:proofErr w:type="gramStart"/>
+            <w:r>
+              <w:rPr>
+                <w:rFonts w:ascii="Helvetica" w:eastAsia="Times New Roman" w:hAnsi="Helvetica" w:cs="Helvetica"/>
+                <w:i/>
+                <w:iCs/>
+                <w:color w:val="333333"/>
+                <w:sz w:val="21"/>
+                <w:szCs w:val="21"/>
+                <w:shd w:val="clear" w:color="auto" w:fill="FFFFFF"/>
+              </w:rPr>
+              <w:t xml:space="preserve">#  </w:t>
+            </w:r>
+            <w:proofErr w:type="spellStart"/>
+            <w:r>
+              <w:rPr>
+                <w:rFonts w:ascii="Helvetica" w:eastAsia="Times New Roman" w:hAnsi="Helvetica" w:cs="Helvetica"/>
+                <w:i/>
+                <w:iCs/>
+                <w:color w:val="333333"/>
+                <w:sz w:val="21"/>
+                <w:szCs w:val="21"/>
+                <w:shd w:val="clear" w:color="auto" w:fill="FFFFFF"/>
+              </w:rPr>
+              <w:t>rd</w:t>
+            </w:r>
+            <w:proofErr w:type="spellEnd"/>
+            <w:proofErr w:type="gramEnd"/>
+            <w:r>
+              <w:rPr>
+                <w:rFonts w:ascii="Helvetica" w:eastAsia="Times New Roman" w:hAnsi="Helvetica" w:cs="Helvetica"/>
+                <w:i/>
+                <w:iCs/>
+                <w:color w:val="333333"/>
+                <w:sz w:val="21"/>
+                <w:szCs w:val="21"/>
+                <w:shd w:val="clear" w:color="auto" w:fill="FFFFFF"/>
+              </w:rPr>
+              <w:t xml:space="preserve"> = rs1 + </w:t>
+            </w:r>
+            <w:proofErr w:type="spellStart"/>
+            <w:r>
+              <w:rPr>
+                <w:rFonts w:ascii="Helvetica" w:eastAsia="Times New Roman" w:hAnsi="Helvetica" w:cs="Helvetica"/>
+                <w:i/>
+                <w:iCs/>
+                <w:color w:val="333333"/>
+                <w:sz w:val="21"/>
+                <w:szCs w:val="21"/>
+                <w:shd w:val="clear" w:color="auto" w:fill="FFFFFF"/>
+              </w:rPr>
+              <w:t>imm</w:t>
+            </w:r>
+            <w:proofErr w:type="spellEnd"/>
           </w:p>
           <w:p>
             <w:pPr>
@@ -3918,15 +4773,27 @@
               </w:rPr>
               <w:t xml:space="preserve">         </w:t>
             </w:r>
-            <w:r>
-              <w:rPr>
-                <w:rFonts w:ascii="Helvetica" w:eastAsia="Times New Roman" w:hAnsi="Helvetica" w:cs="Helvetica"/>
-                <w:color w:val="333333"/>
-                <w:sz w:val="21"/>
-                <w:szCs w:val="21"/>
-                <w:shd w:val="clear" w:color="auto" w:fill="FFFFFF"/>
-              </w:rPr>
-              <w:t xml:space="preserve">rd: destination register </w:t>
+            <w:proofErr w:type="spellStart"/>
+            <w:r>
+              <w:rPr>
+                <w:rFonts w:ascii="Helvetica" w:eastAsia="Times New Roman" w:hAnsi="Helvetica" w:cs="Helvetica"/>
+                <w:color w:val="333333"/>
+                <w:sz w:val="21"/>
+                <w:szCs w:val="21"/>
+                <w:shd w:val="clear" w:color="auto" w:fill="FFFFFF"/>
+              </w:rPr>
+              <w:t>rd</w:t>
+            </w:r>
+            <w:proofErr w:type="spellEnd"/>
+            <w:r>
+              <w:rPr>
+                <w:rFonts w:ascii="Helvetica" w:eastAsia="Times New Roman" w:hAnsi="Helvetica" w:cs="Helvetica"/>
+                <w:color w:val="333333"/>
+                <w:sz w:val="21"/>
+                <w:szCs w:val="21"/>
+                <w:shd w:val="clear" w:color="auto" w:fill="FFFFFF"/>
+              </w:rPr>
+              <w:t xml:space="preserve">: destination register </w:t>
             </w:r>
           </w:p>
           <w:p>
@@ -3980,15 +4847,27 @@
               </w:rPr>
               <w:t xml:space="preserve">         </w:t>
             </w:r>
-            <w:r>
-              <w:rPr>
-                <w:rFonts w:ascii="Helvetica" w:eastAsia="Times New Roman" w:hAnsi="Helvetica" w:cs="Helvetica"/>
-                <w:color w:val="333333"/>
-                <w:sz w:val="21"/>
-                <w:szCs w:val="21"/>
-                <w:shd w:val="clear" w:color="auto" w:fill="FFFFFF"/>
-              </w:rPr>
-              <w:t>imm:</w:t>
+            <w:proofErr w:type="spellStart"/>
+            <w:r>
+              <w:rPr>
+                <w:rFonts w:ascii="Helvetica" w:eastAsia="Times New Roman" w:hAnsi="Helvetica" w:cs="Helvetica"/>
+                <w:color w:val="333333"/>
+                <w:sz w:val="21"/>
+                <w:szCs w:val="21"/>
+                <w:shd w:val="clear" w:color="auto" w:fill="FFFFFF"/>
+              </w:rPr>
+              <w:t>imm</w:t>
+            </w:r>
+            <w:proofErr w:type="spellEnd"/>
+            <w:r>
+              <w:rPr>
+                <w:rFonts w:ascii="Helvetica" w:eastAsia="Times New Roman" w:hAnsi="Helvetica" w:cs="Helvetica"/>
+                <w:color w:val="333333"/>
+                <w:sz w:val="21"/>
+                <w:szCs w:val="21"/>
+                <w:shd w:val="clear" w:color="auto" w:fill="FFFFFF"/>
+              </w:rPr>
+              <w:t>:</w:t>
             </w:r>
             <w:r>
               <w:rPr>
@@ -4074,6 +4953,7 @@
               </w:rPr>
               <w:t xml:space="preserve">-bit </w:t>
             </w:r>
+            <w:proofErr w:type="spellStart"/>
             <w:r>
               <w:rPr>
                 <w:rFonts w:ascii="Helvetica" w:eastAsia="Times New Roman" w:hAnsi="Helvetica" w:cs="Helvetica"/>
@@ -4084,6 +4964,7 @@
               </w:rPr>
               <w:t>imm</w:t>
             </w:r>
+            <w:proofErr w:type="spellEnd"/>
             <w:r>
               <w:rPr>
                 <w:rFonts w:ascii="Helvetica" w:eastAsia="Times New Roman" w:hAnsi="Helvetica" w:cs="Helvetica"/>
@@ -4125,7 +5006,29 @@
                 <w:szCs w:val="21"/>
                 <w:shd w:val="clear" w:color="auto" w:fill="FFFFFF"/>
               </w:rPr>
-              <w:t>&lt;3-bit funct3&gt; &lt;5-bit rd&gt;</w:t>
+              <w:t xml:space="preserve">&lt;3-bit funct3&gt; &lt;5-bit </w:t>
+            </w:r>
+            <w:proofErr w:type="spellStart"/>
+            <w:r>
+              <w:rPr>
+                <w:rFonts w:ascii="Helvetica" w:eastAsia="Times New Roman" w:hAnsi="Helvetica" w:cs="Helvetica"/>
+                <w:color w:val="333333"/>
+                <w:sz w:val="21"/>
+                <w:szCs w:val="21"/>
+                <w:shd w:val="clear" w:color="auto" w:fill="FFFFFF"/>
+              </w:rPr>
+              <w:t>rd</w:t>
+            </w:r>
+            <w:proofErr w:type="spellEnd"/>
+            <w:r>
+              <w:rPr>
+                <w:rFonts w:ascii="Helvetica" w:eastAsia="Times New Roman" w:hAnsi="Helvetica" w:cs="Helvetica"/>
+                <w:color w:val="333333"/>
+                <w:sz w:val="21"/>
+                <w:szCs w:val="21"/>
+                <w:shd w:val="clear" w:color="auto" w:fill="FFFFFF"/>
+              </w:rPr>
+              <w:t>&gt;</w:t>
             </w:r>
             <w:r>
               <w:t xml:space="preserve"> </w:t>
@@ -4312,6 +5215,7 @@
               </w:rPr>
               <w:t xml:space="preserve">    </w:t>
             </w:r>
+            <w:proofErr w:type="spellStart"/>
             <w:r>
               <w:rPr>
                 <w:rFonts w:ascii="Helvetica" w:eastAsia="Times New Roman" w:hAnsi="Helvetica" w:cs="Helvetica"/>
@@ -4324,6 +5228,7 @@
               </w:rPr>
               <w:t>lw</w:t>
             </w:r>
+            <w:proofErr w:type="spellEnd"/>
             <w:r>
               <w:rPr>
                 <w:rFonts w:ascii="Helvetica" w:eastAsia="Times New Roman" w:hAnsi="Helvetica" w:cs="Helvetica"/>
@@ -4336,6 +5241,7 @@
               </w:rPr>
               <w:t xml:space="preserve"> </w:t>
             </w:r>
+            <w:proofErr w:type="spellStart"/>
             <w:r>
               <w:rPr>
                 <w:rFonts w:ascii="Helvetica" w:eastAsia="Times New Roman" w:hAnsi="Helvetica" w:cs="Helvetica"/>
@@ -4360,6 +5266,7 @@
               </w:rPr>
               <w:t>d</w:t>
             </w:r>
+            <w:proofErr w:type="spellEnd"/>
             <w:r>
               <w:rPr>
                 <w:rFonts w:ascii="Helvetica" w:eastAsia="Times New Roman" w:hAnsi="Helvetica" w:cs="Helvetica"/>
@@ -4384,6 +5291,7 @@
               </w:rPr>
               <w:t xml:space="preserve"> </w:t>
             </w:r>
+            <w:proofErr w:type="spellStart"/>
             <w:r>
               <w:rPr>
                 <w:rFonts w:ascii="Helvetica" w:eastAsia="Times New Roman" w:hAnsi="Helvetica" w:cs="Helvetica"/>
@@ -4396,6 +5304,7 @@
               </w:rPr>
               <w:t>imm</w:t>
             </w:r>
+            <w:proofErr w:type="spellEnd"/>
             <w:r>
               <w:rPr>
                 <w:rFonts w:ascii="Helvetica" w:eastAsia="Times New Roman" w:hAnsi="Helvetica" w:cs="Helvetica"/>
@@ -4418,8 +5327,9 @@
                 <w:szCs w:val="21"/>
                 <w:shd w:val="clear" w:color="auto" w:fill="FFFFFF"/>
               </w:rPr>
-              <w:t xml:space="preserve">        #  rd = </w:t>
-            </w:r>
+              <w:t xml:space="preserve">        </w:t>
+            </w:r>
+            <w:proofErr w:type="gramStart"/>
             <w:r>
               <w:rPr>
                 <w:rFonts w:ascii="Helvetica" w:eastAsia="Times New Roman" w:hAnsi="Helvetica" w:cs="Helvetica"/>
@@ -4430,8 +5340,9 @@
                 <w:szCs w:val="21"/>
                 <w:shd w:val="clear" w:color="auto" w:fill="FFFFFF"/>
               </w:rPr>
-              <w:t>memory[</w:t>
-            </w:r>
+              <w:t xml:space="preserve">#  </w:t>
+            </w:r>
+            <w:proofErr w:type="spellStart"/>
             <w:r>
               <w:rPr>
                 <w:rFonts w:ascii="Helvetica" w:eastAsia="Times New Roman" w:hAnsi="Helvetica" w:cs="Helvetica"/>
@@ -4442,8 +5353,10 @@
                 <w:szCs w:val="21"/>
                 <w:shd w:val="clear" w:color="auto" w:fill="FFFFFF"/>
               </w:rPr>
-              <w:t xml:space="preserve">rs1 + </w:t>
-            </w:r>
+              <w:t>rd</w:t>
+            </w:r>
+            <w:proofErr w:type="spellEnd"/>
+            <w:proofErr w:type="gramEnd"/>
             <w:r>
               <w:rPr>
                 <w:rFonts w:ascii="Helvetica" w:eastAsia="Times New Roman" w:hAnsi="Helvetica" w:cs="Helvetica"/>
@@ -4454,8 +5367,48 @@
                 <w:szCs w:val="21"/>
                 <w:shd w:val="clear" w:color="auto" w:fill="FFFFFF"/>
               </w:rPr>
+              <w:t xml:space="preserve"> = </w:t>
+            </w:r>
+            <w:proofErr w:type="gramStart"/>
+            <w:r>
+              <w:rPr>
+                <w:rFonts w:ascii="Helvetica" w:eastAsia="Times New Roman" w:hAnsi="Helvetica" w:cs="Helvetica"/>
+                <w:i/>
+                <w:iCs/>
+                <w:color w:val="333333"/>
+                <w:sz w:val="21"/>
+                <w:szCs w:val="21"/>
+                <w:shd w:val="clear" w:color="auto" w:fill="FFFFFF"/>
+              </w:rPr>
+              <w:t>memory[</w:t>
+            </w:r>
+            <w:proofErr w:type="gramEnd"/>
+            <w:r>
+              <w:rPr>
+                <w:rFonts w:ascii="Helvetica" w:eastAsia="Times New Roman" w:hAnsi="Helvetica" w:cs="Helvetica"/>
+                <w:i/>
+                <w:iCs/>
+                <w:color w:val="333333"/>
+                <w:sz w:val="21"/>
+                <w:szCs w:val="21"/>
+                <w:shd w:val="clear" w:color="auto" w:fill="FFFFFF"/>
+              </w:rPr>
+              <w:t xml:space="preserve">rs1 + </w:t>
+            </w:r>
+            <w:proofErr w:type="spellStart"/>
+            <w:r>
+              <w:rPr>
+                <w:rFonts w:ascii="Helvetica" w:eastAsia="Times New Roman" w:hAnsi="Helvetica" w:cs="Helvetica"/>
+                <w:i/>
+                <w:iCs/>
+                <w:color w:val="333333"/>
+                <w:sz w:val="21"/>
+                <w:szCs w:val="21"/>
+                <w:shd w:val="clear" w:color="auto" w:fill="FFFFFF"/>
+              </w:rPr>
               <w:t>imm</w:t>
             </w:r>
+            <w:proofErr w:type="spellEnd"/>
             <w:r>
               <w:rPr>
                 <w:rFonts w:ascii="Helvetica" w:eastAsia="Times New Roman" w:hAnsi="Helvetica" w:cs="Helvetica"/>
@@ -4489,15 +5442,27 @@
               </w:rPr>
               <w:t xml:space="preserve">         </w:t>
             </w:r>
-            <w:r>
-              <w:rPr>
-                <w:rFonts w:ascii="Helvetica" w:eastAsia="Times New Roman" w:hAnsi="Helvetica" w:cs="Helvetica"/>
-                <w:color w:val="333333"/>
-                <w:sz w:val="21"/>
-                <w:szCs w:val="21"/>
-                <w:shd w:val="clear" w:color="auto" w:fill="FFFFFF"/>
-              </w:rPr>
-              <w:t xml:space="preserve">rd: destination register </w:t>
+            <w:proofErr w:type="spellStart"/>
+            <w:r>
+              <w:rPr>
+                <w:rFonts w:ascii="Helvetica" w:eastAsia="Times New Roman" w:hAnsi="Helvetica" w:cs="Helvetica"/>
+                <w:color w:val="333333"/>
+                <w:sz w:val="21"/>
+                <w:szCs w:val="21"/>
+                <w:shd w:val="clear" w:color="auto" w:fill="FFFFFF"/>
+              </w:rPr>
+              <w:t>rd</w:t>
+            </w:r>
+            <w:proofErr w:type="spellEnd"/>
+            <w:r>
+              <w:rPr>
+                <w:rFonts w:ascii="Helvetica" w:eastAsia="Times New Roman" w:hAnsi="Helvetica" w:cs="Helvetica"/>
+                <w:color w:val="333333"/>
+                <w:sz w:val="21"/>
+                <w:szCs w:val="21"/>
+                <w:shd w:val="clear" w:color="auto" w:fill="FFFFFF"/>
+              </w:rPr>
+              <w:t xml:space="preserve">: destination register </w:t>
             </w:r>
           </w:p>
           <w:p>
@@ -4561,15 +5526,27 @@
               </w:rPr>
               <w:t xml:space="preserve">         </w:t>
             </w:r>
-            <w:r>
-              <w:rPr>
-                <w:rFonts w:ascii="Helvetica" w:eastAsia="Times New Roman" w:hAnsi="Helvetica" w:cs="Helvetica"/>
-                <w:color w:val="333333"/>
-                <w:sz w:val="21"/>
-                <w:szCs w:val="21"/>
-                <w:shd w:val="clear" w:color="auto" w:fill="FFFFFF"/>
-              </w:rPr>
-              <w:t>imm:</w:t>
+            <w:proofErr w:type="spellStart"/>
+            <w:r>
+              <w:rPr>
+                <w:rFonts w:ascii="Helvetica" w:eastAsia="Times New Roman" w:hAnsi="Helvetica" w:cs="Helvetica"/>
+                <w:color w:val="333333"/>
+                <w:sz w:val="21"/>
+                <w:szCs w:val="21"/>
+                <w:shd w:val="clear" w:color="auto" w:fill="FFFFFF"/>
+              </w:rPr>
+              <w:t>imm</w:t>
+            </w:r>
+            <w:proofErr w:type="spellEnd"/>
+            <w:r>
+              <w:rPr>
+                <w:rFonts w:ascii="Helvetica" w:eastAsia="Times New Roman" w:hAnsi="Helvetica" w:cs="Helvetica"/>
+                <w:color w:val="333333"/>
+                <w:sz w:val="21"/>
+                <w:szCs w:val="21"/>
+                <w:shd w:val="clear" w:color="auto" w:fill="FFFFFF"/>
+              </w:rPr>
+              <w:t>:</w:t>
             </w:r>
             <w:r>
               <w:rPr>
@@ -4643,7 +5620,29 @@
                 <w:szCs w:val="21"/>
                 <w:shd w:val="clear" w:color="auto" w:fill="FFFFFF"/>
               </w:rPr>
-              <w:t xml:space="preserve">    “&lt;12-bit imm&gt; &lt;5-bit rs1&gt;</w:t>
+              <w:t xml:space="preserve">    “&lt;12-bit </w:t>
+            </w:r>
+            <w:proofErr w:type="spellStart"/>
+            <w:r>
+              <w:rPr>
+                <w:rFonts w:ascii="Helvetica" w:eastAsia="Times New Roman" w:hAnsi="Helvetica" w:cs="Helvetica"/>
+                <w:color w:val="333333"/>
+                <w:sz w:val="21"/>
+                <w:szCs w:val="21"/>
+                <w:shd w:val="clear" w:color="auto" w:fill="FFFFFF"/>
+              </w:rPr>
+              <w:t>imm</w:t>
+            </w:r>
+            <w:proofErr w:type="spellEnd"/>
+            <w:r>
+              <w:rPr>
+                <w:rFonts w:ascii="Helvetica" w:eastAsia="Times New Roman" w:hAnsi="Helvetica" w:cs="Helvetica"/>
+                <w:color w:val="333333"/>
+                <w:sz w:val="21"/>
+                <w:szCs w:val="21"/>
+                <w:shd w:val="clear" w:color="auto" w:fill="FFFFFF"/>
+              </w:rPr>
+              <w:t>&gt; &lt;5-bit rs1&gt;</w:t>
             </w:r>
             <w:r>
               <w:t xml:space="preserve"> </w:t>
@@ -4656,7 +5655,29 @@
                 <w:szCs w:val="21"/>
                 <w:shd w:val="clear" w:color="auto" w:fill="FFFFFF"/>
               </w:rPr>
-              <w:t>&lt;3-bit funct3&gt; &lt;5-bit rd&gt;</w:t>
+              <w:t xml:space="preserve">&lt;3-bit funct3&gt; &lt;5-bit </w:t>
+            </w:r>
+            <w:proofErr w:type="spellStart"/>
+            <w:r>
+              <w:rPr>
+                <w:rFonts w:ascii="Helvetica" w:eastAsia="Times New Roman" w:hAnsi="Helvetica" w:cs="Helvetica"/>
+                <w:color w:val="333333"/>
+                <w:sz w:val="21"/>
+                <w:szCs w:val="21"/>
+                <w:shd w:val="clear" w:color="auto" w:fill="FFFFFF"/>
+              </w:rPr>
+              <w:t>rd</w:t>
+            </w:r>
+            <w:proofErr w:type="spellEnd"/>
+            <w:r>
+              <w:rPr>
+                <w:rFonts w:ascii="Helvetica" w:eastAsia="Times New Roman" w:hAnsi="Helvetica" w:cs="Helvetica"/>
+                <w:color w:val="333333"/>
+                <w:sz w:val="21"/>
+                <w:szCs w:val="21"/>
+                <w:shd w:val="clear" w:color="auto" w:fill="FFFFFF"/>
+              </w:rPr>
+              <w:t>&gt;</w:t>
             </w:r>
             <w:r>
               <w:t xml:space="preserve"> </w:t>
@@ -4939,6 +5960,7 @@
               </w:rPr>
               <w:t xml:space="preserve"> </w:t>
             </w:r>
+            <w:proofErr w:type="spellStart"/>
             <w:r>
               <w:rPr>
                 <w:rFonts w:ascii="Helvetica" w:eastAsia="Times New Roman" w:hAnsi="Helvetica" w:cs="Helvetica"/>
@@ -4951,6 +5973,7 @@
               </w:rPr>
               <w:t>bne</w:t>
             </w:r>
+            <w:proofErr w:type="spellEnd"/>
             <w:r>
               <w:rPr>
                 <w:rFonts w:ascii="Helvetica" w:eastAsia="Times New Roman" w:hAnsi="Helvetica" w:cs="Helvetica"/>
@@ -4985,8 +6008,9 @@
                 <w:szCs w:val="21"/>
                 <w:shd w:val="clear" w:color="auto" w:fill="FFFFFF"/>
               </w:rPr>
-              <w:t>, i</w:t>
-            </w:r>
+              <w:t xml:space="preserve">, </w:t>
+            </w:r>
+            <w:proofErr w:type="spellStart"/>
             <w:r>
               <w:rPr>
                 <w:rFonts w:ascii="Helvetica" w:eastAsia="Times New Roman" w:hAnsi="Helvetica" w:cs="Helvetica"/>
@@ -4997,7 +6021,7 @@
                 <w:szCs w:val="21"/>
                 <w:shd w:val="clear" w:color="auto" w:fill="FFFFFF"/>
               </w:rPr>
-              <w:t>mm</w:t>
+              <w:t>i</w:t>
             </w:r>
             <w:r>
               <w:rPr>
@@ -5009,8 +6033,9 @@
                 <w:szCs w:val="21"/>
                 <w:shd w:val="clear" w:color="auto" w:fill="FFFFFF"/>
               </w:rPr>
-              <w:t xml:space="preserve">        #  </w:t>
-            </w:r>
+              <w:t>mm</w:t>
+            </w:r>
+            <w:proofErr w:type="spellEnd"/>
             <w:r>
               <w:rPr>
                 <w:rFonts w:ascii="Helvetica" w:eastAsia="Times New Roman" w:hAnsi="Helvetica" w:cs="Helvetica"/>
@@ -5021,8 +6046,60 @@
                 <w:szCs w:val="21"/>
                 <w:shd w:val="clear" w:color="auto" w:fill="FFFFFF"/>
               </w:rPr>
-              <w:t>PC = PC + 4 + imm</w:t>
-            </w:r>
+              <w:t xml:space="preserve">        </w:t>
+            </w:r>
+            <w:proofErr w:type="gramStart"/>
+            <w:r>
+              <w:rPr>
+                <w:rFonts w:ascii="Helvetica" w:eastAsia="Times New Roman" w:hAnsi="Helvetica" w:cs="Helvetica"/>
+                <w:i/>
+                <w:iCs/>
+                <w:color w:val="333333"/>
+                <w:sz w:val="21"/>
+                <w:szCs w:val="21"/>
+                <w:shd w:val="clear" w:color="auto" w:fill="FFFFFF"/>
+              </w:rPr>
+              <w:t xml:space="preserve">#  </w:t>
+            </w:r>
+            <w:r>
+              <w:rPr>
+                <w:rFonts w:ascii="Helvetica" w:eastAsia="Times New Roman" w:hAnsi="Helvetica" w:cs="Helvetica"/>
+                <w:i/>
+                <w:iCs/>
+                <w:color w:val="333333"/>
+                <w:sz w:val="21"/>
+                <w:szCs w:val="21"/>
+                <w:shd w:val="clear" w:color="auto" w:fill="FFFFFF"/>
+              </w:rPr>
+              <w:t>PC</w:t>
+            </w:r>
+            <w:proofErr w:type="gramEnd"/>
+            <w:r>
+              <w:rPr>
+                <w:rFonts w:ascii="Helvetica" w:eastAsia="Times New Roman" w:hAnsi="Helvetica" w:cs="Helvetica"/>
+                <w:i/>
+                <w:iCs/>
+                <w:color w:val="333333"/>
+                <w:sz w:val="21"/>
+                <w:szCs w:val="21"/>
+                <w:shd w:val="clear" w:color="auto" w:fill="FFFFFF"/>
+              </w:rPr>
+              <w:t xml:space="preserve"> = PC + 4 + </w:t>
+            </w:r>
+            <w:proofErr w:type="spellStart"/>
+            <w:r>
+              <w:rPr>
+                <w:rFonts w:ascii="Helvetica" w:eastAsia="Times New Roman" w:hAnsi="Helvetica" w:cs="Helvetica"/>
+                <w:i/>
+                <w:iCs/>
+                <w:color w:val="333333"/>
+                <w:sz w:val="21"/>
+                <w:szCs w:val="21"/>
+                <w:shd w:val="clear" w:color="auto" w:fill="FFFFFF"/>
+              </w:rPr>
+              <w:t>imm</w:t>
+            </w:r>
+            <w:proofErr w:type="spellEnd"/>
             <w:r>
               <w:rPr>
                 <w:rFonts w:ascii="Helvetica" w:eastAsia="Times New Roman" w:hAnsi="Helvetica" w:cs="Helvetica"/>
@@ -5056,15 +6133,27 @@
               </w:rPr>
               <w:t xml:space="preserve">         </w:t>
             </w:r>
-            <w:r>
-              <w:rPr>
-                <w:rFonts w:ascii="Helvetica" w:eastAsia="Times New Roman" w:hAnsi="Helvetica" w:cs="Helvetica"/>
-                <w:color w:val="333333"/>
-                <w:sz w:val="21"/>
-                <w:szCs w:val="21"/>
-                <w:shd w:val="clear" w:color="auto" w:fill="FFFFFF"/>
-              </w:rPr>
-              <w:t>imm:</w:t>
+            <w:proofErr w:type="spellStart"/>
+            <w:r>
+              <w:rPr>
+                <w:rFonts w:ascii="Helvetica" w:eastAsia="Times New Roman" w:hAnsi="Helvetica" w:cs="Helvetica"/>
+                <w:color w:val="333333"/>
+                <w:sz w:val="21"/>
+                <w:szCs w:val="21"/>
+                <w:shd w:val="clear" w:color="auto" w:fill="FFFFFF"/>
+              </w:rPr>
+              <w:t>imm</w:t>
+            </w:r>
+            <w:proofErr w:type="spellEnd"/>
+            <w:r>
+              <w:rPr>
+                <w:rFonts w:ascii="Helvetica" w:eastAsia="Times New Roman" w:hAnsi="Helvetica" w:cs="Helvetica"/>
+                <w:color w:val="333333"/>
+                <w:sz w:val="21"/>
+                <w:szCs w:val="21"/>
+                <w:shd w:val="clear" w:color="auto" w:fill="FFFFFF"/>
+              </w:rPr>
+              <w:t>:</w:t>
             </w:r>
             <w:r>
               <w:rPr>
@@ -5138,8 +6227,32 @@
                 <w:szCs w:val="21"/>
                 <w:shd w:val="clear" w:color="auto" w:fill="FFFFFF"/>
               </w:rPr>
-              <w:t>&lt;imm[1</w:t>
-            </w:r>
+              <w:t>&lt;</w:t>
+            </w:r>
+            <w:proofErr w:type="spellStart"/>
+            <w:proofErr w:type="gramStart"/>
+            <w:r>
+              <w:rPr>
+                <w:rFonts w:ascii="Helvetica" w:eastAsia="Times New Roman" w:hAnsi="Helvetica" w:cs="Helvetica"/>
+                <w:color w:val="333333"/>
+                <w:sz w:val="21"/>
+                <w:szCs w:val="21"/>
+                <w:shd w:val="clear" w:color="auto" w:fill="FFFFFF"/>
+              </w:rPr>
+              <w:t>imm</w:t>
+            </w:r>
+            <w:proofErr w:type="spellEnd"/>
+            <w:r>
+              <w:rPr>
+                <w:rFonts w:ascii="Helvetica" w:eastAsia="Times New Roman" w:hAnsi="Helvetica" w:cs="Helvetica"/>
+                <w:color w:val="333333"/>
+                <w:sz w:val="21"/>
+                <w:szCs w:val="21"/>
+                <w:shd w:val="clear" w:color="auto" w:fill="FFFFFF"/>
+              </w:rPr>
+              <w:t>[</w:t>
+            </w:r>
+            <w:proofErr w:type="gramEnd"/>
             <w:r>
               <w:rPr>
                 <w:rFonts w:ascii="Helvetica" w:eastAsia="Times New Roman" w:hAnsi="Helvetica" w:cs="Helvetica"/>
@@ -5158,6 +6271,16 @@
                 <w:szCs w:val="21"/>
                 <w:shd w:val="clear" w:color="auto" w:fill="FFFFFF"/>
               </w:rPr>
+              <w:t>1</w:t>
+            </w:r>
+            <w:r>
+              <w:rPr>
+                <w:rFonts w:ascii="Helvetica" w:eastAsia="Times New Roman" w:hAnsi="Helvetica" w:cs="Helvetica"/>
+                <w:color w:val="333333"/>
+                <w:sz w:val="21"/>
+                <w:szCs w:val="21"/>
+                <w:shd w:val="clear" w:color="auto" w:fill="FFFFFF"/>
+              </w:rPr>
               <w:t xml:space="preserve">]&gt; </w:t>
             </w:r>
             <w:r>
@@ -5168,8 +6291,32 @@
                 <w:szCs w:val="21"/>
                 <w:shd w:val="clear" w:color="auto" w:fill="FFFFFF"/>
               </w:rPr>
-              <w:t>&lt;imm[</w:t>
-            </w:r>
+              <w:t>&lt;</w:t>
+            </w:r>
+            <w:proofErr w:type="spellStart"/>
+            <w:proofErr w:type="gramStart"/>
+            <w:r>
+              <w:rPr>
+                <w:rFonts w:ascii="Helvetica" w:eastAsia="Times New Roman" w:hAnsi="Helvetica" w:cs="Helvetica"/>
+                <w:color w:val="333333"/>
+                <w:sz w:val="21"/>
+                <w:szCs w:val="21"/>
+                <w:shd w:val="clear" w:color="auto" w:fill="FFFFFF"/>
+              </w:rPr>
+              <w:t>imm</w:t>
+            </w:r>
+            <w:proofErr w:type="spellEnd"/>
+            <w:r>
+              <w:rPr>
+                <w:rFonts w:ascii="Helvetica" w:eastAsia="Times New Roman" w:hAnsi="Helvetica" w:cs="Helvetica"/>
+                <w:color w:val="333333"/>
+                <w:sz w:val="21"/>
+                <w:szCs w:val="21"/>
+                <w:shd w:val="clear" w:color="auto" w:fill="FFFFFF"/>
+              </w:rPr>
+              <w:t>[</w:t>
+            </w:r>
+            <w:proofErr w:type="gramEnd"/>
             <w:r>
               <w:rPr>
                 <w:rFonts w:ascii="Helvetica" w:eastAsia="Times New Roman" w:hAnsi="Helvetica" w:cs="Helvetica"/>
@@ -5234,8 +6381,32 @@
                 <w:szCs w:val="21"/>
                 <w:shd w:val="clear" w:color="auto" w:fill="FFFFFF"/>
               </w:rPr>
-              <w:t>&lt;3-bit funct3&gt; &lt;imm[</w:t>
-            </w:r>
+              <w:t>&lt;3-bit funct3&gt; &lt;</w:t>
+            </w:r>
+            <w:proofErr w:type="spellStart"/>
+            <w:proofErr w:type="gramStart"/>
+            <w:r>
+              <w:rPr>
+                <w:rFonts w:ascii="Helvetica" w:eastAsia="Times New Roman" w:hAnsi="Helvetica" w:cs="Helvetica"/>
+                <w:color w:val="333333"/>
+                <w:sz w:val="21"/>
+                <w:szCs w:val="21"/>
+                <w:shd w:val="clear" w:color="auto" w:fill="FFFFFF"/>
+              </w:rPr>
+              <w:t>imm</w:t>
+            </w:r>
+            <w:proofErr w:type="spellEnd"/>
+            <w:r>
+              <w:rPr>
+                <w:rFonts w:ascii="Helvetica" w:eastAsia="Times New Roman" w:hAnsi="Helvetica" w:cs="Helvetica"/>
+                <w:color w:val="333333"/>
+                <w:sz w:val="21"/>
+                <w:szCs w:val="21"/>
+                <w:shd w:val="clear" w:color="auto" w:fill="FFFFFF"/>
+              </w:rPr>
+              <w:t>[</w:t>
+            </w:r>
+            <w:proofErr w:type="gramEnd"/>
             <w:r>
               <w:rPr>
                 <w:rFonts w:ascii="Helvetica" w:eastAsia="Times New Roman" w:hAnsi="Helvetica" w:cs="Helvetica"/>
@@ -5295,7 +6466,41 @@
                 <w:szCs w:val="21"/>
                 <w:shd w:val="clear" w:color="auto" w:fill="FFFFFF"/>
               </w:rPr>
-              <w:t>&lt;imm[1</w:t>
+              <w:t>&lt;</w:t>
+            </w:r>
+            <w:proofErr w:type="spellStart"/>
+            <w:proofErr w:type="gramStart"/>
+            <w:r>
+              <w:rPr>
+                <w:rFonts w:ascii="Helvetica" w:eastAsia="Times New Roman" w:hAnsi="Helvetica" w:cs="Helvetica"/>
+                <w:color w:val="333333"/>
+                <w:sz w:val="21"/>
+                <w:szCs w:val="21"/>
+                <w:shd w:val="clear" w:color="auto" w:fill="FFFFFF"/>
+              </w:rPr>
+              <w:t>imm</w:t>
+            </w:r>
+            <w:proofErr w:type="spellEnd"/>
+            <w:r>
+              <w:rPr>
+                <w:rFonts w:ascii="Helvetica" w:eastAsia="Times New Roman" w:hAnsi="Helvetica" w:cs="Helvetica"/>
+                <w:color w:val="333333"/>
+                <w:sz w:val="21"/>
+                <w:szCs w:val="21"/>
+                <w:shd w:val="clear" w:color="auto" w:fill="FFFFFF"/>
+              </w:rPr>
+              <w:t>[</w:t>
+            </w:r>
+            <w:proofErr w:type="gramEnd"/>
+            <w:r>
+              <w:rPr>
+                <w:rFonts w:ascii="Helvetica" w:eastAsia="Times New Roman" w:hAnsi="Helvetica" w:cs="Helvetica"/>
+                <w:color w:val="333333"/>
+                <w:sz w:val="21"/>
+                <w:szCs w:val="21"/>
+                <w:shd w:val="clear" w:color="auto" w:fill="FFFFFF"/>
+              </w:rPr>
+              <w:t>1</w:t>
             </w:r>
             <w:r>
               <w:rPr>
@@ -5430,6 +6635,7 @@
                 <w:shd w:val="clear" w:color="auto" w:fill="FFFFFF"/>
               </w:rPr>
             </w:pPr>
+            <w:proofErr w:type="gramStart"/>
             <w:r>
               <w:rPr>
                 <w:rFonts w:ascii="Helvetica" w:hAnsi="Helvetica" w:cs="Helvetica"/>
@@ -5438,8 +6644,53 @@
                 <w:szCs w:val="21"/>
                 <w:shd w:val="clear" w:color="auto" w:fill="FFFFFF"/>
               </w:rPr>
-              <w:t>So the final PC = PC + 4 + (sign extend)(imm[</w:t>
-            </w:r>
+              <w:t>So</w:t>
+            </w:r>
+            <w:proofErr w:type="gramEnd"/>
+            <w:r>
+              <w:rPr>
+                <w:rFonts w:ascii="Helvetica" w:hAnsi="Helvetica" w:cs="Helvetica"/>
+                <w:color w:val="333333"/>
+                <w:sz w:val="21"/>
+                <w:szCs w:val="21"/>
+                <w:shd w:val="clear" w:color="auto" w:fill="FFFFFF"/>
+              </w:rPr>
+              <w:t xml:space="preserve"> the final PC = PC + 4 + (sign </w:t>
+            </w:r>
+            <w:proofErr w:type="gramStart"/>
+            <w:r>
+              <w:rPr>
+                <w:rFonts w:ascii="Helvetica" w:hAnsi="Helvetica" w:cs="Helvetica"/>
+                <w:color w:val="333333"/>
+                <w:sz w:val="21"/>
+                <w:szCs w:val="21"/>
+                <w:shd w:val="clear" w:color="auto" w:fill="FFFFFF"/>
+              </w:rPr>
+              <w:t>extend)(</w:t>
+            </w:r>
+            <w:proofErr w:type="spellStart"/>
+            <w:r>
+              <w:rPr>
+                <w:rFonts w:ascii="Helvetica" w:hAnsi="Helvetica" w:cs="Helvetica"/>
+                <w:color w:val="333333"/>
+                <w:sz w:val="21"/>
+                <w:szCs w:val="21"/>
+                <w:shd w:val="clear" w:color="auto" w:fill="FFFFFF"/>
+              </w:rPr>
+              <w:t>imm</w:t>
+            </w:r>
+            <w:proofErr w:type="spellEnd"/>
+            <w:r>
+              <w:rPr>
+                <w:rFonts w:ascii="Helvetica" w:hAnsi="Helvetica" w:cs="Helvetica"/>
+                <w:color w:val="333333"/>
+                <w:sz w:val="21"/>
+                <w:szCs w:val="21"/>
+                <w:shd w:val="clear" w:color="auto" w:fill="FFFFFF"/>
+              </w:rPr>
+              <w:t>[</w:t>
+            </w:r>
+            <w:proofErr w:type="gramEnd"/>
             <w:r>
               <w:rPr>
                 <w:rFonts w:ascii="Helvetica" w:hAnsi="Helvetica" w:cs="Helvetica"/>
@@ -5489,8 +6740,32 @@
                 <w:szCs w:val="21"/>
                 <w:shd w:val="clear" w:color="auto" w:fill="FFFFFF"/>
               </w:rPr>
-              <w:t>Note: for our implementation, imm[</w:t>
-            </w:r>
+              <w:t xml:space="preserve">Note: for our implementation, </w:t>
+            </w:r>
+            <w:proofErr w:type="spellStart"/>
+            <w:proofErr w:type="gramStart"/>
+            <w:r>
+              <w:rPr>
+                <w:rFonts w:ascii="Helvetica" w:hAnsi="Helvetica" w:cs="Helvetica"/>
+                <w:color w:val="333333"/>
+                <w:sz w:val="21"/>
+                <w:szCs w:val="21"/>
+                <w:shd w:val="clear" w:color="auto" w:fill="FFFFFF"/>
+              </w:rPr>
+              <w:t>imm</w:t>
+            </w:r>
+            <w:proofErr w:type="spellEnd"/>
+            <w:r>
+              <w:rPr>
+                <w:rFonts w:ascii="Helvetica" w:hAnsi="Helvetica" w:cs="Helvetica"/>
+                <w:color w:val="333333"/>
+                <w:sz w:val="21"/>
+                <w:szCs w:val="21"/>
+                <w:shd w:val="clear" w:color="auto" w:fill="FFFFFF"/>
+              </w:rPr>
+              <w:t>[</w:t>
+            </w:r>
+            <w:proofErr w:type="gramEnd"/>
             <w:r>
               <w:rPr>
                 <w:rFonts w:ascii="Helvetica" w:hAnsi="Helvetica" w:cs="Helvetica"/>
@@ -5652,7 +6927,29 @@
           <w:szCs w:val="21"/>
           <w:shd w:val="clear" w:color="auto" w:fill="FFFFFF"/>
         </w:rPr>
-        <w:t xml:space="preserve"> [replacing Psuedo-instructions]</w:t>
+        <w:t xml:space="preserve"> [replacing </w:t>
+      </w:r>
+      <w:proofErr w:type="spellStart"/>
+      <w:r>
+        <w:rPr>
+          <w:rFonts w:ascii="Helvetica" w:eastAsia="Times New Roman" w:hAnsi="Helvetica" w:cs="Helvetica"/>
+          <w:color w:val="333333"/>
+          <w:sz w:val="21"/>
+          <w:szCs w:val="21"/>
+          <w:shd w:val="clear" w:color="auto" w:fill="FFFFFF"/>
+        </w:rPr>
+        <w:t>Psuedo</w:t>
+      </w:r>
+      <w:proofErr w:type="spellEnd"/>
+      <w:r>
+        <w:rPr>
+          <w:rFonts w:ascii="Helvetica" w:eastAsia="Times New Roman" w:hAnsi="Helvetica" w:cs="Helvetica"/>
+          <w:color w:val="333333"/>
+          <w:sz w:val="21"/>
+          <w:szCs w:val="21"/>
+          <w:shd w:val="clear" w:color="auto" w:fill="FFFFFF"/>
+        </w:rPr>
+        <w:t>-instructions]</w:t>
       </w:r>
       <w:r>
         <w:rPr>
@@ -5774,8 +7071,20 @@
                 <w:szCs w:val="21"/>
                 <w:shd w:val="clear" w:color="auto" w:fill="FFFFFF"/>
               </w:rPr>
-              <w:t xml:space="preserve"> where</w:t>
-            </w:r>
+              <w:t xml:space="preserve"> </w:t>
+            </w:r>
+            <w:proofErr w:type="gramStart"/>
+            <w:r>
+              <w:rPr>
+                <w:rFonts w:ascii="Helvetica" w:eastAsia="Times New Roman" w:hAnsi="Helvetica" w:cs="Helvetica"/>
+                <w:color w:val="333333"/>
+                <w:sz w:val="21"/>
+                <w:szCs w:val="21"/>
+                <w:shd w:val="clear" w:color="auto" w:fill="FFFFFF"/>
+              </w:rPr>
+              <w:t>where</w:t>
+            </w:r>
+            <w:proofErr w:type="gramEnd"/>
           </w:p>
           <w:p>
             <w:pPr>
@@ -5867,6 +7176,7 @@
               </w:rPr>
               <w:t xml:space="preserve">     </w:t>
             </w:r>
+            <w:proofErr w:type="spellStart"/>
             <w:r>
               <w:rPr>
                 <w:rFonts w:ascii="Helvetica" w:eastAsia="Times New Roman" w:hAnsi="Helvetica" w:cs="Helvetica"/>
@@ -5877,8 +7187,9 @@
                 <w:szCs w:val="21"/>
                 <w:shd w:val="clear" w:color="auto" w:fill="FFFFFF"/>
               </w:rPr>
-              <w:t>jal rd, imm</w:t>
-            </w:r>
+              <w:t>jal</w:t>
+            </w:r>
+            <w:proofErr w:type="spellEnd"/>
             <w:r>
               <w:rPr>
                 <w:rFonts w:ascii="Helvetica" w:eastAsia="Times New Roman" w:hAnsi="Helvetica" w:cs="Helvetica"/>
@@ -5889,8 +7200,9 @@
                 <w:szCs w:val="21"/>
                 <w:shd w:val="clear" w:color="auto" w:fill="FFFFFF"/>
               </w:rPr>
-              <w:t xml:space="preserve">  # jump to PC = PC + 4 +</w:t>
-            </w:r>
+              <w:t xml:space="preserve"> </w:t>
+            </w:r>
+            <w:proofErr w:type="spellStart"/>
             <w:r>
               <w:rPr>
                 <w:rFonts w:ascii="Helvetica" w:eastAsia="Times New Roman" w:hAnsi="Helvetica" w:cs="Helvetica"/>
@@ -5901,8 +7213,9 @@
                 <w:szCs w:val="21"/>
                 <w:shd w:val="clear" w:color="auto" w:fill="FFFFFF"/>
               </w:rPr>
-              <w:t xml:space="preserve"> (sign extend)</w:t>
-            </w:r>
+              <w:t>rd</w:t>
+            </w:r>
+            <w:proofErr w:type="spellEnd"/>
             <w:r>
               <w:rPr>
                 <w:rFonts w:ascii="Helvetica" w:eastAsia="Times New Roman" w:hAnsi="Helvetica" w:cs="Helvetica"/>
@@ -5913,8 +7226,86 @@
                 <w:szCs w:val="21"/>
                 <w:shd w:val="clear" w:color="auto" w:fill="FFFFFF"/>
               </w:rPr>
-              <w:t xml:space="preserve"> imm</w:t>
-            </w:r>
+              <w:t xml:space="preserve">, </w:t>
+            </w:r>
+            <w:proofErr w:type="spellStart"/>
+            <w:proofErr w:type="gramStart"/>
+            <w:r>
+              <w:rPr>
+                <w:rFonts w:ascii="Helvetica" w:eastAsia="Times New Roman" w:hAnsi="Helvetica" w:cs="Helvetica"/>
+                <w:i/>
+                <w:iCs/>
+                <w:color w:val="333333"/>
+                <w:sz w:val="21"/>
+                <w:szCs w:val="21"/>
+                <w:shd w:val="clear" w:color="auto" w:fill="FFFFFF"/>
+              </w:rPr>
+              <w:t>imm</w:t>
+            </w:r>
+            <w:proofErr w:type="spellEnd"/>
+            <w:r>
+              <w:rPr>
+                <w:rFonts w:ascii="Helvetica" w:eastAsia="Times New Roman" w:hAnsi="Helvetica" w:cs="Helvetica"/>
+                <w:i/>
+                <w:iCs/>
+                <w:color w:val="333333"/>
+                <w:sz w:val="21"/>
+                <w:szCs w:val="21"/>
+                <w:shd w:val="clear" w:color="auto" w:fill="FFFFFF"/>
+              </w:rPr>
+              <w:t xml:space="preserve">  #</w:t>
+            </w:r>
+            <w:proofErr w:type="gramEnd"/>
+            <w:r>
+              <w:rPr>
+                <w:rFonts w:ascii="Helvetica" w:eastAsia="Times New Roman" w:hAnsi="Helvetica" w:cs="Helvetica"/>
+                <w:i/>
+                <w:iCs/>
+                <w:color w:val="333333"/>
+                <w:sz w:val="21"/>
+                <w:szCs w:val="21"/>
+                <w:shd w:val="clear" w:color="auto" w:fill="FFFFFF"/>
+              </w:rPr>
+              <w:t xml:space="preserve"> jump to PC = PC + 4 +</w:t>
+            </w:r>
+            <w:r>
+              <w:rPr>
+                <w:rFonts w:ascii="Helvetica" w:eastAsia="Times New Roman" w:hAnsi="Helvetica" w:cs="Helvetica"/>
+                <w:i/>
+                <w:iCs/>
+                <w:color w:val="333333"/>
+                <w:sz w:val="21"/>
+                <w:szCs w:val="21"/>
+                <w:shd w:val="clear" w:color="auto" w:fill="FFFFFF"/>
+              </w:rPr>
+              <w:t xml:space="preserve"> (sign extend)</w:t>
+            </w:r>
+            <w:r>
+              <w:rPr>
+                <w:rFonts w:ascii="Helvetica" w:eastAsia="Times New Roman" w:hAnsi="Helvetica" w:cs="Helvetica"/>
+                <w:i/>
+                <w:iCs/>
+                <w:color w:val="333333"/>
+                <w:sz w:val="21"/>
+                <w:szCs w:val="21"/>
+                <w:shd w:val="clear" w:color="auto" w:fill="FFFFFF"/>
+              </w:rPr>
+              <w:t xml:space="preserve"> </w:t>
+            </w:r>
+            <w:proofErr w:type="spellStart"/>
+            <w:r>
+              <w:rPr>
+                <w:rFonts w:ascii="Helvetica" w:eastAsia="Times New Roman" w:hAnsi="Helvetica" w:cs="Helvetica"/>
+                <w:i/>
+                <w:iCs/>
+                <w:color w:val="333333"/>
+                <w:sz w:val="21"/>
+                <w:szCs w:val="21"/>
+                <w:shd w:val="clear" w:color="auto" w:fill="FFFFFF"/>
+              </w:rPr>
+              <w:t>imm</w:t>
+            </w:r>
+            <w:proofErr w:type="spellEnd"/>
           </w:p>
           <w:p>
             <w:pPr>
@@ -6055,6 +7446,7 @@
               </w:rPr>
               <w:t xml:space="preserve"> </w:t>
             </w:r>
+            <w:proofErr w:type="spellStart"/>
             <w:r>
               <w:rPr>
                 <w:rFonts w:ascii="Helvetica" w:eastAsia="Times New Roman" w:hAnsi="Helvetica" w:cs="Helvetica"/>
@@ -6067,6 +7459,7 @@
               </w:rPr>
               <w:t>imm</w:t>
             </w:r>
+            <w:proofErr w:type="spellEnd"/>
             <w:r>
               <w:rPr>
                 <w:rFonts w:ascii="Helvetica" w:eastAsia="Times New Roman" w:hAnsi="Helvetica" w:cs="Helvetica"/>
@@ -6077,8 +7470,9 @@
                 <w:szCs w:val="21"/>
                 <w:shd w:val="clear" w:color="auto" w:fill="FFFFFF"/>
               </w:rPr>
-              <w:t xml:space="preserve">        #  </w:t>
-            </w:r>
+              <w:t xml:space="preserve">        </w:t>
+            </w:r>
+            <w:proofErr w:type="gramStart"/>
             <w:r>
               <w:rPr>
                 <w:rFonts w:ascii="Helvetica" w:eastAsia="Times New Roman" w:hAnsi="Helvetica" w:cs="Helvetica"/>
@@ -6089,7 +7483,7 @@
                 <w:szCs w:val="21"/>
                 <w:shd w:val="clear" w:color="auto" w:fill="FFFFFF"/>
               </w:rPr>
-              <w:t xml:space="preserve">PC = PC + 4 + </w:t>
+              <w:t xml:space="preserve">#  </w:t>
             </w:r>
             <w:r>
               <w:rPr>
@@ -6101,8 +7495,35 @@
                 <w:szCs w:val="21"/>
                 <w:shd w:val="clear" w:color="auto" w:fill="FFFFFF"/>
               </w:rPr>
+              <w:t>PC</w:t>
+            </w:r>
+            <w:proofErr w:type="gramEnd"/>
+            <w:r>
+              <w:rPr>
+                <w:rFonts w:ascii="Helvetica" w:eastAsia="Times New Roman" w:hAnsi="Helvetica" w:cs="Helvetica"/>
+                <w:i/>
+                <w:iCs/>
+                <w:color w:val="333333"/>
+                <w:sz w:val="21"/>
+                <w:szCs w:val="21"/>
+                <w:shd w:val="clear" w:color="auto" w:fill="FFFFFF"/>
+              </w:rPr>
+              <w:t xml:space="preserve"> = PC + 4 + </w:t>
+            </w:r>
+            <w:proofErr w:type="spellStart"/>
+            <w:r>
+              <w:rPr>
+                <w:rFonts w:ascii="Helvetica" w:eastAsia="Times New Roman" w:hAnsi="Helvetica" w:cs="Helvetica"/>
+                <w:i/>
+                <w:iCs/>
+                <w:color w:val="333333"/>
+                <w:sz w:val="21"/>
+                <w:szCs w:val="21"/>
+                <w:shd w:val="clear" w:color="auto" w:fill="FFFFFF"/>
+              </w:rPr>
               <w:t>imm</w:t>
             </w:r>
+            <w:proofErr w:type="spellEnd"/>
           </w:p>
           <w:p>
             <w:pPr>
@@ -6124,15 +7545,27 @@
               </w:rPr>
               <w:t xml:space="preserve">         </w:t>
             </w:r>
-            <w:r>
-              <w:rPr>
-                <w:rFonts w:ascii="Helvetica" w:eastAsia="Times New Roman" w:hAnsi="Helvetica" w:cs="Helvetica"/>
-                <w:color w:val="333333"/>
-                <w:sz w:val="21"/>
-                <w:szCs w:val="21"/>
-                <w:shd w:val="clear" w:color="auto" w:fill="FFFFFF"/>
-              </w:rPr>
-              <w:t>imm:</w:t>
+            <w:proofErr w:type="spellStart"/>
+            <w:r>
+              <w:rPr>
+                <w:rFonts w:ascii="Helvetica" w:eastAsia="Times New Roman" w:hAnsi="Helvetica" w:cs="Helvetica"/>
+                <w:color w:val="333333"/>
+                <w:sz w:val="21"/>
+                <w:szCs w:val="21"/>
+                <w:shd w:val="clear" w:color="auto" w:fill="FFFFFF"/>
+              </w:rPr>
+              <w:t>imm</w:t>
+            </w:r>
+            <w:proofErr w:type="spellEnd"/>
+            <w:r>
+              <w:rPr>
+                <w:rFonts w:ascii="Helvetica" w:eastAsia="Times New Roman" w:hAnsi="Helvetica" w:cs="Helvetica"/>
+                <w:color w:val="333333"/>
+                <w:sz w:val="21"/>
+                <w:szCs w:val="21"/>
+                <w:shd w:val="clear" w:color="auto" w:fill="FFFFFF"/>
+              </w:rPr>
+              <w:t>:</w:t>
             </w:r>
             <w:r>
               <w:rPr>
@@ -6206,17 +7639,41 @@
                 <w:szCs w:val="21"/>
                 <w:shd w:val="clear" w:color="auto" w:fill="FFFFFF"/>
               </w:rPr>
-              <w:t xml:space="preserve">    “&lt;imm</w:t>
-            </w:r>
-            <w:r>
-              <w:rPr>
-                <w:rFonts w:ascii="Helvetica" w:eastAsia="Times New Roman" w:hAnsi="Helvetica" w:cs="Helvetica"/>
-                <w:color w:val="333333"/>
-                <w:sz w:val="21"/>
-                <w:szCs w:val="21"/>
-                <w:shd w:val="clear" w:color="auto" w:fill="FFFFFF"/>
-              </w:rPr>
-              <w:t>[20]</w:t>
+              <w:t xml:space="preserve">    “&lt;</w:t>
+            </w:r>
+            <w:proofErr w:type="spellStart"/>
+            <w:proofErr w:type="gramStart"/>
+            <w:r>
+              <w:rPr>
+                <w:rFonts w:ascii="Helvetica" w:eastAsia="Times New Roman" w:hAnsi="Helvetica" w:cs="Helvetica"/>
+                <w:color w:val="333333"/>
+                <w:sz w:val="21"/>
+                <w:szCs w:val="21"/>
+                <w:shd w:val="clear" w:color="auto" w:fill="FFFFFF"/>
+              </w:rPr>
+              <w:t>imm</w:t>
+            </w:r>
+            <w:proofErr w:type="spellEnd"/>
+            <w:r>
+              <w:rPr>
+                <w:rFonts w:ascii="Helvetica" w:eastAsia="Times New Roman" w:hAnsi="Helvetica" w:cs="Helvetica"/>
+                <w:color w:val="333333"/>
+                <w:sz w:val="21"/>
+                <w:szCs w:val="21"/>
+                <w:shd w:val="clear" w:color="auto" w:fill="FFFFFF"/>
+              </w:rPr>
+              <w:t>[</w:t>
+            </w:r>
+            <w:proofErr w:type="gramEnd"/>
+            <w:r>
+              <w:rPr>
+                <w:rFonts w:ascii="Helvetica" w:eastAsia="Times New Roman" w:hAnsi="Helvetica" w:cs="Helvetica"/>
+                <w:color w:val="333333"/>
+                <w:sz w:val="21"/>
+                <w:szCs w:val="21"/>
+                <w:shd w:val="clear" w:color="auto" w:fill="FFFFFF"/>
+              </w:rPr>
+              <w:t>20]</w:t>
             </w:r>
             <w:r>
               <w:rPr>
@@ -6236,7 +7693,41 @@
                 <w:szCs w:val="21"/>
                 <w:shd w:val="clear" w:color="auto" w:fill="FFFFFF"/>
               </w:rPr>
-              <w:t>&lt;imm[10</w:t>
+              <w:t>&lt;</w:t>
+            </w:r>
+            <w:proofErr w:type="spellStart"/>
+            <w:proofErr w:type="gramStart"/>
+            <w:r>
+              <w:rPr>
+                <w:rFonts w:ascii="Helvetica" w:eastAsia="Times New Roman" w:hAnsi="Helvetica" w:cs="Helvetica"/>
+                <w:color w:val="333333"/>
+                <w:sz w:val="21"/>
+                <w:szCs w:val="21"/>
+                <w:shd w:val="clear" w:color="auto" w:fill="FFFFFF"/>
+              </w:rPr>
+              <w:t>imm</w:t>
+            </w:r>
+            <w:proofErr w:type="spellEnd"/>
+            <w:r>
+              <w:rPr>
+                <w:rFonts w:ascii="Helvetica" w:eastAsia="Times New Roman" w:hAnsi="Helvetica" w:cs="Helvetica"/>
+                <w:color w:val="333333"/>
+                <w:sz w:val="21"/>
+                <w:szCs w:val="21"/>
+                <w:shd w:val="clear" w:color="auto" w:fill="FFFFFF"/>
+              </w:rPr>
+              <w:t>[</w:t>
+            </w:r>
+            <w:proofErr w:type="gramEnd"/>
+            <w:r>
+              <w:rPr>
+                <w:rFonts w:ascii="Helvetica" w:eastAsia="Times New Roman" w:hAnsi="Helvetica" w:cs="Helvetica"/>
+                <w:color w:val="333333"/>
+                <w:sz w:val="21"/>
+                <w:szCs w:val="21"/>
+                <w:shd w:val="clear" w:color="auto" w:fill="FFFFFF"/>
+              </w:rPr>
+              <w:t>10</w:t>
             </w:r>
             <w:r>
               <w:rPr>
@@ -6266,27 +7757,117 @@
                 <w:szCs w:val="21"/>
                 <w:shd w:val="clear" w:color="auto" w:fill="FFFFFF"/>
               </w:rPr>
-              <w:t>&lt;imm[11]&gt;</w:t>
-            </w:r>
-            <w:r>
-              <w:rPr>
-                <w:rFonts w:ascii="Helvetica" w:eastAsia="Times New Roman" w:hAnsi="Helvetica" w:cs="Helvetica"/>
-                <w:color w:val="333333"/>
-                <w:sz w:val="21"/>
-                <w:szCs w:val="21"/>
-                <w:shd w:val="clear" w:color="auto" w:fill="FFFFFF"/>
-              </w:rPr>
-              <w:t xml:space="preserve"> &lt;imm[19:12]&gt;</w:t>
-            </w:r>
-            <w:r>
-              <w:rPr>
-                <w:rFonts w:ascii="Helvetica" w:eastAsia="Times New Roman" w:hAnsi="Helvetica" w:cs="Helvetica"/>
-                <w:color w:val="333333"/>
-                <w:sz w:val="21"/>
-                <w:szCs w:val="21"/>
-                <w:shd w:val="clear" w:color="auto" w:fill="FFFFFF"/>
-              </w:rPr>
-              <w:t>&lt;5-bit rd&gt;</w:t>
+              <w:t>&lt;</w:t>
+            </w:r>
+            <w:proofErr w:type="spellStart"/>
+            <w:proofErr w:type="gramStart"/>
+            <w:r>
+              <w:rPr>
+                <w:rFonts w:ascii="Helvetica" w:eastAsia="Times New Roman" w:hAnsi="Helvetica" w:cs="Helvetica"/>
+                <w:color w:val="333333"/>
+                <w:sz w:val="21"/>
+                <w:szCs w:val="21"/>
+                <w:shd w:val="clear" w:color="auto" w:fill="FFFFFF"/>
+              </w:rPr>
+              <w:t>imm</w:t>
+            </w:r>
+            <w:proofErr w:type="spellEnd"/>
+            <w:r>
+              <w:rPr>
+                <w:rFonts w:ascii="Helvetica" w:eastAsia="Times New Roman" w:hAnsi="Helvetica" w:cs="Helvetica"/>
+                <w:color w:val="333333"/>
+                <w:sz w:val="21"/>
+                <w:szCs w:val="21"/>
+                <w:shd w:val="clear" w:color="auto" w:fill="FFFFFF"/>
+              </w:rPr>
+              <w:t>[</w:t>
+            </w:r>
+            <w:proofErr w:type="gramEnd"/>
+            <w:r>
+              <w:rPr>
+                <w:rFonts w:ascii="Helvetica" w:eastAsia="Times New Roman" w:hAnsi="Helvetica" w:cs="Helvetica"/>
+                <w:color w:val="333333"/>
+                <w:sz w:val="21"/>
+                <w:szCs w:val="21"/>
+                <w:shd w:val="clear" w:color="auto" w:fill="FFFFFF"/>
+              </w:rPr>
+              <w:t>11]&gt;</w:t>
+            </w:r>
+            <w:r>
+              <w:rPr>
+                <w:rFonts w:ascii="Helvetica" w:eastAsia="Times New Roman" w:hAnsi="Helvetica" w:cs="Helvetica"/>
+                <w:color w:val="333333"/>
+                <w:sz w:val="21"/>
+                <w:szCs w:val="21"/>
+                <w:shd w:val="clear" w:color="auto" w:fill="FFFFFF"/>
+              </w:rPr>
+              <w:t xml:space="preserve"> &lt;</w:t>
+            </w:r>
+            <w:proofErr w:type="spellStart"/>
+            <w:proofErr w:type="gramStart"/>
+            <w:r>
+              <w:rPr>
+                <w:rFonts w:ascii="Helvetica" w:eastAsia="Times New Roman" w:hAnsi="Helvetica" w:cs="Helvetica"/>
+                <w:color w:val="333333"/>
+                <w:sz w:val="21"/>
+                <w:szCs w:val="21"/>
+                <w:shd w:val="clear" w:color="auto" w:fill="FFFFFF"/>
+              </w:rPr>
+              <w:t>imm</w:t>
+            </w:r>
+            <w:proofErr w:type="spellEnd"/>
+            <w:r>
+              <w:rPr>
+                <w:rFonts w:ascii="Helvetica" w:eastAsia="Times New Roman" w:hAnsi="Helvetica" w:cs="Helvetica"/>
+                <w:color w:val="333333"/>
+                <w:sz w:val="21"/>
+                <w:szCs w:val="21"/>
+                <w:shd w:val="clear" w:color="auto" w:fill="FFFFFF"/>
+              </w:rPr>
+              <w:t>[</w:t>
+            </w:r>
+            <w:proofErr w:type="gramEnd"/>
+            <w:r>
+              <w:rPr>
+                <w:rFonts w:ascii="Helvetica" w:eastAsia="Times New Roman" w:hAnsi="Helvetica" w:cs="Helvetica"/>
+                <w:color w:val="333333"/>
+                <w:sz w:val="21"/>
+                <w:szCs w:val="21"/>
+                <w:shd w:val="clear" w:color="auto" w:fill="FFFFFF"/>
+              </w:rPr>
+              <w:t>19:12]&gt;</w:t>
+            </w:r>
+            <w:r>
+              <w:rPr>
+                <w:rFonts w:ascii="Helvetica" w:eastAsia="Times New Roman" w:hAnsi="Helvetica" w:cs="Helvetica"/>
+                <w:color w:val="333333"/>
+                <w:sz w:val="21"/>
+                <w:szCs w:val="21"/>
+                <w:shd w:val="clear" w:color="auto" w:fill="FFFFFF"/>
+              </w:rPr>
+              <w:t xml:space="preserve">&lt;5-bit </w:t>
+            </w:r>
+            <w:proofErr w:type="spellStart"/>
+            <w:r>
+              <w:rPr>
+                <w:rFonts w:ascii="Helvetica" w:eastAsia="Times New Roman" w:hAnsi="Helvetica" w:cs="Helvetica"/>
+                <w:color w:val="333333"/>
+                <w:sz w:val="21"/>
+                <w:szCs w:val="21"/>
+                <w:shd w:val="clear" w:color="auto" w:fill="FFFFFF"/>
+              </w:rPr>
+              <w:t>rd</w:t>
+            </w:r>
+            <w:proofErr w:type="spellEnd"/>
+            <w:r>
+              <w:rPr>
+                <w:rFonts w:ascii="Helvetica" w:eastAsia="Times New Roman" w:hAnsi="Helvetica" w:cs="Helvetica"/>
+                <w:color w:val="333333"/>
+                <w:sz w:val="21"/>
+                <w:szCs w:val="21"/>
+                <w:shd w:val="clear" w:color="auto" w:fill="FFFFFF"/>
+              </w:rPr>
+              <w:t>&gt;</w:t>
             </w:r>
             <w:r>
               <w:t xml:space="preserve"> </w:t>
@@ -6322,15 +7903,27 @@
               </w:rPr>
               <w:t xml:space="preserve">    </w:t>
             </w:r>
-            <w:r>
-              <w:rPr>
-                <w:rFonts w:ascii="Helvetica" w:eastAsia="Times New Roman" w:hAnsi="Helvetica" w:cs="Helvetica"/>
-                <w:color w:val="333333"/>
-                <w:sz w:val="21"/>
-                <w:szCs w:val="21"/>
-                <w:shd w:val="clear" w:color="auto" w:fill="FFFFFF"/>
-              </w:rPr>
-              <w:t>rd = not used</w:t>
+            <w:proofErr w:type="spellStart"/>
+            <w:r>
+              <w:rPr>
+                <w:rFonts w:ascii="Helvetica" w:eastAsia="Times New Roman" w:hAnsi="Helvetica" w:cs="Helvetica"/>
+                <w:color w:val="333333"/>
+                <w:sz w:val="21"/>
+                <w:szCs w:val="21"/>
+                <w:shd w:val="clear" w:color="auto" w:fill="FFFFFF"/>
+              </w:rPr>
+              <w:t>rd</w:t>
+            </w:r>
+            <w:proofErr w:type="spellEnd"/>
+            <w:r>
+              <w:rPr>
+                <w:rFonts w:ascii="Helvetica" w:eastAsia="Times New Roman" w:hAnsi="Helvetica" w:cs="Helvetica"/>
+                <w:color w:val="333333"/>
+                <w:sz w:val="21"/>
+                <w:szCs w:val="21"/>
+                <w:shd w:val="clear" w:color="auto" w:fill="FFFFFF"/>
+              </w:rPr>
+              <w:t xml:space="preserve"> = not used</w:t>
             </w:r>
             <w:r>
               <w:rPr>
@@ -6414,6 +8007,7 @@
                 <w:shd w:val="clear" w:color="auto" w:fill="FFFFFF"/>
               </w:rPr>
             </w:pPr>
+            <w:proofErr w:type="gramStart"/>
             <w:r>
               <w:rPr>
                 <w:rFonts w:ascii="Helvetica" w:hAnsi="Helvetica" w:cs="Helvetica"/>
@@ -6422,8 +8016,9 @@
                 <w:szCs w:val="21"/>
                 <w:shd w:val="clear" w:color="auto" w:fill="FFFFFF"/>
               </w:rPr>
-              <w:t>So the final PC = PC + 4 + (sign extend)(imm</w:t>
-            </w:r>
+              <w:t>So</w:t>
+            </w:r>
+            <w:proofErr w:type="gramEnd"/>
             <w:r>
               <w:rPr>
                 <w:rFonts w:ascii="Helvetica" w:hAnsi="Helvetica" w:cs="Helvetica"/>
@@ -6432,7 +8027,51 @@
                 <w:szCs w:val="21"/>
                 <w:shd w:val="clear" w:color="auto" w:fill="FFFFFF"/>
               </w:rPr>
-              <w:t>[20:1])</w:t>
+              <w:t xml:space="preserve"> the final PC = PC + 4 + (sign </w:t>
+            </w:r>
+            <w:proofErr w:type="gramStart"/>
+            <w:r>
+              <w:rPr>
+                <w:rFonts w:ascii="Helvetica" w:hAnsi="Helvetica" w:cs="Helvetica"/>
+                <w:color w:val="333333"/>
+                <w:sz w:val="21"/>
+                <w:szCs w:val="21"/>
+                <w:shd w:val="clear" w:color="auto" w:fill="FFFFFF"/>
+              </w:rPr>
+              <w:t>extend)(</w:t>
+            </w:r>
+            <w:proofErr w:type="spellStart"/>
+            <w:r>
+              <w:rPr>
+                <w:rFonts w:ascii="Helvetica" w:hAnsi="Helvetica" w:cs="Helvetica"/>
+                <w:color w:val="333333"/>
+                <w:sz w:val="21"/>
+                <w:szCs w:val="21"/>
+                <w:shd w:val="clear" w:color="auto" w:fill="FFFFFF"/>
+              </w:rPr>
+              <w:t>imm</w:t>
+            </w:r>
+            <w:proofErr w:type="spellEnd"/>
+            <w:r>
+              <w:rPr>
+                <w:rFonts w:ascii="Helvetica" w:hAnsi="Helvetica" w:cs="Helvetica"/>
+                <w:color w:val="333333"/>
+                <w:sz w:val="21"/>
+                <w:szCs w:val="21"/>
+                <w:shd w:val="clear" w:color="auto" w:fill="FFFFFF"/>
+              </w:rPr>
+              <w:t>[</w:t>
+            </w:r>
+            <w:proofErr w:type="gramEnd"/>
+            <w:r>
+              <w:rPr>
+                <w:rFonts w:ascii="Helvetica" w:hAnsi="Helvetica" w:cs="Helvetica"/>
+                <w:color w:val="333333"/>
+                <w:sz w:val="21"/>
+                <w:szCs w:val="21"/>
+                <w:shd w:val="clear" w:color="auto" w:fill="FFFFFF"/>
+              </w:rPr>
+              <w:t>20:1])</w:t>
             </w:r>
           </w:p>
           <w:p>
@@ -6453,7 +8092,41 @@
                 <w:szCs w:val="21"/>
                 <w:shd w:val="clear" w:color="auto" w:fill="FFFFFF"/>
               </w:rPr>
-              <w:t>Note: for our implementation, imm[20:1] points to a byte</w:t>
+              <w:t xml:space="preserve">Note: for our implementation, </w:t>
+            </w:r>
+            <w:proofErr w:type="spellStart"/>
+            <w:proofErr w:type="gramStart"/>
+            <w:r>
+              <w:rPr>
+                <w:rFonts w:ascii="Helvetica" w:hAnsi="Helvetica" w:cs="Helvetica"/>
+                <w:color w:val="333333"/>
+                <w:sz w:val="21"/>
+                <w:szCs w:val="21"/>
+                <w:shd w:val="clear" w:color="auto" w:fill="FFFFFF"/>
+              </w:rPr>
+              <w:t>imm</w:t>
+            </w:r>
+            <w:proofErr w:type="spellEnd"/>
+            <w:r>
+              <w:rPr>
+                <w:rFonts w:ascii="Helvetica" w:hAnsi="Helvetica" w:cs="Helvetica"/>
+                <w:color w:val="333333"/>
+                <w:sz w:val="21"/>
+                <w:szCs w:val="21"/>
+                <w:shd w:val="clear" w:color="auto" w:fill="FFFFFF"/>
+              </w:rPr>
+              <w:t>[</w:t>
+            </w:r>
+            <w:proofErr w:type="gramEnd"/>
+            <w:r>
+              <w:rPr>
+                <w:rFonts w:ascii="Helvetica" w:hAnsi="Helvetica" w:cs="Helvetica"/>
+                <w:color w:val="333333"/>
+                <w:sz w:val="21"/>
+                <w:szCs w:val="21"/>
+                <w:shd w:val="clear" w:color="auto" w:fill="FFFFFF"/>
+              </w:rPr>
+              <w:t>20:1] points to a byte</w:t>
             </w:r>
             <w:r>
               <w:rPr>
@@ -6559,8 +8232,20 @@
                 <w:szCs w:val="21"/>
                 <w:shd w:val="clear" w:color="auto" w:fill="FFFFFF"/>
               </w:rPr>
-              <w:t xml:space="preserve"> where</w:t>
-            </w:r>
+              <w:t xml:space="preserve"> </w:t>
+            </w:r>
+            <w:proofErr w:type="gramStart"/>
+            <w:r>
+              <w:rPr>
+                <w:rFonts w:ascii="Helvetica" w:eastAsia="Times New Roman" w:hAnsi="Helvetica" w:cs="Helvetica"/>
+                <w:color w:val="333333"/>
+                <w:sz w:val="21"/>
+                <w:szCs w:val="21"/>
+                <w:shd w:val="clear" w:color="auto" w:fill="FFFFFF"/>
+              </w:rPr>
+              <w:t>where</w:t>
+            </w:r>
+            <w:proofErr w:type="gramEnd"/>
           </w:p>
           <w:p>
             <w:pPr>
@@ -6584,6 +8269,7 @@
               </w:rPr>
               <w:t xml:space="preserve">     </w:t>
             </w:r>
+            <w:proofErr w:type="spellStart"/>
             <w:r>
               <w:rPr>
                 <w:rFonts w:ascii="Helvetica" w:eastAsia="Times New Roman" w:hAnsi="Helvetica" w:cs="Helvetica"/>
@@ -6594,8 +8280,9 @@
                 <w:szCs w:val="21"/>
                 <w:shd w:val="clear" w:color="auto" w:fill="FFFFFF"/>
               </w:rPr>
-              <w:t xml:space="preserve">subi </w:t>
-            </w:r>
+              <w:t>subi</w:t>
+            </w:r>
+            <w:proofErr w:type="spellEnd"/>
             <w:r>
               <w:rPr>
                 <w:rFonts w:ascii="Helvetica" w:eastAsia="Times New Roman" w:hAnsi="Helvetica" w:cs="Helvetica"/>
@@ -6606,8 +8293,9 @@
                 <w:szCs w:val="21"/>
                 <w:shd w:val="clear" w:color="auto" w:fill="FFFFFF"/>
               </w:rPr>
-              <w:t>rd, rs1, imm</w:t>
-            </w:r>
+              <w:t xml:space="preserve"> </w:t>
+            </w:r>
+            <w:proofErr w:type="spellStart"/>
             <w:r>
               <w:rPr>
                 <w:rFonts w:ascii="Helvetica" w:eastAsia="Times New Roman" w:hAnsi="Helvetica" w:cs="Helvetica"/>
@@ -6618,8 +8306,9 @@
                 <w:szCs w:val="21"/>
                 <w:shd w:val="clear" w:color="auto" w:fill="FFFFFF"/>
               </w:rPr>
-              <w:t xml:space="preserve"> </w:t>
-            </w:r>
+              <w:t>rd</w:t>
+            </w:r>
+            <w:proofErr w:type="spellEnd"/>
             <w:r>
               <w:rPr>
                 <w:rFonts w:ascii="Helvetica" w:eastAsia="Times New Roman" w:hAnsi="Helvetica" w:cs="Helvetica"/>
@@ -6630,8 +8319,9 @@
                 <w:szCs w:val="21"/>
                 <w:shd w:val="clear" w:color="auto" w:fill="FFFFFF"/>
               </w:rPr>
-              <w:t xml:space="preserve">       </w:t>
-            </w:r>
+              <w:t xml:space="preserve">, rs1, </w:t>
+            </w:r>
+            <w:proofErr w:type="spellStart"/>
             <w:r>
               <w:rPr>
                 <w:rFonts w:ascii="Helvetica" w:eastAsia="Times New Roman" w:hAnsi="Helvetica" w:cs="Helvetica"/>
@@ -6642,8 +8332,85 @@
                 <w:szCs w:val="21"/>
                 <w:shd w:val="clear" w:color="auto" w:fill="FFFFFF"/>
               </w:rPr>
-              <w:t xml:space="preserve"> # rd = rs1 - imm</w:t>
-            </w:r>
+              <w:t>imm</w:t>
+            </w:r>
+            <w:proofErr w:type="spellEnd"/>
+            <w:r>
+              <w:rPr>
+                <w:rFonts w:ascii="Helvetica" w:eastAsia="Times New Roman" w:hAnsi="Helvetica" w:cs="Helvetica"/>
+                <w:i/>
+                <w:iCs/>
+                <w:color w:val="333333"/>
+                <w:sz w:val="21"/>
+                <w:szCs w:val="21"/>
+                <w:shd w:val="clear" w:color="auto" w:fill="FFFFFF"/>
+              </w:rPr>
+              <w:t xml:space="preserve"> </w:t>
+            </w:r>
+            <w:r>
+              <w:rPr>
+                <w:rFonts w:ascii="Helvetica" w:eastAsia="Times New Roman" w:hAnsi="Helvetica" w:cs="Helvetica"/>
+                <w:i/>
+                <w:iCs/>
+                <w:color w:val="333333"/>
+                <w:sz w:val="21"/>
+                <w:szCs w:val="21"/>
+                <w:shd w:val="clear" w:color="auto" w:fill="FFFFFF"/>
+              </w:rPr>
+              <w:t xml:space="preserve">       </w:t>
+            </w:r>
+            <w:r>
+              <w:rPr>
+                <w:rFonts w:ascii="Helvetica" w:eastAsia="Times New Roman" w:hAnsi="Helvetica" w:cs="Helvetica"/>
+                <w:i/>
+                <w:iCs/>
+                <w:color w:val="333333"/>
+                <w:sz w:val="21"/>
+                <w:szCs w:val="21"/>
+                <w:shd w:val="clear" w:color="auto" w:fill="FFFFFF"/>
+              </w:rPr>
+              <w:t xml:space="preserve"> # </w:t>
+            </w:r>
+            <w:proofErr w:type="spellStart"/>
+            <w:r>
+              <w:rPr>
+                <w:rFonts w:ascii="Helvetica" w:eastAsia="Times New Roman" w:hAnsi="Helvetica" w:cs="Helvetica"/>
+                <w:i/>
+                <w:iCs/>
+                <w:color w:val="333333"/>
+                <w:sz w:val="21"/>
+                <w:szCs w:val="21"/>
+                <w:shd w:val="clear" w:color="auto" w:fill="FFFFFF"/>
+              </w:rPr>
+              <w:t>rd</w:t>
+            </w:r>
+            <w:proofErr w:type="spellEnd"/>
+            <w:r>
+              <w:rPr>
+                <w:rFonts w:ascii="Helvetica" w:eastAsia="Times New Roman" w:hAnsi="Helvetica" w:cs="Helvetica"/>
+                <w:i/>
+                <w:iCs/>
+                <w:color w:val="333333"/>
+                <w:sz w:val="21"/>
+                <w:szCs w:val="21"/>
+                <w:shd w:val="clear" w:color="auto" w:fill="FFFFFF"/>
+              </w:rPr>
+              <w:t xml:space="preserve"> = rs1 - </w:t>
+            </w:r>
+            <w:proofErr w:type="spellStart"/>
+            <w:r>
+              <w:rPr>
+                <w:rFonts w:ascii="Helvetica" w:eastAsia="Times New Roman" w:hAnsi="Helvetica" w:cs="Helvetica"/>
+                <w:i/>
+                <w:iCs/>
+                <w:color w:val="333333"/>
+                <w:sz w:val="21"/>
+                <w:szCs w:val="21"/>
+                <w:shd w:val="clear" w:color="auto" w:fill="FFFFFF"/>
+              </w:rPr>
+              <w:t>imm</w:t>
+            </w:r>
+            <w:proofErr w:type="spellEnd"/>
           </w:p>
           <w:p>
             <w:pPr>
@@ -6684,8 +8451,64 @@
                 <w:szCs w:val="21"/>
                 <w:shd w:val="clear" w:color="auto" w:fill="FFFFFF"/>
               </w:rPr>
-              <w:t xml:space="preserve">     addi rd rs1, imm</w:t>
-            </w:r>
+              <w:t xml:space="preserve">     </w:t>
+            </w:r>
+            <w:proofErr w:type="spellStart"/>
+            <w:r>
+              <w:rPr>
+                <w:rFonts w:ascii="Helvetica" w:eastAsia="Times New Roman" w:hAnsi="Helvetica" w:cs="Helvetica"/>
+                <w:color w:val="333333"/>
+                <w:sz w:val="21"/>
+                <w:szCs w:val="21"/>
+                <w:shd w:val="clear" w:color="auto" w:fill="FFFFFF"/>
+              </w:rPr>
+              <w:t>addi</w:t>
+            </w:r>
+            <w:proofErr w:type="spellEnd"/>
+            <w:r>
+              <w:rPr>
+                <w:rFonts w:ascii="Helvetica" w:eastAsia="Times New Roman" w:hAnsi="Helvetica" w:cs="Helvetica"/>
+                <w:color w:val="333333"/>
+                <w:sz w:val="21"/>
+                <w:szCs w:val="21"/>
+                <w:shd w:val="clear" w:color="auto" w:fill="FFFFFF"/>
+              </w:rPr>
+              <w:t xml:space="preserve"> </w:t>
+            </w:r>
+            <w:proofErr w:type="spellStart"/>
+            <w:r>
+              <w:rPr>
+                <w:rFonts w:ascii="Helvetica" w:eastAsia="Times New Roman" w:hAnsi="Helvetica" w:cs="Helvetica"/>
+                <w:color w:val="333333"/>
+                <w:sz w:val="21"/>
+                <w:szCs w:val="21"/>
+                <w:shd w:val="clear" w:color="auto" w:fill="FFFFFF"/>
+              </w:rPr>
+              <w:t>rd</w:t>
+            </w:r>
+            <w:proofErr w:type="spellEnd"/>
+            <w:r>
+              <w:rPr>
+                <w:rFonts w:ascii="Helvetica" w:eastAsia="Times New Roman" w:hAnsi="Helvetica" w:cs="Helvetica"/>
+                <w:color w:val="333333"/>
+                <w:sz w:val="21"/>
+                <w:szCs w:val="21"/>
+                <w:shd w:val="clear" w:color="auto" w:fill="FFFFFF"/>
+              </w:rPr>
+              <w:t xml:space="preserve"> rs1, </w:t>
+            </w:r>
+            <w:proofErr w:type="spellStart"/>
+            <w:r>
+              <w:rPr>
+                <w:rFonts w:ascii="Helvetica" w:eastAsia="Times New Roman" w:hAnsi="Helvetica" w:cs="Helvetica"/>
+                <w:color w:val="333333"/>
+                <w:sz w:val="21"/>
+                <w:szCs w:val="21"/>
+                <w:shd w:val="clear" w:color="auto" w:fill="FFFFFF"/>
+              </w:rPr>
+              <w:t>imm</w:t>
+            </w:r>
+            <w:proofErr w:type="spellEnd"/>
             <w:r>
               <w:rPr>
                 <w:rFonts w:ascii="Helvetica" w:eastAsia="Times New Roman" w:hAnsi="Helvetica" w:cs="Helvetica"/>
@@ -6714,18 +8537,52 @@
                 <w:szCs w:val="21"/>
                 <w:shd w:val="clear" w:color="auto" w:fill="FFFFFF"/>
               </w:rPr>
-              <w:t xml:space="preserve"> rd </w:t>
-            </w:r>
-            <w:r>
-              <w:rPr>
-                <w:rFonts w:ascii="Helvetica" w:eastAsia="Times New Roman" w:hAnsi="Helvetica" w:cs="Helvetica"/>
-                <w:color w:val="333333"/>
-                <w:sz w:val="21"/>
-                <w:szCs w:val="21"/>
-                <w:shd w:val="clear" w:color="auto" w:fill="FFFFFF"/>
-              </w:rPr>
-              <w:t>= rs1 + -imm</w:t>
-            </w:r>
+              <w:t xml:space="preserve"> </w:t>
+            </w:r>
+            <w:proofErr w:type="spellStart"/>
+            <w:r>
+              <w:rPr>
+                <w:rFonts w:ascii="Helvetica" w:eastAsia="Times New Roman" w:hAnsi="Helvetica" w:cs="Helvetica"/>
+                <w:color w:val="333333"/>
+                <w:sz w:val="21"/>
+                <w:szCs w:val="21"/>
+                <w:shd w:val="clear" w:color="auto" w:fill="FFFFFF"/>
+              </w:rPr>
+              <w:t>rd</w:t>
+            </w:r>
+            <w:proofErr w:type="spellEnd"/>
+            <w:r>
+              <w:rPr>
+                <w:rFonts w:ascii="Helvetica" w:eastAsia="Times New Roman" w:hAnsi="Helvetica" w:cs="Helvetica"/>
+                <w:color w:val="333333"/>
+                <w:sz w:val="21"/>
+                <w:szCs w:val="21"/>
+                <w:shd w:val="clear" w:color="auto" w:fill="FFFFFF"/>
+              </w:rPr>
+              <w:t xml:space="preserve"> </w:t>
+            </w:r>
+            <w:r>
+              <w:rPr>
+                <w:rFonts w:ascii="Helvetica" w:eastAsia="Times New Roman" w:hAnsi="Helvetica" w:cs="Helvetica"/>
+                <w:color w:val="333333"/>
+                <w:sz w:val="21"/>
+                <w:szCs w:val="21"/>
+                <w:shd w:val="clear" w:color="auto" w:fill="FFFFFF"/>
+              </w:rPr>
+              <w:t>= rs1 + -</w:t>
+            </w:r>
+            <w:proofErr w:type="spellStart"/>
+            <w:r>
+              <w:rPr>
+                <w:rFonts w:ascii="Helvetica" w:eastAsia="Times New Roman" w:hAnsi="Helvetica" w:cs="Helvetica"/>
+                <w:color w:val="333333"/>
+                <w:sz w:val="21"/>
+                <w:szCs w:val="21"/>
+                <w:shd w:val="clear" w:color="auto" w:fill="FFFFFF"/>
+              </w:rPr>
+              <w:t>imm</w:t>
+            </w:r>
+            <w:proofErr w:type="spellEnd"/>
           </w:p>
           <w:p>
             <w:pPr>
@@ -6809,7 +8666,29 @@
                 <w:szCs w:val="21"/>
                 <w:shd w:val="clear" w:color="auto" w:fill="FFFFFF"/>
               </w:rPr>
-              <w:t xml:space="preserve">    “&lt;12-bit imm&gt; &lt;5-bit rs1&gt;</w:t>
+              <w:t xml:space="preserve">    “&lt;12-bit </w:t>
+            </w:r>
+            <w:proofErr w:type="spellStart"/>
+            <w:r>
+              <w:rPr>
+                <w:rFonts w:ascii="Helvetica" w:eastAsia="Times New Roman" w:hAnsi="Helvetica" w:cs="Helvetica"/>
+                <w:color w:val="333333"/>
+                <w:sz w:val="21"/>
+                <w:szCs w:val="21"/>
+                <w:shd w:val="clear" w:color="auto" w:fill="FFFFFF"/>
+              </w:rPr>
+              <w:t>imm</w:t>
+            </w:r>
+            <w:proofErr w:type="spellEnd"/>
+            <w:r>
+              <w:rPr>
+                <w:rFonts w:ascii="Helvetica" w:eastAsia="Times New Roman" w:hAnsi="Helvetica" w:cs="Helvetica"/>
+                <w:color w:val="333333"/>
+                <w:sz w:val="21"/>
+                <w:szCs w:val="21"/>
+                <w:shd w:val="clear" w:color="auto" w:fill="FFFFFF"/>
+              </w:rPr>
+              <w:t>&gt; &lt;5-bit rs1&gt;</w:t>
             </w:r>
             <w:r>
               <w:t xml:space="preserve"> </w:t>
@@ -6822,7 +8701,29 @@
                 <w:szCs w:val="21"/>
                 <w:shd w:val="clear" w:color="auto" w:fill="FFFFFF"/>
               </w:rPr>
-              <w:t>&lt;3-bit funct3&gt; &lt;5-bit rd&gt;</w:t>
+              <w:t xml:space="preserve">&lt;3-bit funct3&gt; &lt;5-bit </w:t>
+            </w:r>
+            <w:proofErr w:type="spellStart"/>
+            <w:r>
+              <w:rPr>
+                <w:rFonts w:ascii="Helvetica" w:eastAsia="Times New Roman" w:hAnsi="Helvetica" w:cs="Helvetica"/>
+                <w:color w:val="333333"/>
+                <w:sz w:val="21"/>
+                <w:szCs w:val="21"/>
+                <w:shd w:val="clear" w:color="auto" w:fill="FFFFFF"/>
+              </w:rPr>
+              <w:t>rd</w:t>
+            </w:r>
+            <w:proofErr w:type="spellEnd"/>
+            <w:r>
+              <w:rPr>
+                <w:rFonts w:ascii="Helvetica" w:eastAsia="Times New Roman" w:hAnsi="Helvetica" w:cs="Helvetica"/>
+                <w:color w:val="333333"/>
+                <w:sz w:val="21"/>
+                <w:szCs w:val="21"/>
+                <w:shd w:val="clear" w:color="auto" w:fill="FFFFFF"/>
+              </w:rPr>
+              <w:t>&gt;</w:t>
             </w:r>
             <w:r>
               <w:t xml:space="preserve"> </w:t>
@@ -6949,6 +8850,7 @@
                 <w:shd w:val="clear" w:color="auto" w:fill="FFFFFF"/>
               </w:rPr>
             </w:pPr>
+            <w:proofErr w:type="spellStart"/>
             <w:r>
               <w:rPr>
                 <w:rFonts w:ascii="Helvetica" w:eastAsia="Times New Roman" w:hAnsi="Helvetica" w:cs="Helvetica"/>
@@ -6959,6 +8861,7 @@
               </w:rPr>
               <w:t>Load_Addr</w:t>
             </w:r>
+            <w:proofErr w:type="spellEnd"/>
           </w:p>
         </w:tc>
         <w:tc>
@@ -7023,7 +8926,29 @@
                 <w:szCs w:val="21"/>
                 <w:shd w:val="clear" w:color="auto" w:fill="FFFFFF"/>
               </w:rPr>
-              <w:t xml:space="preserve"> Since we cannot have a load with a 32-bit immediate value, this pseudo-instruction is replace with two instructions</w:t>
+              <w:t xml:space="preserve"> Since we cannot have a load with a 32-bit immediate value, this pseudo-instruction is </w:t>
+            </w:r>
+            <w:proofErr w:type="gramStart"/>
+            <w:r>
+              <w:rPr>
+                <w:rFonts w:ascii="Helvetica" w:eastAsia="Times New Roman" w:hAnsi="Helvetica" w:cs="Helvetica"/>
+                <w:color w:val="333333"/>
+                <w:sz w:val="21"/>
+                <w:szCs w:val="21"/>
+                <w:shd w:val="clear" w:color="auto" w:fill="FFFFFF"/>
+              </w:rPr>
+              <w:t>replace</w:t>
+            </w:r>
+            <w:proofErr w:type="gramEnd"/>
+            <w:r>
+              <w:rPr>
+                <w:rFonts w:ascii="Helvetica" w:eastAsia="Times New Roman" w:hAnsi="Helvetica" w:cs="Helvetica"/>
+                <w:color w:val="333333"/>
+                <w:sz w:val="21"/>
+                <w:szCs w:val="21"/>
+                <w:shd w:val="clear" w:color="auto" w:fill="FFFFFF"/>
+              </w:rPr>
+              <w:t xml:space="preserve"> with two instructions</w:t>
             </w:r>
             <w:r>
               <w:rPr>
@@ -7070,6 +8995,7 @@
               </w:rPr>
               <w:t xml:space="preserve">     </w:t>
             </w:r>
+            <w:proofErr w:type="spellStart"/>
             <w:r>
               <w:rPr>
                 <w:rFonts w:ascii="Helvetica" w:eastAsia="Times New Roman" w:hAnsi="Helvetica" w:cs="Helvetica"/>
@@ -7080,8 +9006,9 @@
                 <w:szCs w:val="21"/>
                 <w:shd w:val="clear" w:color="auto" w:fill="FFFFFF"/>
               </w:rPr>
-              <w:t xml:space="preserve">auipc </w:t>
-            </w:r>
+              <w:t>auipc</w:t>
+            </w:r>
+            <w:proofErr w:type="spellEnd"/>
             <w:r>
               <w:rPr>
                 <w:rFonts w:ascii="Helvetica" w:eastAsia="Times New Roman" w:hAnsi="Helvetica" w:cs="Helvetica"/>
@@ -7092,7 +9019,7 @@
                 <w:szCs w:val="21"/>
                 <w:shd w:val="clear" w:color="auto" w:fill="FFFFFF"/>
               </w:rPr>
-              <w:t>x5</w:t>
+              <w:t xml:space="preserve"> </w:t>
             </w:r>
             <w:r>
               <w:rPr>
@@ -7104,7 +9031,45 @@
                 <w:szCs w:val="21"/>
                 <w:shd w:val="clear" w:color="auto" w:fill="FFFFFF"/>
               </w:rPr>
-              <w:t>, offset[31:12]</w:t>
+              <w:t>x5</w:t>
+            </w:r>
+            <w:r>
+              <w:rPr>
+                <w:rFonts w:ascii="Helvetica" w:eastAsia="Times New Roman" w:hAnsi="Helvetica" w:cs="Helvetica"/>
+                <w:i/>
+                <w:iCs/>
+                <w:color w:val="333333"/>
+                <w:sz w:val="21"/>
+                <w:szCs w:val="21"/>
+                <w:shd w:val="clear" w:color="auto" w:fill="FFFFFF"/>
+              </w:rPr>
+              <w:t xml:space="preserve">, </w:t>
+            </w:r>
+            <w:proofErr w:type="gramStart"/>
+            <w:r>
+              <w:rPr>
+                <w:rFonts w:ascii="Helvetica" w:eastAsia="Times New Roman" w:hAnsi="Helvetica" w:cs="Helvetica"/>
+                <w:i/>
+                <w:iCs/>
+                <w:color w:val="333333"/>
+                <w:sz w:val="21"/>
+                <w:szCs w:val="21"/>
+                <w:shd w:val="clear" w:color="auto" w:fill="FFFFFF"/>
+              </w:rPr>
+              <w:t>offset[</w:t>
+            </w:r>
+            <w:proofErr w:type="gramEnd"/>
+            <w:r>
+              <w:rPr>
+                <w:rFonts w:ascii="Helvetica" w:eastAsia="Times New Roman" w:hAnsi="Helvetica" w:cs="Helvetica"/>
+                <w:i/>
+                <w:iCs/>
+                <w:color w:val="333333"/>
+                <w:sz w:val="21"/>
+                <w:szCs w:val="21"/>
+                <w:shd w:val="clear" w:color="auto" w:fill="FFFFFF"/>
+              </w:rPr>
+              <w:t>31:12]</w:t>
             </w:r>
           </w:p>
           <w:p>
@@ -7131,6 +9096,8 @@
               </w:rPr>
               <w:t xml:space="preserve">     </w:t>
             </w:r>
+            <w:proofErr w:type="spellStart"/>
+            <w:proofErr w:type="gramStart"/>
             <w:r>
               <w:rPr>
                 <w:rFonts w:ascii="Helvetica" w:eastAsia="Times New Roman" w:hAnsi="Helvetica" w:cs="Helvetica"/>
@@ -7141,8 +9108,9 @@
                 <w:szCs w:val="21"/>
                 <w:shd w:val="clear" w:color="auto" w:fill="FFFFFF"/>
               </w:rPr>
-              <w:t xml:space="preserve">addi  </w:t>
-            </w:r>
+              <w:t>addi</w:t>
+            </w:r>
+            <w:proofErr w:type="spellEnd"/>
             <w:r>
               <w:rPr>
                 <w:rFonts w:ascii="Helvetica" w:eastAsia="Times New Roman" w:hAnsi="Helvetica" w:cs="Helvetica"/>
@@ -7153,7 +9121,7 @@
                 <w:szCs w:val="21"/>
                 <w:shd w:val="clear" w:color="auto" w:fill="FFFFFF"/>
               </w:rPr>
-              <w:t>x5</w:t>
+              <w:t xml:space="preserve">  </w:t>
             </w:r>
             <w:r>
               <w:rPr>
@@ -7165,8 +9133,9 @@
                 <w:szCs w:val="21"/>
                 <w:shd w:val="clear" w:color="auto" w:fill="FFFFFF"/>
               </w:rPr>
-              <w:t xml:space="preserve">, </w:t>
-            </w:r>
+              <w:t>x</w:t>
+            </w:r>
+            <w:proofErr w:type="gramEnd"/>
             <w:r>
               <w:rPr>
                 <w:rFonts w:ascii="Helvetica" w:eastAsia="Times New Roman" w:hAnsi="Helvetica" w:cs="Helvetica"/>
@@ -7177,7 +9146,7 @@
                 <w:szCs w:val="21"/>
                 <w:shd w:val="clear" w:color="auto" w:fill="FFFFFF"/>
               </w:rPr>
-              <w:t>x5</w:t>
+              <w:t>5</w:t>
             </w:r>
             <w:r>
               <w:rPr>
@@ -7189,7 +9158,57 @@
                 <w:szCs w:val="21"/>
                 <w:shd w:val="clear" w:color="auto" w:fill="FFFFFF"/>
               </w:rPr>
-              <w:t>, offset[11:0</w:t>
+              <w:t xml:space="preserve">, </w:t>
+            </w:r>
+            <w:r>
+              <w:rPr>
+                <w:rFonts w:ascii="Helvetica" w:eastAsia="Times New Roman" w:hAnsi="Helvetica" w:cs="Helvetica"/>
+                <w:i/>
+                <w:iCs/>
+                <w:color w:val="333333"/>
+                <w:sz w:val="21"/>
+                <w:szCs w:val="21"/>
+                <w:shd w:val="clear" w:color="auto" w:fill="FFFFFF"/>
+              </w:rPr>
+              <w:t>x5</w:t>
+            </w:r>
+            <w:r>
+              <w:rPr>
+                <w:rFonts w:ascii="Helvetica" w:eastAsia="Times New Roman" w:hAnsi="Helvetica" w:cs="Helvetica"/>
+                <w:i/>
+                <w:iCs/>
+                <w:color w:val="333333"/>
+                <w:sz w:val="21"/>
+                <w:szCs w:val="21"/>
+                <w:shd w:val="clear" w:color="auto" w:fill="FFFFFF"/>
+              </w:rPr>
+              <w:t xml:space="preserve">, </w:t>
+            </w:r>
+            <w:proofErr w:type="gramStart"/>
+            <w:r>
+              <w:rPr>
+                <w:rFonts w:ascii="Helvetica" w:eastAsia="Times New Roman" w:hAnsi="Helvetica" w:cs="Helvetica"/>
+                <w:i/>
+                <w:iCs/>
+                <w:color w:val="333333"/>
+                <w:sz w:val="21"/>
+                <w:szCs w:val="21"/>
+                <w:shd w:val="clear" w:color="auto" w:fill="FFFFFF"/>
+              </w:rPr>
+              <w:t>offset[</w:t>
+            </w:r>
+            <w:proofErr w:type="gramEnd"/>
+            <w:r>
+              <w:rPr>
+                <w:rFonts w:ascii="Helvetica" w:eastAsia="Times New Roman" w:hAnsi="Helvetica" w:cs="Helvetica"/>
+                <w:i/>
+                <w:iCs/>
+                <w:color w:val="333333"/>
+                <w:sz w:val="21"/>
+                <w:szCs w:val="21"/>
+                <w:shd w:val="clear" w:color="auto" w:fill="FFFFFF"/>
+              </w:rPr>
+              <w:t>11:0</w:t>
             </w:r>
             <w:r>
               <w:rPr>
@@ -7222,8 +9241,20 @@
                 <w:szCs w:val="21"/>
                 <w:shd w:val="clear" w:color="auto" w:fill="FFFFFF"/>
               </w:rPr>
-              <w:t>Instead of doing this, we will create a custom instruction called load_addr</w:t>
-            </w:r>
+              <w:t xml:space="preserve">Instead of doing this, we will create a custom instruction called </w:t>
+            </w:r>
+            <w:proofErr w:type="spellStart"/>
+            <w:r>
+              <w:rPr>
+                <w:rFonts w:ascii="Helvetica" w:eastAsia="Times New Roman" w:hAnsi="Helvetica" w:cs="Helvetica"/>
+                <w:color w:val="333333"/>
+                <w:sz w:val="21"/>
+                <w:szCs w:val="21"/>
+                <w:shd w:val="clear" w:color="auto" w:fill="FFFFFF"/>
+              </w:rPr>
+              <w:t>load_addr</w:t>
+            </w:r>
+            <w:proofErr w:type="spellEnd"/>
             <w:r>
               <w:rPr>
                 <w:rFonts w:ascii="Helvetica" w:eastAsia="Times New Roman" w:hAnsi="Helvetica" w:cs="Helvetica"/>
@@ -7279,6 +9310,7 @@
               </w:rPr>
               <w:t>Format</w:t>
             </w:r>
+            <w:proofErr w:type="gramStart"/>
             <w:r>
               <w:rPr>
                 <w:rFonts w:ascii="Helvetica" w:eastAsia="Times New Roman" w:hAnsi="Helvetica" w:cs="Helvetica"/>
@@ -7299,6 +9331,7 @@
               </w:rPr>
               <w:t>“</w:t>
             </w:r>
+            <w:proofErr w:type="gramEnd"/>
             <w:r>
               <w:rPr>
                 <w:rFonts w:ascii="Helvetica" w:eastAsia="Times New Roman" w:hAnsi="Helvetica" w:cs="Helvetica"/>
@@ -7327,7 +9360,29 @@
                 <w:szCs w:val="21"/>
                 <w:shd w:val="clear" w:color="auto" w:fill="FFFFFF"/>
               </w:rPr>
-              <w:t>&lt;5-bit rd&gt;</w:t>
+              <w:t xml:space="preserve">&lt;5-bit </w:t>
+            </w:r>
+            <w:proofErr w:type="spellStart"/>
+            <w:r>
+              <w:rPr>
+                <w:rFonts w:ascii="Helvetica" w:eastAsia="Times New Roman" w:hAnsi="Helvetica" w:cs="Helvetica"/>
+                <w:color w:val="333333"/>
+                <w:sz w:val="21"/>
+                <w:szCs w:val="21"/>
+                <w:shd w:val="clear" w:color="auto" w:fill="FFFFFF"/>
+              </w:rPr>
+              <w:t>rd</w:t>
+            </w:r>
+            <w:proofErr w:type="spellEnd"/>
+            <w:r>
+              <w:rPr>
+                <w:rFonts w:ascii="Helvetica" w:eastAsia="Times New Roman" w:hAnsi="Helvetica" w:cs="Helvetica"/>
+                <w:color w:val="333333"/>
+                <w:sz w:val="21"/>
+                <w:szCs w:val="21"/>
+                <w:shd w:val="clear" w:color="auto" w:fill="FFFFFF"/>
+              </w:rPr>
+              <w:t>&gt;</w:t>
             </w:r>
             <w:r>
               <w:t xml:space="preserve"> </w:t>
@@ -7391,7 +9446,29 @@
                 <w:szCs w:val="21"/>
                 <w:shd w:val="clear" w:color="auto" w:fill="FFFFFF"/>
               </w:rPr>
-              <w:t xml:space="preserve">    rd = destination register</w:t>
+              <w:t xml:space="preserve">    </w:t>
+            </w:r>
+            <w:proofErr w:type="spellStart"/>
+            <w:r>
+              <w:rPr>
+                <w:rFonts w:ascii="Helvetica" w:eastAsia="Times New Roman" w:hAnsi="Helvetica" w:cs="Helvetica"/>
+                <w:color w:val="333333"/>
+                <w:sz w:val="21"/>
+                <w:szCs w:val="21"/>
+                <w:shd w:val="clear" w:color="auto" w:fill="FFFFFF"/>
+              </w:rPr>
+              <w:t>rd</w:t>
+            </w:r>
+            <w:proofErr w:type="spellEnd"/>
+            <w:r>
+              <w:rPr>
+                <w:rFonts w:ascii="Helvetica" w:eastAsia="Times New Roman" w:hAnsi="Helvetica" w:cs="Helvetica"/>
+                <w:color w:val="333333"/>
+                <w:sz w:val="21"/>
+                <w:szCs w:val="21"/>
+                <w:shd w:val="clear" w:color="auto" w:fill="FFFFFF"/>
+              </w:rPr>
+              <w:t xml:space="preserve"> = destination register</w:t>
             </w:r>
           </w:p>
           <w:p>
@@ -7529,6 +9606,7 @@
               </w:rPr>
               <w:t xml:space="preserve">In the RISC-V architecture, NOP is actually a pseudo-instruction, which is replaced by an instruction that does nothing, </w:t>
             </w:r>
+            <w:proofErr w:type="spellStart"/>
             <w:r>
               <w:rPr>
                 <w:rFonts w:ascii="Helvetica" w:eastAsia="Times New Roman" w:hAnsi="Helvetica" w:cs="Helvetica"/>
@@ -7539,7 +9617,20 @@
                 <w:szCs w:val="21"/>
                 <w:shd w:val="clear" w:color="auto" w:fill="FFFFFF"/>
               </w:rPr>
-              <w:t>addi x0, x0, 0</w:t>
+              <w:t>addi</w:t>
+            </w:r>
+            <w:proofErr w:type="spellEnd"/>
+            <w:r>
+              <w:rPr>
+                <w:rFonts w:ascii="Helvetica" w:eastAsia="Times New Roman" w:hAnsi="Helvetica" w:cs="Helvetica"/>
+                <w:i/>
+                <w:iCs/>
+                <w:color w:val="333333"/>
+                <w:sz w:val="21"/>
+                <w:szCs w:val="21"/>
+                <w:shd w:val="clear" w:color="auto" w:fill="FFFFFF"/>
+              </w:rPr>
+              <w:t xml:space="preserve"> x0, x0, 0</w:t>
             </w:r>
             <w:r>
               <w:rPr>
@@ -7637,26 +9728,138 @@
               </w:rPr>
               <w:t>your system will set all the control signals to zero (</w:t>
             </w:r>
-            <w:r>
-              <w:rPr>
-                <w:rFonts w:ascii="Helvetica" w:eastAsia="Times New Roman" w:hAnsi="Helvetica" w:cs="Helvetica"/>
-                <w:color w:val="333333"/>
-                <w:sz w:val="21"/>
-                <w:szCs w:val="21"/>
-                <w:shd w:val="clear" w:color="auto" w:fill="FFFFFF"/>
-              </w:rPr>
-              <w:t>reg_write &lt;= '0'; alu_src &lt;= '0'; mem_read &lt;= '0'; mem_write &lt;= '0'; branch &lt;= '0'; jump &lt;= '0'; load_addr &lt;= '0';</w:t>
-            </w:r>
-            <w:r>
-              <w:rPr>
-                <w:rFonts w:ascii="Helvetica" w:eastAsia="Times New Roman" w:hAnsi="Helvetica" w:cs="Helvetica"/>
-                <w:color w:val="333333"/>
-                <w:sz w:val="21"/>
-                <w:szCs w:val="21"/>
-                <w:shd w:val="clear" w:color="auto" w:fill="FFFFFF"/>
-              </w:rPr>
-              <w:t xml:space="preserve"> see control_unit.vhdl</w:t>
-            </w:r>
+            <w:proofErr w:type="spellStart"/>
+            <w:r>
+              <w:rPr>
+                <w:rFonts w:ascii="Helvetica" w:eastAsia="Times New Roman" w:hAnsi="Helvetica" w:cs="Helvetica"/>
+                <w:color w:val="333333"/>
+                <w:sz w:val="21"/>
+                <w:szCs w:val="21"/>
+                <w:shd w:val="clear" w:color="auto" w:fill="FFFFFF"/>
+              </w:rPr>
+              <w:t>reg_write</w:t>
+            </w:r>
+            <w:proofErr w:type="spellEnd"/>
+            <w:r>
+              <w:rPr>
+                <w:rFonts w:ascii="Helvetica" w:eastAsia="Times New Roman" w:hAnsi="Helvetica" w:cs="Helvetica"/>
+                <w:color w:val="333333"/>
+                <w:sz w:val="21"/>
+                <w:szCs w:val="21"/>
+                <w:shd w:val="clear" w:color="auto" w:fill="FFFFFF"/>
+              </w:rPr>
+              <w:t xml:space="preserve"> &lt;= '0'; </w:t>
+            </w:r>
+            <w:proofErr w:type="spellStart"/>
+            <w:r>
+              <w:rPr>
+                <w:rFonts w:ascii="Helvetica" w:eastAsia="Times New Roman" w:hAnsi="Helvetica" w:cs="Helvetica"/>
+                <w:color w:val="333333"/>
+                <w:sz w:val="21"/>
+                <w:szCs w:val="21"/>
+                <w:shd w:val="clear" w:color="auto" w:fill="FFFFFF"/>
+              </w:rPr>
+              <w:t>alu_src</w:t>
+            </w:r>
+            <w:proofErr w:type="spellEnd"/>
+            <w:r>
+              <w:rPr>
+                <w:rFonts w:ascii="Helvetica" w:eastAsia="Times New Roman" w:hAnsi="Helvetica" w:cs="Helvetica"/>
+                <w:color w:val="333333"/>
+                <w:sz w:val="21"/>
+                <w:szCs w:val="21"/>
+                <w:shd w:val="clear" w:color="auto" w:fill="FFFFFF"/>
+              </w:rPr>
+              <w:t xml:space="preserve"> &lt;= '0'; </w:t>
+            </w:r>
+            <w:proofErr w:type="spellStart"/>
+            <w:r>
+              <w:rPr>
+                <w:rFonts w:ascii="Helvetica" w:eastAsia="Times New Roman" w:hAnsi="Helvetica" w:cs="Helvetica"/>
+                <w:color w:val="333333"/>
+                <w:sz w:val="21"/>
+                <w:szCs w:val="21"/>
+                <w:shd w:val="clear" w:color="auto" w:fill="FFFFFF"/>
+              </w:rPr>
+              <w:t>mem_read</w:t>
+            </w:r>
+            <w:proofErr w:type="spellEnd"/>
+            <w:r>
+              <w:rPr>
+                <w:rFonts w:ascii="Helvetica" w:eastAsia="Times New Roman" w:hAnsi="Helvetica" w:cs="Helvetica"/>
+                <w:color w:val="333333"/>
+                <w:sz w:val="21"/>
+                <w:szCs w:val="21"/>
+                <w:shd w:val="clear" w:color="auto" w:fill="FFFFFF"/>
+              </w:rPr>
+              <w:t xml:space="preserve"> &lt;= '0'; </w:t>
+            </w:r>
+            <w:proofErr w:type="spellStart"/>
+            <w:r>
+              <w:rPr>
+                <w:rFonts w:ascii="Helvetica" w:eastAsia="Times New Roman" w:hAnsi="Helvetica" w:cs="Helvetica"/>
+                <w:color w:val="333333"/>
+                <w:sz w:val="21"/>
+                <w:szCs w:val="21"/>
+                <w:shd w:val="clear" w:color="auto" w:fill="FFFFFF"/>
+              </w:rPr>
+              <w:t>mem_write</w:t>
+            </w:r>
+            <w:proofErr w:type="spellEnd"/>
+            <w:r>
+              <w:rPr>
+                <w:rFonts w:ascii="Helvetica" w:eastAsia="Times New Roman" w:hAnsi="Helvetica" w:cs="Helvetica"/>
+                <w:color w:val="333333"/>
+                <w:sz w:val="21"/>
+                <w:szCs w:val="21"/>
+                <w:shd w:val="clear" w:color="auto" w:fill="FFFFFF"/>
+              </w:rPr>
+              <w:t xml:space="preserve"> &lt;= '0'; branch &lt;= '0'; jump &lt;= '0'; </w:t>
+            </w:r>
+            <w:proofErr w:type="spellStart"/>
+            <w:r>
+              <w:rPr>
+                <w:rFonts w:ascii="Helvetica" w:eastAsia="Times New Roman" w:hAnsi="Helvetica" w:cs="Helvetica"/>
+                <w:color w:val="333333"/>
+                <w:sz w:val="21"/>
+                <w:szCs w:val="21"/>
+                <w:shd w:val="clear" w:color="auto" w:fill="FFFFFF"/>
+              </w:rPr>
+              <w:t>load_addr</w:t>
+            </w:r>
+            <w:proofErr w:type="spellEnd"/>
+            <w:r>
+              <w:rPr>
+                <w:rFonts w:ascii="Helvetica" w:eastAsia="Times New Roman" w:hAnsi="Helvetica" w:cs="Helvetica"/>
+                <w:color w:val="333333"/>
+                <w:sz w:val="21"/>
+                <w:szCs w:val="21"/>
+                <w:shd w:val="clear" w:color="auto" w:fill="FFFFFF"/>
+              </w:rPr>
+              <w:t xml:space="preserve"> &lt;= '0';</w:t>
+            </w:r>
+            <w:r>
+              <w:rPr>
+                <w:rFonts w:ascii="Helvetica" w:eastAsia="Times New Roman" w:hAnsi="Helvetica" w:cs="Helvetica"/>
+                <w:color w:val="333333"/>
+                <w:sz w:val="21"/>
+                <w:szCs w:val="21"/>
+                <w:shd w:val="clear" w:color="auto" w:fill="FFFFFF"/>
+              </w:rPr>
+              <w:t xml:space="preserve"> see </w:t>
+            </w:r>
+            <w:proofErr w:type="spellStart"/>
+            <w:r>
+              <w:rPr>
+                <w:rFonts w:ascii="Helvetica" w:eastAsia="Times New Roman" w:hAnsi="Helvetica" w:cs="Helvetica"/>
+                <w:color w:val="333333"/>
+                <w:sz w:val="21"/>
+                <w:szCs w:val="21"/>
+                <w:shd w:val="clear" w:color="auto" w:fill="FFFFFF"/>
+              </w:rPr>
+              <w:t>control_unit.vhdl</w:t>
+            </w:r>
+            <w:proofErr w:type="spellEnd"/>
           </w:p>
           <w:p>
             <w:pPr>
@@ -7759,15 +9962,27 @@
           <w:shd w:val="clear" w:color="auto" w:fill="FFFFFF"/>
         </w:rPr>
       </w:pPr>
-      <w:r>
-        <w:rPr>
-          <w:rFonts w:ascii="Helvetica" w:eastAsia="Times New Roman" w:hAnsi="Helvetica" w:cs="Helvetica"/>
-          <w:color w:val="333333"/>
-          <w:sz w:val="21"/>
-          <w:szCs w:val="21"/>
-          <w:shd w:val="clear" w:color="auto" w:fill="FFFFFF"/>
-        </w:rPr>
-        <w:t xml:space="preserve">By </w:t>
+      <w:proofErr w:type="gramStart"/>
+      <w:r>
+        <w:rPr>
+          <w:rFonts w:ascii="Helvetica" w:eastAsia="Times New Roman" w:hAnsi="Helvetica" w:cs="Helvetica"/>
+          <w:color w:val="333333"/>
+          <w:sz w:val="21"/>
+          <w:szCs w:val="21"/>
+          <w:shd w:val="clear" w:color="auto" w:fill="FFFFFF"/>
+        </w:rPr>
+        <w:t>By</w:t>
+      </w:r>
+      <w:proofErr w:type="gramEnd"/>
+      <w:r>
+        <w:rPr>
+          <w:rFonts w:ascii="Helvetica" w:eastAsia="Times New Roman" w:hAnsi="Helvetica" w:cs="Helvetica"/>
+          <w:color w:val="333333"/>
+          <w:sz w:val="21"/>
+          <w:szCs w:val="21"/>
+          <w:shd w:val="clear" w:color="auto" w:fill="FFFFFF"/>
+        </w:rPr>
+        <w:t xml:space="preserve"> </w:t>
       </w:r>
       <w:r>
         <w:rPr>
@@ -8055,8 +10270,21 @@
           <w:highlight w:val="yellow"/>
           <w:shd w:val="clear" w:color="auto" w:fill="FFFFFF"/>
         </w:rPr>
-        <w:t>Turn the completed diagram in via gradescope</w:t>
-      </w:r>
+        <w:t xml:space="preserve">Turn the completed diagram in via </w:t>
+      </w:r>
+      <w:proofErr w:type="spellStart"/>
+      <w:r>
+        <w:rPr>
+          <w:rFonts w:ascii="Helvetica" w:eastAsia="Times New Roman" w:hAnsi="Helvetica" w:cs="Helvetica"/>
+          <w:color w:val="333333"/>
+          <w:sz w:val="21"/>
+          <w:szCs w:val="21"/>
+          <w:highlight w:val="yellow"/>
+          <w:shd w:val="clear" w:color="auto" w:fill="FFFFFF"/>
+        </w:rPr>
+        <w:t>gradescope</w:t>
+      </w:r>
+      <w:proofErr w:type="spellEnd"/>
       <w:r>
         <w:rPr>
           <w:rFonts w:ascii="Helvetica" w:eastAsia="Times New Roman" w:hAnsi="Helvetica" w:cs="Helvetica"/>
@@ -8108,7 +10336,38 @@
           <w:sz w:val="21"/>
           <w:szCs w:val="21"/>
         </w:rPr>
-        <w:t xml:space="preserve"> use your instr_mem.vhdl from stage 1.</w:t>
+        <w:t xml:space="preserve"> use your </w:t>
+      </w:r>
+      <w:proofErr w:type="spellStart"/>
+      <w:r>
+        <w:rPr>
+          <w:rFonts w:ascii="Helvetica" w:eastAsia="Times New Roman" w:hAnsi="Helvetica" w:cs="Helvetica"/>
+          <w:color w:val="333333"/>
+          <w:sz w:val="21"/>
+          <w:szCs w:val="21"/>
+        </w:rPr>
+        <w:t>instr_</w:t>
+      </w:r>
+      <w:proofErr w:type="gramStart"/>
+      <w:r>
+        <w:rPr>
+          <w:rFonts w:ascii="Helvetica" w:eastAsia="Times New Roman" w:hAnsi="Helvetica" w:cs="Helvetica"/>
+          <w:color w:val="333333"/>
+          <w:sz w:val="21"/>
+          <w:szCs w:val="21"/>
+        </w:rPr>
+        <w:t>mem.vhdl</w:t>
+      </w:r>
+      <w:proofErr w:type="spellEnd"/>
+      <w:proofErr w:type="gramEnd"/>
+      <w:r>
+        <w:rPr>
+          <w:rFonts w:ascii="Helvetica" w:eastAsia="Times New Roman" w:hAnsi="Helvetica" w:cs="Helvetica"/>
+          <w:color w:val="333333"/>
+          <w:sz w:val="21"/>
+          <w:szCs w:val="21"/>
+        </w:rPr>
+        <w:t xml:space="preserve"> from stage 1.</w:t>
       </w:r>
     </w:p>
     <w:p>
@@ -8134,7 +10393,41 @@
           <w:szCs w:val="21"/>
           <w:shd w:val="clear" w:color="auto" w:fill="FFFFFF"/>
         </w:rPr>
-        <w:t>Update pipeline_registers.vhdl to move</w:t>
+        <w:t xml:space="preserve">Update </w:t>
+      </w:r>
+      <w:proofErr w:type="spellStart"/>
+      <w:r>
+        <w:rPr>
+          <w:rFonts w:ascii="Helvetica" w:eastAsia="Times New Roman" w:hAnsi="Helvetica" w:cs="Helvetica"/>
+          <w:color w:val="333333"/>
+          <w:sz w:val="21"/>
+          <w:szCs w:val="21"/>
+          <w:shd w:val="clear" w:color="auto" w:fill="FFFFFF"/>
+        </w:rPr>
+        <w:t>pipeline_</w:t>
+      </w:r>
+      <w:proofErr w:type="gramStart"/>
+      <w:r>
+        <w:rPr>
+          <w:rFonts w:ascii="Helvetica" w:eastAsia="Times New Roman" w:hAnsi="Helvetica" w:cs="Helvetica"/>
+          <w:color w:val="333333"/>
+          <w:sz w:val="21"/>
+          <w:szCs w:val="21"/>
+          <w:shd w:val="clear" w:color="auto" w:fill="FFFFFF"/>
+        </w:rPr>
+        <w:t>registers.vhdl</w:t>
+      </w:r>
+      <w:proofErr w:type="spellEnd"/>
+      <w:proofErr w:type="gramEnd"/>
+      <w:r>
+        <w:rPr>
+          <w:rFonts w:ascii="Helvetica" w:eastAsia="Times New Roman" w:hAnsi="Helvetica" w:cs="Helvetica"/>
+          <w:color w:val="333333"/>
+          <w:sz w:val="21"/>
+          <w:szCs w:val="21"/>
+          <w:shd w:val="clear" w:color="auto" w:fill="FFFFFF"/>
+        </w:rPr>
+        <w:t xml:space="preserve"> to move</w:t>
       </w:r>
       <w:r>
         <w:rPr>
@@ -8220,17 +10513,51 @@
           <w:szCs w:val="21"/>
           <w:shd w:val="clear" w:color="auto" w:fill="FFFFFF"/>
         </w:rPr>
-        <w:t>Update forwarding_unit</w:t>
-      </w:r>
-      <w:r>
-        <w:rPr>
-          <w:rFonts w:ascii="Helvetica" w:eastAsia="Times New Roman" w:hAnsi="Helvetica" w:cs="Helvetica"/>
-          <w:color w:val="333333"/>
-          <w:sz w:val="21"/>
-          <w:szCs w:val="21"/>
-          <w:shd w:val="clear" w:color="auto" w:fill="FFFFFF"/>
-        </w:rPr>
-        <w:t>.vhdl to control the MUX input A to the ALU</w:t>
+        <w:t xml:space="preserve">Update </w:t>
+      </w:r>
+      <w:proofErr w:type="spellStart"/>
+      <w:r>
+        <w:rPr>
+          <w:rFonts w:ascii="Helvetica" w:eastAsia="Times New Roman" w:hAnsi="Helvetica" w:cs="Helvetica"/>
+          <w:color w:val="333333"/>
+          <w:sz w:val="21"/>
+          <w:szCs w:val="21"/>
+          <w:shd w:val="clear" w:color="auto" w:fill="FFFFFF"/>
+        </w:rPr>
+        <w:t>forwarding_</w:t>
+      </w:r>
+      <w:proofErr w:type="gramStart"/>
+      <w:r>
+        <w:rPr>
+          <w:rFonts w:ascii="Helvetica" w:eastAsia="Times New Roman" w:hAnsi="Helvetica" w:cs="Helvetica"/>
+          <w:color w:val="333333"/>
+          <w:sz w:val="21"/>
+          <w:szCs w:val="21"/>
+          <w:shd w:val="clear" w:color="auto" w:fill="FFFFFF"/>
+        </w:rPr>
+        <w:t>unit</w:t>
+      </w:r>
+      <w:r>
+        <w:rPr>
+          <w:rFonts w:ascii="Helvetica" w:eastAsia="Times New Roman" w:hAnsi="Helvetica" w:cs="Helvetica"/>
+          <w:color w:val="333333"/>
+          <w:sz w:val="21"/>
+          <w:szCs w:val="21"/>
+          <w:shd w:val="clear" w:color="auto" w:fill="FFFFFF"/>
+        </w:rPr>
+        <w:t>.vhdl</w:t>
+      </w:r>
+      <w:proofErr w:type="spellEnd"/>
+      <w:proofErr w:type="gramEnd"/>
+      <w:r>
+        <w:rPr>
+          <w:rFonts w:ascii="Helvetica" w:eastAsia="Times New Roman" w:hAnsi="Helvetica" w:cs="Helvetica"/>
+          <w:color w:val="333333"/>
+          <w:sz w:val="21"/>
+          <w:szCs w:val="21"/>
+          <w:shd w:val="clear" w:color="auto" w:fill="FFFFFF"/>
+        </w:rPr>
+        <w:t xml:space="preserve"> to control the MUX input A to the ALU</w:t>
       </w:r>
     </w:p>
     <w:p>
@@ -8256,8 +10583,32 @@
           <w:szCs w:val="21"/>
           <w:shd w:val="clear" w:color="auto" w:fill="FFFFFF"/>
         </w:rPr>
-        <w:t>Update hazard_detection_unit.vhdl</w:t>
-      </w:r>
+        <w:t xml:space="preserve">Update </w:t>
+      </w:r>
+      <w:proofErr w:type="spellStart"/>
+      <w:r>
+        <w:rPr>
+          <w:rFonts w:ascii="Helvetica" w:eastAsia="Times New Roman" w:hAnsi="Helvetica" w:cs="Helvetica"/>
+          <w:color w:val="333333"/>
+          <w:sz w:val="21"/>
+          <w:szCs w:val="21"/>
+          <w:shd w:val="clear" w:color="auto" w:fill="FFFFFF"/>
+        </w:rPr>
+        <w:t>hazard_detection_</w:t>
+      </w:r>
+      <w:proofErr w:type="gramStart"/>
+      <w:r>
+        <w:rPr>
+          <w:rFonts w:ascii="Helvetica" w:eastAsia="Times New Roman" w:hAnsi="Helvetica" w:cs="Helvetica"/>
+          <w:color w:val="333333"/>
+          <w:sz w:val="21"/>
+          <w:szCs w:val="21"/>
+          <w:shd w:val="clear" w:color="auto" w:fill="FFFFFF"/>
+        </w:rPr>
+        <w:t>unit.vhdl</w:t>
+      </w:r>
+      <w:proofErr w:type="spellEnd"/>
+      <w:proofErr w:type="gramEnd"/>
       <w:r>
         <w:rPr>
           <w:rFonts w:ascii="Helvetica" w:eastAsia="Times New Roman" w:hAnsi="Helvetica" w:cs="Helvetica"/>
@@ -8268,6 +10619,7 @@
         </w:rPr>
         <w:t xml:space="preserve"> to create the </w:t>
       </w:r>
+      <w:proofErr w:type="spellStart"/>
       <w:r>
         <w:rPr>
           <w:rFonts w:ascii="Helvetica" w:eastAsia="Times New Roman" w:hAnsi="Helvetica" w:cs="Helvetica"/>
@@ -8280,6 +10632,7 @@
         </w:rPr>
         <w:t>start_stall</w:t>
       </w:r>
+      <w:proofErr w:type="spellEnd"/>
       <w:r>
         <w:rPr>
           <w:rFonts w:ascii="Helvetica" w:eastAsia="Times New Roman" w:hAnsi="Helvetica" w:cs="Helvetica"/>
@@ -8328,7 +10681,29 @@
           <w:szCs w:val="21"/>
           <w:shd w:val="clear" w:color="auto" w:fill="FFFFFF"/>
         </w:rPr>
-        <w:t xml:space="preserve"> additional output called double_stall has been added.  You might find this is needed to handle</w:t>
+        <w:t xml:space="preserve"> additional output called </w:t>
+      </w:r>
+      <w:proofErr w:type="spellStart"/>
+      <w:r>
+        <w:rPr>
+          <w:rFonts w:ascii="Helvetica" w:eastAsia="Times New Roman" w:hAnsi="Helvetica" w:cs="Helvetica"/>
+          <w:color w:val="333333"/>
+          <w:sz w:val="21"/>
+          <w:szCs w:val="21"/>
+          <w:shd w:val="clear" w:color="auto" w:fill="FFFFFF"/>
+        </w:rPr>
+        <w:t>double_stall</w:t>
+      </w:r>
+      <w:proofErr w:type="spellEnd"/>
+      <w:r>
+        <w:rPr>
+          <w:rFonts w:ascii="Helvetica" w:eastAsia="Times New Roman" w:hAnsi="Helvetica" w:cs="Helvetica"/>
+          <w:color w:val="333333"/>
+          <w:sz w:val="21"/>
+          <w:szCs w:val="21"/>
+          <w:shd w:val="clear" w:color="auto" w:fill="FFFFFF"/>
+        </w:rPr>
+        <w:t xml:space="preserve"> has been added.  You might find this is needed to handle</w:t>
       </w:r>
       <w:r>
         <w:rPr>
@@ -8427,15 +10802,39 @@
         </w:rPr>
         <w:t xml:space="preserve">Update </w:t>
       </w:r>
-      <w:r>
-        <w:rPr>
-          <w:rFonts w:ascii="Helvetica" w:eastAsia="Times New Roman" w:hAnsi="Helvetica" w:cs="Helvetica"/>
-          <w:color w:val="333333"/>
-          <w:sz w:val="21"/>
-          <w:szCs w:val="21"/>
-          <w:shd w:val="clear" w:color="auto" w:fill="FFFFFF"/>
-        </w:rPr>
-        <w:t xml:space="preserve">riscv_pipeline.vhdl, removing syntax errors and ensuring correct operation of </w:t>
+      <w:proofErr w:type="spellStart"/>
+      <w:r>
+        <w:rPr>
+          <w:rFonts w:ascii="Helvetica" w:eastAsia="Times New Roman" w:hAnsi="Helvetica" w:cs="Helvetica"/>
+          <w:color w:val="333333"/>
+          <w:sz w:val="21"/>
+          <w:szCs w:val="21"/>
+          <w:shd w:val="clear" w:color="auto" w:fill="FFFFFF"/>
+        </w:rPr>
+        <w:t>riscv_</w:t>
+      </w:r>
+      <w:proofErr w:type="gramStart"/>
+      <w:r>
+        <w:rPr>
+          <w:rFonts w:ascii="Helvetica" w:eastAsia="Times New Roman" w:hAnsi="Helvetica" w:cs="Helvetica"/>
+          <w:color w:val="333333"/>
+          <w:sz w:val="21"/>
+          <w:szCs w:val="21"/>
+          <w:shd w:val="clear" w:color="auto" w:fill="FFFFFF"/>
+        </w:rPr>
+        <w:t>pipeline.vhdl</w:t>
+      </w:r>
+      <w:proofErr w:type="spellEnd"/>
+      <w:proofErr w:type="gramEnd"/>
+      <w:r>
+        <w:rPr>
+          <w:rFonts w:ascii="Helvetica" w:eastAsia="Times New Roman" w:hAnsi="Helvetica" w:cs="Helvetica"/>
+          <w:color w:val="333333"/>
+          <w:sz w:val="21"/>
+          <w:szCs w:val="21"/>
+          <w:shd w:val="clear" w:color="auto" w:fill="FFFFFF"/>
+        </w:rPr>
+        <w:t xml:space="preserve">, removing syntax errors and ensuring correct operation of </w:t>
       </w:r>
       <w:r>
         <w:rPr>
@@ -8477,6 +10876,7 @@
         </w:rPr>
         <w:t xml:space="preserve">[many of these updates can be copied from </w:t>
       </w:r>
+      <w:proofErr w:type="spellStart"/>
       <w:r>
         <w:rPr>
           <w:rFonts w:ascii="Helvetica" w:eastAsia="Times New Roman" w:hAnsi="Helvetica" w:cs="Helvetica"/>
@@ -8487,6 +10887,7 @@
         </w:rPr>
         <w:t>riscv_</w:t>
       </w:r>
+      <w:proofErr w:type="gramStart"/>
       <w:r>
         <w:rPr>
           <w:rFonts w:ascii="Helvetica" w:eastAsia="Times New Roman" w:hAnsi="Helvetica" w:cs="Helvetica"/>
@@ -8507,6 +10908,8 @@
         </w:rPr>
         <w:t>.vhdl</w:t>
       </w:r>
+      <w:proofErr w:type="spellEnd"/>
+      <w:proofErr w:type="gramEnd"/>
       <w:r>
         <w:rPr>
           <w:rFonts w:ascii="Helvetica" w:eastAsia="Times New Roman" w:hAnsi="Helvetica" w:cs="Helvetica"/>
@@ -8606,7 +11009,29 @@
           <w:szCs w:val="21"/>
           <w:shd w:val="clear" w:color="auto" w:fill="FFFFFF"/>
         </w:rPr>
-        <w:t xml:space="preserve">Run simulation in vivado, testing the </w:t>
+        <w:t xml:space="preserve">Run simulation in </w:t>
+      </w:r>
+      <w:proofErr w:type="spellStart"/>
+      <w:r>
+        <w:rPr>
+          <w:rFonts w:ascii="Helvetica" w:eastAsia="Times New Roman" w:hAnsi="Helvetica" w:cs="Helvetica"/>
+          <w:color w:val="333333"/>
+          <w:sz w:val="21"/>
+          <w:szCs w:val="21"/>
+          <w:shd w:val="clear" w:color="auto" w:fill="FFFFFF"/>
+        </w:rPr>
+        <w:t>vivado</w:t>
+      </w:r>
+      <w:proofErr w:type="spellEnd"/>
+      <w:r>
+        <w:rPr>
+          <w:rFonts w:ascii="Helvetica" w:eastAsia="Times New Roman" w:hAnsi="Helvetica" w:cs="Helvetica"/>
+          <w:color w:val="333333"/>
+          <w:sz w:val="21"/>
+          <w:szCs w:val="21"/>
+          <w:shd w:val="clear" w:color="auto" w:fill="FFFFFF"/>
+        </w:rPr>
+        <w:t xml:space="preserve">, testing the </w:t>
       </w:r>
       <w:r>
         <w:rPr>
@@ -8672,6 +11097,7 @@
           <w:szCs w:val="21"/>
         </w:rPr>
       </w:pPr>
+      <w:proofErr w:type="spellStart"/>
       <w:r>
         <w:rPr>
           <w:rFonts w:ascii="Helvetica" w:eastAsia="Times New Roman" w:hAnsi="Helvetica" w:cs="Helvetica"/>
@@ -8681,7 +11107,547 @@
           <w:sz w:val="21"/>
           <w:szCs w:val="21"/>
         </w:rPr>
-        <w:t>Clk, reset, clock_counter, pc, NPC, next_PC, if_id_npc, id_ex_npc, ex_mem_npc, instr, opcode, if_id_rs1, reg1_data, if_id_rs2, reg2_data, mem_wb_rd, wb_data, if_id_imm, alu_input_a,  alu_input_b, alu_result, mem_data, mem_read, mem_write, alu_src, id_ex_alu_src, branch, ex_mem_branch, jump, ex_mem_jump, load_addr, reg_write, reg_write_chip, display_x5, display_x6, display_x7, display_x10</w:t>
+        <w:t>Clk</w:t>
+      </w:r>
+      <w:proofErr w:type="spellEnd"/>
+      <w:r>
+        <w:rPr>
+          <w:rFonts w:ascii="Helvetica" w:eastAsia="Times New Roman" w:hAnsi="Helvetica" w:cs="Helvetica"/>
+          <w:i/>
+          <w:iCs/>
+          <w:color w:val="333333"/>
+          <w:sz w:val="21"/>
+          <w:szCs w:val="21"/>
+        </w:rPr>
+        <w:t xml:space="preserve">, reset, </w:t>
+      </w:r>
+      <w:proofErr w:type="spellStart"/>
+      <w:r>
+        <w:rPr>
+          <w:rFonts w:ascii="Helvetica" w:eastAsia="Times New Roman" w:hAnsi="Helvetica" w:cs="Helvetica"/>
+          <w:i/>
+          <w:iCs/>
+          <w:color w:val="333333"/>
+          <w:sz w:val="21"/>
+          <w:szCs w:val="21"/>
+        </w:rPr>
+        <w:t>clock_counter</w:t>
+      </w:r>
+      <w:proofErr w:type="spellEnd"/>
+      <w:r>
+        <w:rPr>
+          <w:rFonts w:ascii="Helvetica" w:eastAsia="Times New Roman" w:hAnsi="Helvetica" w:cs="Helvetica"/>
+          <w:i/>
+          <w:iCs/>
+          <w:color w:val="333333"/>
+          <w:sz w:val="21"/>
+          <w:szCs w:val="21"/>
+        </w:rPr>
+        <w:t xml:space="preserve">, pc, NPC, </w:t>
+      </w:r>
+      <w:proofErr w:type="spellStart"/>
+      <w:r>
+        <w:rPr>
+          <w:rFonts w:ascii="Helvetica" w:eastAsia="Times New Roman" w:hAnsi="Helvetica" w:cs="Helvetica"/>
+          <w:i/>
+          <w:iCs/>
+          <w:color w:val="333333"/>
+          <w:sz w:val="21"/>
+          <w:szCs w:val="21"/>
+        </w:rPr>
+        <w:t>next_PC</w:t>
+      </w:r>
+      <w:proofErr w:type="spellEnd"/>
+      <w:r>
+        <w:rPr>
+          <w:rFonts w:ascii="Helvetica" w:eastAsia="Times New Roman" w:hAnsi="Helvetica" w:cs="Helvetica"/>
+          <w:i/>
+          <w:iCs/>
+          <w:color w:val="333333"/>
+          <w:sz w:val="21"/>
+          <w:szCs w:val="21"/>
+        </w:rPr>
+        <w:t xml:space="preserve">, </w:t>
+      </w:r>
+      <w:proofErr w:type="spellStart"/>
+      <w:r>
+        <w:rPr>
+          <w:rFonts w:ascii="Helvetica" w:eastAsia="Times New Roman" w:hAnsi="Helvetica" w:cs="Helvetica"/>
+          <w:i/>
+          <w:iCs/>
+          <w:color w:val="333333"/>
+          <w:sz w:val="21"/>
+          <w:szCs w:val="21"/>
+        </w:rPr>
+        <w:t>if_id_npc</w:t>
+      </w:r>
+      <w:proofErr w:type="spellEnd"/>
+      <w:r>
+        <w:rPr>
+          <w:rFonts w:ascii="Helvetica" w:eastAsia="Times New Roman" w:hAnsi="Helvetica" w:cs="Helvetica"/>
+          <w:i/>
+          <w:iCs/>
+          <w:color w:val="333333"/>
+          <w:sz w:val="21"/>
+          <w:szCs w:val="21"/>
+        </w:rPr>
+        <w:t xml:space="preserve">, </w:t>
+      </w:r>
+      <w:proofErr w:type="spellStart"/>
+      <w:r>
+        <w:rPr>
+          <w:rFonts w:ascii="Helvetica" w:eastAsia="Times New Roman" w:hAnsi="Helvetica" w:cs="Helvetica"/>
+          <w:i/>
+          <w:iCs/>
+          <w:color w:val="333333"/>
+          <w:sz w:val="21"/>
+          <w:szCs w:val="21"/>
+        </w:rPr>
+        <w:t>id_ex_npc</w:t>
+      </w:r>
+      <w:proofErr w:type="spellEnd"/>
+      <w:r>
+        <w:rPr>
+          <w:rFonts w:ascii="Helvetica" w:eastAsia="Times New Roman" w:hAnsi="Helvetica" w:cs="Helvetica"/>
+          <w:i/>
+          <w:iCs/>
+          <w:color w:val="333333"/>
+          <w:sz w:val="21"/>
+          <w:szCs w:val="21"/>
+        </w:rPr>
+        <w:t xml:space="preserve">, </w:t>
+      </w:r>
+      <w:proofErr w:type="spellStart"/>
+      <w:r>
+        <w:rPr>
+          <w:rFonts w:ascii="Helvetica" w:eastAsia="Times New Roman" w:hAnsi="Helvetica" w:cs="Helvetica"/>
+          <w:i/>
+          <w:iCs/>
+          <w:color w:val="333333"/>
+          <w:sz w:val="21"/>
+          <w:szCs w:val="21"/>
+        </w:rPr>
+        <w:t>ex_mem_npc</w:t>
+      </w:r>
+      <w:proofErr w:type="spellEnd"/>
+      <w:r>
+        <w:rPr>
+          <w:rFonts w:ascii="Helvetica" w:eastAsia="Times New Roman" w:hAnsi="Helvetica" w:cs="Helvetica"/>
+          <w:i/>
+          <w:iCs/>
+          <w:color w:val="333333"/>
+          <w:sz w:val="21"/>
+          <w:szCs w:val="21"/>
+        </w:rPr>
+        <w:t xml:space="preserve">, </w:t>
+      </w:r>
+      <w:proofErr w:type="spellStart"/>
+      <w:r>
+        <w:rPr>
+          <w:rFonts w:ascii="Helvetica" w:eastAsia="Times New Roman" w:hAnsi="Helvetica" w:cs="Helvetica"/>
+          <w:i/>
+          <w:iCs/>
+          <w:color w:val="333333"/>
+          <w:sz w:val="21"/>
+          <w:szCs w:val="21"/>
+        </w:rPr>
+        <w:t>instr</w:t>
+      </w:r>
+      <w:proofErr w:type="spellEnd"/>
+      <w:r>
+        <w:rPr>
+          <w:rFonts w:ascii="Helvetica" w:eastAsia="Times New Roman" w:hAnsi="Helvetica" w:cs="Helvetica"/>
+          <w:i/>
+          <w:iCs/>
+          <w:color w:val="333333"/>
+          <w:sz w:val="21"/>
+          <w:szCs w:val="21"/>
+        </w:rPr>
+        <w:t xml:space="preserve">, opcode, if_id_rs1, reg1_data, if_id_rs2, reg2_data, </w:t>
+      </w:r>
+      <w:proofErr w:type="spellStart"/>
+      <w:r>
+        <w:rPr>
+          <w:rFonts w:ascii="Helvetica" w:eastAsia="Times New Roman" w:hAnsi="Helvetica" w:cs="Helvetica"/>
+          <w:i/>
+          <w:iCs/>
+          <w:color w:val="333333"/>
+          <w:sz w:val="21"/>
+          <w:szCs w:val="21"/>
+        </w:rPr>
+        <w:t>mem_wb_rd</w:t>
+      </w:r>
+      <w:proofErr w:type="spellEnd"/>
+      <w:r>
+        <w:rPr>
+          <w:rFonts w:ascii="Helvetica" w:eastAsia="Times New Roman" w:hAnsi="Helvetica" w:cs="Helvetica"/>
+          <w:i/>
+          <w:iCs/>
+          <w:color w:val="333333"/>
+          <w:sz w:val="21"/>
+          <w:szCs w:val="21"/>
+        </w:rPr>
+        <w:t xml:space="preserve">, </w:t>
+      </w:r>
+      <w:proofErr w:type="spellStart"/>
+      <w:r>
+        <w:rPr>
+          <w:rFonts w:ascii="Helvetica" w:eastAsia="Times New Roman" w:hAnsi="Helvetica" w:cs="Helvetica"/>
+          <w:i/>
+          <w:iCs/>
+          <w:color w:val="333333"/>
+          <w:sz w:val="21"/>
+          <w:szCs w:val="21"/>
+        </w:rPr>
+        <w:t>wb_data</w:t>
+      </w:r>
+      <w:proofErr w:type="spellEnd"/>
+      <w:r>
+        <w:rPr>
+          <w:rFonts w:ascii="Helvetica" w:eastAsia="Times New Roman" w:hAnsi="Helvetica" w:cs="Helvetica"/>
+          <w:i/>
+          <w:iCs/>
+          <w:color w:val="333333"/>
+          <w:sz w:val="21"/>
+          <w:szCs w:val="21"/>
+        </w:rPr>
+        <w:t xml:space="preserve">, </w:t>
+      </w:r>
+      <w:proofErr w:type="spellStart"/>
+      <w:r>
+        <w:rPr>
+          <w:rFonts w:ascii="Helvetica" w:eastAsia="Times New Roman" w:hAnsi="Helvetica" w:cs="Helvetica"/>
+          <w:i/>
+          <w:iCs/>
+          <w:color w:val="333333"/>
+          <w:sz w:val="21"/>
+          <w:szCs w:val="21"/>
+        </w:rPr>
+        <w:t>if_id_imm</w:t>
+      </w:r>
+      <w:proofErr w:type="spellEnd"/>
+      <w:r>
+        <w:rPr>
+          <w:rFonts w:ascii="Helvetica" w:eastAsia="Times New Roman" w:hAnsi="Helvetica" w:cs="Helvetica"/>
+          <w:i/>
+          <w:iCs/>
+          <w:color w:val="333333"/>
+          <w:sz w:val="21"/>
+          <w:szCs w:val="21"/>
+        </w:rPr>
+        <w:t xml:space="preserve">, </w:t>
+      </w:r>
+      <w:proofErr w:type="spellStart"/>
+      <w:r>
+        <w:rPr>
+          <w:rFonts w:ascii="Helvetica" w:eastAsia="Times New Roman" w:hAnsi="Helvetica" w:cs="Helvetica"/>
+          <w:i/>
+          <w:iCs/>
+          <w:color w:val="333333"/>
+          <w:sz w:val="21"/>
+          <w:szCs w:val="21"/>
+        </w:rPr>
+        <w:t>alu_input_a</w:t>
+      </w:r>
+      <w:proofErr w:type="spellEnd"/>
+      <w:r>
+        <w:rPr>
+          <w:rFonts w:ascii="Helvetica" w:eastAsia="Times New Roman" w:hAnsi="Helvetica" w:cs="Helvetica"/>
+          <w:i/>
+          <w:iCs/>
+          <w:color w:val="333333"/>
+          <w:sz w:val="21"/>
+          <w:szCs w:val="21"/>
+        </w:rPr>
+        <w:t xml:space="preserve">,  </w:t>
+      </w:r>
+      <w:proofErr w:type="spellStart"/>
+      <w:r>
+        <w:rPr>
+          <w:rFonts w:ascii="Helvetica" w:eastAsia="Times New Roman" w:hAnsi="Helvetica" w:cs="Helvetica"/>
+          <w:i/>
+          <w:iCs/>
+          <w:color w:val="333333"/>
+          <w:sz w:val="21"/>
+          <w:szCs w:val="21"/>
+        </w:rPr>
+        <w:t>alu_input_b</w:t>
+      </w:r>
+      <w:proofErr w:type="spellEnd"/>
+      <w:r>
+        <w:rPr>
+          <w:rFonts w:ascii="Helvetica" w:eastAsia="Times New Roman" w:hAnsi="Helvetica" w:cs="Helvetica"/>
+          <w:i/>
+          <w:iCs/>
+          <w:color w:val="333333"/>
+          <w:sz w:val="21"/>
+          <w:szCs w:val="21"/>
+        </w:rPr>
+        <w:t xml:space="preserve">, </w:t>
+      </w:r>
+      <w:proofErr w:type="spellStart"/>
+      <w:r>
+        <w:rPr>
+          <w:rFonts w:ascii="Helvetica" w:eastAsia="Times New Roman" w:hAnsi="Helvetica" w:cs="Helvetica"/>
+          <w:i/>
+          <w:iCs/>
+          <w:color w:val="333333"/>
+          <w:sz w:val="21"/>
+          <w:szCs w:val="21"/>
+        </w:rPr>
+        <w:t>alu_result</w:t>
+      </w:r>
+      <w:proofErr w:type="spellEnd"/>
+      <w:r>
+        <w:rPr>
+          <w:rFonts w:ascii="Helvetica" w:eastAsia="Times New Roman" w:hAnsi="Helvetica" w:cs="Helvetica"/>
+          <w:i/>
+          <w:iCs/>
+          <w:color w:val="333333"/>
+          <w:sz w:val="21"/>
+          <w:szCs w:val="21"/>
+        </w:rPr>
+        <w:t xml:space="preserve">, </w:t>
+      </w:r>
+      <w:proofErr w:type="spellStart"/>
+      <w:r>
+        <w:rPr>
+          <w:rFonts w:ascii="Helvetica" w:eastAsia="Times New Roman" w:hAnsi="Helvetica" w:cs="Helvetica"/>
+          <w:i/>
+          <w:iCs/>
+          <w:color w:val="333333"/>
+          <w:sz w:val="21"/>
+          <w:szCs w:val="21"/>
+        </w:rPr>
+        <w:t>mem_data</w:t>
+      </w:r>
+      <w:proofErr w:type="spellEnd"/>
+      <w:r>
+        <w:rPr>
+          <w:rFonts w:ascii="Helvetica" w:eastAsia="Times New Roman" w:hAnsi="Helvetica" w:cs="Helvetica"/>
+          <w:i/>
+          <w:iCs/>
+          <w:color w:val="333333"/>
+          <w:sz w:val="21"/>
+          <w:szCs w:val="21"/>
+        </w:rPr>
+        <w:t xml:space="preserve">, </w:t>
+      </w:r>
+      <w:proofErr w:type="spellStart"/>
+      <w:r>
+        <w:rPr>
+          <w:rFonts w:ascii="Helvetica" w:eastAsia="Times New Roman" w:hAnsi="Helvetica" w:cs="Helvetica"/>
+          <w:i/>
+          <w:iCs/>
+          <w:color w:val="333333"/>
+          <w:sz w:val="21"/>
+          <w:szCs w:val="21"/>
+        </w:rPr>
+        <w:t>mem_read</w:t>
+      </w:r>
+      <w:proofErr w:type="spellEnd"/>
+      <w:r>
+        <w:rPr>
+          <w:rFonts w:ascii="Helvetica" w:eastAsia="Times New Roman" w:hAnsi="Helvetica" w:cs="Helvetica"/>
+          <w:i/>
+          <w:iCs/>
+          <w:color w:val="333333"/>
+          <w:sz w:val="21"/>
+          <w:szCs w:val="21"/>
+        </w:rPr>
+        <w:t xml:space="preserve">, </w:t>
+      </w:r>
+      <w:proofErr w:type="spellStart"/>
+      <w:r>
+        <w:rPr>
+          <w:rFonts w:ascii="Helvetica" w:eastAsia="Times New Roman" w:hAnsi="Helvetica" w:cs="Helvetica"/>
+          <w:i/>
+          <w:iCs/>
+          <w:color w:val="333333"/>
+          <w:sz w:val="21"/>
+          <w:szCs w:val="21"/>
+        </w:rPr>
+        <w:t>mem_write</w:t>
+      </w:r>
+      <w:proofErr w:type="spellEnd"/>
+      <w:r>
+        <w:rPr>
+          <w:rFonts w:ascii="Helvetica" w:eastAsia="Times New Roman" w:hAnsi="Helvetica" w:cs="Helvetica"/>
+          <w:i/>
+          <w:iCs/>
+          <w:color w:val="333333"/>
+          <w:sz w:val="21"/>
+          <w:szCs w:val="21"/>
+        </w:rPr>
+        <w:t xml:space="preserve">, </w:t>
+      </w:r>
+      <w:proofErr w:type="spellStart"/>
+      <w:r>
+        <w:rPr>
+          <w:rFonts w:ascii="Helvetica" w:eastAsia="Times New Roman" w:hAnsi="Helvetica" w:cs="Helvetica"/>
+          <w:i/>
+          <w:iCs/>
+          <w:color w:val="333333"/>
+          <w:sz w:val="21"/>
+          <w:szCs w:val="21"/>
+        </w:rPr>
+        <w:t>alu_src</w:t>
+      </w:r>
+      <w:proofErr w:type="spellEnd"/>
+      <w:r>
+        <w:rPr>
+          <w:rFonts w:ascii="Helvetica" w:eastAsia="Times New Roman" w:hAnsi="Helvetica" w:cs="Helvetica"/>
+          <w:i/>
+          <w:iCs/>
+          <w:color w:val="333333"/>
+          <w:sz w:val="21"/>
+          <w:szCs w:val="21"/>
+        </w:rPr>
+        <w:t xml:space="preserve">, </w:t>
+      </w:r>
+      <w:proofErr w:type="spellStart"/>
+      <w:r>
+        <w:rPr>
+          <w:rFonts w:ascii="Helvetica" w:eastAsia="Times New Roman" w:hAnsi="Helvetica" w:cs="Helvetica"/>
+          <w:i/>
+          <w:iCs/>
+          <w:color w:val="333333"/>
+          <w:sz w:val="21"/>
+          <w:szCs w:val="21"/>
+        </w:rPr>
+        <w:t>id_ex_alu_src</w:t>
+      </w:r>
+      <w:proofErr w:type="spellEnd"/>
+      <w:r>
+        <w:rPr>
+          <w:rFonts w:ascii="Helvetica" w:eastAsia="Times New Roman" w:hAnsi="Helvetica" w:cs="Helvetica"/>
+          <w:i/>
+          <w:iCs/>
+          <w:color w:val="333333"/>
+          <w:sz w:val="21"/>
+          <w:szCs w:val="21"/>
+        </w:rPr>
+        <w:t xml:space="preserve">, branch, </w:t>
+      </w:r>
+      <w:proofErr w:type="spellStart"/>
+      <w:r>
+        <w:rPr>
+          <w:rFonts w:ascii="Helvetica" w:eastAsia="Times New Roman" w:hAnsi="Helvetica" w:cs="Helvetica"/>
+          <w:i/>
+          <w:iCs/>
+          <w:color w:val="333333"/>
+          <w:sz w:val="21"/>
+          <w:szCs w:val="21"/>
+        </w:rPr>
+        <w:t>ex_mem_branch</w:t>
+      </w:r>
+      <w:proofErr w:type="spellEnd"/>
+      <w:r>
+        <w:rPr>
+          <w:rFonts w:ascii="Helvetica" w:eastAsia="Times New Roman" w:hAnsi="Helvetica" w:cs="Helvetica"/>
+          <w:i/>
+          <w:iCs/>
+          <w:color w:val="333333"/>
+          <w:sz w:val="21"/>
+          <w:szCs w:val="21"/>
+        </w:rPr>
+        <w:t xml:space="preserve">, jump, </w:t>
+      </w:r>
+      <w:proofErr w:type="spellStart"/>
+      <w:r>
+        <w:rPr>
+          <w:rFonts w:ascii="Helvetica" w:eastAsia="Times New Roman" w:hAnsi="Helvetica" w:cs="Helvetica"/>
+          <w:i/>
+          <w:iCs/>
+          <w:color w:val="333333"/>
+          <w:sz w:val="21"/>
+          <w:szCs w:val="21"/>
+        </w:rPr>
+        <w:t>ex_mem_jump</w:t>
+      </w:r>
+      <w:proofErr w:type="spellEnd"/>
+      <w:r>
+        <w:rPr>
+          <w:rFonts w:ascii="Helvetica" w:eastAsia="Times New Roman" w:hAnsi="Helvetica" w:cs="Helvetica"/>
+          <w:i/>
+          <w:iCs/>
+          <w:color w:val="333333"/>
+          <w:sz w:val="21"/>
+          <w:szCs w:val="21"/>
+        </w:rPr>
+        <w:t xml:space="preserve">, </w:t>
+      </w:r>
+      <w:proofErr w:type="spellStart"/>
+      <w:r>
+        <w:rPr>
+          <w:rFonts w:ascii="Helvetica" w:eastAsia="Times New Roman" w:hAnsi="Helvetica" w:cs="Helvetica"/>
+          <w:i/>
+          <w:iCs/>
+          <w:color w:val="333333"/>
+          <w:sz w:val="21"/>
+          <w:szCs w:val="21"/>
+        </w:rPr>
+        <w:t>load_addr</w:t>
+      </w:r>
+      <w:proofErr w:type="spellEnd"/>
+      <w:r>
+        <w:rPr>
+          <w:rFonts w:ascii="Helvetica" w:eastAsia="Times New Roman" w:hAnsi="Helvetica" w:cs="Helvetica"/>
+          <w:i/>
+          <w:iCs/>
+          <w:color w:val="333333"/>
+          <w:sz w:val="21"/>
+          <w:szCs w:val="21"/>
+        </w:rPr>
+        <w:t xml:space="preserve">, </w:t>
+      </w:r>
+      <w:proofErr w:type="spellStart"/>
+      <w:r>
+        <w:rPr>
+          <w:rFonts w:ascii="Helvetica" w:eastAsia="Times New Roman" w:hAnsi="Helvetica" w:cs="Helvetica"/>
+          <w:i/>
+          <w:iCs/>
+          <w:color w:val="333333"/>
+          <w:sz w:val="21"/>
+          <w:szCs w:val="21"/>
+        </w:rPr>
+        <w:t>reg_write</w:t>
+      </w:r>
+      <w:proofErr w:type="spellEnd"/>
+      <w:r>
+        <w:rPr>
+          <w:rFonts w:ascii="Helvetica" w:eastAsia="Times New Roman" w:hAnsi="Helvetica" w:cs="Helvetica"/>
+          <w:i/>
+          <w:iCs/>
+          <w:color w:val="333333"/>
+          <w:sz w:val="21"/>
+          <w:szCs w:val="21"/>
+        </w:rPr>
+        <w:t xml:space="preserve">, </w:t>
+      </w:r>
+      <w:proofErr w:type="spellStart"/>
+      <w:r>
+        <w:rPr>
+          <w:rFonts w:ascii="Helvetica" w:eastAsia="Times New Roman" w:hAnsi="Helvetica" w:cs="Helvetica"/>
+          <w:i/>
+          <w:iCs/>
+          <w:color w:val="333333"/>
+          <w:sz w:val="21"/>
+          <w:szCs w:val="21"/>
+        </w:rPr>
+        <w:t>reg_write_chip</w:t>
+      </w:r>
+      <w:proofErr w:type="spellEnd"/>
+      <w:r>
+        <w:rPr>
+          <w:rFonts w:ascii="Helvetica" w:eastAsia="Times New Roman" w:hAnsi="Helvetica" w:cs="Helvetica"/>
+          <w:i/>
+          <w:iCs/>
+          <w:color w:val="333333"/>
+          <w:sz w:val="21"/>
+          <w:szCs w:val="21"/>
+        </w:rPr>
+        <w:t>, display_x5, display_x6, display_x7, display_x10</w:t>
       </w:r>
     </w:p>
     <w:p>
@@ -8706,8 +11672,38 @@
           <w:highlight w:val="yellow"/>
           <w:shd w:val="clear" w:color="auto" w:fill="FFFFFF"/>
         </w:rPr>
-        <w:t>Turn in your simulation plot in gradescope</w:t>
-      </w:r>
+        <w:t xml:space="preserve">Turn in your simulation plot </w:t>
+      </w:r>
+      <w:proofErr w:type="gramStart"/>
+      <w:r>
+        <w:rPr>
+          <w:rFonts w:ascii="Helvetica" w:eastAsia="Times New Roman" w:hAnsi="Helvetica" w:cs="Helvetica"/>
+          <w:b/>
+          <w:bCs/>
+          <w:color w:val="333333"/>
+          <w:sz w:val="21"/>
+          <w:szCs w:val="21"/>
+          <w:highlight w:val="yellow"/>
+          <w:shd w:val="clear" w:color="auto" w:fill="FFFFFF"/>
+        </w:rPr>
+        <w:t xml:space="preserve">in </w:t>
+      </w:r>
+      <w:proofErr w:type="spellStart"/>
+      <w:r>
+        <w:rPr>
+          <w:rFonts w:ascii="Helvetica" w:eastAsia="Times New Roman" w:hAnsi="Helvetica" w:cs="Helvetica"/>
+          <w:b/>
+          <w:bCs/>
+          <w:color w:val="333333"/>
+          <w:sz w:val="21"/>
+          <w:szCs w:val="21"/>
+          <w:highlight w:val="yellow"/>
+          <w:shd w:val="clear" w:color="auto" w:fill="FFFFFF"/>
+        </w:rPr>
+        <w:t>gradescope</w:t>
+      </w:r>
+      <w:proofErr w:type="spellEnd"/>
+      <w:proofErr w:type="gramEnd"/>
       <w:r>
         <w:rPr>
           <w:rFonts w:ascii="Helvetica" w:eastAsia="Times New Roman" w:hAnsi="Helvetica" w:cs="Helvetica"/>
@@ -8762,8 +11758,20 @@
           <w:szCs w:val="21"/>
           <w:highlight w:val="yellow"/>
         </w:rPr>
-        <w:t>in gradescope</w:t>
-      </w:r>
+        <w:t xml:space="preserve">in </w:t>
+      </w:r>
+      <w:proofErr w:type="spellStart"/>
+      <w:r>
+        <w:rPr>
+          <w:rFonts w:ascii="Helvetica" w:eastAsia="Times New Roman" w:hAnsi="Helvetica" w:cs="Helvetica"/>
+          <w:color w:val="333333"/>
+          <w:sz w:val="21"/>
+          <w:szCs w:val="21"/>
+          <w:highlight w:val="yellow"/>
+        </w:rPr>
+        <w:t>gradescope</w:t>
+      </w:r>
+      <w:proofErr w:type="spellEnd"/>
       <w:r>
         <w:rPr>
           <w:rFonts w:ascii="Helvetica" w:eastAsia="Times New Roman" w:hAnsi="Helvetica" w:cs="Helvetica"/>
@@ -8927,16 +11935,58 @@
           <w:sz w:val="21"/>
           <w:szCs w:val="21"/>
         </w:rPr>
-        <w:t>Re-Order Instructions:  modify instru_</w:t>
-      </w:r>
-      <w:r>
-        <w:rPr>
-          <w:rFonts w:ascii="Helvetica" w:eastAsia="Times New Roman" w:hAnsi="Helvetica" w:cs="Helvetica"/>
-          <w:color w:val="333333"/>
-          <w:sz w:val="21"/>
-          <w:szCs w:val="21"/>
-        </w:rPr>
-        <w:t xml:space="preserve">mem.vhdl, reordering the instructions to remove </w:t>
+        <w:t>Re-Order Instructions</w:t>
+      </w:r>
+      <w:proofErr w:type="gramStart"/>
+      <w:r>
+        <w:rPr>
+          <w:rFonts w:ascii="Helvetica" w:eastAsia="Times New Roman" w:hAnsi="Helvetica" w:cs="Helvetica"/>
+          <w:color w:val="333333"/>
+          <w:sz w:val="21"/>
+          <w:szCs w:val="21"/>
+        </w:rPr>
+        <w:t>:  modify</w:t>
+      </w:r>
+      <w:proofErr w:type="gramEnd"/>
+      <w:r>
+        <w:rPr>
+          <w:rFonts w:ascii="Helvetica" w:eastAsia="Times New Roman" w:hAnsi="Helvetica" w:cs="Helvetica"/>
+          <w:color w:val="333333"/>
+          <w:sz w:val="21"/>
+          <w:szCs w:val="21"/>
+        </w:rPr>
+        <w:t xml:space="preserve"> </w:t>
+      </w:r>
+      <w:proofErr w:type="spellStart"/>
+      <w:r>
+        <w:rPr>
+          <w:rFonts w:ascii="Helvetica" w:eastAsia="Times New Roman" w:hAnsi="Helvetica" w:cs="Helvetica"/>
+          <w:color w:val="333333"/>
+          <w:sz w:val="21"/>
+          <w:szCs w:val="21"/>
+        </w:rPr>
+        <w:t>instru_</w:t>
+      </w:r>
+      <w:proofErr w:type="gramStart"/>
+      <w:r>
+        <w:rPr>
+          <w:rFonts w:ascii="Helvetica" w:eastAsia="Times New Roman" w:hAnsi="Helvetica" w:cs="Helvetica"/>
+          <w:color w:val="333333"/>
+          <w:sz w:val="21"/>
+          <w:szCs w:val="21"/>
+        </w:rPr>
+        <w:t>mem.vhdl</w:t>
+      </w:r>
+      <w:proofErr w:type="spellEnd"/>
+      <w:proofErr w:type="gramEnd"/>
+      <w:r>
+        <w:rPr>
+          <w:rFonts w:ascii="Helvetica" w:eastAsia="Times New Roman" w:hAnsi="Helvetica" w:cs="Helvetica"/>
+          <w:color w:val="333333"/>
+          <w:sz w:val="21"/>
+          <w:szCs w:val="21"/>
+        </w:rPr>
+        <w:t xml:space="preserve">, reordering the instructions to remove </w:t>
       </w:r>
       <w:r>
         <w:rPr>
@@ -9029,7 +12079,29 @@
           <w:szCs w:val="21"/>
           <w:shd w:val="clear" w:color="auto" w:fill="FFFFFF"/>
         </w:rPr>
-        <w:t xml:space="preserve">Run simulation in vivado, testing the </w:t>
+        <w:t xml:space="preserve">Run simulation in </w:t>
+      </w:r>
+      <w:proofErr w:type="spellStart"/>
+      <w:r>
+        <w:rPr>
+          <w:rFonts w:ascii="Helvetica" w:eastAsia="Times New Roman" w:hAnsi="Helvetica" w:cs="Helvetica"/>
+          <w:color w:val="333333"/>
+          <w:sz w:val="21"/>
+          <w:szCs w:val="21"/>
+          <w:shd w:val="clear" w:color="auto" w:fill="FFFFFF"/>
+        </w:rPr>
+        <w:t>vivado</w:t>
+      </w:r>
+      <w:proofErr w:type="spellEnd"/>
+      <w:r>
+        <w:rPr>
+          <w:rFonts w:ascii="Helvetica" w:eastAsia="Times New Roman" w:hAnsi="Helvetica" w:cs="Helvetica"/>
+          <w:color w:val="333333"/>
+          <w:sz w:val="21"/>
+          <w:szCs w:val="21"/>
+          <w:shd w:val="clear" w:color="auto" w:fill="FFFFFF"/>
+        </w:rPr>
+        <w:t xml:space="preserve">, testing the </w:t>
       </w:r>
       <w:r>
         <w:rPr>
@@ -9049,7 +12121,29 @@
           <w:szCs w:val="21"/>
           <w:shd w:val="clear" w:color="auto" w:fill="FFFFFF"/>
         </w:rPr>
-        <w:t xml:space="preserve"> program works, including</w:t>
+        <w:t xml:space="preserve"> program </w:t>
+      </w:r>
+      <w:proofErr w:type="gramStart"/>
+      <w:r>
+        <w:rPr>
+          <w:rFonts w:ascii="Helvetica" w:eastAsia="Times New Roman" w:hAnsi="Helvetica" w:cs="Helvetica"/>
+          <w:color w:val="333333"/>
+          <w:sz w:val="21"/>
+          <w:szCs w:val="21"/>
+          <w:shd w:val="clear" w:color="auto" w:fill="FFFFFF"/>
+        </w:rPr>
+        <w:t>works</w:t>
+      </w:r>
+      <w:proofErr w:type="gramEnd"/>
+      <w:r>
+        <w:rPr>
+          <w:rFonts w:ascii="Helvetica" w:eastAsia="Times New Roman" w:hAnsi="Helvetica" w:cs="Helvetica"/>
+          <w:color w:val="333333"/>
+          <w:sz w:val="21"/>
+          <w:szCs w:val="21"/>
+          <w:shd w:val="clear" w:color="auto" w:fill="FFFFFF"/>
+        </w:rPr>
+        <w:t>, including</w:t>
       </w:r>
       <w:r>
         <w:rPr>
@@ -9075,6 +12169,7 @@
           <w:szCs w:val="21"/>
         </w:rPr>
       </w:pPr>
+      <w:proofErr w:type="spellStart"/>
       <w:r>
         <w:rPr>
           <w:rFonts w:ascii="Helvetica" w:eastAsia="Times New Roman" w:hAnsi="Helvetica" w:cs="Helvetica"/>
@@ -9084,7 +12179,547 @@
           <w:sz w:val="21"/>
           <w:szCs w:val="21"/>
         </w:rPr>
-        <w:t>Clk, reset, clock_counter, pc, NPC, next_PC, if_id_npc, id_ex_npc, ex_mem_npc, instr, opcode, if_id_rs1, reg1_data, if_id_rs2, reg2_data, mem_wb_rd, wb_data, if_id_imm, alu_input_a,  alu_input_b, alu_result, mem_data, mem_read, mem_write, alu_src, id_ex_alu_src, branch, ex_mem_branch, jump, ex_mem_jump, load_addr, reg_write, reg_write_chip, display_x5, display_x6, display_x7, display_x10</w:t>
+        <w:t>Clk</w:t>
+      </w:r>
+      <w:proofErr w:type="spellEnd"/>
+      <w:r>
+        <w:rPr>
+          <w:rFonts w:ascii="Helvetica" w:eastAsia="Times New Roman" w:hAnsi="Helvetica" w:cs="Helvetica"/>
+          <w:i/>
+          <w:iCs/>
+          <w:color w:val="333333"/>
+          <w:sz w:val="21"/>
+          <w:szCs w:val="21"/>
+        </w:rPr>
+        <w:t xml:space="preserve">, reset, </w:t>
+      </w:r>
+      <w:proofErr w:type="spellStart"/>
+      <w:r>
+        <w:rPr>
+          <w:rFonts w:ascii="Helvetica" w:eastAsia="Times New Roman" w:hAnsi="Helvetica" w:cs="Helvetica"/>
+          <w:i/>
+          <w:iCs/>
+          <w:color w:val="333333"/>
+          <w:sz w:val="21"/>
+          <w:szCs w:val="21"/>
+        </w:rPr>
+        <w:t>clock_counter</w:t>
+      </w:r>
+      <w:proofErr w:type="spellEnd"/>
+      <w:r>
+        <w:rPr>
+          <w:rFonts w:ascii="Helvetica" w:eastAsia="Times New Roman" w:hAnsi="Helvetica" w:cs="Helvetica"/>
+          <w:i/>
+          <w:iCs/>
+          <w:color w:val="333333"/>
+          <w:sz w:val="21"/>
+          <w:szCs w:val="21"/>
+        </w:rPr>
+        <w:t xml:space="preserve">, pc, NPC, </w:t>
+      </w:r>
+      <w:proofErr w:type="spellStart"/>
+      <w:r>
+        <w:rPr>
+          <w:rFonts w:ascii="Helvetica" w:eastAsia="Times New Roman" w:hAnsi="Helvetica" w:cs="Helvetica"/>
+          <w:i/>
+          <w:iCs/>
+          <w:color w:val="333333"/>
+          <w:sz w:val="21"/>
+          <w:szCs w:val="21"/>
+        </w:rPr>
+        <w:t>next_PC</w:t>
+      </w:r>
+      <w:proofErr w:type="spellEnd"/>
+      <w:r>
+        <w:rPr>
+          <w:rFonts w:ascii="Helvetica" w:eastAsia="Times New Roman" w:hAnsi="Helvetica" w:cs="Helvetica"/>
+          <w:i/>
+          <w:iCs/>
+          <w:color w:val="333333"/>
+          <w:sz w:val="21"/>
+          <w:szCs w:val="21"/>
+        </w:rPr>
+        <w:t xml:space="preserve">, </w:t>
+      </w:r>
+      <w:proofErr w:type="spellStart"/>
+      <w:r>
+        <w:rPr>
+          <w:rFonts w:ascii="Helvetica" w:eastAsia="Times New Roman" w:hAnsi="Helvetica" w:cs="Helvetica"/>
+          <w:i/>
+          <w:iCs/>
+          <w:color w:val="333333"/>
+          <w:sz w:val="21"/>
+          <w:szCs w:val="21"/>
+        </w:rPr>
+        <w:t>if_id_npc</w:t>
+      </w:r>
+      <w:proofErr w:type="spellEnd"/>
+      <w:r>
+        <w:rPr>
+          <w:rFonts w:ascii="Helvetica" w:eastAsia="Times New Roman" w:hAnsi="Helvetica" w:cs="Helvetica"/>
+          <w:i/>
+          <w:iCs/>
+          <w:color w:val="333333"/>
+          <w:sz w:val="21"/>
+          <w:szCs w:val="21"/>
+        </w:rPr>
+        <w:t xml:space="preserve">, </w:t>
+      </w:r>
+      <w:proofErr w:type="spellStart"/>
+      <w:r>
+        <w:rPr>
+          <w:rFonts w:ascii="Helvetica" w:eastAsia="Times New Roman" w:hAnsi="Helvetica" w:cs="Helvetica"/>
+          <w:i/>
+          <w:iCs/>
+          <w:color w:val="333333"/>
+          <w:sz w:val="21"/>
+          <w:szCs w:val="21"/>
+        </w:rPr>
+        <w:t>id_ex_npc</w:t>
+      </w:r>
+      <w:proofErr w:type="spellEnd"/>
+      <w:r>
+        <w:rPr>
+          <w:rFonts w:ascii="Helvetica" w:eastAsia="Times New Roman" w:hAnsi="Helvetica" w:cs="Helvetica"/>
+          <w:i/>
+          <w:iCs/>
+          <w:color w:val="333333"/>
+          <w:sz w:val="21"/>
+          <w:szCs w:val="21"/>
+        </w:rPr>
+        <w:t xml:space="preserve">, </w:t>
+      </w:r>
+      <w:proofErr w:type="spellStart"/>
+      <w:r>
+        <w:rPr>
+          <w:rFonts w:ascii="Helvetica" w:eastAsia="Times New Roman" w:hAnsi="Helvetica" w:cs="Helvetica"/>
+          <w:i/>
+          <w:iCs/>
+          <w:color w:val="333333"/>
+          <w:sz w:val="21"/>
+          <w:szCs w:val="21"/>
+        </w:rPr>
+        <w:t>ex_mem_npc</w:t>
+      </w:r>
+      <w:proofErr w:type="spellEnd"/>
+      <w:r>
+        <w:rPr>
+          <w:rFonts w:ascii="Helvetica" w:eastAsia="Times New Roman" w:hAnsi="Helvetica" w:cs="Helvetica"/>
+          <w:i/>
+          <w:iCs/>
+          <w:color w:val="333333"/>
+          <w:sz w:val="21"/>
+          <w:szCs w:val="21"/>
+        </w:rPr>
+        <w:t xml:space="preserve">, </w:t>
+      </w:r>
+      <w:proofErr w:type="spellStart"/>
+      <w:r>
+        <w:rPr>
+          <w:rFonts w:ascii="Helvetica" w:eastAsia="Times New Roman" w:hAnsi="Helvetica" w:cs="Helvetica"/>
+          <w:i/>
+          <w:iCs/>
+          <w:color w:val="333333"/>
+          <w:sz w:val="21"/>
+          <w:szCs w:val="21"/>
+        </w:rPr>
+        <w:t>instr</w:t>
+      </w:r>
+      <w:proofErr w:type="spellEnd"/>
+      <w:r>
+        <w:rPr>
+          <w:rFonts w:ascii="Helvetica" w:eastAsia="Times New Roman" w:hAnsi="Helvetica" w:cs="Helvetica"/>
+          <w:i/>
+          <w:iCs/>
+          <w:color w:val="333333"/>
+          <w:sz w:val="21"/>
+          <w:szCs w:val="21"/>
+        </w:rPr>
+        <w:t xml:space="preserve">, opcode, if_id_rs1, reg1_data, if_id_rs2, reg2_data, </w:t>
+      </w:r>
+      <w:proofErr w:type="spellStart"/>
+      <w:r>
+        <w:rPr>
+          <w:rFonts w:ascii="Helvetica" w:eastAsia="Times New Roman" w:hAnsi="Helvetica" w:cs="Helvetica"/>
+          <w:i/>
+          <w:iCs/>
+          <w:color w:val="333333"/>
+          <w:sz w:val="21"/>
+          <w:szCs w:val="21"/>
+        </w:rPr>
+        <w:t>mem_wb_rd</w:t>
+      </w:r>
+      <w:proofErr w:type="spellEnd"/>
+      <w:r>
+        <w:rPr>
+          <w:rFonts w:ascii="Helvetica" w:eastAsia="Times New Roman" w:hAnsi="Helvetica" w:cs="Helvetica"/>
+          <w:i/>
+          <w:iCs/>
+          <w:color w:val="333333"/>
+          <w:sz w:val="21"/>
+          <w:szCs w:val="21"/>
+        </w:rPr>
+        <w:t xml:space="preserve">, </w:t>
+      </w:r>
+      <w:proofErr w:type="spellStart"/>
+      <w:r>
+        <w:rPr>
+          <w:rFonts w:ascii="Helvetica" w:eastAsia="Times New Roman" w:hAnsi="Helvetica" w:cs="Helvetica"/>
+          <w:i/>
+          <w:iCs/>
+          <w:color w:val="333333"/>
+          <w:sz w:val="21"/>
+          <w:szCs w:val="21"/>
+        </w:rPr>
+        <w:t>wb_data</w:t>
+      </w:r>
+      <w:proofErr w:type="spellEnd"/>
+      <w:r>
+        <w:rPr>
+          <w:rFonts w:ascii="Helvetica" w:eastAsia="Times New Roman" w:hAnsi="Helvetica" w:cs="Helvetica"/>
+          <w:i/>
+          <w:iCs/>
+          <w:color w:val="333333"/>
+          <w:sz w:val="21"/>
+          <w:szCs w:val="21"/>
+        </w:rPr>
+        <w:t xml:space="preserve">, </w:t>
+      </w:r>
+      <w:proofErr w:type="spellStart"/>
+      <w:r>
+        <w:rPr>
+          <w:rFonts w:ascii="Helvetica" w:eastAsia="Times New Roman" w:hAnsi="Helvetica" w:cs="Helvetica"/>
+          <w:i/>
+          <w:iCs/>
+          <w:color w:val="333333"/>
+          <w:sz w:val="21"/>
+          <w:szCs w:val="21"/>
+        </w:rPr>
+        <w:t>if_id_imm</w:t>
+      </w:r>
+      <w:proofErr w:type="spellEnd"/>
+      <w:r>
+        <w:rPr>
+          <w:rFonts w:ascii="Helvetica" w:eastAsia="Times New Roman" w:hAnsi="Helvetica" w:cs="Helvetica"/>
+          <w:i/>
+          <w:iCs/>
+          <w:color w:val="333333"/>
+          <w:sz w:val="21"/>
+          <w:szCs w:val="21"/>
+        </w:rPr>
+        <w:t xml:space="preserve">, </w:t>
+      </w:r>
+      <w:proofErr w:type="spellStart"/>
+      <w:r>
+        <w:rPr>
+          <w:rFonts w:ascii="Helvetica" w:eastAsia="Times New Roman" w:hAnsi="Helvetica" w:cs="Helvetica"/>
+          <w:i/>
+          <w:iCs/>
+          <w:color w:val="333333"/>
+          <w:sz w:val="21"/>
+          <w:szCs w:val="21"/>
+        </w:rPr>
+        <w:t>alu_input_a</w:t>
+      </w:r>
+      <w:proofErr w:type="spellEnd"/>
+      <w:r>
+        <w:rPr>
+          <w:rFonts w:ascii="Helvetica" w:eastAsia="Times New Roman" w:hAnsi="Helvetica" w:cs="Helvetica"/>
+          <w:i/>
+          <w:iCs/>
+          <w:color w:val="333333"/>
+          <w:sz w:val="21"/>
+          <w:szCs w:val="21"/>
+        </w:rPr>
+        <w:t xml:space="preserve">,  </w:t>
+      </w:r>
+      <w:proofErr w:type="spellStart"/>
+      <w:r>
+        <w:rPr>
+          <w:rFonts w:ascii="Helvetica" w:eastAsia="Times New Roman" w:hAnsi="Helvetica" w:cs="Helvetica"/>
+          <w:i/>
+          <w:iCs/>
+          <w:color w:val="333333"/>
+          <w:sz w:val="21"/>
+          <w:szCs w:val="21"/>
+        </w:rPr>
+        <w:t>alu_input_b</w:t>
+      </w:r>
+      <w:proofErr w:type="spellEnd"/>
+      <w:r>
+        <w:rPr>
+          <w:rFonts w:ascii="Helvetica" w:eastAsia="Times New Roman" w:hAnsi="Helvetica" w:cs="Helvetica"/>
+          <w:i/>
+          <w:iCs/>
+          <w:color w:val="333333"/>
+          <w:sz w:val="21"/>
+          <w:szCs w:val="21"/>
+        </w:rPr>
+        <w:t xml:space="preserve">, </w:t>
+      </w:r>
+      <w:proofErr w:type="spellStart"/>
+      <w:r>
+        <w:rPr>
+          <w:rFonts w:ascii="Helvetica" w:eastAsia="Times New Roman" w:hAnsi="Helvetica" w:cs="Helvetica"/>
+          <w:i/>
+          <w:iCs/>
+          <w:color w:val="333333"/>
+          <w:sz w:val="21"/>
+          <w:szCs w:val="21"/>
+        </w:rPr>
+        <w:t>alu_result</w:t>
+      </w:r>
+      <w:proofErr w:type="spellEnd"/>
+      <w:r>
+        <w:rPr>
+          <w:rFonts w:ascii="Helvetica" w:eastAsia="Times New Roman" w:hAnsi="Helvetica" w:cs="Helvetica"/>
+          <w:i/>
+          <w:iCs/>
+          <w:color w:val="333333"/>
+          <w:sz w:val="21"/>
+          <w:szCs w:val="21"/>
+        </w:rPr>
+        <w:t xml:space="preserve">, </w:t>
+      </w:r>
+      <w:proofErr w:type="spellStart"/>
+      <w:r>
+        <w:rPr>
+          <w:rFonts w:ascii="Helvetica" w:eastAsia="Times New Roman" w:hAnsi="Helvetica" w:cs="Helvetica"/>
+          <w:i/>
+          <w:iCs/>
+          <w:color w:val="333333"/>
+          <w:sz w:val="21"/>
+          <w:szCs w:val="21"/>
+        </w:rPr>
+        <w:t>mem_data</w:t>
+      </w:r>
+      <w:proofErr w:type="spellEnd"/>
+      <w:r>
+        <w:rPr>
+          <w:rFonts w:ascii="Helvetica" w:eastAsia="Times New Roman" w:hAnsi="Helvetica" w:cs="Helvetica"/>
+          <w:i/>
+          <w:iCs/>
+          <w:color w:val="333333"/>
+          <w:sz w:val="21"/>
+          <w:szCs w:val="21"/>
+        </w:rPr>
+        <w:t xml:space="preserve">, </w:t>
+      </w:r>
+      <w:proofErr w:type="spellStart"/>
+      <w:r>
+        <w:rPr>
+          <w:rFonts w:ascii="Helvetica" w:eastAsia="Times New Roman" w:hAnsi="Helvetica" w:cs="Helvetica"/>
+          <w:i/>
+          <w:iCs/>
+          <w:color w:val="333333"/>
+          <w:sz w:val="21"/>
+          <w:szCs w:val="21"/>
+        </w:rPr>
+        <w:t>mem_read</w:t>
+      </w:r>
+      <w:proofErr w:type="spellEnd"/>
+      <w:r>
+        <w:rPr>
+          <w:rFonts w:ascii="Helvetica" w:eastAsia="Times New Roman" w:hAnsi="Helvetica" w:cs="Helvetica"/>
+          <w:i/>
+          <w:iCs/>
+          <w:color w:val="333333"/>
+          <w:sz w:val="21"/>
+          <w:szCs w:val="21"/>
+        </w:rPr>
+        <w:t xml:space="preserve">, </w:t>
+      </w:r>
+      <w:proofErr w:type="spellStart"/>
+      <w:r>
+        <w:rPr>
+          <w:rFonts w:ascii="Helvetica" w:eastAsia="Times New Roman" w:hAnsi="Helvetica" w:cs="Helvetica"/>
+          <w:i/>
+          <w:iCs/>
+          <w:color w:val="333333"/>
+          <w:sz w:val="21"/>
+          <w:szCs w:val="21"/>
+        </w:rPr>
+        <w:t>mem_write</w:t>
+      </w:r>
+      <w:proofErr w:type="spellEnd"/>
+      <w:r>
+        <w:rPr>
+          <w:rFonts w:ascii="Helvetica" w:eastAsia="Times New Roman" w:hAnsi="Helvetica" w:cs="Helvetica"/>
+          <w:i/>
+          <w:iCs/>
+          <w:color w:val="333333"/>
+          <w:sz w:val="21"/>
+          <w:szCs w:val="21"/>
+        </w:rPr>
+        <w:t xml:space="preserve">, </w:t>
+      </w:r>
+      <w:proofErr w:type="spellStart"/>
+      <w:r>
+        <w:rPr>
+          <w:rFonts w:ascii="Helvetica" w:eastAsia="Times New Roman" w:hAnsi="Helvetica" w:cs="Helvetica"/>
+          <w:i/>
+          <w:iCs/>
+          <w:color w:val="333333"/>
+          <w:sz w:val="21"/>
+          <w:szCs w:val="21"/>
+        </w:rPr>
+        <w:t>alu_src</w:t>
+      </w:r>
+      <w:proofErr w:type="spellEnd"/>
+      <w:r>
+        <w:rPr>
+          <w:rFonts w:ascii="Helvetica" w:eastAsia="Times New Roman" w:hAnsi="Helvetica" w:cs="Helvetica"/>
+          <w:i/>
+          <w:iCs/>
+          <w:color w:val="333333"/>
+          <w:sz w:val="21"/>
+          <w:szCs w:val="21"/>
+        </w:rPr>
+        <w:t xml:space="preserve">, </w:t>
+      </w:r>
+      <w:proofErr w:type="spellStart"/>
+      <w:r>
+        <w:rPr>
+          <w:rFonts w:ascii="Helvetica" w:eastAsia="Times New Roman" w:hAnsi="Helvetica" w:cs="Helvetica"/>
+          <w:i/>
+          <w:iCs/>
+          <w:color w:val="333333"/>
+          <w:sz w:val="21"/>
+          <w:szCs w:val="21"/>
+        </w:rPr>
+        <w:t>id_ex_alu_src</w:t>
+      </w:r>
+      <w:proofErr w:type="spellEnd"/>
+      <w:r>
+        <w:rPr>
+          <w:rFonts w:ascii="Helvetica" w:eastAsia="Times New Roman" w:hAnsi="Helvetica" w:cs="Helvetica"/>
+          <w:i/>
+          <w:iCs/>
+          <w:color w:val="333333"/>
+          <w:sz w:val="21"/>
+          <w:szCs w:val="21"/>
+        </w:rPr>
+        <w:t xml:space="preserve">, branch, </w:t>
+      </w:r>
+      <w:proofErr w:type="spellStart"/>
+      <w:r>
+        <w:rPr>
+          <w:rFonts w:ascii="Helvetica" w:eastAsia="Times New Roman" w:hAnsi="Helvetica" w:cs="Helvetica"/>
+          <w:i/>
+          <w:iCs/>
+          <w:color w:val="333333"/>
+          <w:sz w:val="21"/>
+          <w:szCs w:val="21"/>
+        </w:rPr>
+        <w:t>ex_mem_branch</w:t>
+      </w:r>
+      <w:proofErr w:type="spellEnd"/>
+      <w:r>
+        <w:rPr>
+          <w:rFonts w:ascii="Helvetica" w:eastAsia="Times New Roman" w:hAnsi="Helvetica" w:cs="Helvetica"/>
+          <w:i/>
+          <w:iCs/>
+          <w:color w:val="333333"/>
+          <w:sz w:val="21"/>
+          <w:szCs w:val="21"/>
+        </w:rPr>
+        <w:t xml:space="preserve">, jump, </w:t>
+      </w:r>
+      <w:proofErr w:type="spellStart"/>
+      <w:r>
+        <w:rPr>
+          <w:rFonts w:ascii="Helvetica" w:eastAsia="Times New Roman" w:hAnsi="Helvetica" w:cs="Helvetica"/>
+          <w:i/>
+          <w:iCs/>
+          <w:color w:val="333333"/>
+          <w:sz w:val="21"/>
+          <w:szCs w:val="21"/>
+        </w:rPr>
+        <w:t>ex_mem_jump</w:t>
+      </w:r>
+      <w:proofErr w:type="spellEnd"/>
+      <w:r>
+        <w:rPr>
+          <w:rFonts w:ascii="Helvetica" w:eastAsia="Times New Roman" w:hAnsi="Helvetica" w:cs="Helvetica"/>
+          <w:i/>
+          <w:iCs/>
+          <w:color w:val="333333"/>
+          <w:sz w:val="21"/>
+          <w:szCs w:val="21"/>
+        </w:rPr>
+        <w:t xml:space="preserve">, </w:t>
+      </w:r>
+      <w:proofErr w:type="spellStart"/>
+      <w:r>
+        <w:rPr>
+          <w:rFonts w:ascii="Helvetica" w:eastAsia="Times New Roman" w:hAnsi="Helvetica" w:cs="Helvetica"/>
+          <w:i/>
+          <w:iCs/>
+          <w:color w:val="333333"/>
+          <w:sz w:val="21"/>
+          <w:szCs w:val="21"/>
+        </w:rPr>
+        <w:t>load_addr</w:t>
+      </w:r>
+      <w:proofErr w:type="spellEnd"/>
+      <w:r>
+        <w:rPr>
+          <w:rFonts w:ascii="Helvetica" w:eastAsia="Times New Roman" w:hAnsi="Helvetica" w:cs="Helvetica"/>
+          <w:i/>
+          <w:iCs/>
+          <w:color w:val="333333"/>
+          <w:sz w:val="21"/>
+          <w:szCs w:val="21"/>
+        </w:rPr>
+        <w:t xml:space="preserve">, </w:t>
+      </w:r>
+      <w:proofErr w:type="spellStart"/>
+      <w:r>
+        <w:rPr>
+          <w:rFonts w:ascii="Helvetica" w:eastAsia="Times New Roman" w:hAnsi="Helvetica" w:cs="Helvetica"/>
+          <w:i/>
+          <w:iCs/>
+          <w:color w:val="333333"/>
+          <w:sz w:val="21"/>
+          <w:szCs w:val="21"/>
+        </w:rPr>
+        <w:t>reg_write</w:t>
+      </w:r>
+      <w:proofErr w:type="spellEnd"/>
+      <w:r>
+        <w:rPr>
+          <w:rFonts w:ascii="Helvetica" w:eastAsia="Times New Roman" w:hAnsi="Helvetica" w:cs="Helvetica"/>
+          <w:i/>
+          <w:iCs/>
+          <w:color w:val="333333"/>
+          <w:sz w:val="21"/>
+          <w:szCs w:val="21"/>
+        </w:rPr>
+        <w:t xml:space="preserve">, </w:t>
+      </w:r>
+      <w:proofErr w:type="spellStart"/>
+      <w:r>
+        <w:rPr>
+          <w:rFonts w:ascii="Helvetica" w:eastAsia="Times New Roman" w:hAnsi="Helvetica" w:cs="Helvetica"/>
+          <w:i/>
+          <w:iCs/>
+          <w:color w:val="333333"/>
+          <w:sz w:val="21"/>
+          <w:szCs w:val="21"/>
+        </w:rPr>
+        <w:t>reg_write_chip</w:t>
+      </w:r>
+      <w:proofErr w:type="spellEnd"/>
+      <w:r>
+        <w:rPr>
+          <w:rFonts w:ascii="Helvetica" w:eastAsia="Times New Roman" w:hAnsi="Helvetica" w:cs="Helvetica"/>
+          <w:i/>
+          <w:iCs/>
+          <w:color w:val="333333"/>
+          <w:sz w:val="21"/>
+          <w:szCs w:val="21"/>
+        </w:rPr>
+        <w:t>, display_x5, display_x6, display_x7, display_x10</w:t>
       </w:r>
     </w:p>
     <w:p>
@@ -9109,8 +12744,38 @@
           <w:highlight w:val="yellow"/>
           <w:shd w:val="clear" w:color="auto" w:fill="FFFFFF"/>
         </w:rPr>
-        <w:t>Turn in your simulation plot in gradescope</w:t>
-      </w:r>
+        <w:t xml:space="preserve">Turn in your simulation plot </w:t>
+      </w:r>
+      <w:proofErr w:type="gramStart"/>
+      <w:r>
+        <w:rPr>
+          <w:rFonts w:ascii="Helvetica" w:eastAsia="Times New Roman" w:hAnsi="Helvetica" w:cs="Helvetica"/>
+          <w:b/>
+          <w:bCs/>
+          <w:color w:val="333333"/>
+          <w:sz w:val="21"/>
+          <w:szCs w:val="21"/>
+          <w:highlight w:val="yellow"/>
+          <w:shd w:val="clear" w:color="auto" w:fill="FFFFFF"/>
+        </w:rPr>
+        <w:t xml:space="preserve">in </w:t>
+      </w:r>
+      <w:proofErr w:type="spellStart"/>
+      <w:r>
+        <w:rPr>
+          <w:rFonts w:ascii="Helvetica" w:eastAsia="Times New Roman" w:hAnsi="Helvetica" w:cs="Helvetica"/>
+          <w:b/>
+          <w:bCs/>
+          <w:color w:val="333333"/>
+          <w:sz w:val="21"/>
+          <w:szCs w:val="21"/>
+          <w:highlight w:val="yellow"/>
+          <w:shd w:val="clear" w:color="auto" w:fill="FFFFFF"/>
+        </w:rPr>
+        <w:t>gradescope</w:t>
+      </w:r>
+      <w:proofErr w:type="spellEnd"/>
+      <w:proofErr w:type="gramEnd"/>
       <w:r>
         <w:rPr>
           <w:rFonts w:ascii="Helvetica" w:eastAsia="Times New Roman" w:hAnsi="Helvetica" w:cs="Helvetica"/>
@@ -9165,8 +12830,20 @@
           <w:szCs w:val="21"/>
           <w:highlight w:val="yellow"/>
         </w:rPr>
-        <w:t>in gradescope</w:t>
-      </w:r>
+        <w:t xml:space="preserve">in </w:t>
+      </w:r>
+      <w:proofErr w:type="spellStart"/>
+      <w:r>
+        <w:rPr>
+          <w:rFonts w:ascii="Helvetica" w:eastAsia="Times New Roman" w:hAnsi="Helvetica" w:cs="Helvetica"/>
+          <w:color w:val="333333"/>
+          <w:sz w:val="21"/>
+          <w:szCs w:val="21"/>
+          <w:highlight w:val="yellow"/>
+        </w:rPr>
+        <w:t>gradescope</w:t>
+      </w:r>
+      <w:proofErr w:type="spellEnd"/>
       <w:r>
         <w:rPr>
           <w:rFonts w:ascii="Helvetica" w:eastAsia="Times New Roman" w:hAnsi="Helvetica" w:cs="Helvetica"/>
@@ -9330,16 +13007,67 @@
           <w:sz w:val="21"/>
           <w:szCs w:val="21"/>
         </w:rPr>
-        <w:t>Push all code to your github repo and share with your instructor</w:t>
-      </w:r>
-      <w:r>
-        <w:rPr>
-          <w:rFonts w:ascii="Helvetica" w:eastAsia="Times New Roman" w:hAnsi="Helvetica" w:cs="Helvetica"/>
-          <w:color w:val="333333"/>
-          <w:sz w:val="21"/>
-          <w:szCs w:val="21"/>
-        </w:rPr>
-        <w:t xml:space="preserve"> [instr_mem.vhdl should be the </w:t>
+        <w:t xml:space="preserve">Push all code to your </w:t>
+      </w:r>
+      <w:proofErr w:type="spellStart"/>
+      <w:r>
+        <w:rPr>
+          <w:rFonts w:ascii="Helvetica" w:eastAsia="Times New Roman" w:hAnsi="Helvetica" w:cs="Helvetica"/>
+          <w:color w:val="333333"/>
+          <w:sz w:val="21"/>
+          <w:szCs w:val="21"/>
+        </w:rPr>
+        <w:t>github</w:t>
+      </w:r>
+      <w:proofErr w:type="spellEnd"/>
+      <w:r>
+        <w:rPr>
+          <w:rFonts w:ascii="Helvetica" w:eastAsia="Times New Roman" w:hAnsi="Helvetica" w:cs="Helvetica"/>
+          <w:color w:val="333333"/>
+          <w:sz w:val="21"/>
+          <w:szCs w:val="21"/>
+        </w:rPr>
+        <w:t xml:space="preserve"> repo and share with your instructor</w:t>
+      </w:r>
+      <w:r>
+        <w:rPr>
+          <w:rFonts w:ascii="Helvetica" w:eastAsia="Times New Roman" w:hAnsi="Helvetica" w:cs="Helvetica"/>
+          <w:color w:val="333333"/>
+          <w:sz w:val="21"/>
+          <w:szCs w:val="21"/>
+        </w:rPr>
+        <w:t xml:space="preserve"> [</w:t>
+      </w:r>
+      <w:proofErr w:type="spellStart"/>
+      <w:r>
+        <w:rPr>
+          <w:rFonts w:ascii="Helvetica" w:eastAsia="Times New Roman" w:hAnsi="Helvetica" w:cs="Helvetica"/>
+          <w:color w:val="333333"/>
+          <w:sz w:val="21"/>
+          <w:szCs w:val="21"/>
+        </w:rPr>
+        <w:t>instr_</w:t>
+      </w:r>
+      <w:proofErr w:type="gramStart"/>
+      <w:r>
+        <w:rPr>
+          <w:rFonts w:ascii="Helvetica" w:eastAsia="Times New Roman" w:hAnsi="Helvetica" w:cs="Helvetica"/>
+          <w:color w:val="333333"/>
+          <w:sz w:val="21"/>
+          <w:szCs w:val="21"/>
+        </w:rPr>
+        <w:t>mem.vhdl</w:t>
+      </w:r>
+      <w:proofErr w:type="spellEnd"/>
+      <w:proofErr w:type="gramEnd"/>
+      <w:r>
+        <w:rPr>
+          <w:rFonts w:ascii="Helvetica" w:eastAsia="Times New Roman" w:hAnsi="Helvetica" w:cs="Helvetica"/>
+          <w:color w:val="333333"/>
+          <w:sz w:val="21"/>
+          <w:szCs w:val="21"/>
+        </w:rPr>
+        <w:t xml:space="preserve"> should be the </w:t>
       </w:r>
       <w:r>
         <w:rPr>
@@ -9424,7 +13152,31 @@
           <w:sz w:val="47"/>
           <w:szCs w:val="47"/>
         </w:rPr>
-        <w:t xml:space="preserve"> not working</w:t>
+        <w:t xml:space="preserve"> </w:t>
+      </w:r>
+      <w:proofErr w:type="gramStart"/>
+      <w:r>
+        <w:rPr>
+          <w:rFonts w:ascii="Helvetica" w:eastAsia="Times New Roman" w:hAnsi="Helvetica" w:cs="Helvetica"/>
+          <w:b/>
+          <w:bCs/>
+          <w:color w:val="333333"/>
+          <w:sz w:val="47"/>
+          <w:szCs w:val="47"/>
+        </w:rPr>
+        <w:t>not</w:t>
+      </w:r>
+      <w:proofErr w:type="gramEnd"/>
+      <w:r>
+        <w:rPr>
+          <w:rFonts w:ascii="Helvetica" w:eastAsia="Times New Roman" w:hAnsi="Helvetica" w:cs="Helvetica"/>
+          <w:b/>
+          <w:bCs/>
+          <w:color w:val="333333"/>
+          <w:sz w:val="47"/>
+          <w:szCs w:val="47"/>
+        </w:rPr>
+        <w:t xml:space="preserve"> working</w:t>
       </w:r>
     </w:p>
     <w:p>
@@ -9556,7 +13308,29 @@
           <w:szCs w:val="21"/>
           <w:shd w:val="clear" w:color="auto" w:fill="FFFFFF"/>
         </w:rPr>
-        <w:t>to start from.</w:t>
+        <w:t xml:space="preserve">to start </w:t>
+      </w:r>
+      <w:proofErr w:type="gramStart"/>
+      <w:r>
+        <w:rPr>
+          <w:rFonts w:ascii="Helvetica" w:eastAsia="Times New Roman" w:hAnsi="Helvetica" w:cs="Helvetica"/>
+          <w:color w:val="333333"/>
+          <w:sz w:val="21"/>
+          <w:szCs w:val="21"/>
+          <w:shd w:val="clear" w:color="auto" w:fill="FFFFFF"/>
+        </w:rPr>
+        <w:t>from</w:t>
+      </w:r>
+      <w:proofErr w:type="gramEnd"/>
+      <w:r>
+        <w:rPr>
+          <w:rFonts w:ascii="Helvetica" w:eastAsia="Times New Roman" w:hAnsi="Helvetica" w:cs="Helvetica"/>
+          <w:color w:val="333333"/>
+          <w:sz w:val="21"/>
+          <w:szCs w:val="21"/>
+          <w:shd w:val="clear" w:color="auto" w:fill="FFFFFF"/>
+        </w:rPr>
+        <w:t>.</w:t>
       </w:r>
     </w:p>
     <w:p>
@@ -9917,15 +13691,70 @@
               </w:rPr>
               <w:t xml:space="preserve">Updated </w:t>
             </w:r>
-            <w:r>
-              <w:rPr>
-                <w:rFonts w:ascii="Helvetica" w:eastAsia="Times New Roman" w:hAnsi="Helvetica" w:cs="Helvetica"/>
-                <w:color w:val="333333"/>
-                <w:sz w:val="21"/>
-                <w:szCs w:val="21"/>
-                <w:shd w:val="clear" w:color="auto" w:fill="FFFFFF"/>
-              </w:rPr>
-              <w:t>forwarding_unit.vhdl</w:t>
+            <w:proofErr w:type="spellStart"/>
+            <w:r>
+              <w:rPr>
+                <w:rFonts w:ascii="Helvetica" w:eastAsia="Times New Roman" w:hAnsi="Helvetica" w:cs="Helvetica"/>
+                <w:color w:val="333333"/>
+                <w:sz w:val="21"/>
+                <w:szCs w:val="21"/>
+              </w:rPr>
+              <w:t>ALU_</w:t>
+            </w:r>
+            <w:r>
+              <w:rPr>
+                <w:rFonts w:ascii="Helvetica" w:eastAsia="Times New Roman" w:hAnsi="Helvetica" w:cs="Helvetica"/>
+                <w:color w:val="333333"/>
+                <w:sz w:val="21"/>
+                <w:szCs w:val="21"/>
+                <w:shd w:val="clear" w:color="auto" w:fill="FFFFFF"/>
+              </w:rPr>
+              <w:t>forwarding_</w:t>
+            </w:r>
+            <w:proofErr w:type="gramStart"/>
+            <w:r>
+              <w:rPr>
+                <w:rFonts w:ascii="Helvetica" w:eastAsia="Times New Roman" w:hAnsi="Helvetica" w:cs="Helvetica"/>
+                <w:color w:val="333333"/>
+                <w:sz w:val="21"/>
+                <w:szCs w:val="21"/>
+                <w:shd w:val="clear" w:color="auto" w:fill="FFFFFF"/>
+              </w:rPr>
+              <w:t>unit.vhdl</w:t>
+            </w:r>
+            <w:proofErr w:type="spellEnd"/>
+            <w:proofErr w:type="gramEnd"/>
+            <w:r>
+              <w:rPr>
+                <w:rFonts w:ascii="Helvetica" w:eastAsia="Times New Roman" w:hAnsi="Helvetica" w:cs="Helvetica"/>
+                <w:color w:val="333333"/>
+                <w:sz w:val="21"/>
+                <w:szCs w:val="21"/>
+                <w:shd w:val="clear" w:color="auto" w:fill="FFFFFF"/>
+              </w:rPr>
+              <w:t xml:space="preserve"> and the </w:t>
+            </w:r>
+            <w:proofErr w:type="spellStart"/>
+            <w:r>
+              <w:rPr>
+                <w:rFonts w:ascii="Helvetica" w:eastAsia="Times New Roman" w:hAnsi="Helvetica" w:cs="Helvetica"/>
+                <w:color w:val="333333"/>
+                <w:sz w:val="21"/>
+                <w:szCs w:val="21"/>
+                <w:shd w:val="clear" w:color="auto" w:fill="FFFFFF"/>
+              </w:rPr>
+              <w:t>Branch_forwarding</w:t>
+            </w:r>
+            <w:proofErr w:type="spellEnd"/>
+            <w:r>
+              <w:rPr>
+                <w:rFonts w:ascii="Helvetica" w:eastAsia="Times New Roman" w:hAnsi="Helvetica" w:cs="Helvetica"/>
+                <w:color w:val="333333"/>
+                <w:sz w:val="21"/>
+                <w:szCs w:val="21"/>
+                <w:shd w:val="clear" w:color="auto" w:fill="FFFFFF"/>
+              </w:rPr>
+              <w:t xml:space="preserve"> Unit</w:t>
             </w:r>
           </w:p>
         </w:tc>
@@ -10050,7 +13879,27 @@
                 <w:sz w:val="21"/>
                 <w:szCs w:val="21"/>
               </w:rPr>
-              <w:t xml:space="preserve"> pipeline_registers</w:t>
+              <w:t xml:space="preserve"> </w:t>
+            </w:r>
+            <w:proofErr w:type="spellStart"/>
+            <w:r>
+              <w:rPr>
+                <w:rFonts w:ascii="Helvetica" w:eastAsia="Times New Roman" w:hAnsi="Helvetica" w:cs="Helvetica"/>
+                <w:color w:val="333333"/>
+                <w:sz w:val="21"/>
+                <w:szCs w:val="21"/>
+              </w:rPr>
+              <w:t>pipeline_</w:t>
+            </w:r>
+            <w:proofErr w:type="gramStart"/>
+            <w:r>
+              <w:rPr>
+                <w:rFonts w:ascii="Helvetica" w:eastAsia="Times New Roman" w:hAnsi="Helvetica" w:cs="Helvetica"/>
+                <w:color w:val="333333"/>
+                <w:sz w:val="21"/>
+                <w:szCs w:val="21"/>
+              </w:rPr>
+              <w:t>registers</w:t>
             </w:r>
             <w:r>
               <w:rPr>
@@ -10062,6 +13911,8 @@
               </w:rPr>
               <w:t>.vhdl</w:t>
             </w:r>
+            <w:proofErr w:type="spellEnd"/>
+            <w:proofErr w:type="gramEnd"/>
           </w:p>
         </w:tc>
         <w:tc>
@@ -10178,16 +14029,30 @@
               </w:rPr>
               <w:t xml:space="preserve">Update </w:t>
             </w:r>
-            <w:r>
-              <w:rPr>
-                <w:rFonts w:ascii="Helvetica" w:eastAsia="Times New Roman" w:hAnsi="Helvetica" w:cs="Helvetica"/>
-                <w:color w:val="333333"/>
-                <w:sz w:val="21"/>
-                <w:szCs w:val="21"/>
-                <w:shd w:val="clear" w:color="auto" w:fill="FFFFFF"/>
-              </w:rPr>
-              <w:t>hazard_detection_unit.vhdl</w:t>
-            </w:r>
+            <w:proofErr w:type="spellStart"/>
+            <w:r>
+              <w:rPr>
+                <w:rFonts w:ascii="Helvetica" w:eastAsia="Times New Roman" w:hAnsi="Helvetica" w:cs="Helvetica"/>
+                <w:color w:val="333333"/>
+                <w:sz w:val="21"/>
+                <w:szCs w:val="21"/>
+                <w:shd w:val="clear" w:color="auto" w:fill="FFFFFF"/>
+              </w:rPr>
+              <w:t>hazard_detection_</w:t>
+            </w:r>
+            <w:proofErr w:type="gramStart"/>
+            <w:r>
+              <w:rPr>
+                <w:rFonts w:ascii="Helvetica" w:eastAsia="Times New Roman" w:hAnsi="Helvetica" w:cs="Helvetica"/>
+                <w:color w:val="333333"/>
+                <w:sz w:val="21"/>
+                <w:szCs w:val="21"/>
+                <w:shd w:val="clear" w:color="auto" w:fill="FFFFFF"/>
+              </w:rPr>
+              <w:t>unit.vhdl</w:t>
+            </w:r>
+            <w:proofErr w:type="spellEnd"/>
+            <w:proofErr w:type="gramEnd"/>
           </w:p>
         </w:tc>
         <w:tc>
@@ -10301,8 +14166,30 @@
                 <w:sz w:val="21"/>
                 <w:szCs w:val="21"/>
               </w:rPr>
-              <w:t>Update riscv_pipeline.vhdl</w:t>
-            </w:r>
+              <w:t xml:space="preserve">Update </w:t>
+            </w:r>
+            <w:proofErr w:type="spellStart"/>
+            <w:r>
+              <w:rPr>
+                <w:rFonts w:ascii="Helvetica" w:eastAsia="Times New Roman" w:hAnsi="Helvetica" w:cs="Helvetica"/>
+                <w:color w:val="333333"/>
+                <w:sz w:val="21"/>
+                <w:szCs w:val="21"/>
+              </w:rPr>
+              <w:t>riscv_</w:t>
+            </w:r>
+            <w:proofErr w:type="gramStart"/>
+            <w:r>
+              <w:rPr>
+                <w:rFonts w:ascii="Helvetica" w:eastAsia="Times New Roman" w:hAnsi="Helvetica" w:cs="Helvetica"/>
+                <w:color w:val="333333"/>
+                <w:sz w:val="21"/>
+                <w:szCs w:val="21"/>
+              </w:rPr>
+              <w:t>pipeline.vhdl</w:t>
+            </w:r>
+            <w:proofErr w:type="spellEnd"/>
+            <w:proofErr w:type="gramEnd"/>
           </w:p>
         </w:tc>
         <w:tc>
@@ -10512,8 +14399,19 @@
                 <w:sz w:val="21"/>
                 <w:szCs w:val="21"/>
               </w:rPr>
-              <w:t>Questions in Gradescope</w:t>
-            </w:r>
+              <w:t xml:space="preserve">Questions in </w:t>
+            </w:r>
+            <w:proofErr w:type="spellStart"/>
+            <w:r>
+              <w:rPr>
+                <w:rFonts w:ascii="Helvetica" w:eastAsia="Times New Roman" w:hAnsi="Helvetica" w:cs="Helvetica"/>
+                <w:color w:val="333333"/>
+                <w:sz w:val="21"/>
+                <w:szCs w:val="21"/>
+              </w:rPr>
+              <w:t>Gradescope</w:t>
+            </w:r>
+            <w:proofErr w:type="spellEnd"/>
             <w:r>
               <w:rPr>
                 <w:rFonts w:ascii="Helvetica" w:eastAsia="Times New Roman" w:hAnsi="Helvetica" w:cs="Helvetica"/>
@@ -10627,24 +14525,48 @@
               </w:rPr>
               <w:t xml:space="preserve">Re-ordered </w:t>
             </w:r>
-            <w:r>
-              <w:rPr>
-                <w:rFonts w:ascii="Helvetica" w:eastAsia="Times New Roman" w:hAnsi="Helvetica" w:cs="Helvetica"/>
-                <w:color w:val="333333"/>
-                <w:sz w:val="21"/>
-                <w:szCs w:val="21"/>
-              </w:rPr>
-              <w:t xml:space="preserve">instr </w:t>
-            </w:r>
-            <w:r>
-              <w:rPr>
-                <w:rFonts w:ascii="Helvetica" w:eastAsia="Times New Roman" w:hAnsi="Helvetica" w:cs="Helvetica"/>
-                <w:color w:val="333333"/>
-                <w:sz w:val="21"/>
-                <w:szCs w:val="21"/>
-              </w:rPr>
-              <w:t>_mem.vhdl</w:t>
-            </w:r>
+            <w:proofErr w:type="spellStart"/>
+            <w:r>
+              <w:rPr>
+                <w:rFonts w:ascii="Helvetica" w:eastAsia="Times New Roman" w:hAnsi="Helvetica" w:cs="Helvetica"/>
+                <w:color w:val="333333"/>
+                <w:sz w:val="21"/>
+                <w:szCs w:val="21"/>
+              </w:rPr>
+              <w:t>instr</w:t>
+            </w:r>
+            <w:proofErr w:type="spellEnd"/>
+            <w:r>
+              <w:rPr>
+                <w:rFonts w:ascii="Helvetica" w:eastAsia="Times New Roman" w:hAnsi="Helvetica" w:cs="Helvetica"/>
+                <w:color w:val="333333"/>
+                <w:sz w:val="21"/>
+                <w:szCs w:val="21"/>
+              </w:rPr>
+              <w:t xml:space="preserve"> </w:t>
+            </w:r>
+            <w:r>
+              <w:rPr>
+                <w:rFonts w:ascii="Helvetica" w:eastAsia="Times New Roman" w:hAnsi="Helvetica" w:cs="Helvetica"/>
+                <w:color w:val="333333"/>
+                <w:sz w:val="21"/>
+                <w:szCs w:val="21"/>
+              </w:rPr>
+              <w:t>_</w:t>
+            </w:r>
+            <w:proofErr w:type="spellStart"/>
+            <w:proofErr w:type="gramStart"/>
+            <w:r>
+              <w:rPr>
+                <w:rFonts w:ascii="Helvetica" w:eastAsia="Times New Roman" w:hAnsi="Helvetica" w:cs="Helvetica"/>
+                <w:color w:val="333333"/>
+                <w:sz w:val="21"/>
+                <w:szCs w:val="21"/>
+              </w:rPr>
+              <w:t>mem.vhdl</w:t>
+            </w:r>
+            <w:proofErr w:type="spellEnd"/>
+            <w:proofErr w:type="gramEnd"/>
           </w:p>
         </w:tc>
         <w:tc>
@@ -10870,8 +14792,19 @@
                 <w:szCs w:val="21"/>
               </w:rPr>
               <w:lastRenderedPageBreak/>
-              <w:t>Questions in Gradescope</w:t>
-            </w:r>
+              <w:t xml:space="preserve">Questions in </w:t>
+            </w:r>
+            <w:proofErr w:type="spellStart"/>
+            <w:r>
+              <w:rPr>
+                <w:rFonts w:ascii="Helvetica" w:eastAsia="Times New Roman" w:hAnsi="Helvetica" w:cs="Helvetica"/>
+                <w:color w:val="333333"/>
+                <w:sz w:val="21"/>
+                <w:szCs w:val="21"/>
+              </w:rPr>
+              <w:t>Gradescope</w:t>
+            </w:r>
+            <w:proofErr w:type="spellEnd"/>
             <w:r>
               <w:rPr>
                 <w:rFonts w:ascii="Helvetica" w:eastAsia="Times New Roman" w:hAnsi="Helvetica" w:cs="Helvetica"/>
@@ -11357,7 +15290,18 @@
           <w:szCs w:val="21"/>
           <w:shd w:val="clear" w:color="auto" w:fill="FFFFFF"/>
         </w:rPr>
-        <w:t xml:space="preserve"> using the </w:t>
+        <w:t xml:space="preserve"> using </w:t>
+      </w:r>
+      <w:proofErr w:type="gramStart"/>
+      <w:r>
+        <w:rPr>
+          <w:rFonts w:ascii="Helvetica" w:eastAsia="Times New Roman" w:hAnsi="Helvetica" w:cs="Helvetica"/>
+          <w:color w:val="333333"/>
+          <w:sz w:val="21"/>
+          <w:szCs w:val="21"/>
+          <w:shd w:val="clear" w:color="auto" w:fill="FFFFFF"/>
+        </w:rPr>
+        <w:t xml:space="preserve">the </w:t>
       </w:r>
       <w:r>
         <w:rPr>
@@ -11383,25 +15327,48 @@
         </w:rPr>
         <w:t>hen</w:t>
       </w:r>
-      <w:r>
-        <w:rPr>
-          <w:rFonts w:ascii="Helvetica" w:eastAsia="Times New Roman" w:hAnsi="Helvetica" w:cs="Helvetica"/>
-          <w:color w:val="333333"/>
-          <w:sz w:val="21"/>
-          <w:szCs w:val="21"/>
-          <w:shd w:val="clear" w:color="auto" w:fill="FFFFFF"/>
-        </w:rPr>
-        <w:t xml:space="preserve"> statement?”</w:t>
-      </w:r>
-      <w:r>
-        <w:rPr>
-          <w:rFonts w:ascii="Helvetica" w:eastAsia="Times New Roman" w:hAnsi="Helvetica" w:cs="Helvetica"/>
-          <w:color w:val="333333"/>
-          <w:sz w:val="21"/>
-          <w:szCs w:val="21"/>
-          <w:shd w:val="clear" w:color="auto" w:fill="FFFFFF"/>
-        </w:rPr>
-        <w:t>, or ask</w:t>
+      <w:proofErr w:type="gramEnd"/>
+      <w:r>
+        <w:rPr>
+          <w:rFonts w:ascii="Helvetica" w:eastAsia="Times New Roman" w:hAnsi="Helvetica" w:cs="Helvetica"/>
+          <w:color w:val="333333"/>
+          <w:sz w:val="21"/>
+          <w:szCs w:val="21"/>
+          <w:shd w:val="clear" w:color="auto" w:fill="FFFFFF"/>
+        </w:rPr>
+        <w:t xml:space="preserve"> statement?</w:t>
+      </w:r>
+      <w:proofErr w:type="gramStart"/>
+      <w:r>
+        <w:rPr>
+          <w:rFonts w:ascii="Helvetica" w:eastAsia="Times New Roman" w:hAnsi="Helvetica" w:cs="Helvetica"/>
+          <w:color w:val="333333"/>
+          <w:sz w:val="21"/>
+          <w:szCs w:val="21"/>
+          <w:shd w:val="clear" w:color="auto" w:fill="FFFFFF"/>
+        </w:rPr>
+        <w:t>”</w:t>
+      </w:r>
+      <w:r>
+        <w:rPr>
+          <w:rFonts w:ascii="Helvetica" w:eastAsia="Times New Roman" w:hAnsi="Helvetica" w:cs="Helvetica"/>
+          <w:color w:val="333333"/>
+          <w:sz w:val="21"/>
+          <w:szCs w:val="21"/>
+          <w:shd w:val="clear" w:color="auto" w:fill="FFFFFF"/>
+        </w:rPr>
+        <w:t>, or</w:t>
+      </w:r>
+      <w:proofErr w:type="gramEnd"/>
+      <w:r>
+        <w:rPr>
+          <w:rFonts w:ascii="Helvetica" w:eastAsia="Times New Roman" w:hAnsi="Helvetica" w:cs="Helvetica"/>
+          <w:color w:val="333333"/>
+          <w:sz w:val="21"/>
+          <w:szCs w:val="21"/>
+          <w:shd w:val="clear" w:color="auto" w:fill="FFFFFF"/>
+        </w:rPr>
+        <w:t xml:space="preserve"> ask</w:t>
       </w:r>
       <w:r>
         <w:rPr>

--- a/_downloads/bbc24ef944df04e4c81651e5e89e80b7/Final_Project_Assignment_Stage4.docx
+++ b/_downloads/bbc24ef944df04e4c81651e5e89e80b7/Final_Project_Assignment_Stage4.docx
@@ -5893,17 +5893,7 @@
                 <w:szCs w:val="21"/>
                 <w:shd w:val="clear" w:color="auto" w:fill="FFFFFF"/>
               </w:rPr>
-              <w:t>B</w:t>
-            </w:r>
-            <w:r>
-              <w:rPr>
-                <w:rFonts w:ascii="Helvetica" w:eastAsia="Times New Roman" w:hAnsi="Helvetica" w:cs="Helvetica"/>
-                <w:color w:val="333333"/>
-                <w:sz w:val="21"/>
-                <w:szCs w:val="21"/>
-                <w:shd w:val="clear" w:color="auto" w:fill="FFFFFF"/>
-              </w:rPr>
-              <w:t>-</w:t>
+              <w:t>B-</w:t>
             </w:r>
             <w:r>
               <w:rPr>
@@ -5984,8 +5974,9 @@
                 <w:szCs w:val="21"/>
                 <w:shd w:val="clear" w:color="auto" w:fill="FFFFFF"/>
               </w:rPr>
-              <w:t xml:space="preserve"> </w:t>
-            </w:r>
+              <w:t xml:space="preserve"> rs1, rs2, </w:t>
+            </w:r>
+            <w:proofErr w:type="spellStart"/>
             <w:r>
               <w:rPr>
                 <w:rFonts w:ascii="Helvetica" w:eastAsia="Times New Roman" w:hAnsi="Helvetica" w:cs="Helvetica"/>
@@ -5996,44 +5987,7 @@
                 <w:szCs w:val="21"/>
                 <w:shd w:val="clear" w:color="auto" w:fill="FFFFFF"/>
               </w:rPr>
-              <w:t>rs1, rs2</w:t>
-            </w:r>
-            <w:r>
-              <w:rPr>
-                <w:rFonts w:ascii="Helvetica" w:eastAsia="Times New Roman" w:hAnsi="Helvetica" w:cs="Helvetica"/>
-                <w:i/>
-                <w:iCs/>
-                <w:color w:val="333333"/>
-                <w:sz w:val="21"/>
-                <w:szCs w:val="21"/>
-                <w:shd w:val="clear" w:color="auto" w:fill="FFFFFF"/>
-              </w:rPr>
-              <w:t xml:space="preserve">, </w:t>
-            </w:r>
-            <w:proofErr w:type="spellStart"/>
-            <w:r>
-              <w:rPr>
-                <w:rFonts w:ascii="Helvetica" w:eastAsia="Times New Roman" w:hAnsi="Helvetica" w:cs="Helvetica"/>
-                <w:i/>
-                <w:iCs/>
-                <w:color w:val="333333"/>
-                <w:sz w:val="21"/>
-                <w:szCs w:val="21"/>
-                <w:shd w:val="clear" w:color="auto" w:fill="FFFFFF"/>
-              </w:rPr>
-              <w:t>i</w:t>
-            </w:r>
-            <w:r>
-              <w:rPr>
-                <w:rFonts w:ascii="Helvetica" w:eastAsia="Times New Roman" w:hAnsi="Helvetica" w:cs="Helvetica"/>
-                <w:i/>
-                <w:iCs/>
-                <w:color w:val="333333"/>
-                <w:sz w:val="21"/>
-                <w:szCs w:val="21"/>
-                <w:shd w:val="clear" w:color="auto" w:fill="FFFFFF"/>
-              </w:rPr>
-              <w:t>mm</w:t>
+              <w:t>imm</w:t>
             </w:r>
             <w:proofErr w:type="spellEnd"/>
             <w:r>
@@ -6217,17 +6171,7 @@
                 <w:szCs w:val="21"/>
                 <w:shd w:val="clear" w:color="auto" w:fill="FFFFFF"/>
               </w:rPr>
-              <w:t xml:space="preserve">    “</w:t>
-            </w:r>
-            <w:r>
-              <w:rPr>
-                <w:rFonts w:ascii="Helvetica" w:eastAsia="Times New Roman" w:hAnsi="Helvetica" w:cs="Helvetica"/>
-                <w:color w:val="333333"/>
-                <w:sz w:val="21"/>
-                <w:szCs w:val="21"/>
-                <w:shd w:val="clear" w:color="auto" w:fill="FFFFFF"/>
-              </w:rPr>
-              <w:t>&lt;</w:t>
+              <w:t xml:space="preserve">    “&lt;</w:t>
             </w:r>
             <w:proofErr w:type="spellStart"/>
             <w:proofErr w:type="gramStart"/>
@@ -6261,37 +6205,7 @@
                 <w:szCs w:val="21"/>
                 <w:shd w:val="clear" w:color="auto" w:fill="FFFFFF"/>
               </w:rPr>
-              <w:t>1</w:t>
-            </w:r>
-            <w:r>
-              <w:rPr>
-                <w:rFonts w:ascii="Helvetica" w:eastAsia="Times New Roman" w:hAnsi="Helvetica" w:cs="Helvetica"/>
-                <w:color w:val="333333"/>
-                <w:sz w:val="21"/>
-                <w:szCs w:val="21"/>
-                <w:shd w:val="clear" w:color="auto" w:fill="FFFFFF"/>
-              </w:rPr>
-              <w:t>1</w:t>
-            </w:r>
-            <w:r>
-              <w:rPr>
-                <w:rFonts w:ascii="Helvetica" w:eastAsia="Times New Roman" w:hAnsi="Helvetica" w:cs="Helvetica"/>
-                <w:color w:val="333333"/>
-                <w:sz w:val="21"/>
-                <w:szCs w:val="21"/>
-                <w:shd w:val="clear" w:color="auto" w:fill="FFFFFF"/>
-              </w:rPr>
-              <w:t xml:space="preserve">]&gt; </w:t>
-            </w:r>
-            <w:r>
-              <w:rPr>
-                <w:rFonts w:ascii="Helvetica" w:eastAsia="Times New Roman" w:hAnsi="Helvetica" w:cs="Helvetica"/>
-                <w:color w:val="333333"/>
-                <w:sz w:val="21"/>
-                <w:szCs w:val="21"/>
-                <w:shd w:val="clear" w:color="auto" w:fill="FFFFFF"/>
-              </w:rPr>
-              <w:t>&lt;</w:t>
+              <w:t>11]&gt; &lt;</w:t>
             </w:r>
             <w:proofErr w:type="spellStart"/>
             <w:proofErr w:type="gramStart"/>
@@ -6325,37 +6239,7 @@
                 <w:szCs w:val="21"/>
                 <w:shd w:val="clear" w:color="auto" w:fill="FFFFFF"/>
               </w:rPr>
-              <w:t>9</w:t>
-            </w:r>
-            <w:r>
-              <w:rPr>
-                <w:rFonts w:ascii="Helvetica" w:eastAsia="Times New Roman" w:hAnsi="Helvetica" w:cs="Helvetica"/>
-                <w:color w:val="333333"/>
-                <w:sz w:val="21"/>
-                <w:szCs w:val="21"/>
-                <w:shd w:val="clear" w:color="auto" w:fill="FFFFFF"/>
-              </w:rPr>
-              <w:t>:</w:t>
-            </w:r>
-            <w:r>
-              <w:rPr>
-                <w:rFonts w:ascii="Helvetica" w:eastAsia="Times New Roman" w:hAnsi="Helvetica" w:cs="Helvetica"/>
-                <w:color w:val="333333"/>
-                <w:sz w:val="21"/>
-                <w:szCs w:val="21"/>
-                <w:shd w:val="clear" w:color="auto" w:fill="FFFFFF"/>
-              </w:rPr>
-              <w:t>4</w:t>
-            </w:r>
-            <w:r>
-              <w:rPr>
-                <w:rFonts w:ascii="Helvetica" w:eastAsia="Times New Roman" w:hAnsi="Helvetica" w:cs="Helvetica"/>
-                <w:color w:val="333333"/>
-                <w:sz w:val="21"/>
-                <w:szCs w:val="21"/>
-                <w:shd w:val="clear" w:color="auto" w:fill="FFFFFF"/>
-              </w:rPr>
-              <w:t>]&gt; &lt;5-bit rs2&gt;</w:t>
+              <w:t>9:4]&gt; &lt;5-bit rs2&gt;</w:t>
             </w:r>
             <w:r>
               <w:t xml:space="preserve"> </w:t>
@@ -6415,17 +6299,7 @@
                 <w:szCs w:val="21"/>
                 <w:shd w:val="clear" w:color="auto" w:fill="FFFFFF"/>
               </w:rPr>
-              <w:t>3</w:t>
-            </w:r>
-            <w:r>
-              <w:rPr>
-                <w:rFonts w:ascii="Helvetica" w:eastAsia="Times New Roman" w:hAnsi="Helvetica" w:cs="Helvetica"/>
-                <w:color w:val="333333"/>
-                <w:sz w:val="21"/>
-                <w:szCs w:val="21"/>
-                <w:shd w:val="clear" w:color="auto" w:fill="FFFFFF"/>
-              </w:rPr>
-              <w:t xml:space="preserve">:1]&gt;   </w:t>
+              <w:t xml:space="preserve">3:0]&gt;   </w:t>
             </w:r>
           </w:p>
           <w:p>
@@ -6446,27 +6320,7 @@
                 <w:szCs w:val="21"/>
                 <w:shd w:val="clear" w:color="auto" w:fill="FFFFFF"/>
               </w:rPr>
-              <w:t xml:space="preserve">     </w:t>
-            </w:r>
-            <w:r>
-              <w:rPr>
-                <w:rFonts w:ascii="Helvetica" w:eastAsia="Times New Roman" w:hAnsi="Helvetica" w:cs="Helvetica"/>
-                <w:color w:val="333333"/>
-                <w:sz w:val="21"/>
-                <w:szCs w:val="21"/>
-                <w:shd w:val="clear" w:color="auto" w:fill="FFFFFF"/>
-              </w:rPr>
-              <w:t>&lt;unused bit&gt;</w:t>
-            </w:r>
-            <w:r>
-              <w:rPr>
-                <w:rFonts w:ascii="Helvetica" w:eastAsia="Times New Roman" w:hAnsi="Helvetica" w:cs="Helvetica"/>
-                <w:color w:val="333333"/>
-                <w:sz w:val="21"/>
-                <w:szCs w:val="21"/>
-                <w:shd w:val="clear" w:color="auto" w:fill="FFFFFF"/>
-              </w:rPr>
-              <w:t>&lt;</w:t>
+              <w:t xml:space="preserve">     &lt;</w:t>
             </w:r>
             <w:proofErr w:type="spellStart"/>
             <w:proofErr w:type="gramStart"/>
@@ -6500,27 +6354,7 @@
                 <w:szCs w:val="21"/>
                 <w:shd w:val="clear" w:color="auto" w:fill="FFFFFF"/>
               </w:rPr>
-              <w:t>1</w:t>
-            </w:r>
-            <w:r>
-              <w:rPr>
-                <w:rFonts w:ascii="Helvetica" w:eastAsia="Times New Roman" w:hAnsi="Helvetica" w:cs="Helvetica"/>
-                <w:color w:val="333333"/>
-                <w:sz w:val="21"/>
-                <w:szCs w:val="21"/>
-                <w:shd w:val="clear" w:color="auto" w:fill="FFFFFF"/>
-              </w:rPr>
-              <w:t>0</w:t>
-            </w:r>
-            <w:r>
-              <w:rPr>
-                <w:rFonts w:ascii="Helvetica" w:eastAsia="Times New Roman" w:hAnsi="Helvetica" w:cs="Helvetica"/>
-                <w:color w:val="333333"/>
-                <w:sz w:val="21"/>
-                <w:szCs w:val="21"/>
-                <w:shd w:val="clear" w:color="auto" w:fill="FFFFFF"/>
-              </w:rPr>
-              <w:t>]&gt;&lt;7-bit opcode&gt;”</w:t>
+              <w:t>10]&gt;&lt;7-bit opcode&gt;”</w:t>
             </w:r>
           </w:p>
           <w:p>
@@ -6533,46 +6367,6 @@
                 <w:shd w:val="clear" w:color="auto" w:fill="FFFFFF"/>
               </w:rPr>
             </w:pPr>
-            <w:r>
-              <w:rPr>
-                <w:rFonts w:ascii="Helvetica" w:eastAsia="Times New Roman" w:hAnsi="Helvetica" w:cs="Helvetica"/>
-                <w:color w:val="333333"/>
-                <w:sz w:val="21"/>
-                <w:szCs w:val="21"/>
-                <w:shd w:val="clear" w:color="auto" w:fill="FFFFFF"/>
-              </w:rPr>
-              <w:t xml:space="preserve"> </w:t>
-            </w:r>
-            <w:r>
-              <w:rPr>
-                <w:rFonts w:ascii="Helvetica" w:eastAsia="Times New Roman" w:hAnsi="Helvetica" w:cs="Helvetica"/>
-                <w:color w:val="333333"/>
-                <w:sz w:val="21"/>
-                <w:szCs w:val="21"/>
-                <w:shd w:val="clear" w:color="auto" w:fill="FFFFFF"/>
-              </w:rPr>
-              <w:t xml:space="preserve">    funct3= “</w:t>
-            </w:r>
-            <w:r>
-              <w:rPr>
-                <w:rFonts w:ascii="Helvetica" w:eastAsia="Times New Roman" w:hAnsi="Helvetica" w:cs="Helvetica"/>
-                <w:color w:val="333333"/>
-                <w:sz w:val="21"/>
-                <w:szCs w:val="21"/>
-                <w:shd w:val="clear" w:color="auto" w:fill="FFFFFF"/>
-              </w:rPr>
-              <w:t>001</w:t>
-            </w:r>
-            <w:r>
-              <w:rPr>
-                <w:rFonts w:ascii="Helvetica" w:eastAsia="Times New Roman" w:hAnsi="Helvetica" w:cs="Helvetica"/>
-                <w:color w:val="333333"/>
-                <w:sz w:val="21"/>
-                <w:szCs w:val="21"/>
-                <w:shd w:val="clear" w:color="auto" w:fill="FFFFFF"/>
-              </w:rPr>
-              <w:t>”</w:t>
-            </w:r>
           </w:p>
           <w:p>
             <w:pPr>
@@ -6592,37 +6386,7 @@
                 <w:szCs w:val="21"/>
                 <w:shd w:val="clear" w:color="auto" w:fill="FFFFFF"/>
               </w:rPr>
-              <w:t xml:space="preserve">    Opcode= “</w:t>
-            </w:r>
-            <w:r>
-              <w:rPr>
-                <w:rFonts w:ascii="Helvetica" w:hAnsi="Helvetica" w:cs="Helvetica"/>
-                <w:color w:val="333333"/>
-                <w:sz w:val="21"/>
-                <w:szCs w:val="21"/>
-                <w:shd w:val="clear" w:color="auto" w:fill="FFFFFF"/>
-              </w:rPr>
-              <w:t>1100011</w:t>
-            </w:r>
-            <w:r>
-              <w:rPr>
-                <w:rFonts w:ascii="Helvetica" w:eastAsia="Times New Roman" w:hAnsi="Helvetica" w:cs="Helvetica"/>
-                <w:color w:val="333333"/>
-                <w:sz w:val="21"/>
-                <w:szCs w:val="21"/>
-                <w:shd w:val="clear" w:color="auto" w:fill="FFFFFF"/>
-              </w:rPr>
-              <w:t>”</w:t>
-            </w:r>
-            <w:r>
-              <w:rPr>
-                <w:rFonts w:ascii="Helvetica" w:hAnsi="Helvetica" w:cs="Helvetica"/>
-                <w:color w:val="333333"/>
-                <w:sz w:val="21"/>
-                <w:szCs w:val="21"/>
-                <w:shd w:val="clear" w:color="auto" w:fill="FFFFFF"/>
-              </w:rPr>
-              <w:t>.</w:t>
+              <w:t xml:space="preserve">     funct3= “001”</w:t>
             </w:r>
           </w:p>
           <w:p>
@@ -6635,7 +6399,16 @@
                 <w:shd w:val="clear" w:color="auto" w:fill="FFFFFF"/>
               </w:rPr>
             </w:pPr>
-            <w:proofErr w:type="gramStart"/>
+            <w:r>
+              <w:rPr>
+                <w:rFonts w:ascii="Helvetica" w:eastAsia="Times New Roman" w:hAnsi="Helvetica" w:cs="Helvetica"/>
+                <w:color w:val="333333"/>
+                <w:sz w:val="21"/>
+                <w:szCs w:val="21"/>
+                <w:shd w:val="clear" w:color="auto" w:fill="FFFFFF"/>
+              </w:rPr>
+              <w:t xml:space="preserve">    Opcode= “</w:t>
+            </w:r>
             <w:r>
               <w:rPr>
                 <w:rFonts w:ascii="Helvetica" w:hAnsi="Helvetica" w:cs="Helvetica"/>
@@ -6644,9 +6417,18 @@
                 <w:szCs w:val="21"/>
                 <w:shd w:val="clear" w:color="auto" w:fill="FFFFFF"/>
               </w:rPr>
-              <w:t>So</w:t>
-            </w:r>
-            <w:proofErr w:type="gramEnd"/>
+              <w:t>1100011</w:t>
+            </w:r>
+            <w:r>
+              <w:rPr>
+                <w:rFonts w:ascii="Helvetica" w:eastAsia="Times New Roman" w:hAnsi="Helvetica" w:cs="Helvetica"/>
+                <w:color w:val="333333"/>
+                <w:sz w:val="21"/>
+                <w:szCs w:val="21"/>
+                <w:shd w:val="clear" w:color="auto" w:fill="FFFFFF"/>
+              </w:rPr>
+              <w:t>”</w:t>
+            </w:r>
             <w:r>
               <w:rPr>
                 <w:rFonts w:ascii="Helvetica" w:hAnsi="Helvetica" w:cs="Helvetica"/>
@@ -6655,157 +6437,19 @@
                 <w:szCs w:val="21"/>
                 <w:shd w:val="clear" w:color="auto" w:fill="FFFFFF"/>
               </w:rPr>
-              <w:t xml:space="preserve"> the final PC = PC + 4 + (sign </w:t>
-            </w:r>
-            <w:proofErr w:type="gramStart"/>
-            <w:r>
-              <w:rPr>
-                <w:rFonts w:ascii="Helvetica" w:hAnsi="Helvetica" w:cs="Helvetica"/>
-                <w:color w:val="333333"/>
-                <w:sz w:val="21"/>
-                <w:szCs w:val="21"/>
-                <w:shd w:val="clear" w:color="auto" w:fill="FFFFFF"/>
-              </w:rPr>
-              <w:t>extend)(</w:t>
-            </w:r>
-            <w:proofErr w:type="spellStart"/>
-            <w:r>
-              <w:rPr>
-                <w:rFonts w:ascii="Helvetica" w:hAnsi="Helvetica" w:cs="Helvetica"/>
-                <w:color w:val="333333"/>
-                <w:sz w:val="21"/>
-                <w:szCs w:val="21"/>
-                <w:shd w:val="clear" w:color="auto" w:fill="FFFFFF"/>
-              </w:rPr>
-              <w:t>imm</w:t>
-            </w:r>
-            <w:proofErr w:type="spellEnd"/>
-            <w:r>
-              <w:rPr>
-                <w:rFonts w:ascii="Helvetica" w:hAnsi="Helvetica" w:cs="Helvetica"/>
-                <w:color w:val="333333"/>
-                <w:sz w:val="21"/>
-                <w:szCs w:val="21"/>
-                <w:shd w:val="clear" w:color="auto" w:fill="FFFFFF"/>
-              </w:rPr>
-              <w:t>[</w:t>
-            </w:r>
-            <w:proofErr w:type="gramEnd"/>
-            <w:r>
-              <w:rPr>
-                <w:rFonts w:ascii="Helvetica" w:hAnsi="Helvetica" w:cs="Helvetica"/>
-                <w:color w:val="333333"/>
-                <w:sz w:val="21"/>
-                <w:szCs w:val="21"/>
-                <w:shd w:val="clear" w:color="auto" w:fill="FFFFFF"/>
-              </w:rPr>
-              <w:t>1</w:t>
-            </w:r>
-            <w:r>
-              <w:rPr>
-                <w:rFonts w:ascii="Helvetica" w:hAnsi="Helvetica" w:cs="Helvetica"/>
-                <w:color w:val="333333"/>
-                <w:sz w:val="21"/>
-                <w:szCs w:val="21"/>
-                <w:shd w:val="clear" w:color="auto" w:fill="FFFFFF"/>
-              </w:rPr>
-              <w:t>1</w:t>
-            </w:r>
-            <w:r>
-              <w:rPr>
-                <w:rFonts w:ascii="Helvetica" w:hAnsi="Helvetica" w:cs="Helvetica"/>
-                <w:color w:val="333333"/>
-                <w:sz w:val="21"/>
-                <w:szCs w:val="21"/>
-                <w:shd w:val="clear" w:color="auto" w:fill="FFFFFF"/>
-              </w:rPr>
-              <w:t>:1])</w:t>
+              <w:t>.</w:t>
             </w:r>
           </w:p>
           <w:p>
             <w:pPr>
               <w:rPr>
-                <w:rFonts w:ascii="Helvetica" w:hAnsi="Helvetica" w:cs="Helvetica"/>
+                <w:rFonts w:ascii="Helvetica" w:eastAsia="Times New Roman" w:hAnsi="Helvetica" w:cs="Helvetica"/>
                 <w:color w:val="333333"/>
                 <w:sz w:val="21"/>
                 <w:szCs w:val="21"/>
                 <w:shd w:val="clear" w:color="auto" w:fill="FFFFFF"/>
               </w:rPr>
             </w:pPr>
-            <w:r>
-              <w:rPr>
-                <w:rFonts w:ascii="Helvetica" w:hAnsi="Helvetica" w:cs="Helvetica"/>
-                <w:color w:val="333333"/>
-                <w:sz w:val="21"/>
-                <w:szCs w:val="21"/>
-                <w:shd w:val="clear" w:color="auto" w:fill="FFFFFF"/>
-              </w:rPr>
-              <w:t xml:space="preserve">Note: for our implementation, </w:t>
-            </w:r>
-            <w:proofErr w:type="spellStart"/>
-            <w:proofErr w:type="gramStart"/>
-            <w:r>
-              <w:rPr>
-                <w:rFonts w:ascii="Helvetica" w:hAnsi="Helvetica" w:cs="Helvetica"/>
-                <w:color w:val="333333"/>
-                <w:sz w:val="21"/>
-                <w:szCs w:val="21"/>
-                <w:shd w:val="clear" w:color="auto" w:fill="FFFFFF"/>
-              </w:rPr>
-              <w:t>imm</w:t>
-            </w:r>
-            <w:proofErr w:type="spellEnd"/>
-            <w:r>
-              <w:rPr>
-                <w:rFonts w:ascii="Helvetica" w:hAnsi="Helvetica" w:cs="Helvetica"/>
-                <w:color w:val="333333"/>
-                <w:sz w:val="21"/>
-                <w:szCs w:val="21"/>
-                <w:shd w:val="clear" w:color="auto" w:fill="FFFFFF"/>
-              </w:rPr>
-              <w:t>[</w:t>
-            </w:r>
-            <w:proofErr w:type="gramEnd"/>
-            <w:r>
-              <w:rPr>
-                <w:rFonts w:ascii="Helvetica" w:hAnsi="Helvetica" w:cs="Helvetica"/>
-                <w:color w:val="333333"/>
-                <w:sz w:val="21"/>
-                <w:szCs w:val="21"/>
-                <w:shd w:val="clear" w:color="auto" w:fill="FFFFFF"/>
-              </w:rPr>
-              <w:t>11</w:t>
-            </w:r>
-            <w:r>
-              <w:rPr>
-                <w:rFonts w:ascii="Helvetica" w:hAnsi="Helvetica" w:cs="Helvetica"/>
-                <w:color w:val="333333"/>
-                <w:sz w:val="21"/>
-                <w:szCs w:val="21"/>
-                <w:shd w:val="clear" w:color="auto" w:fill="FFFFFF"/>
-              </w:rPr>
-              <w:t>:1]</w:t>
-            </w:r>
-            <w:r>
-              <w:rPr>
-                <w:rFonts w:ascii="Helvetica" w:hAnsi="Helvetica" w:cs="Helvetica"/>
-                <w:color w:val="333333"/>
-                <w:sz w:val="21"/>
-                <w:szCs w:val="21"/>
-                <w:shd w:val="clear" w:color="auto" w:fill="FFFFFF"/>
-              </w:rPr>
-              <w:t xml:space="preserve"> </w:t>
-            </w:r>
-            <w:r>
-              <w:rPr>
-                <w:rFonts w:ascii="Helvetica" w:hAnsi="Helvetica" w:cs="Helvetica"/>
-                <w:color w:val="333333"/>
-                <w:sz w:val="21"/>
-                <w:szCs w:val="21"/>
-                <w:shd w:val="clear" w:color="auto" w:fill="FFFFFF"/>
-              </w:rPr>
-              <w:t>points to a byte [not word or 16-bit]</w:t>
-            </w:r>
           </w:p>
           <w:p>
             <w:pPr>
@@ -6817,6 +6461,7 @@
                 <w:shd w:val="clear" w:color="auto" w:fill="FFFFFF"/>
               </w:rPr>
             </w:pPr>
+            <w:proofErr w:type="gramStart"/>
             <w:r>
               <w:rPr>
                 <w:rFonts w:ascii="Helvetica" w:hAnsi="Helvetica" w:cs="Helvetica"/>
@@ -6825,8 +6470,9 @@
                 <w:szCs w:val="21"/>
                 <w:shd w:val="clear" w:color="auto" w:fill="FFFFFF"/>
               </w:rPr>
-              <w:t xml:space="preserve">         Unused bit is due to shifting </w:t>
-            </w:r>
+              <w:t>So</w:t>
+            </w:r>
+            <w:proofErr w:type="gramEnd"/>
             <w:r>
               <w:rPr>
                 <w:rFonts w:ascii="Helvetica" w:hAnsi="Helvetica" w:cs="Helvetica"/>
@@ -6835,8 +6481,9 @@
                 <w:szCs w:val="21"/>
                 <w:shd w:val="clear" w:color="auto" w:fill="FFFFFF"/>
               </w:rPr>
-              <w:t>right</w:t>
-            </w:r>
+              <w:t xml:space="preserve"> the final PC = PC + 4 + (sign </w:t>
+            </w:r>
+            <w:proofErr w:type="gramStart"/>
             <w:r>
               <w:rPr>
                 <w:rFonts w:ascii="Helvetica" w:hAnsi="Helvetica" w:cs="Helvetica"/>
@@ -6845,7 +6492,95 @@
                 <w:szCs w:val="21"/>
                 <w:shd w:val="clear" w:color="auto" w:fill="FFFFFF"/>
               </w:rPr>
-              <w:t>, which drops least significant bit.</w:t>
+              <w:t>extend)(</w:t>
+            </w:r>
+            <w:proofErr w:type="spellStart"/>
+            <w:r>
+              <w:rPr>
+                <w:rFonts w:ascii="Helvetica" w:hAnsi="Helvetica" w:cs="Helvetica"/>
+                <w:color w:val="333333"/>
+                <w:sz w:val="21"/>
+                <w:szCs w:val="21"/>
+                <w:shd w:val="clear" w:color="auto" w:fill="FFFFFF"/>
+              </w:rPr>
+              <w:t>imm</w:t>
+            </w:r>
+            <w:proofErr w:type="spellEnd"/>
+            <w:r>
+              <w:rPr>
+                <w:rFonts w:ascii="Helvetica" w:hAnsi="Helvetica" w:cs="Helvetica"/>
+                <w:color w:val="333333"/>
+                <w:sz w:val="21"/>
+                <w:szCs w:val="21"/>
+                <w:shd w:val="clear" w:color="auto" w:fill="FFFFFF"/>
+              </w:rPr>
+              <w:t>[</w:t>
+            </w:r>
+            <w:proofErr w:type="gramEnd"/>
+            <w:r>
+              <w:rPr>
+                <w:rFonts w:ascii="Helvetica" w:hAnsi="Helvetica" w:cs="Helvetica"/>
+                <w:color w:val="333333"/>
+                <w:sz w:val="21"/>
+                <w:szCs w:val="21"/>
+                <w:shd w:val="clear" w:color="auto" w:fill="FFFFFF"/>
+              </w:rPr>
+              <w:t>11:0])</w:t>
+            </w:r>
+          </w:p>
+          <w:p>
+            <w:pPr>
+              <w:rPr>
+                <w:rFonts w:ascii="Helvetica" w:hAnsi="Helvetica" w:cs="Helvetica"/>
+                <w:color w:val="333333"/>
+                <w:sz w:val="21"/>
+                <w:szCs w:val="21"/>
+                <w:shd w:val="clear" w:color="auto" w:fill="FFFFFF"/>
+              </w:rPr>
+            </w:pPr>
+            <w:r>
+              <w:rPr>
+                <w:rFonts w:ascii="Helvetica" w:hAnsi="Helvetica" w:cs="Helvetica"/>
+                <w:color w:val="333333"/>
+                <w:sz w:val="21"/>
+                <w:szCs w:val="21"/>
+                <w:shd w:val="clear" w:color="auto" w:fill="FFFFFF"/>
+              </w:rPr>
+              <w:t xml:space="preserve">Note: for our implementation, </w:t>
+            </w:r>
+            <w:proofErr w:type="spellStart"/>
+            <w:proofErr w:type="gramStart"/>
+            <w:r>
+              <w:rPr>
+                <w:rFonts w:ascii="Helvetica" w:hAnsi="Helvetica" w:cs="Helvetica"/>
+                <w:color w:val="333333"/>
+                <w:sz w:val="21"/>
+                <w:szCs w:val="21"/>
+                <w:shd w:val="clear" w:color="auto" w:fill="FFFFFF"/>
+              </w:rPr>
+              <w:t>imm</w:t>
+            </w:r>
+            <w:proofErr w:type="spellEnd"/>
+            <w:r>
+              <w:rPr>
+                <w:rFonts w:ascii="Helvetica" w:hAnsi="Helvetica" w:cs="Helvetica"/>
+                <w:color w:val="333333"/>
+                <w:sz w:val="21"/>
+                <w:szCs w:val="21"/>
+                <w:shd w:val="clear" w:color="auto" w:fill="FFFFFF"/>
+              </w:rPr>
+              <w:t>[</w:t>
+            </w:r>
+            <w:proofErr w:type="gramEnd"/>
+            <w:r>
+              <w:rPr>
+                <w:rFonts w:ascii="Helvetica" w:hAnsi="Helvetica" w:cs="Helvetica"/>
+                <w:color w:val="333333"/>
+                <w:sz w:val="21"/>
+                <w:szCs w:val="21"/>
+                <w:shd w:val="clear" w:color="auto" w:fill="FFFFFF"/>
+              </w:rPr>
+              <w:t>11:0] points to a byte [not word or 16-bit]</w:t>
             </w:r>
           </w:p>
           <w:p>
@@ -7031,27 +6766,7 @@
                 <w:szCs w:val="21"/>
                 <w:shd w:val="clear" w:color="auto" w:fill="FFFFFF"/>
               </w:rPr>
-              <w:t>J (jump</w:t>
-            </w:r>
-            <w:r>
-              <w:rPr>
-                <w:rFonts w:ascii="Helvetica" w:eastAsia="Times New Roman" w:hAnsi="Helvetica" w:cs="Helvetica"/>
-                <w:color w:val="333333"/>
-                <w:sz w:val="21"/>
-                <w:szCs w:val="21"/>
-                <w:shd w:val="clear" w:color="auto" w:fill="FFFFFF"/>
-              </w:rPr>
-              <w:t xml:space="preserve"> to label</w:t>
-            </w:r>
-            <w:r>
-              <w:rPr>
-                <w:rFonts w:ascii="Helvetica" w:eastAsia="Times New Roman" w:hAnsi="Helvetica" w:cs="Helvetica"/>
-                <w:color w:val="333333"/>
-                <w:sz w:val="21"/>
-                <w:szCs w:val="21"/>
-                <w:shd w:val="clear" w:color="auto" w:fill="FFFFFF"/>
-              </w:rPr>
-              <w:t>) is a</w:t>
+              <w:t>J (jump to label) is a</w:t>
             </w:r>
             <w:r>
               <w:rPr>
@@ -7266,31 +6981,7 @@
                 <w:szCs w:val="21"/>
                 <w:shd w:val="clear" w:color="auto" w:fill="FFFFFF"/>
               </w:rPr>
-              <w:t xml:space="preserve"> jump to PC = PC + 4 +</w:t>
-            </w:r>
-            <w:r>
-              <w:rPr>
-                <w:rFonts w:ascii="Helvetica" w:eastAsia="Times New Roman" w:hAnsi="Helvetica" w:cs="Helvetica"/>
-                <w:i/>
-                <w:iCs/>
-                <w:color w:val="333333"/>
-                <w:sz w:val="21"/>
-                <w:szCs w:val="21"/>
-                <w:shd w:val="clear" w:color="auto" w:fill="FFFFFF"/>
-              </w:rPr>
-              <w:t xml:space="preserve"> (sign extend)</w:t>
-            </w:r>
-            <w:r>
-              <w:rPr>
-                <w:rFonts w:ascii="Helvetica" w:eastAsia="Times New Roman" w:hAnsi="Helvetica" w:cs="Helvetica"/>
-                <w:i/>
-                <w:iCs/>
-                <w:color w:val="333333"/>
-                <w:sz w:val="21"/>
-                <w:szCs w:val="21"/>
-                <w:shd w:val="clear" w:color="auto" w:fill="FFFFFF"/>
-              </w:rPr>
-              <w:t xml:space="preserve"> </w:t>
+              <w:t xml:space="preserve"> jump to PC = PC + 4 + (sign extend) </w:t>
             </w:r>
             <w:proofErr w:type="spellStart"/>
             <w:r>
@@ -7575,17 +7266,7 @@
                 <w:szCs w:val="21"/>
                 <w:shd w:val="clear" w:color="auto" w:fill="FFFFFF"/>
               </w:rPr>
-              <w:t xml:space="preserve"> immediate, sign extended to 32-bit; offset to be added to </w:t>
-            </w:r>
-            <w:r>
-              <w:rPr>
-                <w:rFonts w:ascii="Helvetica" w:eastAsia="Times New Roman" w:hAnsi="Helvetica" w:cs="Helvetica"/>
-                <w:color w:val="333333"/>
-                <w:sz w:val="21"/>
-                <w:szCs w:val="21"/>
-                <w:shd w:val="clear" w:color="auto" w:fill="FFFFFF"/>
-              </w:rPr>
-              <w:t>PC + 4</w:t>
+              <w:t xml:space="preserve"> immediate, sign extended to 32-bit; offset to be added to PC + 4</w:t>
             </w:r>
           </w:p>
           <w:p>
@@ -7673,27 +7354,7 @@
                 <w:szCs w:val="21"/>
                 <w:shd w:val="clear" w:color="auto" w:fill="FFFFFF"/>
               </w:rPr>
-              <w:t>20]</w:t>
-            </w:r>
-            <w:r>
-              <w:rPr>
-                <w:rFonts w:ascii="Helvetica" w:eastAsia="Times New Roman" w:hAnsi="Helvetica" w:cs="Helvetica"/>
-                <w:color w:val="333333"/>
-                <w:sz w:val="21"/>
-                <w:szCs w:val="21"/>
-                <w:shd w:val="clear" w:color="auto" w:fill="FFFFFF"/>
-              </w:rPr>
-              <w:t xml:space="preserve">&gt; </w:t>
-            </w:r>
-            <w:r>
-              <w:rPr>
-                <w:rFonts w:ascii="Helvetica" w:eastAsia="Times New Roman" w:hAnsi="Helvetica" w:cs="Helvetica"/>
-                <w:color w:val="333333"/>
-                <w:sz w:val="21"/>
-                <w:szCs w:val="21"/>
-                <w:shd w:val="clear" w:color="auto" w:fill="FFFFFF"/>
-              </w:rPr>
-              <w:t>&lt;</w:t>
+              <w:t>19]&gt; &lt;</w:t>
             </w:r>
             <w:proofErr w:type="spellStart"/>
             <w:proofErr w:type="gramStart"/>
@@ -7727,37 +7388,7 @@
                 <w:szCs w:val="21"/>
                 <w:shd w:val="clear" w:color="auto" w:fill="FFFFFF"/>
               </w:rPr>
-              <w:t>10</w:t>
-            </w:r>
-            <w:r>
-              <w:rPr>
-                <w:rFonts w:ascii="Helvetica" w:eastAsia="Times New Roman" w:hAnsi="Helvetica" w:cs="Helvetica"/>
-                <w:color w:val="333333"/>
-                <w:sz w:val="21"/>
-                <w:szCs w:val="21"/>
-                <w:shd w:val="clear" w:color="auto" w:fill="FFFFFF"/>
-              </w:rPr>
-              <w:t>:1</w:t>
-            </w:r>
-            <w:r>
-              <w:rPr>
-                <w:rFonts w:ascii="Helvetica" w:eastAsia="Times New Roman" w:hAnsi="Helvetica" w:cs="Helvetica"/>
-                <w:color w:val="333333"/>
-                <w:sz w:val="21"/>
-                <w:szCs w:val="21"/>
-                <w:shd w:val="clear" w:color="auto" w:fill="FFFFFF"/>
-              </w:rPr>
-              <w:t xml:space="preserve">]&gt; </w:t>
-            </w:r>
-            <w:r>
-              <w:rPr>
-                <w:rFonts w:ascii="Helvetica" w:eastAsia="Times New Roman" w:hAnsi="Helvetica" w:cs="Helvetica"/>
-                <w:color w:val="333333"/>
-                <w:sz w:val="21"/>
-                <w:szCs w:val="21"/>
-                <w:shd w:val="clear" w:color="auto" w:fill="FFFFFF"/>
-              </w:rPr>
-              <w:t>&lt;</w:t>
+              <w:t>9:0]&gt; &lt;</w:t>
             </w:r>
             <w:proofErr w:type="spellStart"/>
             <w:proofErr w:type="gramStart"/>
@@ -7791,17 +7422,7 @@
                 <w:szCs w:val="21"/>
                 <w:shd w:val="clear" w:color="auto" w:fill="FFFFFF"/>
               </w:rPr>
-              <w:t>11]&gt;</w:t>
-            </w:r>
-            <w:r>
-              <w:rPr>
-                <w:rFonts w:ascii="Helvetica" w:eastAsia="Times New Roman" w:hAnsi="Helvetica" w:cs="Helvetica"/>
-                <w:color w:val="333333"/>
-                <w:sz w:val="21"/>
-                <w:szCs w:val="21"/>
-                <w:shd w:val="clear" w:color="auto" w:fill="FFFFFF"/>
-              </w:rPr>
-              <w:t xml:space="preserve"> &lt;</w:t>
+              <w:t>10]&gt; &lt;</w:t>
             </w:r>
             <w:proofErr w:type="spellStart"/>
             <w:proofErr w:type="gramStart"/>
@@ -7835,17 +7456,7 @@
                 <w:szCs w:val="21"/>
                 <w:shd w:val="clear" w:color="auto" w:fill="FFFFFF"/>
               </w:rPr>
-              <w:t>19:12]&gt;</w:t>
-            </w:r>
-            <w:r>
-              <w:rPr>
-                <w:rFonts w:ascii="Helvetica" w:eastAsia="Times New Roman" w:hAnsi="Helvetica" w:cs="Helvetica"/>
-                <w:color w:val="333333"/>
-                <w:sz w:val="21"/>
-                <w:szCs w:val="21"/>
-                <w:shd w:val="clear" w:color="auto" w:fill="FFFFFF"/>
-              </w:rPr>
-              <w:t xml:space="preserve">&lt;5-bit </w:t>
+              <w:t xml:space="preserve">18:11]&gt;&lt;5-bit </w:t>
             </w:r>
             <w:proofErr w:type="spellStart"/>
             <w:r>
@@ -7923,27 +7534,7 @@
                 <w:szCs w:val="21"/>
                 <w:shd w:val="clear" w:color="auto" w:fill="FFFFFF"/>
               </w:rPr>
-              <w:t xml:space="preserve"> = not used</w:t>
-            </w:r>
-            <w:r>
-              <w:rPr>
-                <w:rFonts w:ascii="Helvetica" w:eastAsia="Times New Roman" w:hAnsi="Helvetica" w:cs="Helvetica"/>
-                <w:color w:val="333333"/>
-                <w:sz w:val="21"/>
-                <w:szCs w:val="21"/>
-                <w:shd w:val="clear" w:color="auto" w:fill="FFFFFF"/>
-              </w:rPr>
-              <w:t xml:space="preserve"> “00000</w:t>
-            </w:r>
-            <w:r>
-              <w:rPr>
-                <w:rFonts w:ascii="Helvetica" w:eastAsia="Times New Roman" w:hAnsi="Helvetica" w:cs="Helvetica"/>
-                <w:color w:val="333333"/>
-                <w:sz w:val="21"/>
-                <w:szCs w:val="21"/>
-                <w:shd w:val="clear" w:color="auto" w:fill="FFFFFF"/>
-              </w:rPr>
-              <w:t>”</w:t>
+              <w:t xml:space="preserve"> = not used “00000”</w:t>
             </w:r>
           </w:p>
           <w:p>
@@ -8071,7 +7662,7 @@
                 <w:szCs w:val="21"/>
                 <w:shd w:val="clear" w:color="auto" w:fill="FFFFFF"/>
               </w:rPr>
-              <w:t>20:1])</w:t>
+              <w:t>19:0])</w:t>
             </w:r>
           </w:p>
           <w:p>
@@ -8126,17 +7717,7 @@
                 <w:szCs w:val="21"/>
                 <w:shd w:val="clear" w:color="auto" w:fill="FFFFFF"/>
               </w:rPr>
-              <w:t>20:1] points to a byte</w:t>
-            </w:r>
-            <w:r>
-              <w:rPr>
-                <w:rFonts w:ascii="Helvetica" w:hAnsi="Helvetica" w:cs="Helvetica"/>
-                <w:color w:val="333333"/>
-                <w:sz w:val="21"/>
-                <w:szCs w:val="21"/>
-                <w:shd w:val="clear" w:color="auto" w:fill="FFFFFF"/>
-              </w:rPr>
-              <w:t xml:space="preserve"> [not word or 16-bit]</w:t>
+              <w:t>19:0] points to a byte [not word or 16-bit]</w:t>
             </w:r>
           </w:p>
           <w:p>
@@ -8517,27 +8098,7 @@
                 <w:szCs w:val="21"/>
                 <w:shd w:val="clear" w:color="auto" w:fill="FFFFFF"/>
               </w:rPr>
-              <w:t xml:space="preserve">   #</w:t>
-            </w:r>
-            <w:r>
-              <w:rPr>
-                <w:rFonts w:ascii="Helvetica" w:eastAsia="Times New Roman" w:hAnsi="Helvetica" w:cs="Helvetica"/>
-                <w:color w:val="333333"/>
-                <w:sz w:val="21"/>
-                <w:szCs w:val="21"/>
-                <w:shd w:val="clear" w:color="auto" w:fill="FFFFFF"/>
-              </w:rPr>
-              <w:t>.</w:t>
-            </w:r>
-            <w:r>
-              <w:rPr>
-                <w:rFonts w:ascii="Helvetica" w:eastAsia="Times New Roman" w:hAnsi="Helvetica" w:cs="Helvetica"/>
-                <w:color w:val="333333"/>
-                <w:sz w:val="21"/>
-                <w:szCs w:val="21"/>
-                <w:shd w:val="clear" w:color="auto" w:fill="FFFFFF"/>
-              </w:rPr>
-              <w:t xml:space="preserve"> </w:t>
+              <w:t xml:space="preserve">   #. </w:t>
             </w:r>
             <w:proofErr w:type="spellStart"/>
             <w:r>
@@ -8559,17 +8120,7 @@
                 <w:szCs w:val="21"/>
                 <w:shd w:val="clear" w:color="auto" w:fill="FFFFFF"/>
               </w:rPr>
-              <w:t xml:space="preserve"> </w:t>
-            </w:r>
-            <w:r>
-              <w:rPr>
-                <w:rFonts w:ascii="Helvetica" w:eastAsia="Times New Roman" w:hAnsi="Helvetica" w:cs="Helvetica"/>
-                <w:color w:val="333333"/>
-                <w:sz w:val="21"/>
-                <w:szCs w:val="21"/>
-                <w:shd w:val="clear" w:color="auto" w:fill="FFFFFF"/>
-              </w:rPr>
-              <w:t>= rs1 + -</w:t>
+              <w:t xml:space="preserve"> = rs1 + -</w:t>
             </w:r>
             <w:proofErr w:type="spellStart"/>
             <w:r>
@@ -8602,17 +8153,7 @@
                 <w:szCs w:val="21"/>
                 <w:shd w:val="clear" w:color="auto" w:fill="FFFFFF"/>
               </w:rPr>
-              <w:t>You will add a custom SUBI instruction to your implementation</w:t>
-            </w:r>
-            <w:r>
-              <w:rPr>
-                <w:rFonts w:ascii="Helvetica" w:eastAsia="Times New Roman" w:hAnsi="Helvetica" w:cs="Helvetica"/>
-                <w:color w:val="333333"/>
-                <w:sz w:val="21"/>
-                <w:szCs w:val="21"/>
-                <w:shd w:val="clear" w:color="auto" w:fill="FFFFFF"/>
-              </w:rPr>
-              <w:t xml:space="preserve">. </w:t>
+              <w:t xml:space="preserve">You will add a custom SUBI instruction to your implementation. </w:t>
             </w:r>
           </w:p>
           <w:p>
@@ -8886,47 +8427,7 @@
                 <w:szCs w:val="21"/>
                 <w:shd w:val="clear" w:color="auto" w:fill="FFFFFF"/>
               </w:rPr>
-              <w:t xml:space="preserve">In the RISC-V architecture, there is a LA </w:t>
-            </w:r>
-            <w:r>
-              <w:rPr>
-                <w:rFonts w:ascii="Helvetica" w:eastAsia="Times New Roman" w:hAnsi="Helvetica" w:cs="Helvetica"/>
-                <w:color w:val="333333"/>
-                <w:sz w:val="21"/>
-                <w:szCs w:val="21"/>
-                <w:shd w:val="clear" w:color="auto" w:fill="FFFFFF"/>
-              </w:rPr>
-              <w:t>pseudo-</w:t>
-            </w:r>
-            <w:r>
-              <w:rPr>
-                <w:rFonts w:ascii="Helvetica" w:eastAsia="Times New Roman" w:hAnsi="Helvetica" w:cs="Helvetica"/>
-                <w:color w:val="333333"/>
-                <w:sz w:val="21"/>
-                <w:szCs w:val="21"/>
-                <w:shd w:val="clear" w:color="auto" w:fill="FFFFFF"/>
-              </w:rPr>
-              <w:t>instruction</w:t>
-            </w:r>
-            <w:r>
-              <w:rPr>
-                <w:rFonts w:ascii="Helvetica" w:eastAsia="Times New Roman" w:hAnsi="Helvetica" w:cs="Helvetica"/>
-                <w:color w:val="333333"/>
-                <w:sz w:val="21"/>
-                <w:szCs w:val="21"/>
-                <w:shd w:val="clear" w:color="auto" w:fill="FFFFFF"/>
-              </w:rPr>
-              <w:t>, which loads an address in a register to be used as a pointer to a data array.</w:t>
-            </w:r>
-            <w:r>
-              <w:rPr>
-                <w:rFonts w:ascii="Helvetica" w:eastAsia="Times New Roman" w:hAnsi="Helvetica" w:cs="Helvetica"/>
-                <w:color w:val="333333"/>
-                <w:sz w:val="21"/>
-                <w:szCs w:val="21"/>
-                <w:shd w:val="clear" w:color="auto" w:fill="FFFFFF"/>
-              </w:rPr>
-              <w:t xml:space="preserve"> Since we cannot have a load with a 32-bit immediate value, this pseudo-instruction is </w:t>
+              <w:t xml:space="preserve">In the RISC-V architecture, there is a LA pseudo-instruction, which loads an address in a register to be used as a pointer to a data array. Since we cannot have a load with a 32-bit immediate value, this pseudo-instruction is </w:t>
             </w:r>
             <w:proofErr w:type="gramStart"/>
             <w:r>
@@ -8948,27 +8449,7 @@
                 <w:szCs w:val="21"/>
                 <w:shd w:val="clear" w:color="auto" w:fill="FFFFFF"/>
               </w:rPr>
-              <w:t xml:space="preserve"> with two instructions</w:t>
-            </w:r>
-            <w:r>
-              <w:rPr>
-                <w:rFonts w:ascii="Helvetica" w:eastAsia="Times New Roman" w:hAnsi="Helvetica" w:cs="Helvetica"/>
-                <w:color w:val="333333"/>
-                <w:sz w:val="21"/>
-                <w:szCs w:val="21"/>
-                <w:shd w:val="clear" w:color="auto" w:fill="FFFFFF"/>
-              </w:rPr>
-              <w:t xml:space="preserve"> to create the 32-bit value</w:t>
-            </w:r>
-            <w:r>
-              <w:rPr>
-                <w:rFonts w:ascii="Helvetica" w:eastAsia="Times New Roman" w:hAnsi="Helvetica" w:cs="Helvetica"/>
-                <w:color w:val="333333"/>
-                <w:sz w:val="21"/>
-                <w:szCs w:val="21"/>
-                <w:shd w:val="clear" w:color="auto" w:fill="FFFFFF"/>
-              </w:rPr>
-              <w:t>:</w:t>
+              <w:t xml:space="preserve"> with two instructions to create the 32-bit value:</w:t>
             </w:r>
           </w:p>
           <w:p>
@@ -9263,17 +8744,7 @@
                 <w:szCs w:val="21"/>
                 <w:shd w:val="clear" w:color="auto" w:fill="FFFFFF"/>
               </w:rPr>
-              <w:t>, which always loads the fixed value of our array</w:t>
-            </w:r>
-            <w:r>
-              <w:rPr>
-                <w:rFonts w:ascii="Helvetica" w:eastAsia="Times New Roman" w:hAnsi="Helvetica" w:cs="Helvetica"/>
-                <w:color w:val="333333"/>
-                <w:sz w:val="21"/>
-                <w:szCs w:val="21"/>
-                <w:shd w:val="clear" w:color="auto" w:fill="FFFFFF"/>
-              </w:rPr>
-              <w:t xml:space="preserve"> 0x10000000.</w:t>
+              <w:t>, which always loads the fixed value of our array 0x10000000.</w:t>
             </w:r>
           </w:p>
           <w:p>
@@ -9296,19 +8767,7 @@
                 <w:szCs w:val="21"/>
                 <w:shd w:val="clear" w:color="auto" w:fill="FFFFFF"/>
               </w:rPr>
-              <w:t xml:space="preserve">Instruction </w:t>
-            </w:r>
-            <w:r>
-              <w:rPr>
-                <w:rFonts w:ascii="Helvetica" w:eastAsia="Times New Roman" w:hAnsi="Helvetica" w:cs="Helvetica"/>
-                <w:b/>
-                <w:bCs/>
-                <w:color w:val="333333"/>
-                <w:sz w:val="21"/>
-                <w:szCs w:val="21"/>
-                <w:shd w:val="clear" w:color="auto" w:fill="FFFFFF"/>
-              </w:rPr>
-              <w:t>Format</w:t>
+              <w:t>Instruction Format</w:t>
             </w:r>
             <w:proofErr w:type="gramStart"/>
             <w:r>
@@ -9319,17 +8778,7 @@
                 <w:szCs w:val="21"/>
                 <w:shd w:val="clear" w:color="auto" w:fill="FFFFFF"/>
               </w:rPr>
-              <w:t xml:space="preserve">:  </w:t>
-            </w:r>
-            <w:r>
-              <w:rPr>
-                <w:rFonts w:ascii="Helvetica" w:eastAsia="Times New Roman" w:hAnsi="Helvetica" w:cs="Helvetica"/>
-                <w:color w:val="333333"/>
-                <w:sz w:val="21"/>
-                <w:szCs w:val="21"/>
-                <w:shd w:val="clear" w:color="auto" w:fill="FFFFFF"/>
-              </w:rPr>
-              <w:t>“</w:t>
+              <w:t>:  “</w:t>
             </w:r>
             <w:proofErr w:type="gramEnd"/>
             <w:r>
@@ -9340,16 +8789,31 @@
                 <w:szCs w:val="21"/>
                 <w:shd w:val="clear" w:color="auto" w:fill="FFFFFF"/>
               </w:rPr>
-              <w:t>&lt;20-bit don’t care&gt;</w:t>
-            </w:r>
-            <w:r>
-              <w:rPr>
-                <w:rFonts w:ascii="Helvetica" w:eastAsia="Times New Roman" w:hAnsi="Helvetica" w:cs="Helvetica"/>
-                <w:color w:val="333333"/>
-                <w:sz w:val="21"/>
-                <w:szCs w:val="21"/>
-                <w:shd w:val="clear" w:color="auto" w:fill="FFFFFF"/>
-              </w:rPr>
+              <w:t xml:space="preserve">&lt;20-bit don’t care&gt; &lt;5-bit </w:t>
+            </w:r>
+            <w:proofErr w:type="spellStart"/>
+            <w:r>
+              <w:rPr>
+                <w:rFonts w:ascii="Helvetica" w:eastAsia="Times New Roman" w:hAnsi="Helvetica" w:cs="Helvetica"/>
+                <w:color w:val="333333"/>
+                <w:sz w:val="21"/>
+                <w:szCs w:val="21"/>
+                <w:shd w:val="clear" w:color="auto" w:fill="FFFFFF"/>
+              </w:rPr>
+              <w:t>rd</w:t>
+            </w:r>
+            <w:proofErr w:type="spellEnd"/>
+            <w:r>
+              <w:rPr>
+                <w:rFonts w:ascii="Helvetica" w:eastAsia="Times New Roman" w:hAnsi="Helvetica" w:cs="Helvetica"/>
+                <w:color w:val="333333"/>
+                <w:sz w:val="21"/>
+                <w:szCs w:val="21"/>
+                <w:shd w:val="clear" w:color="auto" w:fill="FFFFFF"/>
+              </w:rPr>
+              <w:t>&gt;</w:t>
+            </w:r>
+            <w:r>
               <w:t xml:space="preserve"> </w:t>
             </w:r>
             <w:r>
@@ -9360,72 +8824,7 @@
                 <w:szCs w:val="21"/>
                 <w:shd w:val="clear" w:color="auto" w:fill="FFFFFF"/>
               </w:rPr>
-              <w:t xml:space="preserve">&lt;5-bit </w:t>
-            </w:r>
-            <w:proofErr w:type="spellStart"/>
-            <w:r>
-              <w:rPr>
-                <w:rFonts w:ascii="Helvetica" w:eastAsia="Times New Roman" w:hAnsi="Helvetica" w:cs="Helvetica"/>
-                <w:color w:val="333333"/>
-                <w:sz w:val="21"/>
-                <w:szCs w:val="21"/>
-                <w:shd w:val="clear" w:color="auto" w:fill="FFFFFF"/>
-              </w:rPr>
-              <w:t>rd</w:t>
-            </w:r>
-            <w:proofErr w:type="spellEnd"/>
-            <w:r>
-              <w:rPr>
-                <w:rFonts w:ascii="Helvetica" w:eastAsia="Times New Roman" w:hAnsi="Helvetica" w:cs="Helvetica"/>
-                <w:color w:val="333333"/>
-                <w:sz w:val="21"/>
-                <w:szCs w:val="21"/>
-                <w:shd w:val="clear" w:color="auto" w:fill="FFFFFF"/>
-              </w:rPr>
-              <w:t>&gt;</w:t>
-            </w:r>
-            <w:r>
-              <w:t xml:space="preserve"> </w:t>
-            </w:r>
-            <w:r>
-              <w:rPr>
-                <w:rFonts w:ascii="Helvetica" w:eastAsia="Times New Roman" w:hAnsi="Helvetica" w:cs="Helvetica"/>
-                <w:color w:val="333333"/>
-                <w:sz w:val="21"/>
-                <w:szCs w:val="21"/>
-                <w:shd w:val="clear" w:color="auto" w:fill="FFFFFF"/>
-              </w:rPr>
-              <w:t>&lt;</w:t>
-            </w:r>
-            <w:r>
-              <w:rPr>
-                <w:rFonts w:ascii="Helvetica" w:eastAsia="Times New Roman" w:hAnsi="Helvetica" w:cs="Helvetica"/>
-                <w:color w:val="333333"/>
-                <w:sz w:val="21"/>
-                <w:szCs w:val="21"/>
-                <w:shd w:val="clear" w:color="auto" w:fill="FFFFFF"/>
-              </w:rPr>
-              <w:t>7</w:t>
-            </w:r>
-            <w:r>
-              <w:rPr>
-                <w:rFonts w:ascii="Helvetica" w:eastAsia="Times New Roman" w:hAnsi="Helvetica" w:cs="Helvetica"/>
-                <w:color w:val="333333"/>
-                <w:sz w:val="21"/>
-                <w:szCs w:val="21"/>
-                <w:shd w:val="clear" w:color="auto" w:fill="FFFFFF"/>
-              </w:rPr>
-              <w:t>-bit opcode&gt;</w:t>
-            </w:r>
-            <w:r>
-              <w:rPr>
-                <w:rFonts w:ascii="Helvetica" w:eastAsia="Times New Roman" w:hAnsi="Helvetica" w:cs="Helvetica"/>
-                <w:color w:val="333333"/>
-                <w:sz w:val="21"/>
-                <w:szCs w:val="21"/>
-                <w:shd w:val="clear" w:color="auto" w:fill="FFFFFF"/>
-              </w:rPr>
-              <w:t>”</w:t>
+              <w:t>&lt;7-bit opcode&gt;”</w:t>
             </w:r>
           </w:p>
           <w:p>
@@ -9489,37 +8888,7 @@
                 <w:szCs w:val="21"/>
                 <w:shd w:val="clear" w:color="auto" w:fill="FFFFFF"/>
               </w:rPr>
-              <w:t xml:space="preserve">    </w:t>
-            </w:r>
-            <w:r>
-              <w:rPr>
-                <w:rFonts w:ascii="Helvetica" w:eastAsia="Times New Roman" w:hAnsi="Helvetica" w:cs="Helvetica"/>
-                <w:color w:val="333333"/>
-                <w:sz w:val="21"/>
-                <w:szCs w:val="21"/>
-                <w:shd w:val="clear" w:color="auto" w:fill="FFFFFF"/>
-              </w:rPr>
-              <w:t>O</w:t>
-            </w:r>
-            <w:r>
-              <w:rPr>
-                <w:rFonts w:ascii="Helvetica" w:eastAsia="Times New Roman" w:hAnsi="Helvetica" w:cs="Helvetica"/>
-                <w:color w:val="333333"/>
-                <w:sz w:val="21"/>
-                <w:szCs w:val="21"/>
-                <w:shd w:val="clear" w:color="auto" w:fill="FFFFFF"/>
-              </w:rPr>
-              <w:t>pcode</w:t>
-            </w:r>
-            <w:r>
-              <w:rPr>
-                <w:rFonts w:ascii="Helvetica" w:eastAsia="Times New Roman" w:hAnsi="Helvetica" w:cs="Helvetica"/>
-                <w:color w:val="333333"/>
-                <w:sz w:val="21"/>
-                <w:szCs w:val="21"/>
-                <w:shd w:val="clear" w:color="auto" w:fill="FFFFFF"/>
-              </w:rPr>
-              <w:t>= “</w:t>
+              <w:t xml:space="preserve">    Opcode= “</w:t>
             </w:r>
             <w:r>
               <w:rPr>
@@ -9640,27 +9009,7 @@
                 <w:szCs w:val="21"/>
                 <w:shd w:val="clear" w:color="auto" w:fill="FFFFFF"/>
               </w:rPr>
-              <w:t xml:space="preserve">. </w:t>
-            </w:r>
-            <w:r>
-              <w:rPr>
-                <w:rFonts w:ascii="Helvetica" w:eastAsia="Times New Roman" w:hAnsi="Helvetica" w:cs="Helvetica"/>
-                <w:color w:val="333333"/>
-                <w:sz w:val="21"/>
-                <w:szCs w:val="21"/>
-                <w:shd w:val="clear" w:color="auto" w:fill="FFFFFF"/>
-              </w:rPr>
-              <w:t xml:space="preserve">In stage 2, you will implement a NOP instruction, but instead </w:t>
-            </w:r>
-            <w:r>
-              <w:rPr>
-                <w:rFonts w:ascii="Helvetica" w:eastAsia="Times New Roman" w:hAnsi="Helvetica" w:cs="Helvetica"/>
-                <w:color w:val="333333"/>
-                <w:sz w:val="21"/>
-                <w:szCs w:val="21"/>
-                <w:shd w:val="clear" w:color="auto" w:fill="FFFFFF"/>
-              </w:rPr>
-              <w:t xml:space="preserve">of using the ADDI, you will use the </w:t>
+              <w:t xml:space="preserve">. In stage 2, you will implement a NOP instruction, but instead of using the ADDI, you will use the </w:t>
             </w:r>
             <w:r>
               <w:rPr>
@@ -9672,31 +9021,7 @@
                 <w:szCs w:val="21"/>
                 <w:shd w:val="clear" w:color="auto" w:fill="FFFFFF"/>
               </w:rPr>
-              <w:t xml:space="preserve">32-bit instruction </w:t>
-            </w:r>
-            <w:r>
-              <w:rPr>
-                <w:rFonts w:ascii="Helvetica" w:eastAsia="Times New Roman" w:hAnsi="Helvetica" w:cs="Helvetica"/>
-                <w:b/>
-                <w:bCs/>
-                <w:color w:val="333333"/>
-                <w:sz w:val="21"/>
-                <w:szCs w:val="21"/>
-                <w:shd w:val="clear" w:color="auto" w:fill="FFFFFF"/>
-              </w:rPr>
-              <w:t>“</w:t>
-            </w:r>
-            <w:r>
-              <w:rPr>
-                <w:rFonts w:ascii="Helvetica" w:eastAsia="Times New Roman" w:hAnsi="Helvetica" w:cs="Helvetica"/>
-                <w:b/>
-                <w:bCs/>
-                <w:color w:val="333333"/>
-                <w:sz w:val="21"/>
-                <w:szCs w:val="21"/>
-                <w:shd w:val="clear" w:color="auto" w:fill="FFFFFF"/>
-              </w:rPr>
-              <w:t>0x00000000</w:t>
+              <w:t>32-bit instruction “0x00000000</w:t>
             </w:r>
             <w:r>
               <w:rPr>
@@ -9716,17 +9041,7 @@
                 <w:szCs w:val="21"/>
                 <w:shd w:val="clear" w:color="auto" w:fill="FFFFFF"/>
               </w:rPr>
-              <w:t xml:space="preserve">, and when detected, </w:t>
-            </w:r>
-            <w:r>
-              <w:rPr>
-                <w:rFonts w:ascii="Helvetica" w:eastAsia="Times New Roman" w:hAnsi="Helvetica" w:cs="Helvetica"/>
-                <w:color w:val="333333"/>
-                <w:sz w:val="21"/>
-                <w:szCs w:val="21"/>
-                <w:shd w:val="clear" w:color="auto" w:fill="FFFFFF"/>
-              </w:rPr>
-              <w:t>your system will set all the control signals to zero (</w:t>
+              <w:t>, and when detected, your system will set all the control signals to zero (</w:t>
             </w:r>
             <w:proofErr w:type="spellStart"/>
             <w:r>
@@ -9836,17 +9151,7 @@
                 <w:szCs w:val="21"/>
                 <w:shd w:val="clear" w:color="auto" w:fill="FFFFFF"/>
               </w:rPr>
-              <w:t xml:space="preserve"> &lt;= '0';</w:t>
-            </w:r>
-            <w:r>
-              <w:rPr>
-                <w:rFonts w:ascii="Helvetica" w:eastAsia="Times New Roman" w:hAnsi="Helvetica" w:cs="Helvetica"/>
-                <w:color w:val="333333"/>
-                <w:sz w:val="21"/>
-                <w:szCs w:val="21"/>
-                <w:shd w:val="clear" w:color="auto" w:fill="FFFFFF"/>
-              </w:rPr>
-              <w:t xml:space="preserve"> see </w:t>
+              <w:t xml:space="preserve"> &lt;= '0'; see </w:t>
             </w:r>
             <w:proofErr w:type="spellStart"/>
             <w:r>
@@ -10259,7 +9564,37 @@
           <w:szCs w:val="21"/>
           <w:shd w:val="clear" w:color="auto" w:fill="FFFFFF"/>
         </w:rPr>
-        <w:t xml:space="preserve">.pptx to match your design, labeling the correct signal names and connecting or labeling the red control signals.  </w:t>
+        <w:t>.pptx to match your design, labeling the correct signal names and connecting or labeling the red control signals</w:t>
+      </w:r>
+      <w:r>
+        <w:rPr>
+          <w:rFonts w:ascii="Helvetica" w:eastAsia="Times New Roman" w:hAnsi="Helvetica" w:cs="Helvetica"/>
+          <w:color w:val="333333"/>
+          <w:sz w:val="21"/>
+          <w:szCs w:val="21"/>
+          <w:shd w:val="clear" w:color="auto" w:fill="FFFFFF"/>
+        </w:rPr>
+        <w:t xml:space="preserve"> </w:t>
+      </w:r>
+      <w:r>
+        <w:rPr>
+          <w:rFonts w:ascii="Helvetica" w:eastAsia="Times New Roman" w:hAnsi="Helvetica" w:cs="Helvetica"/>
+          <w:color w:val="333333"/>
+          <w:sz w:val="21"/>
+          <w:szCs w:val="21"/>
+          <w:shd w:val="clear" w:color="auto" w:fill="FFFFFF"/>
+        </w:rPr>
+        <w:t xml:space="preserve">and blue data registers.  </w:t>
+      </w:r>
+      <w:r>
+        <w:rPr>
+          <w:rFonts w:ascii="Helvetica" w:eastAsia="Times New Roman" w:hAnsi="Helvetica" w:cs="Helvetica"/>
+          <w:color w:val="333333"/>
+          <w:sz w:val="21"/>
+          <w:szCs w:val="21"/>
+          <w:shd w:val="clear" w:color="auto" w:fill="FFFFFF"/>
+        </w:rPr>
+        <w:t xml:space="preserve"> </w:t>
       </w:r>
       <w:r>
         <w:rPr>
@@ -11649,6 +10984,30 @@
         </w:rPr>
         <w:t>, display_x5, display_x6, display_x7, display_x10</w:t>
       </w:r>
+      <w:r>
+        <w:rPr>
+          <w:rFonts w:ascii="Helvetica" w:eastAsia="Times New Roman" w:hAnsi="Helvetica" w:cs="Helvetica"/>
+          <w:i/>
+          <w:iCs/>
+          <w:color w:val="333333"/>
+          <w:sz w:val="21"/>
+          <w:szCs w:val="21"/>
+        </w:rPr>
+        <w:t xml:space="preserve">, </w:t>
+      </w:r>
+      <w:proofErr w:type="spellStart"/>
+      <w:r>
+        <w:rPr>
+          <w:rFonts w:ascii="Helvetica" w:eastAsia="Times New Roman" w:hAnsi="Helvetica" w:cs="Helvetica"/>
+          <w:i/>
+          <w:iCs/>
+          <w:color w:val="333333"/>
+          <w:sz w:val="21"/>
+          <w:szCs w:val="21"/>
+        </w:rPr>
+        <w:t>start_stall</w:t>
+      </w:r>
+      <w:proofErr w:type="spellEnd"/>
     </w:p>
     <w:p>
       <w:pPr>
@@ -11712,6 +11071,55 @@
           <w:szCs w:val="21"/>
         </w:rPr>
         <w:t>.</w:t>
+      </w:r>
+      <w:r>
+        <w:rPr>
+          <w:rFonts w:ascii="Helvetica" w:eastAsia="Times New Roman" w:hAnsi="Helvetica" w:cs="Helvetica"/>
+          <w:color w:val="333333"/>
+          <w:sz w:val="21"/>
+          <w:szCs w:val="21"/>
+        </w:rPr>
+        <w:t xml:space="preserve"> Remember to annotate on the simulation plot the key points showing your simulation worked (like final clock cycle, final value of x5, x6, x7 and x10, and the new features like </w:t>
+      </w:r>
+      <w:proofErr w:type="spellStart"/>
+      <w:r>
+        <w:rPr>
+          <w:rFonts w:ascii="Helvetica" w:eastAsia="Times New Roman" w:hAnsi="Helvetica" w:cs="Helvetica"/>
+          <w:color w:val="333333"/>
+          <w:sz w:val="21"/>
+          <w:szCs w:val="21"/>
+        </w:rPr>
+        <w:t>start_stall</w:t>
+      </w:r>
+      <w:proofErr w:type="spellEnd"/>
+      <w:r>
+        <w:rPr>
+          <w:rFonts w:ascii="Helvetica" w:eastAsia="Times New Roman" w:hAnsi="Helvetica" w:cs="Helvetica"/>
+          <w:color w:val="333333"/>
+          <w:sz w:val="21"/>
+          <w:szCs w:val="21"/>
+        </w:rPr>
+        <w:t xml:space="preserve">, </w:t>
+      </w:r>
+      <w:proofErr w:type="spellStart"/>
+      <w:r>
+        <w:rPr>
+          <w:rFonts w:ascii="Helvetica" w:eastAsia="Times New Roman" w:hAnsi="Helvetica" w:cs="Helvetica"/>
+          <w:color w:val="333333"/>
+          <w:sz w:val="21"/>
+          <w:szCs w:val="21"/>
+        </w:rPr>
+        <w:t>etc</w:t>
+      </w:r>
+      <w:proofErr w:type="spellEnd"/>
+      <w:r>
+        <w:rPr>
+          <w:rFonts w:ascii="Helvetica" w:eastAsia="Times New Roman" w:hAnsi="Helvetica" w:cs="Helvetica"/>
+          <w:color w:val="333333"/>
+          <w:sz w:val="21"/>
+          <w:szCs w:val="21"/>
+        </w:rPr>
+        <w:t>)</w:t>
       </w:r>
     </w:p>
     <w:p>
@@ -12820,6 +12228,7 @@
           <w:sz w:val="21"/>
           <w:szCs w:val="21"/>
         </w:rPr>
+        <w:lastRenderedPageBreak/>
         <w:t xml:space="preserve">Answer the following questions </w:t>
       </w:r>
       <w:r>
@@ -12944,7 +12353,6 @@
           <w:sz w:val="21"/>
           <w:szCs w:val="21"/>
         </w:rPr>
-        <w:lastRenderedPageBreak/>
         <w:t xml:space="preserve">What was the final value of register 7? </w:t>
       </w:r>
     </w:p>
@@ -14669,6 +14077,7 @@
                 <w:sz w:val="21"/>
                 <w:szCs w:val="21"/>
               </w:rPr>
+              <w:lastRenderedPageBreak/>
               <w:t xml:space="preserve">Test </w:t>
             </w:r>
             <w:r>
@@ -14791,7 +14200,6 @@
                 <w:sz w:val="21"/>
                 <w:szCs w:val="21"/>
               </w:rPr>
-              <w:lastRenderedPageBreak/>
               <w:t xml:space="preserve">Questions in </w:t>
             </w:r>
             <w:proofErr w:type="spellStart"/>
